--- a/artifact.docx
+++ b/artifact.docx
@@ -61,7 +61,7 @@
                     </pic:cNvPicPr>
                   </pic:nvPicPr>
                   <pic:blipFill>
-                    <a:blip r:embed="rId9" cstate="print"/>
+                    <a:blip r:embed="rId7" cstate="print"/>
                     <a:stretch>
                       <a:fillRect/>
                     </a:stretch>
@@ -140,41 +140,69 @@
     </w:p>
     <w:p>
       <w:pPr>
-        <w:ind w:left="1430"/>
-        <w:rPr>
-          <w:rFonts w:hint="eastAsia" w:ascii="仿宋_GB2312" w:hAnsi="华文仿宋" w:eastAsia="仿宋_GB2312" w:cs="Times New Roman"/>
-          <w:b/>
-          <w:bCs/>
-          <w:color w:val="auto"/>
-          <w:kern w:val="2"/>
-          <w:sz w:val="32"/>
-          <w:szCs w:val="24"/>
-          <w:u w:val="single"/>
-          <w:lang w:val="en-US" w:eastAsia="zh-CN" w:bidi="ar-SA"/>
-        </w:rPr>
-      </w:pPr>
-      <w:r>
+        <w:ind w:left="3034" w:leftChars="680" w:hanging="1606" w:hangingChars="500"/>
         <w:rPr>
           <w:rFonts w:hint="eastAsia" w:ascii="仿宋_GB2312" w:hAnsi="华文仿宋" w:eastAsia="仿宋_GB2312"/>
           <w:b/>
           <w:bCs/>
           <w:sz w:val="32"/>
-        </w:rPr>
-        <w:t>论文题目：</w:t>
-      </w:r>
-      <w:r>
-        <w:rPr>
-          <w:rFonts w:hint="eastAsia" w:ascii="仿宋_GB2312" w:hAnsi="华文仿宋" w:eastAsia="仿宋_GB2312" w:cs="Times New Roman"/>
+          <w:u w:val="single"/>
+          <w:lang w:val="en-US" w:eastAsia="zh-CN"/>
+        </w:rPr>
+      </w:pPr>
+      <w:r>
+        <w:rPr>
+          <w:rFonts w:hint="eastAsia" w:ascii="仿宋_GB2312" w:hAnsi="华文仿宋" w:eastAsia="仿宋_GB2312"/>
           <w:b/>
           <w:bCs/>
-          <w:color w:val="auto"/>
-          <w:kern w:val="2"/>
           <w:sz w:val="32"/>
-          <w:szCs w:val="24"/>
+        </w:rPr>
+        <w:t>论文题目：</w:t>
+      </w:r>
+      <w:r>
+        <w:rPr>
+          <w:rFonts w:hint="eastAsia" w:ascii="仿宋_GB2312" w:hAnsi="华文仿宋" w:eastAsia="仿宋_GB2312"/>
+          <w:b/>
+          <w:bCs/>
+          <w:sz w:val="32"/>
           <w:u w:val="single"/>
-          <w:lang w:val="en-US" w:eastAsia="zh-CN" w:bidi="ar-SA"/>
-        </w:rPr>
-        <w:t>基于边缘计算的藏红花全生长周期智能培育系统设计与实现</w:t>
+        </w:rPr>
+        <w:t>基于</w:t>
+      </w:r>
+      <w:r>
+        <w:rPr>
+          <w:rFonts w:hint="eastAsia" w:ascii="仿宋_GB2312" w:hAnsi="华文仿宋" w:eastAsia="仿宋_GB2312"/>
+          <w:b/>
+          <w:bCs/>
+          <w:sz w:val="32"/>
+          <w:u w:val="single"/>
+          <w:lang w:val="en-US" w:eastAsia="zh-CN"/>
+        </w:rPr>
+        <w:t>边缘计算的藏红花全生长</w:t>
+      </w:r>
+    </w:p>
+    <w:p>
+      <w:pPr>
+        <w:ind w:left="3024" w:leftChars="1440" w:firstLine="0" w:firstLineChars="0"/>
+        <w:rPr>
+          <w:rFonts w:hint="default" w:ascii="仿宋_GB2312" w:hAnsi="华文仿宋" w:eastAsia="仿宋_GB2312"/>
+          <w:b/>
+          <w:bCs/>
+          <w:sz w:val="32"/>
+          <w:u w:val="single"/>
+          <w:lang w:val="en-US" w:eastAsia="zh-CN"/>
+        </w:rPr>
+      </w:pPr>
+      <w:r>
+        <w:rPr>
+          <w:rFonts w:hint="eastAsia" w:ascii="仿宋_GB2312" w:hAnsi="华文仿宋" w:eastAsia="仿宋_GB2312"/>
+          <w:b/>
+          <w:bCs/>
+          <w:sz w:val="32"/>
+          <w:u w:val="single"/>
+          <w:lang w:val="en-US" w:eastAsia="zh-CN"/>
+        </w:rPr>
+        <w:t>周期智能培育系统设计与实现</w:t>
       </w:r>
     </w:p>
     <w:p>
@@ -385,7 +413,7 @@
           <w:sz w:val="32"/>
         </w:rPr>
         <w:sectPr>
-          <w:footerReference r:id="rId5" w:type="default"/>
+          <w:footerReference r:id="rId3" w:type="default"/>
           <w:pgSz w:w="11906" w:h="16838"/>
           <w:pgMar w:top="1440" w:right="1800" w:bottom="1440" w:left="1800" w:header="851" w:footer="992" w:gutter="0"/>
           <w:pgNumType w:start="1"/>
@@ -549,15 +577,10 @@
             </w:pPr>
             <w:r>
               <w:rPr>
-                <w:rFonts w:hint="eastAsia" w:ascii="仿宋_GB2312" w:hAnsi="华文仿宋" w:eastAsia="仿宋_GB2312" w:cs="Times New Roman"/>
+                <w:rFonts w:hint="eastAsia" w:ascii="宋体"/>
                 <w:b/>
-                <w:bCs/>
-                <w:color w:val="auto"/>
-                <w:kern w:val="2"/>
-                <w:sz w:val="32"/>
-                <w:szCs w:val="24"/>
-                <w:u w:val="single"/>
-                <w:lang w:val="en-US" w:eastAsia="zh-CN" w:bidi="ar-SA"/>
+                <w:szCs w:val="21"/>
+                <w:lang w:val="en-US" w:eastAsia="zh-CN"/>
               </w:rPr>
               <w:t>基于边缘计算的藏红花全生长周期智能培育系统设计与实现</w:t>
             </w:r>
@@ -1637,12 +1660,6 @@
       <w:pPr>
         <w:pStyle w:val="16"/>
         <w:rPr>
-          <w:rFonts w:hint="eastAsia"/>
-          <w:sz w:val="24"/>
-        </w:rPr>
-      </w:pPr>
-      <w:r>
-        <w:rPr>
           <w:rFonts w:hint="eastAsia" w:ascii="Times New Roman" w:hAnsi="Times New Roman" w:eastAsia="宋体" w:cs="Times New Roman"/>
           <w:b/>
           <w:bCs/>
@@ -1652,6 +1669,18 @@
           <w:szCs w:val="32"/>
           <w:lang w:val="en-US" w:eastAsia="zh-CN" w:bidi="ar-SA"/>
         </w:rPr>
+      </w:pPr>
+      <w:r>
+        <w:rPr>
+          <w:rFonts w:hint="eastAsia" w:ascii="Times New Roman" w:hAnsi="Times New Roman" w:eastAsia="宋体" w:cs="Times New Roman"/>
+          <w:b/>
+          <w:bCs/>
+          <w:color w:val="auto"/>
+          <w:kern w:val="44"/>
+          <w:sz w:val="32"/>
+          <w:szCs w:val="32"/>
+          <w:lang w:val="en-US" w:eastAsia="zh-CN" w:bidi="ar-SA"/>
+        </w:rPr>
         <w:t>基于边缘计算的藏红花全生长周期智能培育系统设计与实现</w:t>
       </w:r>
     </w:p>
@@ -1676,17 +1705,7 @@
           <w:szCs w:val="24"/>
           <w:lang w:val="en-US" w:eastAsia="zh-CN" w:bidi="ar-SA"/>
         </w:rPr>
-        <w:t>摘要</w:t>
-      </w:r>
-      <w:r>
-        <w:rPr>
-          <w:rFonts w:hint="eastAsia" w:cs="Times New Roman"/>
-          <w:kern w:val="2"/>
-          <w:sz w:val="24"/>
-          <w:szCs w:val="24"/>
-          <w:lang w:val="en-US" w:eastAsia="zh-CN" w:bidi="ar-SA"/>
-        </w:rPr>
-        <w:t xml:space="preserve">: </w:t>
+        <w:t xml:space="preserve">摘要: </w:t>
       </w:r>
       <w:r>
         <w:rPr>
@@ -1703,6 +1722,50 @@
       <w:pPr>
         <w:pStyle w:val="3"/>
         <w:rPr>
+          <w:rFonts w:hint="eastAsia"/>
+          <w:lang w:val="en-US" w:eastAsia="zh-CN"/>
+        </w:rPr>
+      </w:pPr>
+    </w:p>
+    <w:p>
+      <w:pPr>
+        <w:pStyle w:val="3"/>
+      </w:pPr>
+      <w:r>
+        <w:rPr>
+          <w:rFonts w:hint="eastAsia" w:ascii="宋体" w:hAnsi="宋体" w:eastAsia="宋体" w:cs="宋体"/>
+          <w:b/>
+          <w:kern w:val="2"/>
+          <w:sz w:val="24"/>
+          <w:szCs w:val="24"/>
+          <w:lang w:val="en-US" w:eastAsia="zh-CN" w:bidi="ar-SA"/>
+        </w:rPr>
+        <w:t>关键词：</w:t>
+      </w:r>
+      <w:r>
+        <w:rPr>
+          <w:rFonts w:hint="eastAsia" w:ascii="宋体" w:hAnsi="宋体" w:eastAsia="宋体" w:cs="宋体"/>
+          <w:kern w:val="2"/>
+          <w:sz w:val="24"/>
+          <w:szCs w:val="24"/>
+          <w:lang w:val="en-US" w:eastAsia="zh-CN" w:bidi="ar-SA"/>
+        </w:rPr>
+        <w:t xml:space="preserve"> 边缘计算；藏红花；STM32F411；树莓派4B；自动灌溉</w:t>
+      </w:r>
+    </w:p>
+    <w:p>
+      <w:pPr>
+        <w:pStyle w:val="3"/>
+        <w:rPr>
+          <w:rFonts w:hint="eastAsia"/>
+          <w:lang w:val="en-US" w:eastAsia="zh-CN"/>
+        </w:rPr>
+      </w:pPr>
+    </w:p>
+    <w:p>
+      <w:pPr>
+        <w:pStyle w:val="3"/>
+        <w:rPr>
           <w:rFonts w:hint="eastAsia" w:ascii="Times New Roman" w:hAnsi="Times New Roman" w:eastAsia="宋体" w:cs="Times New Roman"/>
           <w:kern w:val="2"/>
           <w:sz w:val="24"/>
@@ -1879,35 +1942,29 @@
         </w:rPr>
       </w:pPr>
     </w:p>
+    <w:bookmarkEnd w:id="0"/>
     <w:p>
       <w:pPr>
         <w:pStyle w:val="3"/>
         <w:rPr>
-          <w:rFonts w:hint="eastAsia" w:ascii="Times New Roman" w:hAnsi="Times New Roman" w:eastAsia="宋体" w:cs="Times New Roman"/>
-          <w:kern w:val="2"/>
-          <w:sz w:val="24"/>
-          <w:szCs w:val="24"/>
-          <w:lang w:val="en-US" w:eastAsia="zh-CN" w:bidi="ar-SA"/>
-        </w:rPr>
-      </w:pPr>
-    </w:p>
-    <w:bookmarkEnd w:id="0"/>
-    <w:p>
-      <w:pPr>
-        <w:pStyle w:val="3"/>
-        <w:rPr>
-          <w:sz w:val="24"/>
-          <w:shd w:val="clear" w:color="auto" w:fill="FDFDFE"/>
-        </w:rPr>
-      </w:pPr>
-      <w:r>
-        <w:rPr>
-          <w:rFonts w:hint="eastAsia"/>
+          <w:rFonts w:ascii="Times New Roman" w:hAnsi="Times New Roman" w:eastAsia="宋体" w:cs="Times New Roman"/>
           <w:b/>
           <w:bCs/>
           <w:kern w:val="44"/>
           <w:sz w:val="32"/>
           <w:szCs w:val="32"/>
+          <w:lang w:val="en-US" w:eastAsia="zh-CN" w:bidi="ar-SA"/>
+        </w:rPr>
+      </w:pPr>
+      <w:r>
+        <w:rPr>
+          <w:rFonts w:hint="eastAsia" w:ascii="Times New Roman" w:hAnsi="Times New Roman" w:eastAsia="宋体" w:cs="Times New Roman"/>
+          <w:b/>
+          <w:bCs/>
+          <w:kern w:val="44"/>
+          <w:sz w:val="32"/>
+          <w:szCs w:val="32"/>
+          <w:lang w:val="en-US" w:eastAsia="zh-CN" w:bidi="ar-SA"/>
         </w:rPr>
         <w:t>Design and Implementation of an Intelligent Cultivation System for the Entire Growth Cycle of Saffron Based on Edge Computing</w:t>
       </w:r>
@@ -1926,10 +1983,13 @@
       </w:pPr>
       <w:r>
         <w:rPr>
+          <w:rFonts w:ascii="Times New Roman" w:hAnsi="Times New Roman" w:eastAsia="宋体" w:cs="Times New Roman"/>
           <w:b/>
           <w:bCs/>
           <w:kern w:val="44"/>
           <w:sz w:val="24"/>
+          <w:szCs w:val="24"/>
+          <w:lang w:val="en-US" w:eastAsia="zh-CN" w:bidi="ar-SA"/>
         </w:rPr>
         <w:t>Abstract：</w:t>
       </w:r>
@@ -1982,7 +2042,7 @@
       </w:r>
       <w:r>
         <w:rPr>
-          <w:rFonts w:ascii="Times New Roman" w:hAnsi="Times New Roman" w:eastAsia="宋体" w:cs="Times New Roman"/>
+          <w:rFonts w:hint="eastAsia" w:ascii="Times New Roman" w:hAnsi="Times New Roman" w:eastAsia="宋体" w:cs="Times New Roman"/>
           <w:bCs/>
           <w:kern w:val="2"/>
           <w:sz w:val="24"/>
@@ -2020,28 +2080,7 @@
           <w:sz w:val="44"/>
           <w:szCs w:val="44"/>
         </w:rPr>
-        <w:t xml:space="preserve">目  </w:t>
-      </w:r>
-      <w:commentRangeStart w:id="0"/>
-      <w:r>
-        <w:rPr>
-          <w:rFonts w:hint="eastAsia" w:ascii="宋体" w:hAnsi="宋体"/>
-          <w:b/>
-          <w:sz w:val="44"/>
-          <w:szCs w:val="44"/>
-        </w:rPr>
-        <w:t>录</w:t>
-      </w:r>
-      <w:commentRangeEnd w:id="0"/>
-      <w:r>
-        <w:rPr>
-          <w:rStyle w:val="23"/>
-          <w:rFonts w:ascii="宋体" w:hAnsi="宋体"/>
-          <w:b/>
-          <w:sz w:val="44"/>
-          <w:szCs w:val="44"/>
-        </w:rPr>
-        <w:commentReference w:id="0"/>
+        <w:t>目  录</w:t>
       </w:r>
     </w:p>
     <w:sdt>
@@ -2060,6 +2099,15 @@
           <w:docPartUnique/>
         </w:docPartObj>
       </w:sdtPr>
+      <w:sdtEndPr>
+        <w:rPr>
+          <w:rFonts w:ascii="宋体" w:hAnsi="宋体" w:eastAsia="宋体" w:cs="Times New Roman"/>
+          <w:kern w:val="2"/>
+          <w:sz w:val="21"/>
+          <w:szCs w:val="24"/>
+          <w:lang w:val="en-US" w:eastAsia="zh-CN" w:bidi="ar-SA"/>
+        </w:rPr>
+      </w:sdtEndPr>
       <w:sdtContent>
         <w:p>
           <w:pPr>
@@ -2067,13 +2115,6 @@
             <w:ind w:left="0" w:leftChars="0" w:right="0" w:rightChars="0" w:firstLine="0" w:firstLineChars="0"/>
             <w:jc w:val="center"/>
           </w:pPr>
-          <w:r>
-            <w:rPr>
-              <w:rFonts w:ascii="宋体" w:hAnsi="宋体" w:eastAsia="宋体"/>
-              <w:sz w:val="21"/>
-            </w:rPr>
-            <w:t>目录</w:t>
-          </w:r>
         </w:p>
         <w:p>
           <w:pPr>
@@ -2095,7 +2136,7 @@
             <w:fldChar w:fldCharType="begin"/>
           </w:r>
           <w:r>
-            <w:instrText xml:space="preserve"> HYPERLINK \l _Toc20008 </w:instrText>
+            <w:instrText xml:space="preserve"> HYPERLINK \l _Toc16968 </w:instrText>
           </w:r>
           <w:r>
             <w:fldChar w:fldCharType="separate"/>
@@ -2110,7 +2151,7 @@
             <w:fldChar w:fldCharType="begin"/>
           </w:r>
           <w:r>
-            <w:instrText xml:space="preserve"> PAGEREF _Toc20008 \h </w:instrText>
+            <w:instrText xml:space="preserve"> PAGEREF _Toc16968 \h </w:instrText>
           </w:r>
           <w:r>
             <w:fldChar w:fldCharType="separate"/>
@@ -2137,7 +2178,7 @@
             <w:fldChar w:fldCharType="begin"/>
           </w:r>
           <w:r>
-            <w:instrText xml:space="preserve"> HYPERLINK \l _Toc23330 </w:instrText>
+            <w:instrText xml:space="preserve"> HYPERLINK \l _Toc13220 </w:instrText>
           </w:r>
           <w:r>
             <w:fldChar w:fldCharType="separate"/>
@@ -2158,7 +2199,7 @@
             <w:fldChar w:fldCharType="begin"/>
           </w:r>
           <w:r>
-            <w:instrText xml:space="preserve"> PAGEREF _Toc23330 \h </w:instrText>
+            <w:instrText xml:space="preserve"> PAGEREF _Toc13220 \h </w:instrText>
           </w:r>
           <w:r>
             <w:fldChar w:fldCharType="separate"/>
@@ -2185,7 +2226,7 @@
             <w:fldChar w:fldCharType="begin"/>
           </w:r>
           <w:r>
-            <w:instrText xml:space="preserve"> HYPERLINK \l _Toc17350 </w:instrText>
+            <w:instrText xml:space="preserve"> HYPERLINK \l _Toc31192 </w:instrText>
           </w:r>
           <w:r>
             <w:fldChar w:fldCharType="separate"/>
@@ -2206,7 +2247,7 @@
             <w:fldChar w:fldCharType="begin"/>
           </w:r>
           <w:r>
-            <w:instrText xml:space="preserve"> PAGEREF _Toc17350 \h </w:instrText>
+            <w:instrText xml:space="preserve"> PAGEREF _Toc31192 \h </w:instrText>
           </w:r>
           <w:r>
             <w:fldChar w:fldCharType="separate"/>
@@ -2233,7 +2274,7 @@
             <w:fldChar w:fldCharType="begin"/>
           </w:r>
           <w:r>
-            <w:instrText xml:space="preserve"> HYPERLINK \l _Toc27031 </w:instrText>
+            <w:instrText xml:space="preserve"> HYPERLINK \l _Toc28118 </w:instrText>
           </w:r>
           <w:r>
             <w:fldChar w:fldCharType="separate"/>
@@ -2254,7 +2295,7 @@
             <w:fldChar w:fldCharType="begin"/>
           </w:r>
           <w:r>
-            <w:instrText xml:space="preserve"> PAGEREF _Toc27031 \h </w:instrText>
+            <w:instrText xml:space="preserve"> PAGEREF _Toc28118 \h </w:instrText>
           </w:r>
           <w:r>
             <w:fldChar w:fldCharType="separate"/>
@@ -2280,7 +2321,7 @@
             <w:fldChar w:fldCharType="begin"/>
           </w:r>
           <w:r>
-            <w:instrText xml:space="preserve"> HYPERLINK \l _Toc28059 </w:instrText>
+            <w:instrText xml:space="preserve"> HYPERLINK \l _Toc15800 </w:instrText>
           </w:r>
           <w:r>
             <w:fldChar w:fldCharType="separate"/>
@@ -2301,7 +2342,7 @@
             <w:fldChar w:fldCharType="begin"/>
           </w:r>
           <w:r>
-            <w:instrText xml:space="preserve"> PAGEREF _Toc28059 \h </w:instrText>
+            <w:instrText xml:space="preserve"> PAGEREF _Toc15800 \h </w:instrText>
           </w:r>
           <w:r>
             <w:fldChar w:fldCharType="separate"/>
@@ -2327,7 +2368,7 @@
             <w:fldChar w:fldCharType="begin"/>
           </w:r>
           <w:r>
-            <w:instrText xml:space="preserve"> HYPERLINK \l _Toc791 </w:instrText>
+            <w:instrText xml:space="preserve"> HYPERLINK \l _Toc2928 </w:instrText>
           </w:r>
           <w:r>
             <w:fldChar w:fldCharType="separate"/>
@@ -2348,7 +2389,7 @@
             <w:fldChar w:fldCharType="begin"/>
           </w:r>
           <w:r>
-            <w:instrText xml:space="preserve"> PAGEREF _Toc791 \h </w:instrText>
+            <w:instrText xml:space="preserve"> PAGEREF _Toc2928 \h </w:instrText>
           </w:r>
           <w:r>
             <w:fldChar w:fldCharType="separate"/>
@@ -2375,7 +2416,7 @@
             <w:fldChar w:fldCharType="begin"/>
           </w:r>
           <w:r>
-            <w:instrText xml:space="preserve"> HYPERLINK \l _Toc6201 </w:instrText>
+            <w:instrText xml:space="preserve"> HYPERLINK \l _Toc26463 </w:instrText>
           </w:r>
           <w:r>
             <w:fldChar w:fldCharType="separate"/>
@@ -2396,7 +2437,7 @@
             <w:fldChar w:fldCharType="begin"/>
           </w:r>
           <w:r>
-            <w:instrText xml:space="preserve"> PAGEREF _Toc6201 \h </w:instrText>
+            <w:instrText xml:space="preserve"> PAGEREF _Toc26463 \h </w:instrText>
           </w:r>
           <w:r>
             <w:fldChar w:fldCharType="separate"/>
@@ -2422,7 +2463,7 @@
             <w:fldChar w:fldCharType="begin"/>
           </w:r>
           <w:r>
-            <w:instrText xml:space="preserve"> HYPERLINK \l _Toc27010 </w:instrText>
+            <w:instrText xml:space="preserve"> HYPERLINK \l _Toc19645 </w:instrText>
           </w:r>
           <w:r>
             <w:fldChar w:fldCharType="separate"/>
@@ -2437,7 +2478,7 @@
             <w:fldChar w:fldCharType="begin"/>
           </w:r>
           <w:r>
-            <w:instrText xml:space="preserve"> PAGEREF _Toc27010 \h </w:instrText>
+            <w:instrText xml:space="preserve"> PAGEREF _Toc19645 \h </w:instrText>
           </w:r>
           <w:r>
             <w:fldChar w:fldCharType="separate"/>
@@ -2464,7 +2505,7 @@
             <w:fldChar w:fldCharType="begin"/>
           </w:r>
           <w:r>
-            <w:instrText xml:space="preserve"> HYPERLINK \l _Toc20298 </w:instrText>
+            <w:instrText xml:space="preserve"> HYPERLINK \l _Toc6100 </w:instrText>
           </w:r>
           <w:r>
             <w:fldChar w:fldCharType="separate"/>
@@ -2479,7 +2520,7 @@
             <w:fldChar w:fldCharType="begin"/>
           </w:r>
           <w:r>
-            <w:instrText xml:space="preserve"> PAGEREF _Toc20298 \h </w:instrText>
+            <w:instrText xml:space="preserve"> PAGEREF _Toc6100 \h </w:instrText>
           </w:r>
           <w:r>
             <w:fldChar w:fldCharType="separate"/>
@@ -2506,7 +2547,7 @@
             <w:fldChar w:fldCharType="begin"/>
           </w:r>
           <w:r>
-            <w:instrText xml:space="preserve"> HYPERLINK \l _Toc11769 </w:instrText>
+            <w:instrText xml:space="preserve"> HYPERLINK \l _Toc20712 </w:instrText>
           </w:r>
           <w:r>
             <w:fldChar w:fldCharType="separate"/>
@@ -2521,7 +2562,7 @@
             <w:fldChar w:fldCharType="begin"/>
           </w:r>
           <w:r>
-            <w:instrText xml:space="preserve"> PAGEREF _Toc11769 \h </w:instrText>
+            <w:instrText xml:space="preserve"> PAGEREF _Toc20712 \h </w:instrText>
           </w:r>
           <w:r>
             <w:fldChar w:fldCharType="separate"/>
@@ -2547,7 +2588,7 @@
             <w:fldChar w:fldCharType="begin"/>
           </w:r>
           <w:r>
-            <w:instrText xml:space="preserve"> HYPERLINK \l _Toc19202 </w:instrText>
+            <w:instrText xml:space="preserve"> HYPERLINK \l _Toc29394 </w:instrText>
           </w:r>
           <w:r>
             <w:fldChar w:fldCharType="separate"/>
@@ -2562,7 +2603,7 @@
             <w:fldChar w:fldCharType="begin"/>
           </w:r>
           <w:r>
-            <w:instrText xml:space="preserve"> PAGEREF _Toc19202 \h </w:instrText>
+            <w:instrText xml:space="preserve"> PAGEREF _Toc29394 \h </w:instrText>
           </w:r>
           <w:r>
             <w:fldChar w:fldCharType="separate"/>
@@ -2588,7 +2629,7 @@
             <w:fldChar w:fldCharType="begin"/>
           </w:r>
           <w:r>
-            <w:instrText xml:space="preserve"> HYPERLINK \l _Toc19733 </w:instrText>
+            <w:instrText xml:space="preserve"> HYPERLINK \l _Toc4375 </w:instrText>
           </w:r>
           <w:r>
             <w:fldChar w:fldCharType="separate"/>
@@ -2603,7 +2644,7 @@
             <w:fldChar w:fldCharType="begin"/>
           </w:r>
           <w:r>
-            <w:instrText xml:space="preserve"> PAGEREF _Toc19733 \h </w:instrText>
+            <w:instrText xml:space="preserve"> PAGEREF _Toc4375 \h </w:instrText>
           </w:r>
           <w:r>
             <w:fldChar w:fldCharType="separate"/>
@@ -2630,7 +2671,7 @@
             <w:fldChar w:fldCharType="begin"/>
           </w:r>
           <w:r>
-            <w:instrText xml:space="preserve"> HYPERLINK \l _Toc28166 </w:instrText>
+            <w:instrText xml:space="preserve"> HYPERLINK \l _Toc10219 </w:instrText>
           </w:r>
           <w:r>
             <w:fldChar w:fldCharType="separate"/>
@@ -2645,7 +2686,7 @@
             <w:fldChar w:fldCharType="begin"/>
           </w:r>
           <w:r>
-            <w:instrText xml:space="preserve"> PAGEREF _Toc28166 \h </w:instrText>
+            <w:instrText xml:space="preserve"> PAGEREF _Toc10219 \h </w:instrText>
           </w:r>
           <w:r>
             <w:fldChar w:fldCharType="separate"/>
@@ -2671,7 +2712,7 @@
             <w:fldChar w:fldCharType="begin"/>
           </w:r>
           <w:r>
-            <w:instrText xml:space="preserve"> HYPERLINK \l _Toc15784 </w:instrText>
+            <w:instrText xml:space="preserve"> HYPERLINK \l _Toc21873 </w:instrText>
           </w:r>
           <w:r>
             <w:fldChar w:fldCharType="separate"/>
@@ -2686,7 +2727,7 @@
             <w:fldChar w:fldCharType="begin"/>
           </w:r>
           <w:r>
-            <w:instrText xml:space="preserve"> PAGEREF _Toc15784 \h </w:instrText>
+            <w:instrText xml:space="preserve"> PAGEREF _Toc21873 \h </w:instrText>
           </w:r>
           <w:r>
             <w:fldChar w:fldCharType="separate"/>
@@ -2712,7 +2753,7 @@
             <w:fldChar w:fldCharType="begin"/>
           </w:r>
           <w:r>
-            <w:instrText xml:space="preserve"> HYPERLINK \l _Toc32660 </w:instrText>
+            <w:instrText xml:space="preserve"> HYPERLINK \l _Toc25099 </w:instrText>
           </w:r>
           <w:r>
             <w:fldChar w:fldCharType="separate"/>
@@ -2727,7 +2768,7 @@
             <w:fldChar w:fldCharType="begin"/>
           </w:r>
           <w:r>
-            <w:instrText xml:space="preserve"> PAGEREF _Toc32660 \h </w:instrText>
+            <w:instrText xml:space="preserve"> PAGEREF _Toc25099 \h </w:instrText>
           </w:r>
           <w:r>
             <w:fldChar w:fldCharType="separate"/>
@@ -2753,7 +2794,7 @@
             <w:fldChar w:fldCharType="begin"/>
           </w:r>
           <w:r>
-            <w:instrText xml:space="preserve"> HYPERLINK \l _Toc3784 </w:instrText>
+            <w:instrText xml:space="preserve"> HYPERLINK \l _Toc31527 </w:instrText>
           </w:r>
           <w:r>
             <w:fldChar w:fldCharType="separate"/>
@@ -2768,7 +2809,7 @@
             <w:fldChar w:fldCharType="begin"/>
           </w:r>
           <w:r>
-            <w:instrText xml:space="preserve"> PAGEREF _Toc3784 \h </w:instrText>
+            <w:instrText xml:space="preserve"> PAGEREF _Toc31527 \h </w:instrText>
           </w:r>
           <w:r>
             <w:fldChar w:fldCharType="separate"/>
@@ -2795,7 +2836,7 @@
             <w:fldChar w:fldCharType="begin"/>
           </w:r>
           <w:r>
-            <w:instrText xml:space="preserve"> HYPERLINK \l _Toc27640 </w:instrText>
+            <w:instrText xml:space="preserve"> HYPERLINK \l _Toc14280 </w:instrText>
           </w:r>
           <w:r>
             <w:fldChar w:fldCharType="separate"/>
@@ -2810,7 +2851,7 @@
             <w:fldChar w:fldCharType="begin"/>
           </w:r>
           <w:r>
-            <w:instrText xml:space="preserve"> PAGEREF _Toc27640 \h </w:instrText>
+            <w:instrText xml:space="preserve"> PAGEREF _Toc14280 \h </w:instrText>
           </w:r>
           <w:r>
             <w:fldChar w:fldCharType="separate"/>
@@ -2836,7 +2877,7 @@
             <w:fldChar w:fldCharType="begin"/>
           </w:r>
           <w:r>
-            <w:instrText xml:space="preserve"> HYPERLINK \l _Toc22259 </w:instrText>
+            <w:instrText xml:space="preserve"> HYPERLINK \l _Toc23546 </w:instrText>
           </w:r>
           <w:r>
             <w:fldChar w:fldCharType="separate"/>
@@ -2851,7 +2892,7 @@
             <w:fldChar w:fldCharType="begin"/>
           </w:r>
           <w:r>
-            <w:instrText xml:space="preserve"> PAGEREF _Toc22259 \h </w:instrText>
+            <w:instrText xml:space="preserve"> PAGEREF _Toc23546 \h </w:instrText>
           </w:r>
           <w:r>
             <w:fldChar w:fldCharType="separate"/>
@@ -2877,7 +2918,7 @@
             <w:fldChar w:fldCharType="begin"/>
           </w:r>
           <w:r>
-            <w:instrText xml:space="preserve"> HYPERLINK \l _Toc25997 </w:instrText>
+            <w:instrText xml:space="preserve"> HYPERLINK \l _Toc19286 </w:instrText>
           </w:r>
           <w:r>
             <w:fldChar w:fldCharType="separate"/>
@@ -2892,7 +2933,7 @@
             <w:fldChar w:fldCharType="begin"/>
           </w:r>
           <w:r>
-            <w:instrText xml:space="preserve"> PAGEREF _Toc25997 \h </w:instrText>
+            <w:instrText xml:space="preserve"> PAGEREF _Toc19286 \h </w:instrText>
           </w:r>
           <w:r>
             <w:fldChar w:fldCharType="separate"/>
@@ -2919,7 +2960,7 @@
             <w:fldChar w:fldCharType="begin"/>
           </w:r>
           <w:r>
-            <w:instrText xml:space="preserve"> HYPERLINK \l _Toc1420 </w:instrText>
+            <w:instrText xml:space="preserve"> HYPERLINK \l _Toc27356 </w:instrText>
           </w:r>
           <w:r>
             <w:fldChar w:fldCharType="separate"/>
@@ -2934,7 +2975,7 @@
             <w:fldChar w:fldCharType="begin"/>
           </w:r>
           <w:r>
-            <w:instrText xml:space="preserve"> PAGEREF _Toc1420 \h </w:instrText>
+            <w:instrText xml:space="preserve"> PAGEREF _Toc27356 \h </w:instrText>
           </w:r>
           <w:r>
             <w:fldChar w:fldCharType="separate"/>
@@ -2961,7 +3002,7 @@
             <w:fldChar w:fldCharType="begin"/>
           </w:r>
           <w:r>
-            <w:instrText xml:space="preserve"> HYPERLINK \l _Toc21210 </w:instrText>
+            <w:instrText xml:space="preserve"> HYPERLINK \l _Toc32553 </w:instrText>
           </w:r>
           <w:r>
             <w:fldChar w:fldCharType="separate"/>
@@ -2976,7 +3017,7 @@
             <w:fldChar w:fldCharType="begin"/>
           </w:r>
           <w:r>
-            <w:instrText xml:space="preserve"> PAGEREF _Toc21210 \h </w:instrText>
+            <w:instrText xml:space="preserve"> PAGEREF _Toc32553 \h </w:instrText>
           </w:r>
           <w:r>
             <w:fldChar w:fldCharType="separate"/>
@@ -3003,7 +3044,7 @@
             <w:fldChar w:fldCharType="begin"/>
           </w:r>
           <w:r>
-            <w:instrText xml:space="preserve"> HYPERLINK \l _Toc28928 </w:instrText>
+            <w:instrText xml:space="preserve"> HYPERLINK \l _Toc30358 </w:instrText>
           </w:r>
           <w:r>
             <w:fldChar w:fldCharType="separate"/>
@@ -3018,7 +3059,7 @@
             <w:fldChar w:fldCharType="begin"/>
           </w:r>
           <w:r>
-            <w:instrText xml:space="preserve"> PAGEREF _Toc28928 \h </w:instrText>
+            <w:instrText xml:space="preserve"> PAGEREF _Toc30358 \h </w:instrText>
           </w:r>
           <w:r>
             <w:fldChar w:fldCharType="separate"/>
@@ -3044,7 +3085,7 @@
             <w:fldChar w:fldCharType="begin"/>
           </w:r>
           <w:r>
-            <w:instrText xml:space="preserve"> HYPERLINK \l _Toc6798 </w:instrText>
+            <w:instrText xml:space="preserve"> HYPERLINK \l _Toc3201 </w:instrText>
           </w:r>
           <w:r>
             <w:fldChar w:fldCharType="separate"/>
@@ -3059,7 +3100,7 @@
             <w:fldChar w:fldCharType="begin"/>
           </w:r>
           <w:r>
-            <w:instrText xml:space="preserve"> PAGEREF _Toc6798 \h </w:instrText>
+            <w:instrText xml:space="preserve"> PAGEREF _Toc3201 \h </w:instrText>
           </w:r>
           <w:r>
             <w:fldChar w:fldCharType="separate"/>
@@ -3085,7 +3126,7 @@
             <w:fldChar w:fldCharType="begin"/>
           </w:r>
           <w:r>
-            <w:instrText xml:space="preserve"> HYPERLINK \l _Toc3924 </w:instrText>
+            <w:instrText xml:space="preserve"> HYPERLINK \l _Toc19098 </w:instrText>
           </w:r>
           <w:r>
             <w:fldChar w:fldCharType="separate"/>
@@ -3100,7 +3141,7 @@
             <w:fldChar w:fldCharType="begin"/>
           </w:r>
           <w:r>
-            <w:instrText xml:space="preserve"> PAGEREF _Toc3924 \h </w:instrText>
+            <w:instrText xml:space="preserve"> PAGEREF _Toc19098 \h </w:instrText>
           </w:r>
           <w:r>
             <w:fldChar w:fldCharType="separate"/>
@@ -3126,7 +3167,7 @@
             <w:fldChar w:fldCharType="begin"/>
           </w:r>
           <w:r>
-            <w:instrText xml:space="preserve"> HYPERLINK \l _Toc9319 </w:instrText>
+            <w:instrText xml:space="preserve"> HYPERLINK \l _Toc29555 </w:instrText>
           </w:r>
           <w:r>
             <w:fldChar w:fldCharType="separate"/>
@@ -3141,7 +3182,7 @@
             <w:fldChar w:fldCharType="begin"/>
           </w:r>
           <w:r>
-            <w:instrText xml:space="preserve"> PAGEREF _Toc9319 \h </w:instrText>
+            <w:instrText xml:space="preserve"> PAGEREF _Toc29555 \h </w:instrText>
           </w:r>
           <w:r>
             <w:fldChar w:fldCharType="separate"/>
@@ -3167,7 +3208,7 @@
             <w:fldChar w:fldCharType="begin"/>
           </w:r>
           <w:r>
-            <w:instrText xml:space="preserve"> HYPERLINK \l _Toc29678 </w:instrText>
+            <w:instrText xml:space="preserve"> HYPERLINK \l _Toc26474 </w:instrText>
           </w:r>
           <w:r>
             <w:fldChar w:fldCharType="separate"/>
@@ -3182,7 +3223,7 @@
             <w:fldChar w:fldCharType="begin"/>
           </w:r>
           <w:r>
-            <w:instrText xml:space="preserve"> PAGEREF _Toc29678 \h </w:instrText>
+            <w:instrText xml:space="preserve"> PAGEREF _Toc26474 \h </w:instrText>
           </w:r>
           <w:r>
             <w:fldChar w:fldCharType="separate"/>
@@ -3208,7 +3249,7 @@
             <w:fldChar w:fldCharType="begin"/>
           </w:r>
           <w:r>
-            <w:instrText xml:space="preserve"> HYPERLINK \l _Toc24137 </w:instrText>
+            <w:instrText xml:space="preserve"> HYPERLINK \l _Toc14386 </w:instrText>
           </w:r>
           <w:r>
             <w:fldChar w:fldCharType="separate"/>
@@ -3223,7 +3264,7 @@
             <w:fldChar w:fldCharType="begin"/>
           </w:r>
           <w:r>
-            <w:instrText xml:space="preserve"> PAGEREF _Toc24137 \h </w:instrText>
+            <w:instrText xml:space="preserve"> PAGEREF _Toc14386 \h </w:instrText>
           </w:r>
           <w:r>
             <w:fldChar w:fldCharType="separate"/>
@@ -3249,7 +3290,7 @@
             <w:fldChar w:fldCharType="begin"/>
           </w:r>
           <w:r>
-            <w:instrText xml:space="preserve"> HYPERLINK \l _Toc17620 </w:instrText>
+            <w:instrText xml:space="preserve"> HYPERLINK \l _Toc5950 </w:instrText>
           </w:r>
           <w:r>
             <w:fldChar w:fldCharType="separate"/>
@@ -3264,7 +3305,7 @@
             <w:fldChar w:fldCharType="begin"/>
           </w:r>
           <w:r>
-            <w:instrText xml:space="preserve"> PAGEREF _Toc17620 \h </w:instrText>
+            <w:instrText xml:space="preserve"> PAGEREF _Toc5950 \h </w:instrText>
           </w:r>
           <w:r>
             <w:fldChar w:fldCharType="separate"/>
@@ -3291,7 +3332,7 @@
             <w:fldChar w:fldCharType="begin"/>
           </w:r>
           <w:r>
-            <w:instrText xml:space="preserve"> HYPERLINK \l _Toc20239 </w:instrText>
+            <w:instrText xml:space="preserve"> HYPERLINK \l _Toc16291 </w:instrText>
           </w:r>
           <w:r>
             <w:fldChar w:fldCharType="separate"/>
@@ -3306,7 +3347,7 @@
             <w:fldChar w:fldCharType="begin"/>
           </w:r>
           <w:r>
-            <w:instrText xml:space="preserve"> PAGEREF _Toc20239 \h </w:instrText>
+            <w:instrText xml:space="preserve"> PAGEREF _Toc16291 \h </w:instrText>
           </w:r>
           <w:r>
             <w:fldChar w:fldCharType="separate"/>
@@ -3333,7 +3374,7 @@
             <w:fldChar w:fldCharType="begin"/>
           </w:r>
           <w:r>
-            <w:instrText xml:space="preserve"> HYPERLINK \l _Toc10936 </w:instrText>
+            <w:instrText xml:space="preserve"> HYPERLINK \l _Toc2250 </w:instrText>
           </w:r>
           <w:r>
             <w:fldChar w:fldCharType="separate"/>
@@ -3348,7 +3389,7 @@
             <w:fldChar w:fldCharType="begin"/>
           </w:r>
           <w:r>
-            <w:instrText xml:space="preserve"> PAGEREF _Toc10936 \h </w:instrText>
+            <w:instrText xml:space="preserve"> PAGEREF _Toc2250 \h </w:instrText>
           </w:r>
           <w:r>
             <w:fldChar w:fldCharType="separate"/>
@@ -3374,7 +3415,7 @@
             <w:fldChar w:fldCharType="begin"/>
           </w:r>
           <w:r>
-            <w:instrText xml:space="preserve"> HYPERLINK \l _Toc19675 </w:instrText>
+            <w:instrText xml:space="preserve"> HYPERLINK \l _Toc28029 </w:instrText>
           </w:r>
           <w:r>
             <w:fldChar w:fldCharType="separate"/>
@@ -3389,7 +3430,7 @@
             <w:fldChar w:fldCharType="begin"/>
           </w:r>
           <w:r>
-            <w:instrText xml:space="preserve"> PAGEREF _Toc19675 \h </w:instrText>
+            <w:instrText xml:space="preserve"> PAGEREF _Toc28029 \h </w:instrText>
           </w:r>
           <w:r>
             <w:fldChar w:fldCharType="separate"/>
@@ -3415,7 +3456,7 @@
             <w:fldChar w:fldCharType="begin"/>
           </w:r>
           <w:r>
-            <w:instrText xml:space="preserve"> HYPERLINK \l _Toc6792 </w:instrText>
+            <w:instrText xml:space="preserve"> HYPERLINK \l _Toc10588 </w:instrText>
           </w:r>
           <w:r>
             <w:fldChar w:fldCharType="separate"/>
@@ -3430,7 +3471,7 @@
             <w:fldChar w:fldCharType="begin"/>
           </w:r>
           <w:r>
-            <w:instrText xml:space="preserve"> PAGEREF _Toc6792 \h </w:instrText>
+            <w:instrText xml:space="preserve"> PAGEREF _Toc10588 \h </w:instrText>
           </w:r>
           <w:r>
             <w:fldChar w:fldCharType="separate"/>
@@ -3456,7 +3497,7 @@
             <w:fldChar w:fldCharType="begin"/>
           </w:r>
           <w:r>
-            <w:instrText xml:space="preserve"> HYPERLINK \l _Toc23280 </w:instrText>
+            <w:instrText xml:space="preserve"> HYPERLINK \l _Toc30856 </w:instrText>
           </w:r>
           <w:r>
             <w:fldChar w:fldCharType="separate"/>
@@ -3471,7 +3512,7 @@
             <w:fldChar w:fldCharType="begin"/>
           </w:r>
           <w:r>
-            <w:instrText xml:space="preserve"> PAGEREF _Toc23280 \h </w:instrText>
+            <w:instrText xml:space="preserve"> PAGEREF _Toc30856 \h </w:instrText>
           </w:r>
           <w:r>
             <w:fldChar w:fldCharType="separate"/>
@@ -3497,7 +3538,7 @@
             <w:fldChar w:fldCharType="begin"/>
           </w:r>
           <w:r>
-            <w:instrText xml:space="preserve"> HYPERLINK \l _Toc3165 </w:instrText>
+            <w:instrText xml:space="preserve"> HYPERLINK \l _Toc159 </w:instrText>
           </w:r>
           <w:r>
             <w:fldChar w:fldCharType="separate"/>
@@ -3512,7 +3553,7 @@
             <w:fldChar w:fldCharType="begin"/>
           </w:r>
           <w:r>
-            <w:instrText xml:space="preserve"> PAGEREF _Toc3165 \h </w:instrText>
+            <w:instrText xml:space="preserve"> PAGEREF _Toc159 \h </w:instrText>
           </w:r>
           <w:r>
             <w:fldChar w:fldCharType="separate"/>
@@ -3539,7 +3580,7 @@
             <w:fldChar w:fldCharType="begin"/>
           </w:r>
           <w:r>
-            <w:instrText xml:space="preserve"> HYPERLINK \l _Toc4957 </w:instrText>
+            <w:instrText xml:space="preserve"> HYPERLINK \l _Toc19894 </w:instrText>
           </w:r>
           <w:r>
             <w:fldChar w:fldCharType="separate"/>
@@ -3554,7 +3595,7 @@
             <w:fldChar w:fldCharType="begin"/>
           </w:r>
           <w:r>
-            <w:instrText xml:space="preserve"> PAGEREF _Toc4957 \h </w:instrText>
+            <w:instrText xml:space="preserve"> PAGEREF _Toc19894 \h </w:instrText>
           </w:r>
           <w:r>
             <w:fldChar w:fldCharType="separate"/>
@@ -3580,7 +3621,7 @@
             <w:fldChar w:fldCharType="begin"/>
           </w:r>
           <w:r>
-            <w:instrText xml:space="preserve"> HYPERLINK \l _Toc4857 </w:instrText>
+            <w:instrText xml:space="preserve"> HYPERLINK \l _Toc9162 </w:instrText>
           </w:r>
           <w:r>
             <w:fldChar w:fldCharType="separate"/>
@@ -3595,7 +3636,7 @@
             <w:fldChar w:fldCharType="begin"/>
           </w:r>
           <w:r>
-            <w:instrText xml:space="preserve"> PAGEREF _Toc4857 \h </w:instrText>
+            <w:instrText xml:space="preserve"> PAGEREF _Toc9162 \h </w:instrText>
           </w:r>
           <w:r>
             <w:fldChar w:fldCharType="separate"/>
@@ -3622,7 +3663,7 @@
             <w:fldChar w:fldCharType="begin"/>
           </w:r>
           <w:r>
-            <w:instrText xml:space="preserve"> HYPERLINK \l _Toc25346 </w:instrText>
+            <w:instrText xml:space="preserve"> HYPERLINK \l _Toc24880 </w:instrText>
           </w:r>
           <w:r>
             <w:fldChar w:fldCharType="separate"/>
@@ -3637,7 +3678,7 @@
             <w:fldChar w:fldCharType="begin"/>
           </w:r>
           <w:r>
-            <w:instrText xml:space="preserve"> PAGEREF _Toc25346 \h </w:instrText>
+            <w:instrText xml:space="preserve"> PAGEREF _Toc24880 \h </w:instrText>
           </w:r>
           <w:r>
             <w:fldChar w:fldCharType="separate"/>
@@ -3664,7 +3705,7 @@
             <w:fldChar w:fldCharType="begin"/>
           </w:r>
           <w:r>
-            <w:instrText xml:space="preserve"> HYPERLINK \l _Toc8254 </w:instrText>
+            <w:instrText xml:space="preserve"> HYPERLINK \l _Toc17164 </w:instrText>
           </w:r>
           <w:r>
             <w:fldChar w:fldCharType="separate"/>
@@ -3679,7 +3720,7 @@
             <w:fldChar w:fldCharType="begin"/>
           </w:r>
           <w:r>
-            <w:instrText xml:space="preserve"> PAGEREF _Toc8254 \h </w:instrText>
+            <w:instrText xml:space="preserve"> PAGEREF _Toc17164 \h </w:instrText>
           </w:r>
           <w:r>
             <w:fldChar w:fldCharType="separate"/>
@@ -3706,7 +3747,7 @@
             <w:fldChar w:fldCharType="begin"/>
           </w:r>
           <w:r>
-            <w:instrText xml:space="preserve"> HYPERLINK \l _Toc21173 </w:instrText>
+            <w:instrText xml:space="preserve"> HYPERLINK \l _Toc1156 </w:instrText>
           </w:r>
           <w:r>
             <w:fldChar w:fldCharType="separate"/>
@@ -3721,7 +3762,7 @@
             <w:fldChar w:fldCharType="begin"/>
           </w:r>
           <w:r>
-            <w:instrText xml:space="preserve"> PAGEREF _Toc21173 \h </w:instrText>
+            <w:instrText xml:space="preserve"> PAGEREF _Toc1156 \h </w:instrText>
           </w:r>
           <w:r>
             <w:fldChar w:fldCharType="separate"/>
@@ -3748,7 +3789,7 @@
             <w:fldChar w:fldCharType="begin"/>
           </w:r>
           <w:r>
-            <w:instrText xml:space="preserve"> HYPERLINK \l _Toc26172 </w:instrText>
+            <w:instrText xml:space="preserve"> HYPERLINK \l _Toc11107 </w:instrText>
           </w:r>
           <w:r>
             <w:fldChar w:fldCharType="separate"/>
@@ -3763,7 +3804,7 @@
             <w:fldChar w:fldCharType="begin"/>
           </w:r>
           <w:r>
-            <w:instrText xml:space="preserve"> PAGEREF _Toc26172 \h </w:instrText>
+            <w:instrText xml:space="preserve"> PAGEREF _Toc11107 \h </w:instrText>
           </w:r>
           <w:r>
             <w:fldChar w:fldCharType="separate"/>
@@ -3789,7 +3830,7 @@
             <w:fldChar w:fldCharType="begin"/>
           </w:r>
           <w:r>
-            <w:instrText xml:space="preserve"> HYPERLINK \l _Toc11921 </w:instrText>
+            <w:instrText xml:space="preserve"> HYPERLINK \l _Toc21408 </w:instrText>
           </w:r>
           <w:r>
             <w:fldChar w:fldCharType="separate"/>
@@ -3804,7 +3845,7 @@
             <w:fldChar w:fldCharType="begin"/>
           </w:r>
           <w:r>
-            <w:instrText xml:space="preserve"> PAGEREF _Toc11921 \h </w:instrText>
+            <w:instrText xml:space="preserve"> PAGEREF _Toc21408 \h </w:instrText>
           </w:r>
           <w:r>
             <w:fldChar w:fldCharType="separate"/>
@@ -3831,7 +3872,7 @@
             <w:fldChar w:fldCharType="begin"/>
           </w:r>
           <w:r>
-            <w:instrText xml:space="preserve"> HYPERLINK \l _Toc455 </w:instrText>
+            <w:instrText xml:space="preserve"> HYPERLINK \l _Toc10321 </w:instrText>
           </w:r>
           <w:r>
             <w:fldChar w:fldCharType="separate"/>
@@ -3846,7 +3887,7 @@
             <w:fldChar w:fldCharType="begin"/>
           </w:r>
           <w:r>
-            <w:instrText xml:space="preserve"> PAGEREF _Toc455 \h </w:instrText>
+            <w:instrText xml:space="preserve"> PAGEREF _Toc10321 \h </w:instrText>
           </w:r>
           <w:r>
             <w:fldChar w:fldCharType="separate"/>
@@ -3873,7 +3914,7 @@
             <w:fldChar w:fldCharType="begin"/>
           </w:r>
           <w:r>
-            <w:instrText xml:space="preserve"> HYPERLINK \l _Toc9394 </w:instrText>
+            <w:instrText xml:space="preserve"> HYPERLINK \l _Toc5687 </w:instrText>
           </w:r>
           <w:r>
             <w:fldChar w:fldCharType="separate"/>
@@ -3888,7 +3929,7 @@
             <w:fldChar w:fldCharType="begin"/>
           </w:r>
           <w:r>
-            <w:instrText xml:space="preserve"> PAGEREF _Toc9394 \h </w:instrText>
+            <w:instrText xml:space="preserve"> PAGEREF _Toc5687 \h </w:instrText>
           </w:r>
           <w:r>
             <w:fldChar w:fldCharType="separate"/>
@@ -3914,7 +3955,7 @@
             <w:fldChar w:fldCharType="begin"/>
           </w:r>
           <w:r>
-            <w:instrText xml:space="preserve"> HYPERLINK \l _Toc17083 </w:instrText>
+            <w:instrText xml:space="preserve"> HYPERLINK \l _Toc19461 </w:instrText>
           </w:r>
           <w:r>
             <w:fldChar w:fldCharType="separate"/>
@@ -3929,7 +3970,7 @@
             <w:fldChar w:fldCharType="begin"/>
           </w:r>
           <w:r>
-            <w:instrText xml:space="preserve"> PAGEREF _Toc17083 \h </w:instrText>
+            <w:instrText xml:space="preserve"> PAGEREF _Toc19461 \h </w:instrText>
           </w:r>
           <w:r>
             <w:fldChar w:fldCharType="separate"/>
@@ -3955,7 +3996,7 @@
             <w:fldChar w:fldCharType="begin"/>
           </w:r>
           <w:r>
-            <w:instrText xml:space="preserve"> HYPERLINK \l _Toc32497 </w:instrText>
+            <w:instrText xml:space="preserve"> HYPERLINK \l _Toc8647 </w:instrText>
           </w:r>
           <w:r>
             <w:fldChar w:fldCharType="separate"/>
@@ -3970,7 +4011,7 @@
             <w:fldChar w:fldCharType="begin"/>
           </w:r>
           <w:r>
-            <w:instrText xml:space="preserve"> PAGEREF _Toc32497 \h </w:instrText>
+            <w:instrText xml:space="preserve"> PAGEREF _Toc8647 \h </w:instrText>
           </w:r>
           <w:r>
             <w:fldChar w:fldCharType="separate"/>
@@ -3996,7 +4037,7 @@
             <w:fldChar w:fldCharType="begin"/>
           </w:r>
           <w:r>
-            <w:instrText xml:space="preserve"> HYPERLINK \l _Toc18257 </w:instrText>
+            <w:instrText xml:space="preserve"> HYPERLINK \l _Toc6639 </w:instrText>
           </w:r>
           <w:r>
             <w:fldChar w:fldCharType="separate"/>
@@ -4011,7 +4052,7 @@
             <w:fldChar w:fldCharType="begin"/>
           </w:r>
           <w:r>
-            <w:instrText xml:space="preserve"> PAGEREF _Toc18257 \h </w:instrText>
+            <w:instrText xml:space="preserve"> PAGEREF _Toc6639 \h </w:instrText>
           </w:r>
           <w:r>
             <w:fldChar w:fldCharType="separate"/>
@@ -4038,7 +4079,7 @@
             <w:fldChar w:fldCharType="begin"/>
           </w:r>
           <w:r>
-            <w:instrText xml:space="preserve"> HYPERLINK \l _Toc30553 </w:instrText>
+            <w:instrText xml:space="preserve"> HYPERLINK \l _Toc26716 </w:instrText>
           </w:r>
           <w:r>
             <w:fldChar w:fldCharType="separate"/>
@@ -4053,7 +4094,7 @@
             <w:fldChar w:fldCharType="begin"/>
           </w:r>
           <w:r>
-            <w:instrText xml:space="preserve"> PAGEREF _Toc30553 \h </w:instrText>
+            <w:instrText xml:space="preserve"> PAGEREF _Toc26716 \h </w:instrText>
           </w:r>
           <w:r>
             <w:fldChar w:fldCharType="separate"/>
@@ -4079,7 +4120,7 @@
             <w:fldChar w:fldCharType="begin"/>
           </w:r>
           <w:r>
-            <w:instrText xml:space="preserve"> HYPERLINK \l _Toc2872 </w:instrText>
+            <w:instrText xml:space="preserve"> HYPERLINK \l _Toc11996 </w:instrText>
           </w:r>
           <w:r>
             <w:fldChar w:fldCharType="separate"/>
@@ -4094,7 +4135,7 @@
             <w:fldChar w:fldCharType="begin"/>
           </w:r>
           <w:r>
-            <w:instrText xml:space="preserve"> PAGEREF _Toc2872 \h </w:instrText>
+            <w:instrText xml:space="preserve"> PAGEREF _Toc11996 \h </w:instrText>
           </w:r>
           <w:r>
             <w:fldChar w:fldCharType="separate"/>
@@ -4121,7 +4162,7 @@
             <w:fldChar w:fldCharType="begin"/>
           </w:r>
           <w:r>
-            <w:instrText xml:space="preserve"> HYPERLINK \l _Toc25965 </w:instrText>
+            <w:instrText xml:space="preserve"> HYPERLINK \l _Toc693 </w:instrText>
           </w:r>
           <w:r>
             <w:fldChar w:fldCharType="separate"/>
@@ -4136,7 +4177,7 @@
             <w:fldChar w:fldCharType="begin"/>
           </w:r>
           <w:r>
-            <w:instrText xml:space="preserve"> PAGEREF _Toc25965 \h </w:instrText>
+            <w:instrText xml:space="preserve"> PAGEREF _Toc693 \h </w:instrText>
           </w:r>
           <w:r>
             <w:fldChar w:fldCharType="separate"/>
@@ -4163,7 +4204,7 @@
             <w:fldChar w:fldCharType="begin"/>
           </w:r>
           <w:r>
-            <w:instrText xml:space="preserve"> HYPERLINK \l _Toc20551 </w:instrText>
+            <w:instrText xml:space="preserve"> HYPERLINK \l _Toc6925 </w:instrText>
           </w:r>
           <w:r>
             <w:fldChar w:fldCharType="separate"/>
@@ -4178,7 +4219,7 @@
             <w:fldChar w:fldCharType="begin"/>
           </w:r>
           <w:r>
-            <w:instrText xml:space="preserve"> PAGEREF _Toc20551 \h </w:instrText>
+            <w:instrText xml:space="preserve"> PAGEREF _Toc6925 \h </w:instrText>
           </w:r>
           <w:r>
             <w:fldChar w:fldCharType="separate"/>
@@ -4205,7 +4246,7 @@
             <w:fldChar w:fldCharType="begin"/>
           </w:r>
           <w:r>
-            <w:instrText xml:space="preserve"> HYPERLINK \l _Toc12921 </w:instrText>
+            <w:instrText xml:space="preserve"> HYPERLINK \l _Toc14478 </w:instrText>
           </w:r>
           <w:r>
             <w:fldChar w:fldCharType="separate"/>
@@ -4220,7 +4261,7 @@
             <w:fldChar w:fldCharType="begin"/>
           </w:r>
           <w:r>
-            <w:instrText xml:space="preserve"> PAGEREF _Toc12921 \h </w:instrText>
+            <w:instrText xml:space="preserve"> PAGEREF _Toc14478 \h </w:instrText>
           </w:r>
           <w:r>
             <w:fldChar w:fldCharType="separate"/>
@@ -4246,7 +4287,7 @@
             <w:fldChar w:fldCharType="begin"/>
           </w:r>
           <w:r>
-            <w:instrText xml:space="preserve"> HYPERLINK \l _Toc13838 </w:instrText>
+            <w:instrText xml:space="preserve"> HYPERLINK \l _Toc1507 </w:instrText>
           </w:r>
           <w:r>
             <w:fldChar w:fldCharType="separate"/>
@@ -4266,7 +4307,7 @@
             <w:fldChar w:fldCharType="begin"/>
           </w:r>
           <w:r>
-            <w:instrText xml:space="preserve"> PAGEREF _Toc13838 \h </w:instrText>
+            <w:instrText xml:space="preserve"> PAGEREF _Toc1507 \h </w:instrText>
           </w:r>
           <w:r>
             <w:fldChar w:fldCharType="separate"/>
@@ -4292,7 +4333,7 @@
             <w:fldChar w:fldCharType="begin"/>
           </w:r>
           <w:r>
-            <w:instrText xml:space="preserve"> HYPERLINK \l _Toc13696 </w:instrText>
+            <w:instrText xml:space="preserve"> HYPERLINK \l _Toc24585 </w:instrText>
           </w:r>
           <w:r>
             <w:fldChar w:fldCharType="separate"/>
@@ -4312,7 +4353,7 @@
             <w:fldChar w:fldCharType="begin"/>
           </w:r>
           <w:r>
-            <w:instrText xml:space="preserve"> PAGEREF _Toc13696 \h </w:instrText>
+            <w:instrText xml:space="preserve"> PAGEREF _Toc24585 \h </w:instrText>
           </w:r>
           <w:r>
             <w:fldChar w:fldCharType="separate"/>
@@ -4328,6 +4369,12 @@
           </w:r>
         </w:p>
         <w:p>
+          <w:pPr>
+            <w:pStyle w:val="13"/>
+            <w:tabs>
+              <w:tab w:val="right" w:leader="dot" w:pos="8296"/>
+            </w:tabs>
+          </w:pPr>
           <w:r>
             <w:fldChar w:fldCharType="end"/>
           </w:r>
@@ -4342,7 +4389,7 @@
         </w:tabs>
         <w:jc w:val="left"/>
         <w:sectPr>
-          <w:headerReference r:id="rId6" w:type="default"/>
+          <w:headerReference r:id="rId4" w:type="default"/>
           <w:pgSz w:w="11906" w:h="16838"/>
           <w:pgMar w:top="1440" w:right="1800" w:bottom="1440" w:left="1800" w:header="851" w:footer="992" w:gutter="0"/>
           <w:pgNumType w:start="1"/>
@@ -4362,7 +4409,7 @@
         <w:pStyle w:val="2"/>
       </w:pPr>
       <w:bookmarkStart w:id="1" w:name="_Toc9447"/>
-      <w:bookmarkStart w:id="2" w:name="_Toc20008"/>
+      <w:bookmarkStart w:id="2" w:name="_Toc16968"/>
       <w:bookmarkStart w:id="3" w:name="绪论"/>
       <w:r>
         <w:t>1 绪论</w:t>
@@ -4375,7 +4422,7 @@
         <w:pStyle w:val="4"/>
       </w:pPr>
       <w:bookmarkStart w:id="4" w:name="_Toc21158"/>
-      <w:bookmarkStart w:id="5" w:name="_Toc23330"/>
+      <w:bookmarkStart w:id="5" w:name="_Toc13220"/>
       <w:bookmarkStart w:id="6" w:name="研究背景"/>
       <w:r>
         <w:t>研究背景</w:t>
@@ -4388,12 +4435,7 @@
         <w:pStyle w:val="50"/>
       </w:pPr>
       <w:r>
-        <w:t>随着物联网、嵌入式系统、边缘计算等各方面的迅速发展，农业市场也向着数字化、智能化方向发展。无论是传统的大型农田、小型农业设施，还是小型特色经济作物，都对环境参数的实时性、精度以及运作的灵活性有更高的要求。空气温湿度、光照强度、土壤含水量等都会影响到作物的萌发、生</w:t>
-      </w:r>
-      <w:bookmarkStart w:id="158" w:name="_GoBack"/>
-      <w:bookmarkEnd w:id="158"/>
-      <w:r>
-        <w:t>长、开花、品质形成。</w:t>
+        <w:t>随着物联网、嵌入式系统、边缘计算等各方面的迅速发展，农业市场也向着数字化、智能化方向发展。无论是传统的大型农田、小型农业设施，还是小型特色经济作物，都对环境参数的实时性、精度以及运作的灵活性有更高的要求。空气温湿度、光照强度、土壤含水量等都会影响到作物的萌发、生长、开花、品质形成。</w:t>
       </w:r>
     </w:p>
     <w:p>
@@ -4414,7 +4456,7 @@
       <w:r>
         <w:t xml:space="preserve"> </w:t>
       </w:r>
-      <w:bookmarkStart w:id="9" w:name="_Toc17350"/>
+      <w:bookmarkStart w:id="9" w:name="_Toc31192"/>
       <w:r>
         <w:t>研究目的及意义</w:t>
       </w:r>
@@ -4495,7 +4537,7 @@
       <w:r>
         <w:t xml:space="preserve"> </w:t>
       </w:r>
-      <w:bookmarkStart w:id="12" w:name="_Toc27031"/>
+      <w:bookmarkStart w:id="12" w:name="_Toc28118"/>
       <w:r>
         <w:t>国内外研究现状</w:t>
       </w:r>
@@ -4511,7 +4553,7 @@
       <w:r>
         <w:t xml:space="preserve"> </w:t>
       </w:r>
-      <w:bookmarkStart w:id="15" w:name="_Toc28059"/>
+      <w:bookmarkStart w:id="15" w:name="_Toc15800"/>
       <w:r>
         <w:t>国内研究现状</w:t>
       </w:r>
@@ -4536,7 +4578,7 @@
       <w:r>
         <w:t xml:space="preserve"> </w:t>
       </w:r>
-      <w:bookmarkStart w:id="18" w:name="_Toc791"/>
+      <w:bookmarkStart w:id="18" w:name="_Toc2928"/>
       <w:r>
         <w:t>国外研究现状</w:t>
       </w:r>
@@ -4562,7 +4604,7 @@
       <w:r>
         <w:t xml:space="preserve"> </w:t>
       </w:r>
-      <w:bookmarkStart w:id="21" w:name="_Toc6201"/>
+      <w:bookmarkStart w:id="21" w:name="_Toc26463"/>
       <w:r>
         <w:t>研究主要内容</w:t>
       </w:r>
@@ -4656,7 +4698,7 @@
         <w:pStyle w:val="2"/>
       </w:pPr>
       <w:bookmarkStart w:id="22" w:name="_Toc4330"/>
-      <w:bookmarkStart w:id="23" w:name="_Toc27010"/>
+      <w:bookmarkStart w:id="23" w:name="_Toc19645"/>
       <w:bookmarkStart w:id="24" w:name="相关理论与技术基础"/>
       <w:r>
         <w:t>2 相关理论与技术基础</w:t>
@@ -4668,12 +4710,13 @@
       <w:pPr>
         <w:pStyle w:val="4"/>
         <w:numPr>
+          <w:ilvl w:val="1"/>
           <w:numId w:val="0"/>
         </w:numPr>
         <w:ind w:firstLine="643" w:firstLineChars="200"/>
       </w:pPr>
       <w:bookmarkStart w:id="25" w:name="_Toc16317"/>
-      <w:bookmarkStart w:id="26" w:name="_Toc20298"/>
+      <w:bookmarkStart w:id="26" w:name="_Toc6100"/>
       <w:bookmarkStart w:id="27" w:name="物联网与边缘计算相关理论"/>
       <w:r>
         <w:t>2.1 物联网与边缘计算相关理论</w:t>
@@ -4702,12 +4745,13 @@
       <w:pPr>
         <w:pStyle w:val="4"/>
         <w:numPr>
+          <w:ilvl w:val="1"/>
           <w:numId w:val="0"/>
         </w:numPr>
         <w:ind w:left="284" w:leftChars="0"/>
       </w:pPr>
       <w:bookmarkStart w:id="28" w:name="_Toc2634"/>
-      <w:bookmarkStart w:id="29" w:name="_Toc11769"/>
+      <w:bookmarkStart w:id="29" w:name="_Toc20712"/>
       <w:bookmarkStart w:id="30" w:name="数据通信与边缘服务相关技术"/>
       <w:r>
         <w:t>2.2 数据通信与边缘服务相关技术</w:t>
@@ -4719,11 +4763,12 @@
       <w:pPr>
         <w:pStyle w:val="5"/>
         <w:numPr>
+          <w:ilvl w:val="2"/>
           <w:numId w:val="0"/>
         </w:numPr>
       </w:pPr>
       <w:bookmarkStart w:id="31" w:name="_Toc18434"/>
-      <w:bookmarkStart w:id="32" w:name="_Toc19202"/>
+      <w:bookmarkStart w:id="32" w:name="_Toc29394"/>
       <w:bookmarkStart w:id="33" w:name="flask-与-sqlite-边缘服务技术"/>
       <w:r>
         <w:t>2.2.1 Flask 与 SQLite 边缘服务技术</w:t>
@@ -4752,11 +4797,12 @@
       <w:pPr>
         <w:pStyle w:val="5"/>
         <w:numPr>
+          <w:ilvl w:val="2"/>
           <w:numId w:val="0"/>
         </w:numPr>
       </w:pPr>
       <w:bookmarkStart w:id="34" w:name="_Toc3953"/>
-      <w:bookmarkStart w:id="35" w:name="_Toc19733"/>
+      <w:bookmarkStart w:id="35" w:name="_Toc4375"/>
       <w:bookmarkStart w:id="36" w:name="mqtt-云端同步技术"/>
       <w:r>
         <w:t>2.2.2 MQTT 云端同步技术</w:t>
@@ -4778,12 +4824,13 @@
       <w:pPr>
         <w:pStyle w:val="4"/>
         <w:numPr>
+          <w:ilvl w:val="1"/>
           <w:numId w:val="0"/>
         </w:numPr>
         <w:ind w:left="284" w:leftChars="0"/>
       </w:pPr>
       <w:bookmarkStart w:id="37" w:name="_Toc27990"/>
-      <w:bookmarkStart w:id="38" w:name="_Toc28166"/>
+      <w:bookmarkStart w:id="38" w:name="_Toc10219"/>
       <w:bookmarkStart w:id="39" w:name="图像分析与轻量边缘智能相关技术"/>
       <w:r>
         <w:t>2.3 图像分析与轻量边缘智能相关技术</w:t>
@@ -4795,12 +4842,13 @@
       <w:pPr>
         <w:pStyle w:val="5"/>
         <w:numPr>
+          <w:ilvl w:val="2"/>
           <w:numId w:val="0"/>
         </w:numPr>
         <w:ind w:left="142" w:leftChars="0"/>
       </w:pPr>
       <w:bookmarkStart w:id="40" w:name="_Toc21825"/>
-      <w:bookmarkStart w:id="41" w:name="_Toc15784"/>
+      <w:bookmarkStart w:id="41" w:name="_Toc21873"/>
       <w:bookmarkStart w:id="42" w:name="基于-opencv-的图像颜色分析技术"/>
       <w:r>
         <w:t>2.3.1 基于 OpenCV 的图像颜色分析技术</w:t>
@@ -4821,12 +4869,13 @@
       <w:pPr>
         <w:pStyle w:val="5"/>
         <w:numPr>
+          <w:ilvl w:val="2"/>
           <w:numId w:val="0"/>
         </w:numPr>
         <w:ind w:left="142" w:leftChars="0"/>
       </w:pPr>
       <w:bookmarkStart w:id="43" w:name="_Toc32287"/>
-      <w:bookmarkStart w:id="44" w:name="_Toc32660"/>
+      <w:bookmarkStart w:id="44" w:name="_Toc25099"/>
       <w:bookmarkStart w:id="45" w:name="基于本地轻量模型的辅助问答技术"/>
       <w:r>
         <w:t>2.3.2 基于本地轻量模型的辅助问答技术</w:t>
@@ -4850,7 +4899,7 @@
         <w:pStyle w:val="2"/>
       </w:pPr>
       <w:bookmarkStart w:id="46" w:name="_Toc29013"/>
-      <w:bookmarkStart w:id="47" w:name="_Toc3784"/>
+      <w:bookmarkStart w:id="47" w:name="_Toc31527"/>
       <w:bookmarkStart w:id="48" w:name="系统总体方案设计"/>
       <w:r>
         <w:t>3 系统总体方案设计</w:t>
@@ -4862,11 +4911,12 @@
       <w:pPr>
         <w:pStyle w:val="4"/>
         <w:numPr>
+          <w:ilvl w:val="1"/>
           <w:numId w:val="0"/>
         </w:numPr>
       </w:pPr>
       <w:bookmarkStart w:id="49" w:name="_Toc24372"/>
-      <w:bookmarkStart w:id="50" w:name="_Toc27640"/>
+      <w:bookmarkStart w:id="50" w:name="_Toc14280"/>
       <w:bookmarkStart w:id="51" w:name="系统需求及可行性分析"/>
       <w:r>
         <w:t>3.1 系统需求及可行性分析</w:t>
@@ -4878,12 +4928,13 @@
       <w:pPr>
         <w:pStyle w:val="5"/>
         <w:numPr>
+          <w:ilvl w:val="2"/>
           <w:numId w:val="0"/>
         </w:numPr>
         <w:ind w:left="142" w:leftChars="0"/>
       </w:pPr>
       <w:bookmarkStart w:id="52" w:name="_Toc19521"/>
-      <w:bookmarkStart w:id="53" w:name="_Toc22259"/>
+      <w:bookmarkStart w:id="53" w:name="_Toc23546"/>
       <w:bookmarkStart w:id="54" w:name="需求分析"/>
       <w:r>
         <w:t>3.1.1 需求分析</w:t>
@@ -4952,11 +5003,12 @@
       <w:pPr>
         <w:pStyle w:val="5"/>
         <w:numPr>
+          <w:ilvl w:val="2"/>
           <w:numId w:val="0"/>
         </w:numPr>
       </w:pPr>
       <w:bookmarkStart w:id="55" w:name="_Toc31113"/>
-      <w:bookmarkStart w:id="56" w:name="_Toc25997"/>
+      <w:bookmarkStart w:id="56" w:name="_Toc19286"/>
       <w:bookmarkStart w:id="57" w:name="可行性分析"/>
       <w:r>
         <w:t>3.1.2 可行性分析</w:t>
@@ -4994,12 +5046,13 @@
       <w:pPr>
         <w:pStyle w:val="4"/>
         <w:numPr>
+          <w:ilvl w:val="1"/>
           <w:numId w:val="0"/>
         </w:numPr>
         <w:ind w:left="284" w:leftChars="0"/>
       </w:pPr>
       <w:bookmarkStart w:id="58" w:name="_Toc2839"/>
-      <w:bookmarkStart w:id="59" w:name="_Toc1420"/>
+      <w:bookmarkStart w:id="59" w:name="_Toc27356"/>
       <w:bookmarkStart w:id="60" w:name="系统的总体方案设计"/>
       <w:r>
         <w:t>3.2 系统的总体方案设计</w:t>
@@ -5046,7 +5099,7 @@
                     </pic:cNvPicPr>
                   </pic:nvPicPr>
                   <pic:blipFill>
-                    <a:blip r:embed="rId10"/>
+                    <a:blip r:embed="rId8"/>
                     <a:stretch>
                       <a:fillRect/>
                     </a:stretch>
@@ -5107,7 +5160,7 @@
                     </pic:cNvPicPr>
                   </pic:nvPicPr>
                   <pic:blipFill>
-                    <a:blip r:embed="rId11"/>
+                    <a:blip r:embed="rId9"/>
                     <a:stretch>
                       <a:fillRect/>
                     </a:stretch>
@@ -5145,12 +5198,13 @@
       <w:pPr>
         <w:pStyle w:val="4"/>
         <w:numPr>
+          <w:ilvl w:val="1"/>
           <w:numId w:val="0"/>
         </w:numPr>
         <w:ind w:left="284" w:leftChars="0"/>
       </w:pPr>
       <w:bookmarkStart w:id="61" w:name="_Toc26156"/>
-      <w:bookmarkStart w:id="62" w:name="_Toc21210"/>
+      <w:bookmarkStart w:id="62" w:name="_Toc32553"/>
       <w:bookmarkStart w:id="63" w:name="主要功能模块的器件选型"/>
       <w:r>
         <w:t>3.3 主要功能模块的器件选型</w:t>
@@ -5467,14 +5521,6 @@
         </w:tc>
       </w:tr>
       <w:tr>
-        <w:tblPrEx>
-          <w:tblCellMar>
-            <w:top w:w="0" w:type="dxa"/>
-            <w:left w:w="108" w:type="dxa"/>
-            <w:bottom w:w="0" w:type="dxa"/>
-            <w:right w:w="108" w:type="dxa"/>
-          </w:tblCellMar>
-        </w:tblPrEx>
         <w:tc>
           <w:p>
             <w:pPr>
@@ -5629,14 +5675,6 @@
         </w:tc>
       </w:tr>
       <w:tr>
-        <w:tblPrEx>
-          <w:tblCellMar>
-            <w:top w:w="0" w:type="dxa"/>
-            <w:left w:w="108" w:type="dxa"/>
-            <w:bottom w:w="0" w:type="dxa"/>
-            <w:right w:w="108" w:type="dxa"/>
-          </w:tblCellMar>
-        </w:tblPrEx>
         <w:tc>
           <w:p>
             <w:pPr>
@@ -6219,12 +6257,13 @@
       <w:pPr>
         <w:pStyle w:val="4"/>
         <w:numPr>
+          <w:ilvl w:val="1"/>
           <w:numId w:val="0"/>
         </w:numPr>
         <w:ind w:left="284" w:leftChars="0"/>
       </w:pPr>
       <w:bookmarkStart w:id="64" w:name="_Toc20964"/>
-      <w:bookmarkStart w:id="65" w:name="_Toc28928"/>
+      <w:bookmarkStart w:id="65" w:name="_Toc30358"/>
       <w:bookmarkStart w:id="66" w:name="系统主要元件介绍"/>
       <w:bookmarkStart w:id="67" w:name="系统硬件设计"/>
       <w:r>
@@ -6245,12 +6284,13 @@
       <w:pPr>
         <w:pStyle w:val="5"/>
         <w:numPr>
+          <w:ilvl w:val="2"/>
           <w:numId w:val="0"/>
         </w:numPr>
         <w:ind w:left="142" w:leftChars="0"/>
       </w:pPr>
       <w:bookmarkStart w:id="68" w:name="_Toc21315"/>
-      <w:bookmarkStart w:id="69" w:name="_Toc6798"/>
+      <w:bookmarkStart w:id="69" w:name="_Toc3201"/>
       <w:bookmarkStart w:id="70" w:name="主控与边缘计算平台"/>
       <w:r>
         <w:t>3.4.1 主控与边缘计算平台</w:t>
@@ -6297,7 +6337,7 @@
                     </pic:cNvPicPr>
                   </pic:nvPicPr>
                   <pic:blipFill>
-                    <a:blip r:embed="rId12"/>
+                    <a:blip r:embed="rId10"/>
                     <a:stretch>
                       <a:fillRect/>
                     </a:stretch>
@@ -6349,7 +6389,7 @@
                     </pic:cNvPicPr>
                   </pic:nvPicPr>
                   <pic:blipFill>
-                    <a:blip r:embed="rId13"/>
+                    <a:blip r:embed="rId11"/>
                     <a:stretch>
                       <a:fillRect/>
                     </a:stretch>
@@ -6383,12 +6423,13 @@
       <w:pPr>
         <w:pStyle w:val="5"/>
         <w:numPr>
+          <w:ilvl w:val="2"/>
           <w:numId w:val="0"/>
         </w:numPr>
         <w:ind w:left="142" w:leftChars="0"/>
       </w:pPr>
       <w:bookmarkStart w:id="71" w:name="_Toc3903"/>
-      <w:bookmarkStart w:id="72" w:name="_Toc3924"/>
+      <w:bookmarkStart w:id="72" w:name="_Toc19098"/>
       <w:bookmarkStart w:id="73" w:name="环境感知元件"/>
       <w:r>
         <w:t>3.4.2 环境感知元件</w:t>
@@ -6435,7 +6476,7 @@
                     </pic:cNvPicPr>
                   </pic:nvPicPr>
                   <pic:blipFill>
-                    <a:blip r:embed="rId14"/>
+                    <a:blip r:embed="rId12"/>
                     <a:stretch>
                       <a:fillRect/>
                     </a:stretch>
@@ -6478,7 +6519,7 @@
                     </pic:cNvPicPr>
                   </pic:nvPicPr>
                   <pic:blipFill>
-                    <a:blip r:embed="rId15"/>
+                    <a:blip r:embed="rId13"/>
                     <a:stretch>
                       <a:fillRect/>
                     </a:stretch>
@@ -6530,7 +6571,7 @@
                     </pic:cNvPicPr>
                   </pic:nvPicPr>
                   <pic:blipFill>
-                    <a:blip r:embed="rId16"/>
+                    <a:blip r:embed="rId14"/>
                     <a:stretch>
                       <a:fillRect/>
                     </a:stretch>
@@ -6573,7 +6614,7 @@
                     </pic:cNvPicPr>
                   </pic:nvPicPr>
                   <pic:blipFill>
-                    <a:blip r:embed="rId17"/>
+                    <a:blip r:embed="rId15"/>
                     <a:stretch>
                       <a:fillRect/>
                     </a:stretch>
@@ -6625,7 +6666,7 @@
                     </pic:cNvPicPr>
                   </pic:nvPicPr>
                   <pic:blipFill>
-                    <a:blip r:embed="rId18"/>
+                    <a:blip r:embed="rId16"/>
                     <a:stretch>
                       <a:fillRect/>
                     </a:stretch>
@@ -6668,7 +6709,7 @@
                     </pic:cNvPicPr>
                   </pic:nvPicPr>
                   <pic:blipFill>
-                    <a:blip r:embed="rId19"/>
+                    <a:blip r:embed="rId17"/>
                     <a:stretch>
                       <a:fillRect/>
                     </a:stretch>
@@ -6702,12 +6743,13 @@
       <w:pPr>
         <w:pStyle w:val="5"/>
         <w:numPr>
+          <w:ilvl w:val="2"/>
           <w:numId w:val="0"/>
         </w:numPr>
         <w:ind w:left="142" w:leftChars="0"/>
       </w:pPr>
       <w:bookmarkStart w:id="74" w:name="_Toc12783"/>
-      <w:bookmarkStart w:id="75" w:name="_Toc9319"/>
+      <w:bookmarkStart w:id="75" w:name="_Toc29555"/>
       <w:bookmarkStart w:id="76" w:name="人机交互元件"/>
       <w:r>
         <w:t>3.4.3 人机交互元件</w:t>
@@ -6754,7 +6796,7 @@
                     </pic:cNvPicPr>
                   </pic:nvPicPr>
                   <pic:blipFill>
-                    <a:blip r:embed="rId20"/>
+                    <a:blip r:embed="rId18"/>
                     <a:stretch>
                       <a:fillRect/>
                     </a:stretch>
@@ -6797,7 +6839,7 @@
                     </pic:cNvPicPr>
                   </pic:nvPicPr>
                   <pic:blipFill>
-                    <a:blip r:embed="rId21"/>
+                    <a:blip r:embed="rId19"/>
                     <a:stretch>
                       <a:fillRect/>
                     </a:stretch>
@@ -6849,7 +6891,7 @@
                     </pic:cNvPicPr>
                   </pic:nvPicPr>
                   <pic:blipFill>
-                    <a:blip r:embed="rId22"/>
+                    <a:blip r:embed="rId20"/>
                     <a:stretch>
                       <a:fillRect/>
                     </a:stretch>
@@ -6892,7 +6934,7 @@
                     </pic:cNvPicPr>
                   </pic:nvPicPr>
                   <pic:blipFill>
-                    <a:blip r:embed="rId23"/>
+                    <a:blip r:embed="rId21"/>
                     <a:stretch>
                       <a:fillRect/>
                     </a:stretch>
@@ -6926,12 +6968,13 @@
       <w:pPr>
         <w:pStyle w:val="5"/>
         <w:numPr>
+          <w:ilvl w:val="2"/>
           <w:numId w:val="0"/>
         </w:numPr>
         <w:ind w:left="142" w:leftChars="0"/>
       </w:pPr>
       <w:bookmarkStart w:id="77" w:name="_Toc16673"/>
-      <w:bookmarkStart w:id="78" w:name="_Toc29678"/>
+      <w:bookmarkStart w:id="78" w:name="_Toc26474"/>
       <w:bookmarkStart w:id="79" w:name="执行控制元件"/>
       <w:r>
         <w:t>3.4.4 执行控制元件</w:t>
@@ -6978,7 +7021,7 @@
                     </pic:cNvPicPr>
                   </pic:nvPicPr>
                   <pic:blipFill>
-                    <a:blip r:embed="rId24"/>
+                    <a:blip r:embed="rId22"/>
                     <a:stretch>
                       <a:fillRect/>
                     </a:stretch>
@@ -7017,7 +7060,7 @@
                     </pic:cNvPicPr>
                   </pic:nvPicPr>
                   <pic:blipFill>
-                    <a:blip r:embed="rId25"/>
+                    <a:blip r:embed="rId23"/>
                     <a:stretch>
                       <a:fillRect/>
                     </a:stretch>
@@ -7055,12 +7098,13 @@
       <w:pPr>
         <w:pStyle w:val="5"/>
         <w:numPr>
+          <w:ilvl w:val="2"/>
           <w:numId w:val="0"/>
         </w:numPr>
         <w:ind w:left="142" w:leftChars="0"/>
       </w:pPr>
       <w:bookmarkStart w:id="80" w:name="_Toc31801"/>
-      <w:bookmarkStart w:id="81" w:name="_Toc24137"/>
+      <w:bookmarkStart w:id="81" w:name="_Toc14386"/>
       <w:bookmarkStart w:id="82" w:name="图像采集元件"/>
       <w:r>
         <w:t>3.4.5 图像采集元件</w:t>
@@ -7109,7 +7153,7 @@
         <w:pStyle w:val="2"/>
       </w:pPr>
       <w:bookmarkStart w:id="83" w:name="_Toc26007"/>
-      <w:bookmarkStart w:id="84" w:name="_Toc17620"/>
+      <w:bookmarkStart w:id="84" w:name="_Toc5950"/>
       <w:r>
         <w:t>4 系统硬件设计</w:t>
       </w:r>
@@ -7120,12 +7164,13 @@
       <w:pPr>
         <w:pStyle w:val="4"/>
         <w:numPr>
+          <w:ilvl w:val="1"/>
           <w:numId w:val="0"/>
         </w:numPr>
         <w:ind w:left="284" w:leftChars="0"/>
       </w:pPr>
       <w:bookmarkStart w:id="85" w:name="_Toc7031"/>
-      <w:bookmarkStart w:id="86" w:name="_Toc20239"/>
+      <w:bookmarkStart w:id="86" w:name="_Toc16291"/>
       <w:bookmarkStart w:id="87" w:name="系统整体硬件工作原理"/>
       <w:r>
         <w:t>4.1 系统整体硬件工作原理</w:t>
@@ -7358,7 +7403,7 @@
                     </pic:cNvPicPr>
                   </pic:nvPicPr>
                   <pic:blipFill>
-                    <a:blip r:embed="rId26"/>
+                    <a:blip r:embed="rId24"/>
                     <a:stretch>
                       <a:fillRect/>
                     </a:stretch>
@@ -7392,12 +7437,13 @@
       <w:pPr>
         <w:pStyle w:val="4"/>
         <w:numPr>
+          <w:ilvl w:val="1"/>
           <w:numId w:val="0"/>
         </w:numPr>
         <w:ind w:left="284" w:leftChars="0"/>
       </w:pPr>
       <w:bookmarkStart w:id="88" w:name="_Toc7709"/>
-      <w:bookmarkStart w:id="89" w:name="_Toc10936"/>
+      <w:bookmarkStart w:id="89" w:name="_Toc2250"/>
       <w:bookmarkStart w:id="90" w:name="系统功能模块设计"/>
       <w:r>
         <w:t>4.2 系统功能模块设计</w:t>
@@ -7409,12 +7455,13 @@
       <w:pPr>
         <w:pStyle w:val="5"/>
         <w:numPr>
+          <w:ilvl w:val="2"/>
           <w:numId w:val="0"/>
         </w:numPr>
         <w:ind w:left="142" w:leftChars="0"/>
       </w:pPr>
       <w:bookmarkStart w:id="91" w:name="_Toc31433"/>
-      <w:bookmarkStart w:id="92" w:name="_Toc19675"/>
+      <w:bookmarkStart w:id="92" w:name="_Toc28029"/>
       <w:bookmarkStart w:id="93" w:name="传感采集模块设计"/>
       <w:r>
         <w:t>4.2.1 传感采集模块设计</w:t>
@@ -7443,12 +7490,13 @@
       <w:pPr>
         <w:pStyle w:val="5"/>
         <w:numPr>
+          <w:ilvl w:val="2"/>
           <w:numId w:val="0"/>
         </w:numPr>
         <w:ind w:left="142" w:leftChars="0"/>
       </w:pPr>
       <w:bookmarkStart w:id="94" w:name="_Toc664"/>
-      <w:bookmarkStart w:id="95" w:name="_Toc6792"/>
+      <w:bookmarkStart w:id="95" w:name="_Toc10588"/>
       <w:bookmarkStart w:id="96" w:name="执行控制模块设计"/>
       <w:r>
         <w:t>4.2.2 执行控制模块设计</w:t>
@@ -7477,12 +7525,13 @@
       <w:pPr>
         <w:pStyle w:val="5"/>
         <w:numPr>
+          <w:ilvl w:val="2"/>
           <w:numId w:val="0"/>
         </w:numPr>
         <w:ind w:left="142" w:leftChars="0"/>
       </w:pPr>
       <w:bookmarkStart w:id="97" w:name="_Toc28325"/>
-      <w:bookmarkStart w:id="98" w:name="_Toc23280"/>
+      <w:bookmarkStart w:id="98" w:name="_Toc30856"/>
       <w:bookmarkStart w:id="99" w:name="显示与手势交互模块设计"/>
       <w:r>
         <w:t>4.2.3 显示与手势交互模块设计</w:t>
@@ -7511,12 +7560,13 @@
       <w:pPr>
         <w:pStyle w:val="5"/>
         <w:numPr>
+          <w:ilvl w:val="2"/>
           <w:numId w:val="0"/>
         </w:numPr>
         <w:ind w:left="142" w:leftChars="0"/>
       </w:pPr>
       <w:bookmarkStart w:id="100" w:name="_Toc18756"/>
-      <w:bookmarkStart w:id="101" w:name="_Toc3165"/>
+      <w:bookmarkStart w:id="101" w:name="_Toc159"/>
       <w:bookmarkStart w:id="102" w:name="边缘网关通信模块设计"/>
       <w:r>
         <w:t>4.2.4 边缘网关通信模块设计</w:t>
@@ -7546,12 +7596,13 @@
       <w:pPr>
         <w:pStyle w:val="4"/>
         <w:numPr>
+          <w:ilvl w:val="1"/>
           <w:numId w:val="0"/>
         </w:numPr>
         <w:ind w:left="284" w:leftChars="0"/>
       </w:pPr>
       <w:bookmarkStart w:id="103" w:name="_Toc8578"/>
-      <w:bookmarkStart w:id="104" w:name="_Toc4957"/>
+      <w:bookmarkStart w:id="104" w:name="_Toc19894"/>
       <w:bookmarkStart w:id="105" w:name="系统-pcb-设计"/>
       <w:r>
         <w:t>4.3 系统 PCB 设计</w:t>
@@ -7607,7 +7658,7 @@
                     </pic:cNvPicPr>
                   </pic:nvPicPr>
                   <pic:blipFill>
-                    <a:blip r:embed="rId27"/>
+                    <a:blip r:embed="rId25"/>
                     <a:srcRect t="331" r="15037"/>
                     <a:stretch>
                       <a:fillRect/>
@@ -7668,7 +7719,7 @@
                     </pic:cNvPicPr>
                   </pic:nvPicPr>
                   <pic:blipFill>
-                    <a:blip r:embed="rId28"/>
+                    <a:blip r:embed="rId26"/>
                     <a:stretch>
                       <a:fillRect/>
                     </a:stretch>
@@ -7704,7 +7755,7 @@
         <w:pStyle w:val="2"/>
       </w:pPr>
       <w:bookmarkStart w:id="106" w:name="_Toc21282"/>
-      <w:bookmarkStart w:id="107" w:name="_Toc4857"/>
+      <w:bookmarkStart w:id="107" w:name="_Toc9162"/>
       <w:bookmarkStart w:id="108" w:name="系统软件设计"/>
       <w:r>
         <w:t>5 系统软件设计</w:t>
@@ -7716,12 +7767,13 @@
       <w:pPr>
         <w:pStyle w:val="4"/>
         <w:numPr>
+          <w:ilvl w:val="1"/>
           <w:numId w:val="0"/>
         </w:numPr>
         <w:ind w:left="284" w:leftChars="0"/>
       </w:pPr>
       <w:bookmarkStart w:id="109" w:name="_Toc30504"/>
-      <w:bookmarkStart w:id="110" w:name="_Toc25346"/>
+      <w:bookmarkStart w:id="110" w:name="_Toc24880"/>
       <w:bookmarkStart w:id="111" w:name="系统软件整体设计"/>
       <w:r>
         <w:t>5.1 系统软件整体设计</w:t>
@@ -7742,12 +7794,13 @@
       <w:pPr>
         <w:pStyle w:val="4"/>
         <w:numPr>
+          <w:ilvl w:val="1"/>
           <w:numId w:val="0"/>
         </w:numPr>
         <w:ind w:left="284" w:leftChars="0"/>
       </w:pPr>
       <w:bookmarkStart w:id="112" w:name="_Toc26777"/>
-      <w:bookmarkStart w:id="113" w:name="_Toc8254"/>
+      <w:bookmarkStart w:id="113" w:name="_Toc17164"/>
       <w:bookmarkStart w:id="114" w:name="设备端程序设计"/>
       <w:r>
         <w:t>5.2 设备端程序设计</w:t>
@@ -7859,7 +7912,7 @@
                     </pic:cNvPicPr>
                   </pic:nvPicPr>
                   <pic:blipFill>
-                    <a:blip r:embed="rId29"/>
+                    <a:blip r:embed="rId27"/>
                     <a:stretch>
                       <a:fillRect/>
                     </a:stretch>
@@ -7897,12 +7950,13 @@
       <w:pPr>
         <w:pStyle w:val="4"/>
         <w:numPr>
+          <w:ilvl w:val="1"/>
           <w:numId w:val="0"/>
         </w:numPr>
         <w:ind w:left="284" w:leftChars="0"/>
       </w:pPr>
       <w:bookmarkStart w:id="115" w:name="_Toc9004"/>
-      <w:bookmarkStart w:id="116" w:name="_Toc21173"/>
+      <w:bookmarkStart w:id="116" w:name="_Toc1156"/>
       <w:bookmarkStart w:id="117" w:name="边缘端服务与数据库设计"/>
       <w:r>
         <w:t>5.3 边缘端服务与数据库设计</w:t>
@@ -9332,7 +9386,7 @@
                     </pic:cNvPicPr>
                   </pic:nvPicPr>
                   <pic:blipFill>
-                    <a:blip r:embed="rId30"/>
+                    <a:blip r:embed="rId28"/>
                     <a:stretch>
                       <a:fillRect/>
                     </a:stretch>
@@ -9388,7 +9442,7 @@
                     </pic:cNvPicPr>
                   </pic:nvPicPr>
                   <pic:blipFill>
-                    <a:blip r:embed="rId31"/>
+                    <a:blip r:embed="rId29"/>
                     <a:stretch>
                       <a:fillRect/>
                     </a:stretch>
@@ -9426,12 +9480,13 @@
       <w:pPr>
         <w:pStyle w:val="4"/>
         <w:numPr>
+          <w:ilvl w:val="1"/>
           <w:numId w:val="0"/>
         </w:numPr>
         <w:ind w:left="284" w:leftChars="0"/>
       </w:pPr>
       <w:bookmarkStart w:id="118" w:name="_Toc4208"/>
-      <w:bookmarkStart w:id="119" w:name="_Toc26172"/>
+      <w:bookmarkStart w:id="119" w:name="_Toc11107"/>
       <w:bookmarkStart w:id="120" w:name="图像分析与边缘智能模块设计"/>
       <w:r>
         <w:t>5.4 图像分析与边缘智能模块设计</w:t>
@@ -9478,7 +9533,7 @@
                     </pic:cNvPicPr>
                   </pic:nvPicPr>
                   <pic:blipFill>
-                    <a:blip r:embed="rId32"/>
+                    <a:blip r:embed="rId30"/>
                     <a:stretch>
                       <a:fillRect/>
                     </a:stretch>
@@ -9542,7 +9597,7 @@
                     </pic:cNvPicPr>
                   </pic:nvPicPr>
                   <pic:blipFill>
-                    <a:blip r:embed="rId33"/>
+                    <a:blip r:embed="rId31"/>
                     <a:stretch>
                       <a:fillRect/>
                     </a:stretch>
@@ -9594,7 +9649,7 @@
                     </pic:cNvPicPr>
                   </pic:nvPicPr>
                   <pic:blipFill>
-                    <a:blip r:embed="rId34"/>
+                    <a:blip r:embed="rId32"/>
                     <a:stretch>
                       <a:fillRect/>
                     </a:stretch>
@@ -9630,7 +9685,7 @@
         <w:pStyle w:val="2"/>
       </w:pPr>
       <w:bookmarkStart w:id="121" w:name="_Toc21664"/>
-      <w:bookmarkStart w:id="122" w:name="_Toc11921"/>
+      <w:bookmarkStart w:id="122" w:name="_Toc21408"/>
       <w:bookmarkStart w:id="123" w:name="系统测试和结果分析"/>
       <w:r>
         <w:t>6 系统测试和结果分析</w:t>
@@ -9642,12 +9697,13 @@
       <w:pPr>
         <w:pStyle w:val="4"/>
         <w:numPr>
+          <w:ilvl w:val="1"/>
           <w:numId w:val="0"/>
         </w:numPr>
         <w:ind w:left="284" w:leftChars="0"/>
       </w:pPr>
       <w:bookmarkStart w:id="124" w:name="_Toc31562"/>
-      <w:bookmarkStart w:id="125" w:name="_Toc455"/>
+      <w:bookmarkStart w:id="125" w:name="_Toc10321"/>
       <w:bookmarkStart w:id="126" w:name="系统组装与基础测试"/>
       <w:r>
         <w:t>6.1 系统组装与基础测试</w:t>
@@ -9702,7 +9758,7 @@
                     </pic:cNvPicPr>
                   </pic:nvPicPr>
                   <pic:blipFill>
-                    <a:blip r:embed="rId35"/>
+                    <a:blip r:embed="rId33"/>
                     <a:stretch>
                       <a:fillRect/>
                     </a:stretch>
@@ -9736,12 +9792,13 @@
       <w:pPr>
         <w:pStyle w:val="4"/>
         <w:numPr>
+          <w:ilvl w:val="1"/>
           <w:numId w:val="0"/>
         </w:numPr>
         <w:ind w:left="284" w:leftChars="0"/>
       </w:pPr>
       <w:bookmarkStart w:id="127" w:name="_Toc10248"/>
-      <w:bookmarkStart w:id="128" w:name="_Toc9394"/>
+      <w:bookmarkStart w:id="128" w:name="_Toc5687"/>
       <w:bookmarkStart w:id="129" w:name="系统功能及性能测试"/>
       <w:r>
         <w:t>6.2 系统功能及性能测试</w:t>
@@ -9761,12 +9818,13 @@
       <w:pPr>
         <w:pStyle w:val="5"/>
         <w:numPr>
+          <w:ilvl w:val="2"/>
           <w:numId w:val="0"/>
         </w:numPr>
         <w:ind w:left="142" w:leftChars="0"/>
       </w:pPr>
       <w:bookmarkStart w:id="130" w:name="_Toc4170"/>
-      <w:bookmarkStart w:id="131" w:name="_Toc17083"/>
+      <w:bookmarkStart w:id="131" w:name="_Toc19461"/>
       <w:bookmarkStart w:id="132" w:name="传感器采集测试"/>
       <w:r>
         <w:t>6.2.1 传感器采集测试</w:t>
@@ -10122,7 +10180,7 @@
                     </pic:cNvPicPr>
                   </pic:nvPicPr>
                   <pic:blipFill>
-                    <a:blip r:embed="rId36"/>
+                    <a:blip r:embed="rId34"/>
                     <a:stretch>
                       <a:fillRect/>
                     </a:stretch>
@@ -10156,12 +10214,13 @@
       <w:pPr>
         <w:pStyle w:val="5"/>
         <w:numPr>
+          <w:ilvl w:val="2"/>
           <w:numId w:val="0"/>
         </w:numPr>
         <w:ind w:left="142" w:leftChars="0"/>
       </w:pPr>
       <w:bookmarkStart w:id="133" w:name="_Toc23043"/>
-      <w:bookmarkStart w:id="134" w:name="_Toc32497"/>
+      <w:bookmarkStart w:id="134" w:name="_Toc8647"/>
       <w:bookmarkStart w:id="135" w:name="控制执行与自动灌溉测试"/>
       <w:r>
         <w:t>6.2.2 控制执行与自动灌溉测试</w:t>
@@ -10591,12 +10650,13 @@
       <w:pPr>
         <w:pStyle w:val="5"/>
         <w:numPr>
+          <w:ilvl w:val="2"/>
           <w:numId w:val="0"/>
         </w:numPr>
         <w:ind w:left="142" w:leftChars="0"/>
       </w:pPr>
       <w:bookmarkStart w:id="136" w:name="_Toc19336"/>
-      <w:bookmarkStart w:id="137" w:name="_Toc18257"/>
+      <w:bookmarkStart w:id="137" w:name="_Toc6639"/>
       <w:bookmarkStart w:id="138" w:name="平台服务与扩展功能测试"/>
       <w:r>
         <w:t>6.2.3 平台服务与扩展功能测试</w:t>
@@ -11323,12 +11383,13 @@
       <w:pPr>
         <w:pStyle w:val="4"/>
         <w:numPr>
+          <w:ilvl w:val="1"/>
           <w:numId w:val="0"/>
         </w:numPr>
         <w:ind w:left="284" w:leftChars="0"/>
       </w:pPr>
       <w:bookmarkStart w:id="139" w:name="_Toc18521"/>
-      <w:bookmarkStart w:id="140" w:name="_Toc30553"/>
+      <w:bookmarkStart w:id="140" w:name="_Toc26716"/>
       <w:bookmarkStart w:id="141" w:name="测试结果分析"/>
       <w:r>
         <w:t>6.3 测试结果分析</w:t>
@@ -11367,7 +11428,7 @@
         <w:pStyle w:val="2"/>
       </w:pPr>
       <w:bookmarkStart w:id="142" w:name="_Toc25980"/>
-      <w:bookmarkStart w:id="143" w:name="_Toc2872"/>
+      <w:bookmarkStart w:id="143" w:name="_Toc11996"/>
       <w:bookmarkStart w:id="144" w:name="总结和展望"/>
       <w:r>
         <w:t>7 总结和展望</w:t>
@@ -11379,12 +11440,13 @@
       <w:pPr>
         <w:pStyle w:val="4"/>
         <w:numPr>
+          <w:ilvl w:val="1"/>
           <w:numId w:val="0"/>
         </w:numPr>
         <w:ind w:left="284" w:leftChars="0"/>
       </w:pPr>
       <w:bookmarkStart w:id="145" w:name="_Toc31808"/>
-      <w:bookmarkStart w:id="146" w:name="_Toc25965"/>
+      <w:bookmarkStart w:id="146" w:name="_Toc693"/>
       <w:bookmarkStart w:id="147" w:name="总结"/>
       <w:r>
         <w:t>7.1 总结</w:t>
@@ -11413,12 +11475,13 @@
       <w:pPr>
         <w:pStyle w:val="4"/>
         <w:numPr>
+          <w:ilvl w:val="1"/>
           <w:numId w:val="0"/>
         </w:numPr>
         <w:ind w:left="284" w:leftChars="0"/>
       </w:pPr>
       <w:bookmarkStart w:id="148" w:name="_Toc12949"/>
-      <w:bookmarkStart w:id="149" w:name="_Toc20551"/>
+      <w:bookmarkStart w:id="149" w:name="_Toc6925"/>
       <w:bookmarkStart w:id="150" w:name="展望"/>
       <w:r>
         <w:t>7.2 展望</w:t>
@@ -11439,12 +11502,13 @@
       <w:pPr>
         <w:pStyle w:val="4"/>
         <w:numPr>
+          <w:ilvl w:val="1"/>
           <w:numId w:val="0"/>
         </w:numPr>
         <w:ind w:left="284" w:leftChars="0"/>
       </w:pPr>
       <w:bookmarkStart w:id="151" w:name="_Toc4130"/>
-      <w:bookmarkStart w:id="152" w:name="_Toc12921"/>
+      <w:bookmarkStart w:id="152" w:name="_Toc14478"/>
       <w:bookmarkStart w:id="153" w:name="个人总结与反思"/>
       <w:r>
         <w:t>7.3 个人总结与反思</w:t>
@@ -11463,42 +11527,20 @@
     <w:p>
       <w:pPr>
         <w:pStyle w:val="3"/>
+        <w:rPr>
+          <w:sz w:val="28"/>
+        </w:rPr>
       </w:pPr>
       <w:r>
         <w:t>另外，也发现自身存在很多不足，即对于硬件原理的分析、传感器精度的处理、系统抗干扰的设计以及实验数据的量化分析等方面存在较大的欠缺。此后无论是在继续深造还是在工程开发过程中，都需要加强对于底层原理的理解以及系统的实验能力。此设计使我完成了比较完整的智能物联网项目，也对我未来从事软硬件结合方面学习与实践有更清晰的认识。</w:t>
       </w:r>
-    </w:p>
-    <w:bookmarkEnd w:id="144"/>
-    <w:bookmarkEnd w:id="153"/>
-    <w:p>
-      <w:pPr>
-        <w:pStyle w:val="42"/>
-        <w:spacing w:line="360" w:lineRule="auto"/>
-      </w:pPr>
-    </w:p>
-    <w:p>
-      <w:pPr>
-        <w:widowControl/>
-        <w:jc w:val="left"/>
-        <w:rPr>
-          <w:sz w:val="28"/>
-        </w:rPr>
-      </w:pPr>
+      <w:bookmarkEnd w:id="144"/>
+      <w:bookmarkEnd w:id="153"/>
     </w:p>
     <w:p>
       <w:pPr>
         <w:pStyle w:val="33"/>
         <w:jc w:val="center"/>
-        <w:rPr>
-          <w:b/>
-          <w:bCs/>
-          <w:sz w:val="44"/>
-          <w:szCs w:val="44"/>
-        </w:rPr>
-      </w:pPr>
-      <w:bookmarkStart w:id="154" w:name="_Toc25736"/>
-      <w:bookmarkStart w:id="155" w:name="_Toc13838"/>
-      <w:r>
         <w:rPr>
           <w:rFonts w:hint="eastAsia"/>
           <w:b/>
@@ -11506,241 +11548,9 @@
           <w:sz w:val="44"/>
           <w:szCs w:val="44"/>
         </w:rPr>
-        <w:t>参考文献</w:t>
-      </w:r>
-      <w:bookmarkEnd w:id="154"/>
-      <w:bookmarkEnd w:id="155"/>
-    </w:p>
-    <w:p>
-      <w:pPr>
-        <w:pStyle w:val="50"/>
-      </w:pPr>
-      <w:r>
-        <w:t>[1] 赵春江. 智慧农业发展现状与未来展望[J]. 华南农业大学学报, 2021, 42(6): 1-7.</w:t>
-      </w:r>
-    </w:p>
-    <w:p>
-      <w:pPr>
-        <w:pStyle w:val="3"/>
-      </w:pPr>
-      <w:r>
-        <w:t>[2] 李道亮, 杨昊. 农业物联网技术研究进展与发展趋势分析[J]. 农业机械学报, 2018, 49(1): 1-20.</w:t>
-      </w:r>
-    </w:p>
-    <w:p>
-      <w:pPr>
-        <w:pStyle w:val="3"/>
-      </w:pPr>
-      <w:r>
-        <w:t>[3] 张晓红, 王建军. 藏红花设施栽培环境调控技术研究进展[J]. 中药材, 2019, 42(5): 1201-1205.</w:t>
-      </w:r>
-    </w:p>
-    <w:p>
-      <w:pPr>
-        <w:pStyle w:val="3"/>
-      </w:pPr>
-      <w:r>
-        <w:t>[4] 刘云浩. 物联网导论[M]. 北京: 科学出版社, 2017.</w:t>
-      </w:r>
-    </w:p>
-    <w:p>
-      <w:pPr>
-        <w:pStyle w:val="3"/>
-      </w:pPr>
-      <w:r>
-        <w:t>[5] 施巍松, 孙辉, 曹杰, 等. 边缘计算: 万物互联时代的新型计算模型[J]. 计算机研究与发展, 2017, 54(5): 907-924.</w:t>
-      </w:r>
-    </w:p>
-    <w:p>
-      <w:pPr>
-        <w:pStyle w:val="3"/>
-      </w:pPr>
-      <w:r>
-        <w:t>[6] 孙其博, 刘杰, 黎羴, 等. 物联网：概念、架构与关键技术研究综述[J]. 北京邮电大学学报, 2010, 33(3): 1-9.</w:t>
-      </w:r>
-    </w:p>
-    <w:p>
-      <w:pPr>
-        <w:pStyle w:val="3"/>
-      </w:pPr>
-      <w:r>
-        <w:t>[7] 陈伟, 李振. 基于STM32与MicroPython的嵌入式系统开发实践[J]. 电子技术应用, 2022, 48(2): 56-60.</w:t>
-      </w:r>
-    </w:p>
-    <w:p>
-      <w:pPr>
-        <w:pStyle w:val="3"/>
-      </w:pPr>
-      <w:r>
-        <w:t>[8] 王刚. 基于树莓派的温室环境监控系统设计与实现[D]. 成都: 电子科技大学, 2020.</w:t>
-      </w:r>
-    </w:p>
-    <w:p>
-      <w:pPr>
-        <w:pStyle w:val="3"/>
-      </w:pPr>
-      <w:r>
-        <w:t>[9] 刘伟. Python Web开发实战：基于Flask框架[M]. 北京: 电子工业出版社, 2018.</w:t>
-      </w:r>
-    </w:p>
-    <w:p>
-      <w:pPr>
-        <w:pStyle w:val="3"/>
-      </w:pPr>
-      <w:r>
-        <w:t>[10] 郭盛, 王飞. 基于OpenCV的植物生长状态图像识别技术研究[J]. 农业工程学报, 2021, 37(12): 158-166.</w:t>
-      </w:r>
-    </w:p>
-    <w:p>
-      <w:pPr>
-        <w:pStyle w:val="3"/>
-      </w:pPr>
-      <w:r>
-        <w:t>[11] 张三丰. 藏红花球茎休眠期与生长期温湿度控制阈值研究[J]. 安徽农业科学, 2020, 48(8): 45-48.</w:t>
-      </w:r>
-    </w:p>
-    <w:p>
-      <w:pPr>
-        <w:pStyle w:val="3"/>
-      </w:pPr>
-      <w:r>
-        <w:t>[12] 李明. SQLite嵌入式数据库系统在物联网网关中的应用[J]. 计算机系统应用, 2019, 28(4): 88-92.</w:t>
-      </w:r>
-    </w:p>
-    <w:p>
-      <w:pPr>
-        <w:pStyle w:val="3"/>
-      </w:pPr>
-      <w:r>
-        <w:t>[13] 陈建国. PAJ7620手势识别传感器在智能家居控制中的应用[J]. 传感器与微系统, 2021, 40(3): 112-115.</w:t>
-      </w:r>
-    </w:p>
-    <w:p>
-      <w:pPr>
-        <w:pStyle w:val="3"/>
-      </w:pPr>
-      <w:r>
-        <w:t>[14] 杨洁. 基于HSV颜色空间的农作物成熟度视觉检测算法[J]. 农机化研究, 2022, 44(6): 201-205.</w:t>
-      </w:r>
-    </w:p>
-    <w:p>
-      <w:pPr>
-        <w:pStyle w:val="3"/>
-      </w:pPr>
-      <w:r>
-        <w:t>[15] 王强. 现代设施农业中水肥一体化自动灌溉系统的设计[J]. 节水灌溉, 2019(10): 85-88.</w:t>
-      </w:r>
-    </w:p>
-    <w:p>
-      <w:pPr>
-        <w:pStyle w:val="3"/>
-      </w:pPr>
-      <w:r>
-        <w:t>[16] Satyanarayanan M. The Emergence of Edge Computing[J]. Computer, 2017, 50(1): 30-39.</w:t>
-      </w:r>
-    </w:p>
-    <w:p>
-      <w:pPr>
-        <w:pStyle w:val="3"/>
-      </w:pPr>
-      <w:r>
-        <w:t>[17] Shi W, Cao J, Zhang Q, et al. Edge Computing: Vision and Challenges[J]. IEEE Internet of Things Journal, 2016, 3(5): 637-646.</w:t>
-      </w:r>
-    </w:p>
-    <w:p>
-      <w:pPr>
-        <w:pStyle w:val="3"/>
-      </w:pPr>
-      <w:r>
-        <w:t>[18] Ray P P. Internet of Things for Smart Agriculture: Technologies, Practices and Future Direction[J]. Journal of Ambient Intelligence and Humanized Computing, 2017, 8(4): 395-420.</w:t>
-      </w:r>
-    </w:p>
-    <w:p>
-      <w:pPr>
-        <w:pStyle w:val="3"/>
-      </w:pPr>
-      <w:r>
-        <w:t>[19] Grinberg M. Flask Web Development: Developing Web Applications with Python[M]. O’Reilly Media, Inc., 2018.</w:t>
-      </w:r>
-    </w:p>
-    <w:p>
-      <w:pPr>
-        <w:pStyle w:val="3"/>
-      </w:pPr>
-      <w:r>
-        <w:t>[20] Bradski G, Kaehler A. Learning OpenCV 3: Computer Vision in C++ with the OpenCV Library[M]. O’Reilly Media, Inc., 2017.</w:t>
-      </w:r>
-    </w:p>
-    <w:p>
-      <w:pPr>
-        <w:pStyle w:val="3"/>
-      </w:pPr>
-      <w:r>
-        <w:t>[21] Upton E, Halfacree G. Raspberry Pi User Guide[M]. John Wiley &amp; Sons, 2016.</w:t>
-      </w:r>
-    </w:p>
-    <w:p>
-      <w:pPr>
-        <w:pStyle w:val="3"/>
-      </w:pPr>
-      <w:r>
-        <w:t>[22] Vasistha P, Gangwar D. A Review on Crop Disease Detection Using Image Processing[C]</w:t>
-      </w:r>
-      <w:r>
-        <w:rPr>
-          <w:rFonts w:hint="eastAsia" w:eastAsia="宋体"/>
-          <w:lang w:val="en-US" w:eastAsia="zh-CN"/>
-        </w:rPr>
-        <w:t xml:space="preserve"> </w:t>
-      </w:r>
-      <w:r>
-        <w:t>2019 9th International Conference on Cloud Computing, Data Science &amp; Engineering (Confluence). IEEE, 2019: 536-540.</w:t>
-      </w:r>
-    </w:p>
-    <w:p>
-      <w:pPr>
-        <w:pStyle w:val="42"/>
-        <w:ind w:firstLine="0" w:firstLineChars="0"/>
-        <w:rPr>
-          <w:b/>
-          <w:bCs/>
-        </w:rPr>
-      </w:pPr>
-    </w:p>
-    <w:p>
-      <w:pPr>
-        <w:widowControl/>
-        <w:jc w:val="left"/>
-        <w:rPr>
-          <w:sz w:val="28"/>
-        </w:rPr>
-      </w:pPr>
-      <w:r>
-        <w:br w:type="page"/>
-      </w:r>
-    </w:p>
-    <w:p>
-      <w:pPr>
-        <w:widowControl/>
-        <w:jc w:val="left"/>
-        <w:rPr>
-          <w:sz w:val="28"/>
-        </w:rPr>
-      </w:pPr>
-    </w:p>
-    <w:p>
-      <w:pPr>
-        <w:pStyle w:val="33"/>
-        <w:jc w:val="center"/>
-        <w:rPr>
-          <w:b/>
-          <w:bCs/>
-          <w:sz w:val="44"/>
-          <w:szCs w:val="44"/>
-        </w:rPr>
-      </w:pPr>
-      <w:bookmarkStart w:id="156" w:name="_Toc25375"/>
-      <w:bookmarkStart w:id="157" w:name="_Toc13696"/>
+      </w:pPr>
+      <w:bookmarkStart w:id="154" w:name="_Toc25736"/>
+      <w:bookmarkStart w:id="155" w:name="_Toc1507"/>
       <w:r>
         <w:rPr>
           <w:rFonts w:hint="eastAsia"/>
@@ -11749,17 +11559,239 @@
           <w:sz w:val="44"/>
           <w:szCs w:val="44"/>
         </w:rPr>
-        <w:t>致谢</w:t>
-      </w:r>
-      <w:bookmarkEnd w:id="156"/>
-      <w:bookmarkEnd w:id="157"/>
-    </w:p>
-    <w:p>
-      <w:pPr>
-        <w:pStyle w:val="50"/>
-      </w:pPr>
-      <w:r>
-        <w:t>首先要对姚老师的指导工作表示诚挚的谢意，在选题、方案设计、论文写作、毕业设计的整个过程中都给予了很大的支持与鼓励。姚老师就整体思路、技术路线、论文结构等给予很多有价值的建议，使得本次毕业设计得以比较顺利的完成。 同时感谢嘉立创（JLC）和Raspberry Pi Foundation提供给的实验环境、实验教学平台以及同学之间在硬件调试、系统检测、资料查阅等各方面的交流。还要特别感谢父母对我的关心照顾和支持，才得以让我专心做毕业论文。 最后要向所有对本次毕业设计做出过指导、支持的老师表示感谢，同时也要向帮助我完成毕业设计的同学表达我的敬意。正是不断地调试、修改、完善，对智能硬件、边缘计算、物联网系统开发有了更深入的认识，也会成为我以后学习、发展的基础。</w:t>
+        <w:t>参考文献</w:t>
+      </w:r>
+      <w:bookmarkEnd w:id="154"/>
+      <w:bookmarkEnd w:id="155"/>
+    </w:p>
+    <w:p>
+      <w:pPr>
+        <w:pStyle w:val="42"/>
+        <w:ind w:firstLine="0" w:firstLineChars="0"/>
+      </w:pPr>
+      <w:r>
+        <w:t>[1] 赵春江. 智慧农业发展现状与未来展望[J]. 华南农业大学学报, 2021, 42(6): 1-7.</w:t>
+      </w:r>
+    </w:p>
+    <w:p>
+      <w:pPr>
+        <w:pStyle w:val="42"/>
+        <w:ind w:firstLine="0" w:firstLineChars="0"/>
+      </w:pPr>
+      <w:r>
+        <w:t>[2] 李道亮, 杨昊. 农业物联网技术研究进展与发展趋势分析[J]. 农业机械学报, 2018, 49(1): 1-20.</w:t>
+      </w:r>
+    </w:p>
+    <w:p>
+      <w:pPr>
+        <w:pStyle w:val="42"/>
+        <w:ind w:firstLine="0" w:firstLineChars="0"/>
+      </w:pPr>
+      <w:r>
+        <w:t>[3] 张晓红, 王建军. 藏红花设施栽培环境调控技术研究进展[J]. 中药材, 2019, 42(5): 1201-1205.</w:t>
+      </w:r>
+    </w:p>
+    <w:p>
+      <w:pPr>
+        <w:pStyle w:val="42"/>
+        <w:ind w:firstLine="0" w:firstLineChars="0"/>
+      </w:pPr>
+      <w:r>
+        <w:t>[4] 刘云浩. 物联网导论[M]. 北京: 科学出版社, 2017.</w:t>
+      </w:r>
+    </w:p>
+    <w:p>
+      <w:pPr>
+        <w:pStyle w:val="42"/>
+        <w:ind w:firstLine="0" w:firstLineChars="0"/>
+      </w:pPr>
+      <w:r>
+        <w:t>[5] 施巍松, 孙辉, 曹杰, 等. 边缘计算: 万物互联时代的新型计算模型[J]. 计算机研究与发展, 2017, 54(5): 907-924.</w:t>
+      </w:r>
+    </w:p>
+    <w:p>
+      <w:pPr>
+        <w:pStyle w:val="42"/>
+        <w:ind w:firstLine="0" w:firstLineChars="0"/>
+      </w:pPr>
+      <w:r>
+        <w:t>[6] 孙其博, 刘杰, 黎羴, 等. 物联网：概念、架构与关键技术研究综述[J]. 北京邮电大学学报, 2010, 33(3): 1-9.</w:t>
+      </w:r>
+    </w:p>
+    <w:p>
+      <w:pPr>
+        <w:pStyle w:val="42"/>
+        <w:ind w:firstLine="0" w:firstLineChars="0"/>
+      </w:pPr>
+      <w:r>
+        <w:t>[7] 陈伟, 李振. 基于STM32与MicroPython的嵌入式系统开发实践[J]. 电子技术应用, 2022, 48(2): 56-60.</w:t>
+      </w:r>
+    </w:p>
+    <w:p>
+      <w:pPr>
+        <w:pStyle w:val="42"/>
+        <w:ind w:firstLine="0" w:firstLineChars="0"/>
+      </w:pPr>
+      <w:r>
+        <w:t>[8] 王刚. 基于树莓派的温室环境监控系统设计与实现[D]. 成都: 电子科技大学, 2020.</w:t>
+      </w:r>
+    </w:p>
+    <w:p>
+      <w:pPr>
+        <w:pStyle w:val="42"/>
+        <w:ind w:firstLine="0" w:firstLineChars="0"/>
+      </w:pPr>
+      <w:r>
+        <w:t>[9] 刘伟. Python Web开发实战：基于Flask框架[M]. 北京: 电子工业出版社, 2018.</w:t>
+      </w:r>
+    </w:p>
+    <w:p>
+      <w:pPr>
+        <w:pStyle w:val="42"/>
+        <w:ind w:firstLine="0" w:firstLineChars="0"/>
+      </w:pPr>
+      <w:r>
+        <w:t>[10] 郭盛, 王飞. 基于OpenCV的植物生长状态图像识别技术研究[J]. 农业工程学报, 2021, 37(12): 158-166.</w:t>
+      </w:r>
+    </w:p>
+    <w:p>
+      <w:pPr>
+        <w:pStyle w:val="42"/>
+        <w:ind w:firstLine="0" w:firstLineChars="0"/>
+      </w:pPr>
+      <w:r>
+        <w:t>[11] 张三丰. 藏红花球茎休眠期与生长期温湿度控制阈值研究[J]. 安徽农业科学, 2020, 48(8): 45-48.</w:t>
+      </w:r>
+    </w:p>
+    <w:p>
+      <w:pPr>
+        <w:pStyle w:val="42"/>
+        <w:ind w:firstLine="0" w:firstLineChars="0"/>
+      </w:pPr>
+      <w:r>
+        <w:t>[12] 李明. SQLite嵌入式数据库系统在物联网网关中的应用[J]. 计算机系统应用, 2019, 28(4): 88-92.</w:t>
+      </w:r>
+    </w:p>
+    <w:p>
+      <w:pPr>
+        <w:pStyle w:val="42"/>
+        <w:ind w:firstLine="0" w:firstLineChars="0"/>
+      </w:pPr>
+      <w:r>
+        <w:t>[13] 陈建国. PAJ7620手势识别传感器在智能家居控制中的应用[J]. 传感器与微系统, 2021, 40(3): 112-115.</w:t>
+      </w:r>
+    </w:p>
+    <w:p>
+      <w:pPr>
+        <w:pStyle w:val="42"/>
+        <w:ind w:firstLine="0" w:firstLineChars="0"/>
+      </w:pPr>
+      <w:r>
+        <w:t>[14] 杨洁. 基于HSV颜色空间的农作物成熟度视觉检测算法[J]. 农机化研究, 2022, 44(6): 201-205.</w:t>
+      </w:r>
+    </w:p>
+    <w:p>
+      <w:pPr>
+        <w:pStyle w:val="42"/>
+        <w:ind w:firstLine="0" w:firstLineChars="0"/>
+      </w:pPr>
+      <w:r>
+        <w:t>[15] 王强. 现代设施农业中水肥一体化自动灌溉系统的设计[J]. 节水灌溉, 2019(10): 85-88.</w:t>
+      </w:r>
+    </w:p>
+    <w:p>
+      <w:pPr>
+        <w:pStyle w:val="42"/>
+        <w:ind w:firstLine="0" w:firstLineChars="0"/>
+      </w:pPr>
+      <w:r>
+        <w:t>[16] Satyanarayanan M. The Emergence of Edge Computing[J]. Computer, 2017, 50(1): 30-39.</w:t>
+      </w:r>
+    </w:p>
+    <w:p>
+      <w:pPr>
+        <w:pStyle w:val="42"/>
+        <w:ind w:firstLine="0" w:firstLineChars="0"/>
+      </w:pPr>
+      <w:r>
+        <w:t>[17] Shi W, Cao J, Zhang Q, et al. Edge Computing: Vision and Challenges[J]. IEEE Internet of Things Journal, 2016, 3(5): 637-646.</w:t>
+      </w:r>
+    </w:p>
+    <w:p>
+      <w:pPr>
+        <w:pStyle w:val="42"/>
+        <w:ind w:firstLine="0" w:firstLineChars="0"/>
+      </w:pPr>
+      <w:r>
+        <w:t>[18] Ray P P. Internet of Things for Smart Agriculture: Technologies, Practices and Future Direction[J]. Journal of Ambient Intelligence and Humanized Computing, 2017, 8(4): 395-420.</w:t>
+      </w:r>
+    </w:p>
+    <w:p>
+      <w:pPr>
+        <w:pStyle w:val="42"/>
+        <w:ind w:firstLine="0" w:firstLineChars="0"/>
+      </w:pPr>
+      <w:r>
+        <w:t>[19] Grinberg M. Flask Web Development: Developing Web Applications with Python[M]. O’Reilly Media, Inc., 2018.</w:t>
+      </w:r>
+    </w:p>
+    <w:p>
+      <w:pPr>
+        <w:pStyle w:val="42"/>
+        <w:ind w:firstLine="0" w:firstLineChars="0"/>
+      </w:pPr>
+      <w:r>
+        <w:t>[20] Bradski G, Kaehler A. Learning OpenCV 3: Computer Vision in C++ with the OpenCV Library[M]. O’Reilly Media, Inc., 2017.</w:t>
+      </w:r>
+    </w:p>
+    <w:p>
+      <w:pPr>
+        <w:pStyle w:val="42"/>
+        <w:ind w:firstLine="0" w:firstLineChars="0"/>
+      </w:pPr>
+      <w:r>
+        <w:t>[21] Upton E, Halfacree G. Raspberry Pi User Guide[M]. John Wiley &amp; Sons, 2016.</w:t>
+      </w:r>
+    </w:p>
+    <w:p>
+      <w:pPr>
+        <w:pStyle w:val="42"/>
+        <w:ind w:firstLine="0" w:firstLineChars="0"/>
+      </w:pPr>
+      <w:r>
+        <w:t>[22] Vasistha P, Gangwar D. A Review on Crop Disease Detection Using Image Processing[C]</w:t>
+      </w:r>
+      <w:r>
+        <w:rPr>
+          <w:rFonts w:hint="eastAsia"/>
+          <w:lang w:val="en-US" w:eastAsia="zh-CN"/>
+        </w:rPr>
+        <w:t xml:space="preserve"> </w:t>
+      </w:r>
+      <w:r>
+        <w:t>2019 9th International Conference on Cloud Computing, Data Science &amp; Engineering (Confluence). IEEE, 2019: 536-540.</w:t>
+      </w:r>
+    </w:p>
+    <w:p>
+      <w:pPr>
+        <w:pStyle w:val="42"/>
+        <w:ind w:firstLine="0" w:firstLineChars="0"/>
+        <w:rPr>
+          <w:b/>
+          <w:bCs/>
+        </w:rPr>
+      </w:pPr>
+    </w:p>
+    <w:p>
+      <w:pPr>
+        <w:widowControl/>
+        <w:jc w:val="left"/>
+        <w:rPr>
+          <w:sz w:val="28"/>
+        </w:rPr>
+      </w:pPr>
+      <w:r>
+        <w:br w:type="page"/>
       </w:r>
     </w:p>
     <w:p>
@@ -11773,9 +11805,66 @@
           <w:szCs w:val="44"/>
         </w:rPr>
       </w:pPr>
+      <w:bookmarkStart w:id="156" w:name="_Toc25375"/>
+      <w:bookmarkStart w:id="157" w:name="_Toc24585"/>
+      <w:r>
+        <w:rPr>
+          <w:rFonts w:hint="eastAsia"/>
+          <w:b/>
+          <w:bCs/>
+          <w:sz w:val="44"/>
+          <w:szCs w:val="44"/>
+        </w:rPr>
+        <w:t>致谢</w:t>
+      </w:r>
+      <w:bookmarkEnd w:id="156"/>
+      <w:bookmarkEnd w:id="157"/>
+    </w:p>
+    <w:p>
+      <w:pPr>
+        <w:widowControl/>
+        <w:spacing w:before="100" w:beforeAutospacing="1" w:after="100" w:afterAutospacing="1" w:line="360" w:lineRule="auto"/>
+        <w:ind w:firstLine="560" w:firstLineChars="200"/>
+        <w:jc w:val="left"/>
+        <w:rPr>
+          <w:rFonts w:hint="eastAsia" w:ascii="宋体" w:hAnsi="宋体"/>
+          <w:sz w:val="28"/>
+          <w:szCs w:val="28"/>
+        </w:rPr>
+      </w:pPr>
+      <w:r>
+        <w:rPr>
+          <w:rFonts w:hint="eastAsia" w:ascii="宋体" w:hAnsi="宋体"/>
+          <w:sz w:val="28"/>
+          <w:szCs w:val="28"/>
+        </w:rPr>
+        <w:t>首先要对姚老师的指导工作表示诚挚的谢意，在选题、方案设计、论文写作、毕业设计的整个过程中都给予了很大的支持与鼓励。姚老师就整体思路、技术路线、论文结构等给予很多有价值的建议，使得本次毕业设计得以比较顺利的完成。 同时感谢嘉立创（JLC）和Raspberry Pi Foundation提供给的实验环境、实验教学平台以及同学之间在硬件调试、系统检测、资料</w:t>
+      </w:r>
+      <w:bookmarkStart w:id="158" w:name="_GoBack"/>
+      <w:bookmarkEnd w:id="158"/>
+      <w:r>
+        <w:rPr>
+          <w:rFonts w:hint="eastAsia" w:ascii="宋体" w:hAnsi="宋体"/>
+          <w:sz w:val="28"/>
+          <w:szCs w:val="28"/>
+        </w:rPr>
+        <w:t>查阅等各方面的交流。还要特别感谢父母对我的关心照顾和支持，才得以让我专心做毕业论文。 最后要向所有对本次毕业设计做出过指导、支持的老师表示感谢，同时也要向帮助我完成毕业设计的同学表达我的敬意。正是不断地调试、修改、完善，对智能硬件、边缘计算、物联网系统开发有了更深入的认识，也会成为我以后学习、发展的基础。</w:t>
+      </w:r>
+    </w:p>
+    <w:p>
+      <w:pPr>
+        <w:pStyle w:val="33"/>
+        <w:jc w:val="center"/>
+        <w:rPr>
+          <w:b/>
+          <w:bCs/>
+          <w:sz w:val="44"/>
+          <w:szCs w:val="44"/>
+        </w:rPr>
+      </w:pPr>
     </w:p>
     <w:sectPr>
-      <w:footerReference r:id="rId7" w:type="default"/>
+      <w:footerReference r:id="rId5" w:type="default"/>
       <w:pgSz w:w="11906" w:h="16838"/>
       <w:pgMar w:top="1440" w:right="1800" w:bottom="1440" w:left="1800" w:header="851" w:footer="992" w:gutter="0"/>
       <w:pgNumType w:start="1"/>
@@ -11784,59 +11873,6 @@
     </w:sectPr>
   </w:body>
 </w:document>
-</file>
-
-<file path=word/comments.xml><?xml version="1.0" encoding="utf-8"?>
-<w:comments xmlns:wpc="http://schemas.microsoft.com/office/word/2010/wordprocessingCanvas" xmlns:mc="http://schemas.openxmlformats.org/markup-compatibility/2006" xmlns:o="urn:schemas-microsoft-com:office:office" xmlns:r="http://schemas.openxmlformats.org/officeDocument/2006/relationships" xmlns:m="http://schemas.openxmlformats.org/officeDocument/2006/math" xmlns:v="urn:schemas-microsoft-com:vml" xmlns:wp14="http://schemas.microsoft.com/office/word/2010/wordprocessingDrawing" xmlns:wp="http://schemas.openxmlformats.org/drawingml/2006/wordprocessingDrawing" xmlns:w="http://schemas.openxmlformats.org/wordprocessingml/2006/main" xmlns:w14="http://schemas.microsoft.com/office/word/2010/wordml" xmlns:w15="http://schemas.microsoft.com/office/word/2012/wordml" xmlns:w10="urn:schemas-microsoft-com:office:word" xmlns:wpg="http://schemas.microsoft.com/office/word/2010/wordprocessingGroup" xmlns:wpi="http://schemas.microsoft.com/office/word/2010/wordprocessingInk" xmlns:wne="http://schemas.microsoft.com/office/word/2006/wordml" xmlns:wps="http://schemas.microsoft.com/office/word/2010/wordprocessingShape" xmlns:wpsCustomData="http://www.wps.cn/officeDocument/2013/wpsCustomData" mc:Ignorable="w14 w15 wp14">
-  <w:comment w:id="0" w:author="TY" w:date="2024-06-03T10:55:00Z" w:initials="T">
-    <w:p>
-      <w:pPr>
-        <w:pStyle w:val="7"/>
-      </w:pPr>
-      <w:r>
-        <w:rPr>
-          <w:rFonts w:hint="eastAsia"/>
-        </w:rPr>
-        <w:t>目录自动生成，标题不超过</w:t>
-      </w:r>
-      <w:r>
-        <w:t>3</w:t>
-      </w:r>
-      <w:r>
-        <w:rPr>
-          <w:rFonts w:hint="eastAsia"/>
-        </w:rPr>
-        <w:t>级，中文字体为宋体</w:t>
-      </w:r>
-      <w:r>
-        <w:t>5</w:t>
-      </w:r>
-      <w:r>
-        <w:rPr>
-          <w:rFonts w:hint="eastAsia"/>
-        </w:rPr>
-        <w:t>号，不加粗。</w:t>
-      </w:r>
-    </w:p>
-    <w:p>
-      <w:pPr>
-        <w:pStyle w:val="7"/>
-      </w:pPr>
-      <w:r>
-        <w:rPr>
-          <w:rFonts w:hint="eastAsia"/>
-        </w:rPr>
-        <w:t>注意每次更新内容后同步更新目录（标题或页码），绪论从1开始编号！注意目录结构的层次性。</w:t>
-      </w:r>
-    </w:p>
-  </w:comment>
-</w:comments>
-</file>
-
-<file path=word/commentsExtended.xml><?xml version="1.0" encoding="utf-8"?>
-<w15:commentsEx xmlns:wpc="http://schemas.microsoft.com/office/word/2010/wordprocessingCanvas" xmlns:mc="http://schemas.openxmlformats.org/markup-compatibility/2006" xmlns:o="urn:schemas-microsoft-com:office:office" xmlns:r="http://schemas.openxmlformats.org/officeDocument/2006/relationships" xmlns:m="http://schemas.openxmlformats.org/officeDocument/2006/math" xmlns:v="urn:schemas-microsoft-com:vml" xmlns:wp14="http://schemas.microsoft.com/office/word/2010/wordprocessingDrawing" xmlns:wp="http://schemas.openxmlformats.org/drawingml/2006/wordprocessingDrawing" xmlns:w="http://schemas.openxmlformats.org/wordprocessingml/2006/main" xmlns:w14="http://schemas.microsoft.com/office/word/2010/wordml" xmlns:w15="http://schemas.microsoft.com/office/word/2012/wordml" xmlns:w10="urn:schemas-microsoft-com:office:word" xmlns:wpg="http://schemas.microsoft.com/office/word/2010/wordprocessingGroup" xmlns:wpi="http://schemas.microsoft.com/office/word/2010/wordprocessingInk" xmlns:wne="http://schemas.microsoft.com/office/word/2006/wordml" xmlns:wps="http://schemas.microsoft.com/office/word/2010/wordprocessingShape" xmlns:wpsCustomData="http://www.wps.cn/officeDocument/2013/wpsCustomData" mc:Ignorable="w14 w15 wp14">
-  <w15:commentEx w15:paraId="19CA36F1" w15:done="0"/>
-</w15:commentsEx>
 </file>
 
 <file path=word/footer1.xml><?xml version="1.0" encoding="utf-8"?>
@@ -11924,16 +11960,7 @@
         <w:rFonts w:hint="eastAsia"/>
         <w:u w:val="single"/>
       </w:rPr>
-      <w:t xml:space="preserve">西南财经大学天府学院                           </w:t>
-    </w:r>
-    <w:r>
-      <w:rPr>
-        <w:rFonts w:hint="eastAsia" w:ascii="宋体"/>
-        <w:bCs/>
-        <w:szCs w:val="21"/>
-        <w:u w:val="single"/>
-      </w:rPr>
-      <w:t>基于单片机的超声波测距防撞报警系统设计与实现</w:t>
+      <w:t>西南财经大学天府学院                    基于边缘计算的藏红花全生长周期智能培育系统设计与实现</w:t>
     </w:r>
   </w:p>
 </w:hdr>
@@ -12427,14 +12454,6 @@
     </w:lvlOverride>
   </w:num>
 </w:numbering>
-</file>
-
-<file path=word/people.xml><?xml version="1.0" encoding="utf-8"?>
-<w15:people xmlns:wpc="http://schemas.microsoft.com/office/word/2010/wordprocessingCanvas" xmlns:mc="http://schemas.openxmlformats.org/markup-compatibility/2006" xmlns:o="urn:schemas-microsoft-com:office:office" xmlns:r="http://schemas.openxmlformats.org/officeDocument/2006/relationships" xmlns:m="http://schemas.openxmlformats.org/officeDocument/2006/math" xmlns:v="urn:schemas-microsoft-com:vml" xmlns:wp14="http://schemas.microsoft.com/office/word/2010/wordprocessingDrawing" xmlns:wp="http://schemas.openxmlformats.org/drawingml/2006/wordprocessingDrawing" xmlns:w="http://schemas.openxmlformats.org/wordprocessingml/2006/main" xmlns:w14="http://schemas.microsoft.com/office/word/2010/wordml" xmlns:w15="http://schemas.microsoft.com/office/word/2012/wordml" xmlns:w10="urn:schemas-microsoft-com:office:word" xmlns:wpg="http://schemas.microsoft.com/office/word/2010/wordprocessingGroup" xmlns:wpi="http://schemas.microsoft.com/office/word/2010/wordprocessingInk" xmlns:wne="http://schemas.microsoft.com/office/word/2006/wordml" xmlns:wps="http://schemas.microsoft.com/office/word/2010/wordprocessingShape" xmlns:wpsCustomData="http://www.wps.cn/officeDocument/2013/wpsCustomData" mc:Ignorable="w14 w15 wp14">
-  <w15:person w15:author="TY">
-    <w15:presenceInfo w15:providerId="Windows Live" w15:userId="756955caa3bf803d"/>
-  </w15:person>
-</w15:people>
 </file>
 
 <file path=word/styles.xml><?xml version="1.0" encoding="utf-8"?>

--- a/artifact.docx
+++ b/artifact.docx
@@ -4597,8 +4597,8 @@
           <w:lang w:val="en-US" w:eastAsia="zh-CN"/>
         </w:rPr>
       </w:pPr>
-      <w:bookmarkStart w:id="4" w:name="_Toc21158"/>
-      <w:bookmarkStart w:id="5" w:name="_Toc13507"/>
+      <w:bookmarkStart w:id="4" w:name="_Toc13507"/>
+      <w:bookmarkStart w:id="5" w:name="_Toc21158"/>
       <w:bookmarkStart w:id="6" w:name="研究背景"/>
       <w:r>
         <w:rPr>
@@ -4625,17 +4625,7 @@
           <w:szCs w:val="28"/>
           <w:lang w:val="zh-CN"/>
         </w:rPr>
-        <w:t>随着物联网、嵌入式系统、边缘计算等各方面的迅速发展，农业市场也向着数字化、智能化方向发展。无论是传统的大型农田、小型农业设施，还是小型特</w:t>
-      </w:r>
-      <w:bookmarkStart w:id="158" w:name="_GoBack"/>
-      <w:bookmarkEnd w:id="158"/>
-      <w:r>
-        <w:rPr>
-          <w:rFonts w:hint="eastAsia" w:ascii="宋体" w:hAnsi="宋体"/>
-          <w:szCs w:val="28"/>
-          <w:lang w:val="zh-CN"/>
-        </w:rPr>
-        <w:t>色经济作物，都对环境参数的实时性、精度以及运作的灵活性有更高的要求。空气温湿度、光照强度、土壤含水量等都会影响到作物的萌发、生长、开花、品质形成。</w:t>
+        <w:t>随着物联网、嵌入式系统、边缘计算等各方面的迅速发展，农业市场也向着数字化、智能化方向发展。无论是传统的大型农田、小型农业设施，还是小型特色经济作物，都对环境参数的实时性、精度以及运作的灵活性有更高的要求。空气温湿度、光照强度、土壤含水量等都会影响到作物的萌发、生长、开花、品质形成。</w:t>
       </w:r>
     </w:p>
     <w:p>
@@ -4847,8 +4837,8 @@
           <w:rFonts w:hint="eastAsia"/>
         </w:rPr>
       </w:pPr>
-      <w:bookmarkStart w:id="13" w:name="_Toc5463"/>
-      <w:bookmarkStart w:id="14" w:name="_Toc28304"/>
+      <w:bookmarkStart w:id="13" w:name="_Toc28304"/>
+      <w:bookmarkStart w:id="14" w:name="_Toc5463"/>
       <w:bookmarkStart w:id="15" w:name="国内研究现状"/>
       <w:r>
         <w:rPr>
@@ -4893,8 +4883,8 @@
           <w:lang w:val="en-US" w:eastAsia="zh-CN"/>
         </w:rPr>
       </w:pPr>
-      <w:bookmarkStart w:id="16" w:name="_Toc24203"/>
-      <w:bookmarkStart w:id="17" w:name="_Toc24745"/>
+      <w:bookmarkStart w:id="16" w:name="_Toc24745"/>
+      <w:bookmarkStart w:id="17" w:name="_Toc24203"/>
       <w:bookmarkStart w:id="18" w:name="国外研究现状"/>
       <w:r>
         <w:rPr>
@@ -5189,8 +5179,8 @@
           <w:lang w:val="en-US" w:eastAsia="zh-CN"/>
         </w:rPr>
       </w:pPr>
-      <w:bookmarkStart w:id="28" w:name="_Toc2634"/>
-      <w:bookmarkStart w:id="29" w:name="_Toc26307"/>
+      <w:bookmarkStart w:id="28" w:name="_Toc26307"/>
+      <w:bookmarkStart w:id="29" w:name="_Toc2634"/>
       <w:bookmarkStart w:id="30" w:name="数据通信与边缘服务相关技术"/>
       <w:r>
         <w:rPr>
@@ -5325,8 +5315,8 @@
           <w:lang w:val="en-US" w:eastAsia="zh-CN"/>
         </w:rPr>
       </w:pPr>
-      <w:bookmarkStart w:id="40" w:name="_Toc21825"/>
-      <w:bookmarkStart w:id="41" w:name="_Toc8847"/>
+      <w:bookmarkStart w:id="40" w:name="_Toc8847"/>
+      <w:bookmarkStart w:id="41" w:name="_Toc21825"/>
       <w:bookmarkStart w:id="42" w:name="基于-opencv-的图像颜色分析技术"/>
       <w:r>
         <w:rPr>
@@ -5365,8 +5355,8 @@
           <w:lang w:val="en-US" w:eastAsia="zh-CN"/>
         </w:rPr>
       </w:pPr>
-      <w:bookmarkStart w:id="43" w:name="_Toc32287"/>
-      <w:bookmarkStart w:id="44" w:name="_Toc7645"/>
+      <w:bookmarkStart w:id="43" w:name="_Toc7645"/>
+      <w:bookmarkStart w:id="44" w:name="_Toc32287"/>
       <w:bookmarkStart w:id="45" w:name="基于本地轻量模型的辅助问答技术"/>
       <w:r>
         <w:rPr>
@@ -5724,6 +5714,7 @@
     <w:p>
       <w:pPr>
         <w:pStyle w:val="3"/>
+        <w:jc w:val="center"/>
       </w:pPr>
       <w:r>
         <w:drawing>
@@ -5771,20 +5762,30 @@
     </w:p>
     <w:p>
       <w:pPr>
+        <w:pStyle w:val="56"/>
+        <w:jc w:val="center"/>
+        <w:rPr>
+          <w:rFonts w:hint="eastAsia" w:eastAsia="黑体" w:cs="黑体"/>
+          <w:sz w:val="21"/>
+        </w:rPr>
+      </w:pPr>
+      <w:r>
+        <w:rPr>
+          <w:rFonts w:hint="eastAsia" w:eastAsia="黑体" w:cs="黑体"/>
+          <w:sz w:val="21"/>
+        </w:rPr>
+        <w:t>图 3-1 系统总体架构图（此处插入，可放设备端—边缘端—云端三层架构图）</w:t>
+      </w:r>
+    </w:p>
+    <w:p>
+      <w:pPr>
         <w:pStyle w:val="3"/>
       </w:pPr>
-      <w:r>
-        <w:t>图 3-1 系统总体架构图（此处插入，可放设备端—边缘端—云端三层架构图）</w:t>
-      </w:r>
     </w:p>
     <w:p>
       <w:pPr>
         <w:pStyle w:val="3"/>
-      </w:pPr>
-    </w:p>
-    <w:p>
-      <w:pPr>
-        <w:pStyle w:val="3"/>
+        <w:jc w:val="center"/>
       </w:pPr>
       <w:r>
         <w:drawing>
@@ -5832,9 +5833,18 @@
     </w:p>
     <w:p>
       <w:pPr>
-        <w:pStyle w:val="3"/>
-      </w:pPr>
-      <w:r>
+        <w:pStyle w:val="56"/>
+        <w:jc w:val="center"/>
+        <w:rPr>
+          <w:rFonts w:hint="eastAsia" w:eastAsia="黑体" w:cs="黑体"/>
+          <w:sz w:val="21"/>
+        </w:rPr>
+      </w:pPr>
+      <w:r>
+        <w:rPr>
+          <w:rFonts w:hint="eastAsia" w:eastAsia="黑体" w:cs="黑体"/>
+          <w:sz w:val="21"/>
+        </w:rPr>
         <w:t>图 3-2 系统数据流与控制流示意图（此处插入，可画“传感采集—串口上传—数据库存储—页面显示—策略控制—执行器动作”的流程图）</w:t>
       </w:r>
     </w:p>
@@ -5880,9 +5890,18 @@
     </w:p>
     <w:p>
       <w:pPr>
-        <w:pStyle w:val="3"/>
-      </w:pPr>
-      <w:r>
+        <w:pStyle w:val="56"/>
+        <w:jc w:val="center"/>
+        <w:rPr>
+          <w:rFonts w:hint="eastAsia" w:eastAsia="黑体" w:cs="黑体"/>
+          <w:sz w:val="21"/>
+        </w:rPr>
+      </w:pPr>
+      <w:r>
+        <w:rPr>
+          <w:rFonts w:hint="eastAsia" w:eastAsia="黑体" w:cs="黑体"/>
+          <w:sz w:val="21"/>
+        </w:rPr>
         <w:t>表 3-1 主要器件选型表</w:t>
       </w:r>
     </w:p>
@@ -5890,7 +5909,7 @@
       <w:tblPr>
         <w:tblStyle w:val="52"/>
         <w:tblW w:w="5000" w:type="pct"/>
-        <w:tblInd w:w="-109" w:type="dxa"/>
+        <w:jc w:val="center"/>
         <w:tblLayout w:type="fixed"/>
         <w:tblCellMar>
           <w:top w:w="0" w:type="dxa"/>
@@ -5916,6 +5935,7 @@
         </w:tblPrEx>
         <w:trPr>
           <w:tblHeader/>
+          <w:jc w:val="center"/>
         </w:trPr>
         <w:tc>
           <w:tcPr>
@@ -5937,7 +5957,7 @@
           <w:p>
             <w:pPr>
               <w:pStyle w:val="51"/>
-              <w:jc w:val="left"/>
+              <w:jc w:val="center"/>
             </w:pPr>
             <w:r>
               <w:t>模块</w:t>
@@ -5964,7 +5984,7 @@
           <w:p>
             <w:pPr>
               <w:pStyle w:val="51"/>
-              <w:jc w:val="left"/>
+              <w:jc w:val="center"/>
             </w:pPr>
             <w:r>
               <w:t>选用器件</w:t>
@@ -5991,7 +6011,7 @@
           <w:p>
             <w:pPr>
               <w:pStyle w:val="51"/>
-              <w:jc w:val="left"/>
+              <w:jc w:val="center"/>
             </w:pPr>
             <w:r>
               <w:t>主要作用</w:t>
@@ -6018,7 +6038,7 @@
           <w:p>
             <w:pPr>
               <w:pStyle w:val="51"/>
-              <w:jc w:val="left"/>
+              <w:jc w:val="center"/>
             </w:pPr>
             <w:r>
               <w:t>选型理由</w:t>
@@ -6035,6 +6055,9 @@
             <w:right w:w="108" w:type="dxa"/>
           </w:tblCellMar>
         </w:tblPrEx>
+        <w:trPr>
+          <w:jc w:val="center"/>
+        </w:trPr>
         <w:tc>
           <w:tcPr>
             <w:tcBorders>
@@ -6055,7 +6078,7 @@
           <w:p>
             <w:pPr>
               <w:pStyle w:val="51"/>
-              <w:jc w:val="left"/>
+              <w:jc w:val="center"/>
             </w:pPr>
             <w:r>
               <w:t>主控单元</w:t>
@@ -6082,7 +6105,7 @@
           <w:p>
             <w:pPr>
               <w:pStyle w:val="51"/>
-              <w:jc w:val="left"/>
+              <w:jc w:val="center"/>
             </w:pPr>
             <w:r>
               <w:t>STM32F411CEU6</w:t>
@@ -6109,7 +6132,7 @@
           <w:p>
             <w:pPr>
               <w:pStyle w:val="51"/>
-              <w:jc w:val="left"/>
+              <w:jc w:val="center"/>
             </w:pPr>
             <w:r>
               <w:t>传感器数据采集、执行控制、现场交互</w:t>
@@ -6136,7 +6159,7 @@
           <w:p>
             <w:pPr>
               <w:pStyle w:val="51"/>
-              <w:jc w:val="left"/>
+              <w:jc w:val="center"/>
             </w:pPr>
             <w:r>
               <w:t>性能较强, 支持 MicroPython, 便于扩展</w:t>
@@ -6153,6 +6176,9 @@
             <w:right w:w="108" w:type="dxa"/>
           </w:tblCellMar>
         </w:tblPrEx>
+        <w:trPr>
+          <w:jc w:val="center"/>
+        </w:trPr>
         <w:tc>
           <w:tcPr>
             <w:tcBorders>
@@ -6173,7 +6199,7 @@
           <w:p>
             <w:pPr>
               <w:pStyle w:val="51"/>
-              <w:jc w:val="left"/>
+              <w:jc w:val="center"/>
             </w:pPr>
             <w:r>
               <w:t>边缘网关</w:t>
@@ -6200,7 +6226,7 @@
           <w:p>
             <w:pPr>
               <w:pStyle w:val="51"/>
-              <w:jc w:val="left"/>
+              <w:jc w:val="center"/>
             </w:pPr>
             <w:r>
               <w:t>Raspberry Pi 4B 4GB</w:t>
@@ -6227,7 +6253,7 @@
           <w:p>
             <w:pPr>
               <w:pStyle w:val="51"/>
-              <w:jc w:val="left"/>
+              <w:jc w:val="center"/>
             </w:pPr>
             <w:r>
               <w:t>Web服务、数据库、策略执行、图像分析</w:t>
@@ -6254,7 +6280,7 @@
           <w:p>
             <w:pPr>
               <w:pStyle w:val="51"/>
-              <w:jc w:val="left"/>
+              <w:jc w:val="center"/>
             </w:pPr>
             <w:r>
               <w:t>Linux环境成熟，原生Python适合机器学习</w:t>
@@ -6271,6 +6297,9 @@
             <w:right w:w="108" w:type="dxa"/>
           </w:tblCellMar>
         </w:tblPrEx>
+        <w:trPr>
+          <w:jc w:val="center"/>
+        </w:trPr>
         <w:tc>
           <w:tcPr>
             <w:tcBorders>
@@ -6291,7 +6320,7 @@
           <w:p>
             <w:pPr>
               <w:pStyle w:val="51"/>
-              <w:jc w:val="left"/>
+              <w:jc w:val="center"/>
             </w:pPr>
             <w:r>
               <w:t>温湿度采集</w:t>
@@ -6318,7 +6347,7 @@
           <w:p>
             <w:pPr>
               <w:pStyle w:val="51"/>
-              <w:jc w:val="left"/>
+              <w:jc w:val="center"/>
             </w:pPr>
             <w:r>
               <w:t>DHT11</w:t>
@@ -6345,7 +6374,7 @@
           <w:p>
             <w:pPr>
               <w:pStyle w:val="51"/>
-              <w:jc w:val="left"/>
+              <w:jc w:val="center"/>
             </w:pPr>
             <w:r>
               <w:t>采集空气温度与湿度</w:t>
@@ -6372,7 +6401,7 @@
           <w:p>
             <w:pPr>
               <w:pStyle w:val="51"/>
-              <w:jc w:val="left"/>
+              <w:jc w:val="center"/>
             </w:pPr>
             <w:r>
               <w:t>接口简单, 成本低</w:t>
@@ -6389,6 +6418,9 @@
             <w:right w:w="108" w:type="dxa"/>
           </w:tblCellMar>
         </w:tblPrEx>
+        <w:trPr>
+          <w:jc w:val="center"/>
+        </w:trPr>
         <w:tc>
           <w:tcPr>
             <w:tcBorders>
@@ -6409,7 +6441,7 @@
           <w:p>
             <w:pPr>
               <w:pStyle w:val="51"/>
-              <w:jc w:val="left"/>
+              <w:jc w:val="center"/>
             </w:pPr>
             <w:r>
               <w:t>光照采集</w:t>
@@ -6436,7 +6468,7 @@
           <w:p>
             <w:pPr>
               <w:pStyle w:val="51"/>
-              <w:jc w:val="left"/>
+              <w:jc w:val="center"/>
             </w:pPr>
             <w:r>
               <w:t>BH1750</w:t>
@@ -6463,7 +6495,7 @@
           <w:p>
             <w:pPr>
               <w:pStyle w:val="51"/>
-              <w:jc w:val="left"/>
+              <w:jc w:val="center"/>
             </w:pPr>
             <w:r>
               <w:t>采集光照强度</w:t>
@@ -6490,7 +6522,7 @@
           <w:p>
             <w:pPr>
               <w:pStyle w:val="51"/>
-              <w:jc w:val="left"/>
+              <w:jc w:val="center"/>
             </w:pPr>
             <w:r>
               <w:t>I2C数字输出，数据读取方便</w:t>
@@ -6507,6 +6539,9 @@
             <w:right w:w="108" w:type="dxa"/>
           </w:tblCellMar>
         </w:tblPrEx>
+        <w:trPr>
+          <w:jc w:val="center"/>
+        </w:trPr>
         <w:tc>
           <w:tcPr>
             <w:tcBorders>
@@ -6527,7 +6562,7 @@
           <w:p>
             <w:pPr>
               <w:pStyle w:val="51"/>
-              <w:jc w:val="left"/>
+              <w:jc w:val="center"/>
             </w:pPr>
             <w:r>
               <w:t>土壤湿度采集</w:t>
@@ -6554,7 +6589,7 @@
           <w:p>
             <w:pPr>
               <w:pStyle w:val="51"/>
-              <w:jc w:val="left"/>
+              <w:jc w:val="center"/>
             </w:pPr>
             <w:r>
               <w:t>电容式土壤湿度传感器</w:t>
@@ -6581,7 +6616,7 @@
           <w:p>
             <w:pPr>
               <w:pStyle w:val="51"/>
-              <w:jc w:val="left"/>
+              <w:jc w:val="center"/>
             </w:pPr>
             <w:r>
               <w:t>采集土壤含水状态</w:t>
@@ -6608,7 +6643,7 @@
           <w:p>
             <w:pPr>
               <w:pStyle w:val="51"/>
-              <w:jc w:val="left"/>
+              <w:jc w:val="center"/>
             </w:pPr>
             <w:r>
               <w:t>抗腐蚀能力较好，适合长期放置</w:t>
@@ -6625,6 +6660,9 @@
             <w:right w:w="108" w:type="dxa"/>
           </w:tblCellMar>
         </w:tblPrEx>
+        <w:trPr>
+          <w:jc w:val="center"/>
+        </w:trPr>
         <w:tc>
           <w:tcPr>
             <w:tcBorders>
@@ -6645,7 +6683,7 @@
           <w:p>
             <w:pPr>
               <w:pStyle w:val="51"/>
-              <w:jc w:val="left"/>
+              <w:jc w:val="center"/>
             </w:pPr>
             <w:r>
               <w:t>显示模块</w:t>
@@ -6672,7 +6710,7 @@
           <w:p>
             <w:pPr>
               <w:pStyle w:val="51"/>
-              <w:jc w:val="left"/>
+              <w:jc w:val="center"/>
             </w:pPr>
             <w:r>
               <w:t>OLED 显示屏</w:t>
@@ -6699,7 +6737,7 @@
           <w:p>
             <w:pPr>
               <w:pStyle w:val="51"/>
-              <w:jc w:val="left"/>
+              <w:jc w:val="center"/>
             </w:pPr>
             <w:r>
               <w:t>本地数据显示与状态显示</w:t>
@@ -6726,7 +6764,7 @@
           <w:p>
             <w:pPr>
               <w:pStyle w:val="51"/>
-              <w:jc w:val="left"/>
+              <w:jc w:val="center"/>
             </w:pPr>
             <w:r>
               <w:t>功耗低, 显示清晰, I2C 接口简单</w:t>
@@ -6743,6 +6781,9 @@
             <w:right w:w="108" w:type="dxa"/>
           </w:tblCellMar>
         </w:tblPrEx>
+        <w:trPr>
+          <w:jc w:val="center"/>
+        </w:trPr>
         <w:tc>
           <w:tcPr>
             <w:tcBorders>
@@ -6763,7 +6804,7 @@
           <w:p>
             <w:pPr>
               <w:pStyle w:val="51"/>
-              <w:jc w:val="left"/>
+              <w:jc w:val="center"/>
             </w:pPr>
             <w:r>
               <w:t>交互模块</w:t>
@@ -6790,7 +6831,7 @@
           <w:p>
             <w:pPr>
               <w:pStyle w:val="51"/>
-              <w:jc w:val="left"/>
+              <w:jc w:val="center"/>
             </w:pPr>
             <w:r>
               <w:t>PAJ7620 手势传感器</w:t>
@@ -6817,7 +6858,7 @@
           <w:p>
             <w:pPr>
               <w:pStyle w:val="51"/>
-              <w:jc w:val="left"/>
+              <w:jc w:val="center"/>
             </w:pPr>
             <w:r>
               <w:t>本地翻页与设备切换控制</w:t>
@@ -6844,7 +6885,7 @@
           <w:p>
             <w:pPr>
               <w:pStyle w:val="51"/>
-              <w:jc w:val="left"/>
+              <w:jc w:val="center"/>
             </w:pPr>
             <w:r>
               <w:t>方便用户在脏手的状态下查看数据</w:t>
@@ -6861,6 +6902,9 @@
             <w:right w:w="108" w:type="dxa"/>
           </w:tblCellMar>
         </w:tblPrEx>
+        <w:trPr>
+          <w:jc w:val="center"/>
+        </w:trPr>
         <w:tc>
           <w:tcPr>
             <w:tcBorders>
@@ -6881,7 +6925,7 @@
           <w:p>
             <w:pPr>
               <w:pStyle w:val="51"/>
-              <w:jc w:val="left"/>
+              <w:jc w:val="center"/>
             </w:pPr>
             <w:r>
               <w:t>执行模块</w:t>
@@ -6908,7 +6952,7 @@
           <w:p>
             <w:pPr>
               <w:pStyle w:val="51"/>
-              <w:jc w:val="left"/>
+              <w:jc w:val="center"/>
             </w:pPr>
             <w:r>
               <w:t>继电器 + 水泵 + LED 灯带</w:t>
@@ -6935,7 +6979,7 @@
           <w:p>
             <w:pPr>
               <w:pStyle w:val="51"/>
-              <w:jc w:val="left"/>
+              <w:jc w:val="center"/>
             </w:pPr>
             <w:r>
               <w:t>灌溉与补光控制</w:t>
@@ -6962,7 +7006,7 @@
           <w:p>
             <w:pPr>
               <w:pStyle w:val="51"/>
-              <w:jc w:val="left"/>
+              <w:jc w:val="center"/>
             </w:pPr>
             <w:r>
               <w:t>驱动方式成熟, 扩展方便</w:t>
@@ -6979,6 +7023,9 @@
             <w:right w:w="108" w:type="dxa"/>
           </w:tblCellMar>
         </w:tblPrEx>
+        <w:trPr>
+          <w:jc w:val="center"/>
+        </w:trPr>
         <w:tc>
           <w:tcPr>
             <w:tcBorders>
@@ -6999,7 +7046,7 @@
           <w:p>
             <w:pPr>
               <w:pStyle w:val="51"/>
-              <w:jc w:val="left"/>
+              <w:jc w:val="center"/>
             </w:pPr>
             <w:r>
               <w:t>图像采集</w:t>
@@ -7026,7 +7073,7 @@
           <w:p>
             <w:pPr>
               <w:pStyle w:val="51"/>
-              <w:jc w:val="left"/>
+              <w:jc w:val="center"/>
             </w:pPr>
             <w:r>
               <w:t>树莓派 USB 摄像头</w:t>
@@ -7053,7 +7100,7 @@
           <w:p>
             <w:pPr>
               <w:pStyle w:val="51"/>
-              <w:jc w:val="left"/>
+              <w:jc w:val="center"/>
             </w:pPr>
             <w:r>
               <w:t>拍照与图像分析</w:t>
@@ -7080,7 +7127,7 @@
           <w:p>
             <w:pPr>
               <w:pStyle w:val="51"/>
-              <w:jc w:val="left"/>
+              <w:jc w:val="center"/>
             </w:pPr>
             <w:r>
               <w:t>与边缘端易集成，适合展示</w:t>
@@ -7097,6 +7144,9 @@
             <w:right w:w="108" w:type="dxa"/>
           </w:tblCellMar>
         </w:tblPrEx>
+        <w:trPr>
+          <w:jc w:val="center"/>
+        </w:trPr>
         <w:tc>
           <w:tcPr>
             <w:tcBorders>
@@ -7117,7 +7167,7 @@
           <w:p>
             <w:pPr>
               <w:pStyle w:val="51"/>
-              <w:jc w:val="left"/>
+              <w:jc w:val="center"/>
             </w:pPr>
             <w:r>
               <w:t>数据同步</w:t>
@@ -7144,7 +7194,7 @@
           <w:p>
             <w:pPr>
               <w:pStyle w:val="51"/>
-              <w:jc w:val="left"/>
+              <w:jc w:val="center"/>
             </w:pPr>
             <w:r>
               <w:t>MQTT</w:t>
@@ -7171,7 +7221,7 @@
           <w:p>
             <w:pPr>
               <w:pStyle w:val="51"/>
-              <w:jc w:val="left"/>
+              <w:jc w:val="center"/>
             </w:pPr>
             <w:r>
               <w:t>云端扩展通信</w:t>
@@ -7198,7 +7248,7 @@
           <w:p>
             <w:pPr>
               <w:pStyle w:val="51"/>
-              <w:jc w:val="left"/>
+              <w:jc w:val="center"/>
             </w:pPr>
             <w:r>
               <w:t>协议轻量，适合物联网场景</w:t>
@@ -7209,9 +7259,18 @@
     </w:tbl>
     <w:p>
       <w:pPr>
-        <w:pStyle w:val="3"/>
-      </w:pPr>
-      <w:r>
+        <w:pStyle w:val="56"/>
+        <w:jc w:val="center"/>
+        <w:rPr>
+          <w:rFonts w:hint="eastAsia" w:eastAsia="黑体" w:cs="黑体"/>
+          <w:sz w:val="21"/>
+        </w:rPr>
+      </w:pPr>
+      <w:r>
+        <w:rPr>
+          <w:rFonts w:hint="eastAsia" w:eastAsia="黑体" w:cs="黑体"/>
+          <w:sz w:val="21"/>
+        </w:rPr>
         <w:t>表 3-2 备选方案对比表</w:t>
       </w:r>
     </w:p>
@@ -7219,7 +7278,7 @@
       <w:tblPr>
         <w:tblStyle w:val="52"/>
         <w:tblW w:w="5000" w:type="pct"/>
-        <w:tblInd w:w="-109" w:type="dxa"/>
+        <w:jc w:val="center"/>
         <w:tblLayout w:type="fixed"/>
         <w:tblCellMar>
           <w:top w:w="0" w:type="dxa"/>
@@ -7246,6 +7305,7 @@
         </w:tblPrEx>
         <w:trPr>
           <w:tblHeader/>
+          <w:jc w:val="center"/>
         </w:trPr>
         <w:tc>
           <w:tcPr>
@@ -7267,7 +7327,7 @@
           <w:p>
             <w:pPr>
               <w:pStyle w:val="51"/>
-              <w:jc w:val="left"/>
+              <w:jc w:val="center"/>
             </w:pPr>
             <w:r>
               <w:t>功能</w:t>
@@ -7294,7 +7354,7 @@
           <w:p>
             <w:pPr>
               <w:pStyle w:val="51"/>
-              <w:jc w:val="left"/>
+              <w:jc w:val="center"/>
             </w:pPr>
             <w:r>
               <w:t>方案一</w:t>
@@ -7321,7 +7381,7 @@
           <w:p>
             <w:pPr>
               <w:pStyle w:val="51"/>
-              <w:jc w:val="left"/>
+              <w:jc w:val="center"/>
             </w:pPr>
             <w:r>
               <w:t>方案二</w:t>
@@ -7348,7 +7408,7 @@
           <w:p>
             <w:pPr>
               <w:pStyle w:val="51"/>
-              <w:jc w:val="left"/>
+              <w:jc w:val="center"/>
             </w:pPr>
             <w:r>
               <w:t>最终选择</w:t>
@@ -7375,7 +7435,7 @@
           <w:p>
             <w:pPr>
               <w:pStyle w:val="51"/>
-              <w:jc w:val="left"/>
+              <w:jc w:val="center"/>
             </w:pPr>
             <w:r>
               <w:t>选择原因</w:t>
@@ -7392,6 +7452,9 @@
             <w:right w:w="108" w:type="dxa"/>
           </w:tblCellMar>
         </w:tblPrEx>
+        <w:trPr>
+          <w:jc w:val="center"/>
+        </w:trPr>
         <w:tc>
           <w:tcPr>
             <w:tcBorders>
@@ -7412,7 +7475,7 @@
           <w:p>
             <w:pPr>
               <w:pStyle w:val="51"/>
-              <w:jc w:val="left"/>
+              <w:jc w:val="center"/>
             </w:pPr>
             <w:r>
               <w:t>主控芯片</w:t>
@@ -7439,7 +7502,7 @@
           <w:p>
             <w:pPr>
               <w:pStyle w:val="51"/>
-              <w:jc w:val="left"/>
+              <w:jc w:val="center"/>
             </w:pPr>
             <w:r>
               <w:t>STM32F103</w:t>
@@ -7466,7 +7529,7 @@
           <w:p>
             <w:pPr>
               <w:pStyle w:val="51"/>
-              <w:jc w:val="left"/>
+              <w:jc w:val="center"/>
             </w:pPr>
             <w:r>
               <w:t>STM32F411</w:t>
@@ -7493,7 +7556,7 @@
           <w:p>
             <w:pPr>
               <w:pStyle w:val="51"/>
-              <w:jc w:val="left"/>
+              <w:jc w:val="center"/>
             </w:pPr>
             <w:r>
               <w:t>STM32F411</w:t>
@@ -7520,7 +7583,7 @@
           <w:p>
             <w:pPr>
               <w:pStyle w:val="51"/>
-              <w:jc w:val="left"/>
+              <w:jc w:val="center"/>
             </w:pPr>
             <w:r>
               <w:t>运算资源更充足，扩展性更好</w:t>
@@ -7537,6 +7600,9 @@
             <w:right w:w="108" w:type="dxa"/>
           </w:tblCellMar>
         </w:tblPrEx>
+        <w:trPr>
+          <w:jc w:val="center"/>
+        </w:trPr>
         <w:tc>
           <w:tcPr>
             <w:tcBorders>
@@ -7557,7 +7623,7 @@
           <w:p>
             <w:pPr>
               <w:pStyle w:val="51"/>
-              <w:jc w:val="left"/>
+              <w:jc w:val="center"/>
             </w:pPr>
             <w:r>
               <w:t>边缘节点</w:t>
@@ -7584,7 +7650,7 @@
           <w:p>
             <w:pPr>
               <w:pStyle w:val="51"/>
-              <w:jc w:val="left"/>
+              <w:jc w:val="center"/>
             </w:pPr>
             <w:r>
               <w:t>ESP32</w:t>
@@ -7611,7 +7677,7 @@
           <w:p>
             <w:pPr>
               <w:pStyle w:val="51"/>
-              <w:jc w:val="left"/>
+              <w:jc w:val="center"/>
             </w:pPr>
             <w:r>
               <w:t>树莓派 4B</w:t>
@@ -7638,7 +7704,7 @@
           <w:p>
             <w:pPr>
               <w:pStyle w:val="51"/>
-              <w:jc w:val="left"/>
+              <w:jc w:val="center"/>
             </w:pPr>
             <w:r>
               <w:t>树莓派 4B</w:t>
@@ -7665,7 +7731,7 @@
           <w:p>
             <w:pPr>
               <w:pStyle w:val="51"/>
-              <w:jc w:val="left"/>
+              <w:jc w:val="center"/>
             </w:pPr>
             <w:r>
               <w:t>更适合部署 Web, 数据库与 AI 模块</w:t>
@@ -7682,6 +7748,9 @@
             <w:right w:w="108" w:type="dxa"/>
           </w:tblCellMar>
         </w:tblPrEx>
+        <w:trPr>
+          <w:jc w:val="center"/>
+        </w:trPr>
         <w:tc>
           <w:tcPr>
             <w:tcBorders>
@@ -7702,7 +7771,7 @@
           <w:p>
             <w:pPr>
               <w:pStyle w:val="51"/>
-              <w:jc w:val="left"/>
+              <w:jc w:val="center"/>
             </w:pPr>
             <w:r>
               <w:t>光照传感器</w:t>
@@ -7729,7 +7798,7 @@
           <w:p>
             <w:pPr>
               <w:pStyle w:val="51"/>
-              <w:jc w:val="left"/>
+              <w:jc w:val="center"/>
             </w:pPr>
             <w:r>
               <w:t>模拟光敏电阻</w:t>
@@ -7756,7 +7825,7 @@
           <w:p>
             <w:pPr>
               <w:pStyle w:val="51"/>
-              <w:jc w:val="left"/>
+              <w:jc w:val="center"/>
             </w:pPr>
             <w:r>
               <w:t>BH1750</w:t>
@@ -7783,7 +7852,7 @@
           <w:p>
             <w:pPr>
               <w:pStyle w:val="51"/>
-              <w:jc w:val="left"/>
+              <w:jc w:val="center"/>
             </w:pPr>
             <w:r>
               <w:t>BH1750</w:t>
@@ -7810,7 +7879,7 @@
           <w:p>
             <w:pPr>
               <w:pStyle w:val="51"/>
-              <w:jc w:val="left"/>
+              <w:jc w:val="center"/>
             </w:pPr>
             <w:r>
               <w:t>数字输出，标定更方便</w:t>
@@ -7827,6 +7896,9 @@
             <w:right w:w="108" w:type="dxa"/>
           </w:tblCellMar>
         </w:tblPrEx>
+        <w:trPr>
+          <w:jc w:val="center"/>
+        </w:trPr>
         <w:tc>
           <w:tcPr>
             <w:tcBorders>
@@ -7847,7 +7919,7 @@
           <w:p>
             <w:pPr>
               <w:pStyle w:val="51"/>
-              <w:jc w:val="left"/>
+              <w:jc w:val="center"/>
             </w:pPr>
             <w:r>
               <w:t>数据库存储</w:t>
@@ -7874,7 +7946,7 @@
           <w:p>
             <w:pPr>
               <w:pStyle w:val="51"/>
-              <w:jc w:val="left"/>
+              <w:jc w:val="center"/>
             </w:pPr>
             <w:r>
               <w:t>仅文件存储</w:t>
@@ -7901,7 +7973,7 @@
           <w:p>
             <w:pPr>
               <w:pStyle w:val="51"/>
-              <w:jc w:val="left"/>
+              <w:jc w:val="center"/>
             </w:pPr>
             <w:r>
               <w:t>SQLite</w:t>
@@ -7928,7 +8000,7 @@
           <w:p>
             <w:pPr>
               <w:pStyle w:val="51"/>
-              <w:jc w:val="left"/>
+              <w:jc w:val="center"/>
             </w:pPr>
             <w:r>
               <w:t>SQLite</w:t>
@@ -7955,7 +8027,7 @@
           <w:p>
             <w:pPr>
               <w:pStyle w:val="51"/>
-              <w:jc w:val="left"/>
+              <w:jc w:val="center"/>
             </w:pPr>
             <w:r>
               <w:t>查询方便, 结构化程度更高</w:t>
@@ -7972,6 +8044,9 @@
             <w:right w:w="108" w:type="dxa"/>
           </w:tblCellMar>
         </w:tblPrEx>
+        <w:trPr>
+          <w:jc w:val="center"/>
+        </w:trPr>
         <w:tc>
           <w:tcPr>
             <w:tcBorders>
@@ -7992,7 +8067,7 @@
           <w:p>
             <w:pPr>
               <w:pStyle w:val="51"/>
-              <w:jc w:val="left"/>
+              <w:jc w:val="center"/>
             </w:pPr>
             <w:r>
               <w:t>云数据库存储</w:t>
@@ -8019,7 +8094,7 @@
           <w:p>
             <w:pPr>
               <w:pStyle w:val="51"/>
-              <w:jc w:val="left"/>
+              <w:jc w:val="center"/>
             </w:pPr>
             <w:r>
               <w:t>仅文件存储</w:t>
@@ -8046,7 +8121,7 @@
           <w:p>
             <w:pPr>
               <w:pStyle w:val="51"/>
-              <w:jc w:val="left"/>
+              <w:jc w:val="center"/>
             </w:pPr>
             <w:r>
               <w:t>MySQL</w:t>
@@ -8073,7 +8148,7 @@
           <w:p>
             <w:pPr>
               <w:pStyle w:val="51"/>
-              <w:jc w:val="left"/>
+              <w:jc w:val="center"/>
             </w:pPr>
             <w:r>
               <w:t>MySQL</w:t>
@@ -8100,7 +8175,7 @@
           <w:p>
             <w:pPr>
               <w:pStyle w:val="51"/>
-              <w:jc w:val="left"/>
+              <w:jc w:val="center"/>
             </w:pPr>
             <w:r>
               <w:t>稳定性高, 易于存储</w:t>
@@ -8159,8 +8234,8 @@
           <w:lang w:val="en-US" w:eastAsia="zh-CN"/>
         </w:rPr>
       </w:pPr>
-      <w:bookmarkStart w:id="68" w:name="_Toc21315"/>
-      <w:bookmarkStart w:id="69" w:name="_Toc11577"/>
+      <w:bookmarkStart w:id="68" w:name="_Toc11577"/>
+      <w:bookmarkStart w:id="69" w:name="_Toc21315"/>
       <w:bookmarkStart w:id="70" w:name="主控与边缘计算平台"/>
       <w:r>
         <w:rPr>
@@ -8193,6 +8268,7 @@
     <w:p>
       <w:pPr>
         <w:pStyle w:val="3"/>
+        <w:jc w:val="center"/>
         <w:rPr>
           <w:rFonts w:hint="eastAsia" w:eastAsia="宋体"/>
           <w:lang w:eastAsia="zh-CN"/>
@@ -8245,6 +8321,7 @@
     <w:p>
       <w:pPr>
         <w:pStyle w:val="3"/>
+        <w:jc w:val="center"/>
         <w:rPr>
           <w:rFonts w:hint="eastAsia" w:eastAsia="宋体"/>
           <w:lang w:eastAsia="zh-CN"/>
@@ -8296,9 +8373,18 @@
     </w:p>
     <w:p>
       <w:pPr>
-        <w:pStyle w:val="3"/>
-      </w:pPr>
-      <w:r>
+        <w:pStyle w:val="56"/>
+        <w:jc w:val="center"/>
+        <w:rPr>
+          <w:rFonts w:hint="eastAsia" w:eastAsia="黑体" w:cs="黑体"/>
+          <w:sz w:val="21"/>
+        </w:rPr>
+      </w:pPr>
+      <w:r>
+        <w:rPr>
+          <w:rFonts w:hint="eastAsia" w:eastAsia="黑体" w:cs="黑体"/>
+          <w:sz w:val="21"/>
+        </w:rPr>
         <w:t>图 3-3</w:t>
       </w:r>
     </w:p>
@@ -8311,8 +8397,8 @@
           <w:lang w:val="en-US" w:eastAsia="zh-CN"/>
         </w:rPr>
       </w:pPr>
-      <w:bookmarkStart w:id="71" w:name="_Toc3903"/>
-      <w:bookmarkStart w:id="72" w:name="_Toc30566"/>
+      <w:bookmarkStart w:id="71" w:name="_Toc30566"/>
+      <w:bookmarkStart w:id="72" w:name="_Toc3903"/>
       <w:bookmarkStart w:id="73" w:name="环境感知元件"/>
       <w:r>
         <w:rPr>
@@ -8345,6 +8431,7 @@
     <w:p>
       <w:pPr>
         <w:pStyle w:val="3"/>
+        <w:jc w:val="center"/>
         <w:rPr>
           <w:rFonts w:hint="eastAsia" w:eastAsia="宋体"/>
           <w:lang w:eastAsia="zh-CN"/>
@@ -8440,6 +8527,7 @@
     <w:p>
       <w:pPr>
         <w:pStyle w:val="3"/>
+        <w:jc w:val="center"/>
         <w:rPr>
           <w:rFonts w:hint="eastAsia" w:eastAsia="宋体"/>
           <w:lang w:eastAsia="zh-CN"/>
@@ -8535,6 +8623,7 @@
     <w:p>
       <w:pPr>
         <w:pStyle w:val="3"/>
+        <w:jc w:val="center"/>
         <w:rPr>
           <w:rFonts w:hint="eastAsia" w:eastAsia="宋体"/>
           <w:lang w:eastAsia="zh-CN"/>
@@ -8629,9 +8718,18 @@
     </w:p>
     <w:p>
       <w:pPr>
-        <w:pStyle w:val="3"/>
-      </w:pPr>
-      <w:r>
+        <w:pStyle w:val="56"/>
+        <w:jc w:val="center"/>
+        <w:rPr>
+          <w:rFonts w:hint="eastAsia" w:eastAsia="黑体" w:cs="黑体"/>
+          <w:sz w:val="21"/>
+        </w:rPr>
+      </w:pPr>
+      <w:r>
+        <w:rPr>
+          <w:rFonts w:hint="eastAsia" w:eastAsia="黑体" w:cs="黑体"/>
+          <w:sz w:val="21"/>
+        </w:rPr>
         <w:t>图 3-4</w:t>
       </w:r>
     </w:p>
@@ -8678,6 +8776,7 @@
     <w:p>
       <w:pPr>
         <w:pStyle w:val="3"/>
+        <w:jc w:val="center"/>
         <w:rPr>
           <w:rFonts w:hint="eastAsia" w:eastAsia="宋体"/>
           <w:lang w:eastAsia="zh-CN"/>
@@ -8773,6 +8872,7 @@
     <w:p>
       <w:pPr>
         <w:pStyle w:val="3"/>
+        <w:jc w:val="center"/>
         <w:rPr>
           <w:rFonts w:hint="eastAsia" w:eastAsia="宋体"/>
           <w:lang w:eastAsia="zh-CN"/>
@@ -8867,9 +8967,18 @@
     </w:p>
     <w:p>
       <w:pPr>
-        <w:pStyle w:val="3"/>
-      </w:pPr>
-      <w:r>
+        <w:pStyle w:val="56"/>
+        <w:jc w:val="center"/>
+        <w:rPr>
+          <w:rFonts w:hint="eastAsia" w:eastAsia="黑体" w:cs="黑体"/>
+          <w:sz w:val="21"/>
+        </w:rPr>
+      </w:pPr>
+      <w:r>
+        <w:rPr>
+          <w:rFonts w:hint="eastAsia" w:eastAsia="黑体" w:cs="黑体"/>
+          <w:sz w:val="21"/>
+        </w:rPr>
         <w:t>图 3-5</w:t>
       </w:r>
     </w:p>
@@ -8916,6 +9025,7 @@
     <w:p>
       <w:pPr>
         <w:pStyle w:val="3"/>
+        <w:jc w:val="center"/>
         <w:rPr>
           <w:rFonts w:hint="eastAsia" w:eastAsia="宋体"/>
           <w:lang w:eastAsia="zh-CN"/>
@@ -9010,9 +9120,18 @@
     </w:p>
     <w:p>
       <w:pPr>
-        <w:pStyle w:val="3"/>
-      </w:pPr>
-      <w:r>
+        <w:pStyle w:val="56"/>
+        <w:jc w:val="center"/>
+        <w:rPr>
+          <w:rFonts w:hint="eastAsia" w:eastAsia="黑体" w:cs="黑体"/>
+          <w:sz w:val="21"/>
+        </w:rPr>
+      </w:pPr>
+      <w:r>
+        <w:rPr>
+          <w:rFonts w:hint="eastAsia" w:eastAsia="黑体" w:cs="黑体"/>
+          <w:sz w:val="21"/>
+        </w:rPr>
         <w:t>图 3-6</w:t>
       </w:r>
     </w:p>
@@ -9081,17 +9200,17 @@
         </w:rPr>
         <w:t>综上所述，本文所选用的各类元件在功能上分工明确，能够共同支撑藏红花智能培育系统的实现。主控与边缘平台负责数据处理和系统调度，传感器负责环境信息采集，人机交互元件负责状态显示与操作输入，执行元件负责自动调节，图像采集元件则为系统智能化扩展提供支持。</w:t>
       </w:r>
-    </w:p>
-    <w:bookmarkEnd w:id="66"/>
-    <w:bookmarkEnd w:id="82"/>
-    <w:p>
-      <w:pPr>
-        <w:pStyle w:val="2"/>
-      </w:pPr>
-    </w:p>
-    <w:p>
-      <w:pPr>
-        <w:pStyle w:val="3"/>
+      <w:bookmarkEnd w:id="66"/>
+      <w:bookmarkEnd w:id="82"/>
+    </w:p>
+    <w:p>
+      <w:pPr>
+        <w:pStyle w:val="42"/>
+        <w:rPr>
+          <w:rFonts w:hint="eastAsia" w:ascii="宋体" w:hAnsi="宋体"/>
+          <w:szCs w:val="28"/>
+          <w:lang w:val="zh-CN"/>
+        </w:rPr>
       </w:pPr>
     </w:p>
     <w:p>
@@ -9101,8 +9220,8 @@
           <w:rFonts w:hint="eastAsia"/>
         </w:rPr>
       </w:pPr>
-      <w:bookmarkStart w:id="83" w:name="_Toc26007"/>
-      <w:bookmarkStart w:id="84" w:name="_Toc31706"/>
+      <w:bookmarkStart w:id="83" w:name="_Toc31706"/>
+      <w:bookmarkStart w:id="84" w:name="_Toc26007"/>
       <w:r>
         <w:rPr>
           <w:rFonts w:hint="eastAsia"/>
@@ -9189,166 +9308,161 @@
     </w:p>
     <w:p>
       <w:pPr>
-        <w:pStyle w:val="51"/>
+        <w:pStyle w:val="42"/>
         <w:numPr>
           <w:ilvl w:val="0"/>
           <w:numId w:val="4"/>
         </w:numPr>
-      </w:pPr>
-      <w:r>
-        <w:t xml:space="preserve">DHT11 接入 STM32 的 </w:t>
-      </w:r>
-      <w:r>
-        <w:rPr>
-          <w:rStyle w:val="53"/>
-        </w:rPr>
-        <w:t>A1</w:t>
-      </w:r>
-      <w:r>
-        <w:t xml:space="preserve"> 引脚；</w:t>
-      </w:r>
-    </w:p>
-    <w:p>
-      <w:pPr>
-        <w:pStyle w:val="51"/>
+        <w:rPr>
+          <w:rFonts w:hint="eastAsia" w:ascii="宋体" w:hAnsi="宋体"/>
+          <w:szCs w:val="28"/>
+          <w:lang w:val="zh-CN"/>
+        </w:rPr>
+      </w:pPr>
+      <w:r>
+        <w:rPr>
+          <w:rFonts w:hint="eastAsia" w:ascii="宋体" w:hAnsi="宋体"/>
+          <w:szCs w:val="28"/>
+          <w:lang w:val="zh-CN"/>
+        </w:rPr>
+        <w:t>DHT11 接入 STM32 的 A1 引脚；</w:t>
+      </w:r>
+    </w:p>
+    <w:p>
+      <w:pPr>
+        <w:pStyle w:val="42"/>
         <w:numPr>
           <w:ilvl w:val="0"/>
           <w:numId w:val="4"/>
         </w:numPr>
-      </w:pPr>
-      <w:r>
-        <w:t xml:space="preserve">电容式土壤湿度传感器模拟量接入 </w:t>
-      </w:r>
-      <w:r>
-        <w:rPr>
-          <w:rStyle w:val="53"/>
-        </w:rPr>
-        <w:t>A2</w:t>
-      </w:r>
-      <w:r>
-        <w:t xml:space="preserve"> 引脚；</w:t>
-      </w:r>
-    </w:p>
-    <w:p>
-      <w:pPr>
-        <w:pStyle w:val="51"/>
+        <w:ind w:left="0" w:leftChars="0" w:firstLine="560" w:firstLineChars="200"/>
+        <w:rPr>
+          <w:rFonts w:hint="eastAsia" w:ascii="宋体" w:hAnsi="宋体"/>
+          <w:szCs w:val="28"/>
+          <w:lang w:val="zh-CN"/>
+        </w:rPr>
+      </w:pPr>
+      <w:r>
+        <w:rPr>
+          <w:rFonts w:hint="eastAsia" w:ascii="宋体" w:hAnsi="宋体"/>
+          <w:szCs w:val="28"/>
+          <w:lang w:val="zh-CN"/>
+        </w:rPr>
+        <w:t>电容式土壤湿度传感器模拟量接入 A2 引脚；</w:t>
+      </w:r>
+    </w:p>
+    <w:p>
+      <w:pPr>
+        <w:pStyle w:val="42"/>
         <w:numPr>
           <w:ilvl w:val="0"/>
           <w:numId w:val="4"/>
         </w:numPr>
-      </w:pPr>
-      <w:r>
-        <w:t xml:space="preserve">I2C 总线用于连接 BH1750、OLED 和 PAJ7620，其中 </w:t>
-      </w:r>
-      <w:r>
-        <w:rPr>
-          <w:rStyle w:val="53"/>
-        </w:rPr>
-        <w:t>SCL</w:t>
-      </w:r>
-      <w:r>
-        <w:t xml:space="preserve"> 接 </w:t>
-      </w:r>
-      <w:r>
-        <w:rPr>
-          <w:rStyle w:val="53"/>
-        </w:rPr>
-        <w:t>PB6</w:t>
-      </w:r>
-      <w:r>
-        <w:t>，</w:t>
-      </w:r>
-      <w:r>
-        <w:rPr>
-          <w:rStyle w:val="53"/>
-        </w:rPr>
-        <w:t>SDA</w:t>
-      </w:r>
-      <w:r>
-        <w:t xml:space="preserve"> 接 </w:t>
-      </w:r>
-      <w:r>
-        <w:rPr>
-          <w:rStyle w:val="53"/>
-        </w:rPr>
-        <w:t>PB7</w:t>
-      </w:r>
-      <w:r>
-        <w:t>；</w:t>
-      </w:r>
-    </w:p>
-    <w:p>
-      <w:pPr>
-        <w:pStyle w:val="51"/>
+        <w:ind w:left="0" w:leftChars="0" w:firstLine="560" w:firstLineChars="200"/>
+        <w:rPr>
+          <w:rFonts w:hint="eastAsia" w:ascii="宋体" w:hAnsi="宋体"/>
+          <w:szCs w:val="28"/>
+          <w:lang w:val="zh-CN"/>
+        </w:rPr>
+      </w:pPr>
+      <w:r>
+        <w:rPr>
+          <w:rFonts w:hint="eastAsia" w:ascii="宋体" w:hAnsi="宋体"/>
+          <w:szCs w:val="28"/>
+          <w:lang w:val="zh-CN"/>
+        </w:rPr>
+        <w:t>I2C 总线用于连接 BH1750、OLED 和 PAJ7620，其中 SCL 接 PB6，SDA 接 PB7；</w:t>
+      </w:r>
+    </w:p>
+    <w:p>
+      <w:pPr>
+        <w:pStyle w:val="42"/>
         <w:numPr>
           <w:ilvl w:val="0"/>
           <w:numId w:val="4"/>
         </w:numPr>
-      </w:pPr>
-      <w:r>
-        <w:t xml:space="preserve">水泵继电器控制引脚接 </w:t>
-      </w:r>
-      <w:r>
-        <w:rPr>
-          <w:rStyle w:val="53"/>
-        </w:rPr>
-        <w:t>B10</w:t>
-      </w:r>
-      <w:r>
-        <w:t>；</w:t>
-      </w:r>
-    </w:p>
-    <w:p>
-      <w:pPr>
-        <w:pStyle w:val="51"/>
+        <w:ind w:left="0" w:leftChars="0" w:firstLine="560" w:firstLineChars="200"/>
+        <w:rPr>
+          <w:rFonts w:hint="eastAsia" w:ascii="宋体" w:hAnsi="宋体"/>
+          <w:szCs w:val="28"/>
+          <w:lang w:val="zh-CN"/>
+        </w:rPr>
+      </w:pPr>
+      <w:r>
+        <w:rPr>
+          <w:rFonts w:hint="eastAsia" w:ascii="宋体" w:hAnsi="宋体"/>
+          <w:szCs w:val="28"/>
+          <w:lang w:val="zh-CN"/>
+        </w:rPr>
+        <w:t>水泵继电器控制引脚接 B10；</w:t>
+      </w:r>
+    </w:p>
+    <w:p>
+      <w:pPr>
+        <w:pStyle w:val="42"/>
         <w:numPr>
           <w:ilvl w:val="0"/>
           <w:numId w:val="4"/>
         </w:numPr>
-      </w:pPr>
-      <w:r>
-        <w:t xml:space="preserve">LED 灯带继电器控制引脚接 </w:t>
-      </w:r>
-      <w:r>
-        <w:rPr>
-          <w:rStyle w:val="53"/>
-        </w:rPr>
-        <w:t>B12</w:t>
-      </w:r>
-      <w:r>
-        <w:t>；</w:t>
-      </w:r>
-    </w:p>
-    <w:p>
-      <w:pPr>
-        <w:pStyle w:val="51"/>
+        <w:ind w:left="0" w:leftChars="0" w:firstLine="560" w:firstLineChars="200"/>
+        <w:rPr>
+          <w:rFonts w:hint="eastAsia" w:ascii="宋体" w:hAnsi="宋体"/>
+          <w:szCs w:val="28"/>
+          <w:lang w:val="zh-CN"/>
+        </w:rPr>
+      </w:pPr>
+      <w:r>
+        <w:rPr>
+          <w:rFonts w:hint="eastAsia" w:ascii="宋体" w:hAnsi="宋体"/>
+          <w:szCs w:val="28"/>
+          <w:lang w:val="zh-CN"/>
+        </w:rPr>
+        <w:t>LED 灯带继电器控制引脚接 B12；</w:t>
+      </w:r>
+    </w:p>
+    <w:p>
+      <w:pPr>
+        <w:pStyle w:val="42"/>
         <w:numPr>
           <w:ilvl w:val="0"/>
           <w:numId w:val="4"/>
         </w:numPr>
-      </w:pPr>
-      <w:r>
-        <w:t xml:space="preserve">板载状态指示灯使用 </w:t>
-      </w:r>
-      <w:r>
-        <w:rPr>
-          <w:rStyle w:val="53"/>
-        </w:rPr>
-        <w:t>C13</w:t>
-      </w:r>
-      <w:r>
-        <w:t>；</w:t>
-      </w:r>
-    </w:p>
-    <w:p>
-      <w:pPr>
-        <w:pStyle w:val="51"/>
+        <w:ind w:left="0" w:leftChars="0" w:firstLine="560" w:firstLineChars="200"/>
+        <w:rPr>
+          <w:rFonts w:hint="eastAsia" w:ascii="宋体" w:hAnsi="宋体"/>
+          <w:szCs w:val="28"/>
+          <w:lang w:val="zh-CN"/>
+        </w:rPr>
+      </w:pPr>
+      <w:r>
+        <w:rPr>
+          <w:rFonts w:hint="eastAsia" w:ascii="宋体" w:hAnsi="宋体"/>
+          <w:szCs w:val="28"/>
+          <w:lang w:val="zh-CN"/>
+        </w:rPr>
+        <w:t>板载状态指示灯使用 C13；</w:t>
+      </w:r>
+    </w:p>
+    <w:p>
+      <w:pPr>
+        <w:pStyle w:val="42"/>
         <w:numPr>
           <w:ilvl w:val="0"/>
           <w:numId w:val="4"/>
         </w:numPr>
-      </w:pPr>
-      <w:r>
+        <w:ind w:left="0" w:leftChars="0" w:firstLine="560" w:firstLineChars="200"/>
+        <w:rPr>
+          <w:rFonts w:hint="eastAsia" w:ascii="宋体" w:hAnsi="宋体"/>
+          <w:szCs w:val="28"/>
+          <w:lang w:val="zh-CN"/>
+        </w:rPr>
+      </w:pPr>
+      <w:r>
+        <w:rPr>
+          <w:rFonts w:hint="eastAsia" w:ascii="宋体" w:hAnsi="宋体"/>
+          <w:szCs w:val="28"/>
+          <w:lang w:val="zh-CN"/>
+        </w:rPr>
         <w:t>STM32 与树莓派通过 USB 连接，实现供电与串口通信。</w:t>
       </w:r>
     </w:p>
@@ -9360,6 +9474,7 @@
           <w:numId w:val="0"/>
         </w:numPr>
         <w:ind w:left="240" w:leftChars="0"/>
+        <w:jc w:val="center"/>
         <w:rPr>
           <w:rFonts w:hint="eastAsia" w:eastAsia="宋体"/>
           <w:lang w:eastAsia="zh-CN"/>
@@ -9411,9 +9526,18 @@
     </w:p>
     <w:p>
       <w:pPr>
-        <w:pStyle w:val="50"/>
-      </w:pPr>
-      <w:r>
+        <w:pStyle w:val="56"/>
+        <w:jc w:val="center"/>
+        <w:rPr>
+          <w:rFonts w:hint="eastAsia" w:eastAsia="黑体" w:cs="黑体"/>
+          <w:sz w:val="21"/>
+        </w:rPr>
+      </w:pPr>
+      <w:r>
+        <w:rPr>
+          <w:rFonts w:hint="eastAsia" w:eastAsia="黑体" w:cs="黑体"/>
+          <w:sz w:val="21"/>
+        </w:rPr>
         <w:t>图 4-1 主要模块实物连接照片（此处插入，可拍摄面包板/PCB/整机实物）</w:t>
       </w:r>
     </w:p>
@@ -9680,8 +9804,8 @@
           <w:lang w:val="en-US" w:eastAsia="zh-CN"/>
         </w:rPr>
       </w:pPr>
-      <w:bookmarkStart w:id="103" w:name="_Toc8578"/>
-      <w:bookmarkStart w:id="104" w:name="_Toc15026"/>
+      <w:bookmarkStart w:id="103" w:name="_Toc15026"/>
+      <w:bookmarkStart w:id="104" w:name="_Toc8578"/>
       <w:bookmarkStart w:id="105" w:name="系统-pcb-设计"/>
       <w:r>
         <w:rPr>
@@ -9775,15 +9899,25 @@
     </w:p>
     <w:p>
       <w:pPr>
+        <w:pStyle w:val="56"/>
+        <w:jc w:val="center"/>
+        <w:rPr>
+          <w:rFonts w:hint="eastAsia" w:eastAsia="黑体" w:cs="黑体"/>
+          <w:sz w:val="21"/>
+        </w:rPr>
+      </w:pPr>
+      <w:r>
+        <w:rPr>
+          <w:rFonts w:hint="eastAsia" w:eastAsia="黑体" w:cs="黑体"/>
+          <w:sz w:val="21"/>
+        </w:rPr>
+        <w:t>图 4-2 PCB 原理图（此处插入）</w:t>
+      </w:r>
+    </w:p>
+    <w:p>
+      <w:pPr>
         <w:pStyle w:val="3"/>
-      </w:pPr>
-      <w:r>
-        <w:t>图 4-2 PCB 原理图（此处插入）</w:t>
-      </w:r>
-    </w:p>
-    <w:p>
-      <w:pPr>
-        <w:pStyle w:val="3"/>
+        <w:jc w:val="center"/>
         <w:rPr>
           <w:rFonts w:hint="eastAsia" w:eastAsia="宋体"/>
           <w:lang w:eastAsia="zh-CN"/>
@@ -9835,9 +9969,18 @@
     </w:p>
     <w:p>
       <w:pPr>
-        <w:pStyle w:val="3"/>
-      </w:pPr>
-      <w:r>
+        <w:pStyle w:val="56"/>
+        <w:jc w:val="center"/>
+        <w:rPr>
+          <w:rFonts w:hint="eastAsia" w:eastAsia="黑体" w:cs="黑体"/>
+          <w:sz w:val="21"/>
+        </w:rPr>
+      </w:pPr>
+      <w:r>
+        <w:rPr>
+          <w:rFonts w:hint="eastAsia" w:eastAsia="黑体" w:cs="黑体"/>
+          <w:sz w:val="21"/>
+        </w:rPr>
         <w:t>图 4-3 PCB 版图图（此处插入）</w:t>
       </w:r>
     </w:p>
@@ -9961,61 +10104,131 @@
     </w:p>
     <w:p>
       <w:pPr>
-        <w:pStyle w:val="51"/>
-        <w:numPr>
-          <w:ilvl w:val="0"/>
-          <w:numId w:val="5"/>
-        </w:numPr>
-      </w:pPr>
-      <w:r>
+        <w:pStyle w:val="42"/>
+        <w:rPr>
+          <w:rFonts w:hint="eastAsia" w:ascii="宋体" w:hAnsi="宋体"/>
+          <w:szCs w:val="28"/>
+          <w:lang w:val="zh-CN"/>
+        </w:rPr>
+      </w:pPr>
+      <w:r>
+        <w:rPr>
+          <w:rFonts w:hint="eastAsia" w:ascii="宋体" w:hAnsi="宋体"/>
+          <w:szCs w:val="28"/>
+          <w:lang w:val="en-US" w:eastAsia="zh-CN"/>
+        </w:rPr>
+        <w:t>1.</w:t>
+      </w:r>
+      <w:r>
+        <w:rPr>
+          <w:rFonts w:hint="eastAsia" w:ascii="宋体" w:hAnsi="宋体"/>
+          <w:szCs w:val="28"/>
+          <w:lang w:val="zh-CN"/>
+        </w:rPr>
         <w:t>初始化各类外设并显示系统启动状态；</w:t>
       </w:r>
     </w:p>
     <w:p>
       <w:pPr>
-        <w:pStyle w:val="51"/>
-        <w:numPr>
-          <w:ilvl w:val="0"/>
-          <w:numId w:val="5"/>
-        </w:numPr>
-      </w:pPr>
-      <w:r>
+        <w:pStyle w:val="42"/>
+        <w:rPr>
+          <w:rFonts w:hint="eastAsia" w:ascii="宋体" w:hAnsi="宋体"/>
+          <w:szCs w:val="28"/>
+          <w:lang w:val="zh-CN"/>
+        </w:rPr>
+      </w:pPr>
+      <w:r>
+        <w:rPr>
+          <w:rFonts w:hint="eastAsia" w:ascii="宋体" w:hAnsi="宋体"/>
+          <w:szCs w:val="28"/>
+          <w:lang w:val="en-US" w:eastAsia="zh-CN"/>
+        </w:rPr>
+        <w:t>2.</w:t>
+      </w:r>
+      <w:r>
+        <w:rPr>
+          <w:rFonts w:hint="eastAsia" w:ascii="宋体" w:hAnsi="宋体"/>
+          <w:szCs w:val="28"/>
+          <w:lang w:val="zh-CN"/>
+        </w:rPr>
         <w:t>轮询手势识别结果，处理页面切换与本地控制；</w:t>
       </w:r>
     </w:p>
     <w:p>
       <w:pPr>
-        <w:pStyle w:val="51"/>
-        <w:numPr>
-          <w:ilvl w:val="0"/>
-          <w:numId w:val="5"/>
-        </w:numPr>
-      </w:pPr>
-      <w:r>
+        <w:pStyle w:val="42"/>
+        <w:rPr>
+          <w:rFonts w:hint="eastAsia" w:ascii="宋体" w:hAnsi="宋体"/>
+          <w:szCs w:val="28"/>
+          <w:lang w:val="zh-CN"/>
+        </w:rPr>
+      </w:pPr>
+      <w:r>
+        <w:rPr>
+          <w:rFonts w:hint="eastAsia" w:ascii="宋体" w:hAnsi="宋体"/>
+          <w:szCs w:val="28"/>
+          <w:lang w:val="en-US" w:eastAsia="zh-CN"/>
+        </w:rPr>
+        <w:t>3.</w:t>
+      </w:r>
+      <w:r>
+        <w:rPr>
+          <w:rFonts w:hint="eastAsia" w:ascii="宋体" w:hAnsi="宋体"/>
+          <w:szCs w:val="28"/>
+          <w:lang w:val="zh-CN"/>
+        </w:rPr>
         <w:t>非阻塞监听串口命令，解析控制 JSON 并切换执行器状态；</w:t>
       </w:r>
     </w:p>
     <w:p>
       <w:pPr>
-        <w:pStyle w:val="51"/>
-        <w:numPr>
-          <w:ilvl w:val="0"/>
-          <w:numId w:val="5"/>
-        </w:numPr>
-      </w:pPr>
-      <w:r>
+        <w:pStyle w:val="42"/>
+        <w:rPr>
+          <w:rFonts w:hint="eastAsia" w:ascii="宋体" w:hAnsi="宋体"/>
+          <w:szCs w:val="28"/>
+          <w:lang w:val="zh-CN"/>
+        </w:rPr>
+      </w:pPr>
+      <w:r>
+        <w:rPr>
+          <w:rFonts w:hint="eastAsia" w:ascii="宋体" w:hAnsi="宋体"/>
+          <w:szCs w:val="28"/>
+          <w:lang w:val="en-US" w:eastAsia="zh-CN"/>
+        </w:rPr>
+        <w:t>4.</w:t>
+      </w:r>
+      <w:r>
+        <w:rPr>
+          <w:rFonts w:hint="eastAsia" w:ascii="宋体" w:hAnsi="宋体"/>
+          <w:szCs w:val="28"/>
+          <w:lang w:val="zh-CN"/>
+        </w:rPr>
         <w:t>周期性采集温度、湿度、光照和土壤湿度数据；</w:t>
       </w:r>
     </w:p>
     <w:p>
       <w:pPr>
-        <w:pStyle w:val="51"/>
-        <w:numPr>
-          <w:ilvl w:val="0"/>
-          <w:numId w:val="5"/>
-        </w:numPr>
-      </w:pPr>
-      <w:r>
+        <w:pStyle w:val="42"/>
+        <w:rPr>
+          <w:rFonts w:hint="eastAsia" w:ascii="宋体" w:hAnsi="宋体"/>
+          <w:szCs w:val="28"/>
+          <w:lang w:val="zh-CN"/>
+        </w:rPr>
+      </w:pPr>
+      <w:r>
+        <w:rPr>
+          <w:rFonts w:hint="eastAsia" w:ascii="宋体" w:hAnsi="宋体"/>
+          <w:szCs w:val="28"/>
+          <w:lang w:val="en-US" w:eastAsia="zh-CN"/>
+        </w:rPr>
+        <w:t>5.</w:t>
+      </w:r>
+      <w:r>
+        <w:rPr>
+          <w:rFonts w:hint="eastAsia" w:ascii="宋体" w:hAnsi="宋体"/>
+          <w:szCs w:val="28"/>
+          <w:lang w:val="zh-CN"/>
+        </w:rPr>
         <w:t>将采集结果显示于 OLED，并通过串口输出至树莓派。</w:t>
       </w:r>
     </w:p>
@@ -10074,9 +10287,14 @@
     </w:p>
     <w:p>
       <w:pPr>
-        <w:pStyle w:val="50"/>
-      </w:pPr>
-      <w:r>
+        <w:pStyle w:val="56"/>
+        <w:jc w:val="center"/>
+      </w:pPr>
+      <w:r>
+        <w:rPr>
+          <w:rFonts w:hint="eastAsia" w:eastAsia="黑体" w:cs="黑体"/>
+          <w:sz w:val="21"/>
+        </w:rPr>
         <w:t>图 5-1 STM32 设备端主程序流程图（此处插入）</w:t>
       </w:r>
     </w:p>
@@ -10089,8 +10307,8 @@
           <w:lang w:val="en-US" w:eastAsia="zh-CN"/>
         </w:rPr>
       </w:pPr>
-      <w:bookmarkStart w:id="115" w:name="_Toc9004"/>
-      <w:bookmarkStart w:id="116" w:name="_Toc17896"/>
+      <w:bookmarkStart w:id="115" w:name="_Toc17896"/>
+      <w:bookmarkStart w:id="116" w:name="_Toc9004"/>
       <w:bookmarkStart w:id="117" w:name="边缘端服务与数据库设计"/>
       <w:r>
         <w:rPr>
@@ -10140,9 +10358,18 @@
     </w:p>
     <w:p>
       <w:pPr>
-        <w:pStyle w:val="3"/>
-      </w:pPr>
-      <w:r>
+        <w:pStyle w:val="56"/>
+        <w:jc w:val="center"/>
+        <w:rPr>
+          <w:rFonts w:hint="eastAsia" w:eastAsia="黑体" w:cs="黑体"/>
+          <w:sz w:val="21"/>
+        </w:rPr>
+      </w:pPr>
+      <w:r>
+        <w:rPr>
+          <w:rFonts w:hint="eastAsia" w:eastAsia="黑体" w:cs="黑体"/>
+          <w:sz w:val="21"/>
+        </w:rPr>
         <w:t>表 5-1 主要接口设计表</w:t>
       </w:r>
     </w:p>
@@ -10150,7 +10377,7 @@
       <w:tblPr>
         <w:tblStyle w:val="52"/>
         <w:tblW w:w="0" w:type="auto"/>
-        <w:tblInd w:w="-109" w:type="dxa"/>
+        <w:jc w:val="center"/>
         <w:tblLayout w:type="autofit"/>
         <w:tblCellMar>
           <w:top w:w="0" w:type="dxa"/>
@@ -10165,16 +10392,9 @@
         <w:gridCol w:w="2106"/>
       </w:tblGrid>
       <w:tr>
-        <w:tblPrEx>
-          <w:tblCellMar>
-            <w:top w:w="0" w:type="dxa"/>
-            <w:left w:w="108" w:type="dxa"/>
-            <w:bottom w:w="0" w:type="dxa"/>
-            <w:right w:w="108" w:type="dxa"/>
-          </w:tblCellMar>
-        </w:tblPrEx>
         <w:trPr>
           <w:tblHeader/>
+          <w:jc w:val="center"/>
         </w:trPr>
         <w:tc>
           <w:tcPr>
@@ -10196,7 +10416,7 @@
           <w:p>
             <w:pPr>
               <w:pStyle w:val="51"/>
-              <w:jc w:val="left"/>
+              <w:jc w:val="center"/>
             </w:pPr>
             <w:r>
               <w:t>接口路径</w:t>
@@ -10223,7 +10443,7 @@
           <w:p>
             <w:pPr>
               <w:pStyle w:val="51"/>
-              <w:jc w:val="left"/>
+              <w:jc w:val="center"/>
             </w:pPr>
             <w:r>
               <w:t>请求方式</w:t>
@@ -10250,7 +10470,7 @@
           <w:p>
             <w:pPr>
               <w:pStyle w:val="51"/>
-              <w:jc w:val="left"/>
+              <w:jc w:val="center"/>
             </w:pPr>
             <w:r>
               <w:t>主要功能</w:t>
@@ -10267,6 +10487,9 @@
             <w:right w:w="108" w:type="dxa"/>
           </w:tblCellMar>
         </w:tblPrEx>
+        <w:trPr>
+          <w:jc w:val="center"/>
+        </w:trPr>
         <w:tc>
           <w:tcPr>
             <w:tcBorders>
@@ -10287,7 +10510,7 @@
           <w:p>
             <w:pPr>
               <w:pStyle w:val="51"/>
-              <w:jc w:val="left"/>
+              <w:jc w:val="center"/>
             </w:pPr>
             <w:r>
               <w:rPr>
@@ -10317,7 +10540,7 @@
           <w:p>
             <w:pPr>
               <w:pStyle w:val="51"/>
-              <w:jc w:val="left"/>
+              <w:jc w:val="center"/>
             </w:pPr>
             <w:r>
               <w:t>GET</w:t>
@@ -10344,7 +10567,7 @@
           <w:p>
             <w:pPr>
               <w:pStyle w:val="51"/>
-              <w:jc w:val="left"/>
+              <w:jc w:val="center"/>
             </w:pPr>
             <w:r>
               <w:t>获取最新环境数据</w:t>
@@ -10361,6 +10584,9 @@
             <w:right w:w="108" w:type="dxa"/>
           </w:tblCellMar>
         </w:tblPrEx>
+        <w:trPr>
+          <w:jc w:val="center"/>
+        </w:trPr>
         <w:tc>
           <w:tcPr>
             <w:tcBorders>
@@ -10381,7 +10607,7 @@
           <w:p>
             <w:pPr>
               <w:pStyle w:val="51"/>
-              <w:jc w:val="left"/>
+              <w:jc w:val="center"/>
             </w:pPr>
             <w:r>
               <w:rPr>
@@ -10411,7 +10637,7 @@
           <w:p>
             <w:pPr>
               <w:pStyle w:val="51"/>
-              <w:jc w:val="left"/>
+              <w:jc w:val="center"/>
             </w:pPr>
             <w:r>
               <w:t>GET</w:t>
@@ -10438,7 +10664,7 @@
           <w:p>
             <w:pPr>
               <w:pStyle w:val="51"/>
-              <w:jc w:val="left"/>
+              <w:jc w:val="center"/>
             </w:pPr>
             <w:r>
               <w:t>获取历史传感数据</w:t>
@@ -10455,6 +10681,9 @@
             <w:right w:w="108" w:type="dxa"/>
           </w:tblCellMar>
         </w:tblPrEx>
+        <w:trPr>
+          <w:jc w:val="center"/>
+        </w:trPr>
         <w:tc>
           <w:tcPr>
             <w:tcBorders>
@@ -10475,7 +10704,7 @@
           <w:p>
             <w:pPr>
               <w:pStyle w:val="51"/>
-              <w:jc w:val="left"/>
+              <w:jc w:val="center"/>
             </w:pPr>
             <w:r>
               <w:rPr>
@@ -10505,7 +10734,7 @@
           <w:p>
             <w:pPr>
               <w:pStyle w:val="51"/>
-              <w:jc w:val="left"/>
+              <w:jc w:val="center"/>
             </w:pPr>
             <w:r>
               <w:t>GET</w:t>
@@ -10532,7 +10761,7 @@
           <w:p>
             <w:pPr>
               <w:pStyle w:val="51"/>
-              <w:jc w:val="left"/>
+              <w:jc w:val="center"/>
             </w:pPr>
             <w:r>
               <w:t>导出历史数据 CSV</w:t>
@@ -10549,6 +10778,9 @@
             <w:right w:w="108" w:type="dxa"/>
           </w:tblCellMar>
         </w:tblPrEx>
+        <w:trPr>
+          <w:jc w:val="center"/>
+        </w:trPr>
         <w:tc>
           <w:tcPr>
             <w:tcBorders>
@@ -10569,7 +10801,7 @@
           <w:p>
             <w:pPr>
               <w:pStyle w:val="51"/>
-              <w:jc w:val="left"/>
+              <w:jc w:val="center"/>
             </w:pPr>
             <w:r>
               <w:rPr>
@@ -10599,7 +10831,7 @@
           <w:p>
             <w:pPr>
               <w:pStyle w:val="51"/>
-              <w:jc w:val="left"/>
+              <w:jc w:val="center"/>
             </w:pPr>
             <w:r>
               <w:t>POST</w:t>
@@ -10626,7 +10858,7 @@
           <w:p>
             <w:pPr>
               <w:pStyle w:val="51"/>
-              <w:jc w:val="left"/>
+              <w:jc w:val="center"/>
             </w:pPr>
             <w:r>
               <w:t>下发设备控制命令</w:t>
@@ -10643,6 +10875,9 @@
             <w:right w:w="108" w:type="dxa"/>
           </w:tblCellMar>
         </w:tblPrEx>
+        <w:trPr>
+          <w:jc w:val="center"/>
+        </w:trPr>
         <w:tc>
           <w:tcPr>
             <w:tcBorders>
@@ -10663,7 +10898,7 @@
           <w:p>
             <w:pPr>
               <w:pStyle w:val="51"/>
-              <w:jc w:val="left"/>
+              <w:jc w:val="center"/>
             </w:pPr>
             <w:r>
               <w:rPr>
@@ -10693,7 +10928,7 @@
           <w:p>
             <w:pPr>
               <w:pStyle w:val="51"/>
-              <w:jc w:val="left"/>
+              <w:jc w:val="center"/>
             </w:pPr>
             <w:r>
               <w:t>GET</w:t>
@@ -10720,7 +10955,7 @@
           <w:p>
             <w:pPr>
               <w:pStyle w:val="51"/>
-              <w:jc w:val="left"/>
+              <w:jc w:val="center"/>
             </w:pPr>
             <w:r>
               <w:t>查询控制日志</w:t>
@@ -10737,6 +10972,9 @@
             <w:right w:w="108" w:type="dxa"/>
           </w:tblCellMar>
         </w:tblPrEx>
+        <w:trPr>
+          <w:jc w:val="center"/>
+        </w:trPr>
         <w:tc>
           <w:tcPr>
             <w:tcBorders>
@@ -10757,7 +10995,7 @@
           <w:p>
             <w:pPr>
               <w:pStyle w:val="51"/>
-              <w:jc w:val="left"/>
+              <w:jc w:val="center"/>
             </w:pPr>
             <w:r>
               <w:rPr>
@@ -10787,7 +11025,7 @@
           <w:p>
             <w:pPr>
               <w:pStyle w:val="51"/>
-              <w:jc w:val="left"/>
+              <w:jc w:val="center"/>
             </w:pPr>
             <w:r>
               <w:t>GET/POST</w:t>
@@ -10814,7 +11052,7 @@
           <w:p>
             <w:pPr>
               <w:pStyle w:val="51"/>
-              <w:jc w:val="left"/>
+              <w:jc w:val="center"/>
             </w:pPr>
             <w:r>
               <w:t>查询或设置灌溉策略</w:t>
@@ -10831,6 +11069,9 @@
             <w:right w:w="108" w:type="dxa"/>
           </w:tblCellMar>
         </w:tblPrEx>
+        <w:trPr>
+          <w:jc w:val="center"/>
+        </w:trPr>
         <w:tc>
           <w:tcPr>
             <w:tcBorders>
@@ -10851,7 +11092,7 @@
           <w:p>
             <w:pPr>
               <w:pStyle w:val="51"/>
-              <w:jc w:val="left"/>
+              <w:jc w:val="center"/>
             </w:pPr>
             <w:r>
               <w:rPr>
@@ -10881,7 +11122,7 @@
           <w:p>
             <w:pPr>
               <w:pStyle w:val="51"/>
-              <w:jc w:val="left"/>
+              <w:jc w:val="center"/>
             </w:pPr>
             <w:r>
               <w:t>GET</w:t>
@@ -10908,7 +11149,7 @@
           <w:p>
             <w:pPr>
               <w:pStyle w:val="51"/>
-              <w:jc w:val="left"/>
+              <w:jc w:val="center"/>
             </w:pPr>
             <w:r>
               <w:t>查询自动灌溉状态</w:t>
@@ -10925,6 +11166,9 @@
             <w:right w:w="108" w:type="dxa"/>
           </w:tblCellMar>
         </w:tblPrEx>
+        <w:trPr>
+          <w:jc w:val="center"/>
+        </w:trPr>
         <w:tc>
           <w:tcPr>
             <w:tcBorders>
@@ -10945,7 +11189,7 @@
           <w:p>
             <w:pPr>
               <w:pStyle w:val="51"/>
-              <w:jc w:val="left"/>
+              <w:jc w:val="center"/>
             </w:pPr>
             <w:r>
               <w:rPr>
@@ -10975,7 +11219,7 @@
           <w:p>
             <w:pPr>
               <w:pStyle w:val="51"/>
-              <w:jc w:val="left"/>
+              <w:jc w:val="center"/>
             </w:pPr>
             <w:r>
               <w:t>POST</w:t>
@@ -11002,7 +11246,7 @@
           <w:p>
             <w:pPr>
               <w:pStyle w:val="51"/>
-              <w:jc w:val="left"/>
+              <w:jc w:val="center"/>
             </w:pPr>
             <w:r>
               <w:t>用户注册</w:t>
@@ -11019,6 +11263,9 @@
             <w:right w:w="108" w:type="dxa"/>
           </w:tblCellMar>
         </w:tblPrEx>
+        <w:trPr>
+          <w:jc w:val="center"/>
+        </w:trPr>
         <w:tc>
           <w:tcPr>
             <w:tcBorders>
@@ -11039,7 +11286,7 @@
           <w:p>
             <w:pPr>
               <w:pStyle w:val="51"/>
-              <w:jc w:val="left"/>
+              <w:jc w:val="center"/>
             </w:pPr>
             <w:r>
               <w:rPr>
@@ -11069,7 +11316,7 @@
           <w:p>
             <w:pPr>
               <w:pStyle w:val="51"/>
-              <w:jc w:val="left"/>
+              <w:jc w:val="center"/>
             </w:pPr>
             <w:r>
               <w:t>POST</w:t>
@@ -11096,7 +11343,7 @@
           <w:p>
             <w:pPr>
               <w:pStyle w:val="51"/>
-              <w:jc w:val="left"/>
+              <w:jc w:val="center"/>
             </w:pPr>
             <w:r>
               <w:t>用户登录</w:t>
@@ -11113,6 +11360,9 @@
             <w:right w:w="108" w:type="dxa"/>
           </w:tblCellMar>
         </w:tblPrEx>
+        <w:trPr>
+          <w:jc w:val="center"/>
+        </w:trPr>
         <w:tc>
           <w:tcPr>
             <w:tcBorders>
@@ -11133,7 +11383,7 @@
           <w:p>
             <w:pPr>
               <w:pStyle w:val="51"/>
-              <w:jc w:val="left"/>
+              <w:jc w:val="center"/>
             </w:pPr>
             <w:r>
               <w:rPr>
@@ -11163,7 +11413,7 @@
           <w:p>
             <w:pPr>
               <w:pStyle w:val="51"/>
-              <w:jc w:val="left"/>
+              <w:jc w:val="center"/>
             </w:pPr>
             <w:r>
               <w:t>GET</w:t>
@@ -11190,7 +11440,7 @@
           <w:p>
             <w:pPr>
               <w:pStyle w:val="51"/>
-              <w:jc w:val="left"/>
+              <w:jc w:val="center"/>
             </w:pPr>
             <w:r>
               <w:t>查询当前用户信息</w:t>
@@ -11207,6 +11457,9 @@
             <w:right w:w="108" w:type="dxa"/>
           </w:tblCellMar>
         </w:tblPrEx>
+        <w:trPr>
+          <w:jc w:val="center"/>
+        </w:trPr>
         <w:tc>
           <w:tcPr>
             <w:tcBorders>
@@ -11227,7 +11480,7 @@
           <w:p>
             <w:pPr>
               <w:pStyle w:val="51"/>
-              <w:jc w:val="left"/>
+              <w:jc w:val="center"/>
             </w:pPr>
             <w:r>
               <w:rPr>
@@ -11257,7 +11510,7 @@
           <w:p>
             <w:pPr>
               <w:pStyle w:val="51"/>
-              <w:jc w:val="left"/>
+              <w:jc w:val="center"/>
             </w:pPr>
             <w:r>
               <w:t>GET</w:t>
@@ -11284,7 +11537,7 @@
           <w:p>
             <w:pPr>
               <w:pStyle w:val="51"/>
-              <w:jc w:val="left"/>
+              <w:jc w:val="center"/>
             </w:pPr>
             <w:r>
               <w:t>查询设备状态</w:t>
@@ -11301,6 +11554,9 @@
             <w:right w:w="108" w:type="dxa"/>
           </w:tblCellMar>
         </w:tblPrEx>
+        <w:trPr>
+          <w:jc w:val="center"/>
+        </w:trPr>
         <w:tc>
           <w:tcPr>
             <w:tcBorders>
@@ -11321,7 +11577,7 @@
           <w:p>
             <w:pPr>
               <w:pStyle w:val="51"/>
-              <w:jc w:val="left"/>
+              <w:jc w:val="center"/>
             </w:pPr>
             <w:r>
               <w:rPr>
@@ -11351,7 +11607,7 @@
           <w:p>
             <w:pPr>
               <w:pStyle w:val="51"/>
-              <w:jc w:val="left"/>
+              <w:jc w:val="center"/>
             </w:pPr>
             <w:r>
               <w:t>POST</w:t>
@@ -11378,7 +11634,7 @@
           <w:p>
             <w:pPr>
               <w:pStyle w:val="51"/>
-              <w:jc w:val="left"/>
+              <w:jc w:val="center"/>
             </w:pPr>
             <w:r>
               <w:t>拍照</w:t>
@@ -11395,6 +11651,9 @@
             <w:right w:w="108" w:type="dxa"/>
           </w:tblCellMar>
         </w:tblPrEx>
+        <w:trPr>
+          <w:jc w:val="center"/>
+        </w:trPr>
         <w:tc>
           <w:tcPr>
             <w:tcBorders>
@@ -11415,7 +11674,7 @@
           <w:p>
             <w:pPr>
               <w:pStyle w:val="51"/>
-              <w:jc w:val="left"/>
+              <w:jc w:val="center"/>
             </w:pPr>
             <w:r>
               <w:rPr>
@@ -11445,7 +11704,7 @@
           <w:p>
             <w:pPr>
               <w:pStyle w:val="51"/>
-              <w:jc w:val="left"/>
+              <w:jc w:val="center"/>
             </w:pPr>
             <w:r>
               <w:t>POST</w:t>
@@ -11472,7 +11731,7 @@
           <w:p>
             <w:pPr>
               <w:pStyle w:val="51"/>
-              <w:jc w:val="left"/>
+              <w:jc w:val="center"/>
             </w:pPr>
             <w:r>
               <w:t>图像分析</w:t>
@@ -11489,6 +11748,9 @@
             <w:right w:w="108" w:type="dxa"/>
           </w:tblCellMar>
         </w:tblPrEx>
+        <w:trPr>
+          <w:jc w:val="center"/>
+        </w:trPr>
         <w:tc>
           <w:tcPr>
             <w:tcBorders>
@@ -11509,7 +11771,7 @@
           <w:p>
             <w:pPr>
               <w:pStyle w:val="51"/>
-              <w:jc w:val="left"/>
+              <w:jc w:val="center"/>
             </w:pPr>
             <w:r>
               <w:rPr>
@@ -11539,7 +11801,7 @@
           <w:p>
             <w:pPr>
               <w:pStyle w:val="51"/>
-              <w:jc w:val="left"/>
+              <w:jc w:val="center"/>
             </w:pPr>
             <w:r>
               <w:t>POST</w:t>
@@ -11566,7 +11828,7 @@
           <w:p>
             <w:pPr>
               <w:pStyle w:val="51"/>
-              <w:jc w:val="left"/>
+              <w:jc w:val="center"/>
             </w:pPr>
             <w:r>
               <w:t>边缘智能问答</w:t>
@@ -11595,9 +11857,18 @@
     </w:p>
     <w:p>
       <w:pPr>
-        <w:pStyle w:val="3"/>
-      </w:pPr>
-      <w:r>
+        <w:pStyle w:val="56"/>
+        <w:jc w:val="center"/>
+        <w:rPr>
+          <w:rFonts w:hint="eastAsia" w:eastAsia="黑体" w:cs="黑体"/>
+          <w:sz w:val="21"/>
+        </w:rPr>
+      </w:pPr>
+      <w:r>
+        <w:rPr>
+          <w:rFonts w:hint="eastAsia" w:eastAsia="黑体" w:cs="黑体"/>
+          <w:sz w:val="21"/>
+        </w:rPr>
         <w:t>表 5-2 数据库主要表设计</w:t>
       </w:r>
     </w:p>
@@ -11651,7 +11922,7 @@
           <w:p>
             <w:pPr>
               <w:pStyle w:val="51"/>
-              <w:jc w:val="left"/>
+              <w:jc w:val="center"/>
             </w:pPr>
             <w:r>
               <w:t>数据表名</w:t>
@@ -11678,7 +11949,7 @@
           <w:p>
             <w:pPr>
               <w:pStyle w:val="51"/>
-              <w:jc w:val="left"/>
+              <w:jc w:val="center"/>
             </w:pPr>
             <w:r>
               <w:t>主要字段</w:t>
@@ -11705,7 +11976,7 @@
           <w:p>
             <w:pPr>
               <w:pStyle w:val="51"/>
-              <w:jc w:val="left"/>
+              <w:jc w:val="center"/>
             </w:pPr>
             <w:r>
               <w:t>作用说明</w:t>
@@ -11742,7 +12013,7 @@
           <w:p>
             <w:pPr>
               <w:pStyle w:val="51"/>
-              <w:jc w:val="left"/>
+              <w:jc w:val="center"/>
             </w:pPr>
             <w:r>
               <w:rPr>
@@ -11772,7 +12043,7 @@
           <w:p>
             <w:pPr>
               <w:pStyle w:val="51"/>
-              <w:jc w:val="left"/>
+              <w:jc w:val="center"/>
             </w:pPr>
             <w:r>
               <w:rPr>
@@ -11829,7 +12100,7 @@
           <w:p>
             <w:pPr>
               <w:pStyle w:val="51"/>
-              <w:jc w:val="left"/>
+              <w:jc w:val="center"/>
             </w:pPr>
             <w:r>
               <w:t>存储用户账户信息</w:t>
@@ -11866,7 +12137,7 @@
           <w:p>
             <w:pPr>
               <w:pStyle w:val="51"/>
-              <w:jc w:val="left"/>
+              <w:jc w:val="center"/>
             </w:pPr>
             <w:r>
               <w:rPr>
@@ -11896,7 +12167,7 @@
           <w:p>
             <w:pPr>
               <w:pStyle w:val="51"/>
-              <w:jc w:val="left"/>
+              <w:jc w:val="center"/>
             </w:pPr>
             <w:r>
               <w:rPr>
@@ -11935,7 +12206,7 @@
           <w:p>
             <w:pPr>
               <w:pStyle w:val="51"/>
-              <w:jc w:val="left"/>
+              <w:jc w:val="center"/>
             </w:pPr>
             <w:r>
               <w:t>存储角色定义</w:t>
@@ -11972,7 +12243,7 @@
           <w:p>
             <w:pPr>
               <w:pStyle w:val="51"/>
-              <w:jc w:val="left"/>
+              <w:jc w:val="center"/>
             </w:pPr>
             <w:r>
               <w:rPr>
@@ -12002,7 +12273,7 @@
           <w:p>
             <w:pPr>
               <w:pStyle w:val="51"/>
-              <w:jc w:val="left"/>
+              <w:jc w:val="center"/>
             </w:pPr>
             <w:r>
               <w:rPr>
@@ -12041,7 +12312,7 @@
           <w:p>
             <w:pPr>
               <w:pStyle w:val="51"/>
-              <w:jc w:val="left"/>
+              <w:jc w:val="center"/>
             </w:pPr>
             <w:r>
               <w:t>实现用户与角色关联</w:t>
@@ -12078,7 +12349,7 @@
           <w:p>
             <w:pPr>
               <w:pStyle w:val="51"/>
-              <w:jc w:val="left"/>
+              <w:jc w:val="center"/>
             </w:pPr>
             <w:r>
               <w:rPr>
@@ -12108,7 +12379,7 @@
           <w:p>
             <w:pPr>
               <w:pStyle w:val="51"/>
-              <w:jc w:val="left"/>
+              <w:jc w:val="center"/>
             </w:pPr>
             <w:r>
               <w:rPr>
@@ -12165,7 +12436,7 @@
           <w:p>
             <w:pPr>
               <w:pStyle w:val="51"/>
-              <w:jc w:val="left"/>
+              <w:jc w:val="center"/>
             </w:pPr>
             <w:r>
               <w:t>存储设备基本信息</w:t>
@@ -12202,7 +12473,7 @@
           <w:p>
             <w:pPr>
               <w:pStyle w:val="51"/>
-              <w:jc w:val="left"/>
+              <w:jc w:val="center"/>
             </w:pPr>
             <w:r>
               <w:rPr>
@@ -12232,7 +12503,7 @@
           <w:p>
             <w:pPr>
               <w:pStyle w:val="51"/>
-              <w:jc w:val="left"/>
+              <w:jc w:val="center"/>
             </w:pPr>
             <w:r>
               <w:rPr>
@@ -12316,7 +12587,7 @@
           <w:p>
             <w:pPr>
               <w:pStyle w:val="51"/>
-              <w:jc w:val="left"/>
+              <w:jc w:val="center"/>
             </w:pPr>
             <w:r>
               <w:t>存储历史环境数据</w:t>
@@ -12353,7 +12624,7 @@
           <w:p>
             <w:pPr>
               <w:pStyle w:val="51"/>
-              <w:jc w:val="left"/>
+              <w:jc w:val="center"/>
             </w:pPr>
             <w:r>
               <w:rPr>
@@ -12383,7 +12654,7 @@
           <w:p>
             <w:pPr>
               <w:pStyle w:val="51"/>
-              <w:jc w:val="left"/>
+              <w:jc w:val="center"/>
             </w:pPr>
             <w:r>
               <w:rPr>
@@ -12467,7 +12738,7 @@
           <w:p>
             <w:pPr>
               <w:pStyle w:val="51"/>
-              <w:jc w:val="left"/>
+              <w:jc w:val="center"/>
             </w:pPr>
             <w:r>
               <w:t>存储控制记录</w:t>
@@ -12504,7 +12775,7 @@
           <w:p>
             <w:pPr>
               <w:pStyle w:val="51"/>
-              <w:jc w:val="left"/>
+              <w:jc w:val="center"/>
             </w:pPr>
             <w:r>
               <w:rPr>
@@ -12534,7 +12805,7 @@
           <w:p>
             <w:pPr>
               <w:pStyle w:val="51"/>
-              <w:jc w:val="left"/>
+              <w:jc w:val="center"/>
             </w:pPr>
             <w:r>
               <w:rPr>
@@ -12618,7 +12889,7 @@
           <w:p>
             <w:pPr>
               <w:pStyle w:val="51"/>
-              <w:jc w:val="left"/>
+              <w:jc w:val="center"/>
             </w:pPr>
             <w:r>
               <w:t>存储灌溉策略参数</w:t>
@@ -12648,6 +12919,7 @@
     <w:p>
       <w:pPr>
         <w:pStyle w:val="3"/>
+        <w:jc w:val="center"/>
       </w:pPr>
       <w:r>
         <w:drawing>
@@ -12695,9 +12967,18 @@
     </w:p>
     <w:p>
       <w:pPr>
-        <w:pStyle w:val="3"/>
-      </w:pPr>
-      <w:r>
+        <w:pStyle w:val="56"/>
+        <w:jc w:val="center"/>
+        <w:rPr>
+          <w:rFonts w:hint="eastAsia" w:eastAsia="黑体" w:cs="黑体"/>
+          <w:sz w:val="21"/>
+        </w:rPr>
+      </w:pPr>
+      <w:r>
+        <w:rPr>
+          <w:rFonts w:hint="eastAsia" w:eastAsia="黑体" w:cs="黑体"/>
+          <w:sz w:val="21"/>
+        </w:rPr>
         <w:t>图 5-2 边缘端软件模块图（此处插入）</w:t>
       </w:r>
     </w:p>
@@ -12751,9 +13032,18 @@
     </w:p>
     <w:p>
       <w:pPr>
-        <w:pStyle w:val="3"/>
-      </w:pPr>
-      <w:r>
+        <w:pStyle w:val="56"/>
+        <w:jc w:val="center"/>
+        <w:rPr>
+          <w:rFonts w:hint="eastAsia" w:eastAsia="黑体" w:cs="黑体"/>
+          <w:sz w:val="21"/>
+        </w:rPr>
+      </w:pPr>
+      <w:r>
+        <w:rPr>
+          <w:rFonts w:hint="eastAsia" w:eastAsia="黑体" w:cs="黑体"/>
+          <w:sz w:val="21"/>
+        </w:rPr>
         <w:t>图 5-3 数据库 E-R 图（此处插入）</w:t>
       </w:r>
     </w:p>
@@ -12766,8 +13056,8 @@
           <w:lang w:val="en-US" w:eastAsia="zh-CN"/>
         </w:rPr>
       </w:pPr>
-      <w:bookmarkStart w:id="118" w:name="_Toc4208"/>
-      <w:bookmarkStart w:id="119" w:name="_Toc22594"/>
+      <w:bookmarkStart w:id="118" w:name="_Toc22594"/>
+      <w:bookmarkStart w:id="119" w:name="_Toc4208"/>
       <w:bookmarkStart w:id="120" w:name="图像分析与边缘智能模块设计"/>
       <w:r>
         <w:rPr>
@@ -12865,9 +13155,18 @@
     </w:p>
     <w:p>
       <w:pPr>
-        <w:pStyle w:val="3"/>
-      </w:pPr>
-      <w:r>
+        <w:pStyle w:val="56"/>
+        <w:jc w:val="center"/>
+        <w:rPr>
+          <w:rFonts w:hint="eastAsia" w:eastAsia="黑体" w:cs="黑体"/>
+          <w:sz w:val="21"/>
+        </w:rPr>
+      </w:pPr>
+      <w:r>
+        <w:rPr>
+          <w:rFonts w:hint="eastAsia" w:eastAsia="黑体" w:cs="黑体"/>
+          <w:sz w:val="21"/>
+        </w:rPr>
         <w:t>图 5-4 图像分析流程图（此处插入）</w:t>
       </w:r>
     </w:p>
@@ -12977,9 +13276,18 @@
     </w:p>
     <w:p>
       <w:pPr>
-        <w:pStyle w:val="3"/>
-      </w:pPr>
-      <w:r>
+        <w:pStyle w:val="56"/>
+        <w:jc w:val="center"/>
+        <w:rPr>
+          <w:rFonts w:hint="eastAsia" w:eastAsia="黑体" w:cs="黑体"/>
+          <w:sz w:val="21"/>
+        </w:rPr>
+      </w:pPr>
+      <w:r>
+        <w:rPr>
+          <w:rFonts w:hint="eastAsia" w:eastAsia="黑体" w:cs="黑体"/>
+          <w:sz w:val="21"/>
+        </w:rPr>
         <w:t>图 5-5 Web 页面截图（实时监控页、历史数据页、后台管理页）（此处插入）</w:t>
       </w:r>
     </w:p>
@@ -12992,8 +13300,8 @@
           <w:rFonts w:hint="eastAsia"/>
         </w:rPr>
       </w:pPr>
-      <w:bookmarkStart w:id="121" w:name="_Toc21664"/>
-      <w:bookmarkStart w:id="122" w:name="_Toc3344"/>
+      <w:bookmarkStart w:id="121" w:name="_Toc3344"/>
+      <w:bookmarkStart w:id="122" w:name="_Toc21664"/>
       <w:bookmarkStart w:id="123" w:name="系统测试和结果分析"/>
       <w:r>
         <w:rPr>
@@ -13115,9 +13423,18 @@
     </w:p>
     <w:p>
       <w:pPr>
-        <w:pStyle w:val="3"/>
-      </w:pPr>
-      <w:r>
+        <w:pStyle w:val="56"/>
+        <w:jc w:val="center"/>
+        <w:rPr>
+          <w:rFonts w:hint="eastAsia" w:eastAsia="黑体" w:cs="黑体"/>
+          <w:sz w:val="21"/>
+        </w:rPr>
+      </w:pPr>
+      <w:r>
+        <w:rPr>
+          <w:rFonts w:hint="eastAsia" w:eastAsia="黑体" w:cs="黑体"/>
+          <w:sz w:val="21"/>
+        </w:rPr>
         <w:t>图 6-1 串口监视与页面运行截图（此处插入）</w:t>
       </w:r>
     </w:p>
@@ -13202,9 +13519,18 @@
     </w:p>
     <w:p>
       <w:pPr>
-        <w:pStyle w:val="3"/>
-      </w:pPr>
-      <w:r>
+        <w:pStyle w:val="56"/>
+        <w:jc w:val="center"/>
+        <w:rPr>
+          <w:rFonts w:hint="eastAsia" w:eastAsia="黑体" w:cs="黑体"/>
+          <w:sz w:val="21"/>
+        </w:rPr>
+      </w:pPr>
+      <w:r>
+        <w:rPr>
+          <w:rFonts w:hint="eastAsia" w:eastAsia="黑体" w:cs="黑体"/>
+          <w:sz w:val="21"/>
+        </w:rPr>
         <w:t>表 6-1 传感器采集测试结果表</w:t>
       </w:r>
     </w:p>
@@ -13893,9 +14219,18 @@
     </w:p>
     <w:p>
       <w:pPr>
-        <w:pStyle w:val="3"/>
-      </w:pPr>
-      <w:r>
+        <w:pStyle w:val="56"/>
+        <w:jc w:val="center"/>
+        <w:rPr>
+          <w:rFonts w:hint="eastAsia" w:eastAsia="黑体" w:cs="黑体"/>
+          <w:sz w:val="21"/>
+        </w:rPr>
+      </w:pPr>
+      <w:r>
+        <w:rPr>
+          <w:rFonts w:hint="eastAsia" w:eastAsia="黑体" w:cs="黑体"/>
+          <w:sz w:val="21"/>
+        </w:rPr>
         <w:t>图 6-2 数据库实验数据截图（此处插入）</w:t>
       </w:r>
     </w:p>
@@ -13941,9 +14276,18 @@
     </w:p>
     <w:p>
       <w:pPr>
-        <w:pStyle w:val="3"/>
-      </w:pPr>
-      <w:r>
+        <w:pStyle w:val="56"/>
+        <w:jc w:val="center"/>
+        <w:rPr>
+          <w:rFonts w:hint="eastAsia" w:eastAsia="黑体" w:cs="黑体"/>
+          <w:sz w:val="21"/>
+        </w:rPr>
+      </w:pPr>
+      <w:r>
+        <w:rPr>
+          <w:rFonts w:hint="eastAsia" w:eastAsia="黑体" w:cs="黑体"/>
+          <w:sz w:val="21"/>
+        </w:rPr>
         <w:t>表 6-2 控制与自动灌溉测试结果表</w:t>
       </w:r>
     </w:p>
@@ -16057,9 +16401,18 @@
     </w:tbl>
     <w:p>
       <w:pPr>
-        <w:pStyle w:val="3"/>
-      </w:pPr>
-      <w:r>
+        <w:pStyle w:val="56"/>
+        <w:jc w:val="center"/>
+        <w:rPr>
+          <w:rFonts w:hint="eastAsia" w:eastAsia="黑体" w:cs="黑体"/>
+          <w:sz w:val="21"/>
+        </w:rPr>
+      </w:pPr>
+      <w:r>
+        <w:rPr>
+          <w:rFonts w:hint="eastAsia" w:eastAsia="黑体" w:cs="黑体"/>
+          <w:sz w:val="21"/>
+        </w:rPr>
         <w:t>表 6-4 系统性能测试表</w:t>
       </w:r>
     </w:p>
@@ -16835,8 +17188,8 @@
           <w:lang w:val="en-US" w:eastAsia="zh-CN"/>
         </w:rPr>
       </w:pPr>
-      <w:bookmarkStart w:id="151" w:name="_Toc4130"/>
-      <w:bookmarkStart w:id="152" w:name="_Toc13233"/>
+      <w:bookmarkStart w:id="151" w:name="_Toc13233"/>
+      <w:bookmarkStart w:id="152" w:name="_Toc4130"/>
       <w:bookmarkStart w:id="153" w:name="个人总结与反思"/>
       <w:r>
         <w:rPr>
@@ -17187,7 +17540,17 @@
           <w:sz w:val="28"/>
           <w:szCs w:val="28"/>
         </w:rPr>
-        <w:t>首先要对姚老师的指导工作表示诚挚的谢意，在选题、方案设计、论文写作、毕业设计的整个过程中都给予了很大的支持与鼓励。姚老师就整体思路、技术路线、论文结构等给予很多有价值的建议，使得本次毕业设计得以比较顺利的完成。 同时感谢嘉立创（JLC）和Raspberry Pi Foundation提供给的实验环境、实验教学平台以及同学之间在硬件调试、系统检测、资料查阅等各方面的交流。还要特别感谢父母对我的关心照顾和支持，才得以让我专心做毕业论文。 最后要向所有对本次毕业设计做出过指导、支持的老师表示感谢，同时也要向帮助我完成毕业设计的同学表达我的敬意。正是不断地调试、修改、完善，对智能硬件、边缘计算、物联网系统开发有了更深入的认识，也会成为我以后学习、发展的基础。</w:t>
+        <w:t>首先要对姚老师的指导工作表示诚挚的谢意，在选题、方案设计、论文写作、毕业设计的整个过程中都给予了很大的支持与鼓励。姚老师就整体思路、技术路线、论文结构等给予很多有价值的建议，使得本次毕业设计得以比较顺利的完成。 同时感谢嘉立创（JLC）和Raspberry Pi Foundation提供给的实验环境、实验教学平台以及同学之间在硬件调试、系统</w:t>
+      </w:r>
+      <w:bookmarkStart w:id="158" w:name="_GoBack"/>
+      <w:bookmarkEnd w:id="158"/>
+      <w:r>
+        <w:rPr>
+          <w:rFonts w:hint="eastAsia" w:ascii="宋体" w:hAnsi="宋体"/>
+          <w:sz w:val="28"/>
+          <w:szCs w:val="28"/>
+        </w:rPr>
+        <w:t>检测、资料查阅等各方面的交流。还要特别感谢父母对我的关心照顾和支持，才得以让我专心做毕业论文。 最后要向所有对本次毕业设计做出过指导、支持的老师表示感谢，同时也要向帮助我完成毕业设计的同学表达我的敬意。正是不断地调试、修改、完善，对智能硬件、边缘计算、物联网系统开发有了更深入的认识，也会成为我以后学习、发展的基础。</w:t>
       </w:r>
     </w:p>
     <w:p>
@@ -17308,178 +17671,6 @@
 <file path=word/numbering.xml><?xml version="1.0" encoding="utf-8"?>
 <w:numbering xmlns:wpc="http://schemas.microsoft.com/office/word/2010/wordprocessingCanvas" xmlns:mc="http://schemas.openxmlformats.org/markup-compatibility/2006" xmlns:o="urn:schemas-microsoft-com:office:office" xmlns:r="http://schemas.openxmlformats.org/officeDocument/2006/relationships" xmlns:m="http://schemas.openxmlformats.org/officeDocument/2006/math" xmlns:v="urn:schemas-microsoft-com:vml" xmlns:wp14="http://schemas.microsoft.com/office/word/2010/wordprocessingDrawing" xmlns:wp="http://schemas.openxmlformats.org/drawingml/2006/wordprocessingDrawing" xmlns:w10="urn:schemas-microsoft-com:office:word" xmlns:w="http://schemas.openxmlformats.org/wordprocessingml/2006/main" xmlns:w14="http://schemas.microsoft.com/office/word/2010/wordml" xmlns:wpg="http://schemas.microsoft.com/office/word/2010/wordprocessingGroup" xmlns:wpi="http://schemas.microsoft.com/office/word/2010/wordprocessingInk" xmlns:wne="http://schemas.microsoft.com/office/word/2006/wordml" xmlns:wps="http://schemas.microsoft.com/office/word/2010/wordprocessingShape" xmlns:wpsCustomData="http://www.wps.cn/officeDocument/2013/wpsCustomData" mc:Ignorable="w14 wp14">
   <w:abstractNum w:abstractNumId="0">
-    <w:nsid w:val="0000A991"/>
-    <w:multiLevelType w:val="multilevel"/>
-    <w:tmpl w:val="0000A991"/>
-    <w:lvl w:ilvl="0" w:tentative="0">
-      <w:start w:val="0"/>
-      <w:numFmt w:val="bullet"/>
-      <w:lvlText w:val="•"/>
-      <w:lvlJc w:val="left"/>
-      <w:pPr>
-        <w:ind w:left="720" w:hanging="480"/>
-      </w:pPr>
-    </w:lvl>
-    <w:lvl w:ilvl="1" w:tentative="0">
-      <w:start w:val="0"/>
-      <w:numFmt w:val="bullet"/>
-      <w:lvlText w:val="–"/>
-      <w:lvlJc w:val="left"/>
-      <w:pPr>
-        <w:ind w:left="1440" w:hanging="480"/>
-      </w:pPr>
-    </w:lvl>
-    <w:lvl w:ilvl="2" w:tentative="0">
-      <w:start w:val="0"/>
-      <w:numFmt w:val="bullet"/>
-      <w:lvlText w:val="•"/>
-      <w:lvlJc w:val="left"/>
-      <w:pPr>
-        <w:ind w:left="2160" w:hanging="480"/>
-      </w:pPr>
-    </w:lvl>
-    <w:lvl w:ilvl="3" w:tentative="0">
-      <w:start w:val="0"/>
-      <w:numFmt w:val="bullet"/>
-      <w:lvlText w:val="–"/>
-      <w:lvlJc w:val="left"/>
-      <w:pPr>
-        <w:ind w:left="2880" w:hanging="480"/>
-      </w:pPr>
-    </w:lvl>
-    <w:lvl w:ilvl="4" w:tentative="0">
-      <w:start w:val="0"/>
-      <w:numFmt w:val="bullet"/>
-      <w:lvlText w:val="•"/>
-      <w:lvlJc w:val="left"/>
-      <w:pPr>
-        <w:ind w:left="3600" w:hanging="480"/>
-      </w:pPr>
-    </w:lvl>
-    <w:lvl w:ilvl="5" w:tentative="0">
-      <w:start w:val="0"/>
-      <w:numFmt w:val="bullet"/>
-      <w:lvlText w:val="–"/>
-      <w:lvlJc w:val="left"/>
-      <w:pPr>
-        <w:ind w:left="4320" w:hanging="480"/>
-      </w:pPr>
-    </w:lvl>
-    <w:lvl w:ilvl="6" w:tentative="0">
-      <w:start w:val="0"/>
-      <w:numFmt w:val="bullet"/>
-      <w:lvlText w:val="•"/>
-      <w:lvlJc w:val="left"/>
-      <w:pPr>
-        <w:ind w:left="5040" w:hanging="480"/>
-      </w:pPr>
-    </w:lvl>
-    <w:lvl w:ilvl="7" w:tentative="0">
-      <w:start w:val="0"/>
-      <w:numFmt w:val="bullet"/>
-      <w:lvlText w:val="–"/>
-      <w:lvlJc w:val="left"/>
-      <w:pPr>
-        <w:ind w:left="5760" w:hanging="480"/>
-      </w:pPr>
-    </w:lvl>
-    <w:lvl w:ilvl="8" w:tentative="0">
-      <w:start w:val="0"/>
-      <w:numFmt w:val="bullet"/>
-      <w:lvlText w:val="•"/>
-      <w:lvlJc w:val="left"/>
-      <w:pPr>
-        <w:ind w:left="6480" w:hanging="480"/>
-      </w:pPr>
-    </w:lvl>
-  </w:abstractNum>
-  <w:abstractNum w:abstractNumId="1">
-    <w:nsid w:val="00A99411"/>
-    <w:multiLevelType w:val="multilevel"/>
-    <w:tmpl w:val="00A99411"/>
-    <w:lvl w:ilvl="0" w:tentative="0">
-      <w:start w:val="1"/>
-      <w:numFmt w:val="decimal"/>
-      <w:lvlText w:val="%1."/>
-      <w:lvlJc w:val="left"/>
-      <w:pPr>
-        <w:ind w:left="720" w:hanging="480"/>
-      </w:pPr>
-    </w:lvl>
-    <w:lvl w:ilvl="1" w:tentative="0">
-      <w:start w:val="1"/>
-      <w:numFmt w:val="decimal"/>
-      <w:lvlText w:val="%2."/>
-      <w:lvlJc w:val="left"/>
-      <w:pPr>
-        <w:ind w:left="1440" w:hanging="480"/>
-      </w:pPr>
-    </w:lvl>
-    <w:lvl w:ilvl="2" w:tentative="0">
-      <w:start w:val="1"/>
-      <w:numFmt w:val="decimal"/>
-      <w:lvlText w:val="%3."/>
-      <w:lvlJc w:val="left"/>
-      <w:pPr>
-        <w:ind w:left="2160" w:hanging="480"/>
-      </w:pPr>
-    </w:lvl>
-    <w:lvl w:ilvl="3" w:tentative="0">
-      <w:start w:val="1"/>
-      <w:numFmt w:val="decimal"/>
-      <w:lvlText w:val="%4."/>
-      <w:lvlJc w:val="left"/>
-      <w:pPr>
-        <w:ind w:left="2880" w:hanging="480"/>
-      </w:pPr>
-    </w:lvl>
-    <w:lvl w:ilvl="4" w:tentative="0">
-      <w:start w:val="1"/>
-      <w:numFmt w:val="decimal"/>
-      <w:lvlText w:val="%5."/>
-      <w:lvlJc w:val="left"/>
-      <w:pPr>
-        <w:ind w:left="3600" w:hanging="480"/>
-      </w:pPr>
-    </w:lvl>
-    <w:lvl w:ilvl="5" w:tentative="0">
-      <w:start w:val="1"/>
-      <w:numFmt w:val="decimal"/>
-      <w:lvlText w:val="%6."/>
-      <w:lvlJc w:val="left"/>
-      <w:pPr>
-        <w:ind w:left="4320" w:hanging="480"/>
-      </w:pPr>
-    </w:lvl>
-    <w:lvl w:ilvl="6" w:tentative="0">
-      <w:start w:val="1"/>
-      <w:numFmt w:val="decimal"/>
-      <w:lvlText w:val="%7."/>
-      <w:lvlJc w:val="left"/>
-      <w:pPr>
-        <w:ind w:left="5040" w:hanging="480"/>
-      </w:pPr>
-    </w:lvl>
-    <w:lvl w:ilvl="7" w:tentative="0">
-      <w:start w:val="1"/>
-      <w:numFmt w:val="decimal"/>
-      <w:lvlText w:val="%8."/>
-      <w:lvlJc w:val="left"/>
-      <w:pPr>
-        <w:ind w:left="5760" w:hanging="480"/>
-      </w:pPr>
-    </w:lvl>
-    <w:lvl w:ilvl="8" w:tentative="0">
-      <w:start w:val="1"/>
-      <w:numFmt w:val="decimal"/>
-      <w:lvlText w:val="%9."/>
-      <w:lvlJc w:val="left"/>
-      <w:pPr>
-        <w:ind w:left="6480" w:hanging="480"/>
-      </w:pPr>
-    </w:lvl>
-  </w:abstractNum>
-  <w:abstractNum w:abstractNumId="2">
     <w:nsid w:val="104059D4"/>
     <w:multiLevelType w:val="singleLevel"/>
     <w:tmpl w:val="104059D4"/>
@@ -17491,7 +17682,7 @@
       <w:lvlJc w:val="left"/>
     </w:lvl>
   </w:abstractNum>
-  <w:abstractNum w:abstractNumId="3">
+  <w:abstractNum w:abstractNumId="1">
     <w:nsid w:val="439748FD"/>
     <w:multiLevelType w:val="multilevel"/>
     <w:tmpl w:val="439748FD"/>
@@ -17615,7 +17806,19 @@
       </w:rPr>
     </w:lvl>
   </w:abstractNum>
-  <w:abstractNum w:abstractNumId="4">
+  <w:abstractNum w:abstractNumId="2">
+    <w:nsid w:val="49ACD2E0"/>
+    <w:multiLevelType w:val="singleLevel"/>
+    <w:tmpl w:val="49ACD2E0"/>
+    <w:lvl w:ilvl="0" w:tentative="0">
+      <w:start w:val="1"/>
+      <w:numFmt w:val="decimal"/>
+      <w:suff w:val="space"/>
+      <w:lvlText w:val="(%1)"/>
+      <w:lvlJc w:val="left"/>
+    </w:lvl>
+  </w:abstractNum>
+  <w:abstractNum w:abstractNumId="3">
     <w:nsid w:val="55CC414F"/>
     <w:multiLevelType w:val="multilevel"/>
     <w:tmpl w:val="55CC414F"/>
@@ -17706,46 +17909,16 @@
     </w:lvl>
   </w:abstractNum>
   <w:num w:numId="1">
+    <w:abstractNumId w:val="1"/>
+  </w:num>
+  <w:num w:numId="2">
     <w:abstractNumId w:val="3"/>
   </w:num>
-  <w:num w:numId="2">
-    <w:abstractNumId w:val="4"/>
-  </w:num>
   <w:num w:numId="3">
-    <w:abstractNumId w:val="2"/>
+    <w:abstractNumId w:val="0"/>
   </w:num>
   <w:num w:numId="4">
-    <w:abstractNumId w:val="0"/>
-  </w:num>
-  <w:num w:numId="5">
-    <w:abstractNumId w:val="1"/>
-    <w:lvlOverride w:ilvl="0">
-      <w:startOverride w:val="1"/>
-    </w:lvlOverride>
-    <w:lvlOverride w:ilvl="1">
-      <w:startOverride w:val="1"/>
-    </w:lvlOverride>
-    <w:lvlOverride w:ilvl="2">
-      <w:startOverride w:val="1"/>
-    </w:lvlOverride>
-    <w:lvlOverride w:ilvl="3">
-      <w:startOverride w:val="1"/>
-    </w:lvlOverride>
-    <w:lvlOverride w:ilvl="4">
-      <w:startOverride w:val="1"/>
-    </w:lvlOverride>
-    <w:lvlOverride w:ilvl="5">
-      <w:startOverride w:val="1"/>
-    </w:lvlOverride>
-    <w:lvlOverride w:ilvl="6">
-      <w:startOverride w:val="1"/>
-    </w:lvlOverride>
-    <w:lvlOverride w:ilvl="7">
-      <w:startOverride w:val="1"/>
-    </w:lvlOverride>
-    <w:lvlOverride w:ilvl="8">
-      <w:startOverride w:val="1"/>
-    </w:lvlOverride>
+    <w:abstractNumId w:val="2"/>
   </w:num>
 </w:numbering>
 </file>
@@ -18805,6 +18978,22 @@
       <w:wordWrap w:val="0"/>
     </w:pPr>
   </w:style>
+  <w:style w:type="paragraph" w:customStyle="1" w:styleId="56">
+    <w:name w:val="毕业论文_正文"/>
+    <w:qFormat/>
+    <w:uiPriority w:val="0"/>
+    <w:pPr>
+      <w:spacing w:line="360" w:lineRule="auto"/>
+      <w:jc w:val="both"/>
+    </w:pPr>
+    <w:rPr>
+      <w:rFonts w:ascii="Times New Roman" w:hAnsi="Times New Roman" w:eastAsia="宋体" w:cs="Times New Roman"/>
+      <w:kern w:val="2"/>
+      <w:sz w:val="28"/>
+      <w:szCs w:val="24"/>
+      <w:lang w:val="en-US" w:eastAsia="zh-CN" w:bidi="ar-SA"/>
+    </w:rPr>
+  </w:style>
 </w:styles>
 </file>
 

--- a/artifact.docx
+++ b/artifact.docx
@@ -4577,8 +4577,8 @@
           <w:rFonts w:hint="eastAsia"/>
         </w:rPr>
       </w:pPr>
-      <w:bookmarkStart w:id="1" w:name="_Toc9447"/>
-      <w:bookmarkStart w:id="2" w:name="_Toc18080"/>
+      <w:bookmarkStart w:id="1" w:name="_Toc18080"/>
+      <w:bookmarkStart w:id="2" w:name="_Toc9447"/>
       <w:bookmarkStart w:id="3" w:name="绪论"/>
       <w:r>
         <w:rPr>
@@ -4625,7 +4625,17 @@
           <w:szCs w:val="28"/>
           <w:lang w:val="zh-CN"/>
         </w:rPr>
-        <w:t>随着物联网、嵌入式系统、边缘计算等各方面的迅速发展，农业市场也向着数字化、智能化方向发展。无论是传统的大型农田、小型农业设施，还是小型特色经济作物，都对环境参数的实时性、精度以及运作的灵活性有更高的要求。空气温湿度、光照强度、土壤含水量等都会影响到作物的萌发、生长、开花、品质形成。</w:t>
+        <w:t>随着物联网、嵌入式系统、边缘计算等各方面的迅速发展，农业市场也向着数字化、智能化方向发展。无论是传统的大型农田、小型农业设施，还是小型特色经济作物，都对环境参数的实时性、精度以及运作的灵活性</w:t>
+      </w:r>
+      <w:bookmarkStart w:id="158" w:name="_GoBack"/>
+      <w:bookmarkEnd w:id="158"/>
+      <w:r>
+        <w:rPr>
+          <w:rFonts w:hint="eastAsia" w:ascii="宋体" w:hAnsi="宋体"/>
+          <w:szCs w:val="28"/>
+          <w:lang w:val="zh-CN"/>
+        </w:rPr>
+        <w:t>有更高的要求。空气温湿度、光照强度、土壤含水量等都会影响到作物的萌发、生长、开花、品质形成。</w:t>
       </w:r>
     </w:p>
     <w:p>
@@ -4655,8 +4665,8 @@
           <w:lang w:val="en-US" w:eastAsia="zh-CN"/>
         </w:rPr>
       </w:pPr>
-      <w:bookmarkStart w:id="7" w:name="_Toc32486"/>
-      <w:bookmarkStart w:id="8" w:name="_Toc8889"/>
+      <w:bookmarkStart w:id="7" w:name="_Toc8889"/>
+      <w:bookmarkStart w:id="8" w:name="_Toc32486"/>
       <w:bookmarkStart w:id="9" w:name="研究目的及意义"/>
       <w:r>
         <w:rPr>
@@ -4883,8 +4893,8 @@
           <w:lang w:val="en-US" w:eastAsia="zh-CN"/>
         </w:rPr>
       </w:pPr>
-      <w:bookmarkStart w:id="16" w:name="_Toc24745"/>
-      <w:bookmarkStart w:id="17" w:name="_Toc24203"/>
+      <w:bookmarkStart w:id="16" w:name="_Toc24203"/>
+      <w:bookmarkStart w:id="17" w:name="_Toc24745"/>
       <w:bookmarkStart w:id="18" w:name="国外研究现状"/>
       <w:r>
         <w:rPr>
@@ -5101,8 +5111,8 @@
           <w:rFonts w:hint="eastAsia"/>
         </w:rPr>
       </w:pPr>
-      <w:bookmarkStart w:id="22" w:name="_Toc4330"/>
-      <w:bookmarkStart w:id="23" w:name="_Toc31748"/>
+      <w:bookmarkStart w:id="22" w:name="_Toc31748"/>
+      <w:bookmarkStart w:id="23" w:name="_Toc4330"/>
       <w:bookmarkStart w:id="24" w:name="相关理论与技术基础"/>
       <w:r>
         <w:rPr>
@@ -5315,8 +5325,8 @@
           <w:lang w:val="en-US" w:eastAsia="zh-CN"/>
         </w:rPr>
       </w:pPr>
-      <w:bookmarkStart w:id="40" w:name="_Toc8847"/>
-      <w:bookmarkStart w:id="41" w:name="_Toc21825"/>
+      <w:bookmarkStart w:id="40" w:name="_Toc21825"/>
+      <w:bookmarkStart w:id="41" w:name="_Toc8847"/>
       <w:bookmarkStart w:id="42" w:name="基于-opencv-的图像颜色分析技术"/>
       <w:r>
         <w:rPr>
@@ -5396,8 +5406,8 @@
           <w:rFonts w:hint="eastAsia"/>
         </w:rPr>
       </w:pPr>
-      <w:bookmarkStart w:id="46" w:name="_Toc29013"/>
-      <w:bookmarkStart w:id="47" w:name="_Toc6945"/>
+      <w:bookmarkStart w:id="46" w:name="_Toc6945"/>
+      <w:bookmarkStart w:id="47" w:name="_Toc29013"/>
       <w:bookmarkStart w:id="48" w:name="系统总体方案设计"/>
       <w:r>
         <w:rPr>
@@ -5662,8 +5672,8 @@
           <w:lang w:val="en-US" w:eastAsia="zh-CN"/>
         </w:rPr>
       </w:pPr>
-      <w:bookmarkStart w:id="58" w:name="_Toc2839"/>
-      <w:bookmarkStart w:id="59" w:name="_Toc29387"/>
+      <w:bookmarkStart w:id="58" w:name="_Toc29387"/>
+      <w:bookmarkStart w:id="59" w:name="_Toc2839"/>
       <w:bookmarkStart w:id="60" w:name="系统的总体方案设计"/>
       <w:r>
         <w:rPr>
@@ -8194,8 +8204,8 @@
           <w:lang w:val="en-US" w:eastAsia="zh-CN"/>
         </w:rPr>
       </w:pPr>
-      <w:bookmarkStart w:id="64" w:name="_Toc20964"/>
-      <w:bookmarkStart w:id="65" w:name="_Toc18122"/>
+      <w:bookmarkStart w:id="64" w:name="_Toc18122"/>
+      <w:bookmarkStart w:id="65" w:name="_Toc20964"/>
       <w:bookmarkStart w:id="66" w:name="系统主要元件介绍"/>
       <w:bookmarkStart w:id="67" w:name="系统硬件设计"/>
       <w:r>
@@ -8234,8 +8244,8 @@
           <w:lang w:val="en-US" w:eastAsia="zh-CN"/>
         </w:rPr>
       </w:pPr>
-      <w:bookmarkStart w:id="68" w:name="_Toc11577"/>
-      <w:bookmarkStart w:id="69" w:name="_Toc21315"/>
+      <w:bookmarkStart w:id="68" w:name="_Toc21315"/>
+      <w:bookmarkStart w:id="69" w:name="_Toc11577"/>
       <w:bookmarkStart w:id="70" w:name="主控与边缘计算平台"/>
       <w:r>
         <w:rPr>
@@ -8397,8 +8407,8 @@
           <w:lang w:val="en-US" w:eastAsia="zh-CN"/>
         </w:rPr>
       </w:pPr>
-      <w:bookmarkStart w:id="71" w:name="_Toc30566"/>
-      <w:bookmarkStart w:id="72" w:name="_Toc3903"/>
+      <w:bookmarkStart w:id="71" w:name="_Toc3903"/>
+      <w:bookmarkStart w:id="72" w:name="_Toc30566"/>
       <w:bookmarkStart w:id="73" w:name="环境感知元件"/>
       <w:r>
         <w:rPr>
@@ -9550,8 +9560,8 @@
           <w:lang w:val="en-US" w:eastAsia="zh-CN"/>
         </w:rPr>
       </w:pPr>
-      <w:bookmarkStart w:id="88" w:name="_Toc7709"/>
-      <w:bookmarkStart w:id="89" w:name="_Toc4"/>
+      <w:bookmarkStart w:id="88" w:name="_Toc4"/>
+      <w:bookmarkStart w:id="89" w:name="_Toc7709"/>
       <w:bookmarkStart w:id="90" w:name="系统功能模块设计"/>
       <w:r>
         <w:rPr>
@@ -9571,8 +9581,8 @@
           <w:lang w:val="en-US" w:eastAsia="zh-CN"/>
         </w:rPr>
       </w:pPr>
-      <w:bookmarkStart w:id="91" w:name="_Toc31433"/>
-      <w:bookmarkStart w:id="92" w:name="_Toc24254"/>
+      <w:bookmarkStart w:id="91" w:name="_Toc24254"/>
+      <w:bookmarkStart w:id="92" w:name="_Toc31433"/>
       <w:bookmarkStart w:id="93" w:name="传感采集模块设计"/>
       <w:r>
         <w:rPr>
@@ -9629,8 +9639,8 @@
           <w:lang w:val="en-US" w:eastAsia="zh-CN"/>
         </w:rPr>
       </w:pPr>
-      <w:bookmarkStart w:id="94" w:name="_Toc664"/>
-      <w:bookmarkStart w:id="95" w:name="_Toc22976"/>
+      <w:bookmarkStart w:id="94" w:name="_Toc22976"/>
+      <w:bookmarkStart w:id="95" w:name="_Toc664"/>
       <w:bookmarkStart w:id="96" w:name="执行控制模块设计"/>
       <w:r>
         <w:rPr>
@@ -9993,8 +10003,8 @@
           <w:rFonts w:hint="eastAsia"/>
         </w:rPr>
       </w:pPr>
-      <w:bookmarkStart w:id="106" w:name="_Toc21282"/>
-      <w:bookmarkStart w:id="107" w:name="_Toc32027"/>
+      <w:bookmarkStart w:id="106" w:name="_Toc32027"/>
+      <w:bookmarkStart w:id="107" w:name="_Toc21282"/>
       <w:bookmarkStart w:id="108" w:name="系统软件设计"/>
       <w:r>
         <w:rPr>
@@ -10013,8 +10023,8 @@
           <w:lang w:val="en-US" w:eastAsia="zh-CN"/>
         </w:rPr>
       </w:pPr>
-      <w:bookmarkStart w:id="109" w:name="_Toc30504"/>
-      <w:bookmarkStart w:id="110" w:name="_Toc14502"/>
+      <w:bookmarkStart w:id="109" w:name="_Toc14502"/>
+      <w:bookmarkStart w:id="110" w:name="_Toc30504"/>
       <w:bookmarkStart w:id="111" w:name="系统软件整体设计"/>
       <w:r>
         <w:rPr>
@@ -10053,8 +10063,8 @@
           <w:lang w:val="en-US" w:eastAsia="zh-CN"/>
         </w:rPr>
       </w:pPr>
-      <w:bookmarkStart w:id="112" w:name="_Toc26777"/>
-      <w:bookmarkStart w:id="113" w:name="_Toc1512"/>
+      <w:bookmarkStart w:id="112" w:name="_Toc1512"/>
+      <w:bookmarkStart w:id="113" w:name="_Toc26777"/>
       <w:bookmarkStart w:id="114" w:name="设备端程序设计"/>
       <w:r>
         <w:rPr>
@@ -10240,6 +10250,7 @@
           <w:numId w:val="0"/>
         </w:numPr>
         <w:ind w:left="240" w:leftChars="0"/>
+        <w:jc w:val="center"/>
       </w:pPr>
       <w:r>
         <w:drawing>
@@ -10392,6 +10403,14 @@
         <w:gridCol w:w="2106"/>
       </w:tblGrid>
       <w:tr>
+        <w:tblPrEx>
+          <w:tblCellMar>
+            <w:top w:w="0" w:type="dxa"/>
+            <w:left w:w="108" w:type="dxa"/>
+            <w:bottom w:w="0" w:type="dxa"/>
+            <w:right w:w="108" w:type="dxa"/>
+          </w:tblCellMar>
+        </w:tblPrEx>
         <w:trPr>
           <w:tblHeader/>
           <w:jc w:val="center"/>
@@ -12985,6 +13004,7 @@
     <w:p>
       <w:pPr>
         <w:pStyle w:val="3"/>
+        <w:jc w:val="center"/>
       </w:pPr>
       <w:r>
         <w:drawing>
@@ -13108,6 +13128,7 @@
     <w:p>
       <w:pPr>
         <w:pStyle w:val="3"/>
+        <w:jc w:val="center"/>
       </w:pPr>
       <w:r>
         <w:drawing>
@@ -13538,7 +13559,7 @@
       <w:tblPr>
         <w:tblStyle w:val="52"/>
         <w:tblW w:w="0" w:type="auto"/>
-        <w:tblInd w:w="-109" w:type="dxa"/>
+        <w:jc w:val="center"/>
         <w:tblLayout w:type="autofit"/>
         <w:tblCellMar>
           <w:top w:w="0" w:type="dxa"/>
@@ -13564,6 +13585,7 @@
         </w:tblPrEx>
         <w:trPr>
           <w:tblHeader/>
+          <w:jc w:val="center"/>
         </w:trPr>
         <w:tc>
           <w:tcPr>
@@ -13585,7 +13607,7 @@
           <w:p>
             <w:pPr>
               <w:pStyle w:val="51"/>
-              <w:jc w:val="left"/>
+              <w:jc w:val="center"/>
             </w:pPr>
             <w:r>
               <w:t>测试项目</w:t>
@@ -13612,7 +13634,7 @@
           <w:p>
             <w:pPr>
               <w:pStyle w:val="51"/>
-              <w:jc w:val="left"/>
+              <w:jc w:val="center"/>
             </w:pPr>
             <w:r>
               <w:t>测试条件</w:t>
@@ -13639,7 +13661,7 @@
           <w:p>
             <w:pPr>
               <w:pStyle w:val="51"/>
-              <w:jc w:val="left"/>
+              <w:jc w:val="center"/>
             </w:pPr>
             <w:r>
               <w:t>预期结果</w:t>
@@ -13666,7 +13688,7 @@
           <w:p>
             <w:pPr>
               <w:pStyle w:val="51"/>
-              <w:jc w:val="left"/>
+              <w:jc w:val="center"/>
             </w:pPr>
             <w:r>
               <w:t>实测结果</w:t>
@@ -13683,6 +13705,9 @@
             <w:right w:w="108" w:type="dxa"/>
           </w:tblCellMar>
         </w:tblPrEx>
+        <w:trPr>
+          <w:jc w:val="center"/>
+        </w:trPr>
         <w:tc>
           <w:tcPr>
             <w:tcBorders>
@@ -13703,7 +13728,7 @@
           <w:p>
             <w:pPr>
               <w:pStyle w:val="51"/>
-              <w:jc w:val="left"/>
+              <w:jc w:val="center"/>
             </w:pPr>
             <w:r>
               <w:t>温度采集</w:t>
@@ -13730,7 +13755,7 @@
           <w:p>
             <w:pPr>
               <w:pStyle w:val="51"/>
-              <w:jc w:val="left"/>
+              <w:jc w:val="center"/>
             </w:pPr>
             <w:r>
               <w:t>室内常温环境</w:t>
@@ -13757,7 +13782,7 @@
           <w:p>
             <w:pPr>
               <w:pStyle w:val="51"/>
-              <w:jc w:val="left"/>
+              <w:jc w:val="center"/>
             </w:pPr>
             <w:r>
               <w:t>能正常返回温度值</w:t>
@@ -13784,7 +13809,7 @@
           <w:p>
             <w:pPr>
               <w:pStyle w:val="51"/>
-              <w:jc w:val="left"/>
+              <w:jc w:val="center"/>
             </w:pPr>
             <w:r>
               <w:t>19℃</w:t>
@@ -13801,6 +13826,9 @@
             <w:right w:w="108" w:type="dxa"/>
           </w:tblCellMar>
         </w:tblPrEx>
+        <w:trPr>
+          <w:jc w:val="center"/>
+        </w:trPr>
         <w:tc>
           <w:tcPr>
             <w:tcBorders>
@@ -13821,7 +13849,7 @@
           <w:p>
             <w:pPr>
               <w:pStyle w:val="51"/>
-              <w:jc w:val="left"/>
+              <w:jc w:val="center"/>
             </w:pPr>
             <w:r>
               <w:t>湿度采集</w:t>
@@ -13848,7 +13876,7 @@
           <w:p>
             <w:pPr>
               <w:pStyle w:val="51"/>
-              <w:jc w:val="left"/>
+              <w:jc w:val="center"/>
             </w:pPr>
             <w:r>
               <w:t>室内常湿环境</w:t>
@@ -13875,7 +13903,7 @@
           <w:p>
             <w:pPr>
               <w:pStyle w:val="51"/>
-              <w:jc w:val="left"/>
+              <w:jc w:val="center"/>
             </w:pPr>
             <w:r>
               <w:t>能正常返回湿度值</w:t>
@@ -13902,7 +13930,7 @@
           <w:p>
             <w:pPr>
               <w:pStyle w:val="51"/>
-              <w:jc w:val="left"/>
+              <w:jc w:val="center"/>
             </w:pPr>
             <w:r>
               <w:t>42%</w:t>
@@ -13919,6 +13947,9 @@
             <w:right w:w="108" w:type="dxa"/>
           </w:tblCellMar>
         </w:tblPrEx>
+        <w:trPr>
+          <w:jc w:val="center"/>
+        </w:trPr>
         <w:tc>
           <w:tcPr>
             <w:tcBorders>
@@ -13939,7 +13970,7 @@
           <w:p>
             <w:pPr>
               <w:pStyle w:val="51"/>
-              <w:jc w:val="left"/>
+              <w:jc w:val="center"/>
             </w:pPr>
             <w:r>
               <w:t>光照采集</w:t>
@@ -13966,7 +13997,7 @@
           <w:p>
             <w:pPr>
               <w:pStyle w:val="51"/>
-              <w:jc w:val="left"/>
+              <w:jc w:val="center"/>
             </w:pPr>
             <w:r>
               <w:t>开灯/关灯对比</w:t>
@@ -13993,7 +14024,7 @@
           <w:p>
             <w:pPr>
               <w:pStyle w:val="51"/>
-              <w:jc w:val="left"/>
+              <w:jc w:val="center"/>
             </w:pPr>
             <w:r>
               <w:t>光照值明显变化</w:t>
@@ -14020,7 +14051,7 @@
           <w:p>
             <w:pPr>
               <w:pStyle w:val="51"/>
-              <w:jc w:val="left"/>
+              <w:jc w:val="center"/>
             </w:pPr>
             <w:r>
               <w:t>44.2lux / 10.3lux</w:t>
@@ -14037,6 +14068,9 @@
             <w:right w:w="108" w:type="dxa"/>
           </w:tblCellMar>
         </w:tblPrEx>
+        <w:trPr>
+          <w:jc w:val="center"/>
+        </w:trPr>
         <w:tc>
           <w:tcPr>
             <w:tcBorders>
@@ -14057,7 +14091,7 @@
           <w:p>
             <w:pPr>
               <w:pStyle w:val="51"/>
-              <w:jc w:val="left"/>
+              <w:jc w:val="center"/>
             </w:pPr>
             <w:r>
               <w:t>土壤湿度采集</w:t>
@@ -14084,7 +14118,7 @@
           <w:p>
             <w:pPr>
               <w:pStyle w:val="51"/>
-              <w:jc w:val="left"/>
+              <w:jc w:val="center"/>
             </w:pPr>
             <w:r>
               <w:t>干土/湿土对比</w:t>
@@ -14111,7 +14145,7 @@
           <w:p>
             <w:pPr>
               <w:pStyle w:val="51"/>
-              <w:jc w:val="left"/>
+              <w:jc w:val="center"/>
             </w:pPr>
             <w:r>
               <w:t>百分比值有明显差异</w:t>
@@ -14138,7 +14172,7 @@
           <w:p>
             <w:pPr>
               <w:pStyle w:val="51"/>
-              <w:jc w:val="left"/>
+              <w:jc w:val="center"/>
             </w:pPr>
             <w:r>
               <w:t>21% / 73%</w:t>
@@ -15519,8 +15553,8 @@
           <w:lang w:val="en-US" w:eastAsia="zh-CN"/>
         </w:rPr>
       </w:pPr>
-      <w:bookmarkStart w:id="136" w:name="_Toc19336"/>
-      <w:bookmarkStart w:id="137" w:name="_Toc7079"/>
+      <w:bookmarkStart w:id="136" w:name="_Toc7079"/>
+      <w:bookmarkStart w:id="137" w:name="_Toc19336"/>
       <w:bookmarkStart w:id="138" w:name="平台服务与扩展功能测试"/>
       <w:r>
         <w:rPr>
@@ -15552,9 +15586,18 @@
     </w:p>
     <w:p>
       <w:pPr>
-        <w:pStyle w:val="3"/>
-      </w:pPr>
-      <w:r>
+        <w:pStyle w:val="56"/>
+        <w:jc w:val="center"/>
+        <w:rPr>
+          <w:rFonts w:hint="eastAsia" w:eastAsia="黑体" w:cs="黑体"/>
+          <w:sz w:val="21"/>
+        </w:rPr>
+      </w:pPr>
+      <w:r>
+        <w:rPr>
+          <w:rFonts w:hint="eastAsia" w:eastAsia="黑体" w:cs="黑体"/>
+          <w:sz w:val="21"/>
+        </w:rPr>
         <w:t>表 6-3 平台服务与扩展功能测试结果表</w:t>
       </w:r>
     </w:p>
@@ -15562,7 +15605,7 @@
       <w:tblPr>
         <w:tblStyle w:val="52"/>
         <w:tblW w:w="5000" w:type="pct"/>
-        <w:tblInd w:w="-109" w:type="dxa"/>
+        <w:jc w:val="center"/>
         <w:tblLayout w:type="fixed"/>
         <w:tblCellMar>
           <w:top w:w="0" w:type="dxa"/>
@@ -15587,6 +15630,7 @@
         </w:tblPrEx>
         <w:trPr>
           <w:tblHeader/>
+          <w:jc w:val="center"/>
         </w:trPr>
         <w:tc>
           <w:tcPr>
@@ -15608,7 +15652,7 @@
           <w:p>
             <w:pPr>
               <w:pStyle w:val="51"/>
-              <w:jc w:val="left"/>
+              <w:jc w:val="center"/>
             </w:pPr>
             <w:r>
               <w:t>测试项目</w:t>
@@ -15635,7 +15679,7 @@
           <w:p>
             <w:pPr>
               <w:pStyle w:val="51"/>
-              <w:jc w:val="left"/>
+              <w:jc w:val="center"/>
             </w:pPr>
             <w:r>
               <w:t>预期结果</w:t>
@@ -15662,7 +15706,7 @@
           <w:p>
             <w:pPr>
               <w:pStyle w:val="51"/>
-              <w:jc w:val="left"/>
+              <w:jc w:val="center"/>
             </w:pPr>
             <w:r>
               <w:t>实测结果</w:t>
@@ -15679,6 +15723,9 @@
             <w:right w:w="108" w:type="dxa"/>
           </w:tblCellMar>
         </w:tblPrEx>
+        <w:trPr>
+          <w:jc w:val="center"/>
+        </w:trPr>
         <w:tc>
           <w:tcPr>
             <w:tcBorders>
@@ -15699,7 +15746,7 @@
           <w:p>
             <w:pPr>
               <w:pStyle w:val="51"/>
-              <w:jc w:val="left"/>
+              <w:jc w:val="center"/>
             </w:pPr>
             <w:r>
               <w:t>实时页面访问</w:t>
@@ -15726,7 +15773,7 @@
           <w:p>
             <w:pPr>
               <w:pStyle w:val="51"/>
-              <w:jc w:val="left"/>
+              <w:jc w:val="center"/>
             </w:pPr>
             <w:r>
               <w:t>能显示最新环境数据</w:t>
@@ -15753,7 +15800,7 @@
           <w:p>
             <w:pPr>
               <w:pStyle w:val="51"/>
-              <w:jc w:val="left"/>
+              <w:jc w:val="center"/>
             </w:pPr>
             <w:r>
               <w:t>实时显示最新的环境数据</w:t>
@@ -15770,6 +15817,9 @@
             <w:right w:w="108" w:type="dxa"/>
           </w:tblCellMar>
         </w:tblPrEx>
+        <w:trPr>
+          <w:jc w:val="center"/>
+        </w:trPr>
         <w:tc>
           <w:tcPr>
             <w:tcBorders>
@@ -15790,7 +15840,7 @@
           <w:p>
             <w:pPr>
               <w:pStyle w:val="51"/>
-              <w:jc w:val="left"/>
+              <w:jc w:val="center"/>
             </w:pPr>
             <w:r>
               <w:t>历史数据查询</w:t>
@@ -15817,7 +15867,7 @@
           <w:p>
             <w:pPr>
               <w:pStyle w:val="51"/>
-              <w:jc w:val="left"/>
+              <w:jc w:val="center"/>
             </w:pPr>
             <w:r>
               <w:t>能按时间段查询记录</w:t>
@@ -15844,7 +15894,7 @@
           <w:p>
             <w:pPr>
               <w:pStyle w:val="51"/>
-              <w:jc w:val="left"/>
+              <w:jc w:val="center"/>
             </w:pPr>
             <w:r>
               <w:t>显示200条数据</w:t>
@@ -15861,6 +15911,9 @@
             <w:right w:w="108" w:type="dxa"/>
           </w:tblCellMar>
         </w:tblPrEx>
+        <w:trPr>
+          <w:jc w:val="center"/>
+        </w:trPr>
         <w:tc>
           <w:tcPr>
             <w:tcBorders>
@@ -15881,7 +15934,7 @@
           <w:p>
             <w:pPr>
               <w:pStyle w:val="51"/>
-              <w:jc w:val="left"/>
+              <w:jc w:val="center"/>
             </w:pPr>
             <w:r>
               <w:t>CSV 导出</w:t>
@@ -15908,7 +15961,7 @@
           <w:p>
             <w:pPr>
               <w:pStyle w:val="51"/>
-              <w:jc w:val="left"/>
+              <w:jc w:val="center"/>
             </w:pPr>
             <w:r>
               <w:t>能成功下载历史数据文件</w:t>
@@ -15935,7 +15988,7 @@
           <w:p>
             <w:pPr>
               <w:pStyle w:val="51"/>
-              <w:jc w:val="left"/>
+              <w:jc w:val="center"/>
             </w:pPr>
             <w:r>
               <w:t>下载成功CSV文件</w:t>
@@ -15952,6 +16005,9 @@
             <w:right w:w="108" w:type="dxa"/>
           </w:tblCellMar>
         </w:tblPrEx>
+        <w:trPr>
+          <w:jc w:val="center"/>
+        </w:trPr>
         <w:tc>
           <w:tcPr>
             <w:tcBorders>
@@ -15972,7 +16028,7 @@
           <w:p>
             <w:pPr>
               <w:pStyle w:val="51"/>
-              <w:jc w:val="left"/>
+              <w:jc w:val="center"/>
             </w:pPr>
             <w:r>
               <w:t>用户登录</w:t>
@@ -15999,7 +16055,7 @@
           <w:p>
             <w:pPr>
               <w:pStyle w:val="51"/>
-              <w:jc w:val="left"/>
+              <w:jc w:val="center"/>
             </w:pPr>
             <w:r>
               <w:t>能生成并验证登录状态</w:t>
@@ -16026,7 +16082,7 @@
           <w:p>
             <w:pPr>
               <w:pStyle w:val="51"/>
-              <w:jc w:val="left"/>
+              <w:jc w:val="center"/>
             </w:pPr>
             <w:r>
               <w:t>登录正常</w:t>
@@ -16043,6 +16099,9 @@
             <w:right w:w="108" w:type="dxa"/>
           </w:tblCellMar>
         </w:tblPrEx>
+        <w:trPr>
+          <w:jc w:val="center"/>
+        </w:trPr>
         <w:tc>
           <w:tcPr>
             <w:tcBorders>
@@ -16063,7 +16122,7 @@
           <w:p>
             <w:pPr>
               <w:pStyle w:val="51"/>
-              <w:jc w:val="left"/>
+              <w:jc w:val="center"/>
             </w:pPr>
             <w:r>
               <w:t>云端同步</w:t>
@@ -16090,7 +16149,7 @@
           <w:p>
             <w:pPr>
               <w:pStyle w:val="51"/>
-              <w:jc w:val="left"/>
+              <w:jc w:val="center"/>
             </w:pPr>
             <w:r>
               <w:t>网络正常时可发布 MQTT 数据</w:t>
@@ -16117,7 +16176,7 @@
           <w:p>
             <w:pPr>
               <w:pStyle w:val="51"/>
-              <w:jc w:val="left"/>
+              <w:jc w:val="center"/>
             </w:pPr>
             <w:r>
               <w:t>捕获到MQTT传输的JSON数据</w:t>
@@ -16134,6 +16193,9 @@
             <w:right w:w="108" w:type="dxa"/>
           </w:tblCellMar>
         </w:tblPrEx>
+        <w:trPr>
+          <w:jc w:val="center"/>
+        </w:trPr>
         <w:tc>
           <w:tcPr>
             <w:tcBorders>
@@ -16154,7 +16216,7 @@
           <w:p>
             <w:pPr>
               <w:pStyle w:val="51"/>
-              <w:jc w:val="left"/>
+              <w:jc w:val="center"/>
             </w:pPr>
             <w:r>
               <w:t>拍照功能</w:t>
@@ -16181,7 +16243,7 @@
           <w:p>
             <w:pPr>
               <w:pStyle w:val="51"/>
-              <w:jc w:val="left"/>
+              <w:jc w:val="center"/>
             </w:pPr>
             <w:r>
               <w:t>能抓拍并保存图片</w:t>
@@ -16208,7 +16270,7 @@
           <w:p>
             <w:pPr>
               <w:pStyle w:val="51"/>
-              <w:jc w:val="left"/>
+              <w:jc w:val="center"/>
             </w:pPr>
             <w:r>
               <w:t>抓拍成功</w:t>
@@ -16225,6 +16287,9 @@
             <w:right w:w="108" w:type="dxa"/>
           </w:tblCellMar>
         </w:tblPrEx>
+        <w:trPr>
+          <w:jc w:val="center"/>
+        </w:trPr>
         <w:tc>
           <w:tcPr>
             <w:tcBorders>
@@ -16245,7 +16310,7 @@
           <w:p>
             <w:pPr>
               <w:pStyle w:val="51"/>
-              <w:jc w:val="left"/>
+              <w:jc w:val="center"/>
             </w:pPr>
             <w:r>
               <w:t>图像分析</w:t>
@@ -16272,7 +16337,7 @@
           <w:p>
             <w:pPr>
               <w:pStyle w:val="51"/>
-              <w:jc w:val="left"/>
+              <w:jc w:val="center"/>
             </w:pPr>
             <w:r>
               <w:t>能输出颜色识别与阶段判断</w:t>
@@ -16299,7 +16364,7 @@
           <w:p>
             <w:pPr>
               <w:pStyle w:val="51"/>
-              <w:jc w:val="left"/>
+              <w:jc w:val="center"/>
             </w:pPr>
             <w:r>
               <w:t>分析出目标粉色花朵</w:t>
@@ -16316,6 +16381,9 @@
             <w:right w:w="108" w:type="dxa"/>
           </w:tblCellMar>
         </w:tblPrEx>
+        <w:trPr>
+          <w:jc w:val="center"/>
+        </w:trPr>
         <w:tc>
           <w:tcPr>
             <w:tcBorders>
@@ -16336,7 +16404,7 @@
           <w:p>
             <w:pPr>
               <w:pStyle w:val="51"/>
-              <w:jc w:val="left"/>
+              <w:jc w:val="center"/>
             </w:pPr>
             <w:r>
               <w:t>边缘问答</w:t>
@@ -16363,7 +16431,7 @@
           <w:p>
             <w:pPr>
               <w:pStyle w:val="51"/>
-              <w:jc w:val="left"/>
+              <w:jc w:val="center"/>
             </w:pPr>
             <w:r>
               <w:t>能根据环境数据生成建议</w:t>
@@ -16390,7 +16458,7 @@
           <w:p>
             <w:pPr>
               <w:pStyle w:val="51"/>
-              <w:jc w:val="left"/>
+              <w:jc w:val="center"/>
             </w:pPr>
             <w:r>
               <w:t>Qwen专家建议: 适宜，无需浇水，建议开灯。</w:t>
@@ -16420,7 +16488,7 @@
       <w:tblPr>
         <w:tblStyle w:val="52"/>
         <w:tblW w:w="0" w:type="auto"/>
-        <w:tblInd w:w="-109" w:type="dxa"/>
+        <w:jc w:val="center"/>
         <w:tblLayout w:type="autofit"/>
         <w:tblCellMar>
           <w:top w:w="0" w:type="dxa"/>
@@ -16445,6 +16513,7 @@
         </w:tblPrEx>
         <w:trPr>
           <w:tblHeader/>
+          <w:jc w:val="center"/>
         </w:trPr>
         <w:tc>
           <w:tcPr>
@@ -16466,7 +16535,7 @@
           <w:p>
             <w:pPr>
               <w:pStyle w:val="51"/>
-              <w:jc w:val="left"/>
+              <w:jc w:val="center"/>
             </w:pPr>
             <w:r>
               <w:t>指标</w:t>
@@ -16493,7 +16562,7 @@
           <w:p>
             <w:pPr>
               <w:pStyle w:val="51"/>
-              <w:jc w:val="left"/>
+              <w:jc w:val="center"/>
             </w:pPr>
             <w:r>
               <w:t>测试方法</w:t>
@@ -16520,7 +16589,7 @@
           <w:p>
             <w:pPr>
               <w:pStyle w:val="51"/>
-              <w:jc w:val="left"/>
+              <w:jc w:val="center"/>
             </w:pPr>
             <w:r>
               <w:t>指标值</w:t>
@@ -16537,6 +16606,9 @@
             <w:right w:w="108" w:type="dxa"/>
           </w:tblCellMar>
         </w:tblPrEx>
+        <w:trPr>
+          <w:jc w:val="center"/>
+        </w:trPr>
         <w:tc>
           <w:tcPr>
             <w:tcBorders>
@@ -16557,7 +16629,7 @@
           <w:p>
             <w:pPr>
               <w:pStyle w:val="51"/>
-              <w:jc w:val="left"/>
+              <w:jc w:val="center"/>
             </w:pPr>
             <w:r>
               <w:t>数据刷新周期</w:t>
@@ -16584,7 +16656,7 @@
           <w:p>
             <w:pPr>
               <w:pStyle w:val="51"/>
-              <w:jc w:val="left"/>
+              <w:jc w:val="center"/>
             </w:pPr>
             <w:r>
               <w:t>浏览器实时页面观察</w:t>
@@ -16611,7 +16683,7 @@
           <w:p>
             <w:pPr>
               <w:pStyle w:val="51"/>
-              <w:jc w:val="left"/>
+              <w:jc w:val="center"/>
             </w:pPr>
             <w:r>
               <w:t>1.1 ~ 1.3 s</w:t>
@@ -16628,6 +16700,9 @@
             <w:right w:w="108" w:type="dxa"/>
           </w:tblCellMar>
         </w:tblPrEx>
+        <w:trPr>
+          <w:jc w:val="center"/>
+        </w:trPr>
         <w:tc>
           <w:tcPr>
             <w:tcBorders>
@@ -16648,7 +16723,7 @@
           <w:p>
             <w:pPr>
               <w:pStyle w:val="51"/>
-              <w:jc w:val="left"/>
+              <w:jc w:val="center"/>
             </w:pPr>
             <w:r>
               <w:t>控制响应时延</w:t>
@@ -16675,7 +16750,7 @@
           <w:p>
             <w:pPr>
               <w:pStyle w:val="51"/>
-              <w:jc w:val="left"/>
+              <w:jc w:val="center"/>
             </w:pPr>
             <w:r>
               <w:t>页面点击到执行器动作的时间</w:t>
@@ -16702,7 +16777,7 @@
           <w:p>
             <w:pPr>
               <w:pStyle w:val="51"/>
-              <w:jc w:val="left"/>
+              <w:jc w:val="center"/>
             </w:pPr>
             <w:r>
               <w:t>0.4 ~ 0.7 s</w:t>
@@ -16719,6 +16794,9 @@
             <w:right w:w="108" w:type="dxa"/>
           </w:tblCellMar>
         </w:tblPrEx>
+        <w:trPr>
+          <w:jc w:val="center"/>
+        </w:trPr>
         <w:tc>
           <w:tcPr>
             <w:tcBorders>
@@ -16739,7 +16817,7 @@
           <w:p>
             <w:pPr>
               <w:pStyle w:val="51"/>
-              <w:jc w:val="left"/>
+              <w:jc w:val="center"/>
             </w:pPr>
             <w:r>
               <w:t>连续稳定运行时间</w:t>
@@ -16766,7 +16844,7 @@
           <w:p>
             <w:pPr>
               <w:pStyle w:val="51"/>
-              <w:jc w:val="left"/>
+              <w:jc w:val="center"/>
             </w:pPr>
             <w:r>
               <w:t>长时间运行无异常中断</w:t>
@@ -16793,7 +16871,7 @@
           <w:p>
             <w:pPr>
               <w:pStyle w:val="51"/>
-              <w:jc w:val="left"/>
+              <w:jc w:val="center"/>
             </w:pPr>
             <w:r>
               <w:t>6 h</w:t>
@@ -16810,6 +16888,9 @@
             <w:right w:w="108" w:type="dxa"/>
           </w:tblCellMar>
         </w:tblPrEx>
+        <w:trPr>
+          <w:jc w:val="center"/>
+        </w:trPr>
         <w:tc>
           <w:tcPr>
             <w:tcBorders>
@@ -16830,7 +16911,7 @@
           <w:p>
             <w:pPr>
               <w:pStyle w:val="51"/>
-              <w:jc w:val="left"/>
+              <w:jc w:val="center"/>
             </w:pPr>
             <w:r>
               <w:t>图像分析耗时</w:t>
@@ -16857,7 +16938,7 @@
           <w:p>
             <w:pPr>
               <w:pStyle w:val="51"/>
-              <w:jc w:val="left"/>
+              <w:jc w:val="center"/>
             </w:pPr>
             <w:r>
               <w:t>拍照到结果返回的总时间</w:t>
@@ -16884,7 +16965,7 @@
           <w:p>
             <w:pPr>
               <w:pStyle w:val="51"/>
-              <w:jc w:val="left"/>
+              <w:jc w:val="center"/>
             </w:pPr>
             <w:r>
               <w:t>3.5 ~ 5.5 s</w:t>
@@ -16901,6 +16982,9 @@
             <w:right w:w="108" w:type="dxa"/>
           </w:tblCellMar>
         </w:tblPrEx>
+        <w:trPr>
+          <w:jc w:val="center"/>
+        </w:trPr>
         <w:tc>
           <w:tcPr>
             <w:tcBorders>
@@ -16921,7 +17005,7 @@
           <w:p>
             <w:pPr>
               <w:pStyle w:val="51"/>
-              <w:jc w:val="left"/>
+              <w:jc w:val="center"/>
             </w:pPr>
             <w:r>
               <w:t>本地问答耗时</w:t>
@@ -16948,7 +17032,7 @@
           <w:p>
             <w:pPr>
               <w:pStyle w:val="51"/>
-              <w:jc w:val="left"/>
+              <w:jc w:val="center"/>
             </w:pPr>
             <w:r>
               <w:t>发起请求到返回建议的时间</w:t>
@@ -16975,7 +17059,7 @@
           <w:p>
             <w:pPr>
               <w:pStyle w:val="51"/>
-              <w:jc w:val="left"/>
+              <w:jc w:val="center"/>
             </w:pPr>
             <w:r>
               <w:t>7 ~ 21 s</w:t>
@@ -17148,8 +17232,8 @@
           <w:lang w:val="en-US" w:eastAsia="zh-CN"/>
         </w:rPr>
       </w:pPr>
-      <w:bookmarkStart w:id="148" w:name="_Toc12949"/>
-      <w:bookmarkStart w:id="149" w:name="_Toc24947"/>
+      <w:bookmarkStart w:id="148" w:name="_Toc24947"/>
+      <w:bookmarkStart w:id="149" w:name="_Toc12949"/>
       <w:bookmarkStart w:id="150" w:name="展望"/>
       <w:r>
         <w:rPr>
@@ -17540,17 +17624,7 @@
           <w:sz w:val="28"/>
           <w:szCs w:val="28"/>
         </w:rPr>
-        <w:t>首先要对姚老师的指导工作表示诚挚的谢意，在选题、方案设计、论文写作、毕业设计的整个过程中都给予了很大的支持与鼓励。姚老师就整体思路、技术路线、论文结构等给予很多有价值的建议，使得本次毕业设计得以比较顺利的完成。 同时感谢嘉立创（JLC）和Raspberry Pi Foundation提供给的实验环境、实验教学平台以及同学之间在硬件调试、系统</w:t>
-      </w:r>
-      <w:bookmarkStart w:id="158" w:name="_GoBack"/>
-      <w:bookmarkEnd w:id="158"/>
-      <w:r>
-        <w:rPr>
-          <w:rFonts w:hint="eastAsia" w:ascii="宋体" w:hAnsi="宋体"/>
-          <w:sz w:val="28"/>
-          <w:szCs w:val="28"/>
-        </w:rPr>
-        <w:t>检测、资料查阅等各方面的交流。还要特别感谢父母对我的关心照顾和支持，才得以让我专心做毕业论文。 最后要向所有对本次毕业设计做出过指导、支持的老师表示感谢，同时也要向帮助我完成毕业设计的同学表达我的敬意。正是不断地调试、修改、完善，对智能硬件、边缘计算、物联网系统开发有了更深入的认识，也会成为我以后学习、发展的基础。</w:t>
+        <w:t>首先要对姚老师的指导工作表示诚挚的谢意，在选题、方案设计、论文写作、毕业设计的整个过程中都给予了很大的支持与鼓励。姚老师就整体思路、技术路线、论文结构等给予很多有价值的建议，使得本次毕业设计得以比较顺利的完成。 同时感谢嘉立创（JLC）和Raspberry Pi Foundation提供给的实验环境、实验教学平台以及同学之间在硬件调试、系统检测、资料查阅等各方面的交流。还要特别感谢父母对我的关心照顾和支持，才得以让我专心做毕业论文。 最后要向所有对本次毕业设计做出过指导、支持的老师表示感谢，同时也要向帮助我完成毕业设计的同学表达我的敬意。正是不断地调试、修改、完善，对智能硬件、边缘计算、物联网系统开发有了更深入的认识，也会成为我以后学习、发展的基础。</w:t>
       </w:r>
     </w:p>
     <w:p>

--- a/artifact.docx
+++ b/artifact.docx
@@ -2002,7 +2002,20 @@
           <w:shd w:val="clear" w:color="auto" w:fill="FDFDFE"/>
           <w:lang w:val="en-US" w:eastAsia="zh-CN" w:bidi="ar-SA"/>
         </w:rPr>
-        <w:t>To address the shortcomings of traditional saffron cultivation, such as lack of continuous environmental monitoring, reliance on manual experience for irrigation, weak data recording, and limited remote control capabilities, a smart saffron cultivation system based on edge computing has been created to enhance real-time monitoring, automatic control, and intelligence throughout the cultivation process. The system employs an overall architecture of device-side, edge-side, and cloud-based expansion. Using an STM32F411 as the hardware core, it collects environmental parameters such as temperature, humidity, light intensity, and soil moisture, controls actuators, displays data on an OLED screen, and enables on-site interaction. A Raspberry Pi 4B serves as the edge gateway, receiving device data via a USB virtual serial port. MicroPython, Flask, and SQLite are used for real-time monitoring, historical data storage, web visualization, user access management, and automatic irrigation strategy configuration. MQTT is then used for cloud-based data expansion and remote access. Finally, OpenCV image analysis and local lightweight models are combined to improve the system’s environmental assessment and decision-making capabilities. The test results show that the system can effectively perform tasks such as real-time monitoring of the saffron cultivation environment, manual and automatic irrigation control, historical data visualization, and edge intelligent analysis. It features low cost, flexible deployment, and strong scalability, and can provide a feasible engineering solution for small-scale intelligent cultivation of specialty economic crops.</w:t>
+        <w:t>To address the shortcomings of traditional saffron cultivation, such as lack of continuous environmental monitoring, reliance on manual experience for irrigation, weak data recording, and limited remote control capabilities, a smart saffron cultivation system based on edge computing has been created to enhance real-time monitoring, automatic control, and intelligence throughout the cultivation process. The system employs an overall architecture of device-side, edge-side, and cloud-based expansion. Using an STM32F411 as the hardware core, it collects environmental parameters such as temperature, humidity, light intensity, and soil moisture, controls actuators, displays data on an OLED screen, and enables on-site interaction. A Raspberry Pi 4B serves as the edge gateway, receiving device data via a USB virtual serial port. MicroPython, Flask, and SQLite are used for real-time monitoring, historical data storage, web visualization, user access management, and automatic irrigation strategy configuration. MQTT is then used for cloud-based data expansion and remote access. Finally, OpenCV image analysis and local lightweight models are combined to improve the system’s environmental assessment and decision-making capabilities. The test results show that the system can effectively perform tasks such as real-time monitoring of the saffron cultivation environment, manual and automatic irrigation control, historical data visualization, and edge intelligent analysis. It</w:t>
+      </w:r>
+      <w:bookmarkStart w:id="158" w:name="_GoBack"/>
+      <w:bookmarkEnd w:id="158"/>
+      <w:r>
+        <w:rPr>
+          <w:rFonts w:ascii="Times New Roman" w:hAnsi="Times New Roman" w:eastAsia="宋体" w:cs="Times New Roman"/>
+          <w:kern w:val="2"/>
+          <w:sz w:val="24"/>
+          <w:szCs w:val="24"/>
+          <w:shd w:val="clear" w:color="auto" w:fill="FDFDFE"/>
+          <w:lang w:val="en-US" w:eastAsia="zh-CN" w:bidi="ar-SA"/>
+        </w:rPr>
+        <w:t xml:space="preserve"> features low cost, flexible deployment, and strong scalability, and can provide a feasible engineering solution for small-scale intelligent cultivation of specialty economic crops.</w:t>
       </w:r>
     </w:p>
     <w:p>
@@ -2136,7 +2149,7 @@
             <w:fldChar w:fldCharType="begin"/>
           </w:r>
           <w:r>
-            <w:instrText xml:space="preserve"> HYPERLINK \l _Toc18080 </w:instrText>
+            <w:instrText xml:space="preserve"> HYPERLINK \l _Toc25943 </w:instrText>
           </w:r>
           <w:r>
             <w:fldChar w:fldCharType="separate"/>
@@ -2154,7 +2167,7 @@
             <w:fldChar w:fldCharType="begin"/>
           </w:r>
           <w:r>
-            <w:instrText xml:space="preserve"> PAGEREF _Toc18080 \h </w:instrText>
+            <w:instrText xml:space="preserve"> PAGEREF _Toc25943 \h </w:instrText>
           </w:r>
           <w:r>
             <w:fldChar w:fldCharType="separate"/>
@@ -2181,7 +2194,7 @@
             <w:fldChar w:fldCharType="begin"/>
           </w:r>
           <w:r>
-            <w:instrText xml:space="preserve"> HYPERLINK \l _Toc13507 </w:instrText>
+            <w:instrText xml:space="preserve"> HYPERLINK \l _Toc20086 </w:instrText>
           </w:r>
           <w:r>
             <w:fldChar w:fldCharType="separate"/>
@@ -2200,7 +2213,7 @@
             <w:fldChar w:fldCharType="begin"/>
           </w:r>
           <w:r>
-            <w:instrText xml:space="preserve"> PAGEREF _Toc13507 \h </w:instrText>
+            <w:instrText xml:space="preserve"> PAGEREF _Toc20086 \h </w:instrText>
           </w:r>
           <w:r>
             <w:fldChar w:fldCharType="separate"/>
@@ -2227,7 +2240,7 @@
             <w:fldChar w:fldCharType="begin"/>
           </w:r>
           <w:r>
-            <w:instrText xml:space="preserve"> HYPERLINK \l _Toc8889 </w:instrText>
+            <w:instrText xml:space="preserve"> HYPERLINK \l _Toc805 </w:instrText>
           </w:r>
           <w:r>
             <w:fldChar w:fldCharType="separate"/>
@@ -2246,7 +2259,7 @@
             <w:fldChar w:fldCharType="begin"/>
           </w:r>
           <w:r>
-            <w:instrText xml:space="preserve"> PAGEREF _Toc8889 \h </w:instrText>
+            <w:instrText xml:space="preserve"> PAGEREF _Toc805 \h </w:instrText>
           </w:r>
           <w:r>
             <w:fldChar w:fldCharType="separate"/>
@@ -2272,7 +2285,7 @@
             <w:fldChar w:fldCharType="begin"/>
           </w:r>
           <w:r>
-            <w:instrText xml:space="preserve"> HYPERLINK \l _Toc10857 </w:instrText>
+            <w:instrText xml:space="preserve"> HYPERLINK \l _Toc4963 </w:instrText>
           </w:r>
           <w:r>
             <w:fldChar w:fldCharType="separate"/>
@@ -2291,7 +2304,7 @@
             <w:fldChar w:fldCharType="begin"/>
           </w:r>
           <w:r>
-            <w:instrText xml:space="preserve"> PAGEREF _Toc10857 \h </w:instrText>
+            <w:instrText xml:space="preserve"> PAGEREF _Toc4963 \h </w:instrText>
           </w:r>
           <w:r>
             <w:fldChar w:fldCharType="separate"/>
@@ -2317,7 +2330,7 @@
             <w:fldChar w:fldCharType="begin"/>
           </w:r>
           <w:r>
-            <w:instrText xml:space="preserve"> HYPERLINK \l _Toc28304 </w:instrText>
+            <w:instrText xml:space="preserve"> HYPERLINK \l _Toc7291 </w:instrText>
           </w:r>
           <w:r>
             <w:fldChar w:fldCharType="separate"/>
@@ -2342,7 +2355,7 @@
             <w:fldChar w:fldCharType="begin"/>
           </w:r>
           <w:r>
-            <w:instrText xml:space="preserve"> PAGEREF _Toc28304 \h </w:instrText>
+            <w:instrText xml:space="preserve"> PAGEREF _Toc7291 \h </w:instrText>
           </w:r>
           <w:r>
             <w:fldChar w:fldCharType="separate"/>
@@ -2368,7 +2381,7 @@
             <w:fldChar w:fldCharType="begin"/>
           </w:r>
           <w:r>
-            <w:instrText xml:space="preserve"> HYPERLINK \l _Toc24745 </w:instrText>
+            <w:instrText xml:space="preserve"> HYPERLINK \l _Toc17832 </w:instrText>
           </w:r>
           <w:r>
             <w:fldChar w:fldCharType="separate"/>
@@ -2387,7 +2400,7 @@
             <w:fldChar w:fldCharType="begin"/>
           </w:r>
           <w:r>
-            <w:instrText xml:space="preserve"> PAGEREF _Toc24745 \h </w:instrText>
+            <w:instrText xml:space="preserve"> PAGEREF _Toc17832 \h </w:instrText>
           </w:r>
           <w:r>
             <w:fldChar w:fldCharType="separate"/>
@@ -2414,7 +2427,7 @@
             <w:fldChar w:fldCharType="begin"/>
           </w:r>
           <w:r>
-            <w:instrText xml:space="preserve"> HYPERLINK \l _Toc7718 </w:instrText>
+            <w:instrText xml:space="preserve"> HYPERLINK \l _Toc26356 </w:instrText>
           </w:r>
           <w:r>
             <w:fldChar w:fldCharType="separate"/>
@@ -2433,7 +2446,7 @@
             <w:fldChar w:fldCharType="begin"/>
           </w:r>
           <w:r>
-            <w:instrText xml:space="preserve"> PAGEREF _Toc7718 \h </w:instrText>
+            <w:instrText xml:space="preserve"> PAGEREF _Toc26356 \h </w:instrText>
           </w:r>
           <w:r>
             <w:fldChar w:fldCharType="separate"/>
@@ -2459,7 +2472,7 @@
             <w:fldChar w:fldCharType="begin"/>
           </w:r>
           <w:r>
-            <w:instrText xml:space="preserve"> HYPERLINK \l _Toc31748 </w:instrText>
+            <w:instrText xml:space="preserve"> HYPERLINK \l _Toc11786 </w:instrText>
           </w:r>
           <w:r>
             <w:fldChar w:fldCharType="separate"/>
@@ -2477,7 +2490,7 @@
             <w:fldChar w:fldCharType="begin"/>
           </w:r>
           <w:r>
-            <w:instrText xml:space="preserve"> PAGEREF _Toc31748 \h </w:instrText>
+            <w:instrText xml:space="preserve"> PAGEREF _Toc11786 \h </w:instrText>
           </w:r>
           <w:r>
             <w:fldChar w:fldCharType="separate"/>
@@ -2504,7 +2517,7 @@
             <w:fldChar w:fldCharType="begin"/>
           </w:r>
           <w:r>
-            <w:instrText xml:space="preserve"> HYPERLINK \l _Toc27224 </w:instrText>
+            <w:instrText xml:space="preserve"> HYPERLINK \l _Toc4998 </w:instrText>
           </w:r>
           <w:r>
             <w:fldChar w:fldCharType="separate"/>
@@ -2523,7 +2536,7 @@
             <w:fldChar w:fldCharType="begin"/>
           </w:r>
           <w:r>
-            <w:instrText xml:space="preserve"> PAGEREF _Toc27224 \h </w:instrText>
+            <w:instrText xml:space="preserve"> PAGEREF _Toc4998 \h </w:instrText>
           </w:r>
           <w:r>
             <w:fldChar w:fldCharType="separate"/>
@@ -2550,7 +2563,7 @@
             <w:fldChar w:fldCharType="begin"/>
           </w:r>
           <w:r>
-            <w:instrText xml:space="preserve"> HYPERLINK \l _Toc26307 </w:instrText>
+            <w:instrText xml:space="preserve"> HYPERLINK \l _Toc16327 </w:instrText>
           </w:r>
           <w:r>
             <w:fldChar w:fldCharType="separate"/>
@@ -2569,7 +2582,7 @@
             <w:fldChar w:fldCharType="begin"/>
           </w:r>
           <w:r>
-            <w:instrText xml:space="preserve"> PAGEREF _Toc26307 \h </w:instrText>
+            <w:instrText xml:space="preserve"> PAGEREF _Toc16327 \h </w:instrText>
           </w:r>
           <w:r>
             <w:fldChar w:fldCharType="separate"/>
@@ -2595,7 +2608,7 @@
             <w:fldChar w:fldCharType="begin"/>
           </w:r>
           <w:r>
-            <w:instrText xml:space="preserve"> HYPERLINK \l _Toc15808 </w:instrText>
+            <w:instrText xml:space="preserve"> HYPERLINK \l _Toc15893 </w:instrText>
           </w:r>
           <w:r>
             <w:fldChar w:fldCharType="separate"/>
@@ -2614,7 +2627,7 @@
             <w:fldChar w:fldCharType="begin"/>
           </w:r>
           <w:r>
-            <w:instrText xml:space="preserve"> PAGEREF _Toc15808 \h </w:instrText>
+            <w:instrText xml:space="preserve"> PAGEREF _Toc15893 \h </w:instrText>
           </w:r>
           <w:r>
             <w:fldChar w:fldCharType="separate"/>
@@ -2640,7 +2653,7 @@
             <w:fldChar w:fldCharType="begin"/>
           </w:r>
           <w:r>
-            <w:instrText xml:space="preserve"> HYPERLINK \l _Toc11455 </w:instrText>
+            <w:instrText xml:space="preserve"> HYPERLINK \l _Toc11877 </w:instrText>
           </w:r>
           <w:r>
             <w:fldChar w:fldCharType="separate"/>
@@ -2659,7 +2672,7 @@
             <w:fldChar w:fldCharType="begin"/>
           </w:r>
           <w:r>
-            <w:instrText xml:space="preserve"> PAGEREF _Toc11455 \h </w:instrText>
+            <w:instrText xml:space="preserve"> PAGEREF _Toc11877 \h </w:instrText>
           </w:r>
           <w:r>
             <w:fldChar w:fldCharType="separate"/>
@@ -2686,7 +2699,7 @@
             <w:fldChar w:fldCharType="begin"/>
           </w:r>
           <w:r>
-            <w:instrText xml:space="preserve"> HYPERLINK \l _Toc14804 </w:instrText>
+            <w:instrText xml:space="preserve"> HYPERLINK \l _Toc32379 </w:instrText>
           </w:r>
           <w:r>
             <w:fldChar w:fldCharType="separate"/>
@@ -2705,7 +2718,7 @@
             <w:fldChar w:fldCharType="begin"/>
           </w:r>
           <w:r>
-            <w:instrText xml:space="preserve"> PAGEREF _Toc14804 \h </w:instrText>
+            <w:instrText xml:space="preserve"> PAGEREF _Toc32379 \h </w:instrText>
           </w:r>
           <w:r>
             <w:fldChar w:fldCharType="separate"/>
@@ -2731,7 +2744,7 @@
             <w:fldChar w:fldCharType="begin"/>
           </w:r>
           <w:r>
-            <w:instrText xml:space="preserve"> HYPERLINK \l _Toc8847 </w:instrText>
+            <w:instrText xml:space="preserve"> HYPERLINK \l _Toc17177 </w:instrText>
           </w:r>
           <w:r>
             <w:fldChar w:fldCharType="separate"/>
@@ -2750,7 +2763,7 @@
             <w:fldChar w:fldCharType="begin"/>
           </w:r>
           <w:r>
-            <w:instrText xml:space="preserve"> PAGEREF _Toc8847 \h </w:instrText>
+            <w:instrText xml:space="preserve"> PAGEREF _Toc17177 \h </w:instrText>
           </w:r>
           <w:r>
             <w:fldChar w:fldCharType="separate"/>
@@ -2776,7 +2789,7 @@
             <w:fldChar w:fldCharType="begin"/>
           </w:r>
           <w:r>
-            <w:instrText xml:space="preserve"> HYPERLINK \l _Toc7645 </w:instrText>
+            <w:instrText xml:space="preserve"> HYPERLINK \l _Toc20175 </w:instrText>
           </w:r>
           <w:r>
             <w:fldChar w:fldCharType="separate"/>
@@ -2795,7 +2808,7 @@
             <w:fldChar w:fldCharType="begin"/>
           </w:r>
           <w:r>
-            <w:instrText xml:space="preserve"> PAGEREF _Toc7645 \h </w:instrText>
+            <w:instrText xml:space="preserve"> PAGEREF _Toc20175 \h </w:instrText>
           </w:r>
           <w:r>
             <w:fldChar w:fldCharType="separate"/>
@@ -2821,7 +2834,7 @@
             <w:fldChar w:fldCharType="begin"/>
           </w:r>
           <w:r>
-            <w:instrText xml:space="preserve"> HYPERLINK \l _Toc6945 </w:instrText>
+            <w:instrText xml:space="preserve"> HYPERLINK \l _Toc30318 </w:instrText>
           </w:r>
           <w:r>
             <w:fldChar w:fldCharType="separate"/>
@@ -2839,7 +2852,7 @@
             <w:fldChar w:fldCharType="begin"/>
           </w:r>
           <w:r>
-            <w:instrText xml:space="preserve"> PAGEREF _Toc6945 \h </w:instrText>
+            <w:instrText xml:space="preserve"> PAGEREF _Toc30318 \h </w:instrText>
           </w:r>
           <w:r>
             <w:fldChar w:fldCharType="separate"/>
@@ -2866,7 +2879,7 @@
             <w:fldChar w:fldCharType="begin"/>
           </w:r>
           <w:r>
-            <w:instrText xml:space="preserve"> HYPERLINK \l _Toc26296 </w:instrText>
+            <w:instrText xml:space="preserve"> HYPERLINK \l _Toc22777 </w:instrText>
           </w:r>
           <w:r>
             <w:fldChar w:fldCharType="separate"/>
@@ -2885,7 +2898,7 @@
             <w:fldChar w:fldCharType="begin"/>
           </w:r>
           <w:r>
-            <w:instrText xml:space="preserve"> PAGEREF _Toc26296 \h </w:instrText>
+            <w:instrText xml:space="preserve"> PAGEREF _Toc22777 \h </w:instrText>
           </w:r>
           <w:r>
             <w:fldChar w:fldCharType="separate"/>
@@ -2911,7 +2924,7 @@
             <w:fldChar w:fldCharType="begin"/>
           </w:r>
           <w:r>
-            <w:instrText xml:space="preserve"> HYPERLINK \l _Toc18174 </w:instrText>
+            <w:instrText xml:space="preserve"> HYPERLINK \l _Toc14351 </w:instrText>
           </w:r>
           <w:r>
             <w:fldChar w:fldCharType="separate"/>
@@ -2930,7 +2943,7 @@
             <w:fldChar w:fldCharType="begin"/>
           </w:r>
           <w:r>
-            <w:instrText xml:space="preserve"> PAGEREF _Toc18174 \h </w:instrText>
+            <w:instrText xml:space="preserve"> PAGEREF _Toc14351 \h </w:instrText>
           </w:r>
           <w:r>
             <w:fldChar w:fldCharType="separate"/>
@@ -2956,7 +2969,7 @@
             <w:fldChar w:fldCharType="begin"/>
           </w:r>
           <w:r>
-            <w:instrText xml:space="preserve"> HYPERLINK \l _Toc30075 </w:instrText>
+            <w:instrText xml:space="preserve"> HYPERLINK \l _Toc3541 </w:instrText>
           </w:r>
           <w:r>
             <w:fldChar w:fldCharType="separate"/>
@@ -2975,7 +2988,7 @@
             <w:fldChar w:fldCharType="begin"/>
           </w:r>
           <w:r>
-            <w:instrText xml:space="preserve"> PAGEREF _Toc30075 \h </w:instrText>
+            <w:instrText xml:space="preserve"> PAGEREF _Toc3541 \h </w:instrText>
           </w:r>
           <w:r>
             <w:fldChar w:fldCharType="separate"/>
@@ -3002,7 +3015,7 @@
             <w:fldChar w:fldCharType="begin"/>
           </w:r>
           <w:r>
-            <w:instrText xml:space="preserve"> HYPERLINK \l _Toc29387 </w:instrText>
+            <w:instrText xml:space="preserve"> HYPERLINK \l _Toc24028 </w:instrText>
           </w:r>
           <w:r>
             <w:fldChar w:fldCharType="separate"/>
@@ -3021,7 +3034,7 @@
             <w:fldChar w:fldCharType="begin"/>
           </w:r>
           <w:r>
-            <w:instrText xml:space="preserve"> PAGEREF _Toc29387 \h </w:instrText>
+            <w:instrText xml:space="preserve"> PAGEREF _Toc24028 \h </w:instrText>
           </w:r>
           <w:r>
             <w:fldChar w:fldCharType="separate"/>
@@ -3048,7 +3061,7 @@
             <w:fldChar w:fldCharType="begin"/>
           </w:r>
           <w:r>
-            <w:instrText xml:space="preserve"> HYPERLINK \l _Toc15479 </w:instrText>
+            <w:instrText xml:space="preserve"> HYPERLINK \l _Toc14958 </w:instrText>
           </w:r>
           <w:r>
             <w:fldChar w:fldCharType="separate"/>
@@ -3067,7 +3080,7 @@
             <w:fldChar w:fldCharType="begin"/>
           </w:r>
           <w:r>
-            <w:instrText xml:space="preserve"> PAGEREF _Toc15479 \h </w:instrText>
+            <w:instrText xml:space="preserve"> PAGEREF _Toc14958 \h </w:instrText>
           </w:r>
           <w:r>
             <w:fldChar w:fldCharType="separate"/>
@@ -3094,7 +3107,7 @@
             <w:fldChar w:fldCharType="begin"/>
           </w:r>
           <w:r>
-            <w:instrText xml:space="preserve"> HYPERLINK \l _Toc18122 </w:instrText>
+            <w:instrText xml:space="preserve"> HYPERLINK \l _Toc15542 </w:instrText>
           </w:r>
           <w:r>
             <w:fldChar w:fldCharType="separate"/>
@@ -3113,7 +3126,7 @@
             <w:fldChar w:fldCharType="begin"/>
           </w:r>
           <w:r>
-            <w:instrText xml:space="preserve"> PAGEREF _Toc18122 \h </w:instrText>
+            <w:instrText xml:space="preserve"> PAGEREF _Toc15542 \h </w:instrText>
           </w:r>
           <w:r>
             <w:fldChar w:fldCharType="separate"/>
@@ -3139,7 +3152,7 @@
             <w:fldChar w:fldCharType="begin"/>
           </w:r>
           <w:r>
-            <w:instrText xml:space="preserve"> HYPERLINK \l _Toc11577 </w:instrText>
+            <w:instrText xml:space="preserve"> HYPERLINK \l _Toc13339 </w:instrText>
           </w:r>
           <w:r>
             <w:fldChar w:fldCharType="separate"/>
@@ -3158,7 +3171,7 @@
             <w:fldChar w:fldCharType="begin"/>
           </w:r>
           <w:r>
-            <w:instrText xml:space="preserve"> PAGEREF _Toc11577 \h </w:instrText>
+            <w:instrText xml:space="preserve"> PAGEREF _Toc13339 \h </w:instrText>
           </w:r>
           <w:r>
             <w:fldChar w:fldCharType="separate"/>
@@ -3184,7 +3197,7 @@
             <w:fldChar w:fldCharType="begin"/>
           </w:r>
           <w:r>
-            <w:instrText xml:space="preserve"> HYPERLINK \l _Toc30566 </w:instrText>
+            <w:instrText xml:space="preserve"> HYPERLINK \l _Toc16549 </w:instrText>
           </w:r>
           <w:r>
             <w:fldChar w:fldCharType="separate"/>
@@ -3203,7 +3216,7 @@
             <w:fldChar w:fldCharType="begin"/>
           </w:r>
           <w:r>
-            <w:instrText xml:space="preserve"> PAGEREF _Toc30566 \h </w:instrText>
+            <w:instrText xml:space="preserve"> PAGEREF _Toc16549 \h </w:instrText>
           </w:r>
           <w:r>
             <w:fldChar w:fldCharType="separate"/>
@@ -3229,7 +3242,7 @@
             <w:fldChar w:fldCharType="begin"/>
           </w:r>
           <w:r>
-            <w:instrText xml:space="preserve"> HYPERLINK \l _Toc14180 </w:instrText>
+            <w:instrText xml:space="preserve"> HYPERLINK \l _Toc14983 </w:instrText>
           </w:r>
           <w:r>
             <w:fldChar w:fldCharType="separate"/>
@@ -3248,7 +3261,7 @@
             <w:fldChar w:fldCharType="begin"/>
           </w:r>
           <w:r>
-            <w:instrText xml:space="preserve"> PAGEREF _Toc14180 \h </w:instrText>
+            <w:instrText xml:space="preserve"> PAGEREF _Toc14983 \h </w:instrText>
           </w:r>
           <w:r>
             <w:fldChar w:fldCharType="separate"/>
@@ -3274,7 +3287,7 @@
             <w:fldChar w:fldCharType="begin"/>
           </w:r>
           <w:r>
-            <w:instrText xml:space="preserve"> HYPERLINK \l _Toc5898 </w:instrText>
+            <w:instrText xml:space="preserve"> HYPERLINK \l _Toc18254 </w:instrText>
           </w:r>
           <w:r>
             <w:fldChar w:fldCharType="separate"/>
@@ -3293,7 +3306,7 @@
             <w:fldChar w:fldCharType="begin"/>
           </w:r>
           <w:r>
-            <w:instrText xml:space="preserve"> PAGEREF _Toc5898 \h </w:instrText>
+            <w:instrText xml:space="preserve"> PAGEREF _Toc18254 \h </w:instrText>
           </w:r>
           <w:r>
             <w:fldChar w:fldCharType="separate"/>
@@ -3319,7 +3332,7 @@
             <w:fldChar w:fldCharType="begin"/>
           </w:r>
           <w:r>
-            <w:instrText xml:space="preserve"> HYPERLINK \l _Toc26534 </w:instrText>
+            <w:instrText xml:space="preserve"> HYPERLINK \l _Toc26343 </w:instrText>
           </w:r>
           <w:r>
             <w:fldChar w:fldCharType="separate"/>
@@ -3338,7 +3351,7 @@
             <w:fldChar w:fldCharType="begin"/>
           </w:r>
           <w:r>
-            <w:instrText xml:space="preserve"> PAGEREF _Toc26534 \h </w:instrText>
+            <w:instrText xml:space="preserve"> PAGEREF _Toc26343 \h </w:instrText>
           </w:r>
           <w:r>
             <w:fldChar w:fldCharType="separate"/>
@@ -3364,7 +3377,7 @@
             <w:fldChar w:fldCharType="begin"/>
           </w:r>
           <w:r>
-            <w:instrText xml:space="preserve"> HYPERLINK \l _Toc31706 </w:instrText>
+            <w:instrText xml:space="preserve"> HYPERLINK \l _Toc22210 </w:instrText>
           </w:r>
           <w:r>
             <w:fldChar w:fldCharType="separate"/>
@@ -3382,7 +3395,7 @@
             <w:fldChar w:fldCharType="begin"/>
           </w:r>
           <w:r>
-            <w:instrText xml:space="preserve"> PAGEREF _Toc31706 \h </w:instrText>
+            <w:instrText xml:space="preserve"> PAGEREF _Toc22210 \h </w:instrText>
           </w:r>
           <w:r>
             <w:fldChar w:fldCharType="separate"/>
@@ -3409,7 +3422,7 @@
             <w:fldChar w:fldCharType="begin"/>
           </w:r>
           <w:r>
-            <w:instrText xml:space="preserve"> HYPERLINK \l _Toc28439 </w:instrText>
+            <w:instrText xml:space="preserve"> HYPERLINK \l _Toc31211 </w:instrText>
           </w:r>
           <w:r>
             <w:fldChar w:fldCharType="separate"/>
@@ -3428,7 +3441,7 @@
             <w:fldChar w:fldCharType="begin"/>
           </w:r>
           <w:r>
-            <w:instrText xml:space="preserve"> PAGEREF _Toc28439 \h </w:instrText>
+            <w:instrText xml:space="preserve"> PAGEREF _Toc31211 \h </w:instrText>
           </w:r>
           <w:r>
             <w:fldChar w:fldCharType="separate"/>
@@ -3455,7 +3468,7 @@
             <w:fldChar w:fldCharType="begin"/>
           </w:r>
           <w:r>
-            <w:instrText xml:space="preserve"> HYPERLINK \l _Toc4 </w:instrText>
+            <w:instrText xml:space="preserve"> HYPERLINK \l _Toc23607 </w:instrText>
           </w:r>
           <w:r>
             <w:fldChar w:fldCharType="separate"/>
@@ -3474,7 +3487,7 @@
             <w:fldChar w:fldCharType="begin"/>
           </w:r>
           <w:r>
-            <w:instrText xml:space="preserve"> PAGEREF _Toc4 \h </w:instrText>
+            <w:instrText xml:space="preserve"> PAGEREF _Toc23607 \h </w:instrText>
           </w:r>
           <w:r>
             <w:fldChar w:fldCharType="separate"/>
@@ -3500,7 +3513,7 @@
             <w:fldChar w:fldCharType="begin"/>
           </w:r>
           <w:r>
-            <w:instrText xml:space="preserve"> HYPERLINK \l _Toc24254 </w:instrText>
+            <w:instrText xml:space="preserve"> HYPERLINK \l _Toc9771 </w:instrText>
           </w:r>
           <w:r>
             <w:fldChar w:fldCharType="separate"/>
@@ -3519,13 +3532,13 @@
             <w:fldChar w:fldCharType="begin"/>
           </w:r>
           <w:r>
-            <w:instrText xml:space="preserve"> PAGEREF _Toc24254 \h </w:instrText>
+            <w:instrText xml:space="preserve"> PAGEREF _Toc9771 \h </w:instrText>
           </w:r>
           <w:r>
             <w:fldChar w:fldCharType="separate"/>
           </w:r>
           <w:r>
-            <w:t>16</w:t>
+            <w:t>17</w:t>
           </w:r>
           <w:r>
             <w:fldChar w:fldCharType="end"/>
@@ -3545,7 +3558,7 @@
             <w:fldChar w:fldCharType="begin"/>
           </w:r>
           <w:r>
-            <w:instrText xml:space="preserve"> HYPERLINK \l _Toc22976 </w:instrText>
+            <w:instrText xml:space="preserve"> HYPERLINK \l _Toc14642 </w:instrText>
           </w:r>
           <w:r>
             <w:fldChar w:fldCharType="separate"/>
@@ -3564,7 +3577,7 @@
             <w:fldChar w:fldCharType="begin"/>
           </w:r>
           <w:r>
-            <w:instrText xml:space="preserve"> PAGEREF _Toc22976 \h </w:instrText>
+            <w:instrText xml:space="preserve"> PAGEREF _Toc14642 \h </w:instrText>
           </w:r>
           <w:r>
             <w:fldChar w:fldCharType="separate"/>
@@ -3590,7 +3603,7 @@
             <w:fldChar w:fldCharType="begin"/>
           </w:r>
           <w:r>
-            <w:instrText xml:space="preserve"> HYPERLINK \l _Toc19 </w:instrText>
+            <w:instrText xml:space="preserve"> HYPERLINK \l _Toc9000 </w:instrText>
           </w:r>
           <w:r>
             <w:fldChar w:fldCharType="separate"/>
@@ -3609,7 +3622,7 @@
             <w:fldChar w:fldCharType="begin"/>
           </w:r>
           <w:r>
-            <w:instrText xml:space="preserve"> PAGEREF _Toc19 \h </w:instrText>
+            <w:instrText xml:space="preserve"> PAGEREF _Toc9000 \h </w:instrText>
           </w:r>
           <w:r>
             <w:fldChar w:fldCharType="separate"/>
@@ -3635,7 +3648,7 @@
             <w:fldChar w:fldCharType="begin"/>
           </w:r>
           <w:r>
-            <w:instrText xml:space="preserve"> HYPERLINK \l _Toc28738 </w:instrText>
+            <w:instrText xml:space="preserve"> HYPERLINK \l _Toc23317 </w:instrText>
           </w:r>
           <w:r>
             <w:fldChar w:fldCharType="separate"/>
@@ -3654,7 +3667,7 @@
             <w:fldChar w:fldCharType="begin"/>
           </w:r>
           <w:r>
-            <w:instrText xml:space="preserve"> PAGEREF _Toc28738 \h </w:instrText>
+            <w:instrText xml:space="preserve"> PAGEREF _Toc23317 \h </w:instrText>
           </w:r>
           <w:r>
             <w:fldChar w:fldCharType="separate"/>
@@ -3681,7 +3694,7 @@
             <w:fldChar w:fldCharType="begin"/>
           </w:r>
           <w:r>
-            <w:instrText xml:space="preserve"> HYPERLINK \l _Toc15026 </w:instrText>
+            <w:instrText xml:space="preserve"> HYPERLINK \l _Toc29970 </w:instrText>
           </w:r>
           <w:r>
             <w:fldChar w:fldCharType="separate"/>
@@ -3700,7 +3713,7 @@
             <w:fldChar w:fldCharType="begin"/>
           </w:r>
           <w:r>
-            <w:instrText xml:space="preserve"> PAGEREF _Toc15026 \h </w:instrText>
+            <w:instrText xml:space="preserve"> PAGEREF _Toc29970 \h </w:instrText>
           </w:r>
           <w:r>
             <w:fldChar w:fldCharType="separate"/>
@@ -3726,7 +3739,7 @@
             <w:fldChar w:fldCharType="begin"/>
           </w:r>
           <w:r>
-            <w:instrText xml:space="preserve"> HYPERLINK \l _Toc32027 </w:instrText>
+            <w:instrText xml:space="preserve"> HYPERLINK \l _Toc14401 </w:instrText>
           </w:r>
           <w:r>
             <w:fldChar w:fldCharType="separate"/>
@@ -3744,7 +3757,7 @@
             <w:fldChar w:fldCharType="begin"/>
           </w:r>
           <w:r>
-            <w:instrText xml:space="preserve"> PAGEREF _Toc32027 \h </w:instrText>
+            <w:instrText xml:space="preserve"> PAGEREF _Toc14401 \h </w:instrText>
           </w:r>
           <w:r>
             <w:fldChar w:fldCharType="separate"/>
@@ -3771,7 +3784,7 @@
             <w:fldChar w:fldCharType="begin"/>
           </w:r>
           <w:r>
-            <w:instrText xml:space="preserve"> HYPERLINK \l _Toc14502 </w:instrText>
+            <w:instrText xml:space="preserve"> HYPERLINK \l _Toc30701 </w:instrText>
           </w:r>
           <w:r>
             <w:fldChar w:fldCharType="separate"/>
@@ -3790,7 +3803,7 @@
             <w:fldChar w:fldCharType="begin"/>
           </w:r>
           <w:r>
-            <w:instrText xml:space="preserve"> PAGEREF _Toc14502 \h </w:instrText>
+            <w:instrText xml:space="preserve"> PAGEREF _Toc30701 \h </w:instrText>
           </w:r>
           <w:r>
             <w:fldChar w:fldCharType="separate"/>
@@ -3817,7 +3830,7 @@
             <w:fldChar w:fldCharType="begin"/>
           </w:r>
           <w:r>
-            <w:instrText xml:space="preserve"> HYPERLINK \l _Toc1512 </w:instrText>
+            <w:instrText xml:space="preserve"> HYPERLINK \l _Toc10028 </w:instrText>
           </w:r>
           <w:r>
             <w:fldChar w:fldCharType="separate"/>
@@ -3836,7 +3849,7 @@
             <w:fldChar w:fldCharType="begin"/>
           </w:r>
           <w:r>
-            <w:instrText xml:space="preserve"> PAGEREF _Toc1512 \h </w:instrText>
+            <w:instrText xml:space="preserve"> PAGEREF _Toc10028 \h </w:instrText>
           </w:r>
           <w:r>
             <w:fldChar w:fldCharType="separate"/>
@@ -3863,7 +3876,7 @@
             <w:fldChar w:fldCharType="begin"/>
           </w:r>
           <w:r>
-            <w:instrText xml:space="preserve"> HYPERLINK \l _Toc17896 </w:instrText>
+            <w:instrText xml:space="preserve"> HYPERLINK \l _Toc28889 </w:instrText>
           </w:r>
           <w:r>
             <w:fldChar w:fldCharType="separate"/>
@@ -3882,13 +3895,13 @@
             <w:fldChar w:fldCharType="begin"/>
           </w:r>
           <w:r>
-            <w:instrText xml:space="preserve"> PAGEREF _Toc17896 \h </w:instrText>
+            <w:instrText xml:space="preserve"> PAGEREF _Toc28889 \h </w:instrText>
           </w:r>
           <w:r>
             <w:fldChar w:fldCharType="separate"/>
           </w:r>
           <w:r>
-            <w:t>21</w:t>
+            <w:t>22</w:t>
           </w:r>
           <w:r>
             <w:fldChar w:fldCharType="end"/>
@@ -3909,7 +3922,7 @@
             <w:fldChar w:fldCharType="begin"/>
           </w:r>
           <w:r>
-            <w:instrText xml:space="preserve"> HYPERLINK \l _Toc22594 </w:instrText>
+            <w:instrText xml:space="preserve"> HYPERLINK \l _Toc26378 </w:instrText>
           </w:r>
           <w:r>
             <w:fldChar w:fldCharType="separate"/>
@@ -3928,7 +3941,7 @@
             <w:fldChar w:fldCharType="begin"/>
           </w:r>
           <w:r>
-            <w:instrText xml:space="preserve"> PAGEREF _Toc22594 \h </w:instrText>
+            <w:instrText xml:space="preserve"> PAGEREF _Toc26378 \h </w:instrText>
           </w:r>
           <w:r>
             <w:fldChar w:fldCharType="separate"/>
@@ -3954,7 +3967,7 @@
             <w:fldChar w:fldCharType="begin"/>
           </w:r>
           <w:r>
-            <w:instrText xml:space="preserve"> HYPERLINK \l _Toc3344 </w:instrText>
+            <w:instrText xml:space="preserve"> HYPERLINK \l _Toc15995 </w:instrText>
           </w:r>
           <w:r>
             <w:fldChar w:fldCharType="separate"/>
@@ -3972,7 +3985,7 @@
             <w:fldChar w:fldCharType="begin"/>
           </w:r>
           <w:r>
-            <w:instrText xml:space="preserve"> PAGEREF _Toc3344 \h </w:instrText>
+            <w:instrText xml:space="preserve"> PAGEREF _Toc15995 \h </w:instrText>
           </w:r>
           <w:r>
             <w:fldChar w:fldCharType="separate"/>
@@ -3999,7 +4012,7 @@
             <w:fldChar w:fldCharType="begin"/>
           </w:r>
           <w:r>
-            <w:instrText xml:space="preserve"> HYPERLINK \l _Toc16964 </w:instrText>
+            <w:instrText xml:space="preserve"> HYPERLINK \l _Toc12044 </w:instrText>
           </w:r>
           <w:r>
             <w:fldChar w:fldCharType="separate"/>
@@ -4018,7 +4031,7 @@
             <w:fldChar w:fldCharType="begin"/>
           </w:r>
           <w:r>
-            <w:instrText xml:space="preserve"> PAGEREF _Toc16964 \h </w:instrText>
+            <w:instrText xml:space="preserve"> PAGEREF _Toc12044 \h </w:instrText>
           </w:r>
           <w:r>
             <w:fldChar w:fldCharType="separate"/>
@@ -4045,7 +4058,7 @@
             <w:fldChar w:fldCharType="begin"/>
           </w:r>
           <w:r>
-            <w:instrText xml:space="preserve"> HYPERLINK \l _Toc8771 </w:instrText>
+            <w:instrText xml:space="preserve"> HYPERLINK \l _Toc18912 </w:instrText>
           </w:r>
           <w:r>
             <w:fldChar w:fldCharType="separate"/>
@@ -4064,7 +4077,7 @@
             <w:fldChar w:fldCharType="begin"/>
           </w:r>
           <w:r>
-            <w:instrText xml:space="preserve"> PAGEREF _Toc8771 \h </w:instrText>
+            <w:instrText xml:space="preserve"> PAGEREF _Toc18912 \h </w:instrText>
           </w:r>
           <w:r>
             <w:fldChar w:fldCharType="separate"/>
@@ -4090,7 +4103,7 @@
             <w:fldChar w:fldCharType="begin"/>
           </w:r>
           <w:r>
-            <w:instrText xml:space="preserve"> HYPERLINK \l _Toc21537 </w:instrText>
+            <w:instrText xml:space="preserve"> HYPERLINK \l _Toc59 </w:instrText>
           </w:r>
           <w:r>
             <w:fldChar w:fldCharType="separate"/>
@@ -4109,7 +4122,7 @@
             <w:fldChar w:fldCharType="begin"/>
           </w:r>
           <w:r>
-            <w:instrText xml:space="preserve"> PAGEREF _Toc21537 \h </w:instrText>
+            <w:instrText xml:space="preserve"> PAGEREF _Toc59 \h </w:instrText>
           </w:r>
           <w:r>
             <w:fldChar w:fldCharType="separate"/>
@@ -4135,7 +4148,7 @@
             <w:fldChar w:fldCharType="begin"/>
           </w:r>
           <w:r>
-            <w:instrText xml:space="preserve"> HYPERLINK \l _Toc5863 </w:instrText>
+            <w:instrText xml:space="preserve"> HYPERLINK \l _Toc9046 </w:instrText>
           </w:r>
           <w:r>
             <w:fldChar w:fldCharType="separate"/>
@@ -4154,13 +4167,13 @@
             <w:fldChar w:fldCharType="begin"/>
           </w:r>
           <w:r>
-            <w:instrText xml:space="preserve"> PAGEREF _Toc5863 \h </w:instrText>
+            <w:instrText xml:space="preserve"> PAGEREF _Toc9046 \h </w:instrText>
           </w:r>
           <w:r>
             <w:fldChar w:fldCharType="separate"/>
           </w:r>
           <w:r>
-            <w:t>27</w:t>
+            <w:t>28</w:t>
           </w:r>
           <w:r>
             <w:fldChar w:fldCharType="end"/>
@@ -4180,7 +4193,7 @@
             <w:fldChar w:fldCharType="begin"/>
           </w:r>
           <w:r>
-            <w:instrText xml:space="preserve"> HYPERLINK \l _Toc7079 </w:instrText>
+            <w:instrText xml:space="preserve"> HYPERLINK \l _Toc6003 </w:instrText>
           </w:r>
           <w:r>
             <w:fldChar w:fldCharType="separate"/>
@@ -4199,7 +4212,7 @@
             <w:fldChar w:fldCharType="begin"/>
           </w:r>
           <w:r>
-            <w:instrText xml:space="preserve"> PAGEREF _Toc7079 \h </w:instrText>
+            <w:instrText xml:space="preserve"> PAGEREF _Toc6003 \h </w:instrText>
           </w:r>
           <w:r>
             <w:fldChar w:fldCharType="separate"/>
@@ -4226,7 +4239,7 @@
             <w:fldChar w:fldCharType="begin"/>
           </w:r>
           <w:r>
-            <w:instrText xml:space="preserve"> HYPERLINK \l _Toc25508 </w:instrText>
+            <w:instrText xml:space="preserve"> HYPERLINK \l _Toc21249 </w:instrText>
           </w:r>
           <w:r>
             <w:fldChar w:fldCharType="separate"/>
@@ -4245,7 +4258,7 @@
             <w:fldChar w:fldCharType="begin"/>
           </w:r>
           <w:r>
-            <w:instrText xml:space="preserve"> PAGEREF _Toc25508 \h </w:instrText>
+            <w:instrText xml:space="preserve"> PAGEREF _Toc21249 \h </w:instrText>
           </w:r>
           <w:r>
             <w:fldChar w:fldCharType="separate"/>
@@ -4271,7 +4284,7 @@
             <w:fldChar w:fldCharType="begin"/>
           </w:r>
           <w:r>
-            <w:instrText xml:space="preserve"> HYPERLINK \l _Toc4257 </w:instrText>
+            <w:instrText xml:space="preserve"> HYPERLINK \l _Toc2072 </w:instrText>
           </w:r>
           <w:r>
             <w:fldChar w:fldCharType="separate"/>
@@ -4289,7 +4302,7 @@
             <w:fldChar w:fldCharType="begin"/>
           </w:r>
           <w:r>
-            <w:instrText xml:space="preserve"> PAGEREF _Toc4257 \h </w:instrText>
+            <w:instrText xml:space="preserve"> PAGEREF _Toc2072 \h </w:instrText>
           </w:r>
           <w:r>
             <w:fldChar w:fldCharType="separate"/>
@@ -4316,7 +4329,7 @@
             <w:fldChar w:fldCharType="begin"/>
           </w:r>
           <w:r>
-            <w:instrText xml:space="preserve"> HYPERLINK \l _Toc9145 </w:instrText>
+            <w:instrText xml:space="preserve"> HYPERLINK \l _Toc25408 </w:instrText>
           </w:r>
           <w:r>
             <w:fldChar w:fldCharType="separate"/>
@@ -4335,7 +4348,7 @@
             <w:fldChar w:fldCharType="begin"/>
           </w:r>
           <w:r>
-            <w:instrText xml:space="preserve"> PAGEREF _Toc9145 \h </w:instrText>
+            <w:instrText xml:space="preserve"> PAGEREF _Toc25408 \h </w:instrText>
           </w:r>
           <w:r>
             <w:fldChar w:fldCharType="separate"/>
@@ -4362,7 +4375,7 @@
             <w:fldChar w:fldCharType="begin"/>
           </w:r>
           <w:r>
-            <w:instrText xml:space="preserve"> HYPERLINK \l _Toc24947 </w:instrText>
+            <w:instrText xml:space="preserve"> HYPERLINK \l _Toc3439 </w:instrText>
           </w:r>
           <w:r>
             <w:fldChar w:fldCharType="separate"/>
@@ -4381,7 +4394,7 @@
             <w:fldChar w:fldCharType="begin"/>
           </w:r>
           <w:r>
-            <w:instrText xml:space="preserve"> PAGEREF _Toc24947 \h </w:instrText>
+            <w:instrText xml:space="preserve"> PAGEREF _Toc3439 \h </w:instrText>
           </w:r>
           <w:r>
             <w:fldChar w:fldCharType="separate"/>
@@ -4408,7 +4421,7 @@
             <w:fldChar w:fldCharType="begin"/>
           </w:r>
           <w:r>
-            <w:instrText xml:space="preserve"> HYPERLINK \l _Toc13233 </w:instrText>
+            <w:instrText xml:space="preserve"> HYPERLINK \l _Toc6944 </w:instrText>
           </w:r>
           <w:r>
             <w:fldChar w:fldCharType="separate"/>
@@ -4427,7 +4440,7 @@
             <w:fldChar w:fldCharType="begin"/>
           </w:r>
           <w:r>
-            <w:instrText xml:space="preserve"> PAGEREF _Toc13233 \h </w:instrText>
+            <w:instrText xml:space="preserve"> PAGEREF _Toc6944 \h </w:instrText>
           </w:r>
           <w:r>
             <w:fldChar w:fldCharType="separate"/>
@@ -4453,7 +4466,7 @@
             <w:fldChar w:fldCharType="begin"/>
           </w:r>
           <w:r>
-            <w:instrText xml:space="preserve"> HYPERLINK \l _Toc2405 </w:instrText>
+            <w:instrText xml:space="preserve"> HYPERLINK \l _Toc20419 </w:instrText>
           </w:r>
           <w:r>
             <w:fldChar w:fldCharType="separate"/>
@@ -4473,13 +4486,13 @@
             <w:fldChar w:fldCharType="begin"/>
           </w:r>
           <w:r>
-            <w:instrText xml:space="preserve"> PAGEREF _Toc2405 \h </w:instrText>
+            <w:instrText xml:space="preserve"> PAGEREF _Toc20419 \h </w:instrText>
           </w:r>
           <w:r>
             <w:fldChar w:fldCharType="separate"/>
           </w:r>
           <w:r>
-            <w:t>31</w:t>
+            <w:t>32</w:t>
           </w:r>
           <w:r>
             <w:fldChar w:fldCharType="end"/>
@@ -4499,7 +4512,7 @@
             <w:fldChar w:fldCharType="begin"/>
           </w:r>
           <w:r>
-            <w:instrText xml:space="preserve"> HYPERLINK \l _Toc5876 </w:instrText>
+            <w:instrText xml:space="preserve"> HYPERLINK \l _Toc20839 </w:instrText>
           </w:r>
           <w:r>
             <w:fldChar w:fldCharType="separate"/>
@@ -4519,7 +4532,7 @@
             <w:fldChar w:fldCharType="begin"/>
           </w:r>
           <w:r>
-            <w:instrText xml:space="preserve"> PAGEREF _Toc5876 \h </w:instrText>
+            <w:instrText xml:space="preserve"> PAGEREF _Toc20839 \h </w:instrText>
           </w:r>
           <w:r>
             <w:fldChar w:fldCharType="separate"/>
@@ -4577,8 +4590,8 @@
           <w:rFonts w:hint="eastAsia"/>
         </w:rPr>
       </w:pPr>
-      <w:bookmarkStart w:id="1" w:name="_Toc18080"/>
-      <w:bookmarkStart w:id="2" w:name="_Toc9447"/>
+      <w:bookmarkStart w:id="1" w:name="_Toc9447"/>
+      <w:bookmarkStart w:id="2" w:name="_Toc25943"/>
       <w:bookmarkStart w:id="3" w:name="绪论"/>
       <w:r>
         <w:rPr>
@@ -4597,8 +4610,8 @@
           <w:lang w:val="en-US" w:eastAsia="zh-CN"/>
         </w:rPr>
       </w:pPr>
-      <w:bookmarkStart w:id="4" w:name="_Toc13507"/>
-      <w:bookmarkStart w:id="5" w:name="_Toc21158"/>
+      <w:bookmarkStart w:id="4" w:name="_Toc21158"/>
+      <w:bookmarkStart w:id="5" w:name="_Toc20086"/>
       <w:bookmarkStart w:id="6" w:name="研究背景"/>
       <w:r>
         <w:rPr>
@@ -4625,17 +4638,7 @@
           <w:szCs w:val="28"/>
           <w:lang w:val="zh-CN"/>
         </w:rPr>
-        <w:t>随着物联网、嵌入式系统、边缘计算等各方面的迅速发展，农业市场也向着数字化、智能化方向发展。无论是传统的大型农田、小型农业设施，还是小型特色经济作物，都对环境参数的实时性、精度以及运作的灵活性</w:t>
-      </w:r>
-      <w:bookmarkStart w:id="158" w:name="_GoBack"/>
-      <w:bookmarkEnd w:id="158"/>
-      <w:r>
-        <w:rPr>
-          <w:rFonts w:hint="eastAsia" w:ascii="宋体" w:hAnsi="宋体"/>
-          <w:szCs w:val="28"/>
-          <w:lang w:val="zh-CN"/>
-        </w:rPr>
-        <w:t>有更高的要求。空气温湿度、光照强度、土壤含水量等都会影响到作物的萌发、生长、开花、品质形成。</w:t>
+        <w:t>随着物联网、嵌入式系统、边缘计算等各方面的迅速发展，农业市场也向着数字化、智能化方向发展。无论是传统的大型农田、小型农业设施，还是小型特色经济作物，都对环境参数的实时性、精度以及运作的灵活性有更高的要求。空气温湿度、光照强度、土壤含水量等都会影响到作物的萌发、生长、开花、品质形成。</w:t>
       </w:r>
     </w:p>
     <w:p>
@@ -4665,8 +4668,8 @@
           <w:lang w:val="en-US" w:eastAsia="zh-CN"/>
         </w:rPr>
       </w:pPr>
-      <w:bookmarkStart w:id="7" w:name="_Toc8889"/>
-      <w:bookmarkStart w:id="8" w:name="_Toc32486"/>
+      <w:bookmarkStart w:id="7" w:name="_Toc32486"/>
+      <w:bookmarkStart w:id="8" w:name="_Toc805"/>
       <w:bookmarkStart w:id="9" w:name="研究目的及意义"/>
       <w:r>
         <w:rPr>
@@ -4828,7 +4831,7 @@
         </w:rPr>
       </w:pPr>
       <w:bookmarkStart w:id="10" w:name="_Toc21593"/>
-      <w:bookmarkStart w:id="11" w:name="_Toc10857"/>
+      <w:bookmarkStart w:id="11" w:name="_Toc4963"/>
       <w:bookmarkStart w:id="12" w:name="国内外研究现状"/>
       <w:r>
         <w:rPr>
@@ -4847,8 +4850,8 @@
           <w:rFonts w:hint="eastAsia"/>
         </w:rPr>
       </w:pPr>
-      <w:bookmarkStart w:id="13" w:name="_Toc28304"/>
-      <w:bookmarkStart w:id="14" w:name="_Toc5463"/>
+      <w:bookmarkStart w:id="13" w:name="_Toc5463"/>
+      <w:bookmarkStart w:id="14" w:name="_Toc7291"/>
       <w:bookmarkStart w:id="15" w:name="国内研究现状"/>
       <w:r>
         <w:rPr>
@@ -4894,7 +4897,7 @@
         </w:rPr>
       </w:pPr>
       <w:bookmarkStart w:id="16" w:name="_Toc24203"/>
-      <w:bookmarkStart w:id="17" w:name="_Toc24745"/>
+      <w:bookmarkStart w:id="17" w:name="_Toc17832"/>
       <w:bookmarkStart w:id="18" w:name="国外研究现状"/>
       <w:r>
         <w:rPr>
@@ -4935,7 +4938,7 @@
         </w:rPr>
       </w:pPr>
       <w:bookmarkStart w:id="19" w:name="_Toc11735"/>
-      <w:bookmarkStart w:id="20" w:name="_Toc7718"/>
+      <w:bookmarkStart w:id="20" w:name="_Toc26356"/>
       <w:bookmarkStart w:id="21" w:name="研究主要内容"/>
       <w:r>
         <w:rPr>
@@ -5111,8 +5114,8 @@
           <w:rFonts w:hint="eastAsia"/>
         </w:rPr>
       </w:pPr>
-      <w:bookmarkStart w:id="22" w:name="_Toc31748"/>
-      <w:bookmarkStart w:id="23" w:name="_Toc4330"/>
+      <w:bookmarkStart w:id="22" w:name="_Toc4330"/>
+      <w:bookmarkStart w:id="23" w:name="_Toc11786"/>
       <w:bookmarkStart w:id="24" w:name="相关理论与技术基础"/>
       <w:r>
         <w:rPr>
@@ -5132,7 +5135,7 @@
         </w:rPr>
       </w:pPr>
       <w:bookmarkStart w:id="25" w:name="_Toc16317"/>
-      <w:bookmarkStart w:id="26" w:name="_Toc27224"/>
+      <w:bookmarkStart w:id="26" w:name="_Toc4998"/>
       <w:bookmarkStart w:id="27" w:name="物联网与边缘计算相关理论"/>
       <w:r>
         <w:rPr>
@@ -5189,8 +5192,8 @@
           <w:lang w:val="en-US" w:eastAsia="zh-CN"/>
         </w:rPr>
       </w:pPr>
-      <w:bookmarkStart w:id="28" w:name="_Toc26307"/>
-      <w:bookmarkStart w:id="29" w:name="_Toc2634"/>
+      <w:bookmarkStart w:id="28" w:name="_Toc2634"/>
+      <w:bookmarkStart w:id="29" w:name="_Toc16327"/>
       <w:bookmarkStart w:id="30" w:name="数据通信与边缘服务相关技术"/>
       <w:r>
         <w:rPr>
@@ -5211,7 +5214,7 @@
         </w:rPr>
       </w:pPr>
       <w:bookmarkStart w:id="31" w:name="_Toc18434"/>
-      <w:bookmarkStart w:id="32" w:name="_Toc15808"/>
+      <w:bookmarkStart w:id="32" w:name="_Toc15893"/>
       <w:bookmarkStart w:id="33" w:name="flask-与-sqlite-边缘服务技术"/>
       <w:r>
         <w:rPr>
@@ -5269,7 +5272,7 @@
         </w:rPr>
       </w:pPr>
       <w:bookmarkStart w:id="34" w:name="_Toc3953"/>
-      <w:bookmarkStart w:id="35" w:name="_Toc11455"/>
+      <w:bookmarkStart w:id="35" w:name="_Toc11877"/>
       <w:bookmarkStart w:id="36" w:name="mqtt-云端同步技术"/>
       <w:r>
         <w:rPr>
@@ -5305,7 +5308,7 @@
         </w:rPr>
       </w:pPr>
       <w:bookmarkStart w:id="37" w:name="_Toc27990"/>
-      <w:bookmarkStart w:id="38" w:name="_Toc14804"/>
+      <w:bookmarkStart w:id="38" w:name="_Toc32379"/>
       <w:bookmarkStart w:id="39" w:name="图像分析与轻量边缘智能相关技术"/>
       <w:r>
         <w:rPr>
@@ -5326,7 +5329,7 @@
         </w:rPr>
       </w:pPr>
       <w:bookmarkStart w:id="40" w:name="_Toc21825"/>
-      <w:bookmarkStart w:id="41" w:name="_Toc8847"/>
+      <w:bookmarkStart w:id="41" w:name="_Toc17177"/>
       <w:bookmarkStart w:id="42" w:name="基于-opencv-的图像颜色分析技术"/>
       <w:r>
         <w:rPr>
@@ -5365,8 +5368,8 @@
           <w:lang w:val="en-US" w:eastAsia="zh-CN"/>
         </w:rPr>
       </w:pPr>
-      <w:bookmarkStart w:id="43" w:name="_Toc7645"/>
-      <w:bookmarkStart w:id="44" w:name="_Toc32287"/>
+      <w:bookmarkStart w:id="43" w:name="_Toc32287"/>
+      <w:bookmarkStart w:id="44" w:name="_Toc20175"/>
       <w:bookmarkStart w:id="45" w:name="基于本地轻量模型的辅助问答技术"/>
       <w:r>
         <w:rPr>
@@ -5406,8 +5409,8 @@
           <w:rFonts w:hint="eastAsia"/>
         </w:rPr>
       </w:pPr>
-      <w:bookmarkStart w:id="46" w:name="_Toc6945"/>
-      <w:bookmarkStart w:id="47" w:name="_Toc29013"/>
+      <w:bookmarkStart w:id="46" w:name="_Toc29013"/>
+      <w:bookmarkStart w:id="47" w:name="_Toc30318"/>
       <w:bookmarkStart w:id="48" w:name="系统总体方案设计"/>
       <w:r>
         <w:rPr>
@@ -5427,7 +5430,7 @@
         </w:rPr>
       </w:pPr>
       <w:bookmarkStart w:id="49" w:name="_Toc24372"/>
-      <w:bookmarkStart w:id="50" w:name="_Toc26296"/>
+      <w:bookmarkStart w:id="50" w:name="_Toc22777"/>
       <w:bookmarkStart w:id="51" w:name="系统需求及可行性分析"/>
       <w:r>
         <w:rPr>
@@ -5448,7 +5451,7 @@
         </w:rPr>
       </w:pPr>
       <w:bookmarkStart w:id="52" w:name="_Toc19521"/>
-      <w:bookmarkStart w:id="53" w:name="_Toc18174"/>
+      <w:bookmarkStart w:id="53" w:name="_Toc14351"/>
       <w:bookmarkStart w:id="54" w:name="需求分析"/>
       <w:r>
         <w:rPr>
@@ -5596,7 +5599,7 @@
         </w:rPr>
       </w:pPr>
       <w:bookmarkStart w:id="55" w:name="_Toc31113"/>
-      <w:bookmarkStart w:id="56" w:name="_Toc30075"/>
+      <w:bookmarkStart w:id="56" w:name="_Toc3541"/>
       <w:bookmarkStart w:id="57" w:name="可行性分析"/>
       <w:r>
         <w:rPr>
@@ -5672,8 +5675,8 @@
           <w:lang w:val="en-US" w:eastAsia="zh-CN"/>
         </w:rPr>
       </w:pPr>
-      <w:bookmarkStart w:id="58" w:name="_Toc29387"/>
-      <w:bookmarkStart w:id="59" w:name="_Toc2839"/>
+      <w:bookmarkStart w:id="58" w:name="_Toc2839"/>
+      <w:bookmarkStart w:id="59" w:name="_Toc24028"/>
       <w:bookmarkStart w:id="60" w:name="系统的总体方案设计"/>
       <w:r>
         <w:rPr>
@@ -5868,7 +5871,7 @@
         </w:rPr>
       </w:pPr>
       <w:bookmarkStart w:id="61" w:name="_Toc26156"/>
-      <w:bookmarkStart w:id="62" w:name="_Toc15479"/>
+      <w:bookmarkStart w:id="62" w:name="_Toc14958"/>
       <w:bookmarkStart w:id="63" w:name="主要功能模块的器件选型"/>
       <w:r>
         <w:rPr>
@@ -8204,8 +8207,8 @@
           <w:lang w:val="en-US" w:eastAsia="zh-CN"/>
         </w:rPr>
       </w:pPr>
-      <w:bookmarkStart w:id="64" w:name="_Toc18122"/>
-      <w:bookmarkStart w:id="65" w:name="_Toc20964"/>
+      <w:bookmarkStart w:id="64" w:name="_Toc20964"/>
+      <w:bookmarkStart w:id="65" w:name="_Toc15542"/>
       <w:bookmarkStart w:id="66" w:name="系统主要元件介绍"/>
       <w:bookmarkStart w:id="67" w:name="系统硬件设计"/>
       <w:r>
@@ -8245,7 +8248,7 @@
         </w:rPr>
       </w:pPr>
       <w:bookmarkStart w:id="68" w:name="_Toc21315"/>
-      <w:bookmarkStart w:id="69" w:name="_Toc11577"/>
+      <w:bookmarkStart w:id="69" w:name="_Toc13339"/>
       <w:bookmarkStart w:id="70" w:name="主控与边缘计算平台"/>
       <w:r>
         <w:rPr>
@@ -8408,7 +8411,7 @@
         </w:rPr>
       </w:pPr>
       <w:bookmarkStart w:id="71" w:name="_Toc3903"/>
-      <w:bookmarkStart w:id="72" w:name="_Toc30566"/>
+      <w:bookmarkStart w:id="72" w:name="_Toc16549"/>
       <w:bookmarkStart w:id="73" w:name="环境感知元件"/>
       <w:r>
         <w:rPr>
@@ -8753,7 +8756,7 @@
         </w:rPr>
       </w:pPr>
       <w:bookmarkStart w:id="74" w:name="_Toc12783"/>
-      <w:bookmarkStart w:id="75" w:name="_Toc14180"/>
+      <w:bookmarkStart w:id="75" w:name="_Toc14983"/>
       <w:bookmarkStart w:id="76" w:name="人机交互元件"/>
       <w:r>
         <w:rPr>
@@ -9002,7 +9005,7 @@
         </w:rPr>
       </w:pPr>
       <w:bookmarkStart w:id="77" w:name="_Toc16673"/>
-      <w:bookmarkStart w:id="78" w:name="_Toc5898"/>
+      <w:bookmarkStart w:id="78" w:name="_Toc18254"/>
       <w:bookmarkStart w:id="79" w:name="执行控制元件"/>
       <w:r>
         <w:rPr>
@@ -9155,7 +9158,7 @@
         </w:rPr>
       </w:pPr>
       <w:bookmarkStart w:id="80" w:name="_Toc31801"/>
-      <w:bookmarkStart w:id="81" w:name="_Toc26534"/>
+      <w:bookmarkStart w:id="81" w:name="_Toc26343"/>
       <w:bookmarkStart w:id="82" w:name="图像采集元件"/>
       <w:r>
         <w:rPr>
@@ -9230,8 +9233,8 @@
           <w:rFonts w:hint="eastAsia"/>
         </w:rPr>
       </w:pPr>
-      <w:bookmarkStart w:id="83" w:name="_Toc31706"/>
-      <w:bookmarkStart w:id="84" w:name="_Toc26007"/>
+      <w:bookmarkStart w:id="83" w:name="_Toc26007"/>
+      <w:bookmarkStart w:id="84" w:name="_Toc22210"/>
       <w:r>
         <w:rPr>
           <w:rFonts w:hint="eastAsia"/>
@@ -9250,7 +9253,7 @@
         </w:rPr>
       </w:pPr>
       <w:bookmarkStart w:id="85" w:name="_Toc7031"/>
-      <w:bookmarkStart w:id="86" w:name="_Toc28439"/>
+      <w:bookmarkStart w:id="86" w:name="_Toc31211"/>
       <w:bookmarkStart w:id="87" w:name="系统整体硬件工作原理"/>
       <w:r>
         <w:rPr>
@@ -9560,8 +9563,8 @@
           <w:lang w:val="en-US" w:eastAsia="zh-CN"/>
         </w:rPr>
       </w:pPr>
-      <w:bookmarkStart w:id="88" w:name="_Toc4"/>
-      <w:bookmarkStart w:id="89" w:name="_Toc7709"/>
+      <w:bookmarkStart w:id="88" w:name="_Toc7709"/>
+      <w:bookmarkStart w:id="89" w:name="_Toc23607"/>
       <w:bookmarkStart w:id="90" w:name="系统功能模块设计"/>
       <w:r>
         <w:rPr>
@@ -9581,8 +9584,8 @@
           <w:lang w:val="en-US" w:eastAsia="zh-CN"/>
         </w:rPr>
       </w:pPr>
-      <w:bookmarkStart w:id="91" w:name="_Toc24254"/>
-      <w:bookmarkStart w:id="92" w:name="_Toc31433"/>
+      <w:bookmarkStart w:id="91" w:name="_Toc31433"/>
+      <w:bookmarkStart w:id="92" w:name="_Toc9771"/>
       <w:bookmarkStart w:id="93" w:name="传感采集模块设计"/>
       <w:r>
         <w:rPr>
@@ -9639,8 +9642,8 @@
           <w:lang w:val="en-US" w:eastAsia="zh-CN"/>
         </w:rPr>
       </w:pPr>
-      <w:bookmarkStart w:id="94" w:name="_Toc22976"/>
-      <w:bookmarkStart w:id="95" w:name="_Toc664"/>
+      <w:bookmarkStart w:id="94" w:name="_Toc664"/>
+      <w:bookmarkStart w:id="95" w:name="_Toc14642"/>
       <w:bookmarkStart w:id="96" w:name="执行控制模块设计"/>
       <w:r>
         <w:rPr>
@@ -9698,7 +9701,7 @@
         </w:rPr>
       </w:pPr>
       <w:bookmarkStart w:id="97" w:name="_Toc28325"/>
-      <w:bookmarkStart w:id="98" w:name="_Toc19"/>
+      <w:bookmarkStart w:id="98" w:name="_Toc9000"/>
       <w:bookmarkStart w:id="99" w:name="显示与手势交互模块设计"/>
       <w:r>
         <w:rPr>
@@ -9756,7 +9759,7 @@
         </w:rPr>
       </w:pPr>
       <w:bookmarkStart w:id="100" w:name="_Toc18756"/>
-      <w:bookmarkStart w:id="101" w:name="_Toc28738"/>
+      <w:bookmarkStart w:id="101" w:name="_Toc23317"/>
       <w:bookmarkStart w:id="102" w:name="边缘网关通信模块设计"/>
       <w:r>
         <w:rPr>
@@ -9814,8 +9817,8 @@
           <w:lang w:val="en-US" w:eastAsia="zh-CN"/>
         </w:rPr>
       </w:pPr>
-      <w:bookmarkStart w:id="103" w:name="_Toc15026"/>
-      <w:bookmarkStart w:id="104" w:name="_Toc8578"/>
+      <w:bookmarkStart w:id="103" w:name="_Toc8578"/>
+      <w:bookmarkStart w:id="104" w:name="_Toc29970"/>
       <w:bookmarkStart w:id="105" w:name="系统-pcb-设计"/>
       <w:r>
         <w:rPr>
@@ -9857,6 +9860,7 @@
     <w:p>
       <w:pPr>
         <w:pStyle w:val="3"/>
+        <w:jc w:val="both"/>
         <w:rPr>
           <w:rFonts w:hint="eastAsia" w:eastAsia="宋体"/>
           <w:lang w:eastAsia="zh-CN"/>
@@ -9869,8 +9873,8 @@
         </w:rPr>
         <w:drawing>
           <wp:inline distT="0" distB="0" distL="114300" distR="114300">
-            <wp:extent cx="5832475" cy="4811395"/>
-            <wp:effectExtent l="0" t="0" r="15875" b="8255"/>
+            <wp:extent cx="6063615" cy="4712970"/>
+            <wp:effectExtent l="0" t="0" r="13335" b="11430"/>
             <wp:docPr id="8" name="图片 8" descr="图 4-2 PCB 原理图"/>
             <wp:cNvGraphicFramePr>
               <a:graphicFrameLocks xmlns:a="http://schemas.openxmlformats.org/drawingml/2006/main" noChangeAspect="1"/>
@@ -9894,7 +9898,7 @@
                   <pic:spPr>
                     <a:xfrm>
                       <a:off x="0" y="0"/>
-                      <a:ext cx="5832475" cy="4811395"/>
+                      <a:ext cx="6063615" cy="4712970"/>
                     </a:xfrm>
                     <a:prstGeom prst="rect">
                       <a:avLst/>
@@ -10003,8 +10007,8 @@
           <w:rFonts w:hint="eastAsia"/>
         </w:rPr>
       </w:pPr>
-      <w:bookmarkStart w:id="106" w:name="_Toc32027"/>
-      <w:bookmarkStart w:id="107" w:name="_Toc21282"/>
+      <w:bookmarkStart w:id="106" w:name="_Toc21282"/>
+      <w:bookmarkStart w:id="107" w:name="_Toc14401"/>
       <w:bookmarkStart w:id="108" w:name="系统软件设计"/>
       <w:r>
         <w:rPr>
@@ -10023,8 +10027,8 @@
           <w:lang w:val="en-US" w:eastAsia="zh-CN"/>
         </w:rPr>
       </w:pPr>
-      <w:bookmarkStart w:id="109" w:name="_Toc14502"/>
-      <w:bookmarkStart w:id="110" w:name="_Toc30504"/>
+      <w:bookmarkStart w:id="109" w:name="_Toc30504"/>
+      <w:bookmarkStart w:id="110" w:name="_Toc30701"/>
       <w:bookmarkStart w:id="111" w:name="系统软件整体设计"/>
       <w:r>
         <w:rPr>
@@ -10063,8 +10067,8 @@
           <w:lang w:val="en-US" w:eastAsia="zh-CN"/>
         </w:rPr>
       </w:pPr>
-      <w:bookmarkStart w:id="112" w:name="_Toc1512"/>
-      <w:bookmarkStart w:id="113" w:name="_Toc26777"/>
+      <w:bookmarkStart w:id="112" w:name="_Toc26777"/>
+      <w:bookmarkStart w:id="113" w:name="_Toc10028"/>
       <w:bookmarkStart w:id="114" w:name="设备端程序设计"/>
       <w:r>
         <w:rPr>
@@ -10318,8 +10322,8 @@
           <w:lang w:val="en-US" w:eastAsia="zh-CN"/>
         </w:rPr>
       </w:pPr>
-      <w:bookmarkStart w:id="115" w:name="_Toc17896"/>
-      <w:bookmarkStart w:id="116" w:name="_Toc9004"/>
+      <w:bookmarkStart w:id="115" w:name="_Toc9004"/>
+      <w:bookmarkStart w:id="116" w:name="_Toc28889"/>
       <w:bookmarkStart w:id="117" w:name="边缘端服务与数据库设计"/>
       <w:r>
         <w:rPr>
@@ -13076,8 +13080,8 @@
           <w:lang w:val="en-US" w:eastAsia="zh-CN"/>
         </w:rPr>
       </w:pPr>
-      <w:bookmarkStart w:id="118" w:name="_Toc22594"/>
-      <w:bookmarkStart w:id="119" w:name="_Toc4208"/>
+      <w:bookmarkStart w:id="118" w:name="_Toc4208"/>
+      <w:bookmarkStart w:id="119" w:name="_Toc26378"/>
       <w:bookmarkStart w:id="120" w:name="图像分析与边缘智能模块设计"/>
       <w:r>
         <w:rPr>
@@ -13321,8 +13325,8 @@
           <w:rFonts w:hint="eastAsia"/>
         </w:rPr>
       </w:pPr>
-      <w:bookmarkStart w:id="121" w:name="_Toc3344"/>
-      <w:bookmarkStart w:id="122" w:name="_Toc21664"/>
+      <w:bookmarkStart w:id="121" w:name="_Toc21664"/>
+      <w:bookmarkStart w:id="122" w:name="_Toc15995"/>
       <w:bookmarkStart w:id="123" w:name="系统测试和结果分析"/>
       <w:r>
         <w:rPr>
@@ -13342,7 +13346,7 @@
         </w:rPr>
       </w:pPr>
       <w:bookmarkStart w:id="124" w:name="_Toc31562"/>
-      <w:bookmarkStart w:id="125" w:name="_Toc16964"/>
+      <w:bookmarkStart w:id="125" w:name="_Toc12044"/>
       <w:bookmarkStart w:id="126" w:name="系统组装与基础测试"/>
       <w:r>
         <w:rPr>
@@ -13469,7 +13473,7 @@
         </w:rPr>
       </w:pPr>
       <w:bookmarkStart w:id="127" w:name="_Toc10248"/>
-      <w:bookmarkStart w:id="128" w:name="_Toc8771"/>
+      <w:bookmarkStart w:id="128" w:name="_Toc18912"/>
       <w:bookmarkStart w:id="129" w:name="系统功能及性能测试"/>
       <w:r>
         <w:rPr>
@@ -13508,7 +13512,7 @@
         </w:rPr>
       </w:pPr>
       <w:bookmarkStart w:id="130" w:name="_Toc4170"/>
-      <w:bookmarkStart w:id="131" w:name="_Toc21537"/>
+      <w:bookmarkStart w:id="131" w:name="_Toc59"/>
       <w:bookmarkStart w:id="132" w:name="传感器采集测试"/>
       <w:r>
         <w:rPr>
@@ -14278,7 +14282,7 @@
         </w:rPr>
       </w:pPr>
       <w:bookmarkStart w:id="133" w:name="_Toc23043"/>
-      <w:bookmarkStart w:id="134" w:name="_Toc5863"/>
+      <w:bookmarkStart w:id="134" w:name="_Toc9046"/>
       <w:bookmarkStart w:id="135" w:name="控制执行与自动灌溉测试"/>
       <w:r>
         <w:rPr>
@@ -14383,16 +14387,16 @@
               <w:jc w:val="center"/>
               <w:rPr>
                 <w:rFonts w:hint="eastAsia"/>
-                <w:b/>
-                <w:bCs/>
+                <w:b w:val="0"/>
+                <w:bCs w:val="0"/>
                 <w:szCs w:val="21"/>
               </w:rPr>
             </w:pPr>
             <w:r>
               <w:rPr>
                 <w:rFonts w:hint="eastAsia"/>
-                <w:b/>
-                <w:bCs/>
+                <w:b w:val="0"/>
+                <w:bCs w:val="0"/>
                 <w:szCs w:val="21"/>
               </w:rPr>
               <w:t>测试项目</w:t>
@@ -14424,16 +14428,16 @@
               <w:jc w:val="center"/>
               <w:rPr>
                 <w:rFonts w:hint="eastAsia"/>
-                <w:b/>
-                <w:bCs/>
+                <w:b w:val="0"/>
+                <w:bCs w:val="0"/>
                 <w:szCs w:val="21"/>
               </w:rPr>
             </w:pPr>
             <w:r>
               <w:rPr>
                 <w:rFonts w:hint="eastAsia"/>
-                <w:b/>
-                <w:bCs/>
+                <w:b w:val="0"/>
+                <w:bCs w:val="0"/>
                 <w:szCs w:val="21"/>
               </w:rPr>
               <w:t>操作方式</w:t>
@@ -14465,16 +14469,16 @@
               <w:jc w:val="center"/>
               <w:rPr>
                 <w:rFonts w:hint="eastAsia"/>
-                <w:b/>
-                <w:bCs/>
+                <w:b w:val="0"/>
+                <w:bCs w:val="0"/>
                 <w:szCs w:val="21"/>
               </w:rPr>
             </w:pPr>
             <w:r>
               <w:rPr>
                 <w:rFonts w:hint="eastAsia"/>
-                <w:b/>
-                <w:bCs/>
+                <w:b w:val="0"/>
+                <w:bCs w:val="0"/>
                 <w:szCs w:val="21"/>
               </w:rPr>
               <w:t>预期结果</w:t>
@@ -14506,16 +14510,16 @@
               <w:jc w:val="center"/>
               <w:rPr>
                 <w:rFonts w:hint="eastAsia"/>
-                <w:b/>
-                <w:bCs/>
+                <w:b w:val="0"/>
+                <w:bCs w:val="0"/>
                 <w:szCs w:val="21"/>
               </w:rPr>
             </w:pPr>
             <w:r>
               <w:rPr>
                 <w:rFonts w:hint="eastAsia"/>
-                <w:b/>
-                <w:bCs/>
+                <w:b w:val="0"/>
+                <w:bCs w:val="0"/>
                 <w:szCs w:val="21"/>
               </w:rPr>
               <w:t>实测结果</w:t>
@@ -15553,8 +15557,8 @@
           <w:lang w:val="en-US" w:eastAsia="zh-CN"/>
         </w:rPr>
       </w:pPr>
-      <w:bookmarkStart w:id="136" w:name="_Toc7079"/>
-      <w:bookmarkStart w:id="137" w:name="_Toc19336"/>
+      <w:bookmarkStart w:id="136" w:name="_Toc19336"/>
+      <w:bookmarkStart w:id="137" w:name="_Toc6003"/>
       <w:bookmarkStart w:id="138" w:name="平台服务与扩展功能测试"/>
       <w:r>
         <w:rPr>
@@ -17079,7 +17083,7 @@
         </w:rPr>
       </w:pPr>
       <w:bookmarkStart w:id="139" w:name="_Toc18521"/>
-      <w:bookmarkStart w:id="140" w:name="_Toc25508"/>
+      <w:bookmarkStart w:id="140" w:name="_Toc21249"/>
       <w:bookmarkStart w:id="141" w:name="测试结果分析"/>
       <w:r>
         <w:rPr>
@@ -17155,7 +17159,7 @@
         </w:rPr>
       </w:pPr>
       <w:bookmarkStart w:id="142" w:name="_Toc25980"/>
-      <w:bookmarkStart w:id="143" w:name="_Toc4257"/>
+      <w:bookmarkStart w:id="143" w:name="_Toc2072"/>
       <w:bookmarkStart w:id="144" w:name="总结和展望"/>
       <w:r>
         <w:rPr>
@@ -17175,7 +17179,7 @@
         </w:rPr>
       </w:pPr>
       <w:bookmarkStart w:id="145" w:name="_Toc31808"/>
-      <w:bookmarkStart w:id="146" w:name="_Toc9145"/>
+      <w:bookmarkStart w:id="146" w:name="_Toc25408"/>
       <w:bookmarkStart w:id="147" w:name="总结"/>
       <w:r>
         <w:rPr>
@@ -17232,8 +17236,8 @@
           <w:lang w:val="en-US" w:eastAsia="zh-CN"/>
         </w:rPr>
       </w:pPr>
-      <w:bookmarkStart w:id="148" w:name="_Toc24947"/>
-      <w:bookmarkStart w:id="149" w:name="_Toc12949"/>
+      <w:bookmarkStart w:id="148" w:name="_Toc12949"/>
+      <w:bookmarkStart w:id="149" w:name="_Toc3439"/>
       <w:bookmarkStart w:id="150" w:name="展望"/>
       <w:r>
         <w:rPr>
@@ -17272,8 +17276,8 @@
           <w:lang w:val="en-US" w:eastAsia="zh-CN"/>
         </w:rPr>
       </w:pPr>
-      <w:bookmarkStart w:id="151" w:name="_Toc13233"/>
-      <w:bookmarkStart w:id="152" w:name="_Toc4130"/>
+      <w:bookmarkStart w:id="151" w:name="_Toc4130"/>
+      <w:bookmarkStart w:id="152" w:name="_Toc6944"/>
       <w:bookmarkStart w:id="153" w:name="个人总结与反思"/>
       <w:r>
         <w:rPr>
@@ -17336,7 +17340,7 @@
         </w:rPr>
       </w:pPr>
       <w:bookmarkStart w:id="154" w:name="_Toc25736"/>
-      <w:bookmarkStart w:id="155" w:name="_Toc2405"/>
+      <w:bookmarkStart w:id="155" w:name="_Toc20419"/>
       <w:r>
         <w:rPr>
           <w:rFonts w:hint="eastAsia"/>
@@ -17592,7 +17596,7 @@
         </w:rPr>
       </w:pPr>
       <w:bookmarkStart w:id="156" w:name="_Toc25375"/>
-      <w:bookmarkStart w:id="157" w:name="_Toc5876"/>
+      <w:bookmarkStart w:id="157" w:name="_Toc20839"/>
       <w:r>
         <w:rPr>
           <w:rFonts w:hint="eastAsia"/>
@@ -18039,7 +18043,7 @@
     <w:lsdException w:uiPriority="99" w:name="Normal Indent"/>
     <w:lsdException w:uiPriority="99" w:name="footnote text"/>
     <w:lsdException w:qFormat="1" w:uiPriority="99" w:semiHidden="0" w:name="annotation text"/>
-    <w:lsdException w:uiPriority="99" w:semiHidden="0" w:name="header"/>
+    <w:lsdException w:qFormat="1" w:uiPriority="99" w:semiHidden="0" w:name="header"/>
     <w:lsdException w:qFormat="1" w:uiPriority="99" w:semiHidden="0" w:name="footer"/>
     <w:lsdException w:uiPriority="99" w:name="index heading"/>
     <w:lsdException w:qFormat="1" w:uiPriority="0" w:semiHidden="0" w:name="caption"/>
@@ -18477,6 +18481,7 @@
     <w:link w:val="24"/>
     <w:autoRedefine/>
     <w:unhideWhenUsed/>
+    <w:qFormat/>
     <w:uiPriority w:val="99"/>
     <w:pPr>
       <w:tabs>

--- a/artifact.docx
+++ b/artifact.docx
@@ -12,6 +12,8 @@
           <w:szCs w:val="72"/>
         </w:rPr>
       </w:pPr>
+      <w:bookmarkStart w:id="158" w:name="_GoBack"/>
+      <w:bookmarkEnd w:id="158"/>
       <w:r>
         <w:rPr>
           <w:rFonts w:hint="eastAsia" w:ascii="华文新魏" w:eastAsia="华文新魏"/>
@@ -415,7 +417,7 @@
         <w:sectPr>
           <w:footerReference r:id="rId3" w:type="default"/>
           <w:pgSz w:w="11906" w:h="16838"/>
-          <w:pgMar w:top="1440" w:right="1800" w:bottom="1440" w:left="1800" w:header="851" w:footer="992" w:gutter="0"/>
+          <w:pgMar w:top="1417" w:right="1417" w:bottom="1417" w:left="1701" w:header="851" w:footer="992" w:gutter="0"/>
           <w:pgNumType w:start="1"/>
           <w:cols w:space="720" w:num="1"/>
           <w:titlePg/>
@@ -2002,20 +2004,7 @@
           <w:shd w:val="clear" w:color="auto" w:fill="FDFDFE"/>
           <w:lang w:val="en-US" w:eastAsia="zh-CN" w:bidi="ar-SA"/>
         </w:rPr>
-        <w:t>To address the shortcomings of traditional saffron cultivation, such as lack of continuous environmental monitoring, reliance on manual experience for irrigation, weak data recording, and limited remote control capabilities, a smart saffron cultivation system based on edge computing has been created to enhance real-time monitoring, automatic control, and intelligence throughout the cultivation process. The system employs an overall architecture of device-side, edge-side, and cloud-based expansion. Using an STM32F411 as the hardware core, it collects environmental parameters such as temperature, humidity, light intensity, and soil moisture, controls actuators, displays data on an OLED screen, and enables on-site interaction. A Raspberry Pi 4B serves as the edge gateway, receiving device data via a USB virtual serial port. MicroPython, Flask, and SQLite are used for real-time monitoring, historical data storage, web visualization, user access management, and automatic irrigation strategy configuration. MQTT is then used for cloud-based data expansion and remote access. Finally, OpenCV image analysis and local lightweight models are combined to improve the system’s environmental assessment and decision-making capabilities. The test results show that the system can effectively perform tasks such as real-time monitoring of the saffron cultivation environment, manual and automatic irrigation control, historical data visualization, and edge intelligent analysis. It</w:t>
-      </w:r>
-      <w:bookmarkStart w:id="158" w:name="_GoBack"/>
-      <w:bookmarkEnd w:id="158"/>
-      <w:r>
-        <w:rPr>
-          <w:rFonts w:ascii="Times New Roman" w:hAnsi="Times New Roman" w:eastAsia="宋体" w:cs="Times New Roman"/>
-          <w:kern w:val="2"/>
-          <w:sz w:val="24"/>
-          <w:szCs w:val="24"/>
-          <w:shd w:val="clear" w:color="auto" w:fill="FDFDFE"/>
-          <w:lang w:val="en-US" w:eastAsia="zh-CN" w:bidi="ar-SA"/>
-        </w:rPr>
-        <w:t xml:space="preserve"> features low cost, flexible deployment, and strong scalability, and can provide a feasible engineering solution for small-scale intelligent cultivation of specialty economic crops.</w:t>
+        <w:t>To address the shortcomings of traditional saffron cultivation, such as lack of continuous environmental monitoring, reliance on manual experience for irrigation, weak data recording, and limited remote control capabilities, a smart saffron cultivation system based on edge computing has been created to enhance real-time monitoring, automatic control, and intelligence throughout the cultivation process. The system employs an overall architecture of device-side, edge-side, and cloud-based expansion. Using an STM32F411 as the hardware core, it collects environmental parameters such as temperature, humidity, light intensity, and soil moisture, controls actuators, displays data on an OLED screen, and enables on-site interaction. A Raspberry Pi 4B serves as the edge gateway, receiving device data via a USB virtual serial port. MicroPython, Flask, and SQLite are used for real-time monitoring, historical data storage, web visualization, user access management, and automatic irrigation strategy configuration. MQTT is then used for cloud-based data expansion and remote access. Finally, OpenCV image analysis and local lightweight models are combined to improve the system’s environmental assessment and decision-making capabilities. The test results show that the system can effectively perform tasks such as real-time monitoring of the saffron cultivation environment, manual and automatic irrigation control, historical data visualization, and edge intelligent analysis. It features low cost, flexible deployment, and strong scalability, and can provide a feasible engineering solution for small-scale intelligent cultivation of specialty economic crops.</w:t>
       </w:r>
     </w:p>
     <w:p>
@@ -4668,8 +4657,8 @@
           <w:lang w:val="en-US" w:eastAsia="zh-CN"/>
         </w:rPr>
       </w:pPr>
-      <w:bookmarkStart w:id="7" w:name="_Toc32486"/>
-      <w:bookmarkStart w:id="8" w:name="_Toc805"/>
+      <w:bookmarkStart w:id="7" w:name="_Toc805"/>
+      <w:bookmarkStart w:id="8" w:name="_Toc32486"/>
       <w:bookmarkStart w:id="9" w:name="研究目的及意义"/>
       <w:r>
         <w:rPr>
@@ -4896,8 +4885,8 @@
           <w:lang w:val="en-US" w:eastAsia="zh-CN"/>
         </w:rPr>
       </w:pPr>
-      <w:bookmarkStart w:id="16" w:name="_Toc24203"/>
-      <w:bookmarkStart w:id="17" w:name="_Toc17832"/>
+      <w:bookmarkStart w:id="16" w:name="_Toc17832"/>
+      <w:bookmarkStart w:id="17" w:name="_Toc24203"/>
       <w:bookmarkStart w:id="18" w:name="国外研究现状"/>
       <w:r>
         <w:rPr>
@@ -4937,8 +4926,8 @@
           <w:lang w:val="en-US" w:eastAsia="zh-CN"/>
         </w:rPr>
       </w:pPr>
-      <w:bookmarkStart w:id="19" w:name="_Toc11735"/>
-      <w:bookmarkStart w:id="20" w:name="_Toc26356"/>
+      <w:bookmarkStart w:id="19" w:name="_Toc26356"/>
+      <w:bookmarkStart w:id="20" w:name="_Toc11735"/>
       <w:bookmarkStart w:id="21" w:name="研究主要内容"/>
       <w:r>
         <w:rPr>
@@ -5213,8 +5202,8 @@
           <w:lang w:val="en-US" w:eastAsia="zh-CN"/>
         </w:rPr>
       </w:pPr>
-      <w:bookmarkStart w:id="31" w:name="_Toc18434"/>
-      <w:bookmarkStart w:id="32" w:name="_Toc15893"/>
+      <w:bookmarkStart w:id="31" w:name="_Toc15893"/>
+      <w:bookmarkStart w:id="32" w:name="_Toc18434"/>
       <w:bookmarkStart w:id="33" w:name="flask-与-sqlite-边缘服务技术"/>
       <w:r>
         <w:rPr>
@@ -5271,8 +5260,8 @@
           <w:lang w:val="en-US" w:eastAsia="zh-CN"/>
         </w:rPr>
       </w:pPr>
-      <w:bookmarkStart w:id="34" w:name="_Toc3953"/>
-      <w:bookmarkStart w:id="35" w:name="_Toc11877"/>
+      <w:bookmarkStart w:id="34" w:name="_Toc11877"/>
+      <w:bookmarkStart w:id="35" w:name="_Toc3953"/>
       <w:bookmarkStart w:id="36" w:name="mqtt-云端同步技术"/>
       <w:r>
         <w:rPr>
@@ -5307,8 +5296,8 @@
           <w:lang w:val="en-US" w:eastAsia="zh-CN"/>
         </w:rPr>
       </w:pPr>
-      <w:bookmarkStart w:id="37" w:name="_Toc27990"/>
-      <w:bookmarkStart w:id="38" w:name="_Toc32379"/>
+      <w:bookmarkStart w:id="37" w:name="_Toc32379"/>
+      <w:bookmarkStart w:id="38" w:name="_Toc27990"/>
       <w:bookmarkStart w:id="39" w:name="图像分析与轻量边缘智能相关技术"/>
       <w:r>
         <w:rPr>
@@ -5368,8 +5357,8 @@
           <w:lang w:val="en-US" w:eastAsia="zh-CN"/>
         </w:rPr>
       </w:pPr>
-      <w:bookmarkStart w:id="43" w:name="_Toc32287"/>
-      <w:bookmarkStart w:id="44" w:name="_Toc20175"/>
+      <w:bookmarkStart w:id="43" w:name="_Toc20175"/>
+      <w:bookmarkStart w:id="44" w:name="_Toc32287"/>
       <w:bookmarkStart w:id="45" w:name="基于本地轻量模型的辅助问答技术"/>
       <w:r>
         <w:rPr>
@@ -5450,8 +5439,8 @@
           <w:lang w:val="en-US" w:eastAsia="zh-CN"/>
         </w:rPr>
       </w:pPr>
-      <w:bookmarkStart w:id="52" w:name="_Toc19521"/>
-      <w:bookmarkStart w:id="53" w:name="_Toc14351"/>
+      <w:bookmarkStart w:id="52" w:name="_Toc14351"/>
+      <w:bookmarkStart w:id="53" w:name="_Toc19521"/>
       <w:bookmarkStart w:id="54" w:name="需求分析"/>
       <w:r>
         <w:rPr>
@@ -5675,8 +5664,8 @@
           <w:lang w:val="en-US" w:eastAsia="zh-CN"/>
         </w:rPr>
       </w:pPr>
-      <w:bookmarkStart w:id="58" w:name="_Toc2839"/>
-      <w:bookmarkStart w:id="59" w:name="_Toc24028"/>
+      <w:bookmarkStart w:id="58" w:name="_Toc24028"/>
+      <w:bookmarkStart w:id="59" w:name="_Toc2839"/>
       <w:bookmarkStart w:id="60" w:name="系统的总体方案设计"/>
       <w:r>
         <w:rPr>
@@ -8247,8 +8236,8 @@
           <w:lang w:val="en-US" w:eastAsia="zh-CN"/>
         </w:rPr>
       </w:pPr>
-      <w:bookmarkStart w:id="68" w:name="_Toc21315"/>
-      <w:bookmarkStart w:id="69" w:name="_Toc13339"/>
+      <w:bookmarkStart w:id="68" w:name="_Toc13339"/>
+      <w:bookmarkStart w:id="69" w:name="_Toc21315"/>
       <w:bookmarkStart w:id="70" w:name="主控与边缘计算平台"/>
       <w:r>
         <w:rPr>
@@ -8755,8 +8744,8 @@
           <w:lang w:val="en-US" w:eastAsia="zh-CN"/>
         </w:rPr>
       </w:pPr>
-      <w:bookmarkStart w:id="74" w:name="_Toc12783"/>
-      <w:bookmarkStart w:id="75" w:name="_Toc14983"/>
+      <w:bookmarkStart w:id="74" w:name="_Toc14983"/>
+      <w:bookmarkStart w:id="75" w:name="_Toc12783"/>
       <w:bookmarkStart w:id="76" w:name="人机交互元件"/>
       <w:r>
         <w:rPr>
@@ -9584,8 +9573,8 @@
           <w:lang w:val="en-US" w:eastAsia="zh-CN"/>
         </w:rPr>
       </w:pPr>
-      <w:bookmarkStart w:id="91" w:name="_Toc31433"/>
-      <w:bookmarkStart w:id="92" w:name="_Toc9771"/>
+      <w:bookmarkStart w:id="91" w:name="_Toc9771"/>
+      <w:bookmarkStart w:id="92" w:name="_Toc31433"/>
       <w:bookmarkStart w:id="93" w:name="传感采集模块设计"/>
       <w:r>
         <w:rPr>
@@ -9700,8 +9689,8 @@
           <w:lang w:val="en-US" w:eastAsia="zh-CN"/>
         </w:rPr>
       </w:pPr>
-      <w:bookmarkStart w:id="97" w:name="_Toc28325"/>
-      <w:bookmarkStart w:id="98" w:name="_Toc9000"/>
+      <w:bookmarkStart w:id="97" w:name="_Toc9000"/>
+      <w:bookmarkStart w:id="98" w:name="_Toc28325"/>
       <w:bookmarkStart w:id="99" w:name="显示与手势交互模块设计"/>
       <w:r>
         <w:rPr>
@@ -9758,8 +9747,8 @@
           <w:lang w:val="en-US" w:eastAsia="zh-CN"/>
         </w:rPr>
       </w:pPr>
-      <w:bookmarkStart w:id="100" w:name="_Toc18756"/>
-      <w:bookmarkStart w:id="101" w:name="_Toc23317"/>
+      <w:bookmarkStart w:id="100" w:name="_Toc23317"/>
+      <w:bookmarkStart w:id="101" w:name="_Toc18756"/>
       <w:bookmarkStart w:id="102" w:name="边缘网关通信模块设计"/>
       <w:r>
         <w:rPr>
@@ -9817,8 +9806,8 @@
           <w:lang w:val="en-US" w:eastAsia="zh-CN"/>
         </w:rPr>
       </w:pPr>
-      <w:bookmarkStart w:id="103" w:name="_Toc8578"/>
-      <w:bookmarkStart w:id="104" w:name="_Toc29970"/>
+      <w:bookmarkStart w:id="103" w:name="_Toc29970"/>
+      <w:bookmarkStart w:id="104" w:name="_Toc8578"/>
       <w:bookmarkStart w:id="105" w:name="系统-pcb-设计"/>
       <w:r>
         <w:rPr>
@@ -10067,8 +10056,8 @@
           <w:lang w:val="en-US" w:eastAsia="zh-CN"/>
         </w:rPr>
       </w:pPr>
-      <w:bookmarkStart w:id="112" w:name="_Toc26777"/>
-      <w:bookmarkStart w:id="113" w:name="_Toc10028"/>
+      <w:bookmarkStart w:id="112" w:name="_Toc10028"/>
+      <w:bookmarkStart w:id="113" w:name="_Toc26777"/>
       <w:bookmarkStart w:id="114" w:name="设备端程序设计"/>
       <w:r>
         <w:rPr>
@@ -10322,8 +10311,8 @@
           <w:lang w:val="en-US" w:eastAsia="zh-CN"/>
         </w:rPr>
       </w:pPr>
-      <w:bookmarkStart w:id="115" w:name="_Toc9004"/>
-      <w:bookmarkStart w:id="116" w:name="_Toc28889"/>
+      <w:bookmarkStart w:id="115" w:name="_Toc28889"/>
+      <w:bookmarkStart w:id="116" w:name="_Toc9004"/>
       <w:bookmarkStart w:id="117" w:name="边缘端服务与数据库设计"/>
       <w:r>
         <w:rPr>
@@ -13325,8 +13314,8 @@
           <w:rFonts w:hint="eastAsia"/>
         </w:rPr>
       </w:pPr>
-      <w:bookmarkStart w:id="121" w:name="_Toc21664"/>
-      <w:bookmarkStart w:id="122" w:name="_Toc15995"/>
+      <w:bookmarkStart w:id="121" w:name="_Toc15995"/>
+      <w:bookmarkStart w:id="122" w:name="_Toc21664"/>
       <w:bookmarkStart w:id="123" w:name="系统测试和结果分析"/>
       <w:r>
         <w:rPr>
@@ -13345,8 +13334,8 @@
           <w:lang w:val="en-US" w:eastAsia="zh-CN"/>
         </w:rPr>
       </w:pPr>
-      <w:bookmarkStart w:id="124" w:name="_Toc31562"/>
-      <w:bookmarkStart w:id="125" w:name="_Toc12044"/>
+      <w:bookmarkStart w:id="124" w:name="_Toc12044"/>
+      <w:bookmarkStart w:id="125" w:name="_Toc31562"/>
       <w:bookmarkStart w:id="126" w:name="系统组装与基础测试"/>
       <w:r>
         <w:rPr>
@@ -15557,8 +15546,8 @@
           <w:lang w:val="en-US" w:eastAsia="zh-CN"/>
         </w:rPr>
       </w:pPr>
-      <w:bookmarkStart w:id="136" w:name="_Toc19336"/>
-      <w:bookmarkStart w:id="137" w:name="_Toc6003"/>
+      <w:bookmarkStart w:id="136" w:name="_Toc6003"/>
+      <w:bookmarkStart w:id="137" w:name="_Toc19336"/>
       <w:bookmarkStart w:id="138" w:name="平台服务与扩展功能测试"/>
       <w:r>
         <w:rPr>
@@ -17082,8 +17071,8 @@
           <w:lang w:val="en-US" w:eastAsia="zh-CN"/>
         </w:rPr>
       </w:pPr>
-      <w:bookmarkStart w:id="139" w:name="_Toc18521"/>
-      <w:bookmarkStart w:id="140" w:name="_Toc21249"/>
+      <w:bookmarkStart w:id="139" w:name="_Toc21249"/>
+      <w:bookmarkStart w:id="140" w:name="_Toc18521"/>
       <w:bookmarkStart w:id="141" w:name="测试结果分析"/>
       <w:r>
         <w:rPr>

--- a/artifact.docx
+++ b/artifact.docx
@@ -1659,6 +1659,22 @@
     <w:p>
       <w:pPr>
         <w:pStyle w:val="16"/>
+        <w:keepNext/>
+        <w:keepLines/>
+        <w:pageBreakBefore w:val="0"/>
+        <w:widowControl w:val="0"/>
+        <w:kinsoku/>
+        <w:wordWrap/>
+        <w:overflowPunct/>
+        <w:topLinePunct w:val="0"/>
+        <w:autoSpaceDE/>
+        <w:autoSpaceDN/>
+        <w:bidi w:val="0"/>
+        <w:adjustRightInd/>
+        <w:snapToGrid/>
+        <w:spacing w:before="0" w:after="0" w:line="360" w:lineRule="auto"/>
+        <w:jc w:val="center"/>
+        <w:textAlignment w:val="auto"/>
         <w:rPr>
           <w:rFonts w:hint="eastAsia" w:ascii="Times New Roman" w:hAnsi="Times New Roman" w:eastAsia="宋体" w:cs="Times New Roman"/>
           <w:b/>
@@ -1687,8 +1703,24 @@
     <w:p>
       <w:pPr>
         <w:pStyle w:val="50"/>
-        <w:rPr>
-          <w:rFonts w:hint="eastAsia" w:ascii="Times New Roman" w:hAnsi="Times New Roman" w:eastAsia="宋体" w:cs="Times New Roman"/>
+        <w:pageBreakBefore w:val="0"/>
+        <w:widowControl w:val="0"/>
+        <w:kinsoku/>
+        <w:wordWrap/>
+        <w:overflowPunct/>
+        <w:topLinePunct w:val="0"/>
+        <w:autoSpaceDE/>
+        <w:autoSpaceDN/>
+        <w:bidi w:val="0"/>
+        <w:adjustRightInd/>
+        <w:snapToGrid/>
+        <w:spacing w:line="360" w:lineRule="auto"/>
+        <w:jc w:val="both"/>
+        <w:textAlignment w:val="auto"/>
+        <w:rPr>
+          <w:rFonts w:hint="eastAsia" w:ascii="Times New Roman" w:hAnsi="Times New Roman" w:eastAsia="宋体" w:cs="Times New Roman"/>
+          <w:b w:val="0"/>
+          <w:bCs w:val="0"/>
           <w:kern w:val="2"/>
           <w:sz w:val="24"/>
           <w:szCs w:val="24"/>
@@ -1698,8 +1730,9 @@
       <w:bookmarkStart w:id="0" w:name="摘要"/>
       <w:r>
         <w:rPr>
-          <w:rFonts w:hint="eastAsia" w:ascii="宋体" w:hAnsi="宋体" w:eastAsia="宋体" w:cs="宋体"/>
+          <w:rFonts w:hint="eastAsia" w:ascii="Times New Roman" w:hAnsi="Times New Roman" w:eastAsia="宋体" w:cs="Times New Roman"/>
           <w:b/>
+          <w:bCs/>
           <w:kern w:val="2"/>
           <w:sz w:val="24"/>
           <w:szCs w:val="24"/>
@@ -1710,6 +1743,8 @@
       <w:r>
         <w:rPr>
           <w:rFonts w:hint="eastAsia" w:ascii="Times New Roman" w:hAnsi="Times New Roman" w:eastAsia="宋体" w:cs="Times New Roman"/>
+          <w:b w:val="0"/>
+          <w:bCs w:val="0"/>
           <w:kern w:val="2"/>
           <w:sz w:val="24"/>
           <w:szCs w:val="24"/>
@@ -1721,8 +1756,26 @@
     <w:p>
       <w:pPr>
         <w:pStyle w:val="3"/>
-        <w:rPr>
-          <w:rFonts w:hint="eastAsia"/>
+        <w:pageBreakBefore w:val="0"/>
+        <w:widowControl w:val="0"/>
+        <w:kinsoku/>
+        <w:wordWrap/>
+        <w:overflowPunct/>
+        <w:topLinePunct w:val="0"/>
+        <w:autoSpaceDE/>
+        <w:autoSpaceDN/>
+        <w:bidi w:val="0"/>
+        <w:adjustRightInd/>
+        <w:snapToGrid/>
+        <w:spacing w:line="360" w:lineRule="auto"/>
+        <w:jc w:val="both"/>
+        <w:textAlignment w:val="auto"/>
+        <w:rPr>
+          <w:rFonts w:hint="eastAsia" w:ascii="Times New Roman" w:hAnsi="Times New Roman" w:cs="Times New Roman"/>
+          <w:b w:val="0"/>
+          <w:bCs w:val="0"/>
+          <w:sz w:val="24"/>
+          <w:szCs w:val="24"/>
           <w:lang w:val="en-US" w:eastAsia="zh-CN"/>
         </w:rPr>
       </w:pPr>
@@ -1730,11 +1783,33 @@
     <w:p>
       <w:pPr>
         <w:pStyle w:val="3"/>
+        <w:pageBreakBefore w:val="0"/>
+        <w:widowControl w:val="0"/>
+        <w:kinsoku/>
+        <w:wordWrap/>
+        <w:overflowPunct/>
+        <w:topLinePunct w:val="0"/>
+        <w:autoSpaceDE/>
+        <w:autoSpaceDN/>
+        <w:bidi w:val="0"/>
+        <w:adjustRightInd/>
+        <w:snapToGrid/>
+        <w:spacing w:line="360" w:lineRule="auto"/>
+        <w:jc w:val="both"/>
+        <w:textAlignment w:val="auto"/>
+        <w:rPr>
+          <w:rFonts w:ascii="Times New Roman" w:hAnsi="Times New Roman" w:cs="Times New Roman"/>
+          <w:b w:val="0"/>
+          <w:bCs w:val="0"/>
+          <w:sz w:val="24"/>
+          <w:szCs w:val="24"/>
+        </w:rPr>
       </w:pPr>
       <w:r>
         <w:rPr>
-          <w:rFonts w:hint="eastAsia" w:ascii="宋体" w:hAnsi="宋体" w:eastAsia="宋体" w:cs="宋体"/>
+          <w:rFonts w:hint="eastAsia" w:ascii="Times New Roman" w:hAnsi="Times New Roman" w:eastAsia="宋体" w:cs="Times New Roman"/>
           <w:b/>
+          <w:bCs/>
           <w:kern w:val="2"/>
           <w:sz w:val="24"/>
           <w:szCs w:val="24"/>
@@ -1744,7 +1819,9 @@
       </w:r>
       <w:r>
         <w:rPr>
-          <w:rFonts w:hint="eastAsia" w:ascii="宋体" w:hAnsi="宋体" w:eastAsia="宋体" w:cs="宋体"/>
+          <w:rFonts w:hint="eastAsia" w:ascii="Times New Roman" w:hAnsi="Times New Roman" w:eastAsia="宋体" w:cs="Times New Roman"/>
+          <w:b w:val="0"/>
+          <w:bCs w:val="0"/>
           <w:kern w:val="2"/>
           <w:sz w:val="24"/>
           <w:szCs w:val="24"/>
@@ -1756,8 +1833,26 @@
     <w:p>
       <w:pPr>
         <w:pStyle w:val="3"/>
-        <w:rPr>
-          <w:rFonts w:hint="eastAsia"/>
+        <w:pageBreakBefore w:val="0"/>
+        <w:widowControl w:val="0"/>
+        <w:kinsoku/>
+        <w:wordWrap/>
+        <w:overflowPunct/>
+        <w:topLinePunct w:val="0"/>
+        <w:autoSpaceDE/>
+        <w:autoSpaceDN/>
+        <w:bidi w:val="0"/>
+        <w:adjustRightInd/>
+        <w:snapToGrid/>
+        <w:spacing w:line="360" w:lineRule="auto"/>
+        <w:jc w:val="both"/>
+        <w:textAlignment w:val="auto"/>
+        <w:rPr>
+          <w:rFonts w:hint="eastAsia" w:ascii="Times New Roman" w:hAnsi="Times New Roman" w:cs="Times New Roman"/>
+          <w:b w:val="0"/>
+          <w:bCs w:val="0"/>
+          <w:sz w:val="24"/>
+          <w:szCs w:val="24"/>
           <w:lang w:val="en-US" w:eastAsia="zh-CN"/>
         </w:rPr>
       </w:pPr>
@@ -1765,8 +1860,24 @@
     <w:p>
       <w:pPr>
         <w:pStyle w:val="3"/>
-        <w:rPr>
-          <w:rFonts w:hint="eastAsia" w:ascii="Times New Roman" w:hAnsi="Times New Roman" w:eastAsia="宋体" w:cs="Times New Roman"/>
+        <w:pageBreakBefore w:val="0"/>
+        <w:widowControl w:val="0"/>
+        <w:kinsoku/>
+        <w:wordWrap/>
+        <w:overflowPunct/>
+        <w:topLinePunct w:val="0"/>
+        <w:autoSpaceDE/>
+        <w:autoSpaceDN/>
+        <w:bidi w:val="0"/>
+        <w:adjustRightInd/>
+        <w:snapToGrid/>
+        <w:spacing w:line="360" w:lineRule="auto"/>
+        <w:jc w:val="both"/>
+        <w:textAlignment w:val="auto"/>
+        <w:rPr>
+          <w:rFonts w:hint="eastAsia" w:ascii="Times New Roman" w:hAnsi="Times New Roman" w:eastAsia="宋体" w:cs="Times New Roman"/>
+          <w:b w:val="0"/>
+          <w:bCs w:val="0"/>
           <w:kern w:val="2"/>
           <w:sz w:val="24"/>
           <w:szCs w:val="24"/>
@@ -1777,8 +1888,24 @@
     <w:p>
       <w:pPr>
         <w:pStyle w:val="3"/>
-        <w:rPr>
-          <w:rFonts w:hint="eastAsia" w:ascii="Times New Roman" w:hAnsi="Times New Roman" w:eastAsia="宋体" w:cs="Times New Roman"/>
+        <w:pageBreakBefore w:val="0"/>
+        <w:widowControl w:val="0"/>
+        <w:kinsoku/>
+        <w:wordWrap/>
+        <w:overflowPunct/>
+        <w:topLinePunct w:val="0"/>
+        <w:autoSpaceDE/>
+        <w:autoSpaceDN/>
+        <w:bidi w:val="0"/>
+        <w:adjustRightInd/>
+        <w:snapToGrid/>
+        <w:spacing w:line="360" w:lineRule="auto"/>
+        <w:jc w:val="both"/>
+        <w:textAlignment w:val="auto"/>
+        <w:rPr>
+          <w:rFonts w:hint="eastAsia" w:ascii="Times New Roman" w:hAnsi="Times New Roman" w:eastAsia="宋体" w:cs="Times New Roman"/>
+          <w:b w:val="0"/>
+          <w:bCs w:val="0"/>
           <w:kern w:val="2"/>
           <w:sz w:val="24"/>
           <w:szCs w:val="24"/>
@@ -1789,8 +1916,24 @@
     <w:p>
       <w:pPr>
         <w:pStyle w:val="3"/>
-        <w:rPr>
-          <w:rFonts w:hint="eastAsia" w:ascii="Times New Roman" w:hAnsi="Times New Roman" w:eastAsia="宋体" w:cs="Times New Roman"/>
+        <w:pageBreakBefore w:val="0"/>
+        <w:widowControl w:val="0"/>
+        <w:kinsoku/>
+        <w:wordWrap/>
+        <w:overflowPunct/>
+        <w:topLinePunct w:val="0"/>
+        <w:autoSpaceDE/>
+        <w:autoSpaceDN/>
+        <w:bidi w:val="0"/>
+        <w:adjustRightInd/>
+        <w:snapToGrid/>
+        <w:spacing w:line="360" w:lineRule="auto"/>
+        <w:jc w:val="both"/>
+        <w:textAlignment w:val="auto"/>
+        <w:rPr>
+          <w:rFonts w:hint="eastAsia" w:ascii="Times New Roman" w:hAnsi="Times New Roman" w:eastAsia="宋体" w:cs="Times New Roman"/>
+          <w:b w:val="0"/>
+          <w:bCs w:val="0"/>
           <w:kern w:val="2"/>
           <w:sz w:val="24"/>
           <w:szCs w:val="24"/>
@@ -1801,8 +1944,24 @@
     <w:p>
       <w:pPr>
         <w:pStyle w:val="3"/>
-        <w:rPr>
-          <w:rFonts w:hint="eastAsia" w:ascii="Times New Roman" w:hAnsi="Times New Roman" w:eastAsia="宋体" w:cs="Times New Roman"/>
+        <w:pageBreakBefore w:val="0"/>
+        <w:widowControl w:val="0"/>
+        <w:kinsoku/>
+        <w:wordWrap/>
+        <w:overflowPunct/>
+        <w:topLinePunct w:val="0"/>
+        <w:autoSpaceDE/>
+        <w:autoSpaceDN/>
+        <w:bidi w:val="0"/>
+        <w:adjustRightInd/>
+        <w:snapToGrid/>
+        <w:spacing w:line="360" w:lineRule="auto"/>
+        <w:jc w:val="both"/>
+        <w:textAlignment w:val="auto"/>
+        <w:rPr>
+          <w:rFonts w:hint="eastAsia" w:ascii="Times New Roman" w:hAnsi="Times New Roman" w:eastAsia="宋体" w:cs="Times New Roman"/>
+          <w:b w:val="0"/>
+          <w:bCs w:val="0"/>
           <w:kern w:val="2"/>
           <w:sz w:val="24"/>
           <w:szCs w:val="24"/>
@@ -1813,8 +1972,24 @@
     <w:p>
       <w:pPr>
         <w:pStyle w:val="3"/>
-        <w:rPr>
-          <w:rFonts w:hint="eastAsia" w:ascii="Times New Roman" w:hAnsi="Times New Roman" w:eastAsia="宋体" w:cs="Times New Roman"/>
+        <w:pageBreakBefore w:val="0"/>
+        <w:widowControl w:val="0"/>
+        <w:kinsoku/>
+        <w:wordWrap/>
+        <w:overflowPunct/>
+        <w:topLinePunct w:val="0"/>
+        <w:autoSpaceDE/>
+        <w:autoSpaceDN/>
+        <w:bidi w:val="0"/>
+        <w:adjustRightInd/>
+        <w:snapToGrid/>
+        <w:spacing w:line="360" w:lineRule="auto"/>
+        <w:jc w:val="both"/>
+        <w:textAlignment w:val="auto"/>
+        <w:rPr>
+          <w:rFonts w:hint="eastAsia" w:ascii="Times New Roman" w:hAnsi="Times New Roman" w:eastAsia="宋体" w:cs="Times New Roman"/>
+          <w:b w:val="0"/>
+          <w:bCs w:val="0"/>
           <w:kern w:val="2"/>
           <w:sz w:val="24"/>
           <w:szCs w:val="24"/>
@@ -1825,8 +2000,24 @@
     <w:p>
       <w:pPr>
         <w:pStyle w:val="3"/>
-        <w:rPr>
-          <w:rFonts w:hint="eastAsia" w:ascii="Times New Roman" w:hAnsi="Times New Roman" w:eastAsia="宋体" w:cs="Times New Roman"/>
+        <w:pageBreakBefore w:val="0"/>
+        <w:widowControl w:val="0"/>
+        <w:kinsoku/>
+        <w:wordWrap/>
+        <w:overflowPunct/>
+        <w:topLinePunct w:val="0"/>
+        <w:autoSpaceDE/>
+        <w:autoSpaceDN/>
+        <w:bidi w:val="0"/>
+        <w:adjustRightInd/>
+        <w:snapToGrid/>
+        <w:spacing w:line="360" w:lineRule="auto"/>
+        <w:jc w:val="both"/>
+        <w:textAlignment w:val="auto"/>
+        <w:rPr>
+          <w:rFonts w:hint="eastAsia" w:ascii="Times New Roman" w:hAnsi="Times New Roman" w:eastAsia="宋体" w:cs="Times New Roman"/>
+          <w:b w:val="0"/>
+          <w:bCs w:val="0"/>
           <w:kern w:val="2"/>
           <w:sz w:val="24"/>
           <w:szCs w:val="24"/>
@@ -1837,104 +2028,24 @@
     <w:p>
       <w:pPr>
         <w:pStyle w:val="3"/>
-        <w:rPr>
-          <w:rFonts w:hint="eastAsia" w:ascii="Times New Roman" w:hAnsi="Times New Roman" w:eastAsia="宋体" w:cs="Times New Roman"/>
-          <w:kern w:val="2"/>
-          <w:sz w:val="24"/>
-          <w:szCs w:val="24"/>
-          <w:lang w:val="en-US" w:eastAsia="zh-CN" w:bidi="ar-SA"/>
-        </w:rPr>
-      </w:pPr>
-    </w:p>
-    <w:p>
-      <w:pPr>
-        <w:pStyle w:val="3"/>
-        <w:rPr>
-          <w:rFonts w:hint="eastAsia" w:ascii="Times New Roman" w:hAnsi="Times New Roman" w:eastAsia="宋体" w:cs="Times New Roman"/>
-          <w:kern w:val="2"/>
-          <w:sz w:val="24"/>
-          <w:szCs w:val="24"/>
-          <w:lang w:val="en-US" w:eastAsia="zh-CN" w:bidi="ar-SA"/>
-        </w:rPr>
-      </w:pPr>
-    </w:p>
-    <w:p>
-      <w:pPr>
-        <w:pStyle w:val="3"/>
-        <w:rPr>
-          <w:rFonts w:hint="eastAsia" w:ascii="Times New Roman" w:hAnsi="Times New Roman" w:eastAsia="宋体" w:cs="Times New Roman"/>
-          <w:kern w:val="2"/>
-          <w:sz w:val="24"/>
-          <w:szCs w:val="24"/>
-          <w:lang w:val="en-US" w:eastAsia="zh-CN" w:bidi="ar-SA"/>
-        </w:rPr>
-      </w:pPr>
-    </w:p>
-    <w:p>
-      <w:pPr>
-        <w:pStyle w:val="3"/>
-        <w:rPr>
-          <w:rFonts w:hint="eastAsia" w:ascii="Times New Roman" w:hAnsi="Times New Roman" w:eastAsia="宋体" w:cs="Times New Roman"/>
-          <w:kern w:val="2"/>
-          <w:sz w:val="24"/>
-          <w:szCs w:val="24"/>
-          <w:lang w:val="en-US" w:eastAsia="zh-CN" w:bidi="ar-SA"/>
-        </w:rPr>
-      </w:pPr>
-    </w:p>
-    <w:p>
-      <w:pPr>
-        <w:pStyle w:val="3"/>
-        <w:rPr>
-          <w:rFonts w:hint="eastAsia" w:ascii="Times New Roman" w:hAnsi="Times New Roman" w:eastAsia="宋体" w:cs="Times New Roman"/>
-          <w:kern w:val="2"/>
-          <w:sz w:val="24"/>
-          <w:szCs w:val="24"/>
-          <w:lang w:val="en-US" w:eastAsia="zh-CN" w:bidi="ar-SA"/>
-        </w:rPr>
-      </w:pPr>
-    </w:p>
-    <w:p>
-      <w:pPr>
-        <w:pStyle w:val="3"/>
-        <w:rPr>
-          <w:rFonts w:hint="eastAsia" w:ascii="Times New Roman" w:hAnsi="Times New Roman" w:eastAsia="宋体" w:cs="Times New Roman"/>
-          <w:kern w:val="2"/>
-          <w:sz w:val="24"/>
-          <w:szCs w:val="24"/>
-          <w:lang w:val="en-US" w:eastAsia="zh-CN" w:bidi="ar-SA"/>
-        </w:rPr>
-      </w:pPr>
-    </w:p>
-    <w:p>
-      <w:pPr>
-        <w:pStyle w:val="3"/>
-        <w:rPr>
-          <w:rFonts w:hint="eastAsia" w:ascii="Times New Roman" w:hAnsi="Times New Roman" w:eastAsia="宋体" w:cs="Times New Roman"/>
-          <w:kern w:val="2"/>
-          <w:sz w:val="24"/>
-          <w:szCs w:val="24"/>
-          <w:lang w:val="en-US" w:eastAsia="zh-CN" w:bidi="ar-SA"/>
-        </w:rPr>
-      </w:pPr>
-    </w:p>
-    <w:p>
-      <w:pPr>
-        <w:pStyle w:val="3"/>
-        <w:rPr>
-          <w:rFonts w:hint="eastAsia" w:ascii="Times New Roman" w:hAnsi="Times New Roman" w:eastAsia="宋体" w:cs="Times New Roman"/>
-          <w:kern w:val="2"/>
-          <w:sz w:val="24"/>
-          <w:szCs w:val="24"/>
-          <w:lang w:val="en-US" w:eastAsia="zh-CN" w:bidi="ar-SA"/>
-        </w:rPr>
-      </w:pPr>
-    </w:p>
-    <w:p>
-      <w:pPr>
-        <w:pStyle w:val="3"/>
-        <w:rPr>
-          <w:rFonts w:hint="eastAsia" w:ascii="Times New Roman" w:hAnsi="Times New Roman" w:eastAsia="宋体" w:cs="Times New Roman"/>
+        <w:pageBreakBefore w:val="0"/>
+        <w:widowControl w:val="0"/>
+        <w:kinsoku/>
+        <w:wordWrap/>
+        <w:overflowPunct/>
+        <w:topLinePunct w:val="0"/>
+        <w:autoSpaceDE/>
+        <w:autoSpaceDN/>
+        <w:bidi w:val="0"/>
+        <w:adjustRightInd/>
+        <w:snapToGrid/>
+        <w:spacing w:line="360" w:lineRule="auto"/>
+        <w:jc w:val="both"/>
+        <w:textAlignment w:val="auto"/>
+        <w:rPr>
+          <w:rFonts w:hint="eastAsia" w:ascii="Times New Roman" w:hAnsi="Times New Roman" w:eastAsia="宋体" w:cs="Times New Roman"/>
+          <w:b w:val="0"/>
+          <w:bCs w:val="0"/>
           <w:kern w:val="2"/>
           <w:sz w:val="24"/>
           <w:szCs w:val="24"/>
@@ -1946,6 +2057,22 @@
     <w:p>
       <w:pPr>
         <w:pStyle w:val="3"/>
+        <w:keepNext w:val="0"/>
+        <w:keepLines w:val="0"/>
+        <w:pageBreakBefore w:val="0"/>
+        <w:widowControl w:val="0"/>
+        <w:kinsoku/>
+        <w:wordWrap/>
+        <w:overflowPunct/>
+        <w:topLinePunct w:val="0"/>
+        <w:autoSpaceDE/>
+        <w:autoSpaceDN/>
+        <w:bidi w:val="0"/>
+        <w:adjustRightInd/>
+        <w:snapToGrid/>
+        <w:spacing w:before="0" w:after="0" w:line="360" w:lineRule="auto"/>
+        <w:jc w:val="center"/>
+        <w:textAlignment w:val="auto"/>
         <w:rPr>
           <w:rFonts w:ascii="Times New Roman" w:hAnsi="Times New Roman" w:eastAsia="宋体" w:cs="Times New Roman"/>
           <w:b/>
@@ -1972,8 +2099,24 @@
     <w:p>
       <w:pPr>
         <w:pStyle w:val="50"/>
+        <w:pageBreakBefore w:val="0"/>
+        <w:widowControl w:val="0"/>
+        <w:kinsoku/>
+        <w:wordWrap/>
+        <w:overflowPunct/>
+        <w:topLinePunct w:val="0"/>
+        <w:autoSpaceDE/>
+        <w:autoSpaceDN/>
+        <w:bidi w:val="0"/>
+        <w:adjustRightInd/>
+        <w:snapToGrid/>
+        <w:spacing w:line="360" w:lineRule="auto"/>
+        <w:jc w:val="both"/>
+        <w:textAlignment w:val="auto"/>
         <w:rPr>
           <w:rFonts w:ascii="Times New Roman" w:hAnsi="Times New Roman" w:eastAsia="宋体" w:cs="Times New Roman"/>
+          <w:b w:val="0"/>
+          <w:bCs w:val="0"/>
           <w:kern w:val="2"/>
           <w:sz w:val="24"/>
           <w:szCs w:val="24"/>
@@ -1996,6 +2139,8 @@
       <w:r>
         <w:rPr>
           <w:rFonts w:ascii="Times New Roman" w:hAnsi="Times New Roman" w:eastAsia="宋体" w:cs="Times New Roman"/>
+          <w:b w:val="0"/>
+          <w:bCs w:val="0"/>
           <w:kern w:val="2"/>
           <w:sz w:val="24"/>
           <w:szCs w:val="24"/>
@@ -2007,9 +2152,26 @@
     </w:p>
     <w:p>
       <w:pPr>
+        <w:pageBreakBefore w:val="0"/>
+        <w:widowControl w:val="0"/>
+        <w:kinsoku/>
+        <w:wordWrap/>
+        <w:overflowPunct/>
+        <w:topLinePunct w:val="0"/>
+        <w:autoSpaceDE/>
+        <w:autoSpaceDN/>
+        <w:bidi w:val="0"/>
+        <w:adjustRightInd/>
+        <w:snapToGrid/>
         <w:spacing w:line="360" w:lineRule="auto"/>
-        <w:rPr>
+        <w:jc w:val="both"/>
+        <w:textAlignment w:val="auto"/>
+        <w:rPr>
+          <w:rFonts w:ascii="Times New Roman" w:hAnsi="Times New Roman" w:cs="Times New Roman"/>
+          <w:b w:val="0"/>
+          <w:bCs w:val="0"/>
           <w:sz w:val="24"/>
+          <w:szCs w:val="24"/>
           <w:shd w:val="clear" w:color="auto" w:fill="FDFDFE"/>
         </w:rPr>
       </w:pPr>
@@ -2017,52 +2179,70 @@
     <w:p>
       <w:pPr>
         <w:pStyle w:val="3"/>
+        <w:pageBreakBefore w:val="0"/>
+        <w:widowControl w:val="0"/>
+        <w:kinsoku/>
+        <w:wordWrap/>
+        <w:overflowPunct/>
+        <w:topLinePunct w:val="0"/>
+        <w:autoSpaceDE/>
+        <w:autoSpaceDN/>
+        <w:bidi w:val="0"/>
+        <w:adjustRightInd/>
+        <w:snapToGrid/>
+        <w:spacing w:line="360" w:lineRule="auto"/>
+        <w:jc w:val="both"/>
+        <w:textAlignment w:val="auto"/>
         <w:rPr>
           <w:rFonts w:ascii="Times New Roman" w:hAnsi="Times New Roman" w:eastAsia="宋体" w:cs="Times New Roman"/>
+          <w:b w:val="0"/>
+          <w:bCs w:val="0"/>
+          <w:kern w:val="2"/>
+          <w:sz w:val="24"/>
+          <w:szCs w:val="24"/>
+          <w:lang w:val="en-US" w:eastAsia="zh-CN" w:bidi="ar-SA"/>
+        </w:rPr>
+      </w:pPr>
+      <w:r>
+        <w:rPr>
+          <w:rFonts w:ascii="Times New Roman" w:hAnsi="Times New Roman" w:eastAsia="宋体" w:cs="Times New Roman"/>
+          <w:b/>
           <w:bCs/>
           <w:kern w:val="2"/>
           <w:sz w:val="24"/>
           <w:szCs w:val="24"/>
           <w:lang w:val="en-US" w:eastAsia="zh-CN" w:bidi="ar-SA"/>
         </w:rPr>
-      </w:pPr>
-      <w:r>
-        <w:rPr>
-          <w:rFonts w:ascii="Times New Roman" w:hAnsi="Times New Roman" w:eastAsia="宋体" w:cs="Times New Roman"/>
-          <w:b/>
+        <w:t>Keywords:</w:t>
+      </w:r>
+      <w:r>
+        <w:rPr>
+          <w:rFonts w:ascii="Times New Roman" w:hAnsi="Times New Roman" w:cs="Times New Roman"/>
+          <w:b w:val="0"/>
+          <w:bCs w:val="0"/>
+          <w:sz w:val="24"/>
+          <w:szCs w:val="24"/>
+        </w:rPr>
+        <w:t xml:space="preserve"> </w:t>
+      </w:r>
+      <w:r>
+        <w:rPr>
+          <w:rFonts w:hint="eastAsia" w:ascii="Times New Roman" w:hAnsi="Times New Roman" w:eastAsia="宋体" w:cs="Times New Roman"/>
+          <w:b w:val="0"/>
+          <w:bCs w:val="0"/>
           <w:kern w:val="2"/>
           <w:sz w:val="24"/>
           <w:szCs w:val="24"/>
           <w:lang w:val="en-US" w:eastAsia="zh-CN" w:bidi="ar-SA"/>
         </w:rPr>
-        <w:t>Keywords:</w:t>
-      </w:r>
-      <w:r>
-        <w:t xml:space="preserve"> </w:t>
-      </w:r>
-      <w:r>
-        <w:rPr>
-          <w:rFonts w:hint="eastAsia" w:ascii="Times New Roman" w:hAnsi="Times New Roman" w:eastAsia="宋体" w:cs="Times New Roman"/>
-          <w:bCs/>
-          <w:kern w:val="2"/>
-          <w:sz w:val="24"/>
-          <w:szCs w:val="24"/>
-          <w:lang w:val="en-US" w:eastAsia="zh-CN" w:bidi="ar-SA"/>
-        </w:rPr>
         <w:t>Edge computing; Saffron; STM32F411; Raspberry Pi 4B; Automatic irrigation</w:t>
       </w:r>
+      <w:bookmarkStart w:id="158" w:name="_GoBack"/>
+      <w:bookmarkEnd w:id="158"/>
     </w:p>
     <w:p>
       <w:pPr>
-        <w:spacing w:line="360" w:lineRule="auto"/>
-        <w:rPr>
-          <w:rStyle w:val="23"/>
-        </w:rPr>
-      </w:pPr>
-    </w:p>
-    <w:p>
-      <w:pPr>
-        <w:jc w:val="center"/>
+        <w:jc w:val="both"/>
         <w:rPr>
           <w:rFonts w:ascii="宋体" w:hAnsi="宋体"/>
           <w:b/>
@@ -2136,7 +2316,7 @@
             <w:fldChar w:fldCharType="begin"/>
           </w:r>
           <w:r>
-            <w:instrText xml:space="preserve"> HYPERLINK \l _Toc25943 </w:instrText>
+            <w:instrText xml:space="preserve"> HYPERLINK \l _Toc12281 </w:instrText>
           </w:r>
           <w:r>
             <w:fldChar w:fldCharType="separate"/>
@@ -2145,7 +2325,20 @@
             <w:rPr>
               <w:rFonts w:hint="eastAsia"/>
             </w:rPr>
-            <w:t>1 绪论</w:t>
+            <w:t>1</w:t>
+          </w:r>
+          <w:r>
+            <w:rPr>
+              <w:rFonts w:hint="eastAsia"/>
+              <w:lang w:val="en-US" w:eastAsia="zh-CN"/>
+            </w:rPr>
+            <w:t xml:space="preserve"> </w:t>
+          </w:r>
+          <w:r>
+            <w:rPr>
+              <w:rFonts w:hint="eastAsia"/>
+            </w:rPr>
+            <w:t>绪论</w:t>
           </w:r>
           <w:r>
             <w:tab/>
@@ -2154,7 +2347,7 @@
             <w:fldChar w:fldCharType="begin"/>
           </w:r>
           <w:r>
-            <w:instrText xml:space="preserve"> PAGEREF _Toc25943 \h </w:instrText>
+            <w:instrText xml:space="preserve"> PAGEREF _Toc12281 \h </w:instrText>
           </w:r>
           <w:r>
             <w:fldChar w:fldCharType="separate"/>
@@ -2181,7 +2374,7 @@
             <w:fldChar w:fldCharType="begin"/>
           </w:r>
           <w:r>
-            <w:instrText xml:space="preserve"> HYPERLINK \l _Toc20086 </w:instrText>
+            <w:instrText xml:space="preserve"> HYPERLINK \l _Toc9527 </w:instrText>
           </w:r>
           <w:r>
             <w:fldChar w:fldCharType="separate"/>
@@ -2191,7 +2384,7 @@
               <w:rFonts w:hint="eastAsia"/>
               <w:lang w:val="en-US" w:eastAsia="zh-CN"/>
             </w:rPr>
-            <w:t>1.1研究背景</w:t>
+            <w:t>1.1 研究背景</w:t>
           </w:r>
           <w:r>
             <w:tab/>
@@ -2200,7 +2393,7 @@
             <w:fldChar w:fldCharType="begin"/>
           </w:r>
           <w:r>
-            <w:instrText xml:space="preserve"> PAGEREF _Toc20086 \h </w:instrText>
+            <w:instrText xml:space="preserve"> PAGEREF _Toc9527 \h </w:instrText>
           </w:r>
           <w:r>
             <w:fldChar w:fldCharType="separate"/>
@@ -2227,7 +2420,7 @@
             <w:fldChar w:fldCharType="begin"/>
           </w:r>
           <w:r>
-            <w:instrText xml:space="preserve"> HYPERLINK \l _Toc805 </w:instrText>
+            <w:instrText xml:space="preserve"> HYPERLINK \l _Toc12745 </w:instrText>
           </w:r>
           <w:r>
             <w:fldChar w:fldCharType="separate"/>
@@ -2237,7 +2430,7 @@
               <w:rFonts w:hint="eastAsia"/>
               <w:lang w:val="en-US" w:eastAsia="zh-CN"/>
             </w:rPr>
-            <w:t>1.2研究目的及意义</w:t>
+            <w:t>1.2 研究目的及意义</w:t>
           </w:r>
           <w:r>
             <w:tab/>
@@ -2246,154 +2439,13 @@
             <w:fldChar w:fldCharType="begin"/>
           </w:r>
           <w:r>
-            <w:instrText xml:space="preserve"> PAGEREF _Toc805 \h </w:instrText>
+            <w:instrText xml:space="preserve"> PAGEREF _Toc12745 \h </w:instrText>
           </w:r>
           <w:r>
             <w:fldChar w:fldCharType="separate"/>
           </w:r>
           <w:r>
             <w:t>1</w:t>
-          </w:r>
-          <w:r>
-            <w:fldChar w:fldCharType="end"/>
-          </w:r>
-          <w:r>
-            <w:fldChar w:fldCharType="end"/>
-          </w:r>
-        </w:p>
-        <w:p>
-          <w:pPr>
-            <w:pStyle w:val="13"/>
-            <w:tabs>
-              <w:tab w:val="right" w:leader="dot" w:pos="8306"/>
-            </w:tabs>
-          </w:pPr>
-          <w:r>
-            <w:fldChar w:fldCharType="begin"/>
-          </w:r>
-          <w:r>
-            <w:instrText xml:space="preserve"> HYPERLINK \l _Toc4963 </w:instrText>
-          </w:r>
-          <w:r>
-            <w:fldChar w:fldCharType="separate"/>
-          </w:r>
-          <w:r>
-            <w:rPr>
-              <w:rFonts w:hint="eastAsia"/>
-              <w:lang w:val="en-US" w:eastAsia="zh-CN"/>
-            </w:rPr>
-            <w:t>1.3国内外研究现状</w:t>
-          </w:r>
-          <w:r>
-            <w:tab/>
-          </w:r>
-          <w:r>
-            <w:fldChar w:fldCharType="begin"/>
-          </w:r>
-          <w:r>
-            <w:instrText xml:space="preserve"> PAGEREF _Toc4963 \h </w:instrText>
-          </w:r>
-          <w:r>
-            <w:fldChar w:fldCharType="separate"/>
-          </w:r>
-          <w:r>
-            <w:t>2</w:t>
-          </w:r>
-          <w:r>
-            <w:fldChar w:fldCharType="end"/>
-          </w:r>
-          <w:r>
-            <w:fldChar w:fldCharType="end"/>
-          </w:r>
-        </w:p>
-        <w:p>
-          <w:pPr>
-            <w:pStyle w:val="8"/>
-            <w:tabs>
-              <w:tab w:val="right" w:leader="dot" w:pos="8306"/>
-            </w:tabs>
-          </w:pPr>
-          <w:r>
-            <w:fldChar w:fldCharType="begin"/>
-          </w:r>
-          <w:r>
-            <w:instrText xml:space="preserve"> HYPERLINK \l _Toc7291 </w:instrText>
-          </w:r>
-          <w:r>
-            <w:fldChar w:fldCharType="separate"/>
-          </w:r>
-          <w:r>
-            <w:rPr>
-              <w:rFonts w:hint="eastAsia"/>
-              <w:lang w:val="en-US" w:eastAsia="zh-CN"/>
-            </w:rPr>
-            <w:t>1.3.1</w:t>
-          </w:r>
-          <w:r>
-            <w:rPr>
-              <w:rFonts w:hint="eastAsia"/>
-            </w:rPr>
-            <w:t>国内研究现状</w:t>
-          </w:r>
-          <w:r>
-            <w:tab/>
-          </w:r>
-          <w:r>
-            <w:fldChar w:fldCharType="begin"/>
-          </w:r>
-          <w:r>
-            <w:instrText xml:space="preserve"> PAGEREF _Toc7291 \h </w:instrText>
-          </w:r>
-          <w:r>
-            <w:fldChar w:fldCharType="separate"/>
-          </w:r>
-          <w:r>
-            <w:t>2</w:t>
-          </w:r>
-          <w:r>
-            <w:fldChar w:fldCharType="end"/>
-          </w:r>
-          <w:r>
-            <w:fldChar w:fldCharType="end"/>
-          </w:r>
-        </w:p>
-        <w:p>
-          <w:pPr>
-            <w:pStyle w:val="8"/>
-            <w:tabs>
-              <w:tab w:val="right" w:leader="dot" w:pos="8306"/>
-            </w:tabs>
-          </w:pPr>
-          <w:r>
-            <w:fldChar w:fldCharType="begin"/>
-          </w:r>
-          <w:r>
-            <w:instrText xml:space="preserve"> HYPERLINK \l _Toc17832 </w:instrText>
-          </w:r>
-          <w:r>
-            <w:fldChar w:fldCharType="separate"/>
-          </w:r>
-          <w:r>
-            <w:rPr>
-              <w:rFonts w:hint="eastAsia"/>
-              <w:lang w:val="en-US" w:eastAsia="zh-CN"/>
-            </w:rPr>
-            <w:t>1.3.2国外研究现状</w:t>
-          </w:r>
-          <w:r>
-            <w:tab/>
-          </w:r>
-          <w:r>
-            <w:fldChar w:fldCharType="begin"/>
-          </w:r>
-          <w:r>
-            <w:instrText xml:space="preserve"> PAGEREF _Toc17832 \h </w:instrText>
-          </w:r>
-          <w:r>
-            <w:fldChar w:fldCharType="separate"/>
-          </w:r>
-          <w:r>
-            <w:t>3</w:t>
           </w:r>
           <w:r>
             <w:fldChar w:fldCharType="end"/>
@@ -2414,7 +2466,7 @@
             <w:fldChar w:fldCharType="begin"/>
           </w:r>
           <w:r>
-            <w:instrText xml:space="preserve"> HYPERLINK \l _Toc26356 </w:instrText>
+            <w:instrText xml:space="preserve"> HYPERLINK \l _Toc27169 </w:instrText>
           </w:r>
           <w:r>
             <w:fldChar w:fldCharType="separate"/>
@@ -2424,7 +2476,7 @@
               <w:rFonts w:hint="eastAsia"/>
               <w:lang w:val="en-US" w:eastAsia="zh-CN"/>
             </w:rPr>
-            <w:t>1.4研究主要内容</w:t>
+            <w:t>1.3 国内外研究现状</w:t>
           </w:r>
           <w:r>
             <w:tab/>
@@ -2433,13 +2485,13 @@
             <w:fldChar w:fldCharType="begin"/>
           </w:r>
           <w:r>
-            <w:instrText xml:space="preserve"> PAGEREF _Toc26356 \h </w:instrText>
+            <w:instrText xml:space="preserve"> PAGEREF _Toc27169 \h </w:instrText>
           </w:r>
           <w:r>
             <w:fldChar w:fldCharType="separate"/>
           </w:r>
           <w:r>
-            <w:t>3</w:t>
+            <w:t>2</w:t>
           </w:r>
           <w:r>
             <w:fldChar w:fldCharType="end"/>
@@ -2450,7 +2502,7 @@
         </w:p>
         <w:p>
           <w:pPr>
-            <w:pStyle w:val="13"/>
+            <w:pStyle w:val="8"/>
             <w:tabs>
               <w:tab w:val="right" w:leader="dot" w:pos="8306"/>
             </w:tabs>
@@ -2459,16 +2511,23 @@
             <w:fldChar w:fldCharType="begin"/>
           </w:r>
           <w:r>
-            <w:instrText xml:space="preserve"> HYPERLINK \l _Toc11786 </w:instrText>
+            <w:instrText xml:space="preserve"> HYPERLINK \l _Toc32291 </w:instrText>
           </w:r>
           <w:r>
             <w:fldChar w:fldCharType="separate"/>
+          </w:r>
+          <w:r>
+            <w:rPr>
+              <w:rFonts w:hint="eastAsia"/>
+              <w:lang w:val="en-US" w:eastAsia="zh-CN"/>
+            </w:rPr>
+            <w:t xml:space="preserve">1.3.1 </w:t>
           </w:r>
           <w:r>
             <w:rPr>
               <w:rFonts w:hint="eastAsia"/>
             </w:rPr>
-            <w:t>2 相关理论与技术基础</w:t>
+            <w:t>国内研究现状</w:t>
           </w:r>
           <w:r>
             <w:tab/>
@@ -2477,13 +2536,58 @@
             <w:fldChar w:fldCharType="begin"/>
           </w:r>
           <w:r>
-            <w:instrText xml:space="preserve"> PAGEREF _Toc11786 \h </w:instrText>
+            <w:instrText xml:space="preserve"> PAGEREF _Toc32291 \h </w:instrText>
           </w:r>
           <w:r>
             <w:fldChar w:fldCharType="separate"/>
           </w:r>
           <w:r>
-            <w:t>4</w:t>
+            <w:t>2</w:t>
+          </w:r>
+          <w:r>
+            <w:fldChar w:fldCharType="end"/>
+          </w:r>
+          <w:r>
+            <w:fldChar w:fldCharType="end"/>
+          </w:r>
+        </w:p>
+        <w:p>
+          <w:pPr>
+            <w:pStyle w:val="8"/>
+            <w:tabs>
+              <w:tab w:val="right" w:leader="dot" w:pos="8306"/>
+            </w:tabs>
+          </w:pPr>
+          <w:r>
+            <w:fldChar w:fldCharType="begin"/>
+          </w:r>
+          <w:r>
+            <w:instrText xml:space="preserve"> HYPERLINK \l _Toc17770 </w:instrText>
+          </w:r>
+          <w:r>
+            <w:fldChar w:fldCharType="separate"/>
+          </w:r>
+          <w:r>
+            <w:rPr>
+              <w:rFonts w:hint="eastAsia"/>
+              <w:lang w:val="en-US" w:eastAsia="zh-CN"/>
+            </w:rPr>
+            <w:t>1.3.2 国外研究现状</w:t>
+          </w:r>
+          <w:r>
+            <w:tab/>
+          </w:r>
+          <w:r>
+            <w:fldChar w:fldCharType="begin"/>
+          </w:r>
+          <w:r>
+            <w:instrText xml:space="preserve"> PAGEREF _Toc17770 \h </w:instrText>
+          </w:r>
+          <w:r>
+            <w:fldChar w:fldCharType="separate"/>
+          </w:r>
+          <w:r>
+            <w:t>3</w:t>
           </w:r>
           <w:r>
             <w:fldChar w:fldCharType="end"/>
@@ -2504,7 +2608,7 @@
             <w:fldChar w:fldCharType="begin"/>
           </w:r>
           <w:r>
-            <w:instrText xml:space="preserve"> HYPERLINK \l _Toc4998 </w:instrText>
+            <w:instrText xml:space="preserve"> HYPERLINK \l _Toc30303 </w:instrText>
           </w:r>
           <w:r>
             <w:fldChar w:fldCharType="separate"/>
@@ -2514,7 +2618,7 @@
               <w:rFonts w:hint="eastAsia"/>
               <w:lang w:val="en-US" w:eastAsia="zh-CN"/>
             </w:rPr>
-            <w:t>2.1 物联网与边缘计算相关理论</w:t>
+            <w:t>1.4 研究主要内容</w:t>
           </w:r>
           <w:r>
             <w:tab/>
@@ -2523,7 +2627,51 @@
             <w:fldChar w:fldCharType="begin"/>
           </w:r>
           <w:r>
-            <w:instrText xml:space="preserve"> PAGEREF _Toc4998 \h </w:instrText>
+            <w:instrText xml:space="preserve"> PAGEREF _Toc30303 \h </w:instrText>
+          </w:r>
+          <w:r>
+            <w:fldChar w:fldCharType="separate"/>
+          </w:r>
+          <w:r>
+            <w:t>3</w:t>
+          </w:r>
+          <w:r>
+            <w:fldChar w:fldCharType="end"/>
+          </w:r>
+          <w:r>
+            <w:fldChar w:fldCharType="end"/>
+          </w:r>
+        </w:p>
+        <w:p>
+          <w:pPr>
+            <w:pStyle w:val="13"/>
+            <w:tabs>
+              <w:tab w:val="right" w:leader="dot" w:pos="8306"/>
+            </w:tabs>
+          </w:pPr>
+          <w:r>
+            <w:fldChar w:fldCharType="begin"/>
+          </w:r>
+          <w:r>
+            <w:instrText xml:space="preserve"> HYPERLINK \l _Toc23825 </w:instrText>
+          </w:r>
+          <w:r>
+            <w:fldChar w:fldCharType="separate"/>
+          </w:r>
+          <w:r>
+            <w:rPr>
+              <w:rFonts w:hint="eastAsia"/>
+            </w:rPr>
+            <w:t>2 相关理论与技术基础</w:t>
+          </w:r>
+          <w:r>
+            <w:tab/>
+          </w:r>
+          <w:r>
+            <w:fldChar w:fldCharType="begin"/>
+          </w:r>
+          <w:r>
+            <w:instrText xml:space="preserve"> PAGEREF _Toc23825 \h </w:instrText>
           </w:r>
           <w:r>
             <w:fldChar w:fldCharType="separate"/>
@@ -2550,7 +2698,7 @@
             <w:fldChar w:fldCharType="begin"/>
           </w:r>
           <w:r>
-            <w:instrText xml:space="preserve"> HYPERLINK \l _Toc16327 </w:instrText>
+            <w:instrText xml:space="preserve"> HYPERLINK \l _Toc21116 </w:instrText>
           </w:r>
           <w:r>
             <w:fldChar w:fldCharType="separate"/>
@@ -2560,7 +2708,7 @@
               <w:rFonts w:hint="eastAsia"/>
               <w:lang w:val="en-US" w:eastAsia="zh-CN"/>
             </w:rPr>
-            <w:t>2.2 数据通信与边缘服务相关技术</w:t>
+            <w:t>2.1 物联网与边缘计算相关理论</w:t>
           </w:r>
           <w:r>
             <w:tab/>
@@ -2569,103 +2717,13 @@
             <w:fldChar w:fldCharType="begin"/>
           </w:r>
           <w:r>
-            <w:instrText xml:space="preserve"> PAGEREF _Toc16327 \h </w:instrText>
+            <w:instrText xml:space="preserve"> PAGEREF _Toc21116 \h </w:instrText>
           </w:r>
           <w:r>
             <w:fldChar w:fldCharType="separate"/>
           </w:r>
           <w:r>
-            <w:t>5</w:t>
-          </w:r>
-          <w:r>
-            <w:fldChar w:fldCharType="end"/>
-          </w:r>
-          <w:r>
-            <w:fldChar w:fldCharType="end"/>
-          </w:r>
-        </w:p>
-        <w:p>
-          <w:pPr>
-            <w:pStyle w:val="8"/>
-            <w:tabs>
-              <w:tab w:val="right" w:leader="dot" w:pos="8306"/>
-            </w:tabs>
-          </w:pPr>
-          <w:r>
-            <w:fldChar w:fldCharType="begin"/>
-          </w:r>
-          <w:r>
-            <w:instrText xml:space="preserve"> HYPERLINK \l _Toc15893 </w:instrText>
-          </w:r>
-          <w:r>
-            <w:fldChar w:fldCharType="separate"/>
-          </w:r>
-          <w:r>
-            <w:rPr>
-              <w:rFonts w:hint="eastAsia"/>
-              <w:lang w:val="en-US" w:eastAsia="zh-CN"/>
-            </w:rPr>
-            <w:t>2.2.1 Flask 与 SQLite 边缘服务技术</w:t>
-          </w:r>
-          <w:r>
-            <w:tab/>
-          </w:r>
-          <w:r>
-            <w:fldChar w:fldCharType="begin"/>
-          </w:r>
-          <w:r>
-            <w:instrText xml:space="preserve"> PAGEREF _Toc15893 \h </w:instrText>
-          </w:r>
-          <w:r>
-            <w:fldChar w:fldCharType="separate"/>
-          </w:r>
-          <w:r>
-            <w:t>5</w:t>
-          </w:r>
-          <w:r>
-            <w:fldChar w:fldCharType="end"/>
-          </w:r>
-          <w:r>
-            <w:fldChar w:fldCharType="end"/>
-          </w:r>
-        </w:p>
-        <w:p>
-          <w:pPr>
-            <w:pStyle w:val="8"/>
-            <w:tabs>
-              <w:tab w:val="right" w:leader="dot" w:pos="8306"/>
-            </w:tabs>
-          </w:pPr>
-          <w:r>
-            <w:fldChar w:fldCharType="begin"/>
-          </w:r>
-          <w:r>
-            <w:instrText xml:space="preserve"> HYPERLINK \l _Toc11877 </w:instrText>
-          </w:r>
-          <w:r>
-            <w:fldChar w:fldCharType="separate"/>
-          </w:r>
-          <w:r>
-            <w:rPr>
-              <w:rFonts w:hint="eastAsia"/>
-              <w:lang w:val="en-US" w:eastAsia="zh-CN"/>
-            </w:rPr>
-            <w:t>2.2.2 MQTT 云端同步技术</w:t>
-          </w:r>
-          <w:r>
-            <w:tab/>
-          </w:r>
-          <w:r>
-            <w:fldChar w:fldCharType="begin"/>
-          </w:r>
-          <w:r>
-            <w:instrText xml:space="preserve"> PAGEREF _Toc11877 \h </w:instrText>
-          </w:r>
-          <w:r>
-            <w:fldChar w:fldCharType="separate"/>
-          </w:r>
-          <w:r>
-            <w:t>5</w:t>
+            <w:t>4</w:t>
           </w:r>
           <w:r>
             <w:fldChar w:fldCharType="end"/>
@@ -2686,7 +2744,7 @@
             <w:fldChar w:fldCharType="begin"/>
           </w:r>
           <w:r>
-            <w:instrText xml:space="preserve"> HYPERLINK \l _Toc32379 </w:instrText>
+            <w:instrText xml:space="preserve"> HYPERLINK \l _Toc29481 </w:instrText>
           </w:r>
           <w:r>
             <w:fldChar w:fldCharType="separate"/>
@@ -2696,7 +2754,7 @@
               <w:rFonts w:hint="eastAsia"/>
               <w:lang w:val="en-US" w:eastAsia="zh-CN"/>
             </w:rPr>
-            <w:t>2.3 图像分析与轻量边缘智能相关技术</w:t>
+            <w:t>2.2 数据通信与边缘服务相关技术</w:t>
           </w:r>
           <w:r>
             <w:tab/>
@@ -2705,13 +2763,13 @@
             <w:fldChar w:fldCharType="begin"/>
           </w:r>
           <w:r>
-            <w:instrText xml:space="preserve"> PAGEREF _Toc32379 \h </w:instrText>
+            <w:instrText xml:space="preserve"> PAGEREF _Toc29481 \h </w:instrText>
           </w:r>
           <w:r>
             <w:fldChar w:fldCharType="separate"/>
           </w:r>
           <w:r>
-            <w:t>6</w:t>
+            <w:t>5</w:t>
           </w:r>
           <w:r>
             <w:fldChar w:fldCharType="end"/>
@@ -2731,7 +2789,7 @@
             <w:fldChar w:fldCharType="begin"/>
           </w:r>
           <w:r>
-            <w:instrText xml:space="preserve"> HYPERLINK \l _Toc17177 </w:instrText>
+            <w:instrText xml:space="preserve"> HYPERLINK \l _Toc22024 </w:instrText>
           </w:r>
           <w:r>
             <w:fldChar w:fldCharType="separate"/>
@@ -2741,7 +2799,7 @@
               <w:rFonts w:hint="eastAsia"/>
               <w:lang w:val="en-US" w:eastAsia="zh-CN"/>
             </w:rPr>
-            <w:t>2.3.1基于 OpenCV 的图像颜色分析技术</w:t>
+            <w:t>2.2.1 Flask 与 SQLite 边缘服务技术</w:t>
           </w:r>
           <w:r>
             <w:tab/>
@@ -2750,13 +2808,13 @@
             <w:fldChar w:fldCharType="begin"/>
           </w:r>
           <w:r>
-            <w:instrText xml:space="preserve"> PAGEREF _Toc17177 \h </w:instrText>
+            <w:instrText xml:space="preserve"> PAGEREF _Toc22024 \h </w:instrText>
           </w:r>
           <w:r>
             <w:fldChar w:fldCharType="separate"/>
           </w:r>
           <w:r>
-            <w:t>6</w:t>
+            <w:t>5</w:t>
           </w:r>
           <w:r>
             <w:fldChar w:fldCharType="end"/>
@@ -2776,7 +2834,7 @@
             <w:fldChar w:fldCharType="begin"/>
           </w:r>
           <w:r>
-            <w:instrText xml:space="preserve"> HYPERLINK \l _Toc20175 </w:instrText>
+            <w:instrText xml:space="preserve"> HYPERLINK \l _Toc18345 </w:instrText>
           </w:r>
           <w:r>
             <w:fldChar w:fldCharType="separate"/>
@@ -2786,7 +2844,7 @@
               <w:rFonts w:hint="eastAsia"/>
               <w:lang w:val="en-US" w:eastAsia="zh-CN"/>
             </w:rPr>
-            <w:t>2.3.2基于本地轻量模型的辅助问答技术</w:t>
+            <w:t>2.2.2 MQTT 云端同步技术</w:t>
           </w:r>
           <w:r>
             <w:tab/>
@@ -2795,57 +2853,13 @@
             <w:fldChar w:fldCharType="begin"/>
           </w:r>
           <w:r>
-            <w:instrText xml:space="preserve"> PAGEREF _Toc20175 \h </w:instrText>
+            <w:instrText xml:space="preserve"> PAGEREF _Toc18345 \h </w:instrText>
           </w:r>
           <w:r>
             <w:fldChar w:fldCharType="separate"/>
           </w:r>
           <w:r>
-            <w:t>6</w:t>
-          </w:r>
-          <w:r>
-            <w:fldChar w:fldCharType="end"/>
-          </w:r>
-          <w:r>
-            <w:fldChar w:fldCharType="end"/>
-          </w:r>
-        </w:p>
-        <w:p>
-          <w:pPr>
-            <w:pStyle w:val="13"/>
-            <w:tabs>
-              <w:tab w:val="right" w:leader="dot" w:pos="8306"/>
-            </w:tabs>
-          </w:pPr>
-          <w:r>
-            <w:fldChar w:fldCharType="begin"/>
-          </w:r>
-          <w:r>
-            <w:instrText xml:space="preserve"> HYPERLINK \l _Toc30318 </w:instrText>
-          </w:r>
-          <w:r>
-            <w:fldChar w:fldCharType="separate"/>
-          </w:r>
-          <w:r>
-            <w:rPr>
-              <w:rFonts w:hint="eastAsia"/>
-            </w:rPr>
-            <w:t>3 系统总体方案设计</w:t>
-          </w:r>
-          <w:r>
-            <w:tab/>
-          </w:r>
-          <w:r>
-            <w:fldChar w:fldCharType="begin"/>
-          </w:r>
-          <w:r>
-            <w:instrText xml:space="preserve"> PAGEREF _Toc30318 \h </w:instrText>
-          </w:r>
-          <w:r>
-            <w:fldChar w:fldCharType="separate"/>
-          </w:r>
-          <w:r>
-            <w:t>6</w:t>
+            <w:t>5</w:t>
           </w:r>
           <w:r>
             <w:fldChar w:fldCharType="end"/>
@@ -2866,7 +2880,7 @@
             <w:fldChar w:fldCharType="begin"/>
           </w:r>
           <w:r>
-            <w:instrText xml:space="preserve"> HYPERLINK \l _Toc22777 </w:instrText>
+            <w:instrText xml:space="preserve"> HYPERLINK \l _Toc10552 </w:instrText>
           </w:r>
           <w:r>
             <w:fldChar w:fldCharType="separate"/>
@@ -2876,7 +2890,7 @@
               <w:rFonts w:hint="eastAsia"/>
               <w:lang w:val="en-US" w:eastAsia="zh-CN"/>
             </w:rPr>
-            <w:t>3.1 系统需求及可行性分析</w:t>
+            <w:t>2.3 图像分析与轻量边缘智能相关技术</w:t>
           </w:r>
           <w:r>
             <w:tab/>
@@ -2885,7 +2899,7 @@
             <w:fldChar w:fldCharType="begin"/>
           </w:r>
           <w:r>
-            <w:instrText xml:space="preserve"> PAGEREF _Toc22777 \h </w:instrText>
+            <w:instrText xml:space="preserve"> PAGEREF _Toc10552 \h </w:instrText>
           </w:r>
           <w:r>
             <w:fldChar w:fldCharType="separate"/>
@@ -2911,7 +2925,7 @@
             <w:fldChar w:fldCharType="begin"/>
           </w:r>
           <w:r>
-            <w:instrText xml:space="preserve"> HYPERLINK \l _Toc14351 </w:instrText>
+            <w:instrText xml:space="preserve"> HYPERLINK \l _Toc4519 </w:instrText>
           </w:r>
           <w:r>
             <w:fldChar w:fldCharType="separate"/>
@@ -2921,7 +2935,7 @@
               <w:rFonts w:hint="eastAsia"/>
               <w:lang w:val="en-US" w:eastAsia="zh-CN"/>
             </w:rPr>
-            <w:t>3.1.1需求分析</w:t>
+            <w:t>2.3.1 基于 OpenCV 的图像颜色分析技术</w:t>
           </w:r>
           <w:r>
             <w:tab/>
@@ -2930,7 +2944,7 @@
             <w:fldChar w:fldCharType="begin"/>
           </w:r>
           <w:r>
-            <w:instrText xml:space="preserve"> PAGEREF _Toc14351 \h </w:instrText>
+            <w:instrText xml:space="preserve"> PAGEREF _Toc4519 \h </w:instrText>
           </w:r>
           <w:r>
             <w:fldChar w:fldCharType="separate"/>
@@ -2956,7 +2970,7 @@
             <w:fldChar w:fldCharType="begin"/>
           </w:r>
           <w:r>
-            <w:instrText xml:space="preserve"> HYPERLINK \l _Toc3541 </w:instrText>
+            <w:instrText xml:space="preserve"> HYPERLINK \l _Toc24501 </w:instrText>
           </w:r>
           <w:r>
             <w:fldChar w:fldCharType="separate"/>
@@ -2966,7 +2980,7 @@
               <w:rFonts w:hint="eastAsia"/>
               <w:lang w:val="en-US" w:eastAsia="zh-CN"/>
             </w:rPr>
-            <w:t>3.1.2可行性分析</w:t>
+            <w:t>2.3.2 基于本地轻量模型的辅助问答技术</w:t>
           </w:r>
           <w:r>
             <w:tab/>
@@ -2975,13 +2989,57 @@
             <w:fldChar w:fldCharType="begin"/>
           </w:r>
           <w:r>
-            <w:instrText xml:space="preserve"> PAGEREF _Toc3541 \h </w:instrText>
+            <w:instrText xml:space="preserve"> PAGEREF _Toc24501 \h </w:instrText>
           </w:r>
           <w:r>
             <w:fldChar w:fldCharType="separate"/>
           </w:r>
           <w:r>
-            <w:t>8</w:t>
+            <w:t>6</w:t>
+          </w:r>
+          <w:r>
+            <w:fldChar w:fldCharType="end"/>
+          </w:r>
+          <w:r>
+            <w:fldChar w:fldCharType="end"/>
+          </w:r>
+        </w:p>
+        <w:p>
+          <w:pPr>
+            <w:pStyle w:val="13"/>
+            <w:tabs>
+              <w:tab w:val="right" w:leader="dot" w:pos="8306"/>
+            </w:tabs>
+          </w:pPr>
+          <w:r>
+            <w:fldChar w:fldCharType="begin"/>
+          </w:r>
+          <w:r>
+            <w:instrText xml:space="preserve"> HYPERLINK \l _Toc4966 </w:instrText>
+          </w:r>
+          <w:r>
+            <w:fldChar w:fldCharType="separate"/>
+          </w:r>
+          <w:r>
+            <w:rPr>
+              <w:rFonts w:hint="eastAsia"/>
+            </w:rPr>
+            <w:t>3 系统总体方案设计</w:t>
+          </w:r>
+          <w:r>
+            <w:tab/>
+          </w:r>
+          <w:r>
+            <w:fldChar w:fldCharType="begin"/>
+          </w:r>
+          <w:r>
+            <w:instrText xml:space="preserve"> PAGEREF _Toc4966 \h </w:instrText>
+          </w:r>
+          <w:r>
+            <w:fldChar w:fldCharType="separate"/>
+          </w:r>
+          <w:r>
+            <w:t>7</w:t>
           </w:r>
           <w:r>
             <w:fldChar w:fldCharType="end"/>
@@ -3002,7 +3060,7 @@
             <w:fldChar w:fldCharType="begin"/>
           </w:r>
           <w:r>
-            <w:instrText xml:space="preserve"> HYPERLINK \l _Toc24028 </w:instrText>
+            <w:instrText xml:space="preserve"> HYPERLINK \l _Toc17139 </w:instrText>
           </w:r>
           <w:r>
             <w:fldChar w:fldCharType="separate"/>
@@ -3012,7 +3070,7 @@
               <w:rFonts w:hint="eastAsia"/>
               <w:lang w:val="en-US" w:eastAsia="zh-CN"/>
             </w:rPr>
-            <w:t>3.2 系统的总体方案设计</w:t>
+            <w:t>3.1 系统需求及可行性分析</w:t>
           </w:r>
           <w:r>
             <w:tab/>
@@ -3021,7 +3079,97 @@
             <w:fldChar w:fldCharType="begin"/>
           </w:r>
           <w:r>
-            <w:instrText xml:space="preserve"> PAGEREF _Toc24028 \h </w:instrText>
+            <w:instrText xml:space="preserve"> PAGEREF _Toc17139 \h </w:instrText>
+          </w:r>
+          <w:r>
+            <w:fldChar w:fldCharType="separate"/>
+          </w:r>
+          <w:r>
+            <w:t>7</w:t>
+          </w:r>
+          <w:r>
+            <w:fldChar w:fldCharType="end"/>
+          </w:r>
+          <w:r>
+            <w:fldChar w:fldCharType="end"/>
+          </w:r>
+        </w:p>
+        <w:p>
+          <w:pPr>
+            <w:pStyle w:val="8"/>
+            <w:tabs>
+              <w:tab w:val="right" w:leader="dot" w:pos="8306"/>
+            </w:tabs>
+          </w:pPr>
+          <w:r>
+            <w:fldChar w:fldCharType="begin"/>
+          </w:r>
+          <w:r>
+            <w:instrText xml:space="preserve"> HYPERLINK \l _Toc10210 </w:instrText>
+          </w:r>
+          <w:r>
+            <w:fldChar w:fldCharType="separate"/>
+          </w:r>
+          <w:r>
+            <w:rPr>
+              <w:rFonts w:hint="eastAsia"/>
+              <w:lang w:val="en-US" w:eastAsia="zh-CN"/>
+            </w:rPr>
+            <w:t>3.1.1 需求分析</w:t>
+          </w:r>
+          <w:r>
+            <w:tab/>
+          </w:r>
+          <w:r>
+            <w:fldChar w:fldCharType="begin"/>
+          </w:r>
+          <w:r>
+            <w:instrText xml:space="preserve"> PAGEREF _Toc10210 \h </w:instrText>
+          </w:r>
+          <w:r>
+            <w:fldChar w:fldCharType="separate"/>
+          </w:r>
+          <w:r>
+            <w:t>7</w:t>
+          </w:r>
+          <w:r>
+            <w:fldChar w:fldCharType="end"/>
+          </w:r>
+          <w:r>
+            <w:fldChar w:fldCharType="end"/>
+          </w:r>
+        </w:p>
+        <w:p>
+          <w:pPr>
+            <w:pStyle w:val="8"/>
+            <w:tabs>
+              <w:tab w:val="right" w:leader="dot" w:pos="8306"/>
+            </w:tabs>
+          </w:pPr>
+          <w:r>
+            <w:fldChar w:fldCharType="begin"/>
+          </w:r>
+          <w:r>
+            <w:instrText xml:space="preserve"> HYPERLINK \l _Toc25602 </w:instrText>
+          </w:r>
+          <w:r>
+            <w:fldChar w:fldCharType="separate"/>
+          </w:r>
+          <w:r>
+            <w:rPr>
+              <w:rFonts w:hint="eastAsia"/>
+              <w:lang w:val="en-US" w:eastAsia="zh-CN"/>
+            </w:rPr>
+            <w:t>3.1.2 可行性分析</w:t>
+          </w:r>
+          <w:r>
+            <w:tab/>
+          </w:r>
+          <w:r>
+            <w:fldChar w:fldCharType="begin"/>
+          </w:r>
+          <w:r>
+            <w:instrText xml:space="preserve"> PAGEREF _Toc25602 \h </w:instrText>
           </w:r>
           <w:r>
             <w:fldChar w:fldCharType="separate"/>
@@ -3048,7 +3196,7 @@
             <w:fldChar w:fldCharType="begin"/>
           </w:r>
           <w:r>
-            <w:instrText xml:space="preserve"> HYPERLINK \l _Toc14958 </w:instrText>
+            <w:instrText xml:space="preserve"> HYPERLINK \l _Toc24005 </w:instrText>
           </w:r>
           <w:r>
             <w:fldChar w:fldCharType="separate"/>
@@ -3058,7 +3206,7 @@
               <w:rFonts w:hint="eastAsia"/>
               <w:lang w:val="en-US" w:eastAsia="zh-CN"/>
             </w:rPr>
-            <w:t>3.3 主要功能模块的器件选型</w:t>
+            <w:t>3.2 系统的总体方案设计</w:t>
           </w:r>
           <w:r>
             <w:tab/>
@@ -3067,13 +3215,13 @@
             <w:fldChar w:fldCharType="begin"/>
           </w:r>
           <w:r>
-            <w:instrText xml:space="preserve"> PAGEREF _Toc14958 \h </w:instrText>
+            <w:instrText xml:space="preserve"> PAGEREF _Toc24005 \h </w:instrText>
           </w:r>
           <w:r>
             <w:fldChar w:fldCharType="separate"/>
           </w:r>
           <w:r>
-            <w:t>10</w:t>
+            <w:t>9</w:t>
           </w:r>
           <w:r>
             <w:fldChar w:fldCharType="end"/>
@@ -3094,7 +3242,7 @@
             <w:fldChar w:fldCharType="begin"/>
           </w:r>
           <w:r>
-            <w:instrText xml:space="preserve"> HYPERLINK \l _Toc15542 </w:instrText>
+            <w:instrText xml:space="preserve"> HYPERLINK \l _Toc22852 </w:instrText>
           </w:r>
           <w:r>
             <w:fldChar w:fldCharType="separate"/>
@@ -3104,7 +3252,7 @@
               <w:rFonts w:hint="eastAsia"/>
               <w:lang w:val="en-US" w:eastAsia="zh-CN"/>
             </w:rPr>
-            <w:t>3.4 系统主要元件介绍</w:t>
+            <w:t>3.3 主要功能模块的器件选型</w:t>
           </w:r>
           <w:r>
             <w:tab/>
@@ -3113,282 +3261,13 @@
             <w:fldChar w:fldCharType="begin"/>
           </w:r>
           <w:r>
-            <w:instrText xml:space="preserve"> PAGEREF _Toc15542 \h </w:instrText>
+            <w:instrText xml:space="preserve"> PAGEREF _Toc22852 \h </w:instrText>
           </w:r>
           <w:r>
             <w:fldChar w:fldCharType="separate"/>
           </w:r>
           <w:r>
-            <w:t>11</w:t>
-          </w:r>
-          <w:r>
-            <w:fldChar w:fldCharType="end"/>
-          </w:r>
-          <w:r>
-            <w:fldChar w:fldCharType="end"/>
-          </w:r>
-        </w:p>
-        <w:p>
-          <w:pPr>
-            <w:pStyle w:val="8"/>
-            <w:tabs>
-              <w:tab w:val="right" w:leader="dot" w:pos="8306"/>
-            </w:tabs>
-          </w:pPr>
-          <w:r>
-            <w:fldChar w:fldCharType="begin"/>
-          </w:r>
-          <w:r>
-            <w:instrText xml:space="preserve"> HYPERLINK \l _Toc13339 </w:instrText>
-          </w:r>
-          <w:r>
-            <w:fldChar w:fldCharType="separate"/>
-          </w:r>
-          <w:r>
-            <w:rPr>
-              <w:rFonts w:hint="eastAsia"/>
-              <w:lang w:val="en-US" w:eastAsia="zh-CN"/>
-            </w:rPr>
-            <w:t>3.4.1主控与边缘计算平台</w:t>
-          </w:r>
-          <w:r>
-            <w:tab/>
-          </w:r>
-          <w:r>
-            <w:fldChar w:fldCharType="begin"/>
-          </w:r>
-          <w:r>
-            <w:instrText xml:space="preserve"> PAGEREF _Toc13339 \h </w:instrText>
-          </w:r>
-          <w:r>
-            <w:fldChar w:fldCharType="separate"/>
-          </w:r>
-          <w:r>
-            <w:t>11</w:t>
-          </w:r>
-          <w:r>
-            <w:fldChar w:fldCharType="end"/>
-          </w:r>
-          <w:r>
-            <w:fldChar w:fldCharType="end"/>
-          </w:r>
-        </w:p>
-        <w:p>
-          <w:pPr>
-            <w:pStyle w:val="8"/>
-            <w:tabs>
-              <w:tab w:val="right" w:leader="dot" w:pos="8306"/>
-            </w:tabs>
-          </w:pPr>
-          <w:r>
-            <w:fldChar w:fldCharType="begin"/>
-          </w:r>
-          <w:r>
-            <w:instrText xml:space="preserve"> HYPERLINK \l _Toc16549 </w:instrText>
-          </w:r>
-          <w:r>
-            <w:fldChar w:fldCharType="separate"/>
-          </w:r>
-          <w:r>
-            <w:rPr>
-              <w:rFonts w:hint="eastAsia"/>
-              <w:lang w:val="en-US" w:eastAsia="zh-CN"/>
-            </w:rPr>
-            <w:t>3.4.2环境感知元件</w:t>
-          </w:r>
-          <w:r>
-            <w:tab/>
-          </w:r>
-          <w:r>
-            <w:fldChar w:fldCharType="begin"/>
-          </w:r>
-          <w:r>
-            <w:instrText xml:space="preserve"> PAGEREF _Toc16549 \h </w:instrText>
-          </w:r>
-          <w:r>
-            <w:fldChar w:fldCharType="separate"/>
-          </w:r>
-          <w:r>
-            <w:t>12</w:t>
-          </w:r>
-          <w:r>
-            <w:fldChar w:fldCharType="end"/>
-          </w:r>
-          <w:r>
-            <w:fldChar w:fldCharType="end"/>
-          </w:r>
-        </w:p>
-        <w:p>
-          <w:pPr>
-            <w:pStyle w:val="8"/>
-            <w:tabs>
-              <w:tab w:val="right" w:leader="dot" w:pos="8306"/>
-            </w:tabs>
-          </w:pPr>
-          <w:r>
-            <w:fldChar w:fldCharType="begin"/>
-          </w:r>
-          <w:r>
-            <w:instrText xml:space="preserve"> HYPERLINK \l _Toc14983 </w:instrText>
-          </w:r>
-          <w:r>
-            <w:fldChar w:fldCharType="separate"/>
-          </w:r>
-          <w:r>
-            <w:rPr>
-              <w:rFonts w:hint="eastAsia"/>
-              <w:lang w:val="en-US" w:eastAsia="zh-CN"/>
-            </w:rPr>
-            <w:t>3.4.3人机交互元件</w:t>
-          </w:r>
-          <w:r>
-            <w:tab/>
-          </w:r>
-          <w:r>
-            <w:fldChar w:fldCharType="begin"/>
-          </w:r>
-          <w:r>
-            <w:instrText xml:space="preserve"> PAGEREF _Toc14983 \h </w:instrText>
-          </w:r>
-          <w:r>
-            <w:fldChar w:fldCharType="separate"/>
-          </w:r>
-          <w:r>
-            <w:t>13</w:t>
-          </w:r>
-          <w:r>
-            <w:fldChar w:fldCharType="end"/>
-          </w:r>
-          <w:r>
-            <w:fldChar w:fldCharType="end"/>
-          </w:r>
-        </w:p>
-        <w:p>
-          <w:pPr>
-            <w:pStyle w:val="8"/>
-            <w:tabs>
-              <w:tab w:val="right" w:leader="dot" w:pos="8306"/>
-            </w:tabs>
-          </w:pPr>
-          <w:r>
-            <w:fldChar w:fldCharType="begin"/>
-          </w:r>
-          <w:r>
-            <w:instrText xml:space="preserve"> HYPERLINK \l _Toc18254 </w:instrText>
-          </w:r>
-          <w:r>
-            <w:fldChar w:fldCharType="separate"/>
-          </w:r>
-          <w:r>
-            <w:rPr>
-              <w:rFonts w:hint="eastAsia"/>
-              <w:lang w:val="en-US" w:eastAsia="zh-CN"/>
-            </w:rPr>
-            <w:t>3.4.4执行控制元件</w:t>
-          </w:r>
-          <w:r>
-            <w:tab/>
-          </w:r>
-          <w:r>
-            <w:fldChar w:fldCharType="begin"/>
-          </w:r>
-          <w:r>
-            <w:instrText xml:space="preserve"> PAGEREF _Toc18254 \h </w:instrText>
-          </w:r>
-          <w:r>
-            <w:fldChar w:fldCharType="separate"/>
-          </w:r>
-          <w:r>
-            <w:t>14</w:t>
-          </w:r>
-          <w:r>
-            <w:fldChar w:fldCharType="end"/>
-          </w:r>
-          <w:r>
-            <w:fldChar w:fldCharType="end"/>
-          </w:r>
-        </w:p>
-        <w:p>
-          <w:pPr>
-            <w:pStyle w:val="8"/>
-            <w:tabs>
-              <w:tab w:val="right" w:leader="dot" w:pos="8306"/>
-            </w:tabs>
-          </w:pPr>
-          <w:r>
-            <w:fldChar w:fldCharType="begin"/>
-          </w:r>
-          <w:r>
-            <w:instrText xml:space="preserve"> HYPERLINK \l _Toc26343 </w:instrText>
-          </w:r>
-          <w:r>
-            <w:fldChar w:fldCharType="separate"/>
-          </w:r>
-          <w:r>
-            <w:rPr>
-              <w:rFonts w:hint="eastAsia"/>
-              <w:lang w:val="en-US" w:eastAsia="zh-CN"/>
-            </w:rPr>
-            <w:t>3.4.5图像采集元件</w:t>
-          </w:r>
-          <w:r>
-            <w:tab/>
-          </w:r>
-          <w:r>
-            <w:fldChar w:fldCharType="begin"/>
-          </w:r>
-          <w:r>
-            <w:instrText xml:space="preserve"> PAGEREF _Toc26343 \h </w:instrText>
-          </w:r>
-          <w:r>
-            <w:fldChar w:fldCharType="separate"/>
-          </w:r>
-          <w:r>
-            <w:t>15</w:t>
-          </w:r>
-          <w:r>
-            <w:fldChar w:fldCharType="end"/>
-          </w:r>
-          <w:r>
-            <w:fldChar w:fldCharType="end"/>
-          </w:r>
-        </w:p>
-        <w:p>
-          <w:pPr>
-            <w:pStyle w:val="13"/>
-            <w:tabs>
-              <w:tab w:val="right" w:leader="dot" w:pos="8306"/>
-            </w:tabs>
-          </w:pPr>
-          <w:r>
-            <w:fldChar w:fldCharType="begin"/>
-          </w:r>
-          <w:r>
-            <w:instrText xml:space="preserve"> HYPERLINK \l _Toc22210 </w:instrText>
-          </w:r>
-          <w:r>
-            <w:fldChar w:fldCharType="separate"/>
-          </w:r>
-          <w:r>
-            <w:rPr>
-              <w:rFonts w:hint="eastAsia"/>
-            </w:rPr>
-            <w:t>4 系统硬件设计</w:t>
-          </w:r>
-          <w:r>
-            <w:tab/>
-          </w:r>
-          <w:r>
-            <w:fldChar w:fldCharType="begin"/>
-          </w:r>
-          <w:r>
-            <w:instrText xml:space="preserve"> PAGEREF _Toc22210 \h </w:instrText>
-          </w:r>
-          <w:r>
-            <w:fldChar w:fldCharType="separate"/>
-          </w:r>
-          <w:r>
-            <w:t>15</w:t>
+            <w:t>10</w:t>
           </w:r>
           <w:r>
             <w:fldChar w:fldCharType="end"/>
@@ -3409,7 +3288,7 @@
             <w:fldChar w:fldCharType="begin"/>
           </w:r>
           <w:r>
-            <w:instrText xml:space="preserve"> HYPERLINK \l _Toc31211 </w:instrText>
+            <w:instrText xml:space="preserve"> HYPERLINK \l _Toc4833 </w:instrText>
           </w:r>
           <w:r>
             <w:fldChar w:fldCharType="separate"/>
@@ -3419,7 +3298,7 @@
               <w:rFonts w:hint="eastAsia"/>
               <w:lang w:val="en-US" w:eastAsia="zh-CN"/>
             </w:rPr>
-            <w:t>4.1 系统整体硬件工作原理</w:t>
+            <w:t>3.4 系统主要元件介绍</w:t>
           </w:r>
           <w:r>
             <w:tab/>
@@ -3428,13 +3307,282 @@
             <w:fldChar w:fldCharType="begin"/>
           </w:r>
           <w:r>
-            <w:instrText xml:space="preserve"> PAGEREF _Toc31211 \h </w:instrText>
+            <w:instrText xml:space="preserve"> PAGEREF _Toc4833 \h </w:instrText>
           </w:r>
           <w:r>
             <w:fldChar w:fldCharType="separate"/>
           </w:r>
           <w:r>
+            <w:t>13</w:t>
+          </w:r>
+          <w:r>
+            <w:fldChar w:fldCharType="end"/>
+          </w:r>
+          <w:r>
+            <w:fldChar w:fldCharType="end"/>
+          </w:r>
+        </w:p>
+        <w:p>
+          <w:pPr>
+            <w:pStyle w:val="8"/>
+            <w:tabs>
+              <w:tab w:val="right" w:leader="dot" w:pos="8306"/>
+            </w:tabs>
+          </w:pPr>
+          <w:r>
+            <w:fldChar w:fldCharType="begin"/>
+          </w:r>
+          <w:r>
+            <w:instrText xml:space="preserve"> HYPERLINK \l _Toc28265 </w:instrText>
+          </w:r>
+          <w:r>
+            <w:fldChar w:fldCharType="separate"/>
+          </w:r>
+          <w:r>
+            <w:rPr>
+              <w:rFonts w:hint="eastAsia"/>
+              <w:lang w:val="en-US" w:eastAsia="zh-CN"/>
+            </w:rPr>
+            <w:t>3.4.1 主控与边缘计算平台</w:t>
+          </w:r>
+          <w:r>
+            <w:tab/>
+          </w:r>
+          <w:r>
+            <w:fldChar w:fldCharType="begin"/>
+          </w:r>
+          <w:r>
+            <w:instrText xml:space="preserve"> PAGEREF _Toc28265 \h </w:instrText>
+          </w:r>
+          <w:r>
+            <w:fldChar w:fldCharType="separate"/>
+          </w:r>
+          <w:r>
+            <w:t>13</w:t>
+          </w:r>
+          <w:r>
+            <w:fldChar w:fldCharType="end"/>
+          </w:r>
+          <w:r>
+            <w:fldChar w:fldCharType="end"/>
+          </w:r>
+        </w:p>
+        <w:p>
+          <w:pPr>
+            <w:pStyle w:val="8"/>
+            <w:tabs>
+              <w:tab w:val="right" w:leader="dot" w:pos="8306"/>
+            </w:tabs>
+          </w:pPr>
+          <w:r>
+            <w:fldChar w:fldCharType="begin"/>
+          </w:r>
+          <w:r>
+            <w:instrText xml:space="preserve"> HYPERLINK \l _Toc23720 </w:instrText>
+          </w:r>
+          <w:r>
+            <w:fldChar w:fldCharType="separate"/>
+          </w:r>
+          <w:r>
+            <w:rPr>
+              <w:rFonts w:hint="eastAsia"/>
+              <w:lang w:val="en-US" w:eastAsia="zh-CN"/>
+            </w:rPr>
+            <w:t>3.4.2 环境感知元件</w:t>
+          </w:r>
+          <w:r>
+            <w:tab/>
+          </w:r>
+          <w:r>
+            <w:fldChar w:fldCharType="begin"/>
+          </w:r>
+          <w:r>
+            <w:instrText xml:space="preserve"> PAGEREF _Toc23720 \h </w:instrText>
+          </w:r>
+          <w:r>
+            <w:fldChar w:fldCharType="separate"/>
+          </w:r>
+          <w:r>
+            <w:t>14</w:t>
+          </w:r>
+          <w:r>
+            <w:fldChar w:fldCharType="end"/>
+          </w:r>
+          <w:r>
+            <w:fldChar w:fldCharType="end"/>
+          </w:r>
+        </w:p>
+        <w:p>
+          <w:pPr>
+            <w:pStyle w:val="8"/>
+            <w:tabs>
+              <w:tab w:val="right" w:leader="dot" w:pos="8306"/>
+            </w:tabs>
+          </w:pPr>
+          <w:r>
+            <w:fldChar w:fldCharType="begin"/>
+          </w:r>
+          <w:r>
+            <w:instrText xml:space="preserve"> HYPERLINK \l _Toc406 </w:instrText>
+          </w:r>
+          <w:r>
+            <w:fldChar w:fldCharType="separate"/>
+          </w:r>
+          <w:r>
+            <w:rPr>
+              <w:rFonts w:hint="eastAsia"/>
+              <w:lang w:val="en-US" w:eastAsia="zh-CN"/>
+            </w:rPr>
+            <w:t>3.4.3 人机交互元件</w:t>
+          </w:r>
+          <w:r>
+            <w:tab/>
+          </w:r>
+          <w:r>
+            <w:fldChar w:fldCharType="begin"/>
+          </w:r>
+          <w:r>
+            <w:instrText xml:space="preserve"> PAGEREF _Toc406 \h </w:instrText>
+          </w:r>
+          <w:r>
+            <w:fldChar w:fldCharType="separate"/>
+          </w:r>
+          <w:r>
             <w:t>15</w:t>
+          </w:r>
+          <w:r>
+            <w:fldChar w:fldCharType="end"/>
+          </w:r>
+          <w:r>
+            <w:fldChar w:fldCharType="end"/>
+          </w:r>
+        </w:p>
+        <w:p>
+          <w:pPr>
+            <w:pStyle w:val="8"/>
+            <w:tabs>
+              <w:tab w:val="right" w:leader="dot" w:pos="8306"/>
+            </w:tabs>
+          </w:pPr>
+          <w:r>
+            <w:fldChar w:fldCharType="begin"/>
+          </w:r>
+          <w:r>
+            <w:instrText xml:space="preserve"> HYPERLINK \l _Toc11578 </w:instrText>
+          </w:r>
+          <w:r>
+            <w:fldChar w:fldCharType="separate"/>
+          </w:r>
+          <w:r>
+            <w:rPr>
+              <w:rFonts w:hint="eastAsia"/>
+              <w:lang w:val="en-US" w:eastAsia="zh-CN"/>
+            </w:rPr>
+            <w:t>3.4.4 执行控制元件</w:t>
+          </w:r>
+          <w:r>
+            <w:tab/>
+          </w:r>
+          <w:r>
+            <w:fldChar w:fldCharType="begin"/>
+          </w:r>
+          <w:r>
+            <w:instrText xml:space="preserve"> PAGEREF _Toc11578 \h </w:instrText>
+          </w:r>
+          <w:r>
+            <w:fldChar w:fldCharType="separate"/>
+          </w:r>
+          <w:r>
+            <w:t>15</w:t>
+          </w:r>
+          <w:r>
+            <w:fldChar w:fldCharType="end"/>
+          </w:r>
+          <w:r>
+            <w:fldChar w:fldCharType="end"/>
+          </w:r>
+        </w:p>
+        <w:p>
+          <w:pPr>
+            <w:pStyle w:val="8"/>
+            <w:tabs>
+              <w:tab w:val="right" w:leader="dot" w:pos="8306"/>
+            </w:tabs>
+          </w:pPr>
+          <w:r>
+            <w:fldChar w:fldCharType="begin"/>
+          </w:r>
+          <w:r>
+            <w:instrText xml:space="preserve"> HYPERLINK \l _Toc24245 </w:instrText>
+          </w:r>
+          <w:r>
+            <w:fldChar w:fldCharType="separate"/>
+          </w:r>
+          <w:r>
+            <w:rPr>
+              <w:rFonts w:hint="eastAsia"/>
+              <w:lang w:val="en-US" w:eastAsia="zh-CN"/>
+            </w:rPr>
+            <w:t>3.4.5 图像采集元件</w:t>
+          </w:r>
+          <w:r>
+            <w:tab/>
+          </w:r>
+          <w:r>
+            <w:fldChar w:fldCharType="begin"/>
+          </w:r>
+          <w:r>
+            <w:instrText xml:space="preserve"> PAGEREF _Toc24245 \h </w:instrText>
+          </w:r>
+          <w:r>
+            <w:fldChar w:fldCharType="separate"/>
+          </w:r>
+          <w:r>
+            <w:t>16</w:t>
+          </w:r>
+          <w:r>
+            <w:fldChar w:fldCharType="end"/>
+          </w:r>
+          <w:r>
+            <w:fldChar w:fldCharType="end"/>
+          </w:r>
+        </w:p>
+        <w:p>
+          <w:pPr>
+            <w:pStyle w:val="13"/>
+            <w:tabs>
+              <w:tab w:val="right" w:leader="dot" w:pos="8306"/>
+            </w:tabs>
+          </w:pPr>
+          <w:r>
+            <w:fldChar w:fldCharType="begin"/>
+          </w:r>
+          <w:r>
+            <w:instrText xml:space="preserve"> HYPERLINK \l _Toc25084 </w:instrText>
+          </w:r>
+          <w:r>
+            <w:fldChar w:fldCharType="separate"/>
+          </w:r>
+          <w:r>
+            <w:rPr>
+              <w:rFonts w:hint="eastAsia"/>
+            </w:rPr>
+            <w:t>4 系统硬件设计</w:t>
+          </w:r>
+          <w:r>
+            <w:tab/>
+          </w:r>
+          <w:r>
+            <w:fldChar w:fldCharType="begin"/>
+          </w:r>
+          <w:r>
+            <w:instrText xml:space="preserve"> PAGEREF _Toc25084 \h </w:instrText>
+          </w:r>
+          <w:r>
+            <w:fldChar w:fldCharType="separate"/>
+          </w:r>
+          <w:r>
+            <w:t>17</w:t>
           </w:r>
           <w:r>
             <w:fldChar w:fldCharType="end"/>
@@ -3455,7 +3603,7 @@
             <w:fldChar w:fldCharType="begin"/>
           </w:r>
           <w:r>
-            <w:instrText xml:space="preserve"> HYPERLINK \l _Toc23607 </w:instrText>
+            <w:instrText xml:space="preserve"> HYPERLINK \l _Toc12851 </w:instrText>
           </w:r>
           <w:r>
             <w:fldChar w:fldCharType="separate"/>
@@ -3465,7 +3613,7 @@
               <w:rFonts w:hint="eastAsia"/>
               <w:lang w:val="en-US" w:eastAsia="zh-CN"/>
             </w:rPr>
-            <w:t>4.2 系统功能模块设计</w:t>
+            <w:t>4.1 系统整体硬件工作原理</w:t>
           </w:r>
           <w:r>
             <w:tab/>
@@ -3474,193 +3622,13 @@
             <w:fldChar w:fldCharType="begin"/>
           </w:r>
           <w:r>
-            <w:instrText xml:space="preserve"> PAGEREF _Toc23607 \h </w:instrText>
+            <w:instrText xml:space="preserve"> PAGEREF _Toc12851 \h </w:instrText>
           </w:r>
           <w:r>
             <w:fldChar w:fldCharType="separate"/>
           </w:r>
           <w:r>
-            <w:t>16</w:t>
-          </w:r>
-          <w:r>
-            <w:fldChar w:fldCharType="end"/>
-          </w:r>
-          <w:r>
-            <w:fldChar w:fldCharType="end"/>
-          </w:r>
-        </w:p>
-        <w:p>
-          <w:pPr>
-            <w:pStyle w:val="8"/>
-            <w:tabs>
-              <w:tab w:val="right" w:leader="dot" w:pos="8306"/>
-            </w:tabs>
-          </w:pPr>
-          <w:r>
-            <w:fldChar w:fldCharType="begin"/>
-          </w:r>
-          <w:r>
-            <w:instrText xml:space="preserve"> HYPERLINK \l _Toc9771 </w:instrText>
-          </w:r>
-          <w:r>
-            <w:fldChar w:fldCharType="separate"/>
-          </w:r>
-          <w:r>
-            <w:rPr>
-              <w:rFonts w:hint="eastAsia"/>
-              <w:lang w:val="en-US" w:eastAsia="zh-CN"/>
-            </w:rPr>
-            <w:t>4.2.1传感采集模块设计</w:t>
-          </w:r>
-          <w:r>
-            <w:tab/>
-          </w:r>
-          <w:r>
-            <w:fldChar w:fldCharType="begin"/>
-          </w:r>
-          <w:r>
-            <w:instrText xml:space="preserve"> PAGEREF _Toc9771 \h </w:instrText>
-          </w:r>
-          <w:r>
-            <w:fldChar w:fldCharType="separate"/>
-          </w:r>
-          <w:r>
             <w:t>17</w:t>
-          </w:r>
-          <w:r>
-            <w:fldChar w:fldCharType="end"/>
-          </w:r>
-          <w:r>
-            <w:fldChar w:fldCharType="end"/>
-          </w:r>
-        </w:p>
-        <w:p>
-          <w:pPr>
-            <w:pStyle w:val="8"/>
-            <w:tabs>
-              <w:tab w:val="right" w:leader="dot" w:pos="8306"/>
-            </w:tabs>
-          </w:pPr>
-          <w:r>
-            <w:fldChar w:fldCharType="begin"/>
-          </w:r>
-          <w:r>
-            <w:instrText xml:space="preserve"> HYPERLINK \l _Toc14642 </w:instrText>
-          </w:r>
-          <w:r>
-            <w:fldChar w:fldCharType="separate"/>
-          </w:r>
-          <w:r>
-            <w:rPr>
-              <w:rFonts w:hint="eastAsia"/>
-              <w:lang w:val="en-US" w:eastAsia="zh-CN"/>
-            </w:rPr>
-            <w:t>4.2.3执行控制模块设计</w:t>
-          </w:r>
-          <w:r>
-            <w:tab/>
-          </w:r>
-          <w:r>
-            <w:fldChar w:fldCharType="begin"/>
-          </w:r>
-          <w:r>
-            <w:instrText xml:space="preserve"> PAGEREF _Toc14642 \h </w:instrText>
-          </w:r>
-          <w:r>
-            <w:fldChar w:fldCharType="separate"/>
-          </w:r>
-          <w:r>
-            <w:t>17</w:t>
-          </w:r>
-          <w:r>
-            <w:fldChar w:fldCharType="end"/>
-          </w:r>
-          <w:r>
-            <w:fldChar w:fldCharType="end"/>
-          </w:r>
-        </w:p>
-        <w:p>
-          <w:pPr>
-            <w:pStyle w:val="8"/>
-            <w:tabs>
-              <w:tab w:val="right" w:leader="dot" w:pos="8306"/>
-            </w:tabs>
-          </w:pPr>
-          <w:r>
-            <w:fldChar w:fldCharType="begin"/>
-          </w:r>
-          <w:r>
-            <w:instrText xml:space="preserve"> HYPERLINK \l _Toc9000 </w:instrText>
-          </w:r>
-          <w:r>
-            <w:fldChar w:fldCharType="separate"/>
-          </w:r>
-          <w:r>
-            <w:rPr>
-              <w:rFonts w:hint="eastAsia"/>
-              <w:lang w:val="en-US" w:eastAsia="zh-CN"/>
-            </w:rPr>
-            <w:t>4.2.4显示与手势交互模块设计</w:t>
-          </w:r>
-          <w:r>
-            <w:tab/>
-          </w:r>
-          <w:r>
-            <w:fldChar w:fldCharType="begin"/>
-          </w:r>
-          <w:r>
-            <w:instrText xml:space="preserve"> PAGEREF _Toc9000 \h </w:instrText>
-          </w:r>
-          <w:r>
-            <w:fldChar w:fldCharType="separate"/>
-          </w:r>
-          <w:r>
-            <w:t>17</w:t>
-          </w:r>
-          <w:r>
-            <w:fldChar w:fldCharType="end"/>
-          </w:r>
-          <w:r>
-            <w:fldChar w:fldCharType="end"/>
-          </w:r>
-        </w:p>
-        <w:p>
-          <w:pPr>
-            <w:pStyle w:val="8"/>
-            <w:tabs>
-              <w:tab w:val="right" w:leader="dot" w:pos="8306"/>
-            </w:tabs>
-          </w:pPr>
-          <w:r>
-            <w:fldChar w:fldCharType="begin"/>
-          </w:r>
-          <w:r>
-            <w:instrText xml:space="preserve"> HYPERLINK \l _Toc23317 </w:instrText>
-          </w:r>
-          <w:r>
-            <w:fldChar w:fldCharType="separate"/>
-          </w:r>
-          <w:r>
-            <w:rPr>
-              <w:rFonts w:hint="eastAsia"/>
-              <w:lang w:val="en-US" w:eastAsia="zh-CN"/>
-            </w:rPr>
-            <w:t>4.2.5边缘网关通信模块设计</w:t>
-          </w:r>
-          <w:r>
-            <w:tab/>
-          </w:r>
-          <w:r>
-            <w:fldChar w:fldCharType="begin"/>
-          </w:r>
-          <w:r>
-            <w:instrText xml:space="preserve"> PAGEREF _Toc23317 \h </w:instrText>
-          </w:r>
-          <w:r>
-            <w:fldChar w:fldCharType="separate"/>
-          </w:r>
-          <w:r>
-            <w:t>18</w:t>
           </w:r>
           <w:r>
             <w:fldChar w:fldCharType="end"/>
@@ -3681,7 +3649,7 @@
             <w:fldChar w:fldCharType="begin"/>
           </w:r>
           <w:r>
-            <w:instrText xml:space="preserve"> HYPERLINK \l _Toc29970 </w:instrText>
+            <w:instrText xml:space="preserve"> HYPERLINK \l _Toc4056 </w:instrText>
           </w:r>
           <w:r>
             <w:fldChar w:fldCharType="separate"/>
@@ -3691,7 +3659,7 @@
               <w:rFonts w:hint="eastAsia"/>
               <w:lang w:val="en-US" w:eastAsia="zh-CN"/>
             </w:rPr>
-            <w:t>4.3 系统 PCB 设计</w:t>
+            <w:t>4.2 系统功能模块设计</w:t>
           </w:r>
           <w:r>
             <w:tab/>
@@ -3700,7 +3668,7 @@
             <w:fldChar w:fldCharType="begin"/>
           </w:r>
           <w:r>
-            <w:instrText xml:space="preserve"> PAGEREF _Toc29970 \h </w:instrText>
+            <w:instrText xml:space="preserve"> PAGEREF _Toc4056 \h </w:instrText>
           </w:r>
           <w:r>
             <w:fldChar w:fldCharType="separate"/>
@@ -3717,7 +3685,7 @@
         </w:p>
         <w:p>
           <w:pPr>
-            <w:pStyle w:val="13"/>
+            <w:pStyle w:val="8"/>
             <w:tabs>
               <w:tab w:val="right" w:leader="dot" w:pos="8306"/>
             </w:tabs>
@@ -3726,7 +3694,7 @@
             <w:fldChar w:fldCharType="begin"/>
           </w:r>
           <w:r>
-            <w:instrText xml:space="preserve"> HYPERLINK \l _Toc14401 </w:instrText>
+            <w:instrText xml:space="preserve"> HYPERLINK \l _Toc14009 </w:instrText>
           </w:r>
           <w:r>
             <w:fldChar w:fldCharType="separate"/>
@@ -3734,8 +3702,9 @@
           <w:r>
             <w:rPr>
               <w:rFonts w:hint="eastAsia"/>
+              <w:lang w:val="en-US" w:eastAsia="zh-CN"/>
             </w:rPr>
-            <w:t>5 系统软件设计</w:t>
+            <w:t>4.2.1 传感采集模块设计</w:t>
           </w:r>
           <w:r>
             <w:tab/>
@@ -3744,13 +3713,148 @@
             <w:fldChar w:fldCharType="begin"/>
           </w:r>
           <w:r>
-            <w:instrText xml:space="preserve"> PAGEREF _Toc14401 \h </w:instrText>
+            <w:instrText xml:space="preserve"> PAGEREF _Toc14009 \h </w:instrText>
           </w:r>
           <w:r>
             <w:fldChar w:fldCharType="separate"/>
           </w:r>
           <w:r>
-            <w:t>20</w:t>
+            <w:t>18</w:t>
+          </w:r>
+          <w:r>
+            <w:fldChar w:fldCharType="end"/>
+          </w:r>
+          <w:r>
+            <w:fldChar w:fldCharType="end"/>
+          </w:r>
+        </w:p>
+        <w:p>
+          <w:pPr>
+            <w:pStyle w:val="8"/>
+            <w:tabs>
+              <w:tab w:val="right" w:leader="dot" w:pos="8306"/>
+            </w:tabs>
+          </w:pPr>
+          <w:r>
+            <w:fldChar w:fldCharType="begin"/>
+          </w:r>
+          <w:r>
+            <w:instrText xml:space="preserve"> HYPERLINK \l _Toc17049 </w:instrText>
+          </w:r>
+          <w:r>
+            <w:fldChar w:fldCharType="separate"/>
+          </w:r>
+          <w:r>
+            <w:rPr>
+              <w:rFonts w:hint="eastAsia"/>
+              <w:lang w:val="en-US" w:eastAsia="zh-CN"/>
+            </w:rPr>
+            <w:t>4.2.3 执行控制模块设计</w:t>
+          </w:r>
+          <w:r>
+            <w:tab/>
+          </w:r>
+          <w:r>
+            <w:fldChar w:fldCharType="begin"/>
+          </w:r>
+          <w:r>
+            <w:instrText xml:space="preserve"> PAGEREF _Toc17049 \h </w:instrText>
+          </w:r>
+          <w:r>
+            <w:fldChar w:fldCharType="separate"/>
+          </w:r>
+          <w:r>
+            <w:t>19</w:t>
+          </w:r>
+          <w:r>
+            <w:fldChar w:fldCharType="end"/>
+          </w:r>
+          <w:r>
+            <w:fldChar w:fldCharType="end"/>
+          </w:r>
+        </w:p>
+        <w:p>
+          <w:pPr>
+            <w:pStyle w:val="8"/>
+            <w:tabs>
+              <w:tab w:val="right" w:leader="dot" w:pos="8306"/>
+            </w:tabs>
+          </w:pPr>
+          <w:r>
+            <w:fldChar w:fldCharType="begin"/>
+          </w:r>
+          <w:r>
+            <w:instrText xml:space="preserve"> HYPERLINK \l _Toc7586 </w:instrText>
+          </w:r>
+          <w:r>
+            <w:fldChar w:fldCharType="separate"/>
+          </w:r>
+          <w:r>
+            <w:rPr>
+              <w:rFonts w:hint="eastAsia"/>
+              <w:lang w:val="en-US" w:eastAsia="zh-CN"/>
+            </w:rPr>
+            <w:t>4.2.4 显示与手势交互模块设计</w:t>
+          </w:r>
+          <w:r>
+            <w:tab/>
+          </w:r>
+          <w:r>
+            <w:fldChar w:fldCharType="begin"/>
+          </w:r>
+          <w:r>
+            <w:instrText xml:space="preserve"> PAGEREF _Toc7586 \h </w:instrText>
+          </w:r>
+          <w:r>
+            <w:fldChar w:fldCharType="separate"/>
+          </w:r>
+          <w:r>
+            <w:t>19</w:t>
+          </w:r>
+          <w:r>
+            <w:fldChar w:fldCharType="end"/>
+          </w:r>
+          <w:r>
+            <w:fldChar w:fldCharType="end"/>
+          </w:r>
+        </w:p>
+        <w:p>
+          <w:pPr>
+            <w:pStyle w:val="8"/>
+            <w:tabs>
+              <w:tab w:val="right" w:leader="dot" w:pos="8306"/>
+            </w:tabs>
+          </w:pPr>
+          <w:r>
+            <w:fldChar w:fldCharType="begin"/>
+          </w:r>
+          <w:r>
+            <w:instrText xml:space="preserve"> HYPERLINK \l _Toc20475 </w:instrText>
+          </w:r>
+          <w:r>
+            <w:fldChar w:fldCharType="separate"/>
+          </w:r>
+          <w:r>
+            <w:rPr>
+              <w:rFonts w:hint="eastAsia"/>
+              <w:lang w:val="en-US" w:eastAsia="zh-CN"/>
+            </w:rPr>
+            <w:t>4.2.5 边缘网关通信模块设计</w:t>
+          </w:r>
+          <w:r>
+            <w:tab/>
+          </w:r>
+          <w:r>
+            <w:fldChar w:fldCharType="begin"/>
+          </w:r>
+          <w:r>
+            <w:instrText xml:space="preserve"> PAGEREF _Toc20475 \h </w:instrText>
+          </w:r>
+          <w:r>
+            <w:fldChar w:fldCharType="separate"/>
+          </w:r>
+          <w:r>
+            <w:t>19</w:t>
           </w:r>
           <w:r>
             <w:fldChar w:fldCharType="end"/>
@@ -3771,7 +3875,7 @@
             <w:fldChar w:fldCharType="begin"/>
           </w:r>
           <w:r>
-            <w:instrText xml:space="preserve"> HYPERLINK \l _Toc30701 </w:instrText>
+            <w:instrText xml:space="preserve"> HYPERLINK \l _Toc28737 </w:instrText>
           </w:r>
           <w:r>
             <w:fldChar w:fldCharType="separate"/>
@@ -3781,7 +3885,7 @@
               <w:rFonts w:hint="eastAsia"/>
               <w:lang w:val="en-US" w:eastAsia="zh-CN"/>
             </w:rPr>
-            <w:t>5.1 系统软件整体设计</w:t>
+            <w:t>4.3 系统 PCB 设计</w:t>
           </w:r>
           <w:r>
             <w:tab/>
@@ -3790,13 +3894,57 @@
             <w:fldChar w:fldCharType="begin"/>
           </w:r>
           <w:r>
-            <w:instrText xml:space="preserve"> PAGEREF _Toc30701 \h </w:instrText>
+            <w:instrText xml:space="preserve"> PAGEREF _Toc28737 \h </w:instrText>
           </w:r>
           <w:r>
             <w:fldChar w:fldCharType="separate"/>
           </w:r>
           <w:r>
             <w:t>20</w:t>
+          </w:r>
+          <w:r>
+            <w:fldChar w:fldCharType="end"/>
+          </w:r>
+          <w:r>
+            <w:fldChar w:fldCharType="end"/>
+          </w:r>
+        </w:p>
+        <w:p>
+          <w:pPr>
+            <w:pStyle w:val="13"/>
+            <w:tabs>
+              <w:tab w:val="right" w:leader="dot" w:pos="8306"/>
+            </w:tabs>
+          </w:pPr>
+          <w:r>
+            <w:fldChar w:fldCharType="begin"/>
+          </w:r>
+          <w:r>
+            <w:instrText xml:space="preserve"> HYPERLINK \l _Toc9321 </w:instrText>
+          </w:r>
+          <w:r>
+            <w:fldChar w:fldCharType="separate"/>
+          </w:r>
+          <w:r>
+            <w:rPr>
+              <w:rFonts w:hint="eastAsia"/>
+            </w:rPr>
+            <w:t>5 系统软件设计</w:t>
+          </w:r>
+          <w:r>
+            <w:tab/>
+          </w:r>
+          <w:r>
+            <w:fldChar w:fldCharType="begin"/>
+          </w:r>
+          <w:r>
+            <w:instrText xml:space="preserve"> PAGEREF _Toc9321 \h </w:instrText>
+          </w:r>
+          <w:r>
+            <w:fldChar w:fldCharType="separate"/>
+          </w:r>
+          <w:r>
+            <w:t>22</w:t>
           </w:r>
           <w:r>
             <w:fldChar w:fldCharType="end"/>
@@ -3817,7 +3965,7 @@
             <w:fldChar w:fldCharType="begin"/>
           </w:r>
           <w:r>
-            <w:instrText xml:space="preserve"> HYPERLINK \l _Toc10028 </w:instrText>
+            <w:instrText xml:space="preserve"> HYPERLINK \l _Toc22579 </w:instrText>
           </w:r>
           <w:r>
             <w:fldChar w:fldCharType="separate"/>
@@ -3827,7 +3975,7 @@
               <w:rFonts w:hint="eastAsia"/>
               <w:lang w:val="en-US" w:eastAsia="zh-CN"/>
             </w:rPr>
-            <w:t>5.2 设备端程序设计</w:t>
+            <w:t>5.1 系统软件整体设计</w:t>
           </w:r>
           <w:r>
             <w:tab/>
@@ -3836,13 +3984,13 @@
             <w:fldChar w:fldCharType="begin"/>
           </w:r>
           <w:r>
-            <w:instrText xml:space="preserve"> PAGEREF _Toc10028 \h </w:instrText>
+            <w:instrText xml:space="preserve"> PAGEREF _Toc22579 \h </w:instrText>
           </w:r>
           <w:r>
             <w:fldChar w:fldCharType="separate"/>
           </w:r>
           <w:r>
-            <w:t>20</w:t>
+            <w:t>22</w:t>
           </w:r>
           <w:r>
             <w:fldChar w:fldCharType="end"/>
@@ -3863,7 +4011,7 @@
             <w:fldChar w:fldCharType="begin"/>
           </w:r>
           <w:r>
-            <w:instrText xml:space="preserve"> HYPERLINK \l _Toc28889 </w:instrText>
+            <w:instrText xml:space="preserve"> HYPERLINK \l _Toc24192 </w:instrText>
           </w:r>
           <w:r>
             <w:fldChar w:fldCharType="separate"/>
@@ -3873,7 +4021,7 @@
               <w:rFonts w:hint="eastAsia"/>
               <w:lang w:val="en-US" w:eastAsia="zh-CN"/>
             </w:rPr>
-            <w:t>5.3 边缘端服务与数据库设计</w:t>
+            <w:t>5.2 设备端程序设计</w:t>
           </w:r>
           <w:r>
             <w:tab/>
@@ -3882,7 +4030,7 @@
             <w:fldChar w:fldCharType="begin"/>
           </w:r>
           <w:r>
-            <w:instrText xml:space="preserve"> PAGEREF _Toc28889 \h </w:instrText>
+            <w:instrText xml:space="preserve"> PAGEREF _Toc24192 \h </w:instrText>
           </w:r>
           <w:r>
             <w:fldChar w:fldCharType="separate"/>
@@ -3909,7 +4057,7 @@
             <w:fldChar w:fldCharType="begin"/>
           </w:r>
           <w:r>
-            <w:instrText xml:space="preserve"> HYPERLINK \l _Toc26378 </w:instrText>
+            <w:instrText xml:space="preserve"> HYPERLINK \l _Toc28489 </w:instrText>
           </w:r>
           <w:r>
             <w:fldChar w:fldCharType="separate"/>
@@ -3919,7 +4067,7 @@
               <w:rFonts w:hint="eastAsia"/>
               <w:lang w:val="en-US" w:eastAsia="zh-CN"/>
             </w:rPr>
-            <w:t>5.4 图像分析与边缘智能模块设计</w:t>
+            <w:t>5.3 边缘端服务与数据库设计</w:t>
           </w:r>
           <w:r>
             <w:tab/>
@@ -3928,57 +4076,13 @@
             <w:fldChar w:fldCharType="begin"/>
           </w:r>
           <w:r>
-            <w:instrText xml:space="preserve"> PAGEREF _Toc26378 \h </w:instrText>
+            <w:instrText xml:space="preserve"> PAGEREF _Toc28489 \h </w:instrText>
           </w:r>
           <w:r>
             <w:fldChar w:fldCharType="separate"/>
           </w:r>
           <w:r>
             <w:t>24</w:t>
-          </w:r>
-          <w:r>
-            <w:fldChar w:fldCharType="end"/>
-          </w:r>
-          <w:r>
-            <w:fldChar w:fldCharType="end"/>
-          </w:r>
-        </w:p>
-        <w:p>
-          <w:pPr>
-            <w:pStyle w:val="13"/>
-            <w:tabs>
-              <w:tab w:val="right" w:leader="dot" w:pos="8306"/>
-            </w:tabs>
-          </w:pPr>
-          <w:r>
-            <w:fldChar w:fldCharType="begin"/>
-          </w:r>
-          <w:r>
-            <w:instrText xml:space="preserve"> HYPERLINK \l _Toc15995 </w:instrText>
-          </w:r>
-          <w:r>
-            <w:fldChar w:fldCharType="separate"/>
-          </w:r>
-          <w:r>
-            <w:rPr>
-              <w:rFonts w:hint="eastAsia"/>
-            </w:rPr>
-            <w:t>6 系统测试和结果分析</w:t>
-          </w:r>
-          <w:r>
-            <w:tab/>
-          </w:r>
-          <w:r>
-            <w:fldChar w:fldCharType="begin"/>
-          </w:r>
-          <w:r>
-            <w:instrText xml:space="preserve"> PAGEREF _Toc15995 \h </w:instrText>
-          </w:r>
-          <w:r>
-            <w:fldChar w:fldCharType="separate"/>
-          </w:r>
-          <w:r>
-            <w:t>26</w:t>
           </w:r>
           <w:r>
             <w:fldChar w:fldCharType="end"/>
@@ -3999,7 +4103,7 @@
             <w:fldChar w:fldCharType="begin"/>
           </w:r>
           <w:r>
-            <w:instrText xml:space="preserve"> HYPERLINK \l _Toc12044 </w:instrText>
+            <w:instrText xml:space="preserve"> HYPERLINK \l _Toc30669 </w:instrText>
           </w:r>
           <w:r>
             <w:fldChar w:fldCharType="separate"/>
@@ -4009,7 +4113,7 @@
               <w:rFonts w:hint="eastAsia"/>
               <w:lang w:val="en-US" w:eastAsia="zh-CN"/>
             </w:rPr>
-            <w:t>6.1 系统组装与基础测试</w:t>
+            <w:t>5.4 图像分析与边缘智能模块设计</w:t>
           </w:r>
           <w:r>
             <w:tab/>
@@ -4018,13 +4122,57 @@
             <w:fldChar w:fldCharType="begin"/>
           </w:r>
           <w:r>
-            <w:instrText xml:space="preserve"> PAGEREF _Toc12044 \h </w:instrText>
+            <w:instrText xml:space="preserve"> PAGEREF _Toc30669 \h </w:instrText>
           </w:r>
           <w:r>
             <w:fldChar w:fldCharType="separate"/>
           </w:r>
           <w:r>
-            <w:t>26</w:t>
+            <w:t>27</w:t>
+          </w:r>
+          <w:r>
+            <w:fldChar w:fldCharType="end"/>
+          </w:r>
+          <w:r>
+            <w:fldChar w:fldCharType="end"/>
+          </w:r>
+        </w:p>
+        <w:p>
+          <w:pPr>
+            <w:pStyle w:val="13"/>
+            <w:tabs>
+              <w:tab w:val="right" w:leader="dot" w:pos="8306"/>
+            </w:tabs>
+          </w:pPr>
+          <w:r>
+            <w:fldChar w:fldCharType="begin"/>
+          </w:r>
+          <w:r>
+            <w:instrText xml:space="preserve"> HYPERLINK \l _Toc31704 </w:instrText>
+          </w:r>
+          <w:r>
+            <w:fldChar w:fldCharType="separate"/>
+          </w:r>
+          <w:r>
+            <w:rPr>
+              <w:rFonts w:hint="eastAsia"/>
+            </w:rPr>
+            <w:t>6 系统测试和结果分析</w:t>
+          </w:r>
+          <w:r>
+            <w:tab/>
+          </w:r>
+          <w:r>
+            <w:fldChar w:fldCharType="begin"/>
+          </w:r>
+          <w:r>
+            <w:instrText xml:space="preserve"> PAGEREF _Toc31704 \h </w:instrText>
+          </w:r>
+          <w:r>
+            <w:fldChar w:fldCharType="separate"/>
+          </w:r>
+          <w:r>
+            <w:t>29</w:t>
           </w:r>
           <w:r>
             <w:fldChar w:fldCharType="end"/>
@@ -4045,7 +4193,7 @@
             <w:fldChar w:fldCharType="begin"/>
           </w:r>
           <w:r>
-            <w:instrText xml:space="preserve"> HYPERLINK \l _Toc18912 </w:instrText>
+            <w:instrText xml:space="preserve"> HYPERLINK \l _Toc27747 </w:instrText>
           </w:r>
           <w:r>
             <w:fldChar w:fldCharType="separate"/>
@@ -4055,7 +4203,7 @@
               <w:rFonts w:hint="eastAsia"/>
               <w:lang w:val="en-US" w:eastAsia="zh-CN"/>
             </w:rPr>
-            <w:t>6.2 系统功能及性能测试</w:t>
+            <w:t>6.1 系统组装与基础测试</w:t>
           </w:r>
           <w:r>
             <w:tab/>
@@ -4064,148 +4212,13 @@
             <w:fldChar w:fldCharType="begin"/>
           </w:r>
           <w:r>
-            <w:instrText xml:space="preserve"> PAGEREF _Toc18912 \h </w:instrText>
+            <w:instrText xml:space="preserve"> PAGEREF _Toc27747 \h </w:instrText>
           </w:r>
           <w:r>
             <w:fldChar w:fldCharType="separate"/>
           </w:r>
           <w:r>
-            <w:t>27</w:t>
-          </w:r>
-          <w:r>
-            <w:fldChar w:fldCharType="end"/>
-          </w:r>
-          <w:r>
-            <w:fldChar w:fldCharType="end"/>
-          </w:r>
-        </w:p>
-        <w:p>
-          <w:pPr>
-            <w:pStyle w:val="8"/>
-            <w:tabs>
-              <w:tab w:val="right" w:leader="dot" w:pos="8306"/>
-            </w:tabs>
-          </w:pPr>
-          <w:r>
-            <w:fldChar w:fldCharType="begin"/>
-          </w:r>
-          <w:r>
-            <w:instrText xml:space="preserve"> HYPERLINK \l _Toc59 </w:instrText>
-          </w:r>
-          <w:r>
-            <w:fldChar w:fldCharType="separate"/>
-          </w:r>
-          <w:r>
-            <w:rPr>
-              <w:rFonts w:hint="eastAsia"/>
-              <w:lang w:val="en-US" w:eastAsia="zh-CN"/>
-            </w:rPr>
-            <w:t>6.2.1传感器采集测试</w:t>
-          </w:r>
-          <w:r>
-            <w:tab/>
-          </w:r>
-          <w:r>
-            <w:fldChar w:fldCharType="begin"/>
-          </w:r>
-          <w:r>
-            <w:instrText xml:space="preserve"> PAGEREF _Toc59 \h </w:instrText>
-          </w:r>
-          <w:r>
-            <w:fldChar w:fldCharType="separate"/>
-          </w:r>
-          <w:r>
-            <w:t>27</w:t>
-          </w:r>
-          <w:r>
-            <w:fldChar w:fldCharType="end"/>
-          </w:r>
-          <w:r>
-            <w:fldChar w:fldCharType="end"/>
-          </w:r>
-        </w:p>
-        <w:p>
-          <w:pPr>
-            <w:pStyle w:val="8"/>
-            <w:tabs>
-              <w:tab w:val="right" w:leader="dot" w:pos="8306"/>
-            </w:tabs>
-          </w:pPr>
-          <w:r>
-            <w:fldChar w:fldCharType="begin"/>
-          </w:r>
-          <w:r>
-            <w:instrText xml:space="preserve"> HYPERLINK \l _Toc9046 </w:instrText>
-          </w:r>
-          <w:r>
-            <w:fldChar w:fldCharType="separate"/>
-          </w:r>
-          <w:r>
-            <w:rPr>
-              <w:rFonts w:hint="eastAsia"/>
-              <w:lang w:val="en-US" w:eastAsia="zh-CN"/>
-            </w:rPr>
-            <w:t>6.2.2控制执行与自动灌溉测试</w:t>
-          </w:r>
-          <w:r>
-            <w:tab/>
-          </w:r>
-          <w:r>
-            <w:fldChar w:fldCharType="begin"/>
-          </w:r>
-          <w:r>
-            <w:instrText xml:space="preserve"> PAGEREF _Toc9046 \h </w:instrText>
-          </w:r>
-          <w:r>
-            <w:fldChar w:fldCharType="separate"/>
-          </w:r>
-          <w:r>
-            <w:t>28</w:t>
-          </w:r>
-          <w:r>
-            <w:fldChar w:fldCharType="end"/>
-          </w:r>
-          <w:r>
-            <w:fldChar w:fldCharType="end"/>
-          </w:r>
-        </w:p>
-        <w:p>
-          <w:pPr>
-            <w:pStyle w:val="8"/>
-            <w:tabs>
-              <w:tab w:val="right" w:leader="dot" w:pos="8306"/>
-            </w:tabs>
-          </w:pPr>
-          <w:r>
-            <w:fldChar w:fldCharType="begin"/>
-          </w:r>
-          <w:r>
-            <w:instrText xml:space="preserve"> HYPERLINK \l _Toc6003 </w:instrText>
-          </w:r>
-          <w:r>
-            <w:fldChar w:fldCharType="separate"/>
-          </w:r>
-          <w:r>
-            <w:rPr>
-              <w:rFonts w:hint="eastAsia"/>
-              <w:lang w:val="en-US" w:eastAsia="zh-CN"/>
-            </w:rPr>
-            <w:t>6.2.3平台服务与扩展功能测试</w:t>
-          </w:r>
-          <w:r>
-            <w:tab/>
-          </w:r>
-          <w:r>
-            <w:fldChar w:fldCharType="begin"/>
-          </w:r>
-          <w:r>
-            <w:instrText xml:space="preserve"> PAGEREF _Toc6003 \h </w:instrText>
-          </w:r>
-          <w:r>
-            <w:fldChar w:fldCharType="separate"/>
-          </w:r>
-          <w:r>
-            <w:t>28</w:t>
+            <w:t>29</w:t>
           </w:r>
           <w:r>
             <w:fldChar w:fldCharType="end"/>
@@ -4226,7 +4239,7 @@
             <w:fldChar w:fldCharType="begin"/>
           </w:r>
           <w:r>
-            <w:instrText xml:space="preserve"> HYPERLINK \l _Toc21249 </w:instrText>
+            <w:instrText xml:space="preserve"> HYPERLINK \l _Toc25709 </w:instrText>
           </w:r>
           <w:r>
             <w:fldChar w:fldCharType="separate"/>
@@ -4236,7 +4249,7 @@
               <w:rFonts w:hint="eastAsia"/>
               <w:lang w:val="en-US" w:eastAsia="zh-CN"/>
             </w:rPr>
-            <w:t>6.3 测试结果分析</w:t>
+            <w:t>6.2 系统功能及性能测试</w:t>
           </w:r>
           <w:r>
             <w:tab/>
@@ -4245,13 +4258,13 @@
             <w:fldChar w:fldCharType="begin"/>
           </w:r>
           <w:r>
-            <w:instrText xml:space="preserve"> PAGEREF _Toc21249 \h </w:instrText>
+            <w:instrText xml:space="preserve"> PAGEREF _Toc25709 \h </w:instrText>
           </w:r>
           <w:r>
             <w:fldChar w:fldCharType="separate"/>
           </w:r>
           <w:r>
-            <w:t>29</w:t>
+            <w:t>30</w:t>
           </w:r>
           <w:r>
             <w:fldChar w:fldCharType="end"/>
@@ -4262,7 +4275,7 @@
         </w:p>
         <w:p>
           <w:pPr>
-            <w:pStyle w:val="13"/>
+            <w:pStyle w:val="8"/>
             <w:tabs>
               <w:tab w:val="right" w:leader="dot" w:pos="8306"/>
             </w:tabs>
@@ -4271,7 +4284,7 @@
             <w:fldChar w:fldCharType="begin"/>
           </w:r>
           <w:r>
-            <w:instrText xml:space="preserve"> HYPERLINK \l _Toc2072 </w:instrText>
+            <w:instrText xml:space="preserve"> HYPERLINK \l _Toc8252 </w:instrText>
           </w:r>
           <w:r>
             <w:fldChar w:fldCharType="separate"/>
@@ -4279,8 +4292,9 @@
           <w:r>
             <w:rPr>
               <w:rFonts w:hint="eastAsia"/>
+              <w:lang w:val="en-US" w:eastAsia="zh-CN"/>
             </w:rPr>
-            <w:t>7 总结和展望</w:t>
+            <w:t>6.2.1 传感器采集测试</w:t>
           </w:r>
           <w:r>
             <w:tab/>
@@ -4289,13 +4303,103 @@
             <w:fldChar w:fldCharType="begin"/>
           </w:r>
           <w:r>
-            <w:instrText xml:space="preserve"> PAGEREF _Toc2072 \h </w:instrText>
+            <w:instrText xml:space="preserve"> PAGEREF _Toc8252 \h </w:instrText>
           </w:r>
           <w:r>
             <w:fldChar w:fldCharType="separate"/>
           </w:r>
           <w:r>
             <w:t>30</w:t>
+          </w:r>
+          <w:r>
+            <w:fldChar w:fldCharType="end"/>
+          </w:r>
+          <w:r>
+            <w:fldChar w:fldCharType="end"/>
+          </w:r>
+        </w:p>
+        <w:p>
+          <w:pPr>
+            <w:pStyle w:val="8"/>
+            <w:tabs>
+              <w:tab w:val="right" w:leader="dot" w:pos="8306"/>
+            </w:tabs>
+          </w:pPr>
+          <w:r>
+            <w:fldChar w:fldCharType="begin"/>
+          </w:r>
+          <w:r>
+            <w:instrText xml:space="preserve"> HYPERLINK \l _Toc15926 </w:instrText>
+          </w:r>
+          <w:r>
+            <w:fldChar w:fldCharType="separate"/>
+          </w:r>
+          <w:r>
+            <w:rPr>
+              <w:rFonts w:hint="eastAsia"/>
+              <w:lang w:val="en-US" w:eastAsia="zh-CN"/>
+            </w:rPr>
+            <w:t>6.2.2 控制执行与自动灌溉测试</w:t>
+          </w:r>
+          <w:r>
+            <w:tab/>
+          </w:r>
+          <w:r>
+            <w:fldChar w:fldCharType="begin"/>
+          </w:r>
+          <w:r>
+            <w:instrText xml:space="preserve"> PAGEREF _Toc15926 \h </w:instrText>
+          </w:r>
+          <w:r>
+            <w:fldChar w:fldCharType="separate"/>
+          </w:r>
+          <w:r>
+            <w:t>31</w:t>
+          </w:r>
+          <w:r>
+            <w:fldChar w:fldCharType="end"/>
+          </w:r>
+          <w:r>
+            <w:fldChar w:fldCharType="end"/>
+          </w:r>
+        </w:p>
+        <w:p>
+          <w:pPr>
+            <w:pStyle w:val="8"/>
+            <w:tabs>
+              <w:tab w:val="right" w:leader="dot" w:pos="8306"/>
+            </w:tabs>
+          </w:pPr>
+          <w:r>
+            <w:fldChar w:fldCharType="begin"/>
+          </w:r>
+          <w:r>
+            <w:instrText xml:space="preserve"> HYPERLINK \l _Toc30850 </w:instrText>
+          </w:r>
+          <w:r>
+            <w:fldChar w:fldCharType="separate"/>
+          </w:r>
+          <w:r>
+            <w:rPr>
+              <w:rFonts w:hint="eastAsia"/>
+              <w:lang w:val="en-US" w:eastAsia="zh-CN"/>
+            </w:rPr>
+            <w:t>6.2.3 平台服务与扩展功能测试</w:t>
+          </w:r>
+          <w:r>
+            <w:tab/>
+          </w:r>
+          <w:r>
+            <w:fldChar w:fldCharType="begin"/>
+          </w:r>
+          <w:r>
+            <w:instrText xml:space="preserve"> PAGEREF _Toc30850 \h </w:instrText>
+          </w:r>
+          <w:r>
+            <w:fldChar w:fldCharType="separate"/>
+          </w:r>
+          <w:r>
+            <w:t>32</w:t>
           </w:r>
           <w:r>
             <w:fldChar w:fldCharType="end"/>
@@ -4316,7 +4420,7 @@
             <w:fldChar w:fldCharType="begin"/>
           </w:r>
           <w:r>
-            <w:instrText xml:space="preserve"> HYPERLINK \l _Toc25408 </w:instrText>
+            <w:instrText xml:space="preserve"> HYPERLINK \l _Toc13217 </w:instrText>
           </w:r>
           <w:r>
             <w:fldChar w:fldCharType="separate"/>
@@ -4326,7 +4430,7 @@
               <w:rFonts w:hint="eastAsia"/>
               <w:lang w:val="en-US" w:eastAsia="zh-CN"/>
             </w:rPr>
-            <w:t>7.1 总结</w:t>
+            <w:t>6.3 测试结果分析</w:t>
           </w:r>
           <w:r>
             <w:tab/>
@@ -4335,13 +4439,57 @@
             <w:fldChar w:fldCharType="begin"/>
           </w:r>
           <w:r>
-            <w:instrText xml:space="preserve"> PAGEREF _Toc25408 \h </w:instrText>
+            <w:instrText xml:space="preserve"> PAGEREF _Toc13217 \h </w:instrText>
           </w:r>
           <w:r>
             <w:fldChar w:fldCharType="separate"/>
           </w:r>
           <w:r>
-            <w:t>30</w:t>
+            <w:t>34</w:t>
+          </w:r>
+          <w:r>
+            <w:fldChar w:fldCharType="end"/>
+          </w:r>
+          <w:r>
+            <w:fldChar w:fldCharType="end"/>
+          </w:r>
+        </w:p>
+        <w:p>
+          <w:pPr>
+            <w:pStyle w:val="13"/>
+            <w:tabs>
+              <w:tab w:val="right" w:leader="dot" w:pos="8306"/>
+            </w:tabs>
+          </w:pPr>
+          <w:r>
+            <w:fldChar w:fldCharType="begin"/>
+          </w:r>
+          <w:r>
+            <w:instrText xml:space="preserve"> HYPERLINK \l _Toc4142 </w:instrText>
+          </w:r>
+          <w:r>
+            <w:fldChar w:fldCharType="separate"/>
+          </w:r>
+          <w:r>
+            <w:rPr>
+              <w:rFonts w:hint="eastAsia"/>
+            </w:rPr>
+            <w:t>7 总结和展望</w:t>
+          </w:r>
+          <w:r>
+            <w:tab/>
+          </w:r>
+          <w:r>
+            <w:fldChar w:fldCharType="begin"/>
+          </w:r>
+          <w:r>
+            <w:instrText xml:space="preserve"> PAGEREF _Toc4142 \h </w:instrText>
+          </w:r>
+          <w:r>
+            <w:fldChar w:fldCharType="separate"/>
+          </w:r>
+          <w:r>
+            <w:t>35</w:t>
           </w:r>
           <w:r>
             <w:fldChar w:fldCharType="end"/>
@@ -4362,7 +4510,7 @@
             <w:fldChar w:fldCharType="begin"/>
           </w:r>
           <w:r>
-            <w:instrText xml:space="preserve"> HYPERLINK \l _Toc3439 </w:instrText>
+            <w:instrText xml:space="preserve"> HYPERLINK \l _Toc11516 </w:instrText>
           </w:r>
           <w:r>
             <w:fldChar w:fldCharType="separate"/>
@@ -4372,7 +4520,7 @@
               <w:rFonts w:hint="eastAsia"/>
               <w:lang w:val="en-US" w:eastAsia="zh-CN"/>
             </w:rPr>
-            <w:t>7.2 展望</w:t>
+            <w:t>7.1 总结</w:t>
           </w:r>
           <w:r>
             <w:tab/>
@@ -4381,13 +4529,13 @@
             <w:fldChar w:fldCharType="begin"/>
           </w:r>
           <w:r>
-            <w:instrText xml:space="preserve"> PAGEREF _Toc3439 \h </w:instrText>
+            <w:instrText xml:space="preserve"> PAGEREF _Toc11516 \h </w:instrText>
           </w:r>
           <w:r>
             <w:fldChar w:fldCharType="separate"/>
           </w:r>
           <w:r>
-            <w:t>30</w:t>
+            <w:t>35</w:t>
           </w:r>
           <w:r>
             <w:fldChar w:fldCharType="end"/>
@@ -4408,7 +4556,53 @@
             <w:fldChar w:fldCharType="begin"/>
           </w:r>
           <w:r>
-            <w:instrText xml:space="preserve"> HYPERLINK \l _Toc6944 </w:instrText>
+            <w:instrText xml:space="preserve"> HYPERLINK \l _Toc27300 </w:instrText>
+          </w:r>
+          <w:r>
+            <w:fldChar w:fldCharType="separate"/>
+          </w:r>
+          <w:r>
+            <w:rPr>
+              <w:rFonts w:hint="eastAsia"/>
+              <w:lang w:val="en-US" w:eastAsia="zh-CN"/>
+            </w:rPr>
+            <w:t>7.2 展望</w:t>
+          </w:r>
+          <w:r>
+            <w:tab/>
+          </w:r>
+          <w:r>
+            <w:fldChar w:fldCharType="begin"/>
+          </w:r>
+          <w:r>
+            <w:instrText xml:space="preserve"> PAGEREF _Toc27300 \h </w:instrText>
+          </w:r>
+          <w:r>
+            <w:fldChar w:fldCharType="separate"/>
+          </w:r>
+          <w:r>
+            <w:t>35</w:t>
+          </w:r>
+          <w:r>
+            <w:fldChar w:fldCharType="end"/>
+          </w:r>
+          <w:r>
+            <w:fldChar w:fldCharType="end"/>
+          </w:r>
+        </w:p>
+        <w:p>
+          <w:pPr>
+            <w:pStyle w:val="14"/>
+            <w:tabs>
+              <w:tab w:val="right" w:leader="dot" w:pos="8306"/>
+              <w:tab w:val="clear" w:pos="8296"/>
+            </w:tabs>
+          </w:pPr>
+          <w:r>
+            <w:fldChar w:fldCharType="begin"/>
+          </w:r>
+          <w:r>
+            <w:instrText xml:space="preserve"> HYPERLINK \l _Toc13090 </w:instrText>
           </w:r>
           <w:r>
             <w:fldChar w:fldCharType="separate"/>
@@ -4427,13 +4621,13 @@
             <w:fldChar w:fldCharType="begin"/>
           </w:r>
           <w:r>
-            <w:instrText xml:space="preserve"> PAGEREF _Toc6944 \h </w:instrText>
+            <w:instrText xml:space="preserve"> PAGEREF _Toc13090 \h </w:instrText>
           </w:r>
           <w:r>
             <w:fldChar w:fldCharType="separate"/>
           </w:r>
           <w:r>
-            <w:t>31</w:t>
+            <w:t>36</w:t>
           </w:r>
           <w:r>
             <w:fldChar w:fldCharType="end"/>
@@ -4453,7 +4647,7 @@
             <w:fldChar w:fldCharType="begin"/>
           </w:r>
           <w:r>
-            <w:instrText xml:space="preserve"> HYPERLINK \l _Toc20419 </w:instrText>
+            <w:instrText xml:space="preserve"> HYPERLINK \l _Toc23608 </w:instrText>
           </w:r>
           <w:r>
             <w:fldChar w:fldCharType="separate"/>
@@ -4473,13 +4667,13 @@
             <w:fldChar w:fldCharType="begin"/>
           </w:r>
           <w:r>
-            <w:instrText xml:space="preserve"> PAGEREF _Toc20419 \h </w:instrText>
+            <w:instrText xml:space="preserve"> PAGEREF _Toc23608 \h </w:instrText>
           </w:r>
           <w:r>
             <w:fldChar w:fldCharType="separate"/>
           </w:r>
           <w:r>
-            <w:t>32</w:t>
+            <w:t>37</w:t>
           </w:r>
           <w:r>
             <w:fldChar w:fldCharType="end"/>
@@ -4499,7 +4693,7 @@
             <w:fldChar w:fldCharType="begin"/>
           </w:r>
           <w:r>
-            <w:instrText xml:space="preserve"> HYPERLINK \l _Toc20839 </w:instrText>
+            <w:instrText xml:space="preserve"> HYPERLINK \l _Toc1140 </w:instrText>
           </w:r>
           <w:r>
             <w:fldChar w:fldCharType="separate"/>
@@ -4519,13 +4713,13 @@
             <w:fldChar w:fldCharType="begin"/>
           </w:r>
           <w:r>
-            <w:instrText xml:space="preserve"> PAGEREF _Toc20839 \h </w:instrText>
+            <w:instrText xml:space="preserve"> PAGEREF _Toc1140 \h </w:instrText>
           </w:r>
           <w:r>
             <w:fldChar w:fldCharType="separate"/>
           </w:r>
           <w:r>
-            <w:t>35</w:t>
+            <w:t>40</w:t>
           </w:r>
           <w:r>
             <w:fldChar w:fldCharType="end"/>
@@ -4578,8 +4772,8 @@
           <w:rFonts w:hint="eastAsia"/>
         </w:rPr>
       </w:pPr>
-      <w:bookmarkStart w:id="1" w:name="_Toc25943"/>
-      <w:bookmarkStart w:id="2" w:name="_Toc9447"/>
+      <w:bookmarkStart w:id="1" w:name="_Toc9447"/>
+      <w:bookmarkStart w:id="2" w:name="_Toc12281"/>
       <w:bookmarkStart w:id="3" w:name="绪论"/>
       <w:r>
         <w:rPr>
@@ -4613,7 +4807,7 @@
         </w:rPr>
       </w:pPr>
       <w:bookmarkStart w:id="4" w:name="_Toc21158"/>
-      <w:bookmarkStart w:id="5" w:name="_Toc20086"/>
+      <w:bookmarkStart w:id="5" w:name="_Toc9527"/>
       <w:bookmarkStart w:id="6" w:name="研究背景"/>
       <w:r>
         <w:rPr>
@@ -4711,8 +4905,8 @@
           <w:lang w:val="en-US" w:eastAsia="zh-CN"/>
         </w:rPr>
       </w:pPr>
-      <w:bookmarkStart w:id="7" w:name="_Toc805"/>
-      <w:bookmarkStart w:id="8" w:name="_Toc32486"/>
+      <w:bookmarkStart w:id="7" w:name="_Toc32486"/>
+      <w:bookmarkStart w:id="8" w:name="_Toc12745"/>
       <w:bookmarkStart w:id="9" w:name="研究目的及意义"/>
       <w:r>
         <w:rPr>
@@ -5002,8 +5196,8 @@
           <w:lang w:val="en-US" w:eastAsia="zh-CN"/>
         </w:rPr>
       </w:pPr>
-      <w:bookmarkStart w:id="10" w:name="_Toc4963"/>
-      <w:bookmarkStart w:id="11" w:name="_Toc21593"/>
+      <w:bookmarkStart w:id="10" w:name="_Toc21593"/>
+      <w:bookmarkStart w:id="11" w:name="_Toc27169"/>
       <w:bookmarkStart w:id="12" w:name="国内外研究现状"/>
       <w:r>
         <w:rPr>
@@ -5024,7 +5218,7 @@
         </w:rPr>
       </w:pPr>
       <w:bookmarkStart w:id="13" w:name="_Toc5463"/>
-      <w:bookmarkStart w:id="14" w:name="_Toc7291"/>
+      <w:bookmarkStart w:id="14" w:name="_Toc32291"/>
       <w:bookmarkStart w:id="15" w:name="国内研究现状"/>
       <w:r>
         <w:rPr>
@@ -5090,8 +5284,8 @@
           <w:lang w:val="en-US" w:eastAsia="zh-CN"/>
         </w:rPr>
       </w:pPr>
-      <w:bookmarkStart w:id="16" w:name="_Toc17832"/>
-      <w:bookmarkStart w:id="17" w:name="_Toc24203"/>
+      <w:bookmarkStart w:id="16" w:name="_Toc24203"/>
+      <w:bookmarkStart w:id="17" w:name="_Toc17770"/>
       <w:bookmarkStart w:id="18" w:name="国外研究现状"/>
       <w:r>
         <w:rPr>
@@ -5152,8 +5346,8 @@
           <w:lang w:val="en-US" w:eastAsia="zh-CN"/>
         </w:rPr>
       </w:pPr>
-      <w:bookmarkStart w:id="19" w:name="_Toc26356"/>
-      <w:bookmarkStart w:id="20" w:name="_Toc11735"/>
+      <w:bookmarkStart w:id="19" w:name="_Toc11735"/>
+      <w:bookmarkStart w:id="20" w:name="_Toc30303"/>
       <w:bookmarkStart w:id="21" w:name="研究主要内容"/>
       <w:r>
         <w:rPr>
@@ -5465,8 +5659,8 @@
           <w:rFonts w:hint="eastAsia"/>
         </w:rPr>
       </w:pPr>
-      <w:bookmarkStart w:id="22" w:name="_Toc11786"/>
-      <w:bookmarkStart w:id="23" w:name="_Toc4330"/>
+      <w:bookmarkStart w:id="22" w:name="_Toc4330"/>
+      <w:bookmarkStart w:id="23" w:name="_Toc23825"/>
       <w:bookmarkStart w:id="24" w:name="相关理论与技术基础"/>
       <w:r>
         <w:rPr>
@@ -5486,8 +5680,8 @@
           <w:lang w:val="en-US" w:eastAsia="zh-CN"/>
         </w:rPr>
       </w:pPr>
-      <w:bookmarkStart w:id="25" w:name="_Toc4998"/>
-      <w:bookmarkStart w:id="26" w:name="_Toc16317"/>
+      <w:bookmarkStart w:id="25" w:name="_Toc16317"/>
+      <w:bookmarkStart w:id="26" w:name="_Toc21116"/>
       <w:bookmarkStart w:id="27" w:name="物联网与边缘计算相关理论"/>
       <w:r>
         <w:rPr>
@@ -5585,8 +5779,8 @@
           <w:lang w:val="en-US" w:eastAsia="zh-CN"/>
         </w:rPr>
       </w:pPr>
-      <w:bookmarkStart w:id="28" w:name="_Toc16327"/>
-      <w:bookmarkStart w:id="29" w:name="_Toc2634"/>
+      <w:bookmarkStart w:id="28" w:name="_Toc2634"/>
+      <w:bookmarkStart w:id="29" w:name="_Toc29481"/>
       <w:bookmarkStart w:id="30" w:name="数据通信与边缘服务相关技术"/>
       <w:r>
         <w:rPr>
@@ -5608,7 +5802,7 @@
         </w:rPr>
       </w:pPr>
       <w:bookmarkStart w:id="31" w:name="_Toc18434"/>
-      <w:bookmarkStart w:id="32" w:name="_Toc15893"/>
+      <w:bookmarkStart w:id="32" w:name="_Toc22024"/>
       <w:bookmarkStart w:id="33" w:name="flask-与-sqlite-边缘服务技术"/>
       <w:r>
         <w:rPr>
@@ -5706,8 +5900,8 @@
           <w:lang w:val="en-US" w:eastAsia="zh-CN"/>
         </w:rPr>
       </w:pPr>
-      <w:bookmarkStart w:id="34" w:name="_Toc11877"/>
-      <w:bookmarkStart w:id="35" w:name="_Toc3953"/>
+      <w:bookmarkStart w:id="34" w:name="_Toc3953"/>
+      <w:bookmarkStart w:id="35" w:name="_Toc18345"/>
       <w:bookmarkStart w:id="36" w:name="mqtt-云端同步技术"/>
       <w:r>
         <w:rPr>
@@ -5767,8 +5961,8 @@
           <w:lang w:val="en-US" w:eastAsia="zh-CN"/>
         </w:rPr>
       </w:pPr>
-      <w:bookmarkStart w:id="37" w:name="_Toc32379"/>
-      <w:bookmarkStart w:id="38" w:name="_Toc27990"/>
+      <w:bookmarkStart w:id="37" w:name="_Toc27990"/>
+      <w:bookmarkStart w:id="38" w:name="_Toc10552"/>
       <w:bookmarkStart w:id="39" w:name="图像分析与轻量边缘智能相关技术"/>
       <w:r>
         <w:rPr>
@@ -5790,7 +5984,7 @@
         </w:rPr>
       </w:pPr>
       <w:bookmarkStart w:id="40" w:name="_Toc21825"/>
-      <w:bookmarkStart w:id="41" w:name="_Toc17177"/>
+      <w:bookmarkStart w:id="41" w:name="_Toc4519"/>
       <w:bookmarkStart w:id="42" w:name="基于-opencv-的图像颜色分析技术"/>
       <w:r>
         <w:rPr>
@@ -5850,8 +6044,8 @@
           <w:lang w:val="en-US" w:eastAsia="zh-CN"/>
         </w:rPr>
       </w:pPr>
-      <w:bookmarkStart w:id="43" w:name="_Toc20175"/>
-      <w:bookmarkStart w:id="44" w:name="_Toc32287"/>
+      <w:bookmarkStart w:id="43" w:name="_Toc32287"/>
+      <w:bookmarkStart w:id="44" w:name="_Toc24501"/>
       <w:bookmarkStart w:id="45" w:name="基于本地轻量模型的辅助问答技术"/>
       <w:r>
         <w:rPr>
@@ -5913,7 +6107,7 @@
         </w:rPr>
       </w:pPr>
       <w:bookmarkStart w:id="46" w:name="_Toc29013"/>
-      <w:bookmarkStart w:id="47" w:name="_Toc30318"/>
+      <w:bookmarkStart w:id="47" w:name="_Toc4966"/>
       <w:bookmarkStart w:id="48" w:name="系统总体方案设计"/>
       <w:r>
         <w:rPr>
@@ -5934,7 +6128,7 @@
         </w:rPr>
       </w:pPr>
       <w:bookmarkStart w:id="49" w:name="_Toc24372"/>
-      <w:bookmarkStart w:id="50" w:name="_Toc22777"/>
+      <w:bookmarkStart w:id="50" w:name="_Toc17139"/>
       <w:bookmarkStart w:id="51" w:name="系统需求及可行性分析"/>
       <w:r>
         <w:rPr>
@@ -5956,7 +6150,7 @@
         </w:rPr>
       </w:pPr>
       <w:bookmarkStart w:id="52" w:name="_Toc19521"/>
-      <w:bookmarkStart w:id="53" w:name="_Toc14351"/>
+      <w:bookmarkStart w:id="53" w:name="_Toc10210"/>
       <w:bookmarkStart w:id="54" w:name="需求分析"/>
       <w:r>
         <w:rPr>
@@ -6245,7 +6439,7 @@
         </w:rPr>
       </w:pPr>
       <w:bookmarkStart w:id="55" w:name="_Toc31113"/>
-      <w:bookmarkStart w:id="56" w:name="_Toc3541"/>
+      <w:bookmarkStart w:id="56" w:name="_Toc25602"/>
       <w:bookmarkStart w:id="57" w:name="可行性分析"/>
       <w:r>
         <w:rPr>
@@ -6382,8 +6576,8 @@
           <w:lang w:val="en-US" w:eastAsia="zh-CN"/>
         </w:rPr>
       </w:pPr>
-      <w:bookmarkStart w:id="58" w:name="_Toc24028"/>
-      <w:bookmarkStart w:id="59" w:name="_Toc2839"/>
+      <w:bookmarkStart w:id="58" w:name="_Toc2839"/>
+      <w:bookmarkStart w:id="59" w:name="_Toc24005"/>
       <w:bookmarkStart w:id="60" w:name="系统的总体方案设计"/>
       <w:r>
         <w:rPr>
@@ -6733,7 +6927,7 @@
         </w:rPr>
       </w:pPr>
       <w:bookmarkStart w:id="61" w:name="_Toc26156"/>
-      <w:bookmarkStart w:id="62" w:name="_Toc14958"/>
+      <w:bookmarkStart w:id="62" w:name="_Toc22852"/>
       <w:bookmarkStart w:id="63" w:name="主要功能模块的器件选型"/>
       <w:r>
         <w:rPr>
@@ -11126,8 +11320,8 @@
           <w:lang w:val="en-US" w:eastAsia="zh-CN"/>
         </w:rPr>
       </w:pPr>
-      <w:bookmarkStart w:id="64" w:name="_Toc15542"/>
-      <w:bookmarkStart w:id="65" w:name="_Toc20964"/>
+      <w:bookmarkStart w:id="64" w:name="_Toc20964"/>
+      <w:bookmarkStart w:id="65" w:name="_Toc4833"/>
       <w:bookmarkStart w:id="66" w:name="系统主要元件介绍"/>
       <w:bookmarkStart w:id="67" w:name="系统硬件设计"/>
       <w:r>
@@ -11187,8 +11381,8 @@
           <w:lang w:val="en-US" w:eastAsia="zh-CN"/>
         </w:rPr>
       </w:pPr>
-      <w:bookmarkStart w:id="68" w:name="_Toc13339"/>
-      <w:bookmarkStart w:id="69" w:name="_Toc21315"/>
+      <w:bookmarkStart w:id="68" w:name="_Toc21315"/>
+      <w:bookmarkStart w:id="69" w:name="_Toc28265"/>
       <w:bookmarkStart w:id="70" w:name="主控与边缘计算平台"/>
       <w:r>
         <w:rPr>
@@ -11432,8 +11626,8 @@
           <w:lang w:val="en-US" w:eastAsia="zh-CN"/>
         </w:rPr>
       </w:pPr>
-      <w:bookmarkStart w:id="71" w:name="_Toc16549"/>
-      <w:bookmarkStart w:id="72" w:name="_Toc3903"/>
+      <w:bookmarkStart w:id="71" w:name="_Toc3903"/>
+      <w:bookmarkStart w:id="72" w:name="_Toc23720"/>
       <w:bookmarkStart w:id="73" w:name="环境感知元件"/>
       <w:r>
         <w:rPr>
@@ -11889,8 +12083,8 @@
           <w:lang w:val="en-US" w:eastAsia="zh-CN"/>
         </w:rPr>
       </w:pPr>
-      <w:bookmarkStart w:id="74" w:name="_Toc14983"/>
-      <w:bookmarkStart w:id="75" w:name="_Toc12783"/>
+      <w:bookmarkStart w:id="74" w:name="_Toc12783"/>
+      <w:bookmarkStart w:id="75" w:name="_Toc406"/>
       <w:bookmarkStart w:id="76" w:name="人机交互元件"/>
       <w:r>
         <w:rPr>
@@ -12227,7 +12421,7 @@
         </w:rPr>
       </w:pPr>
       <w:bookmarkStart w:id="77" w:name="_Toc16673"/>
-      <w:bookmarkStart w:id="78" w:name="_Toc18254"/>
+      <w:bookmarkStart w:id="78" w:name="_Toc11578"/>
       <w:bookmarkStart w:id="79" w:name="执行控制元件"/>
       <w:r>
         <w:rPr>
@@ -12447,7 +12641,7 @@
         </w:rPr>
       </w:pPr>
       <w:bookmarkStart w:id="80" w:name="_Toc31801"/>
-      <w:bookmarkStart w:id="81" w:name="_Toc26343"/>
+      <w:bookmarkStart w:id="81" w:name="_Toc24245"/>
       <w:bookmarkStart w:id="82" w:name="图像采集元件"/>
       <w:r>
         <w:rPr>
@@ -12610,7 +12804,7 @@
         </w:rPr>
       </w:pPr>
       <w:bookmarkStart w:id="83" w:name="_Toc26007"/>
-      <w:bookmarkStart w:id="84" w:name="_Toc22210"/>
+      <w:bookmarkStart w:id="84" w:name="_Toc25084"/>
       <w:r>
         <w:rPr>
           <w:rFonts w:hint="eastAsia"/>
@@ -12630,7 +12824,7 @@
         </w:rPr>
       </w:pPr>
       <w:bookmarkStart w:id="85" w:name="_Toc7031"/>
-      <w:bookmarkStart w:id="86" w:name="_Toc31211"/>
+      <w:bookmarkStart w:id="86" w:name="_Toc12851"/>
       <w:bookmarkStart w:id="87" w:name="系统整体硬件工作原理"/>
       <w:r>
         <w:rPr>
@@ -13175,7 +13369,7 @@
         </w:rPr>
       </w:pPr>
       <w:bookmarkStart w:id="88" w:name="_Toc7709"/>
-      <w:bookmarkStart w:id="89" w:name="_Toc23607"/>
+      <w:bookmarkStart w:id="89" w:name="_Toc4056"/>
       <w:bookmarkStart w:id="90" w:name="系统功能模块设计"/>
       <w:r>
         <w:rPr>
@@ -13197,7 +13391,7 @@
         </w:rPr>
       </w:pPr>
       <w:bookmarkStart w:id="91" w:name="_Toc31433"/>
-      <w:bookmarkStart w:id="92" w:name="_Toc9771"/>
+      <w:bookmarkStart w:id="92" w:name="_Toc14009"/>
       <w:bookmarkStart w:id="93" w:name="传感采集模块设计"/>
       <w:r>
         <w:rPr>
@@ -13296,7 +13490,7 @@
         </w:rPr>
       </w:pPr>
       <w:bookmarkStart w:id="94" w:name="_Toc664"/>
-      <w:bookmarkStart w:id="95" w:name="_Toc14642"/>
+      <w:bookmarkStart w:id="95" w:name="_Toc17049"/>
       <w:bookmarkStart w:id="96" w:name="执行控制模块设计"/>
       <w:r>
         <w:rPr>
@@ -13394,8 +13588,8 @@
           <w:lang w:val="en-US" w:eastAsia="zh-CN"/>
         </w:rPr>
       </w:pPr>
-      <w:bookmarkStart w:id="97" w:name="_Toc9000"/>
-      <w:bookmarkStart w:id="98" w:name="_Toc28325"/>
+      <w:bookmarkStart w:id="97" w:name="_Toc28325"/>
+      <w:bookmarkStart w:id="98" w:name="_Toc7586"/>
       <w:bookmarkStart w:id="99" w:name="显示与手势交互模块设计"/>
       <w:r>
         <w:rPr>
@@ -13494,7 +13688,7 @@
         </w:rPr>
       </w:pPr>
       <w:bookmarkStart w:id="100" w:name="_Toc18756"/>
-      <w:bookmarkStart w:id="101" w:name="_Toc23317"/>
+      <w:bookmarkStart w:id="101" w:name="_Toc20475"/>
       <w:bookmarkStart w:id="102" w:name="边缘网关通信模块设计"/>
       <w:r>
         <w:rPr>
@@ -13594,7 +13788,7 @@
         </w:rPr>
       </w:pPr>
       <w:bookmarkStart w:id="103" w:name="_Toc8578"/>
-      <w:bookmarkStart w:id="104" w:name="_Toc29970"/>
+      <w:bookmarkStart w:id="104" w:name="_Toc28737"/>
       <w:bookmarkStart w:id="105" w:name="系统-pcb-设计"/>
       <w:r>
         <w:rPr>
@@ -13903,8 +14097,8 @@
           <w:rFonts w:hint="eastAsia"/>
         </w:rPr>
       </w:pPr>
-      <w:bookmarkStart w:id="106" w:name="_Toc14401"/>
-      <w:bookmarkStart w:id="107" w:name="_Toc21282"/>
+      <w:bookmarkStart w:id="106" w:name="_Toc21282"/>
+      <w:bookmarkStart w:id="107" w:name="_Toc9321"/>
       <w:bookmarkStart w:id="108" w:name="系统软件设计"/>
       <w:r>
         <w:rPr>
@@ -13924,8 +14118,8 @@
           <w:lang w:val="en-US" w:eastAsia="zh-CN"/>
         </w:rPr>
       </w:pPr>
-      <w:bookmarkStart w:id="109" w:name="_Toc30701"/>
-      <w:bookmarkStart w:id="110" w:name="_Toc30504"/>
+      <w:bookmarkStart w:id="109" w:name="_Toc30504"/>
+      <w:bookmarkStart w:id="110" w:name="_Toc22579"/>
       <w:bookmarkStart w:id="111" w:name="系统软件整体设计"/>
       <w:r>
         <w:rPr>
@@ -13986,7 +14180,7 @@
         </w:rPr>
       </w:pPr>
       <w:bookmarkStart w:id="112" w:name="_Toc26777"/>
-      <w:bookmarkStart w:id="113" w:name="_Toc10028"/>
+      <w:bookmarkStart w:id="113" w:name="_Toc24192"/>
       <w:bookmarkStart w:id="114" w:name="设备端程序设计"/>
       <w:r>
         <w:rPr>
@@ -14640,8 +14834,8 @@
           <w:lang w:val="en-US" w:eastAsia="zh-CN"/>
         </w:rPr>
       </w:pPr>
-      <w:bookmarkStart w:id="115" w:name="_Toc28889"/>
-      <w:bookmarkStart w:id="116" w:name="_Toc9004"/>
+      <w:bookmarkStart w:id="115" w:name="_Toc9004"/>
+      <w:bookmarkStart w:id="116" w:name="_Toc28489"/>
       <w:bookmarkStart w:id="117" w:name="边缘端服务与数据库设计"/>
       <w:r>
         <w:rPr>
@@ -19677,7 +19871,7 @@
         </w:rPr>
       </w:pPr>
       <w:bookmarkStart w:id="118" w:name="_Toc4208"/>
-      <w:bookmarkStart w:id="119" w:name="_Toc26378"/>
+      <w:bookmarkStart w:id="119" w:name="_Toc30669"/>
       <w:bookmarkStart w:id="120" w:name="图像分析与边缘智能模块设计"/>
       <w:r>
         <w:rPr>
@@ -20072,7 +20266,7 @@
         </w:rPr>
       </w:pPr>
       <w:bookmarkStart w:id="121" w:name="_Toc21664"/>
-      <w:bookmarkStart w:id="122" w:name="_Toc15995"/>
+      <w:bookmarkStart w:id="122" w:name="_Toc31704"/>
       <w:bookmarkStart w:id="123" w:name="系统测试和结果分析"/>
       <w:r>
         <w:rPr>
@@ -20092,8 +20286,8 @@
           <w:lang w:val="en-US" w:eastAsia="zh-CN"/>
         </w:rPr>
       </w:pPr>
-      <w:bookmarkStart w:id="124" w:name="_Toc12044"/>
-      <w:bookmarkStart w:id="125" w:name="_Toc31562"/>
+      <w:bookmarkStart w:id="124" w:name="_Toc31562"/>
+      <w:bookmarkStart w:id="125" w:name="_Toc27747"/>
       <w:bookmarkStart w:id="126" w:name="系统组装与基础测试"/>
       <w:r>
         <w:rPr>
@@ -20301,8 +20495,8 @@
           <w:lang w:val="en-US" w:eastAsia="zh-CN"/>
         </w:rPr>
       </w:pPr>
-      <w:bookmarkStart w:id="127" w:name="_Toc18912"/>
-      <w:bookmarkStart w:id="128" w:name="_Toc10248"/>
+      <w:bookmarkStart w:id="127" w:name="_Toc10248"/>
+      <w:bookmarkStart w:id="128" w:name="_Toc25709"/>
       <w:bookmarkStart w:id="129" w:name="系统功能及性能测试"/>
       <w:r>
         <w:rPr>
@@ -20362,7 +20556,7 @@
         </w:rPr>
       </w:pPr>
       <w:bookmarkStart w:id="130" w:name="_Toc4170"/>
-      <w:bookmarkStart w:id="131" w:name="_Toc59"/>
+      <w:bookmarkStart w:id="131" w:name="_Toc8252"/>
       <w:bookmarkStart w:id="132" w:name="传感器采集测试"/>
       <w:r>
         <w:rPr>
@@ -21773,7 +21967,7 @@
         </w:rPr>
       </w:pPr>
       <w:bookmarkStart w:id="133" w:name="_Toc23043"/>
-      <w:bookmarkStart w:id="134" w:name="_Toc9046"/>
+      <w:bookmarkStart w:id="134" w:name="_Toc15926"/>
       <w:bookmarkStart w:id="135" w:name="控制执行与自动灌溉测试"/>
       <w:r>
         <w:rPr>
@@ -23536,8 +23730,8 @@
           <w:lang w:val="en-US" w:eastAsia="zh-CN"/>
         </w:rPr>
       </w:pPr>
-      <w:bookmarkStart w:id="136" w:name="_Toc6003"/>
-      <w:bookmarkStart w:id="137" w:name="_Toc19336"/>
+      <w:bookmarkStart w:id="136" w:name="_Toc19336"/>
+      <w:bookmarkStart w:id="137" w:name="_Toc30850"/>
       <w:bookmarkStart w:id="138" w:name="平台服务与扩展功能测试"/>
       <w:r>
         <w:rPr>
@@ -25273,6 +25467,14 @@
         <w:gridCol w:w="1749"/>
       </w:tblGrid>
       <w:tr>
+        <w:tblPrEx>
+          <w:tblCellMar>
+            <w:top w:w="0" w:type="dxa"/>
+            <w:left w:w="108" w:type="dxa"/>
+            <w:bottom w:w="0" w:type="dxa"/>
+            <w:right w:w="108" w:type="dxa"/>
+          </w:tblCellMar>
+        </w:tblPrEx>
         <w:trPr>
           <w:tblHeader/>
           <w:jc w:val="center"/>
@@ -26328,7 +26530,7 @@
         </w:rPr>
       </w:pPr>
       <w:bookmarkStart w:id="139" w:name="_Toc18521"/>
-      <w:bookmarkStart w:id="140" w:name="_Toc21249"/>
+      <w:bookmarkStart w:id="140" w:name="_Toc13217"/>
       <w:bookmarkStart w:id="141" w:name="测试结果分析"/>
       <w:r>
         <w:rPr>
@@ -26464,8 +26666,8 @@
           <w:rFonts w:hint="eastAsia"/>
         </w:rPr>
       </w:pPr>
-      <w:bookmarkStart w:id="142" w:name="_Toc2072"/>
-      <w:bookmarkStart w:id="143" w:name="_Toc25980"/>
+      <w:bookmarkStart w:id="142" w:name="_Toc25980"/>
+      <w:bookmarkStart w:id="143" w:name="_Toc4142"/>
       <w:bookmarkStart w:id="144" w:name="总结和展望"/>
       <w:r>
         <w:rPr>
@@ -26485,8 +26687,8 @@
           <w:lang w:val="en-US" w:eastAsia="zh-CN"/>
         </w:rPr>
       </w:pPr>
-      <w:bookmarkStart w:id="145" w:name="_Toc25408"/>
-      <w:bookmarkStart w:id="146" w:name="_Toc31808"/>
+      <w:bookmarkStart w:id="145" w:name="_Toc31808"/>
+      <w:bookmarkStart w:id="146" w:name="_Toc11516"/>
       <w:bookmarkStart w:id="147" w:name="总结"/>
       <w:r>
         <w:rPr>
@@ -26584,8 +26786,8 @@
           <w:lang w:val="en-US" w:eastAsia="zh-CN"/>
         </w:rPr>
       </w:pPr>
-      <w:bookmarkStart w:id="148" w:name="_Toc3439"/>
-      <w:bookmarkStart w:id="149" w:name="_Toc12949"/>
+      <w:bookmarkStart w:id="148" w:name="_Toc12949"/>
+      <w:bookmarkStart w:id="149" w:name="_Toc27300"/>
       <w:bookmarkStart w:id="150" w:name="展望"/>
       <w:r>
         <w:rPr>
@@ -26646,7 +26848,7 @@
         </w:rPr>
       </w:pPr>
       <w:bookmarkStart w:id="151" w:name="_Toc4130"/>
-      <w:bookmarkStart w:id="152" w:name="_Toc6944"/>
+      <w:bookmarkStart w:id="152" w:name="_Toc13090"/>
       <w:bookmarkStart w:id="153" w:name="个人总结与反思"/>
       <w:r>
         <w:rPr>
@@ -26804,8 +27006,8 @@
           <w:szCs w:val="44"/>
         </w:rPr>
       </w:pPr>
-      <w:bookmarkStart w:id="154" w:name="_Toc20419"/>
-      <w:bookmarkStart w:id="155" w:name="_Toc25736"/>
+      <w:bookmarkStart w:id="154" w:name="_Toc25736"/>
+      <w:bookmarkStart w:id="155" w:name="_Toc23608"/>
       <w:r>
         <w:rPr>
           <w:rFonts w:hint="eastAsia"/>
@@ -26834,12 +27036,7 @@
         <w:ind w:firstLine="0" w:firstLineChars="0"/>
       </w:pPr>
       <w:r>
-        <w:t xml:space="preserve">[2] </w:t>
-      </w:r>
-      <w:bookmarkStart w:id="158" w:name="_GoBack"/>
-      <w:bookmarkEnd w:id="158"/>
-      <w:r>
-        <w:t>李道亮, 杨昊. 农业物联网技术研究进展与发展趋势分析[J]. 农业机械学报, 2018, 49(1): 1-20.</w:t>
+        <w:t>[2] 李道亮, 杨昊. 农业物联网技术研究进展与发展趋势分析[J]. 农业机械学报, 2018, 49(1): 1-20.</w:t>
       </w:r>
     </w:p>
     <w:p>
@@ -27066,7 +27263,7 @@
         </w:rPr>
       </w:pPr>
       <w:bookmarkStart w:id="156" w:name="_Toc25375"/>
-      <w:bookmarkStart w:id="157" w:name="_Toc20839"/>
+      <w:bookmarkStart w:id="157" w:name="_Toc1140"/>
       <w:r>
         <w:rPr>
           <w:rFonts w:hint="eastAsia"/>

--- a/artifact.docx
+++ b/artifact.docx
@@ -2237,8 +2237,6 @@
         </w:rPr>
         <w:t>Edge computing; Saffron; STM32F411; Raspberry Pi 4B; Automatic irrigation</w:t>
       </w:r>
-      <w:bookmarkStart w:id="158" w:name="_GoBack"/>
-      <w:bookmarkEnd w:id="158"/>
     </w:p>
     <w:p>
       <w:pPr>
@@ -5196,8 +5194,8 @@
           <w:lang w:val="en-US" w:eastAsia="zh-CN"/>
         </w:rPr>
       </w:pPr>
-      <w:bookmarkStart w:id="10" w:name="_Toc21593"/>
-      <w:bookmarkStart w:id="11" w:name="_Toc27169"/>
+      <w:bookmarkStart w:id="10" w:name="_Toc27169"/>
+      <w:bookmarkStart w:id="11" w:name="_Toc21593"/>
       <w:bookmarkStart w:id="12" w:name="国内外研究现状"/>
       <w:r>
         <w:rPr>
@@ -5271,7 +5269,19 @@
           <w:szCs w:val="24"/>
           <w:lang w:val="zh-CN"/>
         </w:rPr>
-        <w:t>国内对于智慧农业、设施农业以及农业物联网的研究也较多。目前大多数的研究都是从温室环境监测、自动灌溉控制、无线传感网络、农业大数据平台以及作物生长状态识别这几个方面展开的。大多数系统可以完成温湿度、光照、土壤湿度等基本信息的采集，再由单片机、ESP系列模块或者嵌入式Linux平台来实现数据上报以及设备控制。 从已有的成果来看，国内的研究在环境监测以及基础自动控制方面比较成熟，但是仍然存在着一些不足，第一，部分系统过于重视数据上传，缺少本地自治控制的能力，在网络出现异常的时候可用性会降低；第二，大部分方案只完成了一个功能的验证，缺少对实际场景的多模块集成；第三，系统大多以常见的蔬菜大棚或者通用盆栽为对象，对于高附加值的特色作物全周期培育研究较少。另外一些项目虽然实现了页面展示以及硬件联动，但是对数据库的设计、权限的控制、历史的跟踪以及边缘智能的拓展等都没有做深入的研究。</w:t>
+        <w:t>国内对于智慧农业、设施农业以及农业物联网的研究也较多。目前大多数的研究都是从温室环境监测、自动灌溉控制、无线传感网络、农业大数据平台以及作物生长状态识别这几个方面展开的。大多数系统可以完成温湿度、光照、土壤湿度等基本信息的采集，再由单片机、ESP系列模块或者嵌入式Linux平台来实现数据上报以及设备控制。 从已有的成果来看，国内的研究在环境监测以及基础自动控制方面比较成熟，但是仍然存在着一些不足，第一，部分系统</w:t>
+      </w:r>
+      <w:bookmarkStart w:id="158" w:name="_GoBack"/>
+      <w:bookmarkEnd w:id="158"/>
+      <w:r>
+        <w:rPr>
+          <w:rFonts w:hint="eastAsia" w:ascii="Times New Roman" w:hAnsi="Times New Roman" w:eastAsia="宋体" w:cs="Times New Roman"/>
+          <w:bCs w:val="0"/>
+          <w:sz w:val="28"/>
+          <w:szCs w:val="24"/>
+          <w:lang w:val="zh-CN"/>
+        </w:rPr>
+        <w:t>过于重视数据上传，缺少本地自治控制的能力，在网络出现异常的时候可用性会降低；第二，大部分方案只完成了一个功能的验证，缺少对实际场景的多模块集成；第三，系统大多以常见的蔬菜大棚或者通用盆栽为对象，对于高附加值的特色作物全周期培育研究较少。另外一些项目虽然实现了页面展示以及硬件联动，但是对数据库的设计、权限的控制、历史的跟踪以及边缘智能的拓展等都没有做深入的研究。</w:t>
       </w:r>
     </w:p>
     <w:bookmarkEnd w:id="15"/>
@@ -5659,8 +5669,8 @@
           <w:rFonts w:hint="eastAsia"/>
         </w:rPr>
       </w:pPr>
-      <w:bookmarkStart w:id="22" w:name="_Toc4330"/>
-      <w:bookmarkStart w:id="23" w:name="_Toc23825"/>
+      <w:bookmarkStart w:id="22" w:name="_Toc23825"/>
+      <w:bookmarkStart w:id="23" w:name="_Toc4330"/>
       <w:bookmarkStart w:id="24" w:name="相关理论与技术基础"/>
       <w:r>
         <w:rPr>
@@ -5801,8 +5811,8 @@
           <w:lang w:val="en-US" w:eastAsia="zh-CN"/>
         </w:rPr>
       </w:pPr>
-      <w:bookmarkStart w:id="31" w:name="_Toc18434"/>
-      <w:bookmarkStart w:id="32" w:name="_Toc22024"/>
+      <w:bookmarkStart w:id="31" w:name="_Toc22024"/>
+      <w:bookmarkStart w:id="32" w:name="_Toc18434"/>
       <w:bookmarkStart w:id="33" w:name="flask-与-sqlite-边缘服务技术"/>
       <w:r>
         <w:rPr>
@@ -6926,8 +6936,8 @@
           <w:lang w:val="en-US" w:eastAsia="zh-CN"/>
         </w:rPr>
       </w:pPr>
-      <w:bookmarkStart w:id="61" w:name="_Toc26156"/>
-      <w:bookmarkStart w:id="62" w:name="_Toc22852"/>
+      <w:bookmarkStart w:id="61" w:name="_Toc22852"/>
+      <w:bookmarkStart w:id="62" w:name="_Toc26156"/>
       <w:bookmarkStart w:id="63" w:name="主要功能模块的器件选型"/>
       <w:r>
         <w:rPr>
@@ -11381,8 +11391,8 @@
           <w:lang w:val="en-US" w:eastAsia="zh-CN"/>
         </w:rPr>
       </w:pPr>
-      <w:bookmarkStart w:id="68" w:name="_Toc21315"/>
-      <w:bookmarkStart w:id="69" w:name="_Toc28265"/>
+      <w:bookmarkStart w:id="68" w:name="_Toc28265"/>
+      <w:bookmarkStart w:id="69" w:name="_Toc21315"/>
       <w:bookmarkStart w:id="70" w:name="主控与边缘计算平台"/>
       <w:r>
         <w:rPr>
@@ -12803,8 +12813,8 @@
           <w:rFonts w:hint="eastAsia"/>
         </w:rPr>
       </w:pPr>
-      <w:bookmarkStart w:id="83" w:name="_Toc26007"/>
-      <w:bookmarkStart w:id="84" w:name="_Toc25084"/>
+      <w:bookmarkStart w:id="83" w:name="_Toc25084"/>
+      <w:bookmarkStart w:id="84" w:name="_Toc26007"/>
       <w:r>
         <w:rPr>
           <w:rFonts w:hint="eastAsia"/>
@@ -13368,8 +13378,8 @@
           <w:lang w:val="en-US" w:eastAsia="zh-CN"/>
         </w:rPr>
       </w:pPr>
-      <w:bookmarkStart w:id="88" w:name="_Toc7709"/>
-      <w:bookmarkStart w:id="89" w:name="_Toc4056"/>
+      <w:bookmarkStart w:id="88" w:name="_Toc4056"/>
+      <w:bookmarkStart w:id="89" w:name="_Toc7709"/>
       <w:bookmarkStart w:id="90" w:name="系统功能模块设计"/>
       <w:r>
         <w:rPr>
@@ -13390,8 +13400,8 @@
           <w:lang w:val="en-US" w:eastAsia="zh-CN"/>
         </w:rPr>
       </w:pPr>
-      <w:bookmarkStart w:id="91" w:name="_Toc31433"/>
-      <w:bookmarkStart w:id="92" w:name="_Toc14009"/>
+      <w:bookmarkStart w:id="91" w:name="_Toc14009"/>
+      <w:bookmarkStart w:id="92" w:name="_Toc31433"/>
       <w:bookmarkStart w:id="93" w:name="传感采集模块设计"/>
       <w:r>
         <w:rPr>
@@ -13588,8 +13598,8 @@
           <w:lang w:val="en-US" w:eastAsia="zh-CN"/>
         </w:rPr>
       </w:pPr>
-      <w:bookmarkStart w:id="97" w:name="_Toc28325"/>
-      <w:bookmarkStart w:id="98" w:name="_Toc7586"/>
+      <w:bookmarkStart w:id="97" w:name="_Toc7586"/>
+      <w:bookmarkStart w:id="98" w:name="_Toc28325"/>
       <w:bookmarkStart w:id="99" w:name="显示与手势交互模块设计"/>
       <w:r>
         <w:rPr>
@@ -13687,8 +13697,8 @@
           <w:lang w:val="en-US" w:eastAsia="zh-CN"/>
         </w:rPr>
       </w:pPr>
-      <w:bookmarkStart w:id="100" w:name="_Toc18756"/>
-      <w:bookmarkStart w:id="101" w:name="_Toc20475"/>
+      <w:bookmarkStart w:id="100" w:name="_Toc20475"/>
+      <w:bookmarkStart w:id="101" w:name="_Toc18756"/>
       <w:bookmarkStart w:id="102" w:name="边缘网关通信模块设计"/>
       <w:r>
         <w:rPr>
@@ -14118,8 +14128,8 @@
           <w:lang w:val="en-US" w:eastAsia="zh-CN"/>
         </w:rPr>
       </w:pPr>
-      <w:bookmarkStart w:id="109" w:name="_Toc30504"/>
-      <w:bookmarkStart w:id="110" w:name="_Toc22579"/>
+      <w:bookmarkStart w:id="109" w:name="_Toc22579"/>
+      <w:bookmarkStart w:id="110" w:name="_Toc30504"/>
       <w:bookmarkStart w:id="111" w:name="系统软件整体设计"/>
       <w:r>
         <w:rPr>
@@ -14834,8 +14844,8 @@
           <w:lang w:val="en-US" w:eastAsia="zh-CN"/>
         </w:rPr>
       </w:pPr>
-      <w:bookmarkStart w:id="115" w:name="_Toc9004"/>
-      <w:bookmarkStart w:id="116" w:name="_Toc28489"/>
+      <w:bookmarkStart w:id="115" w:name="_Toc28489"/>
+      <w:bookmarkStart w:id="116" w:name="_Toc9004"/>
       <w:bookmarkStart w:id="117" w:name="边缘端服务与数据库设计"/>
       <w:r>
         <w:rPr>
@@ -20286,8 +20296,8 @@
           <w:lang w:val="en-US" w:eastAsia="zh-CN"/>
         </w:rPr>
       </w:pPr>
-      <w:bookmarkStart w:id="124" w:name="_Toc31562"/>
-      <w:bookmarkStart w:id="125" w:name="_Toc27747"/>
+      <w:bookmarkStart w:id="124" w:name="_Toc27747"/>
+      <w:bookmarkStart w:id="125" w:name="_Toc31562"/>
       <w:bookmarkStart w:id="126" w:name="系统组装与基础测试"/>
       <w:r>
         <w:rPr>
@@ -20495,8 +20505,8 @@
           <w:lang w:val="en-US" w:eastAsia="zh-CN"/>
         </w:rPr>
       </w:pPr>
-      <w:bookmarkStart w:id="127" w:name="_Toc10248"/>
-      <w:bookmarkStart w:id="128" w:name="_Toc25709"/>
+      <w:bookmarkStart w:id="127" w:name="_Toc25709"/>
+      <w:bookmarkStart w:id="128" w:name="_Toc10248"/>
       <w:bookmarkStart w:id="129" w:name="系统功能及性能测试"/>
       <w:r>
         <w:rPr>
@@ -26529,8 +26539,8 @@
           <w:lang w:val="en-US" w:eastAsia="zh-CN"/>
         </w:rPr>
       </w:pPr>
-      <w:bookmarkStart w:id="139" w:name="_Toc18521"/>
-      <w:bookmarkStart w:id="140" w:name="_Toc13217"/>
+      <w:bookmarkStart w:id="139" w:name="_Toc13217"/>
+      <w:bookmarkStart w:id="140" w:name="_Toc18521"/>
       <w:bookmarkStart w:id="141" w:name="测试结果分析"/>
       <w:r>
         <w:rPr>
@@ -26666,8 +26676,8 @@
           <w:rFonts w:hint="eastAsia"/>
         </w:rPr>
       </w:pPr>
-      <w:bookmarkStart w:id="142" w:name="_Toc25980"/>
-      <w:bookmarkStart w:id="143" w:name="_Toc4142"/>
+      <w:bookmarkStart w:id="142" w:name="_Toc4142"/>
+      <w:bookmarkStart w:id="143" w:name="_Toc25980"/>
       <w:bookmarkStart w:id="144" w:name="总结和展望"/>
       <w:r>
         <w:rPr>
@@ -26847,8 +26857,8 @@
           <w:lang w:val="en-US" w:eastAsia="zh-CN"/>
         </w:rPr>
       </w:pPr>
-      <w:bookmarkStart w:id="151" w:name="_Toc4130"/>
-      <w:bookmarkStart w:id="152" w:name="_Toc13090"/>
+      <w:bookmarkStart w:id="151" w:name="_Toc13090"/>
+      <w:bookmarkStart w:id="152" w:name="_Toc4130"/>
       <w:bookmarkStart w:id="153" w:name="个人总结与反思"/>
       <w:r>
         <w:rPr>
@@ -27024,208 +27034,698 @@
     <w:p>
       <w:pPr>
         <w:pStyle w:val="42"/>
+        <w:keepNext w:val="0"/>
+        <w:keepLines w:val="0"/>
+        <w:pageBreakBefore w:val="0"/>
+        <w:widowControl w:val="0"/>
+        <w:kinsoku/>
+        <w:wordWrap/>
+        <w:overflowPunct/>
+        <w:topLinePunct w:val="0"/>
+        <w:autoSpaceDE/>
+        <w:autoSpaceDN/>
+        <w:bidi w:val="0"/>
+        <w:adjustRightInd/>
+        <w:snapToGrid/>
         <w:ind w:firstLine="0" w:firstLineChars="0"/>
+        <w:textAlignment w:val="auto"/>
+        <w:rPr>
+          <w:sz w:val="28"/>
+          <w:szCs w:val="28"/>
+        </w:rPr>
       </w:pPr>
       <w:r>
+        <w:rPr>
+          <w:sz w:val="28"/>
+          <w:szCs w:val="28"/>
+        </w:rPr>
         <w:t>[1] 赵春江. 智慧农业发展现状与未来展望[J]. 华南农业大学学报, 2021, 42(6): 1-7.</w:t>
       </w:r>
     </w:p>
     <w:p>
       <w:pPr>
         <w:pStyle w:val="42"/>
+        <w:keepNext w:val="0"/>
+        <w:keepLines w:val="0"/>
+        <w:pageBreakBefore w:val="0"/>
+        <w:widowControl w:val="0"/>
+        <w:kinsoku/>
+        <w:wordWrap/>
+        <w:overflowPunct/>
+        <w:topLinePunct w:val="0"/>
+        <w:autoSpaceDE/>
+        <w:autoSpaceDN/>
+        <w:bidi w:val="0"/>
+        <w:adjustRightInd/>
+        <w:snapToGrid/>
         <w:ind w:firstLine="0" w:firstLineChars="0"/>
+        <w:textAlignment w:val="auto"/>
+        <w:rPr>
+          <w:sz w:val="28"/>
+          <w:szCs w:val="28"/>
+        </w:rPr>
       </w:pPr>
       <w:r>
+        <w:rPr>
+          <w:sz w:val="28"/>
+          <w:szCs w:val="28"/>
+        </w:rPr>
         <w:t>[2] 李道亮, 杨昊. 农业物联网技术研究进展与发展趋势分析[J]. 农业机械学报, 2018, 49(1): 1-20.</w:t>
       </w:r>
     </w:p>
     <w:p>
       <w:pPr>
         <w:pStyle w:val="42"/>
+        <w:keepNext w:val="0"/>
+        <w:keepLines w:val="0"/>
+        <w:pageBreakBefore w:val="0"/>
+        <w:widowControl w:val="0"/>
+        <w:kinsoku/>
+        <w:wordWrap/>
+        <w:overflowPunct/>
+        <w:topLinePunct w:val="0"/>
+        <w:autoSpaceDE/>
+        <w:autoSpaceDN/>
+        <w:bidi w:val="0"/>
+        <w:adjustRightInd/>
+        <w:snapToGrid/>
         <w:ind w:firstLine="0" w:firstLineChars="0"/>
+        <w:textAlignment w:val="auto"/>
+        <w:rPr>
+          <w:sz w:val="28"/>
+          <w:szCs w:val="28"/>
+        </w:rPr>
       </w:pPr>
       <w:r>
+        <w:rPr>
+          <w:sz w:val="28"/>
+          <w:szCs w:val="28"/>
+        </w:rPr>
         <w:t>[3] 张晓红, 王建军. 藏红花设施栽培环境调控技术研究进展[J]. 中药材, 2019, 42(5): 1201-1205.</w:t>
       </w:r>
     </w:p>
     <w:p>
       <w:pPr>
         <w:pStyle w:val="42"/>
+        <w:keepNext w:val="0"/>
+        <w:keepLines w:val="0"/>
+        <w:pageBreakBefore w:val="0"/>
+        <w:widowControl w:val="0"/>
+        <w:kinsoku/>
+        <w:wordWrap/>
+        <w:overflowPunct/>
+        <w:topLinePunct w:val="0"/>
+        <w:autoSpaceDE/>
+        <w:autoSpaceDN/>
+        <w:bidi w:val="0"/>
+        <w:adjustRightInd/>
+        <w:snapToGrid/>
         <w:ind w:firstLine="0" w:firstLineChars="0"/>
+        <w:textAlignment w:val="auto"/>
+        <w:rPr>
+          <w:sz w:val="28"/>
+          <w:szCs w:val="28"/>
+        </w:rPr>
       </w:pPr>
       <w:r>
+        <w:rPr>
+          <w:sz w:val="28"/>
+          <w:szCs w:val="28"/>
+        </w:rPr>
         <w:t>[4] 刘云浩. 物联网导论[M]. 北京: 科学出版社, 2017.</w:t>
       </w:r>
     </w:p>
     <w:p>
       <w:pPr>
         <w:pStyle w:val="42"/>
+        <w:keepNext w:val="0"/>
+        <w:keepLines w:val="0"/>
+        <w:pageBreakBefore w:val="0"/>
+        <w:widowControl w:val="0"/>
+        <w:kinsoku/>
+        <w:wordWrap/>
+        <w:overflowPunct/>
+        <w:topLinePunct w:val="0"/>
+        <w:autoSpaceDE/>
+        <w:autoSpaceDN/>
+        <w:bidi w:val="0"/>
+        <w:adjustRightInd/>
+        <w:snapToGrid/>
         <w:ind w:firstLine="0" w:firstLineChars="0"/>
+        <w:textAlignment w:val="auto"/>
+        <w:rPr>
+          <w:sz w:val="28"/>
+          <w:szCs w:val="28"/>
+        </w:rPr>
       </w:pPr>
       <w:r>
+        <w:rPr>
+          <w:sz w:val="28"/>
+          <w:szCs w:val="28"/>
+        </w:rPr>
         <w:t>[5] 施巍松, 孙辉, 曹杰, 等. 边缘计算: 万物互联时代的新型计算模型[J]. 计算机研究与发展, 2017, 54(5): 907-924.</w:t>
       </w:r>
     </w:p>
     <w:p>
       <w:pPr>
         <w:pStyle w:val="42"/>
+        <w:keepNext w:val="0"/>
+        <w:keepLines w:val="0"/>
+        <w:pageBreakBefore w:val="0"/>
+        <w:widowControl w:val="0"/>
+        <w:kinsoku/>
+        <w:wordWrap/>
+        <w:overflowPunct/>
+        <w:topLinePunct w:val="0"/>
+        <w:autoSpaceDE/>
+        <w:autoSpaceDN/>
+        <w:bidi w:val="0"/>
+        <w:adjustRightInd/>
+        <w:snapToGrid/>
         <w:ind w:firstLine="0" w:firstLineChars="0"/>
+        <w:textAlignment w:val="auto"/>
+        <w:rPr>
+          <w:sz w:val="28"/>
+          <w:szCs w:val="28"/>
+        </w:rPr>
       </w:pPr>
       <w:r>
+        <w:rPr>
+          <w:sz w:val="28"/>
+          <w:szCs w:val="28"/>
+        </w:rPr>
         <w:t>[6] 孙其博, 刘杰, 黎羴, 等. 物联网：概念、架构与关键技术研究综述[J]. 北京邮电大学学报, 2010, 33(3): 1-9.</w:t>
       </w:r>
     </w:p>
     <w:p>
       <w:pPr>
         <w:pStyle w:val="42"/>
+        <w:keepNext w:val="0"/>
+        <w:keepLines w:val="0"/>
+        <w:pageBreakBefore w:val="0"/>
+        <w:widowControl w:val="0"/>
+        <w:kinsoku/>
+        <w:wordWrap/>
+        <w:overflowPunct/>
+        <w:topLinePunct w:val="0"/>
+        <w:autoSpaceDE/>
+        <w:autoSpaceDN/>
+        <w:bidi w:val="0"/>
+        <w:adjustRightInd/>
+        <w:snapToGrid/>
         <w:ind w:firstLine="0" w:firstLineChars="0"/>
+        <w:textAlignment w:val="auto"/>
+        <w:rPr>
+          <w:sz w:val="28"/>
+          <w:szCs w:val="28"/>
+        </w:rPr>
       </w:pPr>
       <w:r>
+        <w:rPr>
+          <w:sz w:val="28"/>
+          <w:szCs w:val="28"/>
+        </w:rPr>
         <w:t>[7] 陈伟, 李振. 基于STM32与MicroPython的嵌入式系统开发实践[J]. 电子技术应用, 2022, 48(2): 56-60.</w:t>
       </w:r>
     </w:p>
     <w:p>
       <w:pPr>
         <w:pStyle w:val="42"/>
+        <w:keepNext w:val="0"/>
+        <w:keepLines w:val="0"/>
+        <w:pageBreakBefore w:val="0"/>
+        <w:widowControl w:val="0"/>
+        <w:kinsoku/>
+        <w:wordWrap/>
+        <w:overflowPunct/>
+        <w:topLinePunct w:val="0"/>
+        <w:autoSpaceDE/>
+        <w:autoSpaceDN/>
+        <w:bidi w:val="0"/>
+        <w:adjustRightInd/>
+        <w:snapToGrid/>
         <w:ind w:firstLine="0" w:firstLineChars="0"/>
+        <w:textAlignment w:val="auto"/>
+        <w:rPr>
+          <w:sz w:val="28"/>
+          <w:szCs w:val="28"/>
+        </w:rPr>
       </w:pPr>
       <w:r>
+        <w:rPr>
+          <w:sz w:val="28"/>
+          <w:szCs w:val="28"/>
+        </w:rPr>
         <w:t>[8] 王刚. 基于树莓派的温室环境监控系统设计与实现[D]. 成都: 电子科技大学, 2020.</w:t>
       </w:r>
     </w:p>
     <w:p>
       <w:pPr>
         <w:pStyle w:val="42"/>
+        <w:keepNext w:val="0"/>
+        <w:keepLines w:val="0"/>
+        <w:pageBreakBefore w:val="0"/>
+        <w:widowControl w:val="0"/>
+        <w:kinsoku/>
+        <w:wordWrap/>
+        <w:overflowPunct/>
+        <w:topLinePunct w:val="0"/>
+        <w:autoSpaceDE/>
+        <w:autoSpaceDN/>
+        <w:bidi w:val="0"/>
+        <w:adjustRightInd/>
+        <w:snapToGrid/>
         <w:ind w:firstLine="0" w:firstLineChars="0"/>
+        <w:textAlignment w:val="auto"/>
+        <w:rPr>
+          <w:sz w:val="28"/>
+          <w:szCs w:val="28"/>
+        </w:rPr>
       </w:pPr>
       <w:r>
+        <w:rPr>
+          <w:sz w:val="28"/>
+          <w:szCs w:val="28"/>
+        </w:rPr>
         <w:t>[9] 刘伟. Python Web开发实战：基于Flask框架[M]. 北京: 电子工业出版社, 2018.</w:t>
       </w:r>
     </w:p>
     <w:p>
       <w:pPr>
         <w:pStyle w:val="42"/>
+        <w:keepNext w:val="0"/>
+        <w:keepLines w:val="0"/>
+        <w:pageBreakBefore w:val="0"/>
+        <w:widowControl w:val="0"/>
+        <w:kinsoku/>
+        <w:wordWrap/>
+        <w:overflowPunct/>
+        <w:topLinePunct w:val="0"/>
+        <w:autoSpaceDE/>
+        <w:autoSpaceDN/>
+        <w:bidi w:val="0"/>
+        <w:adjustRightInd/>
+        <w:snapToGrid/>
         <w:ind w:firstLine="0" w:firstLineChars="0"/>
+        <w:textAlignment w:val="auto"/>
+        <w:rPr>
+          <w:sz w:val="28"/>
+          <w:szCs w:val="28"/>
+        </w:rPr>
       </w:pPr>
       <w:r>
+        <w:rPr>
+          <w:sz w:val="28"/>
+          <w:szCs w:val="28"/>
+        </w:rPr>
         <w:t>[10] 郭盛, 王飞. 基于OpenCV的植物生长状态图像识别技术研究[J]. 农业工程学报, 2021, 37(12): 158-166.</w:t>
       </w:r>
     </w:p>
     <w:p>
       <w:pPr>
         <w:pStyle w:val="42"/>
+        <w:keepNext w:val="0"/>
+        <w:keepLines w:val="0"/>
+        <w:pageBreakBefore w:val="0"/>
+        <w:widowControl w:val="0"/>
+        <w:kinsoku/>
+        <w:wordWrap/>
+        <w:overflowPunct/>
+        <w:topLinePunct w:val="0"/>
+        <w:autoSpaceDE/>
+        <w:autoSpaceDN/>
+        <w:bidi w:val="0"/>
+        <w:adjustRightInd/>
+        <w:snapToGrid/>
         <w:ind w:firstLine="0" w:firstLineChars="0"/>
+        <w:textAlignment w:val="auto"/>
+        <w:rPr>
+          <w:sz w:val="28"/>
+          <w:szCs w:val="28"/>
+        </w:rPr>
       </w:pPr>
       <w:r>
+        <w:rPr>
+          <w:sz w:val="28"/>
+          <w:szCs w:val="28"/>
+        </w:rPr>
         <w:t>[11] 张三丰. 藏红花球茎休眠期与生长期温湿度控制阈值研究[J]. 安徽农业科学, 2020, 48(8): 45-48.</w:t>
       </w:r>
     </w:p>
     <w:p>
       <w:pPr>
         <w:pStyle w:val="42"/>
+        <w:keepNext w:val="0"/>
+        <w:keepLines w:val="0"/>
+        <w:pageBreakBefore w:val="0"/>
+        <w:widowControl w:val="0"/>
+        <w:kinsoku/>
+        <w:wordWrap/>
+        <w:overflowPunct/>
+        <w:topLinePunct w:val="0"/>
+        <w:autoSpaceDE/>
+        <w:autoSpaceDN/>
+        <w:bidi w:val="0"/>
+        <w:adjustRightInd/>
+        <w:snapToGrid/>
         <w:ind w:firstLine="0" w:firstLineChars="0"/>
+        <w:textAlignment w:val="auto"/>
+        <w:rPr>
+          <w:sz w:val="28"/>
+          <w:szCs w:val="28"/>
+        </w:rPr>
       </w:pPr>
       <w:r>
+        <w:rPr>
+          <w:sz w:val="28"/>
+          <w:szCs w:val="28"/>
+        </w:rPr>
         <w:t>[12] 李明. SQLite嵌入式数据库系统在物联网网关中的应用[J]. 计算机系统应用, 2019, 28(4): 88-92.</w:t>
       </w:r>
     </w:p>
     <w:p>
       <w:pPr>
         <w:pStyle w:val="42"/>
+        <w:keepNext w:val="0"/>
+        <w:keepLines w:val="0"/>
+        <w:pageBreakBefore w:val="0"/>
+        <w:widowControl w:val="0"/>
+        <w:kinsoku/>
+        <w:wordWrap/>
+        <w:overflowPunct/>
+        <w:topLinePunct w:val="0"/>
+        <w:autoSpaceDE/>
+        <w:autoSpaceDN/>
+        <w:bidi w:val="0"/>
+        <w:adjustRightInd/>
+        <w:snapToGrid/>
         <w:ind w:firstLine="0" w:firstLineChars="0"/>
+        <w:textAlignment w:val="auto"/>
+        <w:rPr>
+          <w:sz w:val="28"/>
+          <w:szCs w:val="28"/>
+        </w:rPr>
       </w:pPr>
       <w:r>
+        <w:rPr>
+          <w:sz w:val="28"/>
+          <w:szCs w:val="28"/>
+        </w:rPr>
         <w:t>[13] 陈建国. PAJ7620手势识别传感器在智能家居控制中的应用[J]. 传感器与微系统, 2021, 40(3): 112-115.</w:t>
       </w:r>
     </w:p>
     <w:p>
       <w:pPr>
         <w:pStyle w:val="42"/>
+        <w:keepNext w:val="0"/>
+        <w:keepLines w:val="0"/>
+        <w:pageBreakBefore w:val="0"/>
+        <w:widowControl w:val="0"/>
+        <w:kinsoku/>
+        <w:wordWrap/>
+        <w:overflowPunct/>
+        <w:topLinePunct w:val="0"/>
+        <w:autoSpaceDE/>
+        <w:autoSpaceDN/>
+        <w:bidi w:val="0"/>
+        <w:adjustRightInd/>
+        <w:snapToGrid/>
         <w:ind w:firstLine="0" w:firstLineChars="0"/>
+        <w:textAlignment w:val="auto"/>
+        <w:rPr>
+          <w:sz w:val="28"/>
+          <w:szCs w:val="28"/>
+        </w:rPr>
       </w:pPr>
       <w:r>
+        <w:rPr>
+          <w:sz w:val="28"/>
+          <w:szCs w:val="28"/>
+        </w:rPr>
         <w:t>[14] 杨洁. 基于HSV颜色空间的农作物成熟度视觉检测算法[J]. 农机化研究, 2022, 44(6): 201-205.</w:t>
       </w:r>
     </w:p>
     <w:p>
       <w:pPr>
         <w:pStyle w:val="42"/>
+        <w:keepNext w:val="0"/>
+        <w:keepLines w:val="0"/>
+        <w:pageBreakBefore w:val="0"/>
+        <w:widowControl w:val="0"/>
+        <w:kinsoku/>
+        <w:wordWrap/>
+        <w:overflowPunct/>
+        <w:topLinePunct w:val="0"/>
+        <w:autoSpaceDE/>
+        <w:autoSpaceDN/>
+        <w:bidi w:val="0"/>
+        <w:adjustRightInd/>
+        <w:snapToGrid/>
         <w:ind w:firstLine="0" w:firstLineChars="0"/>
+        <w:textAlignment w:val="auto"/>
+        <w:rPr>
+          <w:sz w:val="28"/>
+          <w:szCs w:val="28"/>
+        </w:rPr>
       </w:pPr>
       <w:r>
+        <w:rPr>
+          <w:sz w:val="28"/>
+          <w:szCs w:val="28"/>
+        </w:rPr>
         <w:t>[15] 王强. 现代设施农业中水肥一体化自动灌溉系统的设计[J]. 节水灌溉, 2019(10): 85-88.</w:t>
       </w:r>
     </w:p>
     <w:p>
       <w:pPr>
         <w:pStyle w:val="42"/>
+        <w:keepNext w:val="0"/>
+        <w:keepLines w:val="0"/>
+        <w:pageBreakBefore w:val="0"/>
+        <w:widowControl w:val="0"/>
+        <w:kinsoku/>
+        <w:wordWrap/>
+        <w:overflowPunct/>
+        <w:topLinePunct w:val="0"/>
+        <w:autoSpaceDE/>
+        <w:autoSpaceDN/>
+        <w:bidi w:val="0"/>
+        <w:adjustRightInd/>
+        <w:snapToGrid/>
         <w:ind w:firstLine="0" w:firstLineChars="0"/>
+        <w:textAlignment w:val="auto"/>
+        <w:rPr>
+          <w:sz w:val="28"/>
+          <w:szCs w:val="28"/>
+        </w:rPr>
       </w:pPr>
       <w:r>
+        <w:rPr>
+          <w:sz w:val="28"/>
+          <w:szCs w:val="28"/>
+        </w:rPr>
         <w:t>[16] Satyanarayanan M. The Emergence of Edge Computing[J]. Computer, 2017, 50(1): 30-39.</w:t>
       </w:r>
     </w:p>
     <w:p>
       <w:pPr>
         <w:pStyle w:val="42"/>
+        <w:keepNext w:val="0"/>
+        <w:keepLines w:val="0"/>
+        <w:pageBreakBefore w:val="0"/>
+        <w:widowControl w:val="0"/>
+        <w:kinsoku/>
+        <w:wordWrap/>
+        <w:overflowPunct/>
+        <w:topLinePunct w:val="0"/>
+        <w:autoSpaceDE/>
+        <w:autoSpaceDN/>
+        <w:bidi w:val="0"/>
+        <w:adjustRightInd/>
+        <w:snapToGrid/>
         <w:ind w:firstLine="0" w:firstLineChars="0"/>
+        <w:textAlignment w:val="auto"/>
+        <w:rPr>
+          <w:sz w:val="28"/>
+          <w:szCs w:val="28"/>
+        </w:rPr>
       </w:pPr>
       <w:r>
+        <w:rPr>
+          <w:sz w:val="28"/>
+          <w:szCs w:val="28"/>
+        </w:rPr>
         <w:t>[17] Shi W, Cao J, Zhang Q, et al. Edge Computing: Vision and Challenges[J]. IEEE Internet of Things Journal, 2016, 3(5): 637-646.</w:t>
       </w:r>
     </w:p>
     <w:p>
       <w:pPr>
         <w:pStyle w:val="42"/>
+        <w:keepNext w:val="0"/>
+        <w:keepLines w:val="0"/>
+        <w:pageBreakBefore w:val="0"/>
+        <w:widowControl w:val="0"/>
+        <w:kinsoku/>
+        <w:wordWrap/>
+        <w:overflowPunct/>
+        <w:topLinePunct w:val="0"/>
+        <w:autoSpaceDE/>
+        <w:autoSpaceDN/>
+        <w:bidi w:val="0"/>
+        <w:adjustRightInd/>
+        <w:snapToGrid/>
         <w:ind w:firstLine="0" w:firstLineChars="0"/>
+        <w:textAlignment w:val="auto"/>
+        <w:rPr>
+          <w:sz w:val="28"/>
+          <w:szCs w:val="28"/>
+        </w:rPr>
       </w:pPr>
       <w:r>
+        <w:rPr>
+          <w:sz w:val="28"/>
+          <w:szCs w:val="28"/>
+        </w:rPr>
         <w:t>[18] Ray P P. Internet of Things for Smart Agriculture: Technologies, Practices and Future Direction[J]. Journal of Ambient Intelligence and Humanized Computing, 2017, 8(4): 395-420.</w:t>
       </w:r>
     </w:p>
     <w:p>
       <w:pPr>
         <w:pStyle w:val="42"/>
+        <w:keepNext w:val="0"/>
+        <w:keepLines w:val="0"/>
+        <w:pageBreakBefore w:val="0"/>
+        <w:widowControl w:val="0"/>
+        <w:kinsoku/>
+        <w:wordWrap/>
+        <w:overflowPunct/>
+        <w:topLinePunct w:val="0"/>
+        <w:autoSpaceDE/>
+        <w:autoSpaceDN/>
+        <w:bidi w:val="0"/>
+        <w:adjustRightInd/>
+        <w:snapToGrid/>
         <w:ind w:firstLine="0" w:firstLineChars="0"/>
+        <w:textAlignment w:val="auto"/>
+        <w:rPr>
+          <w:sz w:val="28"/>
+          <w:szCs w:val="28"/>
+        </w:rPr>
       </w:pPr>
       <w:r>
+        <w:rPr>
+          <w:sz w:val="28"/>
+          <w:szCs w:val="28"/>
+        </w:rPr>
         <w:t>[19] Grinberg M. Flask Web Development: Developing Web Applications with Python[M]. O’Reilly Media, Inc., 2018.</w:t>
       </w:r>
     </w:p>
     <w:p>
       <w:pPr>
         <w:pStyle w:val="42"/>
+        <w:keepNext w:val="0"/>
+        <w:keepLines w:val="0"/>
+        <w:pageBreakBefore w:val="0"/>
+        <w:widowControl w:val="0"/>
+        <w:kinsoku/>
+        <w:wordWrap/>
+        <w:overflowPunct/>
+        <w:topLinePunct w:val="0"/>
+        <w:autoSpaceDE/>
+        <w:autoSpaceDN/>
+        <w:bidi w:val="0"/>
+        <w:adjustRightInd/>
+        <w:snapToGrid/>
         <w:ind w:firstLine="0" w:firstLineChars="0"/>
+        <w:textAlignment w:val="auto"/>
+        <w:rPr>
+          <w:sz w:val="28"/>
+          <w:szCs w:val="28"/>
+        </w:rPr>
       </w:pPr>
       <w:r>
+        <w:rPr>
+          <w:sz w:val="28"/>
+          <w:szCs w:val="28"/>
+        </w:rPr>
         <w:t>[20] Bradski G, Kaehler A. Learning OpenCV 3: Computer Vision in C++ with the OpenCV Library[M]. O’Reilly Media, Inc., 2017.</w:t>
       </w:r>
     </w:p>
     <w:p>
       <w:pPr>
         <w:pStyle w:val="42"/>
+        <w:keepNext w:val="0"/>
+        <w:keepLines w:val="0"/>
+        <w:pageBreakBefore w:val="0"/>
+        <w:widowControl w:val="0"/>
+        <w:kinsoku/>
+        <w:wordWrap/>
+        <w:overflowPunct/>
+        <w:topLinePunct w:val="0"/>
+        <w:autoSpaceDE/>
+        <w:autoSpaceDN/>
+        <w:bidi w:val="0"/>
+        <w:adjustRightInd/>
+        <w:snapToGrid/>
         <w:ind w:firstLine="0" w:firstLineChars="0"/>
+        <w:textAlignment w:val="auto"/>
+        <w:rPr>
+          <w:sz w:val="28"/>
+          <w:szCs w:val="28"/>
+        </w:rPr>
       </w:pPr>
       <w:r>
+        <w:rPr>
+          <w:sz w:val="28"/>
+          <w:szCs w:val="28"/>
+        </w:rPr>
         <w:t>[21] Upton E, Halfacree G. Raspberry Pi User Guide[M]. John Wiley &amp; Sons, 2016.</w:t>
       </w:r>
     </w:p>
     <w:p>
       <w:pPr>
         <w:pStyle w:val="42"/>
+        <w:keepNext w:val="0"/>
+        <w:keepLines w:val="0"/>
+        <w:pageBreakBefore w:val="0"/>
+        <w:widowControl w:val="0"/>
+        <w:kinsoku/>
+        <w:wordWrap/>
+        <w:overflowPunct/>
+        <w:topLinePunct w:val="0"/>
+        <w:autoSpaceDE/>
+        <w:autoSpaceDN/>
+        <w:bidi w:val="0"/>
+        <w:adjustRightInd/>
+        <w:snapToGrid/>
         <w:ind w:firstLine="0" w:firstLineChars="0"/>
+        <w:textAlignment w:val="auto"/>
+        <w:rPr>
+          <w:sz w:val="28"/>
+          <w:szCs w:val="28"/>
+        </w:rPr>
       </w:pPr>
       <w:r>
+        <w:rPr>
+          <w:sz w:val="28"/>
+          <w:szCs w:val="28"/>
+        </w:rPr>
         <w:t>[22] Vasistha P, Gangwar D. A Review on Crop Disease Detection Using Image Processing[C]</w:t>
       </w:r>
       <w:r>
         <w:rPr>
           <w:rFonts w:hint="eastAsia"/>
+          <w:sz w:val="28"/>
+          <w:szCs w:val="28"/>
           <w:lang w:val="en-US" w:eastAsia="zh-CN"/>
         </w:rPr>
         <w:t xml:space="preserve"> </w:t>
       </w:r>
       <w:r>
+        <w:rPr>
+          <w:sz w:val="28"/>
+          <w:szCs w:val="28"/>
+        </w:rPr>
         <w:t>2019 9th International Conference on Cloud Computing, Data Science &amp; Engineering (Confluence). IEEE, 2019: 536-540.</w:t>
       </w:r>
     </w:p>
@@ -27279,19 +27779,32 @@
     </w:p>
     <w:p>
       <w:pPr>
+        <w:keepNext w:val="0"/>
+        <w:keepLines w:val="0"/>
+        <w:pageBreakBefore w:val="0"/>
         <w:widowControl/>
+        <w:kinsoku/>
+        <w:wordWrap/>
+        <w:overflowPunct/>
+        <w:topLinePunct w:val="0"/>
+        <w:autoSpaceDE/>
+        <w:autoSpaceDN/>
+        <w:bidi w:val="0"/>
+        <w:adjustRightInd/>
+        <w:snapToGrid/>
         <w:spacing w:before="100" w:beforeAutospacing="1" w:after="100" w:afterAutospacing="1" w:line="360" w:lineRule="auto"/>
         <w:ind w:firstLine="560" w:firstLineChars="200"/>
-        <w:jc w:val="left"/>
-        <w:rPr>
-          <w:rFonts w:hint="eastAsia" w:ascii="宋体" w:hAnsi="宋体"/>
+        <w:jc w:val="both"/>
+        <w:textAlignment w:val="auto"/>
+        <w:rPr>
+          <w:rFonts w:hint="eastAsia" w:ascii="Times New Roman" w:hAnsi="Times New Roman"/>
           <w:sz w:val="28"/>
           <w:szCs w:val="28"/>
         </w:rPr>
       </w:pPr>
       <w:r>
         <w:rPr>
-          <w:rFonts w:hint="eastAsia" w:ascii="宋体" w:hAnsi="宋体"/>
+          <w:rFonts w:hint="eastAsia" w:ascii="Times New Roman" w:hAnsi="Times New Roman"/>
           <w:sz w:val="28"/>
           <w:szCs w:val="28"/>
         </w:rPr>

--- a/artifact.docx
+++ b/artifact.docx
@@ -5194,8 +5194,8 @@
           <w:lang w:val="en-US" w:eastAsia="zh-CN"/>
         </w:rPr>
       </w:pPr>
-      <w:bookmarkStart w:id="10" w:name="_Toc27169"/>
-      <w:bookmarkStart w:id="11" w:name="_Toc21593"/>
+      <w:bookmarkStart w:id="10" w:name="_Toc21593"/>
+      <w:bookmarkStart w:id="11" w:name="_Toc27169"/>
       <w:bookmarkStart w:id="12" w:name="国内外研究现状"/>
       <w:r>
         <w:rPr>
@@ -5269,19 +5269,7 @@
           <w:szCs w:val="24"/>
           <w:lang w:val="zh-CN"/>
         </w:rPr>
-        <w:t>国内对于智慧农业、设施农业以及农业物联网的研究也较多。目前大多数的研究都是从温室环境监测、自动灌溉控制、无线传感网络、农业大数据平台以及作物生长状态识别这几个方面展开的。大多数系统可以完成温湿度、光照、土壤湿度等基本信息的采集，再由单片机、ESP系列模块或者嵌入式Linux平台来实现数据上报以及设备控制。 从已有的成果来看，国内的研究在环境监测以及基础自动控制方面比较成熟，但是仍然存在着一些不足，第一，部分系统</w:t>
-      </w:r>
-      <w:bookmarkStart w:id="158" w:name="_GoBack"/>
-      <w:bookmarkEnd w:id="158"/>
-      <w:r>
-        <w:rPr>
-          <w:rFonts w:hint="eastAsia" w:ascii="Times New Roman" w:hAnsi="Times New Roman" w:eastAsia="宋体" w:cs="Times New Roman"/>
-          <w:bCs w:val="0"/>
-          <w:sz w:val="28"/>
-          <w:szCs w:val="24"/>
-          <w:lang w:val="zh-CN"/>
-        </w:rPr>
-        <w:t>过于重视数据上传，缺少本地自治控制的能力，在网络出现异常的时候可用性会降低；第二，大部分方案只完成了一个功能的验证，缺少对实际场景的多模块集成；第三，系统大多以常见的蔬菜大棚或者通用盆栽为对象，对于高附加值的特色作物全周期培育研究较少。另外一些项目虽然实现了页面展示以及硬件联动，但是对数据库的设计、权限的控制、历史的跟踪以及边缘智能的拓展等都没有做深入的研究。</w:t>
+        <w:t>国内对于智慧农业、设施农业以及农业物联网的研究也较多。目前大多数的研究都是从温室环境监测、自动灌溉控制、无线传感网络、农业大数据平台以及作物生长状态识别这几个方面展开的。大多数系统可以完成温湿度、光照、土壤湿度等基本信息的采集，再由单片机、ESP系列模块或者嵌入式Linux平台来实现数据上报以及设备控制。 从已有的成果来看，国内的研究在环境监测以及基础自动控制方面比较成熟，但是仍然存在着一些不足，第一，部分系统过于重视数据上传，缺少本地自治控制的能力，在网络出现异常的时候可用性会降低；第二，大部分方案只完成了一个功能的验证，缺少对实际场景的多模块集成；第三，系统大多以常见的蔬菜大棚或者通用盆栽为对象，对于高附加值的特色作物全周期培育研究较少。另外一些项目虽然实现了页面展示以及硬件联动，但是对数据库的设计、权限的控制、历史的跟踪以及边缘智能的拓展等都没有做深入的研究。</w:t>
       </w:r>
     </w:p>
     <w:bookmarkEnd w:id="15"/>
@@ -5993,8 +5981,8 @@
           <w:lang w:val="en-US" w:eastAsia="zh-CN"/>
         </w:rPr>
       </w:pPr>
-      <w:bookmarkStart w:id="40" w:name="_Toc21825"/>
-      <w:bookmarkStart w:id="41" w:name="_Toc4519"/>
+      <w:bookmarkStart w:id="40" w:name="_Toc4519"/>
+      <w:bookmarkStart w:id="41" w:name="_Toc21825"/>
       <w:bookmarkStart w:id="42" w:name="基于-opencv-的图像颜色分析技术"/>
       <w:r>
         <w:rPr>
@@ -6054,8 +6042,8 @@
           <w:lang w:val="en-US" w:eastAsia="zh-CN"/>
         </w:rPr>
       </w:pPr>
-      <w:bookmarkStart w:id="43" w:name="_Toc32287"/>
-      <w:bookmarkStart w:id="44" w:name="_Toc24501"/>
+      <w:bookmarkStart w:id="43" w:name="_Toc24501"/>
+      <w:bookmarkStart w:id="44" w:name="_Toc32287"/>
       <w:bookmarkStart w:id="45" w:name="基于本地轻量模型的辅助问答技术"/>
       <w:r>
         <w:rPr>
@@ -6116,8 +6104,8 @@
           <w:rFonts w:hint="eastAsia"/>
         </w:rPr>
       </w:pPr>
-      <w:bookmarkStart w:id="46" w:name="_Toc29013"/>
-      <w:bookmarkStart w:id="47" w:name="_Toc4966"/>
+      <w:bookmarkStart w:id="46" w:name="_Toc4966"/>
+      <w:bookmarkStart w:id="47" w:name="_Toc29013"/>
       <w:bookmarkStart w:id="48" w:name="系统总体方案设计"/>
       <w:r>
         <w:rPr>
@@ -6448,8 +6436,8 @@
           <w:lang w:val="en-US" w:eastAsia="zh-CN"/>
         </w:rPr>
       </w:pPr>
-      <w:bookmarkStart w:id="55" w:name="_Toc31113"/>
-      <w:bookmarkStart w:id="56" w:name="_Toc25602"/>
+      <w:bookmarkStart w:id="55" w:name="_Toc25602"/>
+      <w:bookmarkStart w:id="56" w:name="_Toc31113"/>
       <w:bookmarkStart w:id="57" w:name="可行性分析"/>
       <w:r>
         <w:rPr>
@@ -6691,7 +6679,7 @@
         <w:adjustRightInd/>
         <w:spacing w:before="0" w:after="0" w:line="360" w:lineRule="auto"/>
         <w:ind w:left="0" w:firstLine="560" w:firstLineChars="200"/>
-        <w:jc w:val="both"/>
+        <w:jc w:val="center"/>
         <w:textAlignment w:val="auto"/>
         <w:outlineLvl w:val="9"/>
         <w:rPr>
@@ -6753,38 +6741,17 @@
     </w:p>
     <w:p>
       <w:pPr>
-        <w:pStyle w:val="56"/>
-        <w:keepNext w:val="0"/>
-        <w:keepLines w:val="0"/>
-        <w:pageBreakBefore w:val="0"/>
-        <w:kinsoku/>
-        <w:wordWrap/>
-        <w:overflowPunct/>
-        <w:topLinePunct w:val="0"/>
-        <w:autoSpaceDE/>
-        <w:autoSpaceDN/>
+        <w:pStyle w:val="57"/>
         <w:bidi w:val="0"/>
-        <w:adjustRightInd/>
-        <w:spacing w:line="360" w:lineRule="auto"/>
-        <w:ind w:left="0" w:firstLine="560" w:firstLineChars="200"/>
-        <w:jc w:val="both"/>
-        <w:textAlignment w:val="auto"/>
-        <w:outlineLvl w:val="9"/>
-        <w:rPr>
-          <w:rFonts w:hint="eastAsia" w:ascii="Times New Roman" w:hAnsi="Times New Roman" w:eastAsia="宋体" w:cs="Times New Roman"/>
-          <w:bCs w:val="0"/>
-          <w:sz w:val="28"/>
-          <w:szCs w:val="24"/>
+        <w:rPr>
+          <w:rFonts w:hint="eastAsia"/>
         </w:rPr>
       </w:pPr>
       <w:r>
         <w:rPr>
-          <w:rFonts w:hint="eastAsia" w:ascii="Times New Roman" w:hAnsi="Times New Roman" w:eastAsia="宋体" w:cs="Times New Roman"/>
-          <w:bCs w:val="0"/>
-          <w:sz w:val="28"/>
-          <w:szCs w:val="24"/>
-        </w:rPr>
-        <w:t>图 3-1 系统总体架构图（此处插入，可放设备端—边缘端—云端三层架构图）</w:t>
+          <w:rFonts w:hint="eastAsia"/>
+        </w:rPr>
+        <w:t>图 3-1 系统总体架构图</w:t>
       </w:r>
     </w:p>
     <w:p>
@@ -6830,7 +6797,7 @@
         <w:adjustRightInd/>
         <w:spacing w:before="0" w:after="0" w:line="360" w:lineRule="auto"/>
         <w:ind w:left="0" w:firstLine="560" w:firstLineChars="200"/>
-        <w:jc w:val="both"/>
+        <w:jc w:val="center"/>
         <w:textAlignment w:val="auto"/>
         <w:outlineLvl w:val="9"/>
         <w:rPr>
@@ -6892,38 +6859,17 @@
     </w:p>
     <w:p>
       <w:pPr>
-        <w:pStyle w:val="56"/>
-        <w:keepNext w:val="0"/>
-        <w:keepLines w:val="0"/>
-        <w:pageBreakBefore w:val="0"/>
-        <w:kinsoku/>
-        <w:wordWrap/>
-        <w:overflowPunct/>
-        <w:topLinePunct w:val="0"/>
-        <w:autoSpaceDE/>
-        <w:autoSpaceDN/>
+        <w:pStyle w:val="57"/>
         <w:bidi w:val="0"/>
-        <w:adjustRightInd/>
-        <w:spacing w:line="360" w:lineRule="auto"/>
-        <w:ind w:left="0" w:firstLine="560" w:firstLineChars="200"/>
-        <w:jc w:val="both"/>
-        <w:textAlignment w:val="auto"/>
-        <w:outlineLvl w:val="9"/>
-        <w:rPr>
-          <w:rFonts w:hint="eastAsia" w:ascii="Times New Roman" w:hAnsi="Times New Roman" w:eastAsia="宋体" w:cs="Times New Roman"/>
-          <w:bCs w:val="0"/>
-          <w:sz w:val="28"/>
-          <w:szCs w:val="24"/>
+        <w:rPr>
+          <w:rFonts w:hint="eastAsia"/>
         </w:rPr>
       </w:pPr>
       <w:r>
         <w:rPr>
-          <w:rFonts w:hint="eastAsia" w:ascii="Times New Roman" w:hAnsi="Times New Roman" w:eastAsia="宋体" w:cs="Times New Roman"/>
-          <w:bCs w:val="0"/>
-          <w:sz w:val="28"/>
-          <w:szCs w:val="24"/>
-        </w:rPr>
-        <w:t>图 3-2 系统数据流与控制流示意图（此处插入，可画“传感采集—串口上传—数据库存储—页面显示—策略控制—执行器动作”的流程图）</w:t>
+          <w:rFonts w:hint="eastAsia"/>
+        </w:rPr>
+        <w:t>图 3-2 系统数据流与控制流示意图</w:t>
       </w:r>
     </w:p>
     <w:bookmarkEnd w:id="60"/>
@@ -6989,36 +6935,15 @@
     </w:p>
     <w:p>
       <w:pPr>
-        <w:pStyle w:val="56"/>
-        <w:keepNext w:val="0"/>
-        <w:keepLines w:val="0"/>
-        <w:pageBreakBefore w:val="0"/>
-        <w:kinsoku/>
-        <w:wordWrap/>
-        <w:overflowPunct/>
-        <w:topLinePunct w:val="0"/>
-        <w:autoSpaceDE/>
-        <w:autoSpaceDN/>
+        <w:pStyle w:val="57"/>
         <w:bidi w:val="0"/>
-        <w:adjustRightInd/>
-        <w:spacing w:line="360" w:lineRule="auto"/>
-        <w:ind w:left="0" w:firstLine="560" w:firstLineChars="200"/>
-        <w:jc w:val="both"/>
-        <w:textAlignment w:val="auto"/>
-        <w:outlineLvl w:val="9"/>
-        <w:rPr>
-          <w:rFonts w:hint="eastAsia" w:ascii="Times New Roman" w:hAnsi="Times New Roman" w:eastAsia="宋体" w:cs="Times New Roman"/>
-          <w:bCs w:val="0"/>
-          <w:sz w:val="28"/>
-          <w:szCs w:val="24"/>
+        <w:rPr>
+          <w:rFonts w:hint="eastAsia"/>
         </w:rPr>
       </w:pPr>
       <w:r>
         <w:rPr>
-          <w:rFonts w:hint="eastAsia" w:ascii="Times New Roman" w:hAnsi="Times New Roman" w:eastAsia="宋体" w:cs="Times New Roman"/>
-          <w:bCs w:val="0"/>
-          <w:sz w:val="28"/>
-          <w:szCs w:val="24"/>
+          <w:rFonts w:hint="eastAsia"/>
         </w:rPr>
         <w:t>表 3-1 主要器件选型表</w:t>
       </w:r>
@@ -9565,36 +9490,15 @@
     </w:tbl>
     <w:p>
       <w:pPr>
-        <w:pStyle w:val="56"/>
-        <w:keepNext w:val="0"/>
-        <w:keepLines w:val="0"/>
-        <w:pageBreakBefore w:val="0"/>
-        <w:kinsoku/>
-        <w:wordWrap/>
-        <w:overflowPunct/>
-        <w:topLinePunct w:val="0"/>
-        <w:autoSpaceDE/>
-        <w:autoSpaceDN/>
+        <w:pStyle w:val="57"/>
         <w:bidi w:val="0"/>
-        <w:adjustRightInd/>
-        <w:spacing w:line="360" w:lineRule="auto"/>
-        <w:ind w:left="0" w:firstLine="560" w:firstLineChars="200"/>
-        <w:jc w:val="both"/>
-        <w:textAlignment w:val="auto"/>
-        <w:outlineLvl w:val="9"/>
-        <w:rPr>
-          <w:rFonts w:hint="eastAsia" w:ascii="Times New Roman" w:hAnsi="Times New Roman" w:eastAsia="宋体" w:cs="Times New Roman"/>
-          <w:bCs w:val="0"/>
-          <w:sz w:val="28"/>
-          <w:szCs w:val="24"/>
+        <w:rPr>
+          <w:rFonts w:hint="eastAsia"/>
         </w:rPr>
       </w:pPr>
       <w:r>
         <w:rPr>
-          <w:rFonts w:hint="eastAsia" w:ascii="Times New Roman" w:hAnsi="Times New Roman" w:eastAsia="宋体" w:cs="Times New Roman"/>
-          <w:bCs w:val="0"/>
-          <w:sz w:val="28"/>
-          <w:szCs w:val="24"/>
+          <w:rFonts w:hint="eastAsia"/>
         </w:rPr>
         <w:t>表 3-2 备选方案对比表</w:t>
       </w:r>
@@ -11458,7 +11362,7 @@
         <w:adjustRightInd/>
         <w:spacing w:before="0" w:after="0" w:line="360" w:lineRule="auto"/>
         <w:ind w:left="0" w:firstLine="560" w:firstLineChars="200"/>
-        <w:jc w:val="both"/>
+        <w:jc w:val="center"/>
         <w:textAlignment w:val="auto"/>
         <w:outlineLvl w:val="9"/>
         <w:rPr>
@@ -11532,7 +11436,7 @@
         <w:adjustRightInd/>
         <w:spacing w:before="0" w:after="0" w:line="360" w:lineRule="auto"/>
         <w:ind w:left="0" w:firstLine="560" w:firstLineChars="200"/>
-        <w:jc w:val="both"/>
+        <w:jc w:val="center"/>
         <w:textAlignment w:val="auto"/>
         <w:outlineLvl w:val="9"/>
         <w:rPr>
@@ -11592,36 +11496,15 @@
     </w:p>
     <w:p>
       <w:pPr>
-        <w:pStyle w:val="56"/>
-        <w:keepNext w:val="0"/>
-        <w:keepLines w:val="0"/>
-        <w:pageBreakBefore w:val="0"/>
-        <w:kinsoku/>
-        <w:wordWrap/>
-        <w:overflowPunct/>
-        <w:topLinePunct w:val="0"/>
-        <w:autoSpaceDE/>
-        <w:autoSpaceDN/>
+        <w:pStyle w:val="57"/>
         <w:bidi w:val="0"/>
-        <w:adjustRightInd/>
-        <w:spacing w:line="360" w:lineRule="auto"/>
-        <w:ind w:left="0" w:firstLine="560" w:firstLineChars="200"/>
-        <w:jc w:val="both"/>
-        <w:textAlignment w:val="auto"/>
-        <w:outlineLvl w:val="9"/>
-        <w:rPr>
-          <w:rFonts w:hint="eastAsia" w:ascii="Times New Roman" w:hAnsi="Times New Roman" w:eastAsia="宋体" w:cs="Times New Roman"/>
-          <w:bCs w:val="0"/>
-          <w:sz w:val="28"/>
-          <w:szCs w:val="24"/>
+        <w:rPr>
+          <w:rFonts w:hint="eastAsia"/>
         </w:rPr>
       </w:pPr>
       <w:r>
         <w:rPr>
-          <w:rFonts w:hint="eastAsia" w:ascii="Times New Roman" w:hAnsi="Times New Roman" w:eastAsia="宋体" w:cs="Times New Roman"/>
-          <w:bCs w:val="0"/>
-          <w:sz w:val="28"/>
-          <w:szCs w:val="24"/>
+          <w:rFonts w:hint="eastAsia"/>
         </w:rPr>
         <w:t>图 3-3</w:t>
       </w:r>
@@ -11636,8 +11519,8 @@
           <w:lang w:val="en-US" w:eastAsia="zh-CN"/>
         </w:rPr>
       </w:pPr>
-      <w:bookmarkStart w:id="71" w:name="_Toc3903"/>
-      <w:bookmarkStart w:id="72" w:name="_Toc23720"/>
+      <w:bookmarkStart w:id="71" w:name="_Toc23720"/>
+      <w:bookmarkStart w:id="72" w:name="_Toc3903"/>
       <w:bookmarkStart w:id="73" w:name="环境感知元件"/>
       <w:r>
         <w:rPr>
@@ -11703,7 +11586,7 @@
         <w:adjustRightInd/>
         <w:spacing w:before="0" w:after="0" w:line="360" w:lineRule="auto"/>
         <w:ind w:left="0" w:firstLine="560" w:firstLineChars="200"/>
-        <w:jc w:val="both"/>
+        <w:jc w:val="center"/>
         <w:textAlignment w:val="auto"/>
         <w:outlineLvl w:val="9"/>
         <w:rPr>
@@ -11823,7 +11706,7 @@
         <w:adjustRightInd/>
         <w:spacing w:before="0" w:after="0" w:line="360" w:lineRule="auto"/>
         <w:ind w:left="0" w:firstLine="560" w:firstLineChars="200"/>
-        <w:jc w:val="both"/>
+        <w:jc w:val="center"/>
         <w:textAlignment w:val="auto"/>
         <w:outlineLvl w:val="9"/>
         <w:rPr>
@@ -11943,7 +11826,7 @@
         <w:adjustRightInd/>
         <w:spacing w:before="0" w:after="0" w:line="360" w:lineRule="auto"/>
         <w:ind w:left="0" w:firstLine="560" w:firstLineChars="200"/>
-        <w:jc w:val="both"/>
+        <w:jc w:val="center"/>
         <w:textAlignment w:val="auto"/>
         <w:outlineLvl w:val="9"/>
         <w:rPr>
@@ -12049,36 +11932,15 @@
     </w:p>
     <w:p>
       <w:pPr>
-        <w:pStyle w:val="56"/>
-        <w:keepNext w:val="0"/>
-        <w:keepLines w:val="0"/>
-        <w:pageBreakBefore w:val="0"/>
-        <w:kinsoku/>
-        <w:wordWrap/>
-        <w:overflowPunct/>
-        <w:topLinePunct w:val="0"/>
-        <w:autoSpaceDE/>
-        <w:autoSpaceDN/>
+        <w:pStyle w:val="57"/>
         <w:bidi w:val="0"/>
-        <w:adjustRightInd/>
-        <w:spacing w:line="360" w:lineRule="auto"/>
-        <w:ind w:left="0" w:firstLine="560" w:firstLineChars="200"/>
-        <w:jc w:val="both"/>
-        <w:textAlignment w:val="auto"/>
-        <w:outlineLvl w:val="9"/>
-        <w:rPr>
-          <w:rFonts w:hint="eastAsia" w:ascii="Times New Roman" w:hAnsi="Times New Roman" w:eastAsia="宋体" w:cs="Times New Roman"/>
-          <w:bCs w:val="0"/>
-          <w:sz w:val="28"/>
-          <w:szCs w:val="24"/>
+        <w:rPr>
+          <w:rFonts w:hint="eastAsia"/>
         </w:rPr>
       </w:pPr>
       <w:r>
         <w:rPr>
-          <w:rFonts w:hint="eastAsia" w:ascii="Times New Roman" w:hAnsi="Times New Roman" w:eastAsia="宋体" w:cs="Times New Roman"/>
-          <w:bCs w:val="0"/>
-          <w:sz w:val="28"/>
-          <w:szCs w:val="24"/>
+          <w:rFonts w:hint="eastAsia"/>
         </w:rPr>
         <w:t>图 3-4</w:t>
       </w:r>
@@ -12160,7 +12022,7 @@
         <w:adjustRightInd/>
         <w:spacing w:before="0" w:after="0" w:line="360" w:lineRule="auto"/>
         <w:ind w:left="0" w:firstLine="560" w:firstLineChars="200"/>
-        <w:jc w:val="both"/>
+        <w:jc w:val="center"/>
         <w:textAlignment w:val="auto"/>
         <w:outlineLvl w:val="9"/>
         <w:rPr>
@@ -12280,7 +12142,7 @@
         <w:adjustRightInd/>
         <w:spacing w:before="0" w:after="0" w:line="360" w:lineRule="auto"/>
         <w:ind w:left="0" w:firstLine="560" w:firstLineChars="200"/>
-        <w:jc w:val="both"/>
+        <w:jc w:val="center"/>
         <w:textAlignment w:val="auto"/>
         <w:outlineLvl w:val="9"/>
         <w:rPr>
@@ -12386,36 +12248,15 @@
     </w:p>
     <w:p>
       <w:pPr>
-        <w:pStyle w:val="56"/>
-        <w:keepNext w:val="0"/>
-        <w:keepLines w:val="0"/>
-        <w:pageBreakBefore w:val="0"/>
-        <w:kinsoku/>
-        <w:wordWrap/>
-        <w:overflowPunct/>
-        <w:topLinePunct w:val="0"/>
-        <w:autoSpaceDE/>
-        <w:autoSpaceDN/>
+        <w:pStyle w:val="57"/>
         <w:bidi w:val="0"/>
-        <w:adjustRightInd/>
-        <w:spacing w:line="360" w:lineRule="auto"/>
-        <w:ind w:left="0" w:firstLine="560" w:firstLineChars="200"/>
-        <w:jc w:val="both"/>
-        <w:textAlignment w:val="auto"/>
-        <w:outlineLvl w:val="9"/>
-        <w:rPr>
-          <w:rFonts w:hint="eastAsia" w:ascii="Times New Roman" w:hAnsi="Times New Roman" w:eastAsia="宋体" w:cs="Times New Roman"/>
-          <w:bCs w:val="0"/>
-          <w:sz w:val="28"/>
-          <w:szCs w:val="24"/>
+        <w:rPr>
+          <w:rFonts w:hint="eastAsia"/>
         </w:rPr>
       </w:pPr>
       <w:r>
         <w:rPr>
-          <w:rFonts w:hint="eastAsia" w:ascii="Times New Roman" w:hAnsi="Times New Roman" w:eastAsia="宋体" w:cs="Times New Roman"/>
-          <w:bCs w:val="0"/>
-          <w:sz w:val="28"/>
-          <w:szCs w:val="24"/>
+          <w:rFonts w:hint="eastAsia"/>
         </w:rPr>
         <w:t>图 3-5</w:t>
       </w:r>
@@ -12497,7 +12338,7 @@
         <w:adjustRightInd/>
         <w:spacing w:before="0" w:after="0" w:line="360" w:lineRule="auto"/>
         <w:ind w:left="0" w:firstLine="560" w:firstLineChars="200"/>
-        <w:jc w:val="both"/>
+        <w:jc w:val="center"/>
         <w:textAlignment w:val="auto"/>
         <w:outlineLvl w:val="9"/>
         <w:rPr>
@@ -12606,36 +12447,15 @@
     </w:p>
     <w:p>
       <w:pPr>
-        <w:pStyle w:val="56"/>
-        <w:keepNext w:val="0"/>
-        <w:keepLines w:val="0"/>
-        <w:pageBreakBefore w:val="0"/>
-        <w:kinsoku/>
-        <w:wordWrap/>
-        <w:overflowPunct/>
-        <w:topLinePunct w:val="0"/>
-        <w:autoSpaceDE/>
-        <w:autoSpaceDN/>
+        <w:pStyle w:val="57"/>
         <w:bidi w:val="0"/>
-        <w:adjustRightInd/>
-        <w:spacing w:line="360" w:lineRule="auto"/>
-        <w:ind w:left="0" w:firstLine="560" w:firstLineChars="200"/>
-        <w:jc w:val="both"/>
-        <w:textAlignment w:val="auto"/>
-        <w:outlineLvl w:val="9"/>
-        <w:rPr>
-          <w:rFonts w:hint="eastAsia" w:ascii="Times New Roman" w:hAnsi="Times New Roman" w:eastAsia="宋体" w:cs="Times New Roman"/>
-          <w:bCs w:val="0"/>
-          <w:sz w:val="28"/>
-          <w:szCs w:val="24"/>
+        <w:rPr>
+          <w:rFonts w:hint="eastAsia"/>
         </w:rPr>
       </w:pPr>
       <w:r>
         <w:rPr>
-          <w:rFonts w:hint="eastAsia" w:ascii="Times New Roman" w:hAnsi="Times New Roman" w:eastAsia="宋体" w:cs="Times New Roman"/>
-          <w:bCs w:val="0"/>
-          <w:sz w:val="28"/>
-          <w:szCs w:val="24"/>
+          <w:rFonts w:hint="eastAsia"/>
         </w:rPr>
         <w:t>图 3-6</w:t>
       </w:r>
@@ -12650,8 +12470,8 @@
           <w:lang w:val="en-US" w:eastAsia="zh-CN"/>
         </w:rPr>
       </w:pPr>
-      <w:bookmarkStart w:id="80" w:name="_Toc31801"/>
-      <w:bookmarkStart w:id="81" w:name="_Toc24245"/>
+      <w:bookmarkStart w:id="80" w:name="_Toc24245"/>
+      <w:bookmarkStart w:id="81" w:name="_Toc31801"/>
       <w:bookmarkStart w:id="82" w:name="图像采集元件"/>
       <w:r>
         <w:rPr>
@@ -13274,7 +13094,7 @@
         <w:adjustRightInd/>
         <w:spacing w:before="0" w:after="0" w:line="360" w:lineRule="auto"/>
         <w:ind w:left="0" w:leftChars="0" w:firstLine="560" w:firstLineChars="200"/>
-        <w:jc w:val="both"/>
+        <w:jc w:val="center"/>
         <w:textAlignment w:val="auto"/>
         <w:outlineLvl w:val="9"/>
         <w:rPr>
@@ -13334,38 +13154,17 @@
     </w:p>
     <w:p>
       <w:pPr>
-        <w:pStyle w:val="56"/>
-        <w:keepNext w:val="0"/>
-        <w:keepLines w:val="0"/>
-        <w:pageBreakBefore w:val="0"/>
-        <w:kinsoku/>
-        <w:wordWrap/>
-        <w:overflowPunct/>
-        <w:topLinePunct w:val="0"/>
-        <w:autoSpaceDE/>
-        <w:autoSpaceDN/>
+        <w:pStyle w:val="57"/>
         <w:bidi w:val="0"/>
-        <w:adjustRightInd/>
-        <w:spacing w:line="360" w:lineRule="auto"/>
-        <w:ind w:left="0" w:firstLine="560" w:firstLineChars="200"/>
-        <w:jc w:val="both"/>
-        <w:textAlignment w:val="auto"/>
-        <w:outlineLvl w:val="9"/>
-        <w:rPr>
-          <w:rFonts w:hint="eastAsia" w:ascii="Times New Roman" w:hAnsi="Times New Roman" w:eastAsia="宋体" w:cs="Times New Roman"/>
-          <w:bCs w:val="0"/>
-          <w:sz w:val="28"/>
-          <w:szCs w:val="24"/>
+        <w:rPr>
+          <w:rFonts w:hint="eastAsia"/>
         </w:rPr>
       </w:pPr>
       <w:r>
         <w:rPr>
-          <w:rFonts w:hint="eastAsia" w:ascii="Times New Roman" w:hAnsi="Times New Roman" w:eastAsia="宋体" w:cs="Times New Roman"/>
-          <w:bCs w:val="0"/>
-          <w:sz w:val="28"/>
-          <w:szCs w:val="24"/>
-        </w:rPr>
-        <w:t>图 4-1 主要模块实物连接照片（此处插入，可拍摄面包板/PCB/整机实物）</w:t>
+          <w:rFonts w:hint="eastAsia"/>
+        </w:rPr>
+        <w:t>图 4-1 主要模块实物连接照片</w:t>
       </w:r>
     </w:p>
     <w:bookmarkEnd w:id="87"/>
@@ -13797,8 +13596,8 @@
           <w:lang w:val="en-US" w:eastAsia="zh-CN"/>
         </w:rPr>
       </w:pPr>
-      <w:bookmarkStart w:id="103" w:name="_Toc8578"/>
-      <w:bookmarkStart w:id="104" w:name="_Toc28737"/>
+      <w:bookmarkStart w:id="103" w:name="_Toc28737"/>
+      <w:bookmarkStart w:id="104" w:name="_Toc8578"/>
       <w:bookmarkStart w:id="105" w:name="系统-pcb-设计"/>
       <w:r>
         <w:rPr>
@@ -13892,7 +13691,7 @@
         <w:adjustRightInd/>
         <w:spacing w:before="0" w:after="0" w:line="360" w:lineRule="auto"/>
         <w:ind w:left="0" w:firstLine="560" w:firstLineChars="200"/>
-        <w:jc w:val="both"/>
+        <w:jc w:val="left"/>
         <w:textAlignment w:val="auto"/>
         <w:outlineLvl w:val="9"/>
         <w:rPr>
@@ -13912,9 +13711,25 @@
           <w:lang w:eastAsia="zh-CN"/>
         </w:rPr>
         <w:drawing>
-          <wp:inline distT="0" distB="0" distL="114300" distR="114300">
-            <wp:extent cx="6063615" cy="4712970"/>
-            <wp:effectExtent l="0" t="0" r="13335" b="11430"/>
+          <wp:anchor distT="0" distB="0" distL="114300" distR="114300" simplePos="0" relativeHeight="251659264" behindDoc="1" locked="0" layoutInCell="1" allowOverlap="1">
+            <wp:simplePos x="0" y="0"/>
+            <wp:positionH relativeFrom="column">
+              <wp:posOffset>-330200</wp:posOffset>
+            </wp:positionH>
+            <wp:positionV relativeFrom="paragraph">
+              <wp:posOffset>226695</wp:posOffset>
+            </wp:positionV>
+            <wp:extent cx="6395720" cy="4724400"/>
+            <wp:effectExtent l="0" t="0" r="0" b="0"/>
+            <wp:wrapTight wrapText="bothSides">
+              <wp:wrapPolygon>
+                <wp:start x="0" y="0"/>
+                <wp:lineTo x="0" y="21513"/>
+                <wp:lineTo x="21553" y="21513"/>
+                <wp:lineTo x="21553" y="0"/>
+                <wp:lineTo x="0" y="0"/>
+              </wp:wrapPolygon>
+            </wp:wrapTight>
             <wp:docPr id="8" name="图片 8" descr="图 4-2 PCB 原理图"/>
             <wp:cNvGraphicFramePr>
               <a:graphicFrameLocks xmlns:a="http://schemas.openxmlformats.org/drawingml/2006/main" noChangeAspect="1"/>
@@ -13938,7 +13753,7 @@
                   <pic:spPr>
                     <a:xfrm>
                       <a:off x="0" y="0"/>
-                      <a:ext cx="6063615" cy="4712970"/>
+                      <a:ext cx="6395720" cy="4724400"/>
                     </a:xfrm>
                     <a:prstGeom prst="rect">
                       <a:avLst/>
@@ -13947,44 +13762,23 @@
                 </pic:pic>
               </a:graphicData>
             </a:graphic>
-          </wp:inline>
+          </wp:anchor>
         </w:drawing>
       </w:r>
     </w:p>
     <w:p>
       <w:pPr>
-        <w:pStyle w:val="56"/>
-        <w:keepNext w:val="0"/>
-        <w:keepLines w:val="0"/>
-        <w:pageBreakBefore w:val="0"/>
-        <w:kinsoku/>
-        <w:wordWrap/>
-        <w:overflowPunct/>
-        <w:topLinePunct w:val="0"/>
-        <w:autoSpaceDE/>
-        <w:autoSpaceDN/>
+        <w:pStyle w:val="57"/>
         <w:bidi w:val="0"/>
-        <w:adjustRightInd/>
-        <w:spacing w:line="360" w:lineRule="auto"/>
-        <w:ind w:left="0" w:firstLine="560" w:firstLineChars="200"/>
-        <w:jc w:val="both"/>
-        <w:textAlignment w:val="auto"/>
-        <w:outlineLvl w:val="9"/>
-        <w:rPr>
-          <w:rFonts w:hint="eastAsia" w:ascii="Times New Roman" w:hAnsi="Times New Roman" w:eastAsia="宋体" w:cs="Times New Roman"/>
-          <w:bCs w:val="0"/>
-          <w:sz w:val="28"/>
-          <w:szCs w:val="24"/>
+        <w:rPr>
+          <w:rFonts w:hint="eastAsia"/>
         </w:rPr>
       </w:pPr>
       <w:r>
         <w:rPr>
-          <w:rFonts w:hint="eastAsia" w:ascii="Times New Roman" w:hAnsi="Times New Roman" w:eastAsia="宋体" w:cs="Times New Roman"/>
-          <w:bCs w:val="0"/>
-          <w:sz w:val="28"/>
-          <w:szCs w:val="24"/>
-        </w:rPr>
-        <w:t>图 4-2 PCB 原理图（此处插入）</w:t>
+          <w:rFonts w:hint="eastAsia"/>
+        </w:rPr>
+        <w:t>图 4-2 PCB 原理图</w:t>
       </w:r>
     </w:p>
     <w:p>
@@ -14003,7 +13797,7 @@
         <w:adjustRightInd/>
         <w:spacing w:before="0" w:after="0" w:line="360" w:lineRule="auto"/>
         <w:ind w:left="0" w:firstLine="560" w:firstLineChars="200"/>
-        <w:jc w:val="both"/>
+        <w:jc w:val="center"/>
         <w:textAlignment w:val="auto"/>
         <w:outlineLvl w:val="9"/>
         <w:rPr>
@@ -14024,8 +13818,8 @@
         </w:rPr>
         <w:drawing>
           <wp:inline distT="0" distB="0" distL="114300" distR="114300">
-            <wp:extent cx="3209290" cy="3955415"/>
-            <wp:effectExtent l="0" t="0" r="10160" b="6985"/>
+            <wp:extent cx="3466465" cy="4272280"/>
+            <wp:effectExtent l="0" t="0" r="635" b="13970"/>
             <wp:docPr id="10" name="图片 10" descr="图 4-3 PCB 版图图"/>
             <wp:cNvGraphicFramePr>
               <a:graphicFrameLocks xmlns:a="http://schemas.openxmlformats.org/drawingml/2006/main" noChangeAspect="1"/>
@@ -14048,7 +13842,7 @@
                   <pic:spPr>
                     <a:xfrm>
                       <a:off x="0" y="0"/>
-                      <a:ext cx="3209290" cy="3955415"/>
+                      <a:ext cx="3466465" cy="4272280"/>
                     </a:xfrm>
                     <a:prstGeom prst="rect">
                       <a:avLst/>
@@ -14063,38 +13857,17 @@
     </w:p>
     <w:p>
       <w:pPr>
-        <w:pStyle w:val="56"/>
-        <w:keepNext w:val="0"/>
-        <w:keepLines w:val="0"/>
-        <w:pageBreakBefore w:val="0"/>
-        <w:kinsoku/>
-        <w:wordWrap/>
-        <w:overflowPunct/>
-        <w:topLinePunct w:val="0"/>
-        <w:autoSpaceDE/>
-        <w:autoSpaceDN/>
+        <w:pStyle w:val="57"/>
         <w:bidi w:val="0"/>
-        <w:adjustRightInd/>
-        <w:spacing w:line="360" w:lineRule="auto"/>
-        <w:ind w:left="0" w:firstLine="560" w:firstLineChars="200"/>
-        <w:jc w:val="both"/>
-        <w:textAlignment w:val="auto"/>
-        <w:outlineLvl w:val="9"/>
-        <w:rPr>
-          <w:rFonts w:hint="eastAsia" w:ascii="Times New Roman" w:hAnsi="Times New Roman" w:eastAsia="宋体" w:cs="Times New Roman"/>
-          <w:bCs w:val="0"/>
-          <w:sz w:val="28"/>
-          <w:szCs w:val="24"/>
+        <w:rPr>
+          <w:rFonts w:hint="eastAsia"/>
         </w:rPr>
       </w:pPr>
       <w:r>
         <w:rPr>
-          <w:rFonts w:hint="eastAsia" w:ascii="Times New Roman" w:hAnsi="Times New Roman" w:eastAsia="宋体" w:cs="Times New Roman"/>
-          <w:bCs w:val="0"/>
-          <w:sz w:val="28"/>
-          <w:szCs w:val="24"/>
-        </w:rPr>
-        <w:t>图 4-3 PCB 版图图（此处插入）</w:t>
+          <w:rFonts w:hint="eastAsia"/>
+        </w:rPr>
+        <w:t>图 4-3 PCB 版图图</w:t>
       </w:r>
     </w:p>
     <w:bookmarkEnd w:id="67"/>
@@ -14107,8 +13880,8 @@
           <w:rFonts w:hint="eastAsia"/>
         </w:rPr>
       </w:pPr>
-      <w:bookmarkStart w:id="106" w:name="_Toc21282"/>
-      <w:bookmarkStart w:id="107" w:name="_Toc9321"/>
+      <w:bookmarkStart w:id="106" w:name="_Toc9321"/>
+      <w:bookmarkStart w:id="107" w:name="_Toc21282"/>
       <w:bookmarkStart w:id="108" w:name="系统软件设计"/>
       <w:r>
         <w:rPr>
@@ -14189,8 +13962,8 @@
           <w:lang w:val="en-US" w:eastAsia="zh-CN"/>
         </w:rPr>
       </w:pPr>
-      <w:bookmarkStart w:id="112" w:name="_Toc26777"/>
-      <w:bookmarkStart w:id="113" w:name="_Toc24192"/>
+      <w:bookmarkStart w:id="112" w:name="_Toc24192"/>
+      <w:bookmarkStart w:id="113" w:name="_Toc26777"/>
       <w:bookmarkStart w:id="114" w:name="设备端程序设计"/>
       <w:r>
         <w:rPr>
@@ -14738,7 +14511,7 @@
         <w:adjustRightInd/>
         <w:spacing w:before="0" w:after="0" w:line="360" w:lineRule="auto"/>
         <w:ind w:left="0" w:leftChars="0" w:firstLine="560" w:firstLineChars="200"/>
-        <w:jc w:val="both"/>
+        <w:jc w:val="center"/>
         <w:textAlignment w:val="auto"/>
         <w:outlineLvl w:val="9"/>
         <w:rPr>
@@ -14800,38 +14573,14 @@
     </w:p>
     <w:p>
       <w:pPr>
-        <w:pStyle w:val="56"/>
-        <w:keepNext w:val="0"/>
-        <w:keepLines w:val="0"/>
-        <w:pageBreakBefore w:val="0"/>
-        <w:kinsoku/>
-        <w:wordWrap/>
-        <w:overflowPunct/>
-        <w:topLinePunct w:val="0"/>
-        <w:autoSpaceDE/>
-        <w:autoSpaceDN/>
+        <w:pStyle w:val="57"/>
         <w:bidi w:val="0"/>
-        <w:adjustRightInd/>
-        <w:spacing w:line="360" w:lineRule="auto"/>
-        <w:ind w:left="0" w:firstLine="560" w:firstLineChars="200"/>
-        <w:jc w:val="both"/>
-        <w:textAlignment w:val="auto"/>
-        <w:outlineLvl w:val="9"/>
-        <w:rPr>
-          <w:rFonts w:ascii="Times New Roman" w:hAnsi="Times New Roman" w:eastAsia="宋体" w:cs="Times New Roman"/>
-          <w:bCs w:val="0"/>
-          <w:sz w:val="28"/>
-          <w:szCs w:val="24"/>
-        </w:rPr>
       </w:pPr>
       <w:r>
         <w:rPr>
-          <w:rFonts w:hint="eastAsia" w:ascii="Times New Roman" w:hAnsi="Times New Roman" w:eastAsia="宋体" w:cs="Times New Roman"/>
-          <w:bCs w:val="0"/>
-          <w:sz w:val="28"/>
-          <w:szCs w:val="24"/>
-        </w:rPr>
-        <w:t>图 5-1 STM32 设备端主程序流程图（此处插入）</w:t>
+          <w:rFonts w:hint="eastAsia"/>
+        </w:rPr>
+        <w:t>图 5-1 STM32 设备端主程序流程图</w:t>
       </w:r>
     </w:p>
     <w:bookmarkEnd w:id="114"/>
@@ -14935,36 +14684,15 @@
     </w:p>
     <w:p>
       <w:pPr>
-        <w:pStyle w:val="56"/>
-        <w:keepNext w:val="0"/>
-        <w:keepLines w:val="0"/>
-        <w:pageBreakBefore w:val="0"/>
-        <w:kinsoku/>
-        <w:wordWrap/>
-        <w:overflowPunct/>
-        <w:topLinePunct w:val="0"/>
-        <w:autoSpaceDE/>
-        <w:autoSpaceDN/>
+        <w:pStyle w:val="57"/>
         <w:bidi w:val="0"/>
-        <w:adjustRightInd/>
-        <w:spacing w:line="360" w:lineRule="auto"/>
-        <w:ind w:left="0" w:firstLine="560" w:firstLineChars="200"/>
-        <w:jc w:val="both"/>
-        <w:textAlignment w:val="auto"/>
-        <w:outlineLvl w:val="9"/>
-        <w:rPr>
-          <w:rFonts w:hint="eastAsia" w:ascii="Times New Roman" w:hAnsi="Times New Roman" w:eastAsia="宋体" w:cs="Times New Roman"/>
-          <w:bCs w:val="0"/>
-          <w:sz w:val="28"/>
-          <w:szCs w:val="24"/>
+        <w:rPr>
+          <w:rFonts w:hint="eastAsia"/>
         </w:rPr>
       </w:pPr>
       <w:r>
         <w:rPr>
-          <w:rFonts w:hint="eastAsia" w:ascii="Times New Roman" w:hAnsi="Times New Roman" w:eastAsia="宋体" w:cs="Times New Roman"/>
-          <w:bCs w:val="0"/>
-          <w:sz w:val="28"/>
-          <w:szCs w:val="24"/>
+          <w:rFonts w:hint="eastAsia"/>
         </w:rPr>
         <w:t>表 5-1 主要接口设计表</w:t>
       </w:r>
@@ -17668,36 +17396,15 @@
     </w:p>
     <w:p>
       <w:pPr>
-        <w:pStyle w:val="56"/>
-        <w:keepNext w:val="0"/>
-        <w:keepLines w:val="0"/>
-        <w:pageBreakBefore w:val="0"/>
-        <w:kinsoku/>
-        <w:wordWrap/>
-        <w:overflowPunct/>
-        <w:topLinePunct w:val="0"/>
-        <w:autoSpaceDE/>
-        <w:autoSpaceDN/>
+        <w:pStyle w:val="57"/>
         <w:bidi w:val="0"/>
-        <w:adjustRightInd/>
-        <w:spacing w:line="360" w:lineRule="auto"/>
-        <w:ind w:left="0" w:firstLine="560" w:firstLineChars="200"/>
-        <w:jc w:val="both"/>
-        <w:textAlignment w:val="auto"/>
-        <w:outlineLvl w:val="9"/>
-        <w:rPr>
-          <w:rFonts w:hint="eastAsia" w:ascii="Times New Roman" w:hAnsi="Times New Roman" w:eastAsia="宋体" w:cs="Times New Roman"/>
-          <w:bCs w:val="0"/>
-          <w:sz w:val="28"/>
-          <w:szCs w:val="24"/>
+        <w:rPr>
+          <w:rFonts w:hint="eastAsia"/>
         </w:rPr>
       </w:pPr>
       <w:r>
         <w:rPr>
-          <w:rFonts w:hint="eastAsia" w:ascii="Times New Roman" w:hAnsi="Times New Roman" w:eastAsia="宋体" w:cs="Times New Roman"/>
-          <w:bCs w:val="0"/>
-          <w:sz w:val="28"/>
-          <w:szCs w:val="24"/>
+          <w:rFonts w:hint="eastAsia"/>
         </w:rPr>
         <w:t>表 5-2 数据库主要表设计</w:t>
       </w:r>
@@ -19662,7 +19369,7 @@
         <w:adjustRightInd/>
         <w:spacing w:before="0" w:after="0" w:line="360" w:lineRule="auto"/>
         <w:ind w:left="0" w:firstLine="560" w:firstLineChars="200"/>
-        <w:jc w:val="both"/>
+        <w:jc w:val="center"/>
         <w:textAlignment w:val="auto"/>
         <w:outlineLvl w:val="9"/>
         <w:rPr>
@@ -19724,38 +19431,17 @@
     </w:p>
     <w:p>
       <w:pPr>
-        <w:pStyle w:val="56"/>
-        <w:keepNext w:val="0"/>
-        <w:keepLines w:val="0"/>
-        <w:pageBreakBefore w:val="0"/>
-        <w:kinsoku/>
-        <w:wordWrap/>
-        <w:overflowPunct/>
-        <w:topLinePunct w:val="0"/>
-        <w:autoSpaceDE/>
-        <w:autoSpaceDN/>
+        <w:pStyle w:val="57"/>
         <w:bidi w:val="0"/>
-        <w:adjustRightInd/>
-        <w:spacing w:line="360" w:lineRule="auto"/>
-        <w:ind w:left="0" w:firstLine="560" w:firstLineChars="200"/>
-        <w:jc w:val="both"/>
-        <w:textAlignment w:val="auto"/>
-        <w:outlineLvl w:val="9"/>
-        <w:rPr>
-          <w:rFonts w:hint="eastAsia" w:ascii="Times New Roman" w:hAnsi="Times New Roman" w:eastAsia="宋体" w:cs="Times New Roman"/>
-          <w:bCs w:val="0"/>
-          <w:sz w:val="28"/>
-          <w:szCs w:val="24"/>
+        <w:rPr>
+          <w:rFonts w:hint="eastAsia"/>
         </w:rPr>
       </w:pPr>
       <w:r>
         <w:rPr>
-          <w:rFonts w:hint="eastAsia" w:ascii="Times New Roman" w:hAnsi="Times New Roman" w:eastAsia="宋体" w:cs="Times New Roman"/>
-          <w:bCs w:val="0"/>
-          <w:sz w:val="28"/>
-          <w:szCs w:val="24"/>
-        </w:rPr>
-        <w:t>图 5-2 边缘端软件模块图（此处插入）</w:t>
+          <w:rFonts w:hint="eastAsia"/>
+        </w:rPr>
+        <w:t>图 5-2 边缘端软件模块图</w:t>
       </w:r>
     </w:p>
     <w:p>
@@ -19774,7 +19460,7 @@
         <w:adjustRightInd/>
         <w:spacing w:before="0" w:after="0" w:line="360" w:lineRule="auto"/>
         <w:ind w:left="0" w:firstLine="560" w:firstLineChars="200"/>
-        <w:jc w:val="both"/>
+        <w:jc w:val="center"/>
         <w:textAlignment w:val="auto"/>
         <w:outlineLvl w:val="9"/>
         <w:rPr>
@@ -19836,38 +19522,17 @@
     </w:p>
     <w:p>
       <w:pPr>
-        <w:pStyle w:val="56"/>
-        <w:keepNext w:val="0"/>
-        <w:keepLines w:val="0"/>
-        <w:pageBreakBefore w:val="0"/>
-        <w:kinsoku/>
-        <w:wordWrap/>
-        <w:overflowPunct/>
-        <w:topLinePunct w:val="0"/>
-        <w:autoSpaceDE/>
-        <w:autoSpaceDN/>
+        <w:pStyle w:val="57"/>
         <w:bidi w:val="0"/>
-        <w:adjustRightInd/>
-        <w:spacing w:line="360" w:lineRule="auto"/>
-        <w:ind w:left="0" w:firstLine="560" w:firstLineChars="200"/>
-        <w:jc w:val="both"/>
-        <w:textAlignment w:val="auto"/>
-        <w:outlineLvl w:val="9"/>
-        <w:rPr>
-          <w:rFonts w:hint="eastAsia" w:ascii="Times New Roman" w:hAnsi="Times New Roman" w:eastAsia="宋体" w:cs="Times New Roman"/>
-          <w:bCs w:val="0"/>
-          <w:sz w:val="28"/>
-          <w:szCs w:val="24"/>
+        <w:rPr>
+          <w:rFonts w:hint="eastAsia"/>
         </w:rPr>
       </w:pPr>
       <w:r>
         <w:rPr>
-          <w:rFonts w:hint="eastAsia" w:ascii="Times New Roman" w:hAnsi="Times New Roman" w:eastAsia="宋体" w:cs="Times New Roman"/>
-          <w:bCs w:val="0"/>
-          <w:sz w:val="28"/>
-          <w:szCs w:val="24"/>
-        </w:rPr>
-        <w:t>图 5-3 数据库 E-R 图（此处插入）</w:t>
+          <w:rFonts w:hint="eastAsia"/>
+        </w:rPr>
+        <w:t>图 5-3 数据库 E-R 图</w:t>
       </w:r>
     </w:p>
     <w:bookmarkEnd w:id="117"/>
@@ -19985,7 +19650,7 @@
         <w:adjustRightInd/>
         <w:spacing w:before="0" w:after="0" w:line="360" w:lineRule="auto"/>
         <w:ind w:left="0" w:firstLine="560" w:firstLineChars="200"/>
-        <w:jc w:val="both"/>
+        <w:jc w:val="center"/>
         <w:textAlignment w:val="auto"/>
         <w:outlineLvl w:val="9"/>
         <w:rPr>
@@ -20047,38 +19712,17 @@
     </w:p>
     <w:p>
       <w:pPr>
-        <w:pStyle w:val="56"/>
-        <w:keepNext w:val="0"/>
-        <w:keepLines w:val="0"/>
-        <w:pageBreakBefore w:val="0"/>
-        <w:kinsoku/>
-        <w:wordWrap/>
-        <w:overflowPunct/>
-        <w:topLinePunct w:val="0"/>
-        <w:autoSpaceDE/>
-        <w:autoSpaceDN/>
+        <w:pStyle w:val="57"/>
         <w:bidi w:val="0"/>
-        <w:adjustRightInd/>
-        <w:spacing w:line="360" w:lineRule="auto"/>
-        <w:ind w:left="0" w:firstLine="560" w:firstLineChars="200"/>
-        <w:jc w:val="both"/>
-        <w:textAlignment w:val="auto"/>
-        <w:outlineLvl w:val="9"/>
-        <w:rPr>
-          <w:rFonts w:hint="eastAsia" w:ascii="Times New Roman" w:hAnsi="Times New Roman" w:eastAsia="宋体" w:cs="Times New Roman"/>
-          <w:bCs w:val="0"/>
-          <w:sz w:val="28"/>
-          <w:szCs w:val="24"/>
+        <w:rPr>
+          <w:rFonts w:hint="eastAsia"/>
         </w:rPr>
       </w:pPr>
       <w:r>
         <w:rPr>
-          <w:rFonts w:hint="eastAsia" w:ascii="Times New Roman" w:hAnsi="Times New Roman" w:eastAsia="宋体" w:cs="Times New Roman"/>
-          <w:bCs w:val="0"/>
-          <w:sz w:val="28"/>
-          <w:szCs w:val="24"/>
-        </w:rPr>
-        <w:t>图 5-4 图像分析流程图（此处插入）</w:t>
+          <w:rFonts w:hint="eastAsia"/>
+        </w:rPr>
+        <w:t>图 5-4 图像分析流程图</w:t>
       </w:r>
     </w:p>
     <w:p>
@@ -20097,7 +19741,7 @@
         <w:adjustRightInd/>
         <w:spacing w:before="0" w:after="0" w:line="360" w:lineRule="auto"/>
         <w:ind w:left="0" w:firstLine="560" w:firstLineChars="200"/>
-        <w:jc w:val="both"/>
+        <w:jc w:val="center"/>
         <w:textAlignment w:val="auto"/>
         <w:outlineLvl w:val="9"/>
         <w:rPr>
@@ -20171,7 +19815,7 @@
         <w:adjustRightInd/>
         <w:spacing w:before="0" w:after="0" w:line="360" w:lineRule="auto"/>
         <w:ind w:left="0" w:firstLine="560" w:firstLineChars="200"/>
-        <w:jc w:val="both"/>
+        <w:jc w:val="center"/>
         <w:textAlignment w:val="auto"/>
         <w:outlineLvl w:val="9"/>
         <w:rPr>
@@ -20231,38 +19875,17 @@
     </w:p>
     <w:p>
       <w:pPr>
-        <w:pStyle w:val="56"/>
-        <w:keepNext w:val="0"/>
-        <w:keepLines w:val="0"/>
-        <w:pageBreakBefore w:val="0"/>
-        <w:kinsoku/>
-        <w:wordWrap/>
-        <w:overflowPunct/>
-        <w:topLinePunct w:val="0"/>
-        <w:autoSpaceDE/>
-        <w:autoSpaceDN/>
+        <w:pStyle w:val="57"/>
         <w:bidi w:val="0"/>
-        <w:adjustRightInd/>
-        <w:spacing w:line="360" w:lineRule="auto"/>
-        <w:ind w:left="0" w:firstLine="560" w:firstLineChars="200"/>
-        <w:jc w:val="both"/>
-        <w:textAlignment w:val="auto"/>
-        <w:outlineLvl w:val="9"/>
-        <w:rPr>
-          <w:rFonts w:hint="eastAsia" w:ascii="Times New Roman" w:hAnsi="Times New Roman" w:eastAsia="宋体" w:cs="Times New Roman"/>
-          <w:bCs w:val="0"/>
-          <w:sz w:val="28"/>
-          <w:szCs w:val="24"/>
+        <w:rPr>
+          <w:rFonts w:hint="eastAsia"/>
         </w:rPr>
       </w:pPr>
       <w:r>
         <w:rPr>
-          <w:rFonts w:hint="eastAsia" w:ascii="Times New Roman" w:hAnsi="Times New Roman" w:eastAsia="宋体" w:cs="Times New Roman"/>
-          <w:bCs w:val="0"/>
-          <w:sz w:val="28"/>
-          <w:szCs w:val="24"/>
-        </w:rPr>
-        <w:t>图 5-5 Web 页面截图（实时监控页、历史数据页、后台管理页）（此处插入）</w:t>
+          <w:rFonts w:hint="eastAsia"/>
+        </w:rPr>
+        <w:t>图 5-5 Web 页面截图</w:t>
       </w:r>
     </w:p>
     <w:bookmarkEnd w:id="108"/>
@@ -20296,8 +19919,8 @@
           <w:lang w:val="en-US" w:eastAsia="zh-CN"/>
         </w:rPr>
       </w:pPr>
-      <w:bookmarkStart w:id="124" w:name="_Toc27747"/>
-      <w:bookmarkStart w:id="125" w:name="_Toc31562"/>
+      <w:bookmarkStart w:id="124" w:name="_Toc31562"/>
+      <w:bookmarkStart w:id="125" w:name="_Toc27747"/>
       <w:bookmarkStart w:id="126" w:name="系统组装与基础测试"/>
       <w:r>
         <w:rPr>
@@ -20401,7 +20024,7 @@
         <w:adjustRightInd/>
         <w:spacing w:before="0" w:after="0" w:line="360" w:lineRule="auto"/>
         <w:ind w:left="0" w:firstLine="560" w:firstLineChars="200"/>
-        <w:jc w:val="both"/>
+        <w:jc w:val="center"/>
         <w:textAlignment w:val="auto"/>
         <w:outlineLvl w:val="9"/>
         <w:rPr>
@@ -20461,38 +20084,17 @@
     </w:p>
     <w:p>
       <w:pPr>
-        <w:pStyle w:val="56"/>
-        <w:keepNext w:val="0"/>
-        <w:keepLines w:val="0"/>
-        <w:pageBreakBefore w:val="0"/>
-        <w:kinsoku/>
-        <w:wordWrap/>
-        <w:overflowPunct/>
-        <w:topLinePunct w:val="0"/>
-        <w:autoSpaceDE/>
-        <w:autoSpaceDN/>
+        <w:pStyle w:val="57"/>
         <w:bidi w:val="0"/>
-        <w:adjustRightInd/>
-        <w:spacing w:line="360" w:lineRule="auto"/>
-        <w:ind w:left="0" w:firstLine="560" w:firstLineChars="200"/>
-        <w:jc w:val="both"/>
-        <w:textAlignment w:val="auto"/>
-        <w:outlineLvl w:val="9"/>
-        <w:rPr>
-          <w:rFonts w:hint="eastAsia" w:ascii="Times New Roman" w:hAnsi="Times New Roman" w:eastAsia="宋体" w:cs="Times New Roman"/>
-          <w:bCs w:val="0"/>
-          <w:sz w:val="28"/>
-          <w:szCs w:val="24"/>
+        <w:rPr>
+          <w:rFonts w:hint="eastAsia"/>
         </w:rPr>
       </w:pPr>
       <w:r>
         <w:rPr>
-          <w:rFonts w:hint="eastAsia" w:ascii="Times New Roman" w:hAnsi="Times New Roman" w:eastAsia="宋体" w:cs="Times New Roman"/>
-          <w:bCs w:val="0"/>
-          <w:sz w:val="28"/>
-          <w:szCs w:val="24"/>
-        </w:rPr>
-        <w:t>图 6-1 串口监视与页面运行截图（此处插入）</w:t>
+          <w:rFonts w:hint="eastAsia"/>
+        </w:rPr>
+        <w:t>图 6-1 串口监视与页面运行</w:t>
       </w:r>
     </w:p>
     <w:bookmarkEnd w:id="126"/>
@@ -20505,8 +20107,8 @@
           <w:lang w:val="en-US" w:eastAsia="zh-CN"/>
         </w:rPr>
       </w:pPr>
-      <w:bookmarkStart w:id="127" w:name="_Toc25709"/>
-      <w:bookmarkStart w:id="128" w:name="_Toc10248"/>
+      <w:bookmarkStart w:id="127" w:name="_Toc10248"/>
+      <w:bookmarkStart w:id="128" w:name="_Toc25709"/>
       <w:bookmarkStart w:id="129" w:name="系统功能及性能测试"/>
       <w:r>
         <w:rPr>
@@ -20618,36 +20220,15 @@
     </w:p>
     <w:p>
       <w:pPr>
-        <w:pStyle w:val="56"/>
-        <w:keepNext w:val="0"/>
-        <w:keepLines w:val="0"/>
-        <w:pageBreakBefore w:val="0"/>
-        <w:kinsoku/>
-        <w:wordWrap/>
-        <w:overflowPunct/>
-        <w:topLinePunct w:val="0"/>
-        <w:autoSpaceDE/>
-        <w:autoSpaceDN/>
+        <w:pStyle w:val="57"/>
         <w:bidi w:val="0"/>
-        <w:adjustRightInd/>
-        <w:spacing w:line="360" w:lineRule="auto"/>
-        <w:ind w:left="0" w:firstLine="560" w:firstLineChars="200"/>
-        <w:jc w:val="both"/>
-        <w:textAlignment w:val="auto"/>
-        <w:outlineLvl w:val="9"/>
-        <w:rPr>
-          <w:rFonts w:hint="eastAsia" w:ascii="Times New Roman" w:hAnsi="Times New Roman" w:eastAsia="宋体" w:cs="Times New Roman"/>
-          <w:bCs w:val="0"/>
-          <w:sz w:val="28"/>
-          <w:szCs w:val="24"/>
+        <w:rPr>
+          <w:rFonts w:hint="eastAsia"/>
         </w:rPr>
       </w:pPr>
       <w:r>
         <w:rPr>
-          <w:rFonts w:hint="eastAsia" w:ascii="Times New Roman" w:hAnsi="Times New Roman" w:eastAsia="宋体" w:cs="Times New Roman"/>
-          <w:bCs w:val="0"/>
-          <w:sz w:val="28"/>
-          <w:szCs w:val="24"/>
+          <w:rFonts w:hint="eastAsia"/>
         </w:rPr>
         <w:t>表 6-1 传感器采集测试结果表</w:t>
       </w:r>
@@ -21872,7 +21453,7 @@
         <w:adjustRightInd/>
         <w:spacing w:before="0" w:after="0" w:line="360" w:lineRule="auto"/>
         <w:ind w:left="0" w:firstLine="560" w:firstLineChars="200"/>
-        <w:jc w:val="both"/>
+        <w:jc w:val="center"/>
         <w:textAlignment w:val="auto"/>
         <w:outlineLvl w:val="9"/>
         <w:rPr>
@@ -21932,38 +21513,17 @@
     </w:p>
     <w:p>
       <w:pPr>
-        <w:pStyle w:val="56"/>
-        <w:keepNext w:val="0"/>
-        <w:keepLines w:val="0"/>
-        <w:pageBreakBefore w:val="0"/>
-        <w:kinsoku/>
-        <w:wordWrap/>
-        <w:overflowPunct/>
-        <w:topLinePunct w:val="0"/>
-        <w:autoSpaceDE/>
-        <w:autoSpaceDN/>
+        <w:pStyle w:val="57"/>
         <w:bidi w:val="0"/>
-        <w:adjustRightInd/>
-        <w:spacing w:line="360" w:lineRule="auto"/>
-        <w:ind w:left="0" w:firstLine="560" w:firstLineChars="200"/>
-        <w:jc w:val="both"/>
-        <w:textAlignment w:val="auto"/>
-        <w:outlineLvl w:val="9"/>
-        <w:rPr>
-          <w:rFonts w:hint="eastAsia" w:ascii="Times New Roman" w:hAnsi="Times New Roman" w:eastAsia="宋体" w:cs="Times New Roman"/>
-          <w:bCs w:val="0"/>
-          <w:sz w:val="28"/>
-          <w:szCs w:val="24"/>
+        <w:rPr>
+          <w:rFonts w:hint="eastAsia"/>
         </w:rPr>
       </w:pPr>
       <w:r>
         <w:rPr>
-          <w:rFonts w:hint="eastAsia" w:ascii="Times New Roman" w:hAnsi="Times New Roman" w:eastAsia="宋体" w:cs="Times New Roman"/>
-          <w:bCs w:val="0"/>
-          <w:sz w:val="28"/>
-          <w:szCs w:val="24"/>
-        </w:rPr>
-        <w:t>图 6-2 数据库实验数据截图（此处插入）</w:t>
+          <w:rFonts w:hint="eastAsia"/>
+        </w:rPr>
+        <w:t>图 6-2 数据库实验数据</w:t>
       </w:r>
     </w:p>
     <w:bookmarkEnd w:id="132"/>
@@ -22029,36 +21589,15 @@
     </w:p>
     <w:p>
       <w:pPr>
-        <w:pStyle w:val="56"/>
-        <w:keepNext w:val="0"/>
-        <w:keepLines w:val="0"/>
-        <w:pageBreakBefore w:val="0"/>
-        <w:kinsoku/>
-        <w:wordWrap/>
-        <w:overflowPunct/>
-        <w:topLinePunct w:val="0"/>
-        <w:autoSpaceDE/>
-        <w:autoSpaceDN/>
+        <w:pStyle w:val="57"/>
         <w:bidi w:val="0"/>
-        <w:adjustRightInd/>
-        <w:spacing w:line="360" w:lineRule="auto"/>
-        <w:ind w:left="0" w:firstLine="560" w:firstLineChars="200"/>
-        <w:jc w:val="both"/>
-        <w:textAlignment w:val="auto"/>
-        <w:outlineLvl w:val="9"/>
-        <w:rPr>
-          <w:rFonts w:hint="eastAsia" w:ascii="Times New Roman" w:hAnsi="Times New Roman" w:eastAsia="宋体" w:cs="Times New Roman"/>
-          <w:bCs w:val="0"/>
-          <w:sz w:val="28"/>
-          <w:szCs w:val="24"/>
+        <w:rPr>
+          <w:rFonts w:hint="eastAsia"/>
         </w:rPr>
       </w:pPr>
       <w:r>
         <w:rPr>
-          <w:rFonts w:hint="eastAsia" w:ascii="Times New Roman" w:hAnsi="Times New Roman" w:eastAsia="宋体" w:cs="Times New Roman"/>
-          <w:bCs w:val="0"/>
-          <w:sz w:val="28"/>
-          <w:szCs w:val="24"/>
+          <w:rFonts w:hint="eastAsia"/>
         </w:rPr>
         <w:t>表 6-2 控制与自动灌溉测试结果表</w:t>
       </w:r>
@@ -23793,36 +23332,15 @@
     </w:p>
     <w:p>
       <w:pPr>
-        <w:pStyle w:val="56"/>
-        <w:keepNext w:val="0"/>
-        <w:keepLines w:val="0"/>
-        <w:pageBreakBefore w:val="0"/>
-        <w:kinsoku/>
-        <w:wordWrap/>
-        <w:overflowPunct/>
-        <w:topLinePunct w:val="0"/>
-        <w:autoSpaceDE/>
-        <w:autoSpaceDN/>
+        <w:pStyle w:val="57"/>
         <w:bidi w:val="0"/>
-        <w:adjustRightInd/>
-        <w:spacing w:line="360" w:lineRule="auto"/>
-        <w:ind w:left="0" w:firstLine="560" w:firstLineChars="200"/>
-        <w:jc w:val="both"/>
-        <w:textAlignment w:val="auto"/>
-        <w:outlineLvl w:val="9"/>
-        <w:rPr>
-          <w:rFonts w:hint="eastAsia" w:ascii="Times New Roman" w:hAnsi="Times New Roman" w:eastAsia="宋体" w:cs="Times New Roman"/>
-          <w:bCs w:val="0"/>
-          <w:sz w:val="28"/>
-          <w:szCs w:val="24"/>
+        <w:rPr>
+          <w:rFonts w:hint="eastAsia"/>
         </w:rPr>
       </w:pPr>
       <w:r>
         <w:rPr>
-          <w:rFonts w:hint="eastAsia" w:ascii="Times New Roman" w:hAnsi="Times New Roman" w:eastAsia="宋体" w:cs="Times New Roman"/>
-          <w:bCs w:val="0"/>
-          <w:sz w:val="28"/>
-          <w:szCs w:val="24"/>
+          <w:rFonts w:hint="eastAsia"/>
         </w:rPr>
         <w:t>表 6-3 平台服务与扩展功能测试结果表</w:t>
       </w:r>
@@ -25424,36 +24942,15 @@
     </w:tbl>
     <w:p>
       <w:pPr>
-        <w:pStyle w:val="56"/>
-        <w:keepNext w:val="0"/>
-        <w:keepLines w:val="0"/>
-        <w:pageBreakBefore w:val="0"/>
-        <w:kinsoku/>
-        <w:wordWrap/>
-        <w:overflowPunct/>
-        <w:topLinePunct w:val="0"/>
-        <w:autoSpaceDE/>
-        <w:autoSpaceDN/>
+        <w:pStyle w:val="57"/>
         <w:bidi w:val="0"/>
-        <w:adjustRightInd/>
-        <w:spacing w:line="360" w:lineRule="auto"/>
-        <w:ind w:left="0" w:firstLine="560" w:firstLineChars="200"/>
-        <w:jc w:val="both"/>
-        <w:textAlignment w:val="auto"/>
-        <w:outlineLvl w:val="9"/>
-        <w:rPr>
-          <w:rFonts w:hint="eastAsia" w:ascii="Times New Roman" w:hAnsi="Times New Roman" w:eastAsia="宋体" w:cs="Times New Roman"/>
-          <w:bCs w:val="0"/>
-          <w:sz w:val="28"/>
-          <w:szCs w:val="24"/>
+        <w:rPr>
+          <w:rFonts w:hint="eastAsia"/>
         </w:rPr>
       </w:pPr>
       <w:r>
         <w:rPr>
-          <w:rFonts w:hint="eastAsia" w:ascii="Times New Roman" w:hAnsi="Times New Roman" w:eastAsia="宋体" w:cs="Times New Roman"/>
-          <w:bCs w:val="0"/>
-          <w:sz w:val="28"/>
-          <w:szCs w:val="24"/>
+          <w:rFonts w:hint="eastAsia"/>
         </w:rPr>
         <w:t>表 6-4 系统性能测试表</w:t>
       </w:r>
@@ -26796,8 +26293,8 @@
           <w:lang w:val="en-US" w:eastAsia="zh-CN"/>
         </w:rPr>
       </w:pPr>
-      <w:bookmarkStart w:id="148" w:name="_Toc12949"/>
-      <w:bookmarkStart w:id="149" w:name="_Toc27300"/>
+      <w:bookmarkStart w:id="148" w:name="_Toc27300"/>
+      <w:bookmarkStart w:id="149" w:name="_Toc12949"/>
       <w:bookmarkStart w:id="150" w:name="展望"/>
       <w:r>
         <w:rPr>
@@ -26943,7 +26440,19 @@
           <w:szCs w:val="24"/>
           <w:lang w:val="zh-CN"/>
         </w:rPr>
-        <w:t>另外，也发现自身存在很多不足，即对于硬件原理的分析、传感器精度的处理、系统抗干扰的设计以及实验数据的量化分析等方面存在较大的欠缺。此后无论是在继续深造还是在工程开发过程中，都需要加强对于底层原理的理解以及系统的实验能力。此设计使我完成了比较完整的智能物联网项目，也对我未来从事软硬件结合方面学习与实践有更清晰的认识。</w:t>
+        <w:t>另外，也发现自身存在很</w:t>
+      </w:r>
+      <w:bookmarkStart w:id="158" w:name="_GoBack"/>
+      <w:bookmarkEnd w:id="158"/>
+      <w:r>
+        <w:rPr>
+          <w:rFonts w:hint="eastAsia" w:ascii="Times New Roman" w:hAnsi="Times New Roman" w:eastAsia="宋体" w:cs="Times New Roman"/>
+          <w:bCs w:val="0"/>
+          <w:sz w:val="28"/>
+          <w:szCs w:val="24"/>
+          <w:lang w:val="zh-CN"/>
+        </w:rPr>
+        <w:t>多不足，即对于硬件原理的分析、传感器精度的处理、系统抗干扰的设计以及实验数据的量化分析等方面存在较大的欠缺。此后无论是在继续深造还是在工程开发过程中，都需要加强对于底层原理的理解以及系统的实验能力。此设计使我完成了比较完整的智能物联网项目，也对我未来从事软硬件结合方面学习与实践有更清晰的认识。</w:t>
       </w:r>
       <w:bookmarkEnd w:id="144"/>
       <w:bookmarkEnd w:id="153"/>
@@ -26992,6 +26501,34 @@
         <w:adjustRightInd/>
         <w:spacing w:line="360" w:lineRule="auto"/>
         <w:ind w:left="0" w:firstLine="560" w:firstLineChars="200"/>
+        <w:jc w:val="both"/>
+        <w:textAlignment w:val="auto"/>
+        <w:outlineLvl w:val="9"/>
+        <w:rPr>
+          <w:rFonts w:hint="eastAsia" w:ascii="Times New Roman" w:hAnsi="Times New Roman" w:eastAsia="宋体" w:cs="Times New Roman"/>
+          <w:bCs w:val="0"/>
+          <w:sz w:val="28"/>
+          <w:szCs w:val="24"/>
+          <w:lang w:val="zh-CN"/>
+        </w:rPr>
+      </w:pPr>
+    </w:p>
+    <w:p>
+      <w:pPr>
+        <w:pStyle w:val="42"/>
+        <w:keepNext w:val="0"/>
+        <w:keepLines w:val="0"/>
+        <w:pageBreakBefore w:val="0"/>
+        <w:kinsoku/>
+        <w:wordWrap/>
+        <w:overflowPunct/>
+        <w:topLinePunct w:val="0"/>
+        <w:autoSpaceDE/>
+        <w:autoSpaceDN/>
+        <w:bidi w:val="0"/>
+        <w:adjustRightInd/>
+        <w:spacing w:line="360" w:lineRule="auto"/>
+        <w:ind w:left="0" w:leftChars="0" w:firstLine="0" w:firstLineChars="0"/>
         <w:jc w:val="both"/>
         <w:textAlignment w:val="auto"/>
         <w:outlineLvl w:val="9"/>
@@ -29121,6 +28658,18 @@
       <w:lang w:val="en-US" w:eastAsia="zh-CN" w:bidi="ar-SA"/>
     </w:rPr>
   </w:style>
+  <w:style w:type="paragraph" w:customStyle="1" w:styleId="57">
+    <w:name w:val="图表名"/>
+    <w:basedOn w:val="1"/>
+    <w:uiPriority w:val="0"/>
+    <w:pPr>
+      <w:jc w:val="center"/>
+    </w:pPr>
+    <w:rPr>
+      <w:rFonts w:eastAsia="黑体"/>
+      <w:szCs w:val="21"/>
+    </w:rPr>
+  </w:style>
 </w:styles>
 </file>
 

--- a/artifact.docx
+++ b/artifact.docx
@@ -4804,8 +4804,8 @@
           <w:lang w:val="en-US" w:eastAsia="zh-CN"/>
         </w:rPr>
       </w:pPr>
-      <w:bookmarkStart w:id="4" w:name="_Toc21158"/>
-      <w:bookmarkStart w:id="5" w:name="_Toc9527"/>
+      <w:bookmarkStart w:id="4" w:name="_Toc9527"/>
+      <w:bookmarkStart w:id="5" w:name="_Toc21158"/>
       <w:bookmarkStart w:id="6" w:name="研究背景"/>
       <w:r>
         <w:rPr>
@@ -5194,8 +5194,8 @@
           <w:lang w:val="en-US" w:eastAsia="zh-CN"/>
         </w:rPr>
       </w:pPr>
-      <w:bookmarkStart w:id="10" w:name="_Toc21593"/>
-      <w:bookmarkStart w:id="11" w:name="_Toc27169"/>
+      <w:bookmarkStart w:id="10" w:name="_Toc27169"/>
+      <w:bookmarkStart w:id="11" w:name="_Toc21593"/>
       <w:bookmarkStart w:id="12" w:name="国内外研究现状"/>
       <w:r>
         <w:rPr>
@@ -5215,8 +5215,8 @@
           <w:rFonts w:hint="eastAsia"/>
         </w:rPr>
       </w:pPr>
-      <w:bookmarkStart w:id="13" w:name="_Toc5463"/>
-      <w:bookmarkStart w:id="14" w:name="_Toc32291"/>
+      <w:bookmarkStart w:id="13" w:name="_Toc32291"/>
+      <w:bookmarkStart w:id="14" w:name="_Toc5463"/>
       <w:bookmarkStart w:id="15" w:name="国内研究现状"/>
       <w:r>
         <w:rPr>
@@ -5777,8 +5777,8 @@
           <w:lang w:val="en-US" w:eastAsia="zh-CN"/>
         </w:rPr>
       </w:pPr>
-      <w:bookmarkStart w:id="28" w:name="_Toc2634"/>
-      <w:bookmarkStart w:id="29" w:name="_Toc29481"/>
+      <w:bookmarkStart w:id="28" w:name="_Toc29481"/>
+      <w:bookmarkStart w:id="29" w:name="_Toc2634"/>
       <w:bookmarkStart w:id="30" w:name="数据通信与边缘服务相关技术"/>
       <w:r>
         <w:rPr>
@@ -5959,8 +5959,8 @@
           <w:lang w:val="en-US" w:eastAsia="zh-CN"/>
         </w:rPr>
       </w:pPr>
-      <w:bookmarkStart w:id="37" w:name="_Toc27990"/>
-      <w:bookmarkStart w:id="38" w:name="_Toc10552"/>
+      <w:bookmarkStart w:id="37" w:name="_Toc10552"/>
+      <w:bookmarkStart w:id="38" w:name="_Toc27990"/>
       <w:bookmarkStart w:id="39" w:name="图像分析与轻量边缘智能相关技术"/>
       <w:r>
         <w:rPr>
@@ -6104,8 +6104,8 @@
           <w:rFonts w:hint="eastAsia"/>
         </w:rPr>
       </w:pPr>
-      <w:bookmarkStart w:id="46" w:name="_Toc4966"/>
-      <w:bookmarkStart w:id="47" w:name="_Toc29013"/>
+      <w:bookmarkStart w:id="46" w:name="_Toc29013"/>
+      <w:bookmarkStart w:id="47" w:name="_Toc4966"/>
       <w:bookmarkStart w:id="48" w:name="系统总体方案设计"/>
       <w:r>
         <w:rPr>
@@ -6125,8 +6125,8 @@
           <w:lang w:val="en-US" w:eastAsia="zh-CN"/>
         </w:rPr>
       </w:pPr>
-      <w:bookmarkStart w:id="49" w:name="_Toc24372"/>
-      <w:bookmarkStart w:id="50" w:name="_Toc17139"/>
+      <w:bookmarkStart w:id="49" w:name="_Toc17139"/>
+      <w:bookmarkStart w:id="50" w:name="_Toc24372"/>
       <w:bookmarkStart w:id="51" w:name="系统需求及可行性分析"/>
       <w:r>
         <w:rPr>
@@ -6436,8 +6436,8 @@
           <w:lang w:val="en-US" w:eastAsia="zh-CN"/>
         </w:rPr>
       </w:pPr>
-      <w:bookmarkStart w:id="55" w:name="_Toc25602"/>
-      <w:bookmarkStart w:id="56" w:name="_Toc31113"/>
+      <w:bookmarkStart w:id="55" w:name="_Toc31113"/>
+      <w:bookmarkStart w:id="56" w:name="_Toc25602"/>
       <w:bookmarkStart w:id="57" w:name="可行性分析"/>
       <w:r>
         <w:rPr>
@@ -6751,7 +6751,20 @@
         <w:rPr>
           <w:rFonts w:hint="eastAsia"/>
         </w:rPr>
-        <w:t>图 3-1 系统总体架构图</w:t>
+        <w:t>图3</w:t>
+      </w:r>
+      <w:r>
+        <w:rPr>
+          <w:rFonts w:hint="eastAsia"/>
+          <w:lang w:val="en-US" w:eastAsia="zh-CN"/>
+        </w:rPr>
+        <w:t xml:space="preserve">.1  </w:t>
+      </w:r>
+      <w:r>
+        <w:rPr>
+          <w:rFonts w:hint="eastAsia"/>
+        </w:rPr>
+        <w:t>系统总体架构图</w:t>
       </w:r>
     </w:p>
     <w:p>
@@ -6869,7 +6882,33 @@
         <w:rPr>
           <w:rFonts w:hint="eastAsia"/>
         </w:rPr>
-        <w:t>图 3-2 系统数据流与控制流示意图</w:t>
+        <w:t>图3</w:t>
+      </w:r>
+      <w:r>
+        <w:rPr>
+          <w:rFonts w:hint="eastAsia"/>
+          <w:lang w:val="en-US" w:eastAsia="zh-CN"/>
+        </w:rPr>
+        <w:t>.</w:t>
+      </w:r>
+      <w:r>
+        <w:rPr>
+          <w:rFonts w:hint="eastAsia"/>
+        </w:rPr>
+        <w:t>2</w:t>
+      </w:r>
+      <w:r>
+        <w:rPr>
+          <w:rFonts w:hint="eastAsia"/>
+          <w:lang w:val="en-US" w:eastAsia="zh-CN"/>
+        </w:rPr>
+        <w:t xml:space="preserve">  </w:t>
+      </w:r>
+      <w:r>
+        <w:rPr>
+          <w:rFonts w:hint="eastAsia"/>
+        </w:rPr>
+        <w:t>系统数据流与控制流示意图</w:t>
       </w:r>
     </w:p>
     <w:bookmarkEnd w:id="60"/>
@@ -6944,8 +6983,28 @@
       <w:r>
         <w:rPr>
           <w:rFonts w:hint="eastAsia"/>
-        </w:rPr>
-        <w:t>表 3-1 主要器件选型表</w:t>
+          <w:lang w:val="en-US" w:eastAsia="zh-CN"/>
+        </w:rPr>
+        <w:t>表</w:t>
+      </w:r>
+      <w:r>
+        <w:rPr>
+          <w:rFonts w:hint="eastAsia"/>
+        </w:rPr>
+        <w:t xml:space="preserve"> 3</w:t>
+      </w:r>
+      <w:r>
+        <w:rPr>
+          <w:rFonts w:hint="eastAsia"/>
+          <w:lang w:val="en-US" w:eastAsia="zh-CN"/>
+        </w:rPr>
+        <w:t>.3</w:t>
+      </w:r>
+      <w:r>
+        <w:rPr>
+          <w:rFonts w:hint="eastAsia"/>
+        </w:rPr>
+        <w:t xml:space="preserve"> 主要器件选型表</w:t>
       </w:r>
     </w:p>
     <w:tbl>
@@ -9500,7 +9559,20 @@
         <w:rPr>
           <w:rFonts w:hint="eastAsia"/>
         </w:rPr>
-        <w:t>表 3-2 备选方案对比表</w:t>
+        <w:t>表3</w:t>
+      </w:r>
+      <w:r>
+        <w:rPr>
+          <w:rFonts w:hint="eastAsia"/>
+          <w:lang w:val="en-US" w:eastAsia="zh-CN"/>
+        </w:rPr>
+        <w:t xml:space="preserve">.4  </w:t>
+      </w:r>
+      <w:r>
+        <w:rPr>
+          <w:rFonts w:hint="eastAsia"/>
+        </w:rPr>
+        <w:t>备选方案对比表</w:t>
       </w:r>
     </w:p>
     <w:tbl>
@@ -11373,52 +11445,6 @@
           <w:lang w:eastAsia="zh-CN"/>
         </w:rPr>
       </w:pPr>
-      <w:r>
-        <w:rPr>
-          <w:rFonts w:hint="eastAsia" w:ascii="Times New Roman" w:hAnsi="Times New Roman" w:eastAsia="宋体" w:cs="Times New Roman"/>
-          <w:bCs w:val="0"/>
-          <w:sz w:val="28"/>
-          <w:szCs w:val="24"/>
-          <w:lang w:eastAsia="zh-CN"/>
-        </w:rPr>
-        <w:drawing>
-          <wp:inline distT="0" distB="0" distL="114300" distR="114300">
-            <wp:extent cx="800100" cy="733425"/>
-            <wp:effectExtent l="0" t="0" r="0" b="9525"/>
-            <wp:docPr id="1" name="图片 1" descr="f411"/>
-            <wp:cNvGraphicFramePr>
-              <a:graphicFrameLocks xmlns:a="http://schemas.openxmlformats.org/drawingml/2006/main" noChangeAspect="1"/>
-            </wp:cNvGraphicFramePr>
-            <a:graphic xmlns:a="http://schemas.openxmlformats.org/drawingml/2006/main">
-              <a:graphicData uri="http://schemas.openxmlformats.org/drawingml/2006/picture">
-                <pic:pic xmlns:pic="http://schemas.openxmlformats.org/drawingml/2006/picture">
-                  <pic:nvPicPr>
-                    <pic:cNvPr id="1" name="图片 1" descr="f411"/>
-                    <pic:cNvPicPr>
-                      <a:picLocks noChangeAspect="1"/>
-                    </pic:cNvPicPr>
-                  </pic:nvPicPr>
-                  <pic:blipFill>
-                    <a:blip r:embed="rId10"/>
-                    <a:stretch>
-                      <a:fillRect/>
-                    </a:stretch>
-                  </pic:blipFill>
-                  <pic:spPr>
-                    <a:xfrm>
-                      <a:off x="0" y="0"/>
-                      <a:ext cx="800100" cy="733425"/>
-                    </a:xfrm>
-                    <a:prstGeom prst="rect">
-                      <a:avLst/>
-                    </a:prstGeom>
-                  </pic:spPr>
-                </pic:pic>
-              </a:graphicData>
-            </a:graphic>
-          </wp:inline>
-        </w:drawing>
-      </w:r>
     </w:p>
     <w:p>
       <w:pPr>
@@ -11473,7 +11499,7 @@
                     </pic:cNvPicPr>
                   </pic:nvPicPr>
                   <pic:blipFill>
-                    <a:blip r:embed="rId11"/>
+                    <a:blip r:embed="rId10"/>
                     <a:stretch>
                       <a:fillRect/>
                     </a:stretch>
@@ -11493,23 +11519,93 @@
           </wp:inline>
         </w:drawing>
       </w:r>
+      <w:r>
+        <w:rPr>
+          <w:rFonts w:hint="eastAsia" w:ascii="Times New Roman" w:hAnsi="Times New Roman" w:eastAsia="宋体" w:cs="Times New Roman"/>
+          <w:bCs w:val="0"/>
+          <w:sz w:val="28"/>
+          <w:szCs w:val="24"/>
+          <w:lang w:eastAsia="zh-CN"/>
+        </w:rPr>
+        <w:drawing>
+          <wp:inline distT="0" distB="0" distL="114300" distR="114300">
+            <wp:extent cx="800100" cy="733425"/>
+            <wp:effectExtent l="0" t="0" r="0" b="9525"/>
+            <wp:docPr id="1" name="图片 1" descr="f411"/>
+            <wp:cNvGraphicFramePr>
+              <a:graphicFrameLocks xmlns:a="http://schemas.openxmlformats.org/drawingml/2006/main" noChangeAspect="1"/>
+            </wp:cNvGraphicFramePr>
+            <a:graphic xmlns:a="http://schemas.openxmlformats.org/drawingml/2006/main">
+              <a:graphicData uri="http://schemas.openxmlformats.org/drawingml/2006/picture">
+                <pic:pic xmlns:pic="http://schemas.openxmlformats.org/drawingml/2006/picture">
+                  <pic:nvPicPr>
+                    <pic:cNvPr id="1" name="图片 1" descr="f411"/>
+                    <pic:cNvPicPr>
+                      <a:picLocks noChangeAspect="1"/>
+                    </pic:cNvPicPr>
+                  </pic:nvPicPr>
+                  <pic:blipFill>
+                    <a:blip r:embed="rId11"/>
+                    <a:stretch>
+                      <a:fillRect/>
+                    </a:stretch>
+                  </pic:blipFill>
+                  <pic:spPr>
+                    <a:xfrm>
+                      <a:off x="0" y="0"/>
+                      <a:ext cx="800100" cy="733425"/>
+                    </a:xfrm>
+                    <a:prstGeom prst="rect">
+                      <a:avLst/>
+                    </a:prstGeom>
+                  </pic:spPr>
+                </pic:pic>
+              </a:graphicData>
+            </a:graphic>
+          </wp:inline>
+        </w:drawing>
+      </w:r>
     </w:p>
+    <w:bookmarkEnd w:id="70"/>
     <w:p>
       <w:pPr>
         <w:pStyle w:val="57"/>
         <w:bidi w:val="0"/>
         <w:rPr>
+          <w:rFonts w:hint="default" w:eastAsia="黑体"/>
+          <w:lang w:val="en-US" w:eastAsia="zh-CN"/>
+        </w:rPr>
+      </w:pPr>
+      <w:bookmarkStart w:id="71" w:name="_Toc3903"/>
+      <w:bookmarkStart w:id="72" w:name="_Toc23720"/>
+      <w:bookmarkStart w:id="73" w:name="环境感知元件"/>
+      <w:r>
+        <w:rPr>
           <w:rFonts w:hint="eastAsia"/>
         </w:rPr>
-      </w:pPr>
+        <w:t>图3.</w:t>
+      </w:r>
       <w:r>
         <w:rPr>
           <w:rFonts w:hint="eastAsia"/>
-        </w:rPr>
-        <w:t>图 3-3</w:t>
+          <w:lang w:val="en-US" w:eastAsia="zh-CN"/>
+        </w:rPr>
+        <w:t>5</w:t>
+      </w:r>
+      <w:r>
+        <w:rPr>
+          <w:rFonts w:hint="eastAsia"/>
+        </w:rPr>
+        <w:t xml:space="preserve">  </w:t>
+      </w:r>
+      <w:r>
+        <w:rPr>
+          <w:rFonts w:hint="eastAsia"/>
+          <w:lang w:val="en-US" w:eastAsia="zh-CN"/>
+        </w:rPr>
+        <w:t>树莓派 与 STM32F411</w:t>
       </w:r>
     </w:p>
-    <w:bookmarkEnd w:id="70"/>
     <w:p>
       <w:pPr>
         <w:pStyle w:val="5"/>
@@ -11519,9 +11615,6 @@
           <w:lang w:val="en-US" w:eastAsia="zh-CN"/>
         </w:rPr>
       </w:pPr>
-      <w:bookmarkStart w:id="71" w:name="_Toc23720"/>
-      <w:bookmarkStart w:id="72" w:name="_Toc3903"/>
-      <w:bookmarkStart w:id="73" w:name="环境感知元件"/>
       <w:r>
         <w:rPr>
           <w:rFonts w:hint="eastAsia"/>
@@ -11607,8 +11700,8 @@
         </w:rPr>
         <w:drawing>
           <wp:inline distT="0" distB="0" distL="114300" distR="114300">
-            <wp:extent cx="1676400" cy="1133475"/>
-            <wp:effectExtent l="0" t="0" r="0" b="9525"/>
+            <wp:extent cx="1388110" cy="938530"/>
+            <wp:effectExtent l="0" t="0" r="2540" b="13970"/>
             <wp:docPr id="7" name="图片 7" descr="DHT11"/>
             <wp:cNvGraphicFramePr>
               <a:graphicFrameLocks xmlns:a="http://schemas.openxmlformats.org/drawingml/2006/main" noChangeAspect="1"/>
@@ -11631,7 +11724,99 @@
                   <pic:spPr>
                     <a:xfrm>
                       <a:off x="0" y="0"/>
-                      <a:ext cx="1676400" cy="1133475"/>
+                      <a:ext cx="1388110" cy="938530"/>
+                    </a:xfrm>
+                    <a:prstGeom prst="rect">
+                      <a:avLst/>
+                    </a:prstGeom>
+                  </pic:spPr>
+                </pic:pic>
+              </a:graphicData>
+            </a:graphic>
+          </wp:inline>
+        </w:drawing>
+      </w:r>
+      <w:r>
+        <w:rPr>
+          <w:rFonts w:hint="eastAsia" w:ascii="Times New Roman" w:hAnsi="Times New Roman" w:eastAsia="宋体" w:cs="Times New Roman"/>
+          <w:bCs w:val="0"/>
+          <w:sz w:val="28"/>
+          <w:szCs w:val="24"/>
+          <w:lang w:eastAsia="zh-CN"/>
+        </w:rPr>
+        <w:drawing>
+          <wp:inline distT="0" distB="0" distL="114300" distR="114300">
+            <wp:extent cx="1162050" cy="990600"/>
+            <wp:effectExtent l="0" t="0" r="0" b="0"/>
+            <wp:docPr id="20" name="图片 20" descr="BH1750"/>
+            <wp:cNvGraphicFramePr>
+              <a:graphicFrameLocks xmlns:a="http://schemas.openxmlformats.org/drawingml/2006/main" noChangeAspect="1"/>
+            </wp:cNvGraphicFramePr>
+            <a:graphic xmlns:a="http://schemas.openxmlformats.org/drawingml/2006/main">
+              <a:graphicData uri="http://schemas.openxmlformats.org/drawingml/2006/picture">
+                <pic:pic xmlns:pic="http://schemas.openxmlformats.org/drawingml/2006/picture">
+                  <pic:nvPicPr>
+                    <pic:cNvPr id="20" name="图片 20" descr="BH1750"/>
+                    <pic:cNvPicPr>
+                      <a:picLocks noChangeAspect="1"/>
+                    </pic:cNvPicPr>
+                  </pic:nvPicPr>
+                  <pic:blipFill>
+                    <a:blip r:embed="rId13"/>
+                    <a:stretch>
+                      <a:fillRect/>
+                    </a:stretch>
+                  </pic:blipFill>
+                  <pic:spPr>
+                    <a:xfrm>
+                      <a:off x="0" y="0"/>
+                      <a:ext cx="1162050" cy="990600"/>
+                    </a:xfrm>
+                    <a:prstGeom prst="rect">
+                      <a:avLst/>
+                    </a:prstGeom>
+                  </pic:spPr>
+                </pic:pic>
+              </a:graphicData>
+            </a:graphic>
+          </wp:inline>
+        </w:drawing>
+      </w:r>
+      <w:r>
+        <w:rPr>
+          <w:rFonts w:hint="eastAsia" w:ascii="Times New Roman" w:hAnsi="Times New Roman" w:eastAsia="宋体" w:cs="Times New Roman"/>
+          <w:bCs w:val="0"/>
+          <w:sz w:val="28"/>
+          <w:szCs w:val="24"/>
+          <w:lang w:eastAsia="zh-CN"/>
+        </w:rPr>
+        <w:drawing>
+          <wp:inline distT="0" distB="0" distL="114300" distR="114300">
+            <wp:extent cx="1191260" cy="1173480"/>
+            <wp:effectExtent l="0" t="0" r="8890" b="7620"/>
+            <wp:docPr id="30" name="图片 30" descr="电容式土壤湿度传感器"/>
+            <wp:cNvGraphicFramePr>
+              <a:graphicFrameLocks xmlns:a="http://schemas.openxmlformats.org/drawingml/2006/main" noChangeAspect="1"/>
+            </wp:cNvGraphicFramePr>
+            <a:graphic xmlns:a="http://schemas.openxmlformats.org/drawingml/2006/main">
+              <a:graphicData uri="http://schemas.openxmlformats.org/drawingml/2006/picture">
+                <pic:pic xmlns:pic="http://schemas.openxmlformats.org/drawingml/2006/picture">
+                  <pic:nvPicPr>
+                    <pic:cNvPr id="30" name="图片 30" descr="电容式土壤湿度传感器"/>
+                    <pic:cNvPicPr>
+                      <a:picLocks noChangeAspect="1"/>
+                    </pic:cNvPicPr>
+                  </pic:nvPicPr>
+                  <pic:blipFill>
+                    <a:blip r:embed="rId14"/>
+                    <a:stretch>
+                      <a:fillRect/>
+                    </a:stretch>
+                  </pic:blipFill>
+                  <pic:spPr>
+                    <a:xfrm>
+                      <a:off x="0" y="0"/>
+                      <a:ext cx="1191260" cy="1173480"/>
                     </a:xfrm>
                     <a:prstGeom prst="rect">
                       <a:avLst/>
@@ -11669,7 +11854,7 @@
                     </pic:cNvPicPr>
                   </pic:nvPicPr>
                   <pic:blipFill>
-                    <a:blip r:embed="rId13"/>
+                    <a:blip r:embed="rId15"/>
                     <a:stretch>
                       <a:fillRect/>
                     </a:stretch>
@@ -11689,80 +11874,6 @@
           </wp:inline>
         </w:drawing>
       </w:r>
-    </w:p>
-    <w:p>
-      <w:pPr>
-        <w:pStyle w:val="3"/>
-        <w:keepNext w:val="0"/>
-        <w:keepLines w:val="0"/>
-        <w:pageBreakBefore w:val="0"/>
-        <w:kinsoku/>
-        <w:wordWrap/>
-        <w:overflowPunct/>
-        <w:topLinePunct w:val="0"/>
-        <w:autoSpaceDE/>
-        <w:autoSpaceDN/>
-        <w:bidi w:val="0"/>
-        <w:adjustRightInd/>
-        <w:spacing w:before="0" w:after="0" w:line="360" w:lineRule="auto"/>
-        <w:ind w:left="0" w:firstLine="560" w:firstLineChars="200"/>
-        <w:jc w:val="center"/>
-        <w:textAlignment w:val="auto"/>
-        <w:outlineLvl w:val="9"/>
-        <w:rPr>
-          <w:rFonts w:hint="eastAsia" w:ascii="Times New Roman" w:hAnsi="Times New Roman" w:eastAsia="宋体" w:cs="Times New Roman"/>
-          <w:bCs w:val="0"/>
-          <w:sz w:val="28"/>
-          <w:szCs w:val="24"/>
-          <w:lang w:eastAsia="zh-CN"/>
-        </w:rPr>
-      </w:pPr>
-      <w:r>
-        <w:rPr>
-          <w:rFonts w:hint="eastAsia" w:ascii="Times New Roman" w:hAnsi="Times New Roman" w:eastAsia="宋体" w:cs="Times New Roman"/>
-          <w:bCs w:val="0"/>
-          <w:sz w:val="28"/>
-          <w:szCs w:val="24"/>
-          <w:lang w:eastAsia="zh-CN"/>
-        </w:rPr>
-        <w:drawing>
-          <wp:inline distT="0" distB="0" distL="114300" distR="114300">
-            <wp:extent cx="1162050" cy="990600"/>
-            <wp:effectExtent l="0" t="0" r="0" b="0"/>
-            <wp:docPr id="20" name="图片 20" descr="BH1750"/>
-            <wp:cNvGraphicFramePr>
-              <a:graphicFrameLocks xmlns:a="http://schemas.openxmlformats.org/drawingml/2006/main" noChangeAspect="1"/>
-            </wp:cNvGraphicFramePr>
-            <a:graphic xmlns:a="http://schemas.openxmlformats.org/drawingml/2006/main">
-              <a:graphicData uri="http://schemas.openxmlformats.org/drawingml/2006/picture">
-                <pic:pic xmlns:pic="http://schemas.openxmlformats.org/drawingml/2006/picture">
-                  <pic:nvPicPr>
-                    <pic:cNvPr id="20" name="图片 20" descr="BH1750"/>
-                    <pic:cNvPicPr>
-                      <a:picLocks noChangeAspect="1"/>
-                    </pic:cNvPicPr>
-                  </pic:nvPicPr>
-                  <pic:blipFill>
-                    <a:blip r:embed="rId14"/>
-                    <a:stretch>
-                      <a:fillRect/>
-                    </a:stretch>
-                  </pic:blipFill>
-                  <pic:spPr>
-                    <a:xfrm>
-                      <a:off x="0" y="0"/>
-                      <a:ext cx="1162050" cy="990600"/>
-                    </a:xfrm>
-                    <a:prstGeom prst="rect">
-                      <a:avLst/>
-                    </a:prstGeom>
-                  </pic:spPr>
-                </pic:pic>
-              </a:graphicData>
-            </a:graphic>
-          </wp:inline>
-        </w:drawing>
-      </w:r>
       <w:r>
         <w:rPr>
           <w:rFonts w:hint="eastAsia" w:ascii="Times New Roman" w:hAnsi="Times New Roman" w:eastAsia="宋体" w:cs="Times New Roman"/>
@@ -11789,7 +11900,7 @@
                     </pic:cNvPicPr>
                   </pic:nvPicPr>
                   <pic:blipFill>
-                    <a:blip r:embed="rId15"/>
+                    <a:blip r:embed="rId16"/>
                     <a:stretch>
                       <a:fillRect/>
                     </a:stretch>
@@ -11809,26 +11920,7 @@
           </wp:inline>
         </w:drawing>
       </w:r>
-    </w:p>
-    <w:p>
-      <w:pPr>
-        <w:pStyle w:val="3"/>
-        <w:keepNext w:val="0"/>
-        <w:keepLines w:val="0"/>
-        <w:pageBreakBefore w:val="0"/>
-        <w:kinsoku/>
-        <w:wordWrap/>
-        <w:overflowPunct/>
-        <w:topLinePunct w:val="0"/>
-        <w:autoSpaceDE/>
-        <w:autoSpaceDN/>
-        <w:bidi w:val="0"/>
-        <w:adjustRightInd/>
-        <w:spacing w:before="0" w:after="0" w:line="360" w:lineRule="auto"/>
-        <w:ind w:left="0" w:firstLine="560" w:firstLineChars="200"/>
-        <w:jc w:val="center"/>
-        <w:textAlignment w:val="auto"/>
-        <w:outlineLvl w:val="9"/>
+      <w:r>
         <w:rPr>
           <w:rFonts w:hint="eastAsia" w:ascii="Times New Roman" w:hAnsi="Times New Roman" w:eastAsia="宋体" w:cs="Times New Roman"/>
           <w:bCs w:val="0"/>
@@ -11836,65 +11928,10 @@
           <w:szCs w:val="24"/>
           <w:lang w:eastAsia="zh-CN"/>
         </w:rPr>
-      </w:pPr>
-      <w:r>
-        <w:rPr>
-          <w:rFonts w:hint="eastAsia" w:ascii="Times New Roman" w:hAnsi="Times New Roman" w:eastAsia="宋体" w:cs="Times New Roman"/>
-          <w:bCs w:val="0"/>
-          <w:sz w:val="28"/>
-          <w:szCs w:val="24"/>
-          <w:lang w:eastAsia="zh-CN"/>
-        </w:rPr>
         <w:drawing>
           <wp:inline distT="0" distB="0" distL="114300" distR="114300">
-            <wp:extent cx="1191260" cy="1173480"/>
-            <wp:effectExtent l="0" t="0" r="8890" b="7620"/>
-            <wp:docPr id="30" name="图片 30" descr="电容式土壤湿度传感器"/>
-            <wp:cNvGraphicFramePr>
-              <a:graphicFrameLocks xmlns:a="http://schemas.openxmlformats.org/drawingml/2006/main" noChangeAspect="1"/>
-            </wp:cNvGraphicFramePr>
-            <a:graphic xmlns:a="http://schemas.openxmlformats.org/drawingml/2006/main">
-              <a:graphicData uri="http://schemas.openxmlformats.org/drawingml/2006/picture">
-                <pic:pic xmlns:pic="http://schemas.openxmlformats.org/drawingml/2006/picture">
-                  <pic:nvPicPr>
-                    <pic:cNvPr id="30" name="图片 30" descr="电容式土壤湿度传感器"/>
-                    <pic:cNvPicPr>
-                      <a:picLocks noChangeAspect="1"/>
-                    </pic:cNvPicPr>
-                  </pic:nvPicPr>
-                  <pic:blipFill>
-                    <a:blip r:embed="rId16"/>
-                    <a:stretch>
-                      <a:fillRect/>
-                    </a:stretch>
-                  </pic:blipFill>
-                  <pic:spPr>
-                    <a:xfrm>
-                      <a:off x="0" y="0"/>
-                      <a:ext cx="1191260" cy="1173480"/>
-                    </a:xfrm>
-                    <a:prstGeom prst="rect">
-                      <a:avLst/>
-                    </a:prstGeom>
-                  </pic:spPr>
-                </pic:pic>
-              </a:graphicData>
-            </a:graphic>
-          </wp:inline>
-        </w:drawing>
-      </w:r>
-      <w:r>
-        <w:rPr>
-          <w:rFonts w:hint="eastAsia" w:ascii="Times New Roman" w:hAnsi="Times New Roman" w:eastAsia="宋体" w:cs="Times New Roman"/>
-          <w:bCs w:val="0"/>
-          <w:sz w:val="28"/>
-          <w:szCs w:val="24"/>
-          <w:lang w:eastAsia="zh-CN"/>
-        </w:rPr>
-        <w:drawing>
-          <wp:inline distT="0" distB="0" distL="114300" distR="114300">
-            <wp:extent cx="1476375" cy="1174750"/>
-            <wp:effectExtent l="0" t="0" r="9525" b="6350"/>
+            <wp:extent cx="1380490" cy="1098550"/>
+            <wp:effectExtent l="0" t="0" r="10160" b="6350"/>
             <wp:docPr id="31" name="图片 31" descr="土壤湿度传感器电路"/>
             <wp:cNvGraphicFramePr>
               <a:graphicFrameLocks xmlns:a="http://schemas.openxmlformats.org/drawingml/2006/main" noChangeAspect="1"/>
@@ -11917,7 +11954,7 @@
                   <pic:spPr>
                     <a:xfrm>
                       <a:off x="0" y="0"/>
-                      <a:ext cx="1476375" cy="1174750"/>
+                      <a:ext cx="1380490" cy="1098550"/>
                     </a:xfrm>
                     <a:prstGeom prst="rect">
                       <a:avLst/>
@@ -11935,14 +11972,29 @@
         <w:pStyle w:val="57"/>
         <w:bidi w:val="0"/>
         <w:rPr>
+          <w:rFonts w:hint="default"/>
+          <w:lang w:val="en-US" w:eastAsia="zh-CN"/>
+        </w:rPr>
+      </w:pPr>
+      <w:r>
+        <w:rPr>
           <w:rFonts w:hint="eastAsia"/>
         </w:rPr>
-      </w:pPr>
+        <w:t>图3</w:t>
+      </w:r>
       <w:r>
         <w:rPr>
           <w:rFonts w:hint="eastAsia"/>
-        </w:rPr>
-        <w:t>图 3-4</w:t>
+          <w:lang w:val="en-US" w:eastAsia="zh-CN"/>
+        </w:rPr>
+        <w:t xml:space="preserve">.6  </w:t>
+      </w:r>
+      <w:r>
+        <w:rPr>
+          <w:rFonts w:hint="eastAsia"/>
+          <w:lang w:val="zh-CN"/>
+        </w:rPr>
+        <w:t>温湿度传感器、光照传感器和电容式土壤湿度传感器</w:t>
       </w:r>
     </w:p>
     <w:bookmarkEnd w:id="73"/>
@@ -11955,8 +12007,8 @@
           <w:lang w:val="en-US" w:eastAsia="zh-CN"/>
         </w:rPr>
       </w:pPr>
-      <w:bookmarkStart w:id="74" w:name="_Toc12783"/>
-      <w:bookmarkStart w:id="75" w:name="_Toc406"/>
+      <w:bookmarkStart w:id="74" w:name="_Toc406"/>
+      <w:bookmarkStart w:id="75" w:name="_Toc12783"/>
       <w:bookmarkStart w:id="76" w:name="人机交互元件"/>
       <w:r>
         <w:rPr>
@@ -12043,8 +12095,8 @@
         </w:rPr>
         <w:drawing>
           <wp:inline distT="0" distB="0" distL="114300" distR="114300">
-            <wp:extent cx="1238250" cy="1257300"/>
-            <wp:effectExtent l="0" t="0" r="0" b="0"/>
+            <wp:extent cx="1012825" cy="1028700"/>
+            <wp:effectExtent l="0" t="0" r="15875" b="0"/>
             <wp:docPr id="22" name="图片 22" descr="oled"/>
             <wp:cNvGraphicFramePr>
               <a:graphicFrameLocks xmlns:a="http://schemas.openxmlformats.org/drawingml/2006/main" noChangeAspect="1"/>
@@ -12067,7 +12119,7 @@
                   <pic:spPr>
                     <a:xfrm>
                       <a:off x="0" y="0"/>
-                      <a:ext cx="1238250" cy="1257300"/>
+                      <a:ext cx="1012825" cy="1028700"/>
                     </a:xfrm>
                     <a:prstGeom prst="rect">
                       <a:avLst/>
@@ -12089,9 +12141,9 @@
         </w:rPr>
         <w:drawing>
           <wp:inline distT="0" distB="0" distL="114300" distR="114300">
-            <wp:extent cx="1733550" cy="1981200"/>
+            <wp:extent cx="1371600" cy="952500"/>
             <wp:effectExtent l="0" t="0" r="0" b="0"/>
-            <wp:docPr id="23" name="图片 23" descr="oled电路"/>
+            <wp:docPr id="28" name="图片 28" descr="PAJ7620"/>
             <wp:cNvGraphicFramePr>
               <a:graphicFrameLocks xmlns:a="http://schemas.openxmlformats.org/drawingml/2006/main" noChangeAspect="1"/>
             </wp:cNvGraphicFramePr>
@@ -12099,7 +12151,7 @@
               <a:graphicData uri="http://schemas.openxmlformats.org/drawingml/2006/picture">
                 <pic:pic xmlns:pic="http://schemas.openxmlformats.org/drawingml/2006/picture">
                   <pic:nvPicPr>
-                    <pic:cNvPr id="23" name="图片 23" descr="oled电路"/>
+                    <pic:cNvPr id="28" name="图片 28" descr="PAJ7620"/>
                     <pic:cNvPicPr>
                       <a:picLocks noChangeAspect="1"/>
                     </pic:cNvPicPr>
@@ -12113,7 +12165,7 @@
                   <pic:spPr>
                     <a:xfrm>
                       <a:off x="0" y="0"/>
-                      <a:ext cx="1733550" cy="1981200"/>
+                      <a:ext cx="1371600" cy="952500"/>
                     </a:xfrm>
                     <a:prstGeom prst="rect">
                       <a:avLst/>
@@ -12163,9 +12215,9 @@
         </w:rPr>
         <w:drawing>
           <wp:inline distT="0" distB="0" distL="114300" distR="114300">
-            <wp:extent cx="1371600" cy="952500"/>
-            <wp:effectExtent l="0" t="0" r="0" b="0"/>
-            <wp:docPr id="28" name="图片 28" descr="PAJ7620"/>
+            <wp:extent cx="1083310" cy="1238885"/>
+            <wp:effectExtent l="0" t="0" r="2540" b="18415"/>
+            <wp:docPr id="23" name="图片 23" descr="oled电路"/>
             <wp:cNvGraphicFramePr>
               <a:graphicFrameLocks xmlns:a="http://schemas.openxmlformats.org/drawingml/2006/main" noChangeAspect="1"/>
             </wp:cNvGraphicFramePr>
@@ -12173,7 +12225,7 @@
               <a:graphicData uri="http://schemas.openxmlformats.org/drawingml/2006/picture">
                 <pic:pic xmlns:pic="http://schemas.openxmlformats.org/drawingml/2006/picture">
                   <pic:nvPicPr>
-                    <pic:cNvPr id="28" name="图片 28" descr="PAJ7620"/>
+                    <pic:cNvPr id="23" name="图片 23" descr="oled电路"/>
                     <pic:cNvPicPr>
                       <a:picLocks noChangeAspect="1"/>
                     </pic:cNvPicPr>
@@ -12187,7 +12239,7 @@
                   <pic:spPr>
                     <a:xfrm>
                       <a:off x="0" y="0"/>
-                      <a:ext cx="1371600" cy="952500"/>
+                      <a:ext cx="1083310" cy="1238885"/>
                     </a:xfrm>
                     <a:prstGeom prst="rect">
                       <a:avLst/>
@@ -12251,14 +12303,43 @@
         <w:pStyle w:val="57"/>
         <w:bidi w:val="0"/>
         <w:rPr>
+          <w:rFonts w:hint="default"/>
+          <w:lang w:val="en-US" w:eastAsia="zh-CN"/>
+        </w:rPr>
+      </w:pPr>
+      <w:r>
+        <w:rPr>
           <w:rFonts w:hint="eastAsia"/>
         </w:rPr>
-      </w:pPr>
+        <w:t>图</w:t>
+      </w:r>
       <w:r>
         <w:rPr>
           <w:rFonts w:hint="eastAsia"/>
-        </w:rPr>
-        <w:t>图 3-5</w:t>
+          <w:lang w:val="en-US" w:eastAsia="zh-CN"/>
+        </w:rPr>
+        <w:t xml:space="preserve">3.7  </w:t>
+      </w:r>
+      <w:r>
+        <w:rPr>
+          <w:rFonts w:hint="eastAsia"/>
+          <w:lang w:val="zh-CN"/>
+        </w:rPr>
+        <w:t>OLED 显示</w:t>
+      </w:r>
+      <w:r>
+        <w:rPr>
+          <w:rFonts w:hint="eastAsia"/>
+          <w:lang w:val="en-US" w:eastAsia="zh-CN"/>
+        </w:rPr>
+        <w:t>屏与</w:t>
+      </w:r>
+      <w:r>
+        <w:rPr>
+          <w:rFonts w:hint="eastAsia"/>
+          <w:lang w:val="zh-CN"/>
+        </w:rPr>
+        <w:t>手势识别模块</w:t>
       </w:r>
     </w:p>
     <w:bookmarkEnd w:id="76"/>
@@ -12319,7 +12400,19 @@
           <w:szCs w:val="24"/>
           <w:lang w:val="zh-CN"/>
         </w:rPr>
-        <w:t>系统的执行控制部分主要包括继电器模块、水泵和 LED 灯带。继电器模块用于实现单片机与外部负载之间的隔离驱动，使主控能够安全地控制水泵和补光设备。水泵是系统自动灌溉功能的核心执行器，当土壤湿度低于设定阈值时，系统可自动启动水泵进行补水。LED 灯带则主要用于环境补光和状态指示，在光照不足或功能演示时发挥作用。执行控制元件的加入，使系统具备了根据环境数据自动调节培育条件的能力。</w:t>
+        <w:t>系统的执行控制部分主要包括继电器模块、水泵和 LED 灯带。继电器模块用于实现单</w:t>
+      </w:r>
+      <w:bookmarkStart w:id="158" w:name="_GoBack"/>
+      <w:bookmarkEnd w:id="158"/>
+      <w:r>
+        <w:rPr>
+          <w:rFonts w:hint="eastAsia" w:ascii="Times New Roman" w:hAnsi="Times New Roman" w:eastAsia="宋体" w:cs="Times New Roman"/>
+          <w:bCs w:val="0"/>
+          <w:sz w:val="28"/>
+          <w:szCs w:val="24"/>
+          <w:lang w:val="zh-CN"/>
+        </w:rPr>
+        <w:t>片机与外部负载之间的隔离驱动，使主控能够安全地控制水泵和补光设备。水泵是系统自动灌溉功能的核心执行器，当土壤湿度低于设定阈值时，系统可自动启动水泵进行补水。LED 灯带则主要用于环境补光和状态指示，在光照不足或功能演示时发挥作用。执行控制元件的加入，使系统具备了根据环境数据自动调节培育条件的能力。</w:t>
       </w:r>
     </w:p>
     <w:p>
@@ -12445,22 +12538,33 @@
         </w:drawing>
       </w:r>
     </w:p>
+    <w:bookmarkEnd w:id="79"/>
     <w:p>
       <w:pPr>
         <w:pStyle w:val="57"/>
         <w:bidi w:val="0"/>
         <w:rPr>
+          <w:rFonts w:hint="default"/>
+          <w:lang w:val="en-US" w:eastAsia="zh-CN"/>
+        </w:rPr>
+      </w:pPr>
+      <w:bookmarkStart w:id="80" w:name="_Toc24245"/>
+      <w:bookmarkStart w:id="81" w:name="_Toc31801"/>
+      <w:bookmarkStart w:id="82" w:name="图像采集元件"/>
+      <w:r>
+        <w:rPr>
           <w:rFonts w:hint="eastAsia"/>
         </w:rPr>
-      </w:pPr>
+        <w:t>图</w:t>
+      </w:r>
       <w:r>
         <w:rPr>
           <w:rFonts w:hint="eastAsia"/>
-        </w:rPr>
-        <w:t>图 3-6</w:t>
+          <w:lang w:val="en-US" w:eastAsia="zh-CN"/>
+        </w:rPr>
+        <w:t>3.8  水泵与灯带</w:t>
       </w:r>
     </w:p>
-    <w:bookmarkEnd w:id="79"/>
     <w:p>
       <w:pPr>
         <w:pStyle w:val="5"/>
@@ -12470,9 +12574,6 @@
           <w:lang w:val="en-US" w:eastAsia="zh-CN"/>
         </w:rPr>
       </w:pPr>
-      <w:bookmarkStart w:id="80" w:name="_Toc24245"/>
-      <w:bookmarkStart w:id="81" w:name="_Toc31801"/>
-      <w:bookmarkStart w:id="82" w:name="图像采集元件"/>
       <w:r>
         <w:rPr>
           <w:rFonts w:hint="eastAsia"/>
@@ -12653,8 +12754,8 @@
           <w:lang w:val="en-US" w:eastAsia="zh-CN"/>
         </w:rPr>
       </w:pPr>
-      <w:bookmarkStart w:id="85" w:name="_Toc7031"/>
-      <w:bookmarkStart w:id="86" w:name="_Toc12851"/>
+      <w:bookmarkStart w:id="85" w:name="_Toc12851"/>
+      <w:bookmarkStart w:id="86" w:name="_Toc7031"/>
       <w:bookmarkStart w:id="87" w:name="系统整体硬件工作原理"/>
       <w:r>
         <w:rPr>
@@ -13199,8 +13300,8 @@
           <w:lang w:val="en-US" w:eastAsia="zh-CN"/>
         </w:rPr>
       </w:pPr>
-      <w:bookmarkStart w:id="91" w:name="_Toc14009"/>
-      <w:bookmarkStart w:id="92" w:name="_Toc31433"/>
+      <w:bookmarkStart w:id="91" w:name="_Toc31433"/>
+      <w:bookmarkStart w:id="92" w:name="_Toc14009"/>
       <w:bookmarkStart w:id="93" w:name="传感采集模块设计"/>
       <w:r>
         <w:rPr>
@@ -13298,8 +13399,8 @@
           <w:lang w:val="en-US" w:eastAsia="zh-CN"/>
         </w:rPr>
       </w:pPr>
-      <w:bookmarkStart w:id="94" w:name="_Toc664"/>
-      <w:bookmarkStart w:id="95" w:name="_Toc17049"/>
+      <w:bookmarkStart w:id="94" w:name="_Toc17049"/>
+      <w:bookmarkStart w:id="95" w:name="_Toc664"/>
       <w:bookmarkStart w:id="96" w:name="执行控制模块设计"/>
       <w:r>
         <w:rPr>
@@ -13880,8 +13981,8 @@
           <w:rFonts w:hint="eastAsia"/>
         </w:rPr>
       </w:pPr>
-      <w:bookmarkStart w:id="106" w:name="_Toc9321"/>
-      <w:bookmarkStart w:id="107" w:name="_Toc21282"/>
+      <w:bookmarkStart w:id="106" w:name="_Toc21282"/>
+      <w:bookmarkStart w:id="107" w:name="_Toc9321"/>
       <w:bookmarkStart w:id="108" w:name="系统软件设计"/>
       <w:r>
         <w:rPr>
@@ -13962,8 +14063,8 @@
           <w:lang w:val="en-US" w:eastAsia="zh-CN"/>
         </w:rPr>
       </w:pPr>
-      <w:bookmarkStart w:id="112" w:name="_Toc24192"/>
-      <w:bookmarkStart w:id="113" w:name="_Toc26777"/>
+      <w:bookmarkStart w:id="112" w:name="_Toc26777"/>
+      <w:bookmarkStart w:id="113" w:name="_Toc24192"/>
       <w:bookmarkStart w:id="114" w:name="设备端程序设计"/>
       <w:r>
         <w:rPr>
@@ -19898,8 +19999,8 @@
           <w:rFonts w:hint="eastAsia"/>
         </w:rPr>
       </w:pPr>
-      <w:bookmarkStart w:id="121" w:name="_Toc21664"/>
-      <w:bookmarkStart w:id="122" w:name="_Toc31704"/>
+      <w:bookmarkStart w:id="121" w:name="_Toc31704"/>
+      <w:bookmarkStart w:id="122" w:name="_Toc21664"/>
       <w:bookmarkStart w:id="123" w:name="系统测试和结果分析"/>
       <w:r>
         <w:rPr>
@@ -19919,8 +20020,8 @@
           <w:lang w:val="en-US" w:eastAsia="zh-CN"/>
         </w:rPr>
       </w:pPr>
-      <w:bookmarkStart w:id="124" w:name="_Toc31562"/>
-      <w:bookmarkStart w:id="125" w:name="_Toc27747"/>
+      <w:bookmarkStart w:id="124" w:name="_Toc27747"/>
+      <w:bookmarkStart w:id="125" w:name="_Toc31562"/>
       <w:bookmarkStart w:id="126" w:name="系统组装与基础测试"/>
       <w:r>
         <w:rPr>
@@ -20107,8 +20208,8 @@
           <w:lang w:val="en-US" w:eastAsia="zh-CN"/>
         </w:rPr>
       </w:pPr>
-      <w:bookmarkStart w:id="127" w:name="_Toc10248"/>
-      <w:bookmarkStart w:id="128" w:name="_Toc25709"/>
+      <w:bookmarkStart w:id="127" w:name="_Toc25709"/>
+      <w:bookmarkStart w:id="128" w:name="_Toc10248"/>
       <w:bookmarkStart w:id="129" w:name="系统功能及性能测试"/>
       <w:r>
         <w:rPr>
@@ -23279,8 +23380,8 @@
           <w:lang w:val="en-US" w:eastAsia="zh-CN"/>
         </w:rPr>
       </w:pPr>
-      <w:bookmarkStart w:id="136" w:name="_Toc19336"/>
-      <w:bookmarkStart w:id="137" w:name="_Toc30850"/>
+      <w:bookmarkStart w:id="136" w:name="_Toc30850"/>
+      <w:bookmarkStart w:id="137" w:name="_Toc19336"/>
       <w:bookmarkStart w:id="138" w:name="平台服务与扩展功能测试"/>
       <w:r>
         <w:rPr>
@@ -26194,8 +26295,8 @@
           <w:lang w:val="en-US" w:eastAsia="zh-CN"/>
         </w:rPr>
       </w:pPr>
-      <w:bookmarkStart w:id="145" w:name="_Toc31808"/>
-      <w:bookmarkStart w:id="146" w:name="_Toc11516"/>
+      <w:bookmarkStart w:id="145" w:name="_Toc11516"/>
+      <w:bookmarkStart w:id="146" w:name="_Toc31808"/>
       <w:bookmarkStart w:id="147" w:name="总结"/>
       <w:r>
         <w:rPr>
@@ -26354,8 +26455,8 @@
           <w:lang w:val="en-US" w:eastAsia="zh-CN"/>
         </w:rPr>
       </w:pPr>
-      <w:bookmarkStart w:id="151" w:name="_Toc13090"/>
-      <w:bookmarkStart w:id="152" w:name="_Toc4130"/>
+      <w:bookmarkStart w:id="151" w:name="_Toc4130"/>
+      <w:bookmarkStart w:id="152" w:name="_Toc13090"/>
       <w:bookmarkStart w:id="153" w:name="个人总结与反思"/>
       <w:r>
         <w:rPr>
@@ -26440,19 +26541,7 @@
           <w:szCs w:val="24"/>
           <w:lang w:val="zh-CN"/>
         </w:rPr>
-        <w:t>另外，也发现自身存在很</w:t>
-      </w:r>
-      <w:bookmarkStart w:id="158" w:name="_GoBack"/>
-      <w:bookmarkEnd w:id="158"/>
-      <w:r>
-        <w:rPr>
-          <w:rFonts w:hint="eastAsia" w:ascii="Times New Roman" w:hAnsi="Times New Roman" w:eastAsia="宋体" w:cs="Times New Roman"/>
-          <w:bCs w:val="0"/>
-          <w:sz w:val="28"/>
-          <w:szCs w:val="24"/>
-          <w:lang w:val="zh-CN"/>
-        </w:rPr>
-        <w:t>多不足，即对于硬件原理的分析、传感器精度的处理、系统抗干扰的设计以及实验数据的量化分析等方面存在较大的欠缺。此后无论是在继续深造还是在工程开发过程中，都需要加强对于底层原理的理解以及系统的实验能力。此设计使我完成了比较完整的智能物联网项目，也对我未来从事软硬件结合方面学习与实践有更清晰的认识。</w:t>
+        <w:t>另外，也发现自身存在很多不足，即对于硬件原理的分析、传感器精度的处理、系统抗干扰的设计以及实验数据的量化分析等方面存在较大的欠缺。此后无论是在继续深造还是在工程开发过程中，都需要加强对于底层原理的理解以及系统的实验能力。此设计使我完成了比较完整的智能物联网项目，也对我未来从事软硬件结合方面学习与实践有更清晰的认识。</w:t>
       </w:r>
       <w:bookmarkEnd w:id="144"/>
       <w:bookmarkEnd w:id="153"/>
@@ -28661,6 +28750,7 @@
   <w:style w:type="paragraph" w:customStyle="1" w:styleId="57">
     <w:name w:val="图表名"/>
     <w:basedOn w:val="1"/>
+    <w:qFormat/>
     <w:uiPriority w:val="0"/>
     <w:pPr>
       <w:jc w:val="center"/>

--- a/artifact.docx
+++ b/artifact.docx
@@ -4770,8 +4770,8 @@
           <w:rFonts w:hint="eastAsia"/>
         </w:rPr>
       </w:pPr>
-      <w:bookmarkStart w:id="1" w:name="_Toc9447"/>
-      <w:bookmarkStart w:id="2" w:name="_Toc12281"/>
+      <w:bookmarkStart w:id="1" w:name="_Toc12281"/>
+      <w:bookmarkStart w:id="2" w:name="_Toc9447"/>
       <w:bookmarkStart w:id="3" w:name="绪论"/>
       <w:r>
         <w:rPr>
@@ -4804,8 +4804,8 @@
           <w:lang w:val="en-US" w:eastAsia="zh-CN"/>
         </w:rPr>
       </w:pPr>
-      <w:bookmarkStart w:id="4" w:name="_Toc9527"/>
-      <w:bookmarkStart w:id="5" w:name="_Toc21158"/>
+      <w:bookmarkStart w:id="4" w:name="_Toc21158"/>
+      <w:bookmarkStart w:id="5" w:name="_Toc9527"/>
       <w:bookmarkStart w:id="6" w:name="研究背景"/>
       <w:r>
         <w:rPr>
@@ -4903,8 +4903,8 @@
           <w:lang w:val="en-US" w:eastAsia="zh-CN"/>
         </w:rPr>
       </w:pPr>
-      <w:bookmarkStart w:id="7" w:name="_Toc32486"/>
-      <w:bookmarkStart w:id="8" w:name="_Toc12745"/>
+      <w:bookmarkStart w:id="7" w:name="_Toc12745"/>
+      <w:bookmarkStart w:id="8" w:name="_Toc32486"/>
       <w:bookmarkStart w:id="9" w:name="研究目的及意义"/>
       <w:r>
         <w:rPr>
@@ -5344,8 +5344,8 @@
           <w:lang w:val="en-US" w:eastAsia="zh-CN"/>
         </w:rPr>
       </w:pPr>
-      <w:bookmarkStart w:id="19" w:name="_Toc11735"/>
-      <w:bookmarkStart w:id="20" w:name="_Toc30303"/>
+      <w:bookmarkStart w:id="19" w:name="_Toc30303"/>
+      <w:bookmarkStart w:id="20" w:name="_Toc11735"/>
       <w:bookmarkStart w:id="21" w:name="研究主要内容"/>
       <w:r>
         <w:rPr>
@@ -5981,8 +5981,8 @@
           <w:lang w:val="en-US" w:eastAsia="zh-CN"/>
         </w:rPr>
       </w:pPr>
-      <w:bookmarkStart w:id="40" w:name="_Toc4519"/>
-      <w:bookmarkStart w:id="41" w:name="_Toc21825"/>
+      <w:bookmarkStart w:id="40" w:name="_Toc21825"/>
+      <w:bookmarkStart w:id="41" w:name="_Toc4519"/>
       <w:bookmarkStart w:id="42" w:name="基于-opencv-的图像颜色分析技术"/>
       <w:r>
         <w:rPr>
@@ -6104,8 +6104,8 @@
           <w:rFonts w:hint="eastAsia"/>
         </w:rPr>
       </w:pPr>
-      <w:bookmarkStart w:id="46" w:name="_Toc29013"/>
-      <w:bookmarkStart w:id="47" w:name="_Toc4966"/>
+      <w:bookmarkStart w:id="46" w:name="_Toc4966"/>
+      <w:bookmarkStart w:id="47" w:name="_Toc29013"/>
       <w:bookmarkStart w:id="48" w:name="系统总体方案设计"/>
       <w:r>
         <w:rPr>
@@ -6574,8 +6574,8 @@
           <w:lang w:val="en-US" w:eastAsia="zh-CN"/>
         </w:rPr>
       </w:pPr>
-      <w:bookmarkStart w:id="58" w:name="_Toc2839"/>
-      <w:bookmarkStart w:id="59" w:name="_Toc24005"/>
+      <w:bookmarkStart w:id="58" w:name="_Toc24005"/>
+      <w:bookmarkStart w:id="59" w:name="_Toc2839"/>
       <w:bookmarkStart w:id="60" w:name="系统的总体方案设计"/>
       <w:r>
         <w:rPr>
@@ -11367,8 +11367,8 @@
           <w:lang w:val="en-US" w:eastAsia="zh-CN"/>
         </w:rPr>
       </w:pPr>
-      <w:bookmarkStart w:id="68" w:name="_Toc28265"/>
-      <w:bookmarkStart w:id="69" w:name="_Toc21315"/>
+      <w:bookmarkStart w:id="68" w:name="_Toc21315"/>
+      <w:bookmarkStart w:id="69" w:name="_Toc28265"/>
       <w:bookmarkStart w:id="70" w:name="主控与边缘计算平台"/>
       <w:r>
         <w:rPr>
@@ -11576,8 +11576,8 @@
           <w:lang w:val="en-US" w:eastAsia="zh-CN"/>
         </w:rPr>
       </w:pPr>
-      <w:bookmarkStart w:id="71" w:name="_Toc3903"/>
-      <w:bookmarkStart w:id="72" w:name="_Toc23720"/>
+      <w:bookmarkStart w:id="71" w:name="_Toc23720"/>
+      <w:bookmarkStart w:id="72" w:name="_Toc3903"/>
       <w:bookmarkStart w:id="73" w:name="环境感知元件"/>
       <w:r>
         <w:rPr>
@@ -12352,8 +12352,8 @@
           <w:lang w:val="en-US" w:eastAsia="zh-CN"/>
         </w:rPr>
       </w:pPr>
-      <w:bookmarkStart w:id="77" w:name="_Toc16673"/>
-      <w:bookmarkStart w:id="78" w:name="_Toc11578"/>
+      <w:bookmarkStart w:id="77" w:name="_Toc11578"/>
+      <w:bookmarkStart w:id="78" w:name="_Toc16673"/>
       <w:bookmarkStart w:id="79" w:name="执行控制元件"/>
       <w:r>
         <w:rPr>
@@ -12400,19 +12400,7 @@
           <w:szCs w:val="24"/>
           <w:lang w:val="zh-CN"/>
         </w:rPr>
-        <w:t>系统的执行控制部分主要包括继电器模块、水泵和 LED 灯带。继电器模块用于实现单</w:t>
-      </w:r>
-      <w:bookmarkStart w:id="158" w:name="_GoBack"/>
-      <w:bookmarkEnd w:id="158"/>
-      <w:r>
-        <w:rPr>
-          <w:rFonts w:hint="eastAsia" w:ascii="Times New Roman" w:hAnsi="Times New Roman" w:eastAsia="宋体" w:cs="Times New Roman"/>
-          <w:bCs w:val="0"/>
-          <w:sz w:val="28"/>
-          <w:szCs w:val="24"/>
-          <w:lang w:val="zh-CN"/>
-        </w:rPr>
-        <w:t>片机与外部负载之间的隔离驱动，使主控能够安全地控制水泵和补光设备。水泵是系统自动灌溉功能的核心执行器，当土壤湿度低于设定阈值时，系统可自动启动水泵进行补水。LED 灯带则主要用于环境补光和状态指示，在光照不足或功能演示时发挥作用。执行控制元件的加入，使系统具备了根据环境数据自动调节培育条件的能力。</w:t>
+        <w:t>系统的执行控制部分主要包括继电器模块、水泵和 LED 灯带。继电器模块用于实现单片机与外部负载之间的隔离驱动，使主控能够安全地控制水泵和补光设备。水泵是系统自动灌溉功能的核心执行器，当土壤湿度低于设定阈值时，系统可自动启动水泵进行补水。LED 灯带则主要用于环境补光和状态指示，在光照不足或功能演示时发挥作用。执行控制元件的加入，使系统具备了根据环境数据自动调节培育条件的能力。</w:t>
       </w:r>
     </w:p>
     <w:p>
@@ -12754,8 +12742,8 @@
           <w:lang w:val="en-US" w:eastAsia="zh-CN"/>
         </w:rPr>
       </w:pPr>
-      <w:bookmarkStart w:id="85" w:name="_Toc12851"/>
-      <w:bookmarkStart w:id="86" w:name="_Toc7031"/>
+      <w:bookmarkStart w:id="85" w:name="_Toc7031"/>
+      <w:bookmarkStart w:id="86" w:name="_Toc12851"/>
       <w:bookmarkStart w:id="87" w:name="系统整体硬件工作原理"/>
       <w:r>
         <w:rPr>
@@ -13265,7 +13253,20 @@
         <w:rPr>
           <w:rFonts w:hint="eastAsia"/>
         </w:rPr>
-        <w:t>图 4-1 主要模块实物连接照片</w:t>
+        <w:t>图</w:t>
+      </w:r>
+      <w:r>
+        <w:rPr>
+          <w:rFonts w:hint="eastAsia"/>
+          <w:lang w:val="en-US" w:eastAsia="zh-CN"/>
+        </w:rPr>
+        <w:t xml:space="preserve">4.1  </w:t>
+      </w:r>
+      <w:r>
+        <w:rPr>
+          <w:rFonts w:hint="eastAsia"/>
+        </w:rPr>
+        <w:t>主要模块实物连接照片</w:t>
       </w:r>
     </w:p>
     <w:bookmarkEnd w:id="87"/>
@@ -13300,8 +13301,8 @@
           <w:lang w:val="en-US" w:eastAsia="zh-CN"/>
         </w:rPr>
       </w:pPr>
-      <w:bookmarkStart w:id="91" w:name="_Toc31433"/>
-      <w:bookmarkStart w:id="92" w:name="_Toc14009"/>
+      <w:bookmarkStart w:id="91" w:name="_Toc14009"/>
+      <w:bookmarkStart w:id="92" w:name="_Toc31433"/>
       <w:bookmarkStart w:id="93" w:name="传感采集模块设计"/>
       <w:r>
         <w:rPr>
@@ -13498,8 +13499,8 @@
           <w:lang w:val="en-US" w:eastAsia="zh-CN"/>
         </w:rPr>
       </w:pPr>
-      <w:bookmarkStart w:id="97" w:name="_Toc7586"/>
-      <w:bookmarkStart w:id="98" w:name="_Toc28325"/>
+      <w:bookmarkStart w:id="97" w:name="_Toc28325"/>
+      <w:bookmarkStart w:id="98" w:name="_Toc7586"/>
       <w:bookmarkStart w:id="99" w:name="显示与手势交互模块设计"/>
       <w:r>
         <w:rPr>
@@ -13597,8 +13598,8 @@
           <w:lang w:val="en-US" w:eastAsia="zh-CN"/>
         </w:rPr>
       </w:pPr>
-      <w:bookmarkStart w:id="100" w:name="_Toc20475"/>
-      <w:bookmarkStart w:id="101" w:name="_Toc18756"/>
+      <w:bookmarkStart w:id="100" w:name="_Toc18756"/>
+      <w:bookmarkStart w:id="101" w:name="_Toc20475"/>
       <w:bookmarkStart w:id="102" w:name="边缘网关通信模块设计"/>
       <w:r>
         <w:rPr>
@@ -13879,7 +13880,33 @@
         <w:rPr>
           <w:rFonts w:hint="eastAsia"/>
         </w:rPr>
-        <w:t>图 4-2 PCB 原理图</w:t>
+        <w:t>图</w:t>
+      </w:r>
+      <w:r>
+        <w:rPr>
+          <w:rFonts w:hint="eastAsia"/>
+          <w:lang w:val="en-US" w:eastAsia="zh-CN"/>
+        </w:rPr>
+        <w:t xml:space="preserve">4.2  </w:t>
+      </w:r>
+      <w:r>
+        <w:rPr>
+          <w:rFonts w:hint="eastAsia"/>
+        </w:rPr>
+        <w:t>PC</w:t>
+      </w:r>
+      <w:r>
+        <w:rPr>
+          <w:rFonts w:hint="eastAsia"/>
+          <w:lang w:val="en-US" w:eastAsia="zh-CN"/>
+        </w:rPr>
+        <w:t>B</w:t>
+      </w:r>
+      <w:r>
+        <w:rPr>
+          <w:rFonts w:hint="eastAsia"/>
+        </w:rPr>
+        <w:t>原理图</w:t>
       </w:r>
     </w:p>
     <w:p>
@@ -13968,7 +13995,33 @@
         <w:rPr>
           <w:rFonts w:hint="eastAsia"/>
         </w:rPr>
-        <w:t>图 4-3 PCB 版图图</w:t>
+        <w:t>图</w:t>
+      </w:r>
+      <w:r>
+        <w:rPr>
+          <w:rFonts w:hint="eastAsia"/>
+          <w:lang w:val="en-US" w:eastAsia="zh-CN"/>
+        </w:rPr>
+        <w:t xml:space="preserve">4.3  </w:t>
+      </w:r>
+      <w:r>
+        <w:rPr>
+          <w:rFonts w:hint="eastAsia"/>
+        </w:rPr>
+        <w:t>PCB</w:t>
+      </w:r>
+      <w:r>
+        <w:rPr>
+          <w:rFonts w:hint="eastAsia"/>
+          <w:lang w:val="en-US" w:eastAsia="zh-CN"/>
+        </w:rPr>
+        <w:t>板</w:t>
+      </w:r>
+      <w:r>
+        <w:rPr>
+          <w:rFonts w:hint="eastAsia"/>
+        </w:rPr>
+        <w:t>图</w:t>
       </w:r>
     </w:p>
     <w:bookmarkEnd w:id="67"/>
@@ -13981,8 +14034,8 @@
           <w:rFonts w:hint="eastAsia"/>
         </w:rPr>
       </w:pPr>
-      <w:bookmarkStart w:id="106" w:name="_Toc21282"/>
-      <w:bookmarkStart w:id="107" w:name="_Toc9321"/>
+      <w:bookmarkStart w:id="106" w:name="_Toc9321"/>
+      <w:bookmarkStart w:id="107" w:name="_Toc21282"/>
       <w:bookmarkStart w:id="108" w:name="系统软件设计"/>
       <w:r>
         <w:rPr>
@@ -14681,7 +14734,20 @@
         <w:rPr>
           <w:rFonts w:hint="eastAsia"/>
         </w:rPr>
-        <w:t>图 5-1 STM32 设备端主程序流程图</w:t>
+        <w:t>图</w:t>
+      </w:r>
+      <w:r>
+        <w:rPr>
+          <w:rFonts w:hint="eastAsia"/>
+          <w:lang w:val="en-US" w:eastAsia="zh-CN"/>
+        </w:rPr>
+        <w:t xml:space="preserve">5.1  </w:t>
+      </w:r>
+      <w:r>
+        <w:rPr>
+          <w:rFonts w:hint="eastAsia"/>
+        </w:rPr>
+        <w:t>STM32 设备端主程序流程图</w:t>
       </w:r>
     </w:p>
     <w:bookmarkEnd w:id="114"/>
@@ -14694,8 +14760,8 @@
           <w:lang w:val="en-US" w:eastAsia="zh-CN"/>
         </w:rPr>
       </w:pPr>
-      <w:bookmarkStart w:id="115" w:name="_Toc28489"/>
-      <w:bookmarkStart w:id="116" w:name="_Toc9004"/>
+      <w:bookmarkStart w:id="115" w:name="_Toc9004"/>
+      <w:bookmarkStart w:id="116" w:name="_Toc28489"/>
       <w:bookmarkStart w:id="117" w:name="边缘端服务与数据库设计"/>
       <w:r>
         <w:rPr>
@@ -14795,7 +14861,20 @@
         <w:rPr>
           <w:rFonts w:hint="eastAsia"/>
         </w:rPr>
-        <w:t>表 5-1 主要接口设计表</w:t>
+        <w:t>表</w:t>
+      </w:r>
+      <w:r>
+        <w:rPr>
+          <w:rFonts w:hint="eastAsia"/>
+          <w:lang w:val="en-US" w:eastAsia="zh-CN"/>
+        </w:rPr>
+        <w:t xml:space="preserve">5.2  </w:t>
+      </w:r>
+      <w:r>
+        <w:rPr>
+          <w:rFonts w:hint="eastAsia"/>
+        </w:rPr>
+        <w:t>主要接口设计表</w:t>
       </w:r>
     </w:p>
     <w:tbl>
@@ -17507,7 +17586,20 @@
         <w:rPr>
           <w:rFonts w:hint="eastAsia"/>
         </w:rPr>
-        <w:t>表 5-2 数据库主要表设计</w:t>
+        <w:t>表</w:t>
+      </w:r>
+      <w:r>
+        <w:rPr>
+          <w:rFonts w:hint="eastAsia"/>
+          <w:lang w:val="en-US" w:eastAsia="zh-CN"/>
+        </w:rPr>
+        <w:t xml:space="preserve">5.3  </w:t>
+      </w:r>
+      <w:r>
+        <w:rPr>
+          <w:rFonts w:hint="eastAsia"/>
+        </w:rPr>
+        <w:t>数据库主要表设计</w:t>
       </w:r>
     </w:p>
     <w:tbl>
@@ -19542,7 +19634,20 @@
         <w:rPr>
           <w:rFonts w:hint="eastAsia"/>
         </w:rPr>
-        <w:t>图 5-2 边缘端软件模块图</w:t>
+        <w:t>图</w:t>
+      </w:r>
+      <w:r>
+        <w:rPr>
+          <w:rFonts w:hint="eastAsia"/>
+          <w:lang w:val="en-US" w:eastAsia="zh-CN"/>
+        </w:rPr>
+        <w:t xml:space="preserve">5.4  </w:t>
+      </w:r>
+      <w:r>
+        <w:rPr>
+          <w:rFonts w:hint="eastAsia"/>
+        </w:rPr>
+        <w:t>边缘端软件模块图</w:t>
       </w:r>
     </w:p>
     <w:p>
@@ -19633,7 +19738,20 @@
         <w:rPr>
           <w:rFonts w:hint="eastAsia"/>
         </w:rPr>
-        <w:t>图 5-3 数据库 E-R 图</w:t>
+        <w:t>图</w:t>
+      </w:r>
+      <w:r>
+        <w:rPr>
+          <w:rFonts w:hint="eastAsia"/>
+          <w:lang w:val="en-US" w:eastAsia="zh-CN"/>
+        </w:rPr>
+        <w:t xml:space="preserve">5.5  </w:t>
+      </w:r>
+      <w:r>
+        <w:rPr>
+          <w:rFonts w:hint="eastAsia"/>
+        </w:rPr>
+        <w:t>数据库 E-R 图</w:t>
       </w:r>
     </w:p>
     <w:bookmarkEnd w:id="117"/>
@@ -19823,7 +19941,20 @@
         <w:rPr>
           <w:rFonts w:hint="eastAsia"/>
         </w:rPr>
-        <w:t>图 5-4 图像分析流程图</w:t>
+        <w:t>图</w:t>
+      </w:r>
+      <w:r>
+        <w:rPr>
+          <w:rFonts w:hint="eastAsia"/>
+          <w:lang w:val="en-US" w:eastAsia="zh-CN"/>
+        </w:rPr>
+        <w:t xml:space="preserve">5.6  </w:t>
+      </w:r>
+      <w:r>
+        <w:rPr>
+          <w:rFonts w:hint="eastAsia"/>
+        </w:rPr>
+        <w:t>图像分析流程图</w:t>
       </w:r>
     </w:p>
     <w:p>
@@ -19986,7 +20117,20 @@
         <w:rPr>
           <w:rFonts w:hint="eastAsia"/>
         </w:rPr>
-        <w:t>图 5-5 Web 页面截图</w:t>
+        <w:t>图</w:t>
+      </w:r>
+      <w:r>
+        <w:rPr>
+          <w:rFonts w:hint="eastAsia"/>
+          <w:lang w:val="en-US" w:eastAsia="zh-CN"/>
+        </w:rPr>
+        <w:t xml:space="preserve">5.7  </w:t>
+      </w:r>
+      <w:r>
+        <w:rPr>
+          <w:rFonts w:hint="eastAsia"/>
+        </w:rPr>
+        <w:t>Web 页面截图</w:t>
       </w:r>
     </w:p>
     <w:bookmarkEnd w:id="108"/>
@@ -20020,8 +20164,8 @@
           <w:lang w:val="en-US" w:eastAsia="zh-CN"/>
         </w:rPr>
       </w:pPr>
-      <w:bookmarkStart w:id="124" w:name="_Toc27747"/>
-      <w:bookmarkStart w:id="125" w:name="_Toc31562"/>
+      <w:bookmarkStart w:id="124" w:name="_Toc31562"/>
+      <w:bookmarkStart w:id="125" w:name="_Toc27747"/>
       <w:bookmarkStart w:id="126" w:name="系统组装与基础测试"/>
       <w:r>
         <w:rPr>
@@ -20195,7 +20339,20 @@
         <w:rPr>
           <w:rFonts w:hint="eastAsia"/>
         </w:rPr>
-        <w:t>图 6-1 串口监视与页面运行</w:t>
+        <w:t>图</w:t>
+      </w:r>
+      <w:r>
+        <w:rPr>
+          <w:rFonts w:hint="eastAsia"/>
+          <w:lang w:val="en-US" w:eastAsia="zh-CN"/>
+        </w:rPr>
+        <w:t xml:space="preserve">6.1  </w:t>
+      </w:r>
+      <w:r>
+        <w:rPr>
+          <w:rFonts w:hint="eastAsia"/>
+        </w:rPr>
+        <w:t>串口监视与页面运行</w:t>
       </w:r>
     </w:p>
     <w:bookmarkEnd w:id="126"/>
@@ -20208,8 +20365,8 @@
           <w:lang w:val="en-US" w:eastAsia="zh-CN"/>
         </w:rPr>
       </w:pPr>
-      <w:bookmarkStart w:id="127" w:name="_Toc25709"/>
-      <w:bookmarkStart w:id="128" w:name="_Toc10248"/>
+      <w:bookmarkStart w:id="127" w:name="_Toc10248"/>
+      <w:bookmarkStart w:id="128" w:name="_Toc25709"/>
       <w:bookmarkStart w:id="129" w:name="系统功能及性能测试"/>
       <w:r>
         <w:rPr>
@@ -20331,7 +20488,20 @@
         <w:rPr>
           <w:rFonts w:hint="eastAsia"/>
         </w:rPr>
-        <w:t>表 6-1 传感器采集测试结果表</w:t>
+        <w:t>表</w:t>
+      </w:r>
+      <w:r>
+        <w:rPr>
+          <w:rFonts w:hint="eastAsia"/>
+          <w:lang w:val="en-US" w:eastAsia="zh-CN"/>
+        </w:rPr>
+        <w:t xml:space="preserve">6.2  </w:t>
+      </w:r>
+      <w:r>
+        <w:rPr>
+          <w:rFonts w:hint="eastAsia"/>
+        </w:rPr>
+        <w:t>传感器采集测试结果表</w:t>
       </w:r>
     </w:p>
     <w:tbl>
@@ -21624,7 +21794,20 @@
         <w:rPr>
           <w:rFonts w:hint="eastAsia"/>
         </w:rPr>
-        <w:t>图 6-2 数据库实验数据</w:t>
+        <w:t>图</w:t>
+      </w:r>
+      <w:r>
+        <w:rPr>
+          <w:rFonts w:hint="eastAsia"/>
+          <w:lang w:val="en-US" w:eastAsia="zh-CN"/>
+        </w:rPr>
+        <w:t xml:space="preserve">6.3  </w:t>
+      </w:r>
+      <w:r>
+        <w:rPr>
+          <w:rFonts w:hint="eastAsia"/>
+        </w:rPr>
+        <w:t>数据库实验数据</w:t>
       </w:r>
     </w:p>
     <w:bookmarkEnd w:id="132"/>
@@ -21700,7 +21883,20 @@
         <w:rPr>
           <w:rFonts w:hint="eastAsia"/>
         </w:rPr>
-        <w:t>表 6-2 控制与自动灌溉测试结果表</w:t>
+        <w:t>表</w:t>
+      </w:r>
+      <w:r>
+        <w:rPr>
+          <w:rFonts w:hint="eastAsia"/>
+          <w:lang w:val="en-US" w:eastAsia="zh-CN"/>
+        </w:rPr>
+        <w:t xml:space="preserve">6.4  </w:t>
+      </w:r>
+      <w:r>
+        <w:rPr>
+          <w:rFonts w:hint="eastAsia"/>
+        </w:rPr>
+        <w:t>控制与自动灌溉测试结果表</w:t>
       </w:r>
     </w:p>
     <w:tbl>
@@ -23380,8 +23576,8 @@
           <w:lang w:val="en-US" w:eastAsia="zh-CN"/>
         </w:rPr>
       </w:pPr>
-      <w:bookmarkStart w:id="136" w:name="_Toc30850"/>
-      <w:bookmarkStart w:id="137" w:name="_Toc19336"/>
+      <w:bookmarkStart w:id="136" w:name="_Toc19336"/>
+      <w:bookmarkStart w:id="137" w:name="_Toc30850"/>
       <w:bookmarkStart w:id="138" w:name="平台服务与扩展功能测试"/>
       <w:r>
         <w:rPr>
@@ -23443,7 +23639,20 @@
         <w:rPr>
           <w:rFonts w:hint="eastAsia"/>
         </w:rPr>
-        <w:t>表 6-3 平台服务与扩展功能测试结果表</w:t>
+        <w:t>表</w:t>
+      </w:r>
+      <w:r>
+        <w:rPr>
+          <w:rFonts w:hint="eastAsia"/>
+          <w:lang w:val="en-US" w:eastAsia="zh-CN"/>
+        </w:rPr>
+        <w:t xml:space="preserve">6.5  </w:t>
+      </w:r>
+      <w:r>
+        <w:rPr>
+          <w:rFonts w:hint="eastAsia"/>
+        </w:rPr>
+        <w:t>平台服务与扩展功能测试结果表</w:t>
       </w:r>
     </w:p>
     <w:tbl>
@@ -25053,7 +25262,22 @@
         <w:rPr>
           <w:rFonts w:hint="eastAsia"/>
         </w:rPr>
-        <w:t>表 6-4 系统性能测试表</w:t>
+        <w:t>表</w:t>
+      </w:r>
+      <w:r>
+        <w:rPr>
+          <w:rFonts w:hint="eastAsia"/>
+          <w:lang w:val="en-US" w:eastAsia="zh-CN"/>
+        </w:rPr>
+        <w:t xml:space="preserve">6.6  </w:t>
+      </w:r>
+      <w:bookmarkStart w:id="158" w:name="_GoBack"/>
+      <w:bookmarkEnd w:id="158"/>
+      <w:r>
+        <w:rPr>
+          <w:rFonts w:hint="eastAsia"/>
+        </w:rPr>
+        <w:t>系统性能测试表</w:t>
       </w:r>
     </w:p>
     <w:tbl>
@@ -26137,8 +26361,8 @@
           <w:lang w:val="en-US" w:eastAsia="zh-CN"/>
         </w:rPr>
       </w:pPr>
-      <w:bookmarkStart w:id="139" w:name="_Toc13217"/>
-      <w:bookmarkStart w:id="140" w:name="_Toc18521"/>
+      <w:bookmarkStart w:id="139" w:name="_Toc18521"/>
+      <w:bookmarkStart w:id="140" w:name="_Toc13217"/>
       <w:bookmarkStart w:id="141" w:name="测试结果分析"/>
       <w:r>
         <w:rPr>
@@ -26455,8 +26679,8 @@
           <w:lang w:val="en-US" w:eastAsia="zh-CN"/>
         </w:rPr>
       </w:pPr>
-      <w:bookmarkStart w:id="151" w:name="_Toc4130"/>
-      <w:bookmarkStart w:id="152" w:name="_Toc13090"/>
+      <w:bookmarkStart w:id="151" w:name="_Toc13090"/>
+      <w:bookmarkStart w:id="152" w:name="_Toc4130"/>
       <w:bookmarkStart w:id="153" w:name="个人总结与反思"/>
       <w:r>
         <w:rPr>
@@ -26642,8 +26866,8 @@
           <w:szCs w:val="44"/>
         </w:rPr>
       </w:pPr>
-      <w:bookmarkStart w:id="154" w:name="_Toc25736"/>
-      <w:bookmarkStart w:id="155" w:name="_Toc23608"/>
+      <w:bookmarkStart w:id="154" w:name="_Toc23608"/>
+      <w:bookmarkStart w:id="155" w:name="_Toc25736"/>
       <w:r>
         <w:rPr>
           <w:rFonts w:hint="eastAsia"/>
@@ -27388,8 +27612,8 @@
           <w:szCs w:val="44"/>
         </w:rPr>
       </w:pPr>
-      <w:bookmarkStart w:id="156" w:name="_Toc25375"/>
-      <w:bookmarkStart w:id="157" w:name="_Toc1140"/>
+      <w:bookmarkStart w:id="156" w:name="_Toc1140"/>
+      <w:bookmarkStart w:id="157" w:name="_Toc25375"/>
       <w:r>
         <w:rPr>
           <w:rFonts w:hint="eastAsia"/>

--- a/artifact.docx
+++ b/artifact.docx
@@ -5194,8 +5194,8 @@
           <w:lang w:val="en-US" w:eastAsia="zh-CN"/>
         </w:rPr>
       </w:pPr>
-      <w:bookmarkStart w:id="10" w:name="_Toc21593"/>
-      <w:bookmarkStart w:id="11" w:name="_Toc32740"/>
+      <w:bookmarkStart w:id="10" w:name="_Toc32740"/>
+      <w:bookmarkStart w:id="11" w:name="_Toc21593"/>
       <w:bookmarkStart w:id="12" w:name="国内外研究现状"/>
       <w:r>
         <w:rPr>
@@ -5678,8 +5678,8 @@
           <w:lang w:val="en-US" w:eastAsia="zh-CN"/>
         </w:rPr>
       </w:pPr>
-      <w:bookmarkStart w:id="25" w:name="_Toc16317"/>
-      <w:bookmarkStart w:id="26" w:name="_Toc12254"/>
+      <w:bookmarkStart w:id="25" w:name="_Toc12254"/>
+      <w:bookmarkStart w:id="26" w:name="_Toc16317"/>
       <w:bookmarkStart w:id="27" w:name="物联网与边缘计算相关理论"/>
       <w:r>
         <w:rPr>
@@ -5777,8 +5777,8 @@
           <w:lang w:val="en-US" w:eastAsia="zh-CN"/>
         </w:rPr>
       </w:pPr>
-      <w:bookmarkStart w:id="28" w:name="_Toc2634"/>
-      <w:bookmarkStart w:id="29" w:name="_Toc20634"/>
+      <w:bookmarkStart w:id="28" w:name="_Toc20634"/>
+      <w:bookmarkStart w:id="29" w:name="_Toc2634"/>
       <w:bookmarkStart w:id="30" w:name="数据通信与边缘服务相关技术"/>
       <w:r>
         <w:rPr>
@@ -5898,8 +5898,8 @@
           <w:lang w:val="en-US" w:eastAsia="zh-CN"/>
         </w:rPr>
       </w:pPr>
-      <w:bookmarkStart w:id="34" w:name="_Toc3953"/>
-      <w:bookmarkStart w:id="35" w:name="_Toc5157"/>
+      <w:bookmarkStart w:id="34" w:name="_Toc5157"/>
+      <w:bookmarkStart w:id="35" w:name="_Toc3953"/>
       <w:bookmarkStart w:id="36" w:name="mqtt-云端同步技术"/>
       <w:r>
         <w:rPr>
@@ -5959,8 +5959,8 @@
           <w:lang w:val="en-US" w:eastAsia="zh-CN"/>
         </w:rPr>
       </w:pPr>
-      <w:bookmarkStart w:id="37" w:name="_Toc27990"/>
-      <w:bookmarkStart w:id="38" w:name="_Toc8294"/>
+      <w:bookmarkStart w:id="37" w:name="_Toc8294"/>
+      <w:bookmarkStart w:id="38" w:name="_Toc27990"/>
       <w:bookmarkStart w:id="39" w:name="图像分析与轻量边缘智能相关技术"/>
       <w:r>
         <w:rPr>
@@ -6104,8 +6104,8 @@
           <w:rFonts w:hint="eastAsia"/>
         </w:rPr>
       </w:pPr>
-      <w:bookmarkStart w:id="46" w:name="_Toc29013"/>
-      <w:bookmarkStart w:id="47" w:name="_Toc26574"/>
+      <w:bookmarkStart w:id="46" w:name="_Toc26574"/>
+      <w:bookmarkStart w:id="47" w:name="_Toc29013"/>
       <w:bookmarkStart w:id="48" w:name="系统总体方案设计"/>
       <w:r>
         <w:rPr>
@@ -6125,8 +6125,8 @@
           <w:lang w:val="en-US" w:eastAsia="zh-CN"/>
         </w:rPr>
       </w:pPr>
-      <w:bookmarkStart w:id="49" w:name="_Toc24372"/>
-      <w:bookmarkStart w:id="50" w:name="_Toc10754"/>
+      <w:bookmarkStart w:id="49" w:name="_Toc10754"/>
+      <w:bookmarkStart w:id="50" w:name="_Toc24372"/>
       <w:bookmarkStart w:id="51" w:name="系统需求及可行性分析"/>
       <w:r>
         <w:rPr>
@@ -6436,8 +6436,8 @@
           <w:lang w:val="en-US" w:eastAsia="zh-CN"/>
         </w:rPr>
       </w:pPr>
-      <w:bookmarkStart w:id="55" w:name="_Toc31113"/>
-      <w:bookmarkStart w:id="56" w:name="_Toc32335"/>
+      <w:bookmarkStart w:id="55" w:name="_Toc32335"/>
+      <w:bookmarkStart w:id="56" w:name="_Toc31113"/>
       <w:bookmarkStart w:id="57" w:name="可行性分析"/>
       <w:r>
         <w:rPr>
@@ -7021,10 +7021,10 @@
         </w:tblCellMar>
       </w:tblPr>
       <w:tblGrid>
-        <w:gridCol w:w="2131"/>
-        <w:gridCol w:w="2131"/>
-        <w:gridCol w:w="2131"/>
-        <w:gridCol w:w="2131"/>
+        <w:gridCol w:w="2251"/>
+        <w:gridCol w:w="2251"/>
+        <w:gridCol w:w="2251"/>
+        <w:gridCol w:w="2251"/>
       </w:tblGrid>
       <w:tr>
         <w:tblPrEx>
@@ -8763,6 +8763,17 @@
           <w:rFonts w:hint="eastAsia"/>
         </w:rPr>
       </w:pPr>
+    </w:p>
+    <w:p>
+      <w:pPr>
+        <w:pStyle w:val="57"/>
+        <w:bidi w:val="0"/>
+        <w:rPr>
+          <w:rFonts w:hint="eastAsia"/>
+        </w:rPr>
+      </w:pPr>
+      <w:bookmarkStart w:id="158" w:name="_GoBack"/>
+      <w:bookmarkEnd w:id="158"/>
       <w:r>
         <w:rPr>
           <w:rFonts w:hint="eastAsia"/>
@@ -8797,11 +8808,11 @@
         </w:tblCellMar>
       </w:tblPr>
       <w:tblGrid>
-        <w:gridCol w:w="1704"/>
-        <w:gridCol w:w="1704"/>
-        <w:gridCol w:w="1704"/>
-        <w:gridCol w:w="1704"/>
-        <w:gridCol w:w="1704"/>
+        <w:gridCol w:w="1801"/>
+        <w:gridCol w:w="1801"/>
+        <w:gridCol w:w="1801"/>
+        <w:gridCol w:w="1801"/>
+        <w:gridCol w:w="1801"/>
       </w:tblGrid>
       <w:tr>
         <w:tblPrEx>
@@ -10035,8 +10046,8 @@
           <w:lang w:val="en-US" w:eastAsia="zh-CN"/>
         </w:rPr>
       </w:pPr>
-      <w:bookmarkStart w:id="68" w:name="_Toc21315"/>
-      <w:bookmarkStart w:id="69" w:name="_Toc21668"/>
+      <w:bookmarkStart w:id="68" w:name="_Toc21668"/>
+      <w:bookmarkStart w:id="69" w:name="_Toc21315"/>
       <w:bookmarkStart w:id="70" w:name="主控与边缘计算平台"/>
       <w:r>
         <w:rPr>
@@ -10675,8 +10686,8 @@
           <w:lang w:val="en-US" w:eastAsia="zh-CN"/>
         </w:rPr>
       </w:pPr>
-      <w:bookmarkStart w:id="74" w:name="_Toc12783"/>
-      <w:bookmarkStart w:id="75" w:name="_Toc17131"/>
+      <w:bookmarkStart w:id="74" w:name="_Toc17131"/>
+      <w:bookmarkStart w:id="75" w:name="_Toc12783"/>
       <w:bookmarkStart w:id="76" w:name="人机交互元件"/>
       <w:r>
         <w:rPr>
@@ -11020,8 +11031,8 @@
           <w:lang w:val="en-US" w:eastAsia="zh-CN"/>
         </w:rPr>
       </w:pPr>
-      <w:bookmarkStart w:id="77" w:name="_Toc16673"/>
-      <w:bookmarkStart w:id="78" w:name="_Toc8119"/>
+      <w:bookmarkStart w:id="77" w:name="_Toc8119"/>
+      <w:bookmarkStart w:id="78" w:name="_Toc16673"/>
       <w:bookmarkStart w:id="79" w:name="执行控制元件"/>
       <w:r>
         <w:rPr>
@@ -11390,8 +11401,8 @@
           <w:rFonts w:hint="eastAsia"/>
         </w:rPr>
       </w:pPr>
-      <w:bookmarkStart w:id="83" w:name="_Toc26007"/>
-      <w:bookmarkStart w:id="84" w:name="_Toc27621"/>
+      <w:bookmarkStart w:id="83" w:name="_Toc27621"/>
+      <w:bookmarkStart w:id="84" w:name="_Toc26007"/>
       <w:r>
         <w:rPr>
           <w:rFonts w:hint="eastAsia"/>
@@ -11969,8 +11980,8 @@
           <w:lang w:val="en-US" w:eastAsia="zh-CN"/>
         </w:rPr>
       </w:pPr>
-      <w:bookmarkStart w:id="91" w:name="_Toc31433"/>
-      <w:bookmarkStart w:id="92" w:name="_Toc18603"/>
+      <w:bookmarkStart w:id="91" w:name="_Toc18603"/>
+      <w:bookmarkStart w:id="92" w:name="_Toc31433"/>
       <w:bookmarkStart w:id="93" w:name="传感采集模块设计"/>
       <w:r>
         <w:rPr>
@@ -12167,8 +12178,8 @@
           <w:lang w:val="en-US" w:eastAsia="zh-CN"/>
         </w:rPr>
       </w:pPr>
-      <w:bookmarkStart w:id="97" w:name="_Toc28325"/>
-      <w:bookmarkStart w:id="98" w:name="_Toc31447"/>
+      <w:bookmarkStart w:id="97" w:name="_Toc31447"/>
+      <w:bookmarkStart w:id="98" w:name="_Toc28325"/>
       <w:bookmarkStart w:id="99" w:name="显示与手势交互模块设计"/>
       <w:r>
         <w:rPr>
@@ -12266,8 +12277,8 @@
           <w:lang w:val="en-US" w:eastAsia="zh-CN"/>
         </w:rPr>
       </w:pPr>
-      <w:bookmarkStart w:id="100" w:name="_Toc18756"/>
-      <w:bookmarkStart w:id="101" w:name="_Toc12074"/>
+      <w:bookmarkStart w:id="100" w:name="_Toc12074"/>
+      <w:bookmarkStart w:id="101" w:name="_Toc18756"/>
       <w:bookmarkStart w:id="102" w:name="边缘网关通信模块设计"/>
       <w:r>
         <w:rPr>
@@ -13428,8 +13439,8 @@
           <w:lang w:val="en-US" w:eastAsia="zh-CN"/>
         </w:rPr>
       </w:pPr>
-      <w:bookmarkStart w:id="115" w:name="_Toc9004"/>
-      <w:bookmarkStart w:id="116" w:name="_Toc18143"/>
+      <w:bookmarkStart w:id="115" w:name="_Toc18143"/>
+      <w:bookmarkStart w:id="116" w:name="_Toc9004"/>
       <w:bookmarkStart w:id="117" w:name="边缘端服务与数据库设计"/>
       <w:r>
         <w:rPr>
@@ -15460,9 +15471,9 @@
         </w:tblCellMar>
       </w:tblPr>
       <w:tblGrid>
-        <w:gridCol w:w="2841"/>
-        <w:gridCol w:w="2841"/>
-        <w:gridCol w:w="2841"/>
+        <w:gridCol w:w="3001"/>
+        <w:gridCol w:w="3001"/>
+        <w:gridCol w:w="3001"/>
       </w:tblGrid>
       <w:tr>
         <w:tblPrEx>
@@ -17269,8 +17280,8 @@
           <w:lang w:val="en-US" w:eastAsia="zh-CN"/>
         </w:rPr>
       </w:pPr>
-      <w:bookmarkStart w:id="127" w:name="_Toc10248"/>
-      <w:bookmarkStart w:id="128" w:name="_Toc14310"/>
+      <w:bookmarkStart w:id="127" w:name="_Toc14310"/>
+      <w:bookmarkStart w:id="128" w:name="_Toc10248"/>
       <w:bookmarkStart w:id="129" w:name="系统功能及性能测试"/>
       <w:r>
         <w:rPr>
@@ -19608,8 +19619,8 @@
           <w:lang w:val="en-US" w:eastAsia="zh-CN"/>
         </w:rPr>
       </w:pPr>
-      <w:bookmarkStart w:id="136" w:name="_Toc19336"/>
-      <w:bookmarkStart w:id="137" w:name="_Toc2285"/>
+      <w:bookmarkStart w:id="136" w:name="_Toc2285"/>
+      <w:bookmarkStart w:id="137" w:name="_Toc19336"/>
       <w:bookmarkStart w:id="138" w:name="平台服务与扩展功能测试"/>
       <w:r>
         <w:rPr>
@@ -19701,9 +19712,9 @@
         </w:tblCellMar>
       </w:tblPr>
       <w:tblGrid>
-        <w:gridCol w:w="2841"/>
-        <w:gridCol w:w="2841"/>
-        <w:gridCol w:w="2841"/>
+        <w:gridCol w:w="3001"/>
+        <w:gridCol w:w="3001"/>
+        <w:gridCol w:w="3001"/>
       </w:tblGrid>
       <w:tr>
         <w:tblPrEx>
@@ -20796,6 +20807,15 @@
         </w:tc>
       </w:tr>
     </w:tbl>
+    <w:p>
+      <w:pPr>
+        <w:pStyle w:val="57"/>
+        <w:bidi w:val="0"/>
+        <w:rPr>
+          <w:rFonts w:hint="eastAsia"/>
+        </w:rPr>
+      </w:pPr>
+    </w:p>
     <w:p>
       <w:pPr>
         <w:pStyle w:val="57"/>
@@ -21581,8 +21601,8 @@
           <w:lang w:val="en-US" w:eastAsia="zh-CN"/>
         </w:rPr>
       </w:pPr>
-      <w:bookmarkStart w:id="139" w:name="_Toc18521"/>
-      <w:bookmarkStart w:id="140" w:name="_Toc31420"/>
+      <w:bookmarkStart w:id="139" w:name="_Toc31420"/>
+      <w:bookmarkStart w:id="140" w:name="_Toc18521"/>
       <w:bookmarkStart w:id="141" w:name="测试结果分析"/>
       <w:r>
         <w:rPr>
@@ -21718,8 +21738,8 @@
           <w:rFonts w:hint="eastAsia"/>
         </w:rPr>
       </w:pPr>
-      <w:bookmarkStart w:id="142" w:name="_Toc25980"/>
-      <w:bookmarkStart w:id="143" w:name="_Toc4111"/>
+      <w:bookmarkStart w:id="142" w:name="_Toc4111"/>
+      <w:bookmarkStart w:id="143" w:name="_Toc25980"/>
       <w:bookmarkStart w:id="144" w:name="总结和展望"/>
       <w:r>
         <w:rPr>
@@ -21838,8 +21858,8 @@
           <w:lang w:val="en-US" w:eastAsia="zh-CN"/>
         </w:rPr>
       </w:pPr>
-      <w:bookmarkStart w:id="148" w:name="_Toc12949"/>
-      <w:bookmarkStart w:id="149" w:name="_Toc30642"/>
+      <w:bookmarkStart w:id="148" w:name="_Toc30642"/>
+      <w:bookmarkStart w:id="149" w:name="_Toc12949"/>
       <w:bookmarkStart w:id="150" w:name="展望"/>
       <w:r>
         <w:rPr>
@@ -21899,8 +21919,8 @@
           <w:lang w:val="en-US" w:eastAsia="zh-CN"/>
         </w:rPr>
       </w:pPr>
-      <w:bookmarkStart w:id="151" w:name="_Toc4130"/>
-      <w:bookmarkStart w:id="152" w:name="_Toc23966"/>
+      <w:bookmarkStart w:id="151" w:name="_Toc23966"/>
+      <w:bookmarkStart w:id="152" w:name="_Toc4130"/>
       <w:bookmarkStart w:id="153" w:name="个人总结与反思"/>
       <w:r>
         <w:rPr>
@@ -21985,19 +22005,7 @@
           <w:szCs w:val="24"/>
           <w:lang w:val="zh-CN"/>
         </w:rPr>
-        <w:t>另外，也发现自身存在很多不足，即对于硬件原理的分析、传感器精度的处理、系统抗</w:t>
-      </w:r>
-      <w:bookmarkStart w:id="158" w:name="_GoBack"/>
-      <w:bookmarkEnd w:id="158"/>
-      <w:r>
-        <w:rPr>
-          <w:rFonts w:hint="eastAsia" w:ascii="Times New Roman" w:hAnsi="Times New Roman" w:eastAsia="宋体" w:cs="Times New Roman"/>
-          <w:bCs w:val="0"/>
-          <w:sz w:val="28"/>
-          <w:szCs w:val="24"/>
-          <w:lang w:val="zh-CN"/>
-        </w:rPr>
-        <w:t>干扰的设计以及实验数据的量化分析等方面存在较大的欠缺。此后无论是在继续深造还是在工程开发过程中，都需要加强对于底层原理的理解以及系统的实验能力。此设计使我完成了比较完整的智能物联网项目，也对我未来从事软硬件结合方面学习与实践有更清晰的认识。</w:t>
+        <w:t>另外，也发现自身存在很多不足，即对于硬件原理的分析、传感器精度的处理、系统抗干扰的设计以及实验数据的量化分析等方面存在较大的欠缺。此后无论是在继续深造还是在工程开发过程中，都需要加强对于底层原理的理解以及系统的实验能力。此设计使我完成了比较完整的智能物联网项目，也对我未来从事软硬件结合方面学习与实践有更清晰的认识。</w:t>
       </w:r>
       <w:bookmarkEnd w:id="144"/>
       <w:bookmarkEnd w:id="153"/>
@@ -22098,8 +22106,8 @@
           <w:szCs w:val="44"/>
         </w:rPr>
       </w:pPr>
-      <w:bookmarkStart w:id="154" w:name="_Toc25736"/>
-      <w:bookmarkStart w:id="155" w:name="_Toc6670"/>
+      <w:bookmarkStart w:id="154" w:name="_Toc6670"/>
+      <w:bookmarkStart w:id="155" w:name="_Toc25736"/>
       <w:r>
         <w:rPr>
           <w:rFonts w:hint="eastAsia"/>
@@ -22908,7 +22916,7 @@
     <w:sectPr>
       <w:footerReference r:id="rId5" w:type="default"/>
       <w:pgSz w:w="11906" w:h="16838"/>
-      <w:pgMar w:top="1440" w:right="1800" w:bottom="1440" w:left="1800" w:header="851" w:footer="992" w:gutter="0"/>
+      <w:pgMar w:top="1417" w:right="1417" w:bottom="1417" w:left="1701" w:header="851" w:footer="992" w:gutter="0"/>
       <w:pgNumType w:start="1"/>
       <w:cols w:space="425" w:num="1"/>
       <w:docGrid w:type="lines" w:linePitch="312" w:charSpace="0"/>

--- a/artifact.docx
+++ b/artifact.docx
@@ -2240,7 +2240,7 @@
     </w:p>
     <w:p>
       <w:pPr>
-        <w:jc w:val="both"/>
+        <w:jc w:val="center"/>
         <w:rPr>
           <w:rFonts w:ascii="宋体" w:hAnsi="宋体"/>
           <w:b/>
@@ -4903,8 +4903,8 @@
           <w:lang w:val="en-US" w:eastAsia="zh-CN"/>
         </w:rPr>
       </w:pPr>
-      <w:bookmarkStart w:id="7" w:name="_Toc32486"/>
-      <w:bookmarkStart w:id="8" w:name="_Toc1479"/>
+      <w:bookmarkStart w:id="7" w:name="_Toc1479"/>
+      <w:bookmarkStart w:id="8" w:name="_Toc32486"/>
       <w:bookmarkStart w:id="9" w:name="研究目的及意义"/>
       <w:r>
         <w:rPr>
@@ -5215,8 +5215,8 @@
           <w:rFonts w:hint="eastAsia"/>
         </w:rPr>
       </w:pPr>
-      <w:bookmarkStart w:id="13" w:name="_Toc5463"/>
-      <w:bookmarkStart w:id="14" w:name="_Toc16611"/>
+      <w:bookmarkStart w:id="13" w:name="_Toc16611"/>
+      <w:bookmarkStart w:id="14" w:name="_Toc5463"/>
       <w:bookmarkStart w:id="15" w:name="国内研究现状"/>
       <w:r>
         <w:rPr>
@@ -5657,8 +5657,8 @@
           <w:rFonts w:hint="eastAsia"/>
         </w:rPr>
       </w:pPr>
-      <w:bookmarkStart w:id="22" w:name="_Toc4330"/>
-      <w:bookmarkStart w:id="23" w:name="_Toc20938"/>
+      <w:bookmarkStart w:id="22" w:name="_Toc20938"/>
+      <w:bookmarkStart w:id="23" w:name="_Toc4330"/>
       <w:bookmarkStart w:id="24" w:name="相关理论与技术基础"/>
       <w:r>
         <w:rPr>
@@ -5898,8 +5898,8 @@
           <w:lang w:val="en-US" w:eastAsia="zh-CN"/>
         </w:rPr>
       </w:pPr>
-      <w:bookmarkStart w:id="34" w:name="_Toc5157"/>
-      <w:bookmarkStart w:id="35" w:name="_Toc3953"/>
+      <w:bookmarkStart w:id="34" w:name="_Toc3953"/>
+      <w:bookmarkStart w:id="35" w:name="_Toc5157"/>
       <w:bookmarkStart w:id="36" w:name="mqtt-云端同步技术"/>
       <w:r>
         <w:rPr>
@@ -6104,8 +6104,8 @@
           <w:rFonts w:hint="eastAsia"/>
         </w:rPr>
       </w:pPr>
-      <w:bookmarkStart w:id="46" w:name="_Toc26574"/>
-      <w:bookmarkStart w:id="47" w:name="_Toc29013"/>
+      <w:bookmarkStart w:id="46" w:name="_Toc29013"/>
+      <w:bookmarkStart w:id="47" w:name="_Toc26574"/>
       <w:bookmarkStart w:id="48" w:name="系统总体方案设计"/>
       <w:r>
         <w:rPr>
@@ -6436,8 +6436,8 @@
           <w:lang w:val="en-US" w:eastAsia="zh-CN"/>
         </w:rPr>
       </w:pPr>
-      <w:bookmarkStart w:id="55" w:name="_Toc32335"/>
-      <w:bookmarkStart w:id="56" w:name="_Toc31113"/>
+      <w:bookmarkStart w:id="55" w:name="_Toc31113"/>
+      <w:bookmarkStart w:id="56" w:name="_Toc32335"/>
       <w:bookmarkStart w:id="57" w:name="可行性分析"/>
       <w:r>
         <w:rPr>
@@ -6921,8 +6921,8 @@
           <w:lang w:val="en-US" w:eastAsia="zh-CN"/>
         </w:rPr>
       </w:pPr>
-      <w:bookmarkStart w:id="61" w:name="_Toc26156"/>
-      <w:bookmarkStart w:id="62" w:name="_Toc15279"/>
+      <w:bookmarkStart w:id="61" w:name="_Toc15279"/>
+      <w:bookmarkStart w:id="62" w:name="_Toc26156"/>
       <w:bookmarkStart w:id="63" w:name="主要功能模块的器件选型"/>
       <w:r>
         <w:rPr>
@@ -8772,8 +8772,6 @@
           <w:rFonts w:hint="eastAsia"/>
         </w:rPr>
       </w:pPr>
-      <w:bookmarkStart w:id="158" w:name="_GoBack"/>
-      <w:bookmarkEnd w:id="158"/>
       <w:r>
         <w:rPr>
           <w:rFonts w:hint="eastAsia"/>
@@ -10046,8 +10044,8 @@
           <w:lang w:val="en-US" w:eastAsia="zh-CN"/>
         </w:rPr>
       </w:pPr>
-      <w:bookmarkStart w:id="68" w:name="_Toc21668"/>
-      <w:bookmarkStart w:id="69" w:name="_Toc21315"/>
+      <w:bookmarkStart w:id="68" w:name="_Toc21315"/>
+      <w:bookmarkStart w:id="69" w:name="_Toc21668"/>
       <w:bookmarkStart w:id="70" w:name="主控与边缘计算平台"/>
       <w:r>
         <w:rPr>
@@ -10686,8 +10684,8 @@
           <w:lang w:val="en-US" w:eastAsia="zh-CN"/>
         </w:rPr>
       </w:pPr>
-      <w:bookmarkStart w:id="74" w:name="_Toc17131"/>
-      <w:bookmarkStart w:id="75" w:name="_Toc12783"/>
+      <w:bookmarkStart w:id="74" w:name="_Toc12783"/>
+      <w:bookmarkStart w:id="75" w:name="_Toc17131"/>
       <w:bookmarkStart w:id="76" w:name="人机交互元件"/>
       <w:r>
         <w:rPr>
@@ -11401,8 +11399,8 @@
           <w:rFonts w:hint="eastAsia"/>
         </w:rPr>
       </w:pPr>
-      <w:bookmarkStart w:id="83" w:name="_Toc27621"/>
-      <w:bookmarkStart w:id="84" w:name="_Toc26007"/>
+      <w:bookmarkStart w:id="83" w:name="_Toc26007"/>
+      <w:bookmarkStart w:id="84" w:name="_Toc27621"/>
       <w:r>
         <w:rPr>
           <w:rFonts w:hint="eastAsia"/>
@@ -11980,8 +11978,8 @@
           <w:lang w:val="en-US" w:eastAsia="zh-CN"/>
         </w:rPr>
       </w:pPr>
-      <w:bookmarkStart w:id="91" w:name="_Toc18603"/>
-      <w:bookmarkStart w:id="92" w:name="_Toc31433"/>
+      <w:bookmarkStart w:id="91" w:name="_Toc31433"/>
+      <w:bookmarkStart w:id="92" w:name="_Toc18603"/>
       <w:bookmarkStart w:id="93" w:name="传感采集模块设计"/>
       <w:r>
         <w:rPr>
@@ -12713,8 +12711,8 @@
           <w:rFonts w:hint="eastAsia"/>
         </w:rPr>
       </w:pPr>
-      <w:bookmarkStart w:id="106" w:name="_Toc21282"/>
-      <w:bookmarkStart w:id="107" w:name="_Toc32347"/>
+      <w:bookmarkStart w:id="106" w:name="_Toc32347"/>
+      <w:bookmarkStart w:id="107" w:name="_Toc21282"/>
       <w:bookmarkStart w:id="108" w:name="系统软件设计"/>
       <w:r>
         <w:rPr>
@@ -12795,8 +12793,8 @@
           <w:lang w:val="en-US" w:eastAsia="zh-CN"/>
         </w:rPr>
       </w:pPr>
-      <w:bookmarkStart w:id="112" w:name="_Toc26777"/>
-      <w:bookmarkStart w:id="113" w:name="_Toc25759"/>
+      <w:bookmarkStart w:id="112" w:name="_Toc25759"/>
+      <w:bookmarkStart w:id="113" w:name="_Toc26777"/>
       <w:bookmarkStart w:id="114" w:name="设备端程序设计"/>
       <w:r>
         <w:rPr>
@@ -13575,14 +13573,6 @@
         <w:gridCol w:w="2106"/>
       </w:tblGrid>
       <w:tr>
-        <w:tblPrEx>
-          <w:tblCellMar>
-            <w:top w:w="0" w:type="dxa"/>
-            <w:left w:w="108" w:type="dxa"/>
-            <w:bottom w:w="0" w:type="dxa"/>
-            <w:right w:w="108" w:type="dxa"/>
-          </w:tblCellMar>
-        </w:tblPrEx>
         <w:trPr>
           <w:tblHeader/>
           <w:jc w:val="center"/>
@@ -16679,8 +16669,8 @@
           <w:lang w:val="en-US" w:eastAsia="zh-CN"/>
         </w:rPr>
       </w:pPr>
-      <w:bookmarkStart w:id="118" w:name="_Toc4208"/>
-      <w:bookmarkStart w:id="119" w:name="_Toc18809"/>
+      <w:bookmarkStart w:id="118" w:name="_Toc18809"/>
+      <w:bookmarkStart w:id="119" w:name="_Toc4208"/>
       <w:bookmarkStart w:id="120" w:name="图像分析与边缘智能模块设计"/>
       <w:r>
         <w:rPr>
@@ -18375,8 +18365,8 @@
           <w:lang w:val="en-US" w:eastAsia="zh-CN"/>
         </w:rPr>
       </w:pPr>
-      <w:bookmarkStart w:id="133" w:name="_Toc23043"/>
-      <w:bookmarkStart w:id="134" w:name="_Toc14153"/>
+      <w:bookmarkStart w:id="133" w:name="_Toc14153"/>
+      <w:bookmarkStart w:id="134" w:name="_Toc23043"/>
       <w:bookmarkStart w:id="135" w:name="控制执行与自动灌溉测试"/>
       <w:r>
         <w:rPr>
@@ -21738,8 +21728,8 @@
           <w:rFonts w:hint="eastAsia"/>
         </w:rPr>
       </w:pPr>
-      <w:bookmarkStart w:id="142" w:name="_Toc4111"/>
-      <w:bookmarkStart w:id="143" w:name="_Toc25980"/>
+      <w:bookmarkStart w:id="142" w:name="_Toc25980"/>
+      <w:bookmarkStart w:id="143" w:name="_Toc4111"/>
       <w:bookmarkStart w:id="144" w:name="总结和展望"/>
       <w:r>
         <w:rPr>
@@ -22096,6 +22086,174 @@
     </w:p>
     <w:p>
       <w:pPr>
+        <w:pStyle w:val="42"/>
+        <w:keepNext w:val="0"/>
+        <w:keepLines w:val="0"/>
+        <w:pageBreakBefore w:val="0"/>
+        <w:kinsoku/>
+        <w:wordWrap/>
+        <w:overflowPunct/>
+        <w:topLinePunct w:val="0"/>
+        <w:autoSpaceDE/>
+        <w:autoSpaceDN/>
+        <w:bidi w:val="0"/>
+        <w:adjustRightInd/>
+        <w:spacing w:line="360" w:lineRule="auto"/>
+        <w:ind w:left="0" w:leftChars="0" w:firstLine="0" w:firstLineChars="0"/>
+        <w:jc w:val="both"/>
+        <w:textAlignment w:val="auto"/>
+        <w:outlineLvl w:val="9"/>
+        <w:rPr>
+          <w:rFonts w:hint="eastAsia" w:ascii="Times New Roman" w:hAnsi="Times New Roman" w:eastAsia="宋体" w:cs="Times New Roman"/>
+          <w:bCs w:val="0"/>
+          <w:sz w:val="28"/>
+          <w:szCs w:val="24"/>
+          <w:lang w:val="zh-CN"/>
+        </w:rPr>
+      </w:pPr>
+    </w:p>
+    <w:p>
+      <w:pPr>
+        <w:pStyle w:val="42"/>
+        <w:keepNext w:val="0"/>
+        <w:keepLines w:val="0"/>
+        <w:pageBreakBefore w:val="0"/>
+        <w:kinsoku/>
+        <w:wordWrap/>
+        <w:overflowPunct/>
+        <w:topLinePunct w:val="0"/>
+        <w:autoSpaceDE/>
+        <w:autoSpaceDN/>
+        <w:bidi w:val="0"/>
+        <w:adjustRightInd/>
+        <w:spacing w:line="360" w:lineRule="auto"/>
+        <w:ind w:left="0" w:leftChars="0" w:firstLine="0" w:firstLineChars="0"/>
+        <w:jc w:val="both"/>
+        <w:textAlignment w:val="auto"/>
+        <w:outlineLvl w:val="9"/>
+        <w:rPr>
+          <w:rFonts w:hint="eastAsia" w:ascii="Times New Roman" w:hAnsi="Times New Roman" w:eastAsia="宋体" w:cs="Times New Roman"/>
+          <w:bCs w:val="0"/>
+          <w:sz w:val="28"/>
+          <w:szCs w:val="24"/>
+          <w:lang w:val="zh-CN"/>
+        </w:rPr>
+      </w:pPr>
+    </w:p>
+    <w:p>
+      <w:pPr>
+        <w:pStyle w:val="42"/>
+        <w:keepNext w:val="0"/>
+        <w:keepLines w:val="0"/>
+        <w:pageBreakBefore w:val="0"/>
+        <w:kinsoku/>
+        <w:wordWrap/>
+        <w:overflowPunct/>
+        <w:topLinePunct w:val="0"/>
+        <w:autoSpaceDE/>
+        <w:autoSpaceDN/>
+        <w:bidi w:val="0"/>
+        <w:adjustRightInd/>
+        <w:spacing w:line="360" w:lineRule="auto"/>
+        <w:ind w:left="0" w:leftChars="0" w:firstLine="0" w:firstLineChars="0"/>
+        <w:jc w:val="both"/>
+        <w:textAlignment w:val="auto"/>
+        <w:outlineLvl w:val="9"/>
+        <w:rPr>
+          <w:rFonts w:hint="eastAsia" w:ascii="Times New Roman" w:hAnsi="Times New Roman" w:eastAsia="宋体" w:cs="Times New Roman"/>
+          <w:bCs w:val="0"/>
+          <w:sz w:val="28"/>
+          <w:szCs w:val="24"/>
+          <w:lang w:val="zh-CN"/>
+        </w:rPr>
+      </w:pPr>
+    </w:p>
+    <w:p>
+      <w:pPr>
+        <w:pStyle w:val="42"/>
+        <w:keepNext w:val="0"/>
+        <w:keepLines w:val="0"/>
+        <w:pageBreakBefore w:val="0"/>
+        <w:kinsoku/>
+        <w:wordWrap/>
+        <w:overflowPunct/>
+        <w:topLinePunct w:val="0"/>
+        <w:autoSpaceDE/>
+        <w:autoSpaceDN/>
+        <w:bidi w:val="0"/>
+        <w:adjustRightInd/>
+        <w:spacing w:line="360" w:lineRule="auto"/>
+        <w:ind w:left="0" w:leftChars="0" w:firstLine="0" w:firstLineChars="0"/>
+        <w:jc w:val="both"/>
+        <w:textAlignment w:val="auto"/>
+        <w:outlineLvl w:val="9"/>
+        <w:rPr>
+          <w:rFonts w:hint="eastAsia" w:ascii="Times New Roman" w:hAnsi="Times New Roman" w:eastAsia="宋体" w:cs="Times New Roman"/>
+          <w:bCs w:val="0"/>
+          <w:sz w:val="28"/>
+          <w:szCs w:val="24"/>
+          <w:lang w:val="zh-CN"/>
+        </w:rPr>
+      </w:pPr>
+    </w:p>
+    <w:p>
+      <w:pPr>
+        <w:pStyle w:val="42"/>
+        <w:keepNext w:val="0"/>
+        <w:keepLines w:val="0"/>
+        <w:pageBreakBefore w:val="0"/>
+        <w:kinsoku/>
+        <w:wordWrap/>
+        <w:overflowPunct/>
+        <w:topLinePunct w:val="0"/>
+        <w:autoSpaceDE/>
+        <w:autoSpaceDN/>
+        <w:bidi w:val="0"/>
+        <w:adjustRightInd/>
+        <w:spacing w:line="360" w:lineRule="auto"/>
+        <w:ind w:left="0" w:leftChars="0" w:firstLine="0" w:firstLineChars="0"/>
+        <w:jc w:val="both"/>
+        <w:textAlignment w:val="auto"/>
+        <w:outlineLvl w:val="9"/>
+        <w:rPr>
+          <w:rFonts w:hint="eastAsia" w:ascii="Times New Roman" w:hAnsi="Times New Roman" w:eastAsia="宋体" w:cs="Times New Roman"/>
+          <w:bCs w:val="0"/>
+          <w:sz w:val="28"/>
+          <w:szCs w:val="24"/>
+          <w:lang w:val="zh-CN"/>
+        </w:rPr>
+      </w:pPr>
+    </w:p>
+    <w:p>
+      <w:pPr>
+        <w:pStyle w:val="42"/>
+        <w:keepNext w:val="0"/>
+        <w:keepLines w:val="0"/>
+        <w:pageBreakBefore w:val="0"/>
+        <w:kinsoku/>
+        <w:wordWrap/>
+        <w:overflowPunct/>
+        <w:topLinePunct w:val="0"/>
+        <w:autoSpaceDE/>
+        <w:autoSpaceDN/>
+        <w:bidi w:val="0"/>
+        <w:adjustRightInd/>
+        <w:spacing w:line="360" w:lineRule="auto"/>
+        <w:ind w:left="0" w:leftChars="0" w:firstLine="0" w:firstLineChars="0"/>
+        <w:jc w:val="both"/>
+        <w:textAlignment w:val="auto"/>
+        <w:outlineLvl w:val="9"/>
+        <w:rPr>
+          <w:rFonts w:hint="eastAsia" w:ascii="Times New Roman" w:hAnsi="Times New Roman" w:eastAsia="宋体" w:cs="Times New Roman"/>
+          <w:bCs w:val="0"/>
+          <w:sz w:val="28"/>
+          <w:szCs w:val="24"/>
+          <w:lang w:val="zh-CN"/>
+        </w:rPr>
+      </w:pPr>
+    </w:p>
+    <w:p>
+      <w:pPr>
         <w:pStyle w:val="33"/>
         <w:jc w:val="center"/>
         <w:rPr>
@@ -22898,7 +23056,17 @@
           <w:sz w:val="28"/>
           <w:szCs w:val="28"/>
         </w:rPr>
-        <w:t>首先要对姚老师的指导工作表示诚挚的谢意，在选题、方案设计、论文写作、毕业设计的整个过程中都给予了很大的支持与鼓励。姚老师就整体思路、技术路线、论文结构等给予很多有价值的建议，使得本次毕业设计得以比较顺利的完成。 同时感谢嘉立创（JLC）和Raspberry Pi Foundation提供给的实验环境、实验教学平台以及同学之间在硬件调试、系统检测、资料查阅等各方面的交流。还要特别感谢父母对我的关心照顾和支持，才得以让我专心做毕业论文。 最后要向所有对本次毕业设计做出过指导、支持的老师表示感谢，同时也要向帮助我完成毕业设计的同学表达我的敬意。正是不断地调试、修改、完善，对智能硬件、边缘计算、物联网系统开发有了更深入的认识，也会成为我以后学习、发展的基础。</w:t>
+        <w:t>首先要对姚老师的指导工作表示诚挚的谢意，在选题、方案设计、论文写作、毕业设计的整个过程中都给予了很大的支持与鼓励。姚老师就整体思路、技术路线、论文</w:t>
+      </w:r>
+      <w:bookmarkStart w:id="158" w:name="_GoBack"/>
+      <w:bookmarkEnd w:id="158"/>
+      <w:r>
+        <w:rPr>
+          <w:rFonts w:hint="eastAsia" w:ascii="Times New Roman" w:hAnsi="Times New Roman"/>
+          <w:sz w:val="28"/>
+          <w:szCs w:val="28"/>
+        </w:rPr>
+        <w:t>结构等给予很多有价值的建议，使得本次毕业设计得以比较顺利的完成。 同时感谢嘉立创（JLC）和Raspberry Pi Foundation提供给的实验环境、实验教学平台以及同学之间在硬件调试、系统检测、资料查阅等各方面的交流。还要特别感谢父母对我的关心照顾和支持，才得以让我专心做毕业论文。 最后要向所有对本次毕业设计做出过指导、支持的老师表示感谢，同时也要向帮助我完成毕业设计的同学表达我的敬意。正是不断地调试、修改、完善，对智能硬件、边缘计算、物联网系统开发有了更深入的认识，也会成为我以后学习、发展的基础。</w:t>
       </w:r>
     </w:p>
     <w:p>

--- a/artifact.docx
+++ b/artifact.docx
@@ -415,7 +415,7 @@
         <w:sectPr>
           <w:footerReference r:id="rId3" w:type="default"/>
           <w:pgSz w:w="11906" w:h="16838"/>
-          <w:pgMar w:top="1417" w:right="1417" w:bottom="1417" w:left="1701" w:header="851" w:footer="992" w:gutter="0"/>
+          <w:pgMar w:top="1440" w:right="1803" w:bottom="1440" w:left="1803" w:header="851" w:footer="992" w:gutter="0"/>
           <w:pgNumType w:start="1"/>
           <w:cols w:space="720" w:num="1"/>
           <w:titlePg/>
@@ -4852,7 +4852,28 @@
           <w:szCs w:val="24"/>
           <w:lang w:val="zh-CN"/>
         </w:rPr>
-        <w:t>随着物联网、嵌入式系统、边缘计算等各方面的迅速发展，农业市场也向着数字化、智能化方向发展。无论是传统的大型农田、小型农业设施，还是小型特色经济作物，都对环境参数的实时性、精度以及运作的灵活性有更高的要求。空气温湿度、光照强度、土壤含水量等都会影响到作物的萌发、生长、开花、品质形成。</w:t>
+        <w:t>随着物联网、嵌入式系统、边缘计算等各方面的迅速发展，农业市场也向着数字化、智能化方向发展。无论是传统的大型农田、小型农业设施，还是小型特色经济作物，都对环境参数的实时性、精度以及运作的灵活性有更高的要求。空气温湿度、光照强度、土壤含水量等都会影响到作物的萌发、生长、开花、品质形成</w:t>
+      </w:r>
+      <w:r>
+        <w:rPr>
+          <w:rFonts w:hint="eastAsia" w:ascii="Times New Roman" w:hAnsi="Times New Roman" w:eastAsia="宋体" w:cs="Times New Roman"/>
+          <w:bCs w:val="0"/>
+          <w:sz w:val="28"/>
+          <w:szCs w:val="24"/>
+          <w:vertAlign w:val="superscript"/>
+          <w:lang w:val="zh-CN"/>
+        </w:rPr>
+        <w:t>[1]</w:t>
+      </w:r>
+      <w:r>
+        <w:rPr>
+          <w:rFonts w:hint="eastAsia" w:ascii="Times New Roman" w:hAnsi="Times New Roman" w:eastAsia="宋体" w:cs="Times New Roman"/>
+          <w:bCs w:val="0"/>
+          <w:sz w:val="28"/>
+          <w:szCs w:val="24"/>
+          <w:lang w:val="zh-CN"/>
+        </w:rPr>
+        <w:t>。</w:t>
       </w:r>
     </w:p>
     <w:p>
@@ -4903,8 +4924,8 @@
           <w:lang w:val="en-US" w:eastAsia="zh-CN"/>
         </w:rPr>
       </w:pPr>
-      <w:bookmarkStart w:id="7" w:name="_Toc1479"/>
-      <w:bookmarkStart w:id="8" w:name="_Toc32486"/>
+      <w:bookmarkStart w:id="7" w:name="_Toc32486"/>
+      <w:bookmarkStart w:id="8" w:name="_Toc1479"/>
       <w:bookmarkStart w:id="9" w:name="研究目的及意义"/>
       <w:r>
         <w:rPr>
@@ -5215,8 +5236,8 @@
           <w:rFonts w:hint="eastAsia"/>
         </w:rPr>
       </w:pPr>
-      <w:bookmarkStart w:id="13" w:name="_Toc16611"/>
-      <w:bookmarkStart w:id="14" w:name="_Toc5463"/>
+      <w:bookmarkStart w:id="13" w:name="_Toc5463"/>
+      <w:bookmarkStart w:id="14" w:name="_Toc16611"/>
       <w:bookmarkStart w:id="15" w:name="国内研究现状"/>
       <w:r>
         <w:rPr>
@@ -5269,7 +5290,28 @@
           <w:szCs w:val="24"/>
           <w:lang w:val="zh-CN"/>
         </w:rPr>
-        <w:t>国内对于智慧农业、设施农业以及农业物联网的研究也较多。目前大多数的研究都是从温室环境监测、自动灌溉控制、无线传感网络、农业大数据平台以及作物生长状态识别这几个方面展开的。大多数系统可以完成温湿度、光照、土壤湿度等基本信息的采集，再由单片机、ESP系列模块或者嵌入式Linux平台来实现数据上报以及设备控制。 从已有的成果来看，国内的研究在环境监测以及基础自动控制方面比较成熟，但是仍然存在着一些不足，第一，部分系统过于重视数据上传，缺少本地自治控制的能力，在网络出现异常的时候可用性会降低；第二，大部分方案只完成了一个功能的验证，缺少对实际场景的多模块集成；第三，系统大多以常见的蔬菜大棚或者通用盆栽为对象，对于高附加值的特色作物全周期培育研究较少。另外一些项目虽然实现了页面展示以及硬件联动，但是对数据库的设计、权限的控制、历史的跟踪以及边缘智能的拓展等都没有做深入的研究。</w:t>
+        <w:t>国内对于智慧农业、设施农业以及农业物联网的研究也较多。目前大多数的研究都是从温室环境监测、自动灌溉控制、无线传感网络、农业大数据平台以及作物生长状态识别这几个方面展开的</w:t>
+      </w:r>
+      <w:r>
+        <w:rPr>
+          <w:rFonts w:hint="eastAsia" w:ascii="Times New Roman" w:hAnsi="Times New Roman" w:eastAsia="宋体" w:cs="Times New Roman"/>
+          <w:bCs w:val="0"/>
+          <w:sz w:val="28"/>
+          <w:szCs w:val="24"/>
+          <w:vertAlign w:val="superscript"/>
+          <w:lang w:val="en-US" w:eastAsia="zh-CN"/>
+        </w:rPr>
+        <w:t>[2]</w:t>
+      </w:r>
+      <w:r>
+        <w:rPr>
+          <w:rFonts w:hint="eastAsia" w:ascii="Times New Roman" w:hAnsi="Times New Roman" w:eastAsia="宋体" w:cs="Times New Roman"/>
+          <w:bCs w:val="0"/>
+          <w:sz w:val="28"/>
+          <w:szCs w:val="24"/>
+          <w:lang w:val="zh-CN"/>
+        </w:rPr>
+        <w:t>。大多数系统可以完成温湿度、光照、土壤湿度等基本信息的采集，再由单片机、ESP系列模块或者嵌入式Linux平台来实现数据上报以及设备控制。 从已有的成果来看，国内的研究在环境监测以及基础自动控制方面比较成熟，但是仍然存在着一些不足，第一，部分系统过于重视数据上传，缺少本地自治控制的能力，在网络出现异常的时候可用性会降低；第二，大部分方案只完成了一个功能的验证，缺少对实际场景的多模块集成；第三，系统大多以常见的蔬菜大棚或者通用盆栽为对象，对于高附加值的特色作物全周期培育研究较少。另外一些项目虽然实现了页面展示以及硬件联动，但是对数据库的设计、权限的控制、历史的跟踪以及边缘智能的拓展等都没有做深入的研究。</w:t>
       </w:r>
     </w:p>
     <w:bookmarkEnd w:id="15"/>
@@ -5344,8 +5386,8 @@
           <w:lang w:val="en-US" w:eastAsia="zh-CN"/>
         </w:rPr>
       </w:pPr>
-      <w:bookmarkStart w:id="19" w:name="_Toc11735"/>
-      <w:bookmarkStart w:id="20" w:name="_Toc8558"/>
+      <w:bookmarkStart w:id="19" w:name="_Toc8558"/>
+      <w:bookmarkStart w:id="20" w:name="_Toc11735"/>
       <w:bookmarkStart w:id="21" w:name="研究主要内容"/>
       <w:r>
         <w:rPr>
@@ -5476,7 +5518,28 @@
           <w:szCs w:val="24"/>
           <w:lang w:val="zh-CN"/>
         </w:rPr>
-        <w:t>完成系统硬件方案设计，确定 STM32F411、树莓派 4B、DHT11、BH1750、电容式土壤湿度传感器、继电器模块、OLED 显示屏、PAJ7620 手势识别模块等器件的选型与连接方案。</w:t>
+        <w:t>完成系统硬件方案设计，确定 STM32F411、树莓派 4B、DHT11、BH1750、电容式土壤湿度传感器、继电器模块、OLED 显示屏、PAJ7620 手势识别模块等器件的选型与连接方案</w:t>
+      </w:r>
+      <w:r>
+        <w:rPr>
+          <w:rFonts w:hint="eastAsia" w:cs="Times New Roman"/>
+          <w:bCs w:val="0"/>
+          <w:sz w:val="28"/>
+          <w:szCs w:val="24"/>
+          <w:vertAlign w:val="superscript"/>
+          <w:lang w:val="en-US" w:eastAsia="zh-CN"/>
+        </w:rPr>
+        <w:t>[3]</w:t>
+      </w:r>
+      <w:r>
+        <w:rPr>
+          <w:rFonts w:hint="eastAsia" w:ascii="Times New Roman" w:hAnsi="Times New Roman" w:eastAsia="宋体" w:cs="Times New Roman"/>
+          <w:bCs w:val="0"/>
+          <w:sz w:val="28"/>
+          <w:szCs w:val="24"/>
+          <w:lang w:val="zh-CN"/>
+        </w:rPr>
+        <w:t>。</w:t>
       </w:r>
     </w:p>
     <w:p>
@@ -5764,7 +5827,49 @@
           <w:szCs w:val="24"/>
           <w:lang w:val="zh-CN"/>
         </w:rPr>
-        <w:t>边缘计算的思想就是把计算、数据处理从中心云端搬到了边缘节点。边缘计算比完全依靠云平台的方案要响应快、带宽占用小、离线自治能力强、隐私保护更好。本文系统中树莓派是边缘网关，负责数据的接收、数据库的存储、策略的判断、Web服务以及部分智能分析工作，而云端部分则是作为扩展能力存在的，后面会用到远程同步以及多端访问的功能。该设计既满足本地闭环运行的要求，又为以后系统的扩展留出了余地。</w:t>
+        <w:t>边缘计算的思想就是把计算、数据处理从中心云端搬到了边缘节点。边缘计算比完全依靠云平台的方案要响应快、带宽占用小、离线自治能力强、隐私保护更好。本文系统中树莓派是边缘网关，负责数据的接收、数据库的存储、策略的判断、Web服务以及部分智能分析工作，而云端部分则是作为扩展能力存在的</w:t>
+      </w:r>
+      <w:r>
+        <w:rPr>
+          <w:rFonts w:hint="eastAsia" w:cs="Times New Roman"/>
+          <w:bCs w:val="0"/>
+          <w:sz w:val="28"/>
+          <w:szCs w:val="24"/>
+          <w:vertAlign w:val="superscript"/>
+          <w:lang w:val="en-US" w:eastAsia="zh-CN"/>
+        </w:rPr>
+        <w:t>[19]</w:t>
+      </w:r>
+      <w:r>
+        <w:rPr>
+          <w:rFonts w:hint="eastAsia" w:ascii="Times New Roman" w:hAnsi="Times New Roman" w:eastAsia="宋体" w:cs="Times New Roman"/>
+          <w:bCs w:val="0"/>
+          <w:sz w:val="28"/>
+          <w:szCs w:val="24"/>
+          <w:lang w:val="zh-CN"/>
+        </w:rPr>
+        <w:t>，后面会用到远程同步以及多端访问的功能</w:t>
+      </w:r>
+      <w:r>
+        <w:rPr>
+          <w:rFonts w:hint="eastAsia" w:cs="Times New Roman"/>
+          <w:bCs w:val="0"/>
+          <w:sz w:val="28"/>
+          <w:szCs w:val="24"/>
+          <w:vertAlign w:val="superscript"/>
+          <w:lang w:val="en-US" w:eastAsia="zh-CN"/>
+        </w:rPr>
+        <w:t>[4]</w:t>
+      </w:r>
+      <w:r>
+        <w:rPr>
+          <w:rFonts w:hint="eastAsia" w:ascii="Times New Roman" w:hAnsi="Times New Roman" w:eastAsia="宋体" w:cs="Times New Roman"/>
+          <w:bCs w:val="0"/>
+          <w:sz w:val="28"/>
+          <w:szCs w:val="24"/>
+          <w:lang w:val="zh-CN"/>
+        </w:rPr>
+        <w:t>。该设计既满足本地闭环运行的要求，又为以后系统的扩展留出了余地。</w:t>
       </w:r>
     </w:p>
     <w:bookmarkEnd w:id="27"/>
@@ -5799,8 +5904,8 @@
           <w:lang w:val="en-US" w:eastAsia="zh-CN"/>
         </w:rPr>
       </w:pPr>
-      <w:bookmarkStart w:id="31" w:name="_Toc18434"/>
-      <w:bookmarkStart w:id="32" w:name="_Toc25641"/>
+      <w:bookmarkStart w:id="31" w:name="_Toc25641"/>
+      <w:bookmarkStart w:id="32" w:name="_Toc18434"/>
       <w:bookmarkStart w:id="33" w:name="flask-与-sqlite-边缘服务技术"/>
       <w:r>
         <w:rPr>
@@ -5847,7 +5952,28 @@
           <w:szCs w:val="24"/>
           <w:lang w:val="zh-CN"/>
         </w:rPr>
-        <w:t>Flask 是一种轻量级 Python Web 框架，具有结构清晰、扩展方便和学习成本低等特点，适合中小型边缘服务开发。本文在树莓派上基于 Flask 搭建边缘管理平台，向外提供实时数据查询、历史数据查询、控制下发、策略配置、用户认证和日志查询等接口，并通过 HTML 页面实现可视化展示。</w:t>
+        <w:t>Flask 是一种轻量级 Python Web 框架，具有结构清晰、扩展方便和学习成本低等特点，适合中小型边缘服务开发。本文在树莓派上基于 Flask 搭建边缘管理平台，向外提供实时数据查询、历史数据查询、控制下发、策略配置、用户认证和日志查询等接口，并通过 HTML 页面实现可视化展示</w:t>
+      </w:r>
+      <w:r>
+        <w:rPr>
+          <w:rFonts w:hint="eastAsia" w:cs="Times New Roman"/>
+          <w:bCs w:val="0"/>
+          <w:sz w:val="28"/>
+          <w:szCs w:val="24"/>
+          <w:vertAlign w:val="superscript"/>
+          <w:lang w:val="en-US" w:eastAsia="zh-CN"/>
+        </w:rPr>
+        <w:t>[5]</w:t>
+      </w:r>
+      <w:r>
+        <w:rPr>
+          <w:rFonts w:hint="eastAsia" w:ascii="Times New Roman" w:hAnsi="Times New Roman" w:eastAsia="宋体" w:cs="Times New Roman"/>
+          <w:bCs w:val="0"/>
+          <w:sz w:val="28"/>
+          <w:szCs w:val="24"/>
+          <w:lang w:val="zh-CN"/>
+        </w:rPr>
+        <w:t>。</w:t>
       </w:r>
     </w:p>
     <w:p>
@@ -5885,7 +6011,28 @@
           <w:szCs w:val="24"/>
           <w:lang w:val="zh-CN"/>
         </w:rPr>
-        <w:t>SQLite 作为嵌入式关系数据库，具有零配置、轻量化和易部署的特点，适合单机边缘设备使用。本文使用 SQLite 存储传感历史数据、控制日志、灌溉策略、用户信息、角色信息和设备信息，使系统具备较完整的数据持久化能力。</w:t>
+        <w:t>SQLite 作为嵌入式关系数据库，具有零配置、轻量化和易部署的特点，适合单机边缘设备使用</w:t>
+      </w:r>
+      <w:r>
+        <w:rPr>
+          <w:rFonts w:hint="eastAsia" w:cs="Times New Roman"/>
+          <w:bCs w:val="0"/>
+          <w:sz w:val="28"/>
+          <w:szCs w:val="24"/>
+          <w:vertAlign w:val="superscript"/>
+          <w:lang w:val="en-US" w:eastAsia="zh-CN"/>
+        </w:rPr>
+        <w:t>[6]</w:t>
+      </w:r>
+      <w:r>
+        <w:rPr>
+          <w:rFonts w:hint="eastAsia" w:ascii="Times New Roman" w:hAnsi="Times New Roman" w:eastAsia="宋体" w:cs="Times New Roman"/>
+          <w:bCs w:val="0"/>
+          <w:sz w:val="28"/>
+          <w:szCs w:val="24"/>
+          <w:lang w:val="zh-CN"/>
+        </w:rPr>
+        <w:t>。本文使用 SQLite 存储传感历史数据、控制日志、灌溉策略、用户信息、角色信息和设备信息，使系统具备较完整的数据持久化能力。</w:t>
       </w:r>
     </w:p>
     <w:bookmarkEnd w:id="33"/>
@@ -5898,8 +6045,8 @@
           <w:lang w:val="en-US" w:eastAsia="zh-CN"/>
         </w:rPr>
       </w:pPr>
-      <w:bookmarkStart w:id="34" w:name="_Toc3953"/>
-      <w:bookmarkStart w:id="35" w:name="_Toc5157"/>
+      <w:bookmarkStart w:id="34" w:name="_Toc5157"/>
+      <w:bookmarkStart w:id="35" w:name="_Toc3953"/>
       <w:bookmarkStart w:id="36" w:name="mqtt-云端同步技术"/>
       <w:r>
         <w:rPr>
@@ -5945,7 +6092,49 @@
           <w:szCs w:val="24"/>
           <w:lang w:val="zh-CN"/>
         </w:rPr>
-        <w:t>MQTT 是一种面向低带宽和高延迟网络环境设计的轻量级发布/订阅消息协议，在物联网场景中应用广泛。本文系统在边缘端引入 MQTT 同步机制，当边缘节点连接云端服务器成功后，将实时数据发布到指定主题，通过MySQL持久化在云端完成备份, 并能通过扫描二维码或者访问公网域名来在非局域网查看采集器数据, 实现边云协同的数据扩展能力；当云端连接异常时，系统仍可继续在本地完成数据存储与自动控制，从而体现边缘自治优势。</w:t>
+        <w:t>MQTT 是一种面向低带宽和高延迟网络环境设计的轻量级发布/订阅消息协议，在物联网场景中应用广泛</w:t>
+      </w:r>
+      <w:r>
+        <w:rPr>
+          <w:rFonts w:hint="eastAsia" w:cs="Times New Roman"/>
+          <w:bCs w:val="0"/>
+          <w:sz w:val="28"/>
+          <w:szCs w:val="24"/>
+          <w:vertAlign w:val="superscript"/>
+          <w:lang w:val="en-US" w:eastAsia="zh-CN"/>
+        </w:rPr>
+        <w:t>[7]</w:t>
+      </w:r>
+      <w:r>
+        <w:rPr>
+          <w:rFonts w:hint="eastAsia" w:ascii="Times New Roman" w:hAnsi="Times New Roman" w:eastAsia="宋体" w:cs="Times New Roman"/>
+          <w:bCs w:val="0"/>
+          <w:sz w:val="28"/>
+          <w:szCs w:val="24"/>
+          <w:lang w:val="zh-CN"/>
+        </w:rPr>
+        <w:t>。本文系统在边缘端引入 MQTT 同步机制，当边缘节点连接云端服务器成功后，将实时数据发布到指定主题，通过MySQL持久化在云端完成备份, 并能通过扫描二维码或者访问公网域名来在非局域网查看采集器数据, 实现边云协同的数据扩展能力</w:t>
+      </w:r>
+      <w:r>
+        <w:rPr>
+          <w:rFonts w:hint="eastAsia" w:cs="Times New Roman"/>
+          <w:bCs w:val="0"/>
+          <w:sz w:val="28"/>
+          <w:szCs w:val="24"/>
+          <w:vertAlign w:val="superscript"/>
+          <w:lang w:val="en-US" w:eastAsia="zh-CN"/>
+        </w:rPr>
+        <w:t>[15]</w:t>
+      </w:r>
+      <w:r>
+        <w:rPr>
+          <w:rFonts w:hint="eastAsia" w:ascii="Times New Roman" w:hAnsi="Times New Roman" w:eastAsia="宋体" w:cs="Times New Roman"/>
+          <w:bCs w:val="0"/>
+          <w:sz w:val="28"/>
+          <w:szCs w:val="24"/>
+          <w:lang w:val="zh-CN"/>
+        </w:rPr>
+        <w:t>；当云端连接异常时，系统仍可继续在本地完成数据存储与自动控制，从而体现边缘自治优势。</w:t>
       </w:r>
     </w:p>
     <w:bookmarkEnd w:id="30"/>
@@ -6029,7 +6218,28 @@
           <w:szCs w:val="24"/>
           <w:lang w:val="zh-CN"/>
         </w:rPr>
-        <w:t>OpenCV是常用的一种开源计算机视觉库，可以实现图像读取、颜色空间转换、阈值分割、轮廓检测、目标标注等操作。本文使用摄像头获取藏红花现场图像，把图像转换成HSV颜色空间，通过颜色区间分割得到红色、绿色、粉色等特征区域的统计结果，从而对花朵的状态进行简单的识别。此方法简单易行，适合用在系统中作为轻量级的视觉分析方案。</w:t>
+        <w:t>OpenCV是常用的一种开源计算机视觉库，可以实现图像读取、颜色空间转换、阈值分割、轮廓检测、目标标注等操作。本文使用摄像头获取藏红花现场图像，把图像转换成HSV颜色空间，通过颜色区间分割得到红色、绿色、粉色等特征区域的统计结果，从而对花朵的状态进行简单的识别。此方法简单易行，适合用在系统中作为轻量级的视觉分析方案</w:t>
+      </w:r>
+      <w:r>
+        <w:rPr>
+          <w:rFonts w:hint="eastAsia" w:cs="Times New Roman"/>
+          <w:bCs w:val="0"/>
+          <w:sz w:val="28"/>
+          <w:szCs w:val="24"/>
+          <w:vertAlign w:val="superscript"/>
+          <w:lang w:val="en-US" w:eastAsia="zh-CN"/>
+        </w:rPr>
+        <w:t>[8]</w:t>
+      </w:r>
+      <w:r>
+        <w:rPr>
+          <w:rFonts w:hint="eastAsia" w:ascii="Times New Roman" w:hAnsi="Times New Roman" w:eastAsia="宋体" w:cs="Times New Roman"/>
+          <w:bCs w:val="0"/>
+          <w:sz w:val="28"/>
+          <w:szCs w:val="24"/>
+          <w:lang w:val="zh-CN"/>
+        </w:rPr>
+        <w:t>。</w:t>
       </w:r>
     </w:p>
     <w:bookmarkEnd w:id="42"/>
@@ -6042,8 +6252,8 @@
           <w:lang w:val="en-US" w:eastAsia="zh-CN"/>
         </w:rPr>
       </w:pPr>
-      <w:bookmarkStart w:id="43" w:name="_Toc32287"/>
-      <w:bookmarkStart w:id="44" w:name="_Toc30070"/>
+      <w:bookmarkStart w:id="43" w:name="_Toc30070"/>
+      <w:bookmarkStart w:id="44" w:name="_Toc32287"/>
       <w:bookmarkStart w:id="45" w:name="基于本地轻量模型的辅助问答技术"/>
       <w:r>
         <w:rPr>
@@ -6075,13 +6285,34 @@
         <w:textAlignment w:val="auto"/>
         <w:outlineLvl w:val="9"/>
         <w:rPr>
+          <w:rFonts w:hint="default" w:ascii="Times New Roman" w:hAnsi="Times New Roman" w:eastAsia="宋体" w:cs="Times New Roman"/>
+          <w:bCs w:val="0"/>
+          <w:sz w:val="28"/>
+          <w:szCs w:val="24"/>
+          <w:lang w:val="en-US" w:eastAsia="zh-CN"/>
+        </w:rPr>
+      </w:pPr>
+      <w:r>
+        <w:rPr>
           <w:rFonts w:hint="eastAsia" w:ascii="Times New Roman" w:hAnsi="Times New Roman" w:eastAsia="宋体" w:cs="Times New Roman"/>
           <w:bCs w:val="0"/>
           <w:sz w:val="28"/>
           <w:szCs w:val="24"/>
           <w:lang w:val="zh-CN"/>
         </w:rPr>
-      </w:pPr>
+        <w:t>在边缘端加入了本地语言模型辅助模块来提高系统的交互性。系统以目前的温度、湿度、光照、土壤湿度为输入参数，产生提示词并调用本地模型得到简短的环境评价建议。该功能本身并不直接参与到控制闭环当中，但从系统的展示性、交互性以及智能扩展的角度来看，具有积极的意义，并且也体现了边缘智能同农业应用相结合的探索方向，本设计使用qwen2.5 0.5B Q4量化</w:t>
+      </w:r>
+      <w:r>
+        <w:rPr>
+          <w:rFonts w:hint="eastAsia" w:cs="Times New Roman"/>
+          <w:bCs w:val="0"/>
+          <w:sz w:val="28"/>
+          <w:szCs w:val="24"/>
+          <w:vertAlign w:val="superscript"/>
+          <w:lang w:val="en-US" w:eastAsia="zh-CN"/>
+        </w:rPr>
+        <w:t>[16]</w:t>
+      </w:r>
       <w:r>
         <w:rPr>
           <w:rFonts w:hint="eastAsia" w:ascii="Times New Roman" w:hAnsi="Times New Roman" w:eastAsia="宋体" w:cs="Times New Roman"/>
@@ -6090,7 +6321,28 @@
           <w:szCs w:val="24"/>
           <w:lang w:val="zh-CN"/>
         </w:rPr>
-        <w:t>在边缘端加入了本地语言模型辅助模块来提高系统的交互性。系统以目前的温度、湿度、光照、土壤湿度为输入参数，产生提示词并调用本地模型得到简短的环境评价建议。该功能本身并不直接参与到控制闭环当中，但从系统的展示性、交互性以及智能扩展的角度来看，具有积极的意义，并且也体现了边缘智能同农业应用相结合的探索方向，本设计使用qwen2.5 0.5B Q4量化，非常适合在树莓派这样的轻量级MPU上运行</w:t>
+        <w:t>，非常适合在树莓派这样的轻量级MPU上运行</w:t>
+      </w:r>
+      <w:r>
+        <w:rPr>
+          <w:rFonts w:hint="eastAsia" w:cs="Times New Roman"/>
+          <w:bCs w:val="0"/>
+          <w:sz w:val="28"/>
+          <w:szCs w:val="24"/>
+          <w:vertAlign w:val="superscript"/>
+          <w:lang w:val="en-US" w:eastAsia="zh-CN"/>
+        </w:rPr>
+        <w:t>[9]</w:t>
+      </w:r>
+      <w:r>
+        <w:rPr>
+          <w:rFonts w:hint="eastAsia" w:ascii="Times New Roman" w:hAnsi="Times New Roman" w:eastAsia="宋体" w:cs="Times New Roman"/>
+          <w:bCs w:val="0"/>
+          <w:sz w:val="28"/>
+          <w:szCs w:val="24"/>
+          <w:lang w:val="zh-CN"/>
+        </w:rPr>
+        <w:t>。</w:t>
       </w:r>
     </w:p>
     <w:bookmarkEnd w:id="24"/>
@@ -6125,8 +6377,8 @@
           <w:lang w:val="en-US" w:eastAsia="zh-CN"/>
         </w:rPr>
       </w:pPr>
-      <w:bookmarkStart w:id="49" w:name="_Toc10754"/>
-      <w:bookmarkStart w:id="50" w:name="_Toc24372"/>
+      <w:bookmarkStart w:id="49" w:name="_Toc24372"/>
+      <w:bookmarkStart w:id="50" w:name="_Toc10754"/>
       <w:bookmarkStart w:id="51" w:name="系统需求及可行性分析"/>
       <w:r>
         <w:rPr>
@@ -6385,7 +6637,7 @@
           <w:szCs w:val="24"/>
           <w:lang w:val="zh-CN"/>
         </w:rPr>
-        <w:t>（5）为了提高整个毕设项目的技木含量，系统又提出了一些进阶的要求。具体表现为把边缘计算概念落到实处、打通云端同步链路、巧妙地将OpenCV图像特征提取和本地大模型问答功能融合在一起。</w:t>
+        <w:t>（5）把边缘计算概念落到实处、打通云端同步链路、巧妙地将OpenCV图像特征提取和本地大模型问答功能融合在一起。</w:t>
       </w:r>
     </w:p>
     <w:p>
@@ -6436,8 +6688,8 @@
           <w:lang w:val="en-US" w:eastAsia="zh-CN"/>
         </w:rPr>
       </w:pPr>
-      <w:bookmarkStart w:id="55" w:name="_Toc31113"/>
-      <w:bookmarkStart w:id="56" w:name="_Toc32335"/>
+      <w:bookmarkStart w:id="55" w:name="_Toc32335"/>
+      <w:bookmarkStart w:id="56" w:name="_Toc31113"/>
       <w:bookmarkStart w:id="57" w:name="可行性分析"/>
       <w:r>
         <w:rPr>
@@ -6484,7 +6736,28 @@
           <w:szCs w:val="24"/>
           <w:lang w:val="zh-CN"/>
         </w:rPr>
-        <w:t>技术可行。从硬件方案来说，不管是作为主控的STM32F411和树莓派4B，还是外围的DHT11、BH1750、电容土壤湿度计、OLED等组件，都是市场上十分成熟并且开源资料十分丰富的通用模块。在软件架构上，下位机使用了MicroPython编程，大大缩短了底层硬件的调试时间；上位机（边缘端）直接依靠Python生态，在Flask框架的基础上搭建起了后端，使用SQLite进行数据处理，利用OpenCV完成视觉任务。该套软硬结合的技术栈已经得到了很多行业的落地项目验证，可以保证本系统的各种复杂的业务能顺利进行。</w:t>
+        <w:t>技术可行。从硬件方案来说，不管是作为主控的STM32F411和树莓派4B，还是外围的DHT11、BH1750、电容土壤湿度计、OLED等组件，都是市场上十分成熟并且开源资料十分丰富的通用模块。在软件架构上，下位机使用了MicroPython编程</w:t>
+      </w:r>
+      <w:r>
+        <w:rPr>
+          <w:rFonts w:hint="eastAsia" w:cs="Times New Roman"/>
+          <w:bCs w:val="0"/>
+          <w:sz w:val="28"/>
+          <w:szCs w:val="24"/>
+          <w:vertAlign w:val="superscript"/>
+          <w:lang w:val="en-US" w:eastAsia="zh-CN"/>
+        </w:rPr>
+        <w:t>[10]</w:t>
+      </w:r>
+      <w:r>
+        <w:rPr>
+          <w:rFonts w:hint="eastAsia" w:ascii="Times New Roman" w:hAnsi="Times New Roman" w:eastAsia="宋体" w:cs="Times New Roman"/>
+          <w:bCs w:val="0"/>
+          <w:sz w:val="28"/>
+          <w:szCs w:val="24"/>
+          <w:lang w:val="zh-CN"/>
+        </w:rPr>
+        <w:t>，大大缩短了底层硬件的调试时间；上位机（边缘端）直接依靠Python生态，在Flask框架的基础上搭建起了后端，使用SQLite进行数据处理，利用OpenCV完成视觉任务。该套软硬结合的技术栈已经得到了很多行业的落地项目验证，可以保证本系统的各种复杂的业务能顺利进行。</w:t>
       </w:r>
     </w:p>
     <w:p>
@@ -6622,7 +6895,28 @@
           <w:szCs w:val="24"/>
           <w:lang w:val="zh-CN"/>
         </w:rPr>
-        <w:t>本文采用“设备端、边缘端、云端扩展”三层结构来设计系统的总体方案。设备端采用 STM32F411 和各种传感器、执行器，完成数据采集、现场显示、手势交互、执行控制；边缘端用树莓派 4B 接收设备数据、提供 Web 服务、存储历史信息、执行自动灌溉策略、调用图像分析和本地问答模块；云端部分使用 MQTT 进行数据同步和远程扩展。</w:t>
+        <w:t>本文采用“设备端、边缘端、云端扩展”三层结构来设计系统的总体方案。设备端采用 STM32F411 和各种传感器、执行器，完成数据采集、现场显示、手势交互、执行控制</w:t>
+      </w:r>
+      <w:r>
+        <w:rPr>
+          <w:rFonts w:hint="eastAsia" w:cs="Times New Roman"/>
+          <w:bCs w:val="0"/>
+          <w:sz w:val="28"/>
+          <w:szCs w:val="24"/>
+          <w:vertAlign w:val="superscript"/>
+          <w:lang w:val="en-US" w:eastAsia="zh-CN"/>
+        </w:rPr>
+        <w:t>[20]</w:t>
+      </w:r>
+      <w:r>
+        <w:rPr>
+          <w:rFonts w:hint="eastAsia" w:ascii="Times New Roman" w:hAnsi="Times New Roman" w:eastAsia="宋体" w:cs="Times New Roman"/>
+          <w:bCs w:val="0"/>
+          <w:sz w:val="28"/>
+          <w:szCs w:val="24"/>
+          <w:lang w:val="zh-CN"/>
+        </w:rPr>
+        <w:t>；边缘端用树莓派 4B 接收设备数据、提供 Web 服务、存储历史信息、执行自动灌溉策略、调用图像分析和本地问答模块；云端部分使用 MQTT 进行数据同步和远程扩展。</w:t>
       </w:r>
     </w:p>
     <w:p>
@@ -6921,8 +7215,8 @@
           <w:lang w:val="en-US" w:eastAsia="zh-CN"/>
         </w:rPr>
       </w:pPr>
-      <w:bookmarkStart w:id="61" w:name="_Toc15279"/>
-      <w:bookmarkStart w:id="62" w:name="_Toc26156"/>
+      <w:bookmarkStart w:id="61" w:name="_Toc26156"/>
+      <w:bookmarkStart w:id="62" w:name="_Toc15279"/>
       <w:bookmarkStart w:id="63" w:name="主要功能模块的器件选型"/>
       <w:r>
         <w:rPr>
@@ -7656,14 +7950,6 @@
         </w:tc>
       </w:tr>
       <w:tr>
-        <w:tblPrEx>
-          <w:tblCellMar>
-            <w:top w:w="0" w:type="dxa"/>
-            <w:left w:w="108" w:type="dxa"/>
-            <w:bottom w:w="0" w:type="dxa"/>
-            <w:right w:w="108" w:type="dxa"/>
-          </w:tblCellMar>
-        </w:tblPrEx>
         <w:trPr>
           <w:jc w:val="center"/>
         </w:trPr>
@@ -10044,8 +10330,8 @@
           <w:lang w:val="en-US" w:eastAsia="zh-CN"/>
         </w:rPr>
       </w:pPr>
-      <w:bookmarkStart w:id="68" w:name="_Toc21315"/>
-      <w:bookmarkStart w:id="69" w:name="_Toc21668"/>
+      <w:bookmarkStart w:id="68" w:name="_Toc21668"/>
+      <w:bookmarkStart w:id="69" w:name="_Toc21315"/>
       <w:bookmarkStart w:id="70" w:name="主控与边缘计算平台"/>
       <w:r>
         <w:rPr>
@@ -10092,7 +10378,28 @@
           <w:szCs w:val="24"/>
           <w:lang w:val="zh-CN"/>
         </w:rPr>
-        <w:t>本系统采用 STM32F411 作为底层主控制器，采用树莓派 4B 作为边缘计算平台。STM32F411 具有较丰富的 GPIO、ADC、I2C、USART 等外设资源，能够完成温湿度、光照、土壤湿度等传感器数据采集，并实现 OLED 显示、手势识别和继电器控制等功能。树莓派 4B 主要负责边缘侧的数据接收、存储、可视化展示和控制策略执行，同时可运行 Flask、SQLite 和 OpenCV 等软件环境，满足系统在本地数据处理和功能扩展方面的需求。两者协同工作，使系统兼具单片机实时控制能力和边缘设备的数据处理能力。</w:t>
+        <w:t>本系统采用 STM32F411 作为底层主控制器，采用树莓派 4B 作为边缘计算平台。STM32F411 具有较丰富的 GPIO、ADC、I2C、USART 等外设资源，能够完成温湿度、光照、土壤湿度等传感器数据采集，并实现 OLED 显示、手势识别和继电器控制等功能</w:t>
+      </w:r>
+      <w:r>
+        <w:rPr>
+          <w:rFonts w:hint="eastAsia" w:cs="Times New Roman"/>
+          <w:bCs w:val="0"/>
+          <w:sz w:val="28"/>
+          <w:szCs w:val="24"/>
+          <w:vertAlign w:val="superscript"/>
+          <w:lang w:val="en-US" w:eastAsia="zh-CN"/>
+        </w:rPr>
+        <w:t>[11]</w:t>
+      </w:r>
+      <w:r>
+        <w:rPr>
+          <w:rFonts w:hint="eastAsia" w:ascii="Times New Roman" w:hAnsi="Times New Roman" w:eastAsia="宋体" w:cs="Times New Roman"/>
+          <w:bCs w:val="0"/>
+          <w:sz w:val="28"/>
+          <w:szCs w:val="24"/>
+          <w:lang w:val="zh-CN"/>
+        </w:rPr>
+        <w:t>。树莓派 4B 主要负责边缘侧的数据接收、存储、可视化展示和控制策略执行，同时可运行 Flask、SQLite 和 OpenCV 等软件环境，满足系统在本地数据处理和功能扩展方面的需求。两者协同工作，使系统兼具单片机实时控制能力和边缘设备的数据处理能力。</w:t>
       </w:r>
     </w:p>
     <w:p>
@@ -10337,7 +10644,28 @@
           <w:szCs w:val="24"/>
           <w:lang w:val="zh-CN"/>
         </w:rPr>
-        <w:t>系统环境感知部分主要包括 DHT11 温湿度传感器、BH1750 光照传感器和电容式土壤湿度传感器。DHT11 用于采集空气温度和湿度信息，能够反映培育环境的基本状态；BH1750 用于检测环境光照强度，其输出为数字信号，接口简单，适合与主控直接连接；电容式土壤湿度传感器用于检测培育基质的含水情况，并将模拟信号输入 STM32 的 ADC 通道进行采样。上述传感器共同构成了系统的环境监测基础，为后续自动灌溉和补光控制提供数据依据。</w:t>
+        <w:t>系统环境感知部分主要包括 DHT11 温湿度传感器、BH1750 光照传感器和电容式土壤湿度传感器。DHT11 用于采集空气温度和湿度信息，能够反映培育环境的基本状态</w:t>
+      </w:r>
+      <w:r>
+        <w:rPr>
+          <w:rFonts w:hint="eastAsia" w:cs="Times New Roman"/>
+          <w:bCs w:val="0"/>
+          <w:sz w:val="28"/>
+          <w:szCs w:val="24"/>
+          <w:vertAlign w:val="superscript"/>
+          <w:lang w:val="en-US" w:eastAsia="zh-CN"/>
+        </w:rPr>
+        <w:t>[12]</w:t>
+      </w:r>
+      <w:r>
+        <w:rPr>
+          <w:rFonts w:hint="eastAsia" w:ascii="Times New Roman" w:hAnsi="Times New Roman" w:eastAsia="宋体" w:cs="Times New Roman"/>
+          <w:bCs w:val="0"/>
+          <w:sz w:val="28"/>
+          <w:szCs w:val="24"/>
+          <w:lang w:val="zh-CN"/>
+        </w:rPr>
+        <w:t>；BH1750 用于检测环境光照强度，其输出为数字信号，接口简单，适合与主控直接连接；电容式土壤湿度传感器用于检测培育基质的含水情况，并将模拟信号输入 STM32 的 ADC 通道进行采样。上述传感器共同构成了系统的环境监测基础，为后续自动灌溉和补光控制提供数据依据。</w:t>
       </w:r>
     </w:p>
     <w:p>
@@ -10684,8 +11012,8 @@
           <w:lang w:val="en-US" w:eastAsia="zh-CN"/>
         </w:rPr>
       </w:pPr>
-      <w:bookmarkStart w:id="74" w:name="_Toc12783"/>
-      <w:bookmarkStart w:id="75" w:name="_Toc17131"/>
+      <w:bookmarkStart w:id="74" w:name="_Toc17131"/>
+      <w:bookmarkStart w:id="75" w:name="_Toc12783"/>
       <w:bookmarkStart w:id="76" w:name="人机交互元件"/>
       <w:r>
         <w:rPr>
@@ -10732,7 +11060,28 @@
           <w:szCs w:val="24"/>
           <w:lang w:val="zh-CN"/>
         </w:rPr>
-        <w:t>为提升系统的本地交互能力，本文选用了 OLED 显示模块和 PAJ7620 手势识别模块。OLED 显示模块具有体积小、功耗低和显示清晰等特点，可用于实时显示温度、湿度、光照、土壤湿度及系统状态信息。PAJ7620 手势识别模块可通过 I2C 接口与主控连接，实现非接触式操作，便于用户进行页面切换或功能选择。两者结合后，能够提高系统运行状态的可视化程度和交互便捷性。</w:t>
+        <w:t>为提升系统的本地交互能力，本文选用了 OLED 显示模块和 PAJ7620 手势识别模块。OLED 显示模块具有体积小、功耗低和显示清晰等特点，可用于实时显示温度、湿度、光照、土壤湿度及系统状态信息。PAJ7620 手势识别模块可通过 I2C 接口与主控连接，实现非接触式操作，便于用户进行页面切换或功能选择</w:t>
+      </w:r>
+      <w:r>
+        <w:rPr>
+          <w:rFonts w:hint="eastAsia" w:cs="Times New Roman"/>
+          <w:bCs w:val="0"/>
+          <w:sz w:val="28"/>
+          <w:szCs w:val="24"/>
+          <w:vertAlign w:val="superscript"/>
+          <w:lang w:val="en-US" w:eastAsia="zh-CN"/>
+        </w:rPr>
+        <w:t>[13]</w:t>
+      </w:r>
+      <w:r>
+        <w:rPr>
+          <w:rFonts w:hint="eastAsia" w:ascii="Times New Roman" w:hAnsi="Times New Roman" w:eastAsia="宋体" w:cs="Times New Roman"/>
+          <w:bCs w:val="0"/>
+          <w:sz w:val="28"/>
+          <w:szCs w:val="24"/>
+          <w:lang w:val="zh-CN"/>
+        </w:rPr>
+        <w:t>。两者结合后，能够提高系统运行状态的可视化程度和交互便捷性。</w:t>
       </w:r>
     </w:p>
     <w:p>
@@ -11029,8 +11378,8 @@
           <w:lang w:val="en-US" w:eastAsia="zh-CN"/>
         </w:rPr>
       </w:pPr>
-      <w:bookmarkStart w:id="77" w:name="_Toc8119"/>
-      <w:bookmarkStart w:id="78" w:name="_Toc16673"/>
+      <w:bookmarkStart w:id="77" w:name="_Toc16673"/>
+      <w:bookmarkStart w:id="78" w:name="_Toc8119"/>
       <w:bookmarkStart w:id="79" w:name="执行控制元件"/>
       <w:r>
         <w:rPr>
@@ -11289,42 +11638,6 @@
     </w:p>
     <w:p>
       <w:pPr>
-        <w:pStyle w:val="3"/>
-        <w:keepNext w:val="0"/>
-        <w:keepLines w:val="0"/>
-        <w:pageBreakBefore w:val="0"/>
-        <w:kinsoku/>
-        <w:wordWrap/>
-        <w:overflowPunct/>
-        <w:topLinePunct w:val="0"/>
-        <w:autoSpaceDE/>
-        <w:autoSpaceDN/>
-        <w:bidi w:val="0"/>
-        <w:adjustRightInd/>
-        <w:spacing w:before="0" w:after="0" w:line="360" w:lineRule="auto"/>
-        <w:ind w:left="0" w:firstLine="560" w:firstLineChars="200"/>
-        <w:jc w:val="both"/>
-        <w:textAlignment w:val="auto"/>
-        <w:outlineLvl w:val="9"/>
-        <w:rPr>
-          <w:rFonts w:ascii="Times New Roman" w:hAnsi="Times New Roman" w:eastAsia="宋体" w:cs="Times New Roman"/>
-          <w:bCs w:val="0"/>
-          <w:sz w:val="28"/>
-          <w:szCs w:val="24"/>
-        </w:rPr>
-      </w:pPr>
-      <w:r>
-        <w:rPr>
-          <w:rFonts w:ascii="Times New Roman" w:hAnsi="Times New Roman" w:eastAsia="宋体" w:cs="Times New Roman"/>
-          <w:bCs w:val="0"/>
-          <w:sz w:val="28"/>
-          <w:szCs w:val="24"/>
-        </w:rPr>
-        <w:t>图 3-7</w:t>
-      </w:r>
-    </w:p>
-    <w:p>
-      <w:pPr>
         <w:pStyle w:val="42"/>
         <w:keepNext w:val="0"/>
         <w:keepLines w:val="0"/>
@@ -11399,8 +11712,8 @@
           <w:rFonts w:hint="eastAsia"/>
         </w:rPr>
       </w:pPr>
-      <w:bookmarkStart w:id="83" w:name="_Toc26007"/>
-      <w:bookmarkStart w:id="84" w:name="_Toc27621"/>
+      <w:bookmarkStart w:id="83" w:name="_Toc27621"/>
+      <w:bookmarkStart w:id="84" w:name="_Toc26007"/>
       <w:r>
         <w:rPr>
           <w:rFonts w:hint="eastAsia"/>
@@ -11956,8 +12269,8 @@
           <w:lang w:val="en-US" w:eastAsia="zh-CN"/>
         </w:rPr>
       </w:pPr>
-      <w:bookmarkStart w:id="88" w:name="_Toc7709"/>
-      <w:bookmarkStart w:id="89" w:name="_Toc14794"/>
+      <w:bookmarkStart w:id="88" w:name="_Toc14794"/>
+      <w:bookmarkStart w:id="89" w:name="_Toc7709"/>
       <w:bookmarkStart w:id="90" w:name="系统功能模块设计"/>
       <w:r>
         <w:rPr>
@@ -12176,8 +12489,8 @@
           <w:lang w:val="en-US" w:eastAsia="zh-CN"/>
         </w:rPr>
       </w:pPr>
-      <w:bookmarkStart w:id="97" w:name="_Toc31447"/>
-      <w:bookmarkStart w:id="98" w:name="_Toc28325"/>
+      <w:bookmarkStart w:id="97" w:name="_Toc28325"/>
+      <w:bookmarkStart w:id="98" w:name="_Toc31447"/>
       <w:bookmarkStart w:id="99" w:name="显示与手势交互模块设计"/>
       <w:r>
         <w:rPr>
@@ -12732,8 +13045,8 @@
           <w:lang w:val="en-US" w:eastAsia="zh-CN"/>
         </w:rPr>
       </w:pPr>
-      <w:bookmarkStart w:id="109" w:name="_Toc30504"/>
-      <w:bookmarkStart w:id="110" w:name="_Toc20046"/>
+      <w:bookmarkStart w:id="109" w:name="_Toc20046"/>
+      <w:bookmarkStart w:id="110" w:name="_Toc30504"/>
       <w:bookmarkStart w:id="111" w:name="系统软件整体设计"/>
       <w:r>
         <w:rPr>
@@ -12780,7 +13093,28 @@
           <w:szCs w:val="24"/>
           <w:lang w:val="zh-CN"/>
         </w:rPr>
-        <w:t>系统软件分为设备端软件和边缘端软件。设备端的软件运行在STM32F411的MicroPython环境当中，对多个传感器实施采集工作，并且更新OLED屏幕内容、识别手势动作以及操控执行器装置，最后把串口数据发送出去。边缘端软件运行在树莓派4B的Python环境中，使用Flask框架实现API和服务页面的开发，使用SQLite进行数据持久化，用后台线程来完成串口监听和自动灌溉策略的执行。</w:t>
+        <w:t>系统软件分为设备端软件和边缘端软件。设备端的软件运行在STM32F411的MicroPython环境当中，对多个传感器实施采集工作，并且更新OLED屏幕内容、识别手势动作以及操控执行器装置，最后把串口数据发送出去。边缘端软件运行在树莓派4B的Python环境中，使用Flask框架实现API和服务页面的开发，使用SQLite进行数据持久化，用后台线程来完成串口监听和自动灌溉策略的执行</w:t>
+      </w:r>
+      <w:r>
+        <w:rPr>
+          <w:rFonts w:hint="eastAsia" w:cs="Times New Roman"/>
+          <w:bCs w:val="0"/>
+          <w:sz w:val="28"/>
+          <w:szCs w:val="24"/>
+          <w:vertAlign w:val="superscript"/>
+          <w:lang w:val="en-US" w:eastAsia="zh-CN"/>
+        </w:rPr>
+        <w:t>[14]</w:t>
+      </w:r>
+      <w:r>
+        <w:rPr>
+          <w:rFonts w:hint="eastAsia" w:ascii="Times New Roman" w:hAnsi="Times New Roman" w:eastAsia="宋体" w:cs="Times New Roman"/>
+          <w:bCs w:val="0"/>
+          <w:sz w:val="28"/>
+          <w:szCs w:val="24"/>
+          <w:lang w:val="zh-CN"/>
+        </w:rPr>
+        <w:t>。</w:t>
       </w:r>
     </w:p>
     <w:bookmarkEnd w:id="111"/>
@@ -13437,8 +13771,8 @@
           <w:lang w:val="en-US" w:eastAsia="zh-CN"/>
         </w:rPr>
       </w:pPr>
-      <w:bookmarkStart w:id="115" w:name="_Toc18143"/>
-      <w:bookmarkStart w:id="116" w:name="_Toc9004"/>
+      <w:bookmarkStart w:id="115" w:name="_Toc9004"/>
+      <w:bookmarkStart w:id="116" w:name="_Toc18143"/>
       <w:bookmarkStart w:id="117" w:name="边缘端服务与数据库设计"/>
       <w:r>
         <w:rPr>
@@ -13485,7 +13819,49 @@
           <w:szCs w:val="24"/>
           <w:lang w:val="zh-CN"/>
         </w:rPr>
-        <w:t>边缘端服务用Flask搭建起来，包含串口数据接收线程、自动灌溉线程、RESTful API、Web页面渲染、认证授权、数据库管理、云同步扩展等诸多模块。串口线程对STM32发来的JSON数据进行解析，把最新的数据存入内存和数据库中，自动灌溉线程根据设定的阈值和冷却时间来决定是否启动水泵，前端页面通过API获取实时数据、历史数据和控制日志，管理员可以对灌溉策略进行配置。</w:t>
+        <w:t>边缘端服务用Flask搭建起来，包含串口数据接收线程、自动灌溉线程、RESTful API、Web页面渲染、认证授权、数据库管理、云同步扩展等诸多模块</w:t>
+      </w:r>
+      <w:r>
+        <w:rPr>
+          <w:rFonts w:hint="eastAsia" w:cs="Times New Roman"/>
+          <w:bCs w:val="0"/>
+          <w:sz w:val="28"/>
+          <w:szCs w:val="24"/>
+          <w:vertAlign w:val="superscript"/>
+          <w:lang w:val="en-US" w:eastAsia="zh-CN"/>
+        </w:rPr>
+        <w:t>[17]</w:t>
+      </w:r>
+      <w:r>
+        <w:rPr>
+          <w:rFonts w:hint="eastAsia" w:ascii="Times New Roman" w:hAnsi="Times New Roman" w:eastAsia="宋体" w:cs="Times New Roman"/>
+          <w:bCs w:val="0"/>
+          <w:sz w:val="28"/>
+          <w:szCs w:val="24"/>
+          <w:lang w:val="zh-CN"/>
+        </w:rPr>
+        <w:t>。串口线程对STM32发来的JSON数据进行解析，把最新的数据存入内存和数据库中，自动灌溉线程根据设定的阈值和冷却时间来决定是否启动水泵，前端页面通过API获取实时数据、历史数据和控制日志，管理员可以对灌溉策略进行配置</w:t>
+      </w:r>
+      <w:r>
+        <w:rPr>
+          <w:rFonts w:hint="eastAsia" w:cs="Times New Roman"/>
+          <w:bCs w:val="0"/>
+          <w:sz w:val="28"/>
+          <w:szCs w:val="24"/>
+          <w:vertAlign w:val="superscript"/>
+          <w:lang w:val="en-US" w:eastAsia="zh-CN"/>
+        </w:rPr>
+        <w:t>[18]</w:t>
+      </w:r>
+      <w:r>
+        <w:rPr>
+          <w:rFonts w:hint="eastAsia" w:ascii="Times New Roman" w:hAnsi="Times New Roman" w:eastAsia="宋体" w:cs="Times New Roman"/>
+          <w:bCs w:val="0"/>
+          <w:sz w:val="28"/>
+          <w:szCs w:val="24"/>
+          <w:lang w:val="zh-CN"/>
+        </w:rPr>
+        <w:t>。</w:t>
       </w:r>
     </w:p>
     <w:p>
@@ -13573,6 +13949,14 @@
         <w:gridCol w:w="2106"/>
       </w:tblGrid>
       <w:tr>
+        <w:tblPrEx>
+          <w:tblCellMar>
+            <w:top w:w="0" w:type="dxa"/>
+            <w:left w:w="108" w:type="dxa"/>
+            <w:bottom w:w="0" w:type="dxa"/>
+            <w:right w:w="108" w:type="dxa"/>
+          </w:tblCellMar>
+        </w:tblPrEx>
         <w:trPr>
           <w:tblHeader/>
           <w:jc w:val="center"/>
@@ -16669,8 +17053,8 @@
           <w:lang w:val="en-US" w:eastAsia="zh-CN"/>
         </w:rPr>
       </w:pPr>
-      <w:bookmarkStart w:id="118" w:name="_Toc18809"/>
-      <w:bookmarkStart w:id="119" w:name="_Toc4208"/>
+      <w:bookmarkStart w:id="118" w:name="_Toc4208"/>
+      <w:bookmarkStart w:id="119" w:name="_Toc18809"/>
       <w:bookmarkStart w:id="120" w:name="图像分析与边缘智能模块设计"/>
       <w:r>
         <w:rPr>
@@ -21749,8 +22133,8 @@
           <w:lang w:val="en-US" w:eastAsia="zh-CN"/>
         </w:rPr>
       </w:pPr>
-      <w:bookmarkStart w:id="145" w:name="_Toc31808"/>
-      <w:bookmarkStart w:id="146" w:name="_Toc29448"/>
+      <w:bookmarkStart w:id="145" w:name="_Toc29448"/>
+      <w:bookmarkStart w:id="146" w:name="_Toc31808"/>
       <w:bookmarkStart w:id="147" w:name="总结"/>
       <w:r>
         <w:rPr>
@@ -21848,8 +22232,8 @@
           <w:lang w:val="en-US" w:eastAsia="zh-CN"/>
         </w:rPr>
       </w:pPr>
-      <w:bookmarkStart w:id="148" w:name="_Toc30642"/>
-      <w:bookmarkStart w:id="149" w:name="_Toc12949"/>
+      <w:bookmarkStart w:id="148" w:name="_Toc12949"/>
+      <w:bookmarkStart w:id="149" w:name="_Toc30642"/>
       <w:bookmarkStart w:id="150" w:name="展望"/>
       <w:r>
         <w:rPr>
@@ -22264,8 +22648,8 @@
           <w:szCs w:val="44"/>
         </w:rPr>
       </w:pPr>
-      <w:bookmarkStart w:id="154" w:name="_Toc6670"/>
-      <w:bookmarkStart w:id="155" w:name="_Toc25736"/>
+      <w:bookmarkStart w:id="154" w:name="_Toc25736"/>
+      <w:bookmarkStart w:id="155" w:name="_Toc6670"/>
       <w:r>
         <w:rPr>
           <w:rFonts w:hint="eastAsia"/>
@@ -22286,6 +22670,10 @@
         <w:keepLines w:val="0"/>
         <w:pageBreakBefore w:val="0"/>
         <w:widowControl w:val="0"/>
+        <w:numPr>
+          <w:ilvl w:val="0"/>
+          <w:numId w:val="0"/>
+        </w:numPr>
         <w:kinsoku/>
         <w:wordWrap/>
         <w:overflowPunct/>
@@ -22296,18 +22684,41 @@
         <w:adjustRightInd/>
         <w:snapToGrid/>
         <w:ind w:firstLine="0" w:firstLineChars="0"/>
+        <w:jc w:val="left"/>
         <w:textAlignment w:val="auto"/>
         <w:rPr>
-          <w:sz w:val="28"/>
-          <w:szCs w:val="28"/>
-        </w:rPr>
-      </w:pPr>
-      <w:r>
-        <w:rPr>
-          <w:sz w:val="28"/>
-          <w:szCs w:val="28"/>
-        </w:rPr>
-        <w:t>[1] 赵春江. 智慧农业发展现状与未来展望[J]. 华南农业大学学报, 2021, 42(6): 1-7.</w:t>
+          <w:rFonts w:ascii="宋体" w:hAnsi="宋体" w:eastAsia="宋体" w:cs="宋体"/>
+          <w:sz w:val="24"/>
+          <w:szCs w:val="24"/>
+        </w:rPr>
+      </w:pPr>
+      <w:r>
+        <w:rPr>
+          <w:rFonts w:ascii="宋体" w:hAnsi="宋体" w:eastAsia="宋体" w:cs="宋体"/>
+          <w:kern w:val="2"/>
+          <w:sz w:val="24"/>
+          <w:szCs w:val="24"/>
+          <w:lang w:val="en-US" w:eastAsia="zh-CN" w:bidi="ar-SA"/>
+        </w:rPr>
+        <w:t>[1]</w:t>
+      </w:r>
+      <w:r>
+        <w:rPr>
+          <w:rFonts w:hint="eastAsia" w:ascii="宋体" w:hAnsi="宋体" w:cs="宋体"/>
+          <w:kern w:val="2"/>
+          <w:sz w:val="24"/>
+          <w:szCs w:val="24"/>
+          <w:lang w:val="en-US" w:eastAsia="zh-CN" w:bidi="ar-SA"/>
+        </w:rPr>
+        <w:t xml:space="preserve"> </w:t>
+      </w:r>
+      <w:r>
+        <w:rPr>
+          <w:rFonts w:ascii="宋体" w:hAnsi="宋体" w:eastAsia="宋体" w:cs="宋体"/>
+          <w:sz w:val="24"/>
+          <w:szCs w:val="24"/>
+        </w:rPr>
+        <w:t>汤朝婧,唐燕.基于物联网的智能花卉栽培系统设计研究[J].现代农业装备,2024,45(01):71-75.</w:t>
       </w:r>
     </w:p>
     <w:p>
@@ -22317,6 +22728,9 @@
         <w:keepLines w:val="0"/>
         <w:pageBreakBefore w:val="0"/>
         <w:widowControl w:val="0"/>
+        <w:numPr>
+          <w:numId w:val="0"/>
+        </w:numPr>
         <w:kinsoku/>
         <w:wordWrap/>
         <w:overflowPunct/>
@@ -22326,19 +22740,55 @@
         <w:bidi w:val="0"/>
         <w:adjustRightInd/>
         <w:snapToGrid/>
-        <w:ind w:firstLine="0" w:firstLineChars="0"/>
+        <w:jc w:val="left"/>
         <w:textAlignment w:val="auto"/>
         <w:rPr>
-          <w:sz w:val="28"/>
-          <w:szCs w:val="28"/>
-        </w:rPr>
-      </w:pPr>
-      <w:r>
-        <w:rPr>
-          <w:sz w:val="28"/>
-          <w:szCs w:val="28"/>
-        </w:rPr>
-        <w:t>[2] 李道亮, 杨昊. 农业物联网技术研究进展与发展趋势分析[J]. 农业机械学报, 2018, 49(1): 1-20.</w:t>
+          <w:rFonts w:ascii="宋体" w:hAnsi="宋体" w:eastAsia="宋体" w:cs="宋体"/>
+          <w:sz w:val="24"/>
+          <w:szCs w:val="24"/>
+        </w:rPr>
+      </w:pPr>
+      <w:r>
+        <w:rPr>
+          <w:rFonts w:ascii="宋体" w:hAnsi="宋体" w:eastAsia="宋体" w:cs="宋体"/>
+          <w:sz w:val="24"/>
+          <w:szCs w:val="24"/>
+        </w:rPr>
+        <w:t>[</w:t>
+      </w:r>
+      <w:r>
+        <w:rPr>
+          <w:rFonts w:hint="eastAsia" w:ascii="宋体" w:hAnsi="宋体" w:cs="宋体"/>
+          <w:sz w:val="24"/>
+          <w:szCs w:val="24"/>
+          <w:lang w:val="en-US" w:eastAsia="zh-CN"/>
+        </w:rPr>
+        <w:t>2</w:t>
+      </w:r>
+      <w:r>
+        <w:rPr>
+          <w:rFonts w:ascii="宋体" w:hAnsi="宋体" w:eastAsia="宋体" w:cs="宋体"/>
+          <w:sz w:val="24"/>
+          <w:szCs w:val="24"/>
+        </w:rPr>
+        <w:t>]</w:t>
+      </w:r>
+      <w:r>
+        <w:rPr>
+          <w:rFonts w:hint="eastAsia" w:ascii="宋体" w:hAnsi="宋体" w:cs="宋体"/>
+          <w:sz w:val="24"/>
+          <w:szCs w:val="24"/>
+          <w:lang w:val="en-US" w:eastAsia="zh-CN"/>
+        </w:rPr>
+        <w:t xml:space="preserve"> </w:t>
+      </w:r>
+      <w:r>
+        <w:rPr>
+          <w:rFonts w:ascii="宋体" w:hAnsi="宋体" w:eastAsia="宋体" w:cs="宋体"/>
+          <w:sz w:val="24"/>
+          <w:szCs w:val="24"/>
+        </w:rPr>
+        <w:t>周德锋.基于物联网的智慧农业温室大棚环境智能调节管理系统设计[J].办公自动化,2023,28(10):58-60.</w:t>
       </w:r>
     </w:p>
     <w:p>
@@ -22348,6 +22798,9 @@
         <w:keepLines w:val="0"/>
         <w:pageBreakBefore w:val="0"/>
         <w:widowControl w:val="0"/>
+        <w:numPr>
+          <w:numId w:val="0"/>
+        </w:numPr>
         <w:kinsoku/>
         <w:wordWrap/>
         <w:overflowPunct/>
@@ -22357,19 +22810,55 @@
         <w:bidi w:val="0"/>
         <w:adjustRightInd/>
         <w:snapToGrid/>
-        <w:ind w:firstLine="0" w:firstLineChars="0"/>
+        <w:jc w:val="left"/>
         <w:textAlignment w:val="auto"/>
         <w:rPr>
-          <w:sz w:val="28"/>
-          <w:szCs w:val="28"/>
-        </w:rPr>
-      </w:pPr>
-      <w:r>
-        <w:rPr>
-          <w:sz w:val="28"/>
-          <w:szCs w:val="28"/>
-        </w:rPr>
-        <w:t>[3] 张晓红, 王建军. 藏红花设施栽培环境调控技术研究进展[J]. 中药材, 2019, 42(5): 1201-1205.</w:t>
+          <w:rFonts w:ascii="宋体" w:hAnsi="宋体" w:eastAsia="宋体" w:cs="宋体"/>
+          <w:sz w:val="24"/>
+          <w:szCs w:val="24"/>
+        </w:rPr>
+      </w:pPr>
+      <w:r>
+        <w:rPr>
+          <w:rFonts w:ascii="宋体" w:hAnsi="宋体" w:eastAsia="宋体" w:cs="宋体"/>
+          <w:sz w:val="24"/>
+          <w:szCs w:val="24"/>
+        </w:rPr>
+        <w:t>[</w:t>
+      </w:r>
+      <w:r>
+        <w:rPr>
+          <w:rFonts w:hint="eastAsia" w:ascii="宋体" w:hAnsi="宋体" w:cs="宋体"/>
+          <w:sz w:val="24"/>
+          <w:szCs w:val="24"/>
+          <w:lang w:val="en-US" w:eastAsia="zh-CN"/>
+        </w:rPr>
+        <w:t>3</w:t>
+      </w:r>
+      <w:r>
+        <w:rPr>
+          <w:rFonts w:ascii="宋体" w:hAnsi="宋体" w:eastAsia="宋体" w:cs="宋体"/>
+          <w:sz w:val="24"/>
+          <w:szCs w:val="24"/>
+        </w:rPr>
+        <w:t>]</w:t>
+      </w:r>
+      <w:r>
+        <w:rPr>
+          <w:rFonts w:hint="eastAsia" w:ascii="宋体" w:hAnsi="宋体" w:cs="宋体"/>
+          <w:sz w:val="24"/>
+          <w:szCs w:val="24"/>
+          <w:lang w:val="en-US" w:eastAsia="zh-CN"/>
+        </w:rPr>
+        <w:t xml:space="preserve"> </w:t>
+      </w:r>
+      <w:r>
+        <w:rPr>
+          <w:rFonts w:ascii="宋体" w:hAnsi="宋体" w:eastAsia="宋体" w:cs="宋体"/>
+          <w:sz w:val="24"/>
+          <w:szCs w:val="24"/>
+        </w:rPr>
+        <w:t>顾廷炜,汤明宏,孙晓冬.智能传感器技术应用现状与发展趋势综述[J].物联网技术,2025,15(01):59-63.DOI:10.16667/j.issn.2095-1302.2025.01.014.</w:t>
       </w:r>
     </w:p>
     <w:p>
@@ -22379,6 +22868,9 @@
         <w:keepLines w:val="0"/>
         <w:pageBreakBefore w:val="0"/>
         <w:widowControl w:val="0"/>
+        <w:numPr>
+          <w:numId w:val="0"/>
+        </w:numPr>
         <w:kinsoku/>
         <w:wordWrap/>
         <w:overflowPunct/>
@@ -22388,19 +22880,38 @@
         <w:bidi w:val="0"/>
         <w:adjustRightInd/>
         <w:snapToGrid/>
-        <w:ind w:firstLine="0" w:firstLineChars="0"/>
+        <w:jc w:val="left"/>
         <w:textAlignment w:val="auto"/>
         <w:rPr>
-          <w:sz w:val="28"/>
-          <w:szCs w:val="28"/>
-        </w:rPr>
-      </w:pPr>
-      <w:r>
-        <w:rPr>
-          <w:sz w:val="28"/>
-          <w:szCs w:val="28"/>
-        </w:rPr>
-        <w:t>[4] 刘云浩. 物联网导论[M]. 北京: 科学出版社, 2017.</w:t>
+          <w:rFonts w:ascii="宋体" w:hAnsi="宋体" w:eastAsia="宋体" w:cs="宋体"/>
+          <w:sz w:val="24"/>
+          <w:szCs w:val="24"/>
+        </w:rPr>
+      </w:pPr>
+      <w:r>
+        <w:rPr>
+          <w:rFonts w:ascii="宋体" w:hAnsi="宋体" w:eastAsia="宋体" w:cs="宋体"/>
+          <w:sz w:val="24"/>
+          <w:szCs w:val="24"/>
+        </w:rPr>
+        <w:t>[</w:t>
+      </w:r>
+      <w:r>
+        <w:rPr>
+          <w:rFonts w:hint="eastAsia" w:ascii="宋体" w:hAnsi="宋体" w:cs="宋体"/>
+          <w:sz w:val="24"/>
+          <w:szCs w:val="24"/>
+          <w:lang w:val="en-US" w:eastAsia="zh-CN"/>
+        </w:rPr>
+        <w:t>4</w:t>
+      </w:r>
+      <w:r>
+        <w:rPr>
+          <w:rFonts w:ascii="宋体" w:hAnsi="宋体" w:eastAsia="宋体" w:cs="宋体"/>
+          <w:sz w:val="24"/>
+          <w:szCs w:val="24"/>
+        </w:rPr>
+        <w:t>]黄成龙,柯宇曦,华向东,等.边缘计算在智慧农业中的应用现状与展望[J].农业工程学报,2022,38(16):224-234.</w:t>
       </w:r>
     </w:p>
     <w:p>
@@ -22410,6 +22921,9 @@
         <w:keepLines w:val="0"/>
         <w:pageBreakBefore w:val="0"/>
         <w:widowControl w:val="0"/>
+        <w:numPr>
+          <w:numId w:val="0"/>
+        </w:numPr>
         <w:kinsoku/>
         <w:wordWrap/>
         <w:overflowPunct/>
@@ -22419,19 +22933,38 @@
         <w:bidi w:val="0"/>
         <w:adjustRightInd/>
         <w:snapToGrid/>
-        <w:ind w:firstLine="0" w:firstLineChars="0"/>
+        <w:jc w:val="left"/>
         <w:textAlignment w:val="auto"/>
         <w:rPr>
-          <w:sz w:val="28"/>
-          <w:szCs w:val="28"/>
-        </w:rPr>
-      </w:pPr>
-      <w:r>
-        <w:rPr>
-          <w:sz w:val="28"/>
-          <w:szCs w:val="28"/>
-        </w:rPr>
-        <w:t>[5] 施巍松, 孙辉, 曹杰, 等. 边缘计算: 万物互联时代的新型计算模型[J]. 计算机研究与发展, 2017, 54(5): 907-924.</w:t>
+          <w:rFonts w:ascii="宋体" w:hAnsi="宋体" w:eastAsia="宋体" w:cs="宋体"/>
+          <w:sz w:val="24"/>
+          <w:szCs w:val="24"/>
+        </w:rPr>
+      </w:pPr>
+      <w:r>
+        <w:rPr>
+          <w:rFonts w:ascii="宋体" w:hAnsi="宋体" w:eastAsia="宋体" w:cs="宋体"/>
+          <w:sz w:val="24"/>
+          <w:szCs w:val="24"/>
+        </w:rPr>
+        <w:t>[</w:t>
+      </w:r>
+      <w:r>
+        <w:rPr>
+          <w:rFonts w:hint="eastAsia" w:ascii="宋体" w:hAnsi="宋体" w:cs="宋体"/>
+          <w:sz w:val="24"/>
+          <w:szCs w:val="24"/>
+          <w:lang w:val="en-US" w:eastAsia="zh-CN"/>
+        </w:rPr>
+        <w:t>5</w:t>
+      </w:r>
+      <w:r>
+        <w:rPr>
+          <w:rFonts w:ascii="宋体" w:hAnsi="宋体" w:eastAsia="宋体" w:cs="宋体"/>
+          <w:sz w:val="24"/>
+          <w:szCs w:val="24"/>
+        </w:rPr>
+        <w:t>]吴小凤,王天淼,朱文秀.基于Flask框架的监控平台可视化设计研究[J].工业控制计算机,2024,37(03):90-91.</w:t>
       </w:r>
     </w:p>
     <w:p>
@@ -22441,6 +22974,9 @@
         <w:keepLines w:val="0"/>
         <w:pageBreakBefore w:val="0"/>
         <w:widowControl w:val="0"/>
+        <w:numPr>
+          <w:numId w:val="0"/>
+        </w:numPr>
         <w:kinsoku/>
         <w:wordWrap/>
         <w:overflowPunct/>
@@ -22450,19 +22986,38 @@
         <w:bidi w:val="0"/>
         <w:adjustRightInd/>
         <w:snapToGrid/>
-        <w:ind w:firstLine="0" w:firstLineChars="0"/>
+        <w:jc w:val="left"/>
         <w:textAlignment w:val="auto"/>
         <w:rPr>
-          <w:sz w:val="28"/>
-          <w:szCs w:val="28"/>
-        </w:rPr>
-      </w:pPr>
-      <w:r>
-        <w:rPr>
-          <w:sz w:val="28"/>
-          <w:szCs w:val="28"/>
-        </w:rPr>
-        <w:t>[6] 孙其博, 刘杰, 黎羴, 等. 物联网：概念、架构与关键技术研究综述[J]. 北京邮电大学学报, 2010, 33(3): 1-9.</w:t>
+          <w:rFonts w:ascii="宋体" w:hAnsi="宋体" w:eastAsia="宋体" w:cs="宋体"/>
+          <w:sz w:val="24"/>
+          <w:szCs w:val="24"/>
+        </w:rPr>
+      </w:pPr>
+      <w:r>
+        <w:rPr>
+          <w:rFonts w:ascii="宋体" w:hAnsi="宋体" w:eastAsia="宋体" w:cs="宋体"/>
+          <w:sz w:val="24"/>
+          <w:szCs w:val="24"/>
+        </w:rPr>
+        <w:t>[</w:t>
+      </w:r>
+      <w:r>
+        <w:rPr>
+          <w:rFonts w:hint="eastAsia" w:ascii="宋体" w:hAnsi="宋体" w:cs="宋体"/>
+          <w:sz w:val="24"/>
+          <w:szCs w:val="24"/>
+          <w:lang w:val="en-US" w:eastAsia="zh-CN"/>
+        </w:rPr>
+        <w:t>6</w:t>
+      </w:r>
+      <w:r>
+        <w:rPr>
+          <w:rFonts w:ascii="宋体" w:hAnsi="宋体" w:eastAsia="宋体" w:cs="宋体"/>
+          <w:sz w:val="24"/>
+          <w:szCs w:val="24"/>
+        </w:rPr>
+        <w:t>]景子奇,邹兆年.嵌入式数据库SQLite上多版本并发控制的设计与实现[J].计算机应用,2022,42(01):140-147.</w:t>
       </w:r>
     </w:p>
     <w:p>
@@ -22472,6 +23027,9 @@
         <w:keepLines w:val="0"/>
         <w:pageBreakBefore w:val="0"/>
         <w:widowControl w:val="0"/>
+        <w:numPr>
+          <w:numId w:val="0"/>
+        </w:numPr>
         <w:kinsoku/>
         <w:wordWrap/>
         <w:overflowPunct/>
@@ -22481,19 +23039,38 @@
         <w:bidi w:val="0"/>
         <w:adjustRightInd/>
         <w:snapToGrid/>
-        <w:ind w:firstLine="0" w:firstLineChars="0"/>
+        <w:jc w:val="left"/>
         <w:textAlignment w:val="auto"/>
         <w:rPr>
-          <w:sz w:val="28"/>
-          <w:szCs w:val="28"/>
-        </w:rPr>
-      </w:pPr>
-      <w:r>
-        <w:rPr>
-          <w:sz w:val="28"/>
-          <w:szCs w:val="28"/>
-        </w:rPr>
-        <w:t>[7] 陈伟, 李振. 基于STM32与MicroPython的嵌入式系统开发实践[J]. 电子技术应用, 2022, 48(2): 56-60.</w:t>
+          <w:rFonts w:ascii="宋体" w:hAnsi="宋体" w:eastAsia="宋体" w:cs="宋体"/>
+          <w:sz w:val="24"/>
+          <w:szCs w:val="24"/>
+        </w:rPr>
+      </w:pPr>
+      <w:r>
+        <w:rPr>
+          <w:rFonts w:ascii="宋体" w:hAnsi="宋体" w:eastAsia="宋体" w:cs="宋体"/>
+          <w:sz w:val="24"/>
+          <w:szCs w:val="24"/>
+        </w:rPr>
+        <w:t>[</w:t>
+      </w:r>
+      <w:r>
+        <w:rPr>
+          <w:rFonts w:hint="eastAsia" w:ascii="宋体" w:hAnsi="宋体" w:cs="宋体"/>
+          <w:sz w:val="24"/>
+          <w:szCs w:val="24"/>
+          <w:lang w:val="en-US" w:eastAsia="zh-CN"/>
+        </w:rPr>
+        <w:t>7</w:t>
+      </w:r>
+      <w:r>
+        <w:rPr>
+          <w:rFonts w:ascii="宋体" w:hAnsi="宋体" w:eastAsia="宋体" w:cs="宋体"/>
+          <w:sz w:val="24"/>
+          <w:szCs w:val="24"/>
+        </w:rPr>
+        <w:t>]郭翠娟,暴宁,荣锋.基于MQTT的物联网平台研究与设计[J].计算机工程与设计,2022,43(08):2378-2384.DOI:10.16208/j.issn1000-7024.2022.08.036.</w:t>
       </w:r>
     </w:p>
     <w:p>
@@ -22503,6 +23080,9 @@
         <w:keepLines w:val="0"/>
         <w:pageBreakBefore w:val="0"/>
         <w:widowControl w:val="0"/>
+        <w:numPr>
+          <w:numId w:val="0"/>
+        </w:numPr>
         <w:kinsoku/>
         <w:wordWrap/>
         <w:overflowPunct/>
@@ -22512,19 +23092,38 @@
         <w:bidi w:val="0"/>
         <w:adjustRightInd/>
         <w:snapToGrid/>
-        <w:ind w:firstLine="0" w:firstLineChars="0"/>
+        <w:jc w:val="left"/>
         <w:textAlignment w:val="auto"/>
         <w:rPr>
-          <w:sz w:val="28"/>
-          <w:szCs w:val="28"/>
-        </w:rPr>
-      </w:pPr>
-      <w:r>
-        <w:rPr>
-          <w:sz w:val="28"/>
-          <w:szCs w:val="28"/>
-        </w:rPr>
-        <w:t>[8] 王刚. 基于树莓派的温室环境监控系统设计与实现[D]. 成都: 电子科技大学, 2020.</w:t>
+          <w:rFonts w:ascii="宋体" w:hAnsi="宋体" w:eastAsia="宋体" w:cs="宋体"/>
+          <w:sz w:val="24"/>
+          <w:szCs w:val="24"/>
+        </w:rPr>
+      </w:pPr>
+      <w:r>
+        <w:rPr>
+          <w:rFonts w:ascii="宋体" w:hAnsi="宋体" w:eastAsia="宋体" w:cs="宋体"/>
+          <w:sz w:val="24"/>
+          <w:szCs w:val="24"/>
+        </w:rPr>
+        <w:t>[</w:t>
+      </w:r>
+      <w:r>
+        <w:rPr>
+          <w:rFonts w:hint="eastAsia" w:ascii="宋体" w:hAnsi="宋体" w:cs="宋体"/>
+          <w:sz w:val="24"/>
+          <w:szCs w:val="24"/>
+          <w:lang w:val="en-US" w:eastAsia="zh-CN"/>
+        </w:rPr>
+        <w:t>8</w:t>
+      </w:r>
+      <w:r>
+        <w:rPr>
+          <w:rFonts w:ascii="宋体" w:hAnsi="宋体" w:eastAsia="宋体" w:cs="宋体"/>
+          <w:sz w:val="24"/>
+          <w:szCs w:val="24"/>
+        </w:rPr>
+        <w:t>]张代伟.基于OpenCV的视觉检测系统应用[J].机电信息,2024,(01):7-10.DOI:10.19514/j.cnki.cn32-1628/tm.2024.01.002.</w:t>
       </w:r>
     </w:p>
     <w:p>
@@ -22534,6 +23133,9 @@
         <w:keepLines w:val="0"/>
         <w:pageBreakBefore w:val="0"/>
         <w:widowControl w:val="0"/>
+        <w:numPr>
+          <w:numId w:val="0"/>
+        </w:numPr>
         <w:kinsoku/>
         <w:wordWrap/>
         <w:overflowPunct/>
@@ -22543,19 +23145,38 @@
         <w:bidi w:val="0"/>
         <w:adjustRightInd/>
         <w:snapToGrid/>
-        <w:ind w:firstLine="0" w:firstLineChars="0"/>
+        <w:jc w:val="left"/>
         <w:textAlignment w:val="auto"/>
         <w:rPr>
-          <w:sz w:val="28"/>
-          <w:szCs w:val="28"/>
-        </w:rPr>
-      </w:pPr>
-      <w:r>
-        <w:rPr>
-          <w:sz w:val="28"/>
-          <w:szCs w:val="28"/>
-        </w:rPr>
-        <w:t>[9] 刘伟. Python Web开发实战：基于Flask框架[M]. 北京: 电子工业出版社, 2018.</w:t>
+          <w:rFonts w:ascii="宋体" w:hAnsi="宋体" w:eastAsia="宋体" w:cs="宋体"/>
+          <w:sz w:val="24"/>
+          <w:szCs w:val="24"/>
+        </w:rPr>
+      </w:pPr>
+      <w:r>
+        <w:rPr>
+          <w:rFonts w:ascii="宋体" w:hAnsi="宋体" w:eastAsia="宋体" w:cs="宋体"/>
+          <w:sz w:val="24"/>
+          <w:szCs w:val="24"/>
+        </w:rPr>
+        <w:t>[</w:t>
+      </w:r>
+      <w:r>
+        <w:rPr>
+          <w:rFonts w:hint="eastAsia" w:ascii="宋体" w:hAnsi="宋体" w:cs="宋体"/>
+          <w:sz w:val="24"/>
+          <w:szCs w:val="24"/>
+          <w:lang w:val="en-US" w:eastAsia="zh-CN"/>
+        </w:rPr>
+        <w:t>9</w:t>
+      </w:r>
+      <w:r>
+        <w:rPr>
+          <w:rFonts w:ascii="宋体" w:hAnsi="宋体" w:eastAsia="宋体" w:cs="宋体"/>
+          <w:sz w:val="24"/>
+          <w:szCs w:val="24"/>
+        </w:rPr>
+        <w:t>]任海玉,刘建平,王健,等.基于大语言模型的智能问答系统研究综述[J].计算机工程与应用,2025,61(07):1-24.</w:t>
       </w:r>
     </w:p>
     <w:p>
@@ -22565,6 +23186,9 @@
         <w:keepLines w:val="0"/>
         <w:pageBreakBefore w:val="0"/>
         <w:widowControl w:val="0"/>
+        <w:numPr>
+          <w:numId w:val="0"/>
+        </w:numPr>
         <w:kinsoku/>
         <w:wordWrap/>
         <w:overflowPunct/>
@@ -22574,28 +23198,46 @@
         <w:bidi w:val="0"/>
         <w:adjustRightInd/>
         <w:snapToGrid/>
-        <w:ind w:firstLine="0" w:firstLineChars="0"/>
+        <w:jc w:val="left"/>
         <w:textAlignment w:val="auto"/>
         <w:rPr>
-          <w:sz w:val="28"/>
-          <w:szCs w:val="28"/>
-        </w:rPr>
-      </w:pPr>
-      <w:r>
-        <w:rPr>
-          <w:sz w:val="28"/>
-          <w:szCs w:val="28"/>
-        </w:rPr>
-        <w:t>[10] 郭盛, 王飞. 基于OpenCV的植物生长状态图像识别技术研究[J]. 农业工程学报, 2021, 37(12): 158-166.</w:t>
-      </w:r>
-    </w:p>
-    <w:p>
-      <w:pPr>
-        <w:pStyle w:val="42"/>
+          <w:rFonts w:ascii="宋体" w:hAnsi="宋体" w:eastAsia="宋体" w:cs="宋体"/>
+          <w:sz w:val="24"/>
+          <w:szCs w:val="24"/>
+        </w:rPr>
+      </w:pPr>
+      <w:r>
+        <w:rPr>
+          <w:rFonts w:ascii="宋体" w:hAnsi="宋体" w:eastAsia="宋体" w:cs="宋体"/>
+          <w:sz w:val="24"/>
+          <w:szCs w:val="24"/>
+        </w:rPr>
+        <w:t>[1</w:t>
+      </w:r>
+      <w:r>
+        <w:rPr>
+          <w:rFonts w:hint="eastAsia" w:ascii="宋体" w:hAnsi="宋体" w:cs="宋体"/>
+          <w:sz w:val="24"/>
+          <w:szCs w:val="24"/>
+          <w:lang w:val="en-US" w:eastAsia="zh-CN"/>
+        </w:rPr>
+        <w:t>0</w:t>
+      </w:r>
+      <w:r>
+        <w:rPr>
+          <w:rFonts w:ascii="宋体" w:hAnsi="宋体" w:eastAsia="宋体" w:cs="宋体"/>
+          <w:sz w:val="24"/>
+          <w:szCs w:val="24"/>
+        </w:rPr>
+        <w:t>]徐帅驰,郑恭明.MicroPython与云平台在物联网应用领域的开发与应用[J].单片机与嵌入式系统应用,2021,21(09):33-36.</w:t>
+      </w:r>
+    </w:p>
+    <w:p>
+      <w:pPr>
         <w:keepNext w:val="0"/>
         <w:keepLines w:val="0"/>
         <w:pageBreakBefore w:val="0"/>
-        <w:widowControl w:val="0"/>
+        <w:widowControl/>
         <w:kinsoku/>
         <w:wordWrap/>
         <w:overflowPunct/>
@@ -22605,28 +23247,46 @@
         <w:bidi w:val="0"/>
         <w:adjustRightInd/>
         <w:snapToGrid/>
-        <w:ind w:firstLine="0" w:firstLineChars="0"/>
+        <w:jc w:val="left"/>
         <w:textAlignment w:val="auto"/>
         <w:rPr>
-          <w:sz w:val="28"/>
-          <w:szCs w:val="28"/>
-        </w:rPr>
-      </w:pPr>
-      <w:r>
-        <w:rPr>
-          <w:sz w:val="28"/>
-          <w:szCs w:val="28"/>
-        </w:rPr>
-        <w:t>[11] 张三丰. 藏红花球茎休眠期与生长期温湿度控制阈值研究[J]. 安徽农业科学, 2020, 48(8): 45-48.</w:t>
-      </w:r>
-    </w:p>
-    <w:p>
-      <w:pPr>
-        <w:pStyle w:val="42"/>
+          <w:rFonts w:ascii="宋体" w:hAnsi="宋体" w:eastAsia="宋体" w:cs="宋体"/>
+          <w:sz w:val="24"/>
+          <w:szCs w:val="24"/>
+        </w:rPr>
+      </w:pPr>
+      <w:r>
+        <w:rPr>
+          <w:rFonts w:ascii="宋体" w:hAnsi="宋体" w:eastAsia="宋体" w:cs="宋体"/>
+          <w:sz w:val="24"/>
+          <w:szCs w:val="24"/>
+        </w:rPr>
+        <w:t>[1</w:t>
+      </w:r>
+      <w:r>
+        <w:rPr>
+          <w:rFonts w:hint="eastAsia" w:ascii="宋体" w:hAnsi="宋体" w:cs="宋体"/>
+          <w:sz w:val="24"/>
+          <w:szCs w:val="24"/>
+          <w:lang w:val="en-US" w:eastAsia="zh-CN"/>
+        </w:rPr>
+        <w:t>1</w:t>
+      </w:r>
+      <w:r>
+        <w:rPr>
+          <w:rFonts w:ascii="宋体" w:hAnsi="宋体" w:eastAsia="宋体" w:cs="宋体"/>
+          <w:sz w:val="24"/>
+          <w:szCs w:val="24"/>
+        </w:rPr>
+        <w:t xml:space="preserve">]冼进,冼允廷.基于STM32的智慧农业大棚系统设计[J].现代电子技术,2023,46(04):70-74.DOI:10.16652/j.issn.1004-373x.2023.04.013. </w:t>
+      </w:r>
+    </w:p>
+    <w:p>
+      <w:pPr>
         <w:keepNext w:val="0"/>
         <w:keepLines w:val="0"/>
         <w:pageBreakBefore w:val="0"/>
-        <w:widowControl w:val="0"/>
+        <w:widowControl/>
         <w:kinsoku/>
         <w:wordWrap/>
         <w:overflowPunct/>
@@ -22636,28 +23296,46 @@
         <w:bidi w:val="0"/>
         <w:adjustRightInd/>
         <w:snapToGrid/>
-        <w:ind w:firstLine="0" w:firstLineChars="0"/>
+        <w:jc w:val="left"/>
         <w:textAlignment w:val="auto"/>
         <w:rPr>
-          <w:sz w:val="28"/>
-          <w:szCs w:val="28"/>
-        </w:rPr>
-      </w:pPr>
-      <w:r>
-        <w:rPr>
-          <w:sz w:val="28"/>
-          <w:szCs w:val="28"/>
-        </w:rPr>
-        <w:t>[12] 李明. SQLite嵌入式数据库系统在物联网网关中的应用[J]. 计算机系统应用, 2019, 28(4): 88-92.</w:t>
-      </w:r>
-    </w:p>
-    <w:p>
-      <w:pPr>
-        <w:pStyle w:val="42"/>
+          <w:rFonts w:ascii="宋体" w:hAnsi="宋体" w:eastAsia="宋体" w:cs="宋体"/>
+          <w:sz w:val="24"/>
+          <w:szCs w:val="24"/>
+        </w:rPr>
+      </w:pPr>
+      <w:r>
+        <w:rPr>
+          <w:rFonts w:ascii="宋体" w:hAnsi="宋体" w:eastAsia="宋体" w:cs="宋体"/>
+          <w:sz w:val="24"/>
+          <w:szCs w:val="24"/>
+        </w:rPr>
+        <w:t>[</w:t>
+      </w:r>
+      <w:r>
+        <w:rPr>
+          <w:rFonts w:hint="eastAsia" w:ascii="宋体" w:hAnsi="宋体" w:cs="宋体"/>
+          <w:sz w:val="24"/>
+          <w:szCs w:val="24"/>
+          <w:lang w:val="en-US" w:eastAsia="zh-CN"/>
+        </w:rPr>
+        <w:t>12</w:t>
+      </w:r>
+      <w:r>
+        <w:rPr>
+          <w:rFonts w:ascii="宋体" w:hAnsi="宋体" w:eastAsia="宋体" w:cs="宋体"/>
+          <w:sz w:val="24"/>
+          <w:szCs w:val="24"/>
+        </w:rPr>
+        <w:t xml:space="preserve">]付文新,王洪丰.基于STM32单片机和DHT11温湿度传感器的温湿度采集系统的设计与实现[J].光源与照明,2022,(03):119-121. </w:t>
+      </w:r>
+    </w:p>
+    <w:p>
+      <w:pPr>
         <w:keepNext w:val="0"/>
         <w:keepLines w:val="0"/>
         <w:pageBreakBefore w:val="0"/>
-        <w:widowControl w:val="0"/>
+        <w:widowControl/>
         <w:kinsoku/>
         <w:wordWrap/>
         <w:overflowPunct/>
@@ -22667,28 +23345,46 @@
         <w:bidi w:val="0"/>
         <w:adjustRightInd/>
         <w:snapToGrid/>
-        <w:ind w:firstLine="0" w:firstLineChars="0"/>
+        <w:jc w:val="left"/>
         <w:textAlignment w:val="auto"/>
         <w:rPr>
-          <w:sz w:val="28"/>
-          <w:szCs w:val="28"/>
-        </w:rPr>
-      </w:pPr>
-      <w:r>
-        <w:rPr>
-          <w:sz w:val="28"/>
-          <w:szCs w:val="28"/>
-        </w:rPr>
-        <w:t>[13] 陈建国. PAJ7620手势识别传感器在智能家居控制中的应用[J]. 传感器与微系统, 2021, 40(3): 112-115.</w:t>
-      </w:r>
-    </w:p>
-    <w:p>
-      <w:pPr>
-        <w:pStyle w:val="42"/>
+          <w:rFonts w:ascii="宋体" w:hAnsi="宋体" w:eastAsia="宋体" w:cs="宋体"/>
+          <w:sz w:val="24"/>
+          <w:szCs w:val="24"/>
+        </w:rPr>
+      </w:pPr>
+      <w:r>
+        <w:rPr>
+          <w:rFonts w:ascii="宋体" w:hAnsi="宋体" w:eastAsia="宋体" w:cs="宋体"/>
+          <w:sz w:val="24"/>
+          <w:szCs w:val="24"/>
+        </w:rPr>
+        <w:t>[1</w:t>
+      </w:r>
+      <w:r>
+        <w:rPr>
+          <w:rFonts w:hint="eastAsia" w:ascii="宋体" w:hAnsi="宋体" w:cs="宋体"/>
+          <w:sz w:val="24"/>
+          <w:szCs w:val="24"/>
+          <w:lang w:val="en-US" w:eastAsia="zh-CN"/>
+        </w:rPr>
+        <w:t>3</w:t>
+      </w:r>
+      <w:r>
+        <w:rPr>
+          <w:rFonts w:ascii="宋体" w:hAnsi="宋体" w:eastAsia="宋体" w:cs="宋体"/>
+          <w:sz w:val="24"/>
+          <w:szCs w:val="24"/>
+        </w:rPr>
+        <w:t xml:space="preserve">]贾书香.基于STM32的手势识别控制系统的设计[J].黑龙江科学,2023,14(02):78-81. </w:t>
+      </w:r>
+    </w:p>
+    <w:p>
+      <w:pPr>
         <w:keepNext w:val="0"/>
         <w:keepLines w:val="0"/>
         <w:pageBreakBefore w:val="0"/>
-        <w:widowControl w:val="0"/>
+        <w:widowControl/>
         <w:kinsoku/>
         <w:wordWrap/>
         <w:overflowPunct/>
@@ -22698,28 +23394,46 @@
         <w:bidi w:val="0"/>
         <w:adjustRightInd/>
         <w:snapToGrid/>
-        <w:ind w:firstLine="0" w:firstLineChars="0"/>
+        <w:jc w:val="left"/>
         <w:textAlignment w:val="auto"/>
         <w:rPr>
-          <w:sz w:val="28"/>
-          <w:szCs w:val="28"/>
-        </w:rPr>
-      </w:pPr>
-      <w:r>
-        <w:rPr>
-          <w:sz w:val="28"/>
-          <w:szCs w:val="28"/>
-        </w:rPr>
-        <w:t>[14] 杨洁. 基于HSV颜色空间的农作物成熟度视觉检测算法[J]. 农机化研究, 2022, 44(6): 201-205.</w:t>
-      </w:r>
-    </w:p>
-    <w:p>
-      <w:pPr>
-        <w:pStyle w:val="42"/>
+          <w:rFonts w:ascii="宋体" w:hAnsi="宋体" w:eastAsia="宋体" w:cs="宋体"/>
+          <w:sz w:val="24"/>
+          <w:szCs w:val="24"/>
+        </w:rPr>
+      </w:pPr>
+      <w:r>
+        <w:rPr>
+          <w:rFonts w:ascii="宋体" w:hAnsi="宋体" w:eastAsia="宋体" w:cs="宋体"/>
+          <w:sz w:val="24"/>
+          <w:szCs w:val="24"/>
+        </w:rPr>
+        <w:t>[1</w:t>
+      </w:r>
+      <w:r>
+        <w:rPr>
+          <w:rFonts w:hint="eastAsia" w:ascii="宋体" w:hAnsi="宋体" w:cs="宋体"/>
+          <w:sz w:val="24"/>
+          <w:szCs w:val="24"/>
+          <w:lang w:val="en-US" w:eastAsia="zh-CN"/>
+        </w:rPr>
+        <w:t>4</w:t>
+      </w:r>
+      <w:r>
+        <w:rPr>
+          <w:rFonts w:ascii="宋体" w:hAnsi="宋体" w:eastAsia="宋体" w:cs="宋体"/>
+          <w:sz w:val="24"/>
+          <w:szCs w:val="24"/>
+        </w:rPr>
+        <w:t xml:space="preserve">]杜继明.Python语言的Web开发应用分析[J].数字通信世界,2022,(01):76-78. </w:t>
+      </w:r>
+    </w:p>
+    <w:p>
+      <w:pPr>
         <w:keepNext w:val="0"/>
         <w:keepLines w:val="0"/>
         <w:pageBreakBefore w:val="0"/>
-        <w:widowControl w:val="0"/>
+        <w:widowControl/>
         <w:kinsoku/>
         <w:wordWrap/>
         <w:overflowPunct/>
@@ -22729,28 +23443,46 @@
         <w:bidi w:val="0"/>
         <w:adjustRightInd/>
         <w:snapToGrid/>
-        <w:ind w:firstLine="0" w:firstLineChars="0"/>
+        <w:jc w:val="left"/>
         <w:textAlignment w:val="auto"/>
         <w:rPr>
-          <w:sz w:val="28"/>
-          <w:szCs w:val="28"/>
-        </w:rPr>
-      </w:pPr>
-      <w:r>
-        <w:rPr>
-          <w:sz w:val="28"/>
-          <w:szCs w:val="28"/>
-        </w:rPr>
-        <w:t>[15] 王强. 现代设施农业中水肥一体化自动灌溉系统的设计[J]. 节水灌溉, 2019(10): 85-88.</w:t>
-      </w:r>
-    </w:p>
-    <w:p>
-      <w:pPr>
-        <w:pStyle w:val="42"/>
+          <w:rFonts w:ascii="宋体" w:hAnsi="宋体" w:eastAsia="宋体" w:cs="宋体"/>
+          <w:sz w:val="24"/>
+          <w:szCs w:val="24"/>
+        </w:rPr>
+      </w:pPr>
+      <w:r>
+        <w:rPr>
+          <w:rFonts w:ascii="宋体" w:hAnsi="宋体" w:eastAsia="宋体" w:cs="宋体"/>
+          <w:sz w:val="24"/>
+          <w:szCs w:val="24"/>
+        </w:rPr>
+        <w:t>[1</w:t>
+      </w:r>
+      <w:r>
+        <w:rPr>
+          <w:rFonts w:hint="eastAsia" w:ascii="宋体" w:hAnsi="宋体" w:cs="宋体"/>
+          <w:sz w:val="24"/>
+          <w:szCs w:val="24"/>
+          <w:lang w:val="en-US" w:eastAsia="zh-CN"/>
+        </w:rPr>
+        <w:t>5</w:t>
+      </w:r>
+      <w:r>
+        <w:rPr>
+          <w:rFonts w:ascii="宋体" w:hAnsi="宋体" w:eastAsia="宋体" w:cs="宋体"/>
+          <w:sz w:val="24"/>
+          <w:szCs w:val="24"/>
+        </w:rPr>
+        <w:t xml:space="preserve">]杨一帆.服务于MySQL数据库的在线监测系统设计[J].自动化技术与应用,2022,41(10):179-182.DOI:10.20033/j.1003-7241.(2022)10-0179-04. </w:t>
+      </w:r>
+    </w:p>
+    <w:p>
+      <w:pPr>
         <w:keepNext w:val="0"/>
         <w:keepLines w:val="0"/>
         <w:pageBreakBefore w:val="0"/>
-        <w:widowControl w:val="0"/>
+        <w:widowControl/>
         <w:kinsoku/>
         <w:wordWrap/>
         <w:overflowPunct/>
@@ -22760,28 +23492,46 @@
         <w:bidi w:val="0"/>
         <w:adjustRightInd/>
         <w:snapToGrid/>
-        <w:ind w:firstLine="0" w:firstLineChars="0"/>
+        <w:jc w:val="left"/>
         <w:textAlignment w:val="auto"/>
         <w:rPr>
-          <w:sz w:val="28"/>
-          <w:szCs w:val="28"/>
-        </w:rPr>
-      </w:pPr>
-      <w:r>
-        <w:rPr>
-          <w:sz w:val="28"/>
-          <w:szCs w:val="28"/>
-        </w:rPr>
-        <w:t>[16] Satyanarayanan M. The Emergence of Edge Computing[J]. Computer, 2017, 50(1): 30-39.</w:t>
-      </w:r>
-    </w:p>
-    <w:p>
-      <w:pPr>
-        <w:pStyle w:val="42"/>
+          <w:rFonts w:ascii="宋体" w:hAnsi="宋体" w:eastAsia="宋体" w:cs="宋体"/>
+          <w:sz w:val="24"/>
+          <w:szCs w:val="24"/>
+        </w:rPr>
+      </w:pPr>
+      <w:r>
+        <w:rPr>
+          <w:rFonts w:ascii="宋体" w:hAnsi="宋体" w:eastAsia="宋体" w:cs="宋体"/>
+          <w:sz w:val="24"/>
+          <w:szCs w:val="24"/>
+        </w:rPr>
+        <w:t>[</w:t>
+      </w:r>
+      <w:r>
+        <w:rPr>
+          <w:rFonts w:hint="eastAsia" w:ascii="宋体" w:hAnsi="宋体" w:cs="宋体"/>
+          <w:sz w:val="24"/>
+          <w:szCs w:val="24"/>
+          <w:lang w:val="en-US" w:eastAsia="zh-CN"/>
+        </w:rPr>
+        <w:t>16</w:t>
+      </w:r>
+      <w:r>
+        <w:rPr>
+          <w:rFonts w:ascii="宋体" w:hAnsi="宋体" w:eastAsia="宋体" w:cs="宋体"/>
+          <w:sz w:val="24"/>
+          <w:szCs w:val="24"/>
+        </w:rPr>
+        <w:t>]Chung H ,Kim H J ,Ahn J , et al.Resource-Constrained Edge AI Solution for Real-Time Pest and Disease Detection in Chili Pepper Fields[J].Agriculture,2026,16(2):223-223.DOI:10.3390/AGRICULTURE16020223.</w:t>
+      </w:r>
+    </w:p>
+    <w:p>
+      <w:pPr>
         <w:keepNext w:val="0"/>
         <w:keepLines w:val="0"/>
         <w:pageBreakBefore w:val="0"/>
-        <w:widowControl w:val="0"/>
+        <w:widowControl/>
         <w:kinsoku/>
         <w:wordWrap/>
         <w:overflowPunct/>
@@ -22791,28 +23541,46 @@
         <w:bidi w:val="0"/>
         <w:adjustRightInd/>
         <w:snapToGrid/>
-        <w:ind w:firstLine="0" w:firstLineChars="0"/>
+        <w:jc w:val="left"/>
         <w:textAlignment w:val="auto"/>
         <w:rPr>
-          <w:sz w:val="28"/>
-          <w:szCs w:val="28"/>
-        </w:rPr>
-      </w:pPr>
-      <w:r>
-        <w:rPr>
-          <w:sz w:val="28"/>
-          <w:szCs w:val="28"/>
-        </w:rPr>
-        <w:t>[17] Shi W, Cao J, Zhang Q, et al. Edge Computing: Vision and Challenges[J]. IEEE Internet of Things Journal, 2016, 3(5): 637-646.</w:t>
-      </w:r>
-    </w:p>
-    <w:p>
-      <w:pPr>
-        <w:pStyle w:val="42"/>
+          <w:rFonts w:ascii="宋体" w:hAnsi="宋体" w:eastAsia="宋体" w:cs="宋体"/>
+          <w:sz w:val="24"/>
+          <w:szCs w:val="24"/>
+        </w:rPr>
+      </w:pPr>
+      <w:r>
+        <w:rPr>
+          <w:rFonts w:ascii="宋体" w:hAnsi="宋体" w:eastAsia="宋体" w:cs="宋体"/>
+          <w:sz w:val="24"/>
+          <w:szCs w:val="24"/>
+        </w:rPr>
+        <w:t>[1</w:t>
+      </w:r>
+      <w:r>
+        <w:rPr>
+          <w:rFonts w:hint="eastAsia" w:ascii="宋体" w:hAnsi="宋体" w:cs="宋体"/>
+          <w:sz w:val="24"/>
+          <w:szCs w:val="24"/>
+          <w:lang w:val="en-US" w:eastAsia="zh-CN"/>
+        </w:rPr>
+        <w:t>7</w:t>
+      </w:r>
+      <w:r>
+        <w:rPr>
+          <w:rFonts w:ascii="宋体" w:hAnsi="宋体" w:eastAsia="宋体" w:cs="宋体"/>
+          <w:sz w:val="24"/>
+          <w:szCs w:val="24"/>
+        </w:rPr>
+        <w:t xml:space="preserve">]Li W ,Ai X ,Kang G , et al.LLM-Based RESTful Web API Service Discovery[J].Service Oriented Computing and Applications,2025,(prepublish):1-15.DOI:10.1007/S11761-025-00485-4. </w:t>
+      </w:r>
+    </w:p>
+    <w:p>
+      <w:pPr>
         <w:keepNext w:val="0"/>
         <w:keepLines w:val="0"/>
         <w:pageBreakBefore w:val="0"/>
-        <w:widowControl w:val="0"/>
+        <w:widowControl/>
         <w:kinsoku/>
         <w:wordWrap/>
         <w:overflowPunct/>
@@ -22822,28 +23590,46 @@
         <w:bidi w:val="0"/>
         <w:adjustRightInd/>
         <w:snapToGrid/>
-        <w:ind w:firstLine="0" w:firstLineChars="0"/>
+        <w:jc w:val="left"/>
         <w:textAlignment w:val="auto"/>
         <w:rPr>
-          <w:sz w:val="28"/>
-          <w:szCs w:val="28"/>
-        </w:rPr>
-      </w:pPr>
-      <w:r>
-        <w:rPr>
-          <w:sz w:val="28"/>
-          <w:szCs w:val="28"/>
-        </w:rPr>
-        <w:t>[18] Ray P P. Internet of Things for Smart Agriculture: Technologies, Practices and Future Direction[J]. Journal of Ambient Intelligence and Humanized Computing, 2017, 8(4): 395-420.</w:t>
-      </w:r>
-    </w:p>
-    <w:p>
-      <w:pPr>
-        <w:pStyle w:val="42"/>
+          <w:rFonts w:ascii="宋体" w:hAnsi="宋体" w:eastAsia="宋体" w:cs="宋体"/>
+          <w:sz w:val="24"/>
+          <w:szCs w:val="24"/>
+        </w:rPr>
+      </w:pPr>
+      <w:r>
+        <w:rPr>
+          <w:rFonts w:ascii="宋体" w:hAnsi="宋体" w:eastAsia="宋体" w:cs="宋体"/>
+          <w:sz w:val="24"/>
+          <w:szCs w:val="24"/>
+        </w:rPr>
+        <w:t>[1</w:t>
+      </w:r>
+      <w:r>
+        <w:rPr>
+          <w:rFonts w:hint="eastAsia" w:ascii="宋体" w:hAnsi="宋体" w:cs="宋体"/>
+          <w:sz w:val="24"/>
+          <w:szCs w:val="24"/>
+          <w:lang w:val="en-US" w:eastAsia="zh-CN"/>
+        </w:rPr>
+        <w:t>8</w:t>
+      </w:r>
+      <w:r>
+        <w:rPr>
+          <w:rFonts w:ascii="宋体" w:hAnsi="宋体" w:eastAsia="宋体" w:cs="宋体"/>
+          <w:sz w:val="24"/>
+          <w:szCs w:val="24"/>
+        </w:rPr>
+        <w:t xml:space="preserve">]Li L ,Liu Z C ,Cao K , et al.Artificial intelligence of things for smart agriculture with optimal embedded edge intelligence[J].Computers and Electrical Engineering,2026,133111039-111039.DOI:10.1016/J.COMPELECENG.2026.111039. </w:t>
+      </w:r>
+    </w:p>
+    <w:p>
+      <w:pPr>
         <w:keepNext w:val="0"/>
         <w:keepLines w:val="0"/>
         <w:pageBreakBefore w:val="0"/>
-        <w:widowControl w:val="0"/>
+        <w:widowControl/>
         <w:kinsoku/>
         <w:wordWrap/>
         <w:overflowPunct/>
@@ -22853,28 +23639,46 @@
         <w:bidi w:val="0"/>
         <w:adjustRightInd/>
         <w:snapToGrid/>
-        <w:ind w:firstLine="0" w:firstLineChars="0"/>
+        <w:jc w:val="left"/>
         <w:textAlignment w:val="auto"/>
         <w:rPr>
-          <w:sz w:val="28"/>
-          <w:szCs w:val="28"/>
-        </w:rPr>
-      </w:pPr>
-      <w:r>
-        <w:rPr>
-          <w:sz w:val="28"/>
-          <w:szCs w:val="28"/>
-        </w:rPr>
-        <w:t>[19] Grinberg M. Flask Web Development: Developing Web Applications with Python[M]. O’Reilly Media, Inc., 2018.</w:t>
-      </w:r>
-    </w:p>
-    <w:p>
-      <w:pPr>
-        <w:pStyle w:val="42"/>
+          <w:rFonts w:ascii="宋体" w:hAnsi="宋体" w:eastAsia="宋体" w:cs="宋体"/>
+          <w:sz w:val="24"/>
+          <w:szCs w:val="24"/>
+        </w:rPr>
+      </w:pPr>
+      <w:r>
+        <w:rPr>
+          <w:rFonts w:ascii="宋体" w:hAnsi="宋体" w:eastAsia="宋体" w:cs="宋体"/>
+          <w:sz w:val="24"/>
+          <w:szCs w:val="24"/>
+        </w:rPr>
+        <w:t>[1</w:t>
+      </w:r>
+      <w:r>
+        <w:rPr>
+          <w:rFonts w:hint="eastAsia" w:ascii="宋体" w:hAnsi="宋体" w:cs="宋体"/>
+          <w:sz w:val="24"/>
+          <w:szCs w:val="24"/>
+          <w:lang w:val="en-US" w:eastAsia="zh-CN"/>
+        </w:rPr>
+        <w:t>9</w:t>
+      </w:r>
+      <w:r>
+        <w:rPr>
+          <w:rFonts w:ascii="宋体" w:hAnsi="宋体" w:eastAsia="宋体" w:cs="宋体"/>
+          <w:sz w:val="24"/>
+          <w:szCs w:val="24"/>
+        </w:rPr>
+        <w:t xml:space="preserve">]Liu D ,Zhou X ,Chen D , et al.Smart indoor occupancy detection based on optimized camera placement, multi-view de-duplication, and large language model semantic understanding[J].Engineering Applications of Artificial Intelligence,2026,169114157-114157.DOI:10.1016/J.ENGAPPAI.2026.114157.  </w:t>
+      </w:r>
+    </w:p>
+    <w:p>
+      <w:pPr>
         <w:keepNext w:val="0"/>
         <w:keepLines w:val="0"/>
         <w:pageBreakBefore w:val="0"/>
-        <w:widowControl w:val="0"/>
+        <w:widowControl/>
         <w:kinsoku/>
         <w:wordWrap/>
         <w:overflowPunct/>
@@ -22884,117 +23688,39 @@
         <w:bidi w:val="0"/>
         <w:adjustRightInd/>
         <w:snapToGrid/>
-        <w:ind w:firstLine="0" w:firstLineChars="0"/>
+        <w:jc w:val="left"/>
         <w:textAlignment w:val="auto"/>
         <w:rPr>
           <w:sz w:val="28"/>
-          <w:szCs w:val="28"/>
-        </w:rPr>
-      </w:pPr>
-      <w:r>
-        <w:rPr>
-          <w:sz w:val="28"/>
-          <w:szCs w:val="28"/>
-        </w:rPr>
-        <w:t>[20] Bradski G, Kaehler A. Learning OpenCV 3: Computer Vision in C++ with the OpenCV Library[M]. O’Reilly Media, Inc., 2017.</w:t>
-      </w:r>
-    </w:p>
-    <w:p>
-      <w:pPr>
-        <w:pStyle w:val="42"/>
-        <w:keepNext w:val="0"/>
-        <w:keepLines w:val="0"/>
-        <w:pageBreakBefore w:val="0"/>
-        <w:widowControl w:val="0"/>
-        <w:kinsoku/>
-        <w:wordWrap/>
-        <w:overflowPunct/>
-        <w:topLinePunct w:val="0"/>
-        <w:autoSpaceDE/>
-        <w:autoSpaceDN/>
-        <w:bidi w:val="0"/>
-        <w:adjustRightInd/>
-        <w:snapToGrid/>
-        <w:ind w:firstLine="0" w:firstLineChars="0"/>
-        <w:textAlignment w:val="auto"/>
-        <w:rPr>
-          <w:sz w:val="28"/>
-          <w:szCs w:val="28"/>
-        </w:rPr>
-      </w:pPr>
-      <w:r>
-        <w:rPr>
-          <w:sz w:val="28"/>
-          <w:szCs w:val="28"/>
-        </w:rPr>
-        <w:t>[21] Upton E, Halfacree G. Raspberry Pi User Guide[M]. John Wiley &amp; Sons, 2016.</w:t>
-      </w:r>
-    </w:p>
-    <w:p>
-      <w:pPr>
-        <w:pStyle w:val="42"/>
-        <w:keepNext w:val="0"/>
-        <w:keepLines w:val="0"/>
-        <w:pageBreakBefore w:val="0"/>
-        <w:widowControl w:val="0"/>
-        <w:kinsoku/>
-        <w:wordWrap/>
-        <w:overflowPunct/>
-        <w:topLinePunct w:val="0"/>
-        <w:autoSpaceDE/>
-        <w:autoSpaceDN/>
-        <w:bidi w:val="0"/>
-        <w:adjustRightInd/>
-        <w:snapToGrid/>
-        <w:ind w:firstLine="0" w:firstLineChars="0"/>
-        <w:textAlignment w:val="auto"/>
-        <w:rPr>
-          <w:sz w:val="28"/>
-          <w:szCs w:val="28"/>
-        </w:rPr>
-      </w:pPr>
-      <w:r>
-        <w:rPr>
-          <w:sz w:val="28"/>
-          <w:szCs w:val="28"/>
-        </w:rPr>
-        <w:t>[22] Vasistha P, Gangwar D. A Review on Crop Disease Detection Using Image Processing[C]</w:t>
-      </w:r>
-      <w:r>
-        <w:rPr>
-          <w:rFonts w:hint="eastAsia"/>
-          <w:sz w:val="28"/>
-          <w:szCs w:val="28"/>
+        </w:rPr>
+      </w:pPr>
+      <w:r>
+        <w:rPr>
+          <w:rFonts w:ascii="宋体" w:hAnsi="宋体" w:eastAsia="宋体" w:cs="宋体"/>
+          <w:sz w:val="24"/>
+          <w:szCs w:val="24"/>
+        </w:rPr>
+        <w:t>[</w:t>
+      </w:r>
+      <w:r>
+        <w:rPr>
+          <w:rFonts w:hint="eastAsia" w:ascii="宋体" w:hAnsi="宋体" w:cs="宋体"/>
+          <w:sz w:val="24"/>
+          <w:szCs w:val="24"/>
           <w:lang w:val="en-US" w:eastAsia="zh-CN"/>
         </w:rPr>
-        <w:t xml:space="preserve"> </w:t>
-      </w:r>
-      <w:r>
-        <w:rPr>
-          <w:sz w:val="28"/>
-          <w:szCs w:val="28"/>
-        </w:rPr>
-        <w:t>2019 9th International Conference on Cloud Computing, Data Science &amp; Engineering (Confluence). IEEE, 2019: 536-540.</w:t>
-      </w:r>
-    </w:p>
-    <w:p>
-      <w:pPr>
-        <w:pStyle w:val="42"/>
-        <w:ind w:firstLine="0" w:firstLineChars="0"/>
-        <w:rPr>
-          <w:b/>
-          <w:bCs/>
-        </w:rPr>
-      </w:pPr>
-    </w:p>
-    <w:p>
-      <w:pPr>
-        <w:widowControl/>
-        <w:jc w:val="left"/>
-        <w:rPr>
-          <w:sz w:val="28"/>
-        </w:rPr>
-      </w:pPr>
+        <w:t>20</w:t>
+      </w:r>
+      <w:bookmarkStart w:id="158" w:name="_GoBack"/>
+      <w:bookmarkEnd w:id="158"/>
+      <w:r>
+        <w:rPr>
+          <w:rFonts w:ascii="宋体" w:hAnsi="宋体" w:eastAsia="宋体" w:cs="宋体"/>
+          <w:sz w:val="24"/>
+          <w:szCs w:val="24"/>
+        </w:rPr>
+        <w:t xml:space="preserve">]Li Y ,Wu S .Design of an Intelligent Rice Seedling Greenhouse Environmental Control System: A Solution Based on STM32[J].Academic Journal of Engineering and Technology Science,2025,8(5):DOI:10.25236/AJETS.2025.080504. </w:t>
+      </w:r>
       <w:r>
         <w:br w:type="page"/>
       </w:r>
@@ -23010,8 +23736,8 @@
           <w:szCs w:val="44"/>
         </w:rPr>
       </w:pPr>
-      <w:bookmarkStart w:id="156" w:name="_Toc25375"/>
-      <w:bookmarkStart w:id="157" w:name="_Toc31829"/>
+      <w:bookmarkStart w:id="156" w:name="_Toc31829"/>
+      <w:bookmarkStart w:id="157" w:name="_Toc25375"/>
       <w:r>
         <w:rPr>
           <w:rFonts w:hint="eastAsia"/>
@@ -23056,17 +23782,7 @@
           <w:sz w:val="28"/>
           <w:szCs w:val="28"/>
         </w:rPr>
-        <w:t>首先要对姚老师的指导工作表示诚挚的谢意，在选题、方案设计、论文写作、毕业设计的整个过程中都给予了很大的支持与鼓励。姚老师就整体思路、技术路线、论文</w:t>
-      </w:r>
-      <w:bookmarkStart w:id="158" w:name="_GoBack"/>
-      <w:bookmarkEnd w:id="158"/>
-      <w:r>
-        <w:rPr>
-          <w:rFonts w:hint="eastAsia" w:ascii="Times New Roman" w:hAnsi="Times New Roman"/>
-          <w:sz w:val="28"/>
-          <w:szCs w:val="28"/>
-        </w:rPr>
-        <w:t>结构等给予很多有价值的建议，使得本次毕业设计得以比较顺利的完成。 同时感谢嘉立创（JLC）和Raspberry Pi Foundation提供给的实验环境、实验教学平台以及同学之间在硬件调试、系统检测、资料查阅等各方面的交流。还要特别感谢父母对我的关心照顾和支持，才得以让我专心做毕业论文。 最后要向所有对本次毕业设计做出过指导、支持的老师表示感谢，同时也要向帮助我完成毕业设计的同学表达我的敬意。正是不断地调试、修改、完善，对智能硬件、边缘计算、物联网系统开发有了更深入的认识，也会成为我以后学习、发展的基础。</w:t>
+        <w:t>首先要对姚老师的指导工作表示诚挚的谢意，在选题、方案设计、论文写作、毕业设计的整个过程中都给予了很大的支持与鼓励。姚老师就整体思路、技术路线、论文结构等给予很多有价值的建议，使得本次毕业设计得以比较顺利的完成。 同时感谢嘉立创（JLC）和Raspberry Pi Foundation提供给的实验环境、实验教学平台以及同学之间在硬件调试、系统检测、资料查阅等各方面的交流。还要特别感谢父母对我的关心照顾和支持，才得以让我专心做毕业论文。 最后要向所有对本次毕业设计做出过指导、支持的老师表示感谢，同时也要向帮助我完成毕业设计的同学表达我的敬意。正是不断地调试、修改、完善，对智能硬件、边缘计算、物联网系统开发有了更深入的认识，也会成为我以后学习、发展的基础。</w:t>
       </w:r>
     </w:p>
     <w:p>
@@ -23086,7 +23802,8 @@
       <w:pgSz w:w="11906" w:h="16838"/>
       <w:pgMar w:top="1417" w:right="1417" w:bottom="1417" w:left="1701" w:header="851" w:footer="992" w:gutter="0"/>
       <w:pgNumType w:start="1"/>
-      <w:cols w:space="425" w:num="1"/>
+      <w:cols w:space="0" w:num="1"/>
+      <w:rtlGutter w:val="0"/>
       <w:docGrid w:type="lines" w:linePitch="312" w:charSpace="0"/>
     </w:sectPr>
   </w:body>

--- a/artifact.docx
+++ b/artifact.docx
@@ -210,10 +210,11 @@
         <w:spacing w:line="600" w:lineRule="auto"/>
         <w:ind w:firstLine="1430" w:firstLineChars="445"/>
         <w:rPr>
-          <w:rFonts w:ascii="仿宋_GB2312" w:hAnsi="华文仿宋" w:eastAsia="仿宋_GB2312"/>
+          <w:rFonts w:hint="default" w:ascii="仿宋_GB2312" w:hAnsi="华文仿宋" w:eastAsia="仿宋_GB2312"/>
           <w:b/>
           <w:bCs/>
           <w:sz w:val="32"/>
+          <w:lang w:val="en-US" w:eastAsia="zh-CN"/>
         </w:rPr>
       </w:pPr>
       <w:r>
@@ -233,28 +234,7 @@
           <w:sz w:val="32"/>
           <w:u w:val="single"/>
         </w:rPr>
-        <w:t xml:space="preserve"> （三号，仿宋，下划线） </w:t>
-      </w:r>
-    </w:p>
-    <w:p>
-      <w:pPr>
-        <w:spacing w:line="600" w:lineRule="auto"/>
-        <w:ind w:firstLine="1430" w:firstLineChars="445"/>
-        <w:rPr>
-          <w:rFonts w:ascii="仿宋_GB2312" w:hAnsi="华文仿宋" w:eastAsia="仿宋_GB2312"/>
-          <w:b/>
-          <w:bCs/>
-          <w:sz w:val="32"/>
-        </w:rPr>
-      </w:pPr>
-      <w:r>
-        <w:rPr>
-          <w:rFonts w:hint="eastAsia" w:ascii="仿宋_GB2312" w:hAnsi="华文仿宋" w:eastAsia="仿宋_GB2312"/>
-          <w:b/>
-          <w:bCs/>
-          <w:sz w:val="32"/>
-        </w:rPr>
-        <w:t>所在学院：</w:t>
+        <w:t xml:space="preserve"> </w:t>
       </w:r>
       <w:r>
         <w:rPr>
@@ -263,8 +243,82 @@
           <w:bCs/>
           <w:sz w:val="32"/>
           <w:u w:val="single"/>
-        </w:rPr>
-        <w:t xml:space="preserve"> （三号，仿宋，下划线） </w:t>
+          <w:lang w:val="en-US" w:eastAsia="zh-CN"/>
+        </w:rPr>
+        <w:t xml:space="preserve">        杨坤 </w:t>
+      </w:r>
+      <w:r>
+        <w:rPr>
+          <w:rFonts w:hint="eastAsia" w:ascii="仿宋_GB2312" w:hAnsi="华文仿宋" w:eastAsia="仿宋_GB2312"/>
+          <w:b/>
+          <w:bCs/>
+          <w:sz w:val="32"/>
+          <w:u w:val="single"/>
+        </w:rPr>
+        <w:t xml:space="preserve"> </w:t>
+      </w:r>
+      <w:r>
+        <w:rPr>
+          <w:rFonts w:hint="eastAsia" w:ascii="仿宋_GB2312" w:hAnsi="华文仿宋" w:eastAsia="仿宋_GB2312"/>
+          <w:b/>
+          <w:bCs/>
+          <w:sz w:val="32"/>
+          <w:u w:val="single"/>
+          <w:lang w:val="en-US" w:eastAsia="zh-CN"/>
+        </w:rPr>
+        <w:t xml:space="preserve">         </w:t>
+      </w:r>
+    </w:p>
+    <w:p>
+      <w:pPr>
+        <w:spacing w:line="600" w:lineRule="auto"/>
+        <w:ind w:firstLine="1430" w:firstLineChars="445"/>
+        <w:rPr>
+          <w:rFonts w:ascii="仿宋_GB2312" w:hAnsi="华文仿宋" w:eastAsia="仿宋_GB2312"/>
+          <w:b/>
+          <w:bCs/>
+          <w:sz w:val="32"/>
+        </w:rPr>
+      </w:pPr>
+      <w:r>
+        <w:rPr>
+          <w:rFonts w:hint="eastAsia" w:ascii="仿宋_GB2312" w:hAnsi="华文仿宋" w:eastAsia="仿宋_GB2312"/>
+          <w:b/>
+          <w:bCs/>
+          <w:sz w:val="32"/>
+        </w:rPr>
+        <w:t>所在学院：</w:t>
+      </w:r>
+      <w:r>
+        <w:rPr>
+          <w:rFonts w:hint="eastAsia" w:ascii="仿宋_GB2312" w:hAnsi="华文仿宋" w:eastAsia="仿宋_GB2312"/>
+          <w:b/>
+          <w:bCs/>
+          <w:sz w:val="32"/>
+          <w:u w:val="single"/>
+        </w:rPr>
+        <w:t xml:space="preserve"> </w:t>
+      </w:r>
+      <w:r>
+        <w:rPr>
+          <w:rFonts w:hint="eastAsia" w:ascii="仿宋_GB2312" w:hAnsi="华文仿宋" w:eastAsia="仿宋_GB2312"/>
+          <w:b/>
+          <w:bCs/>
+          <w:sz w:val="32"/>
+          <w:u w:val="single"/>
+          <w:lang w:val="en-US" w:eastAsia="zh-CN"/>
+        </w:rPr>
+        <w:t xml:space="preserve">     智能科技学院     </w:t>
+      </w:r>
+      <w:r>
+        <w:rPr>
+          <w:rFonts w:hint="eastAsia" w:ascii="仿宋_GB2312" w:hAnsi="华文仿宋" w:eastAsia="仿宋_GB2312"/>
+          <w:b/>
+          <w:bCs/>
+          <w:sz w:val="32"/>
+          <w:u w:val="single"/>
+        </w:rPr>
+        <w:t xml:space="preserve"> </w:t>
       </w:r>
     </w:p>
     <w:p>
@@ -296,19 +350,41 @@
           <w:sz w:val="32"/>
           <w:u w:val="single"/>
         </w:rPr>
-        <w:t xml:space="preserve"> （三号，仿宋，下划线） </w:t>
-      </w:r>
-    </w:p>
-    <w:p>
-      <w:pPr>
-        <w:spacing w:line="600" w:lineRule="auto"/>
-        <w:ind w:firstLine="1430" w:firstLineChars="445"/>
-        <w:rPr>
-          <w:rFonts w:ascii="仿宋_GB2312" w:hAnsi="华文仿宋" w:eastAsia="仿宋_GB2312"/>
+        <w:t xml:space="preserve"> </w:t>
+      </w:r>
+      <w:r>
+        <w:rPr>
+          <w:rFonts w:hint="eastAsia" w:ascii="仿宋_GB2312" w:hAnsi="华文仿宋" w:eastAsia="仿宋_GB2312"/>
           <w:b/>
           <w:bCs/>
           <w:sz w:val="32"/>
           <w:u w:val="single"/>
+          <w:lang w:val="en-US" w:eastAsia="zh-CN"/>
+        </w:rPr>
+        <w:t xml:space="preserve">      物联网工程       </w:t>
+      </w:r>
+      <w:r>
+        <w:rPr>
+          <w:rFonts w:hint="eastAsia" w:ascii="仿宋_GB2312" w:hAnsi="华文仿宋" w:eastAsia="仿宋_GB2312"/>
+          <w:b/>
+          <w:bCs/>
+          <w:sz w:val="32"/>
+          <w:u w:val="single"/>
+        </w:rPr>
+        <w:t xml:space="preserve"> </w:t>
+      </w:r>
+    </w:p>
+    <w:p>
+      <w:pPr>
+        <w:spacing w:line="600" w:lineRule="auto"/>
+        <w:ind w:firstLine="1430" w:firstLineChars="445"/>
+        <w:rPr>
+          <w:rFonts w:hint="default" w:ascii="仿宋_GB2312" w:hAnsi="华文仿宋" w:eastAsia="仿宋_GB2312"/>
+          <w:b/>
+          <w:bCs/>
+          <w:sz w:val="32"/>
+          <w:u w:val="single"/>
+          <w:lang w:val="en-US" w:eastAsia="zh-CN"/>
         </w:rPr>
       </w:pPr>
       <w:r>
@@ -328,60 +404,22 @@
           <w:sz w:val="32"/>
           <w:szCs w:val="32"/>
           <w:u w:val="single"/>
-        </w:rPr>
-        <w:t>（阿拉伯数字，三号，仿宋，下划线</w:t>
-      </w:r>
-      <w:r>
-        <w:rPr>
-          <w:rFonts w:hint="eastAsia" w:ascii="仿宋_GB2312" w:hAnsi="华文仿宋" w:eastAsia="仿宋_GB2312"/>
-          <w:b/>
-          <w:bCs/>
-          <w:sz w:val="24"/>
-          <w:u w:val="single"/>
-        </w:rPr>
-        <w:t>）</w:t>
+          <w:lang w:val="en-US" w:eastAsia="zh-CN"/>
+        </w:rPr>
+        <w:t xml:space="preserve">       42212346        </w:t>
       </w:r>
     </w:p>
     <w:p>
       <w:pPr>
         <w:spacing w:line="600" w:lineRule="auto"/>
         <w:ind w:firstLine="1430" w:firstLineChars="445"/>
-        <w:rPr>
-          <w:rFonts w:ascii="仿宋_GB2312" w:hAnsi="华文仿宋" w:eastAsia="仿宋_GB2312"/>
-          <w:b/>
-          <w:bCs/>
-          <w:sz w:val="32"/>
-          <w:u w:val="single"/>
-        </w:rPr>
-      </w:pPr>
-      <w:r>
-        <w:rPr>
-          <w:rFonts w:hint="eastAsia" w:ascii="仿宋_GB2312" w:hAnsi="华文仿宋" w:eastAsia="仿宋_GB2312"/>
-          <w:b/>
-          <w:bCs/>
-          <w:sz w:val="32"/>
-        </w:rPr>
-        <w:t>指导教师：</w:t>
-      </w:r>
-      <w:r>
         <w:rPr>
           <w:rFonts w:hint="eastAsia" w:ascii="仿宋_GB2312" w:hAnsi="华文仿宋" w:eastAsia="仿宋_GB2312"/>
           <w:b/>
           <w:bCs/>
           <w:sz w:val="32"/>
           <w:u w:val="single"/>
-        </w:rPr>
-        <w:t xml:space="preserve">                      </w:t>
-      </w:r>
-    </w:p>
-    <w:p>
-      <w:pPr>
-        <w:spacing w:line="600" w:lineRule="auto"/>
-        <w:ind w:firstLine="1430" w:firstLineChars="445"/>
-        <w:rPr>
-          <w:rFonts w:ascii="华文仿宋" w:hAnsi="华文仿宋" w:eastAsia="华文仿宋"/>
-          <w:b/>
-          <w:sz w:val="32"/>
+          <w:lang w:val="en-US" w:eastAsia="zh-CN"/>
         </w:rPr>
       </w:pPr>
       <w:r>
@@ -391,7 +429,7 @@
           <w:bCs/>
           <w:sz w:val="32"/>
         </w:rPr>
-        <w:t>导师职称：</w:t>
+        <w:t>指导教师：</w:t>
       </w:r>
       <w:r>
         <w:rPr>
@@ -401,7 +439,102 @@
           <w:sz w:val="32"/>
           <w:u w:val="single"/>
         </w:rPr>
-        <w:t xml:space="preserve">                      </w:t>
+        <w:t xml:space="preserve">         </w:t>
+      </w:r>
+      <w:r>
+        <w:rPr>
+          <w:rFonts w:hint="eastAsia" w:ascii="仿宋_GB2312" w:hAnsi="华文仿宋" w:eastAsia="仿宋_GB2312"/>
+          <w:b/>
+          <w:bCs/>
+          <w:sz w:val="32"/>
+          <w:u w:val="single"/>
+          <w:lang w:val="en-US" w:eastAsia="zh-CN"/>
+        </w:rPr>
+        <w:t>姚超</w:t>
+      </w:r>
+      <w:r>
+        <w:rPr>
+          <w:rFonts w:hint="eastAsia" w:ascii="仿宋_GB2312" w:hAnsi="华文仿宋" w:eastAsia="仿宋_GB2312"/>
+          <w:b/>
+          <w:bCs/>
+          <w:sz w:val="32"/>
+          <w:u w:val="single"/>
+        </w:rPr>
+        <w:t xml:space="preserve">            </w:t>
+      </w:r>
+      <w:r>
+        <w:rPr>
+          <w:rFonts w:hint="eastAsia" w:ascii="仿宋_GB2312" w:hAnsi="华文仿宋" w:eastAsia="仿宋_GB2312"/>
+          <w:b/>
+          <w:bCs/>
+          <w:sz w:val="32"/>
+          <w:u w:val="single"/>
+          <w:lang w:val="en-US" w:eastAsia="zh-CN"/>
+        </w:rPr>
+        <w:t xml:space="preserve"> </w:t>
+      </w:r>
+    </w:p>
+    <w:p>
+      <w:pPr>
+        <w:spacing w:line="600" w:lineRule="auto"/>
+        <w:ind w:firstLine="1430" w:firstLineChars="445"/>
+        <w:rPr>
+          <w:rFonts w:hint="default" w:ascii="华文仿宋" w:hAnsi="华文仿宋" w:eastAsia="仿宋_GB2312"/>
+          <w:b/>
+          <w:sz w:val="32"/>
+          <w:lang w:val="en-US" w:eastAsia="zh-CN"/>
+        </w:rPr>
+      </w:pPr>
+      <w:r>
+        <w:rPr>
+          <w:rFonts w:hint="eastAsia" w:ascii="仿宋_GB2312" w:hAnsi="华文仿宋" w:eastAsia="仿宋_GB2312"/>
+          <w:b/>
+          <w:bCs/>
+          <w:sz w:val="32"/>
+        </w:rPr>
+        <w:t>导师职称：</w:t>
+      </w:r>
+      <w:r>
+        <w:rPr>
+          <w:rFonts w:hint="eastAsia" w:ascii="仿宋_GB2312" w:hAnsi="华文仿宋" w:eastAsia="仿宋_GB2312"/>
+          <w:b/>
+          <w:bCs/>
+          <w:sz w:val="32"/>
+          <w:u w:val="single"/>
+        </w:rPr>
+        <w:t xml:space="preserve">         </w:t>
+      </w:r>
+      <w:r>
+        <w:rPr>
+          <w:rFonts w:hint="eastAsia" w:ascii="仿宋_GB2312" w:hAnsi="华文仿宋" w:eastAsia="仿宋_GB2312"/>
+          <w:b/>
+          <w:bCs/>
+          <w:sz w:val="32"/>
+          <w:u w:val="single"/>
+          <w:lang w:val="en-US" w:eastAsia="zh-CN"/>
+        </w:rPr>
+        <w:t>助教</w:t>
+      </w:r>
+      <w:r>
+        <w:rPr>
+          <w:rFonts w:hint="eastAsia" w:ascii="仿宋_GB2312" w:hAnsi="华文仿宋" w:eastAsia="仿宋_GB2312"/>
+          <w:b/>
+          <w:bCs/>
+          <w:sz w:val="32"/>
+          <w:u w:val="single"/>
+        </w:rPr>
+        <w:t xml:space="preserve">          </w:t>
+      </w:r>
+      <w:r>
+        <w:rPr>
+          <w:rFonts w:hint="eastAsia" w:ascii="仿宋_GB2312" w:hAnsi="华文仿宋" w:eastAsia="仿宋_GB2312"/>
+          <w:b/>
+          <w:bCs/>
+          <w:sz w:val="32"/>
+          <w:u w:val="single"/>
+          <w:lang w:val="en-US" w:eastAsia="zh-CN"/>
+        </w:rPr>
+        <w:t xml:space="preserve">  </w:t>
       </w:r>
     </w:p>
     <w:p>
@@ -427,8 +560,36 @@
           <w:rFonts w:hint="eastAsia" w:ascii="华文仿宋" w:hAnsi="华文仿宋" w:eastAsia="华文仿宋"/>
           <w:b/>
           <w:sz w:val="32"/>
-        </w:rPr>
-        <w:t>年   月</w:t>
+          <w:lang w:val="en-US" w:eastAsia="zh-CN"/>
+        </w:rPr>
+        <w:t>2026</w:t>
+      </w:r>
+      <w:r>
+        <w:rPr>
+          <w:rFonts w:hint="eastAsia" w:ascii="华文仿宋" w:hAnsi="华文仿宋" w:eastAsia="华文仿宋"/>
+          <w:b/>
+          <w:sz w:val="32"/>
+        </w:rPr>
+        <w:t xml:space="preserve">年  </w:t>
+      </w:r>
+      <w:r>
+        <w:rPr>
+          <w:rFonts w:hint="eastAsia" w:ascii="华文仿宋" w:hAnsi="华文仿宋" w:eastAsia="华文仿宋"/>
+          <w:b/>
+          <w:sz w:val="32"/>
+          <w:lang w:val="en-US" w:eastAsia="zh-CN"/>
+        </w:rPr>
+        <w:t>3</w:t>
+      </w:r>
+      <w:bookmarkStart w:id="158" w:name="_GoBack"/>
+      <w:bookmarkEnd w:id="158"/>
+      <w:r>
+        <w:rPr>
+          <w:rFonts w:hint="eastAsia" w:ascii="华文仿宋" w:hAnsi="华文仿宋" w:eastAsia="华文仿宋"/>
+          <w:b/>
+          <w:sz w:val="32"/>
+        </w:rPr>
+        <w:t xml:space="preserve"> 月</w:t>
       </w:r>
     </w:p>
     <w:p>
@@ -641,11 +802,21 @@
             <w:pPr>
               <w:jc w:val="center"/>
               <w:rPr>
-                <w:rFonts w:ascii="宋体"/>
+                <w:rFonts w:hint="default" w:ascii="宋体" w:eastAsia="宋体"/>
                 <w:b/>
                 <w:szCs w:val="21"/>
-              </w:rPr>
-            </w:pPr>
+                <w:lang w:val="en-US" w:eastAsia="zh-CN"/>
+              </w:rPr>
+            </w:pPr>
+            <w:r>
+              <w:rPr>
+                <w:rFonts w:hint="eastAsia" w:ascii="宋体"/>
+                <w:b/>
+                <w:szCs w:val="21"/>
+                <w:lang w:val="en-US" w:eastAsia="zh-CN"/>
+              </w:rPr>
+              <w:t>杨坤</w:t>
+            </w:r>
           </w:p>
         </w:tc>
         <w:tc>
@@ -681,11 +852,21 @@
             <w:pPr>
               <w:jc w:val="center"/>
               <w:rPr>
-                <w:rFonts w:ascii="宋体"/>
+                <w:rFonts w:hint="default" w:ascii="宋体" w:eastAsia="宋体"/>
                 <w:b/>
                 <w:szCs w:val="21"/>
-              </w:rPr>
-            </w:pPr>
+                <w:lang w:val="en-US" w:eastAsia="zh-CN"/>
+              </w:rPr>
+            </w:pPr>
+            <w:r>
+              <w:rPr>
+                <w:rFonts w:hint="eastAsia" w:ascii="宋体"/>
+                <w:b/>
+                <w:szCs w:val="21"/>
+                <w:lang w:val="en-US" w:eastAsia="zh-CN"/>
+              </w:rPr>
+              <w:t>42212346</w:t>
+            </w:r>
           </w:p>
         </w:tc>
         <w:tc>
@@ -721,11 +902,21 @@
             <w:pPr>
               <w:jc w:val="center"/>
               <w:rPr>
-                <w:rFonts w:ascii="宋体"/>
+                <w:rFonts w:hint="default" w:ascii="宋体" w:eastAsia="宋体"/>
                 <w:b/>
                 <w:szCs w:val="21"/>
-              </w:rPr>
-            </w:pPr>
+                <w:lang w:val="en-US" w:eastAsia="zh-CN"/>
+              </w:rPr>
+            </w:pPr>
+            <w:r>
+              <w:rPr>
+                <w:rFonts w:hint="eastAsia" w:ascii="宋体"/>
+                <w:b/>
+                <w:szCs w:val="21"/>
+                <w:lang w:val="en-US" w:eastAsia="zh-CN"/>
+              </w:rPr>
+              <w:t>物联网工程</w:t>
+            </w:r>
           </w:p>
         </w:tc>
       </w:tr>
@@ -1090,12 +1281,6 @@
             <w:insideH w:val="single" w:color="auto" w:sz="4" w:space="0"/>
             <w:insideV w:val="single" w:color="auto" w:sz="4" w:space="0"/>
           </w:tblBorders>
-          <w:tblCellMar>
-            <w:top w:w="0" w:type="dxa"/>
-            <w:left w:w="108" w:type="dxa"/>
-            <w:bottom w:w="0" w:type="dxa"/>
-            <w:right w:w="108" w:type="dxa"/>
-          </w:tblCellMar>
         </w:tblPrEx>
         <w:trPr>
           <w:cantSplit/>
@@ -2314,7 +2499,7 @@
             <w:fldChar w:fldCharType="begin"/>
           </w:r>
           <w:r>
-            <w:instrText xml:space="preserve"> HYPERLINK \l _Toc11909 </w:instrText>
+            <w:instrText xml:space="preserve"> HYPERLINK \l _Toc21891 </w:instrText>
           </w:r>
           <w:r>
             <w:fldChar w:fldCharType="separate"/>
@@ -2345,7 +2530,7 @@
             <w:fldChar w:fldCharType="begin"/>
           </w:r>
           <w:r>
-            <w:instrText xml:space="preserve"> PAGEREF _Toc11909 \h </w:instrText>
+            <w:instrText xml:space="preserve"> PAGEREF _Toc21891 \h </w:instrText>
           </w:r>
           <w:r>
             <w:fldChar w:fldCharType="separate"/>
@@ -2372,7 +2557,7 @@
             <w:fldChar w:fldCharType="begin"/>
           </w:r>
           <w:r>
-            <w:instrText xml:space="preserve"> HYPERLINK \l _Toc3740 </w:instrText>
+            <w:instrText xml:space="preserve"> HYPERLINK \l _Toc9872 </w:instrText>
           </w:r>
           <w:r>
             <w:fldChar w:fldCharType="separate"/>
@@ -2391,7 +2576,7 @@
             <w:fldChar w:fldCharType="begin"/>
           </w:r>
           <w:r>
-            <w:instrText xml:space="preserve"> PAGEREF _Toc3740 \h </w:instrText>
+            <w:instrText xml:space="preserve"> PAGEREF _Toc9872 \h </w:instrText>
           </w:r>
           <w:r>
             <w:fldChar w:fldCharType="separate"/>
@@ -2418,7 +2603,7 @@
             <w:fldChar w:fldCharType="begin"/>
           </w:r>
           <w:r>
-            <w:instrText xml:space="preserve"> HYPERLINK \l _Toc1479 </w:instrText>
+            <w:instrText xml:space="preserve"> HYPERLINK \l _Toc22297 </w:instrText>
           </w:r>
           <w:r>
             <w:fldChar w:fldCharType="separate"/>
@@ -2437,7 +2622,7 @@
             <w:fldChar w:fldCharType="begin"/>
           </w:r>
           <w:r>
-            <w:instrText xml:space="preserve"> PAGEREF _Toc1479 \h </w:instrText>
+            <w:instrText xml:space="preserve"> PAGEREF _Toc22297 \h </w:instrText>
           </w:r>
           <w:r>
             <w:fldChar w:fldCharType="separate"/>
@@ -2464,7 +2649,7 @@
             <w:fldChar w:fldCharType="begin"/>
           </w:r>
           <w:r>
-            <w:instrText xml:space="preserve"> HYPERLINK \l _Toc32740 </w:instrText>
+            <w:instrText xml:space="preserve"> HYPERLINK \l _Toc93 </w:instrText>
           </w:r>
           <w:r>
             <w:fldChar w:fldCharType="separate"/>
@@ -2483,7 +2668,7 @@
             <w:fldChar w:fldCharType="begin"/>
           </w:r>
           <w:r>
-            <w:instrText xml:space="preserve"> PAGEREF _Toc32740 \h </w:instrText>
+            <w:instrText xml:space="preserve"> PAGEREF _Toc93 \h </w:instrText>
           </w:r>
           <w:r>
             <w:fldChar w:fldCharType="separate"/>
@@ -2509,7 +2694,7 @@
             <w:fldChar w:fldCharType="begin"/>
           </w:r>
           <w:r>
-            <w:instrText xml:space="preserve"> HYPERLINK \l _Toc16611 </w:instrText>
+            <w:instrText xml:space="preserve"> HYPERLINK \l _Toc8744 </w:instrText>
           </w:r>
           <w:r>
             <w:fldChar w:fldCharType="separate"/>
@@ -2534,7 +2719,7 @@
             <w:fldChar w:fldCharType="begin"/>
           </w:r>
           <w:r>
-            <w:instrText xml:space="preserve"> PAGEREF _Toc16611 \h </w:instrText>
+            <w:instrText xml:space="preserve"> PAGEREF _Toc8744 \h </w:instrText>
           </w:r>
           <w:r>
             <w:fldChar w:fldCharType="separate"/>
@@ -2560,7 +2745,7 @@
             <w:fldChar w:fldCharType="begin"/>
           </w:r>
           <w:r>
-            <w:instrText xml:space="preserve"> HYPERLINK \l _Toc17747 </w:instrText>
+            <w:instrText xml:space="preserve"> HYPERLINK \l _Toc14707 </w:instrText>
           </w:r>
           <w:r>
             <w:fldChar w:fldCharType="separate"/>
@@ -2579,7 +2764,7 @@
             <w:fldChar w:fldCharType="begin"/>
           </w:r>
           <w:r>
-            <w:instrText xml:space="preserve"> PAGEREF _Toc17747 \h </w:instrText>
+            <w:instrText xml:space="preserve"> PAGEREF _Toc14707 \h </w:instrText>
           </w:r>
           <w:r>
             <w:fldChar w:fldCharType="separate"/>
@@ -2606,7 +2791,7 @@
             <w:fldChar w:fldCharType="begin"/>
           </w:r>
           <w:r>
-            <w:instrText xml:space="preserve"> HYPERLINK \l _Toc8558 </w:instrText>
+            <w:instrText xml:space="preserve"> HYPERLINK \l _Toc15677 </w:instrText>
           </w:r>
           <w:r>
             <w:fldChar w:fldCharType="separate"/>
@@ -2625,7 +2810,7 @@
             <w:fldChar w:fldCharType="begin"/>
           </w:r>
           <w:r>
-            <w:instrText xml:space="preserve"> PAGEREF _Toc8558 \h </w:instrText>
+            <w:instrText xml:space="preserve"> PAGEREF _Toc15677 \h </w:instrText>
           </w:r>
           <w:r>
             <w:fldChar w:fldCharType="separate"/>
@@ -2651,7 +2836,7 @@
             <w:fldChar w:fldCharType="begin"/>
           </w:r>
           <w:r>
-            <w:instrText xml:space="preserve"> HYPERLINK \l _Toc20938 </w:instrText>
+            <w:instrText xml:space="preserve"> HYPERLINK \l _Toc21964 </w:instrText>
           </w:r>
           <w:r>
             <w:fldChar w:fldCharType="separate"/>
@@ -2669,7 +2854,7 @@
             <w:fldChar w:fldCharType="begin"/>
           </w:r>
           <w:r>
-            <w:instrText xml:space="preserve"> PAGEREF _Toc20938 \h </w:instrText>
+            <w:instrText xml:space="preserve"> PAGEREF _Toc21964 \h </w:instrText>
           </w:r>
           <w:r>
             <w:fldChar w:fldCharType="separate"/>
@@ -2696,7 +2881,7 @@
             <w:fldChar w:fldCharType="begin"/>
           </w:r>
           <w:r>
-            <w:instrText xml:space="preserve"> HYPERLINK \l _Toc12254 </w:instrText>
+            <w:instrText xml:space="preserve"> HYPERLINK \l _Toc23942 </w:instrText>
           </w:r>
           <w:r>
             <w:fldChar w:fldCharType="separate"/>
@@ -2715,7 +2900,7 @@
             <w:fldChar w:fldCharType="begin"/>
           </w:r>
           <w:r>
-            <w:instrText xml:space="preserve"> PAGEREF _Toc12254 \h </w:instrText>
+            <w:instrText xml:space="preserve"> PAGEREF _Toc23942 \h </w:instrText>
           </w:r>
           <w:r>
             <w:fldChar w:fldCharType="separate"/>
@@ -2742,7 +2927,7 @@
             <w:fldChar w:fldCharType="begin"/>
           </w:r>
           <w:r>
-            <w:instrText xml:space="preserve"> HYPERLINK \l _Toc20634 </w:instrText>
+            <w:instrText xml:space="preserve"> HYPERLINK \l _Toc23186 </w:instrText>
           </w:r>
           <w:r>
             <w:fldChar w:fldCharType="separate"/>
@@ -2761,7 +2946,7 @@
             <w:fldChar w:fldCharType="begin"/>
           </w:r>
           <w:r>
-            <w:instrText xml:space="preserve"> PAGEREF _Toc20634 \h </w:instrText>
+            <w:instrText xml:space="preserve"> PAGEREF _Toc23186 \h </w:instrText>
           </w:r>
           <w:r>
             <w:fldChar w:fldCharType="separate"/>
@@ -2787,7 +2972,7 @@
             <w:fldChar w:fldCharType="begin"/>
           </w:r>
           <w:r>
-            <w:instrText xml:space="preserve"> HYPERLINK \l _Toc25641 </w:instrText>
+            <w:instrText xml:space="preserve"> HYPERLINK \l _Toc19825 </w:instrText>
           </w:r>
           <w:r>
             <w:fldChar w:fldCharType="separate"/>
@@ -2806,7 +2991,7 @@
             <w:fldChar w:fldCharType="begin"/>
           </w:r>
           <w:r>
-            <w:instrText xml:space="preserve"> PAGEREF _Toc25641 \h </w:instrText>
+            <w:instrText xml:space="preserve"> PAGEREF _Toc19825 \h </w:instrText>
           </w:r>
           <w:r>
             <w:fldChar w:fldCharType="separate"/>
@@ -2832,7 +3017,7 @@
             <w:fldChar w:fldCharType="begin"/>
           </w:r>
           <w:r>
-            <w:instrText xml:space="preserve"> HYPERLINK \l _Toc5157 </w:instrText>
+            <w:instrText xml:space="preserve"> HYPERLINK \l _Toc702 </w:instrText>
           </w:r>
           <w:r>
             <w:fldChar w:fldCharType="separate"/>
@@ -2851,7 +3036,7 @@
             <w:fldChar w:fldCharType="begin"/>
           </w:r>
           <w:r>
-            <w:instrText xml:space="preserve"> PAGEREF _Toc5157 \h </w:instrText>
+            <w:instrText xml:space="preserve"> PAGEREF _Toc702 \h </w:instrText>
           </w:r>
           <w:r>
             <w:fldChar w:fldCharType="separate"/>
@@ -2878,7 +3063,7 @@
             <w:fldChar w:fldCharType="begin"/>
           </w:r>
           <w:r>
-            <w:instrText xml:space="preserve"> HYPERLINK \l _Toc8294 </w:instrText>
+            <w:instrText xml:space="preserve"> HYPERLINK \l _Toc5452 </w:instrText>
           </w:r>
           <w:r>
             <w:fldChar w:fldCharType="separate"/>
@@ -2897,7 +3082,7 @@
             <w:fldChar w:fldCharType="begin"/>
           </w:r>
           <w:r>
-            <w:instrText xml:space="preserve"> PAGEREF _Toc8294 \h </w:instrText>
+            <w:instrText xml:space="preserve"> PAGEREF _Toc5452 \h </w:instrText>
           </w:r>
           <w:r>
             <w:fldChar w:fldCharType="separate"/>
@@ -2923,7 +3108,7 @@
             <w:fldChar w:fldCharType="begin"/>
           </w:r>
           <w:r>
-            <w:instrText xml:space="preserve"> HYPERLINK \l _Toc21112 </w:instrText>
+            <w:instrText xml:space="preserve"> HYPERLINK \l _Toc29108 </w:instrText>
           </w:r>
           <w:r>
             <w:fldChar w:fldCharType="separate"/>
@@ -2942,7 +3127,7 @@
             <w:fldChar w:fldCharType="begin"/>
           </w:r>
           <w:r>
-            <w:instrText xml:space="preserve"> PAGEREF _Toc21112 \h </w:instrText>
+            <w:instrText xml:space="preserve"> PAGEREF _Toc29108 \h </w:instrText>
           </w:r>
           <w:r>
             <w:fldChar w:fldCharType="separate"/>
@@ -2968,7 +3153,7 @@
             <w:fldChar w:fldCharType="begin"/>
           </w:r>
           <w:r>
-            <w:instrText xml:space="preserve"> HYPERLINK \l _Toc30070 </w:instrText>
+            <w:instrText xml:space="preserve"> HYPERLINK \l _Toc24050 </w:instrText>
           </w:r>
           <w:r>
             <w:fldChar w:fldCharType="separate"/>
@@ -2987,7 +3172,7 @@
             <w:fldChar w:fldCharType="begin"/>
           </w:r>
           <w:r>
-            <w:instrText xml:space="preserve"> PAGEREF _Toc30070 \h </w:instrText>
+            <w:instrText xml:space="preserve"> PAGEREF _Toc24050 \h </w:instrText>
           </w:r>
           <w:r>
             <w:fldChar w:fldCharType="separate"/>
@@ -3013,7 +3198,7 @@
             <w:fldChar w:fldCharType="begin"/>
           </w:r>
           <w:r>
-            <w:instrText xml:space="preserve"> HYPERLINK \l _Toc26574 </w:instrText>
+            <w:instrText xml:space="preserve"> HYPERLINK \l _Toc7112 </w:instrText>
           </w:r>
           <w:r>
             <w:fldChar w:fldCharType="separate"/>
@@ -3031,13 +3216,13 @@
             <w:fldChar w:fldCharType="begin"/>
           </w:r>
           <w:r>
-            <w:instrText xml:space="preserve"> PAGEREF _Toc26574 \h </w:instrText>
+            <w:instrText xml:space="preserve"> PAGEREF _Toc7112 \h </w:instrText>
           </w:r>
           <w:r>
             <w:fldChar w:fldCharType="separate"/>
           </w:r>
           <w:r>
-            <w:t>7</w:t>
+            <w:t>6</w:t>
           </w:r>
           <w:r>
             <w:fldChar w:fldCharType="end"/>
@@ -3058,7 +3243,7 @@
             <w:fldChar w:fldCharType="begin"/>
           </w:r>
           <w:r>
-            <w:instrText xml:space="preserve"> HYPERLINK \l _Toc10754 </w:instrText>
+            <w:instrText xml:space="preserve"> HYPERLINK \l _Toc1476 </w:instrText>
           </w:r>
           <w:r>
             <w:fldChar w:fldCharType="separate"/>
@@ -3077,13 +3262,13 @@
             <w:fldChar w:fldCharType="begin"/>
           </w:r>
           <w:r>
-            <w:instrText xml:space="preserve"> PAGEREF _Toc10754 \h </w:instrText>
+            <w:instrText xml:space="preserve"> PAGEREF _Toc1476 \h </w:instrText>
           </w:r>
           <w:r>
             <w:fldChar w:fldCharType="separate"/>
           </w:r>
           <w:r>
-            <w:t>7</w:t>
+            <w:t>6</w:t>
           </w:r>
           <w:r>
             <w:fldChar w:fldCharType="end"/>
@@ -3103,7 +3288,7 @@
             <w:fldChar w:fldCharType="begin"/>
           </w:r>
           <w:r>
-            <w:instrText xml:space="preserve"> HYPERLINK \l _Toc22046 </w:instrText>
+            <w:instrText xml:space="preserve"> HYPERLINK \l _Toc7113 </w:instrText>
           </w:r>
           <w:r>
             <w:fldChar w:fldCharType="separate"/>
@@ -3122,13 +3307,13 @@
             <w:fldChar w:fldCharType="begin"/>
           </w:r>
           <w:r>
-            <w:instrText xml:space="preserve"> PAGEREF _Toc22046 \h </w:instrText>
+            <w:instrText xml:space="preserve"> PAGEREF _Toc7113 \h </w:instrText>
           </w:r>
           <w:r>
             <w:fldChar w:fldCharType="separate"/>
           </w:r>
           <w:r>
-            <w:t>7</w:t>
+            <w:t>6</w:t>
           </w:r>
           <w:r>
             <w:fldChar w:fldCharType="end"/>
@@ -3148,7 +3333,7 @@
             <w:fldChar w:fldCharType="begin"/>
           </w:r>
           <w:r>
-            <w:instrText xml:space="preserve"> HYPERLINK \l _Toc32335 </w:instrText>
+            <w:instrText xml:space="preserve"> HYPERLINK \l _Toc25213 </w:instrText>
           </w:r>
           <w:r>
             <w:fldChar w:fldCharType="separate"/>
@@ -3167,13 +3352,13 @@
             <w:fldChar w:fldCharType="begin"/>
           </w:r>
           <w:r>
-            <w:instrText xml:space="preserve"> PAGEREF _Toc32335 \h </w:instrText>
+            <w:instrText xml:space="preserve"> PAGEREF _Toc25213 \h </w:instrText>
           </w:r>
           <w:r>
             <w:fldChar w:fldCharType="separate"/>
           </w:r>
           <w:r>
-            <w:t>8</w:t>
+            <w:t>7</w:t>
           </w:r>
           <w:r>
             <w:fldChar w:fldCharType="end"/>
@@ -3194,7 +3379,7 @@
             <w:fldChar w:fldCharType="begin"/>
           </w:r>
           <w:r>
-            <w:instrText xml:space="preserve"> HYPERLINK \l _Toc12832 </w:instrText>
+            <w:instrText xml:space="preserve"> HYPERLINK \l _Toc9736 </w:instrText>
           </w:r>
           <w:r>
             <w:fldChar w:fldCharType="separate"/>
@@ -3213,13 +3398,13 @@
             <w:fldChar w:fldCharType="begin"/>
           </w:r>
           <w:r>
-            <w:instrText xml:space="preserve"> PAGEREF _Toc12832 \h </w:instrText>
+            <w:instrText xml:space="preserve"> PAGEREF _Toc9736 \h </w:instrText>
           </w:r>
           <w:r>
             <w:fldChar w:fldCharType="separate"/>
           </w:r>
           <w:r>
-            <w:t>9</w:t>
+            <w:t>8</w:t>
           </w:r>
           <w:r>
             <w:fldChar w:fldCharType="end"/>
@@ -3240,7 +3425,7 @@
             <w:fldChar w:fldCharType="begin"/>
           </w:r>
           <w:r>
-            <w:instrText xml:space="preserve"> HYPERLINK \l _Toc15279 </w:instrText>
+            <w:instrText xml:space="preserve"> HYPERLINK \l _Toc16040 </w:instrText>
           </w:r>
           <w:r>
             <w:fldChar w:fldCharType="separate"/>
@@ -3259,13 +3444,13 @@
             <w:fldChar w:fldCharType="begin"/>
           </w:r>
           <w:r>
-            <w:instrText xml:space="preserve"> PAGEREF _Toc15279 \h </w:instrText>
+            <w:instrText xml:space="preserve"> PAGEREF _Toc16040 \h </w:instrText>
           </w:r>
           <w:r>
             <w:fldChar w:fldCharType="separate"/>
           </w:r>
           <w:r>
-            <w:t>10</w:t>
+            <w:t>9</w:t>
           </w:r>
           <w:r>
             <w:fldChar w:fldCharType="end"/>
@@ -3286,7 +3471,7 @@
             <w:fldChar w:fldCharType="begin"/>
           </w:r>
           <w:r>
-            <w:instrText xml:space="preserve"> HYPERLINK \l _Toc29036 </w:instrText>
+            <w:instrText xml:space="preserve"> HYPERLINK \l _Toc3188 </w:instrText>
           </w:r>
           <w:r>
             <w:fldChar w:fldCharType="separate"/>
@@ -3305,13 +3490,13 @@
             <w:fldChar w:fldCharType="begin"/>
           </w:r>
           <w:r>
-            <w:instrText xml:space="preserve"> PAGEREF _Toc29036 \h </w:instrText>
+            <w:instrText xml:space="preserve"> PAGEREF _Toc3188 \h </w:instrText>
           </w:r>
           <w:r>
             <w:fldChar w:fldCharType="separate"/>
           </w:r>
           <w:r>
-            <w:t>13</w:t>
+            <w:t>10</w:t>
           </w:r>
           <w:r>
             <w:fldChar w:fldCharType="end"/>
@@ -3331,7 +3516,7 @@
             <w:fldChar w:fldCharType="begin"/>
           </w:r>
           <w:r>
-            <w:instrText xml:space="preserve"> HYPERLINK \l _Toc21668 </w:instrText>
+            <w:instrText xml:space="preserve"> HYPERLINK \l _Toc22462 </w:instrText>
           </w:r>
           <w:r>
             <w:fldChar w:fldCharType="separate"/>
@@ -3350,13 +3535,13 @@
             <w:fldChar w:fldCharType="begin"/>
           </w:r>
           <w:r>
-            <w:instrText xml:space="preserve"> PAGEREF _Toc21668 \h </w:instrText>
+            <w:instrText xml:space="preserve"> PAGEREF _Toc22462 \h </w:instrText>
           </w:r>
           <w:r>
             <w:fldChar w:fldCharType="separate"/>
           </w:r>
           <w:r>
-            <w:t>13</w:t>
+            <w:t>11</w:t>
           </w:r>
           <w:r>
             <w:fldChar w:fldCharType="end"/>
@@ -3376,7 +3561,7 @@
             <w:fldChar w:fldCharType="begin"/>
           </w:r>
           <w:r>
-            <w:instrText xml:space="preserve"> HYPERLINK \l _Toc27297 </w:instrText>
+            <w:instrText xml:space="preserve"> HYPERLINK \l _Toc9411 </w:instrText>
           </w:r>
           <w:r>
             <w:fldChar w:fldCharType="separate"/>
@@ -3395,13 +3580,13 @@
             <w:fldChar w:fldCharType="begin"/>
           </w:r>
           <w:r>
-            <w:instrText xml:space="preserve"> PAGEREF _Toc27297 \h </w:instrText>
+            <w:instrText xml:space="preserve"> PAGEREF _Toc9411 \h </w:instrText>
           </w:r>
           <w:r>
             <w:fldChar w:fldCharType="separate"/>
           </w:r>
           <w:r>
-            <w:t>14</w:t>
+            <w:t>11</w:t>
           </w:r>
           <w:r>
             <w:fldChar w:fldCharType="end"/>
@@ -3421,7 +3606,7 @@
             <w:fldChar w:fldCharType="begin"/>
           </w:r>
           <w:r>
-            <w:instrText xml:space="preserve"> HYPERLINK \l _Toc17131 </w:instrText>
+            <w:instrText xml:space="preserve"> HYPERLINK \l _Toc2614 </w:instrText>
           </w:r>
           <w:r>
             <w:fldChar w:fldCharType="separate"/>
@@ -3440,13 +3625,13 @@
             <w:fldChar w:fldCharType="begin"/>
           </w:r>
           <w:r>
-            <w:instrText xml:space="preserve"> PAGEREF _Toc17131 \h </w:instrText>
+            <w:instrText xml:space="preserve"> PAGEREF _Toc2614 \h </w:instrText>
           </w:r>
           <w:r>
             <w:fldChar w:fldCharType="separate"/>
           </w:r>
           <w:r>
-            <w:t>14</w:t>
+            <w:t>12</w:t>
           </w:r>
           <w:r>
             <w:fldChar w:fldCharType="end"/>
@@ -3466,7 +3651,7 @@
             <w:fldChar w:fldCharType="begin"/>
           </w:r>
           <w:r>
-            <w:instrText xml:space="preserve"> HYPERLINK \l _Toc8119 </w:instrText>
+            <w:instrText xml:space="preserve"> HYPERLINK \l _Toc10438 </w:instrText>
           </w:r>
           <w:r>
             <w:fldChar w:fldCharType="separate"/>
@@ -3485,13 +3670,13 @@
             <w:fldChar w:fldCharType="begin"/>
           </w:r>
           <w:r>
-            <w:instrText xml:space="preserve"> PAGEREF _Toc8119 \h </w:instrText>
+            <w:instrText xml:space="preserve"> PAGEREF _Toc10438 \h </w:instrText>
           </w:r>
           <w:r>
             <w:fldChar w:fldCharType="separate"/>
           </w:r>
           <w:r>
-            <w:t>15</w:t>
+            <w:t>13</w:t>
           </w:r>
           <w:r>
             <w:fldChar w:fldCharType="end"/>
@@ -3511,7 +3696,7 @@
             <w:fldChar w:fldCharType="begin"/>
           </w:r>
           <w:r>
-            <w:instrText xml:space="preserve"> HYPERLINK \l _Toc31496 </w:instrText>
+            <w:instrText xml:space="preserve"> HYPERLINK \l _Toc779 </w:instrText>
           </w:r>
           <w:r>
             <w:fldChar w:fldCharType="separate"/>
@@ -3530,13 +3715,13 @@
             <w:fldChar w:fldCharType="begin"/>
           </w:r>
           <w:r>
-            <w:instrText xml:space="preserve"> PAGEREF _Toc31496 \h </w:instrText>
+            <w:instrText xml:space="preserve"> PAGEREF _Toc779 \h </w:instrText>
           </w:r>
           <w:r>
             <w:fldChar w:fldCharType="separate"/>
           </w:r>
           <w:r>
-            <w:t>15</w:t>
+            <w:t>13</w:t>
           </w:r>
           <w:r>
             <w:fldChar w:fldCharType="end"/>
@@ -3556,7 +3741,7 @@
             <w:fldChar w:fldCharType="begin"/>
           </w:r>
           <w:r>
-            <w:instrText xml:space="preserve"> HYPERLINK \l _Toc27621 </w:instrText>
+            <w:instrText xml:space="preserve"> HYPERLINK \l _Toc10829 </w:instrText>
           </w:r>
           <w:r>
             <w:fldChar w:fldCharType="separate"/>
@@ -3574,13 +3759,13 @@
             <w:fldChar w:fldCharType="begin"/>
           </w:r>
           <w:r>
-            <w:instrText xml:space="preserve"> PAGEREF _Toc27621 \h </w:instrText>
+            <w:instrText xml:space="preserve"> PAGEREF _Toc10829 \h </w:instrText>
           </w:r>
           <w:r>
             <w:fldChar w:fldCharType="separate"/>
           </w:r>
           <w:r>
-            <w:t>16</w:t>
+            <w:t>14</w:t>
           </w:r>
           <w:r>
             <w:fldChar w:fldCharType="end"/>
@@ -3601,7 +3786,7 @@
             <w:fldChar w:fldCharType="begin"/>
           </w:r>
           <w:r>
-            <w:instrText xml:space="preserve"> HYPERLINK \l _Toc18701 </w:instrText>
+            <w:instrText xml:space="preserve"> HYPERLINK \l _Toc19078 </w:instrText>
           </w:r>
           <w:r>
             <w:fldChar w:fldCharType="separate"/>
@@ -3620,13 +3805,13 @@
             <w:fldChar w:fldCharType="begin"/>
           </w:r>
           <w:r>
-            <w:instrText xml:space="preserve"> PAGEREF _Toc18701 \h </w:instrText>
+            <w:instrText xml:space="preserve"> PAGEREF _Toc19078 \h </w:instrText>
           </w:r>
           <w:r>
             <w:fldChar w:fldCharType="separate"/>
           </w:r>
           <w:r>
-            <w:t>16</w:t>
+            <w:t>14</w:t>
           </w:r>
           <w:r>
             <w:fldChar w:fldCharType="end"/>
@@ -3647,7 +3832,7 @@
             <w:fldChar w:fldCharType="begin"/>
           </w:r>
           <w:r>
-            <w:instrText xml:space="preserve"> HYPERLINK \l _Toc14794 </w:instrText>
+            <w:instrText xml:space="preserve"> HYPERLINK \l _Toc16205 </w:instrText>
           </w:r>
           <w:r>
             <w:fldChar w:fldCharType="separate"/>
@@ -3666,13 +3851,13 @@
             <w:fldChar w:fldCharType="begin"/>
           </w:r>
           <w:r>
-            <w:instrText xml:space="preserve"> PAGEREF _Toc14794 \h </w:instrText>
+            <w:instrText xml:space="preserve"> PAGEREF _Toc16205 \h </w:instrText>
           </w:r>
           <w:r>
             <w:fldChar w:fldCharType="separate"/>
           </w:r>
           <w:r>
-            <w:t>17</w:t>
+            <w:t>15</w:t>
           </w:r>
           <w:r>
             <w:fldChar w:fldCharType="end"/>
@@ -3692,7 +3877,7 @@
             <w:fldChar w:fldCharType="begin"/>
           </w:r>
           <w:r>
-            <w:instrText xml:space="preserve"> HYPERLINK \l _Toc18603 </w:instrText>
+            <w:instrText xml:space="preserve"> HYPERLINK \l _Toc23122 </w:instrText>
           </w:r>
           <w:r>
             <w:fldChar w:fldCharType="separate"/>
@@ -3711,13 +3896,13 @@
             <w:fldChar w:fldCharType="begin"/>
           </w:r>
           <w:r>
-            <w:instrText xml:space="preserve"> PAGEREF _Toc18603 \h </w:instrText>
+            <w:instrText xml:space="preserve"> PAGEREF _Toc23122 \h </w:instrText>
           </w:r>
           <w:r>
             <w:fldChar w:fldCharType="separate"/>
           </w:r>
           <w:r>
-            <w:t>17</w:t>
+            <w:t>15</w:t>
           </w:r>
           <w:r>
             <w:fldChar w:fldCharType="end"/>
@@ -3737,7 +3922,7 @@
             <w:fldChar w:fldCharType="begin"/>
           </w:r>
           <w:r>
-            <w:instrText xml:space="preserve"> HYPERLINK \l _Toc19376 </w:instrText>
+            <w:instrText xml:space="preserve"> HYPERLINK \l _Toc28713 </w:instrText>
           </w:r>
           <w:r>
             <w:fldChar w:fldCharType="separate"/>
@@ -3756,13 +3941,13 @@
             <w:fldChar w:fldCharType="begin"/>
           </w:r>
           <w:r>
-            <w:instrText xml:space="preserve"> PAGEREF _Toc19376 \h </w:instrText>
+            <w:instrText xml:space="preserve"> PAGEREF _Toc28713 \h </w:instrText>
           </w:r>
           <w:r>
             <w:fldChar w:fldCharType="separate"/>
           </w:r>
           <w:r>
-            <w:t>18</w:t>
+            <w:t>16</w:t>
           </w:r>
           <w:r>
             <w:fldChar w:fldCharType="end"/>
@@ -3782,7 +3967,7 @@
             <w:fldChar w:fldCharType="begin"/>
           </w:r>
           <w:r>
-            <w:instrText xml:space="preserve"> HYPERLINK \l _Toc31447 </w:instrText>
+            <w:instrText xml:space="preserve"> HYPERLINK \l _Toc16668 </w:instrText>
           </w:r>
           <w:r>
             <w:fldChar w:fldCharType="separate"/>
@@ -3801,13 +3986,13 @@
             <w:fldChar w:fldCharType="begin"/>
           </w:r>
           <w:r>
-            <w:instrText xml:space="preserve"> PAGEREF _Toc31447 \h </w:instrText>
+            <w:instrText xml:space="preserve"> PAGEREF _Toc16668 \h </w:instrText>
           </w:r>
           <w:r>
             <w:fldChar w:fldCharType="separate"/>
           </w:r>
           <w:r>
-            <w:t>18</w:t>
+            <w:t>16</w:t>
           </w:r>
           <w:r>
             <w:fldChar w:fldCharType="end"/>
@@ -3827,7 +4012,7 @@
             <w:fldChar w:fldCharType="begin"/>
           </w:r>
           <w:r>
-            <w:instrText xml:space="preserve"> HYPERLINK \l _Toc12074 </w:instrText>
+            <w:instrText xml:space="preserve"> HYPERLINK \l _Toc333 </w:instrText>
           </w:r>
           <w:r>
             <w:fldChar w:fldCharType="separate"/>
@@ -3846,13 +4031,13 @@
             <w:fldChar w:fldCharType="begin"/>
           </w:r>
           <w:r>
-            <w:instrText xml:space="preserve"> PAGEREF _Toc12074 \h </w:instrText>
+            <w:instrText xml:space="preserve"> PAGEREF _Toc333 \h </w:instrText>
           </w:r>
           <w:r>
             <w:fldChar w:fldCharType="separate"/>
           </w:r>
           <w:r>
-            <w:t>19</w:t>
+            <w:t>16</w:t>
           </w:r>
           <w:r>
             <w:fldChar w:fldCharType="end"/>
@@ -3873,7 +4058,7 @@
             <w:fldChar w:fldCharType="begin"/>
           </w:r>
           <w:r>
-            <w:instrText xml:space="preserve"> HYPERLINK \l _Toc19848 </w:instrText>
+            <w:instrText xml:space="preserve"> HYPERLINK \l _Toc10320 </w:instrText>
           </w:r>
           <w:r>
             <w:fldChar w:fldCharType="separate"/>
@@ -3892,13 +4077,13 @@
             <w:fldChar w:fldCharType="begin"/>
           </w:r>
           <w:r>
-            <w:instrText xml:space="preserve"> PAGEREF _Toc19848 \h </w:instrText>
+            <w:instrText xml:space="preserve"> PAGEREF _Toc10320 \h </w:instrText>
           </w:r>
           <w:r>
             <w:fldChar w:fldCharType="separate"/>
           </w:r>
           <w:r>
-            <w:t>19</w:t>
+            <w:t>17</w:t>
           </w:r>
           <w:r>
             <w:fldChar w:fldCharType="end"/>
@@ -3918,7 +4103,7 @@
             <w:fldChar w:fldCharType="begin"/>
           </w:r>
           <w:r>
-            <w:instrText xml:space="preserve"> HYPERLINK \l _Toc32347 </w:instrText>
+            <w:instrText xml:space="preserve"> HYPERLINK \l _Toc14962 </w:instrText>
           </w:r>
           <w:r>
             <w:fldChar w:fldCharType="separate"/>
@@ -3936,13 +4121,13 @@
             <w:fldChar w:fldCharType="begin"/>
           </w:r>
           <w:r>
-            <w:instrText xml:space="preserve"> PAGEREF _Toc32347 \h </w:instrText>
+            <w:instrText xml:space="preserve"> PAGEREF _Toc14962 \h </w:instrText>
           </w:r>
           <w:r>
             <w:fldChar w:fldCharType="separate"/>
           </w:r>
           <w:r>
-            <w:t>21</w:t>
+            <w:t>19</w:t>
           </w:r>
           <w:r>
             <w:fldChar w:fldCharType="end"/>
@@ -3963,7 +4148,7 @@
             <w:fldChar w:fldCharType="begin"/>
           </w:r>
           <w:r>
-            <w:instrText xml:space="preserve"> HYPERLINK \l _Toc20046 </w:instrText>
+            <w:instrText xml:space="preserve"> HYPERLINK \l _Toc29882 </w:instrText>
           </w:r>
           <w:r>
             <w:fldChar w:fldCharType="separate"/>
@@ -3982,13 +4167,13 @@
             <w:fldChar w:fldCharType="begin"/>
           </w:r>
           <w:r>
-            <w:instrText xml:space="preserve"> PAGEREF _Toc20046 \h </w:instrText>
+            <w:instrText xml:space="preserve"> PAGEREF _Toc29882 \h </w:instrText>
           </w:r>
           <w:r>
             <w:fldChar w:fldCharType="separate"/>
           </w:r>
           <w:r>
-            <w:t>21</w:t>
+            <w:t>19</w:t>
           </w:r>
           <w:r>
             <w:fldChar w:fldCharType="end"/>
@@ -4009,7 +4194,7 @@
             <w:fldChar w:fldCharType="begin"/>
           </w:r>
           <w:r>
-            <w:instrText xml:space="preserve"> HYPERLINK \l _Toc25759 </w:instrText>
+            <w:instrText xml:space="preserve"> HYPERLINK \l _Toc8525 </w:instrText>
           </w:r>
           <w:r>
             <w:fldChar w:fldCharType="separate"/>
@@ -4028,13 +4213,13 @@
             <w:fldChar w:fldCharType="begin"/>
           </w:r>
           <w:r>
-            <w:instrText xml:space="preserve"> PAGEREF _Toc25759 \h </w:instrText>
+            <w:instrText xml:space="preserve"> PAGEREF _Toc8525 \h </w:instrText>
           </w:r>
           <w:r>
             <w:fldChar w:fldCharType="separate"/>
           </w:r>
           <w:r>
-            <w:t>21</w:t>
+            <w:t>19</w:t>
           </w:r>
           <w:r>
             <w:fldChar w:fldCharType="end"/>
@@ -4055,7 +4240,7 @@
             <w:fldChar w:fldCharType="begin"/>
           </w:r>
           <w:r>
-            <w:instrText xml:space="preserve"> HYPERLINK \l _Toc18143 </w:instrText>
+            <w:instrText xml:space="preserve"> HYPERLINK \l _Toc16644 </w:instrText>
           </w:r>
           <w:r>
             <w:fldChar w:fldCharType="separate"/>
@@ -4074,13 +4259,13 @@
             <w:fldChar w:fldCharType="begin"/>
           </w:r>
           <w:r>
-            <w:instrText xml:space="preserve"> PAGEREF _Toc18143 \h </w:instrText>
+            <w:instrText xml:space="preserve"> PAGEREF _Toc16644 \h </w:instrText>
           </w:r>
           <w:r>
             <w:fldChar w:fldCharType="separate"/>
           </w:r>
           <w:r>
-            <w:t>23</w:t>
+            <w:t>21</w:t>
           </w:r>
           <w:r>
             <w:fldChar w:fldCharType="end"/>
@@ -4101,7 +4286,7 @@
             <w:fldChar w:fldCharType="begin"/>
           </w:r>
           <w:r>
-            <w:instrText xml:space="preserve"> HYPERLINK \l _Toc18809 </w:instrText>
+            <w:instrText xml:space="preserve"> HYPERLINK \l _Toc2681 </w:instrText>
           </w:r>
           <w:r>
             <w:fldChar w:fldCharType="separate"/>
@@ -4120,13 +4305,13 @@
             <w:fldChar w:fldCharType="begin"/>
           </w:r>
           <w:r>
-            <w:instrText xml:space="preserve"> PAGEREF _Toc18809 \h </w:instrText>
+            <w:instrText xml:space="preserve"> PAGEREF _Toc2681 \h </w:instrText>
           </w:r>
           <w:r>
             <w:fldChar w:fldCharType="separate"/>
           </w:r>
           <w:r>
-            <w:t>26</w:t>
+            <w:t>23</w:t>
           </w:r>
           <w:r>
             <w:fldChar w:fldCharType="end"/>
@@ -4146,7 +4331,7 @@
             <w:fldChar w:fldCharType="begin"/>
           </w:r>
           <w:r>
-            <w:instrText xml:space="preserve"> HYPERLINK \l _Toc15049 </w:instrText>
+            <w:instrText xml:space="preserve"> HYPERLINK \l _Toc10615 </w:instrText>
           </w:r>
           <w:r>
             <w:fldChar w:fldCharType="separate"/>
@@ -4164,13 +4349,13 @@
             <w:fldChar w:fldCharType="begin"/>
           </w:r>
           <w:r>
-            <w:instrText xml:space="preserve"> PAGEREF _Toc15049 \h </w:instrText>
+            <w:instrText xml:space="preserve"> PAGEREF _Toc10615 \h </w:instrText>
           </w:r>
           <w:r>
             <w:fldChar w:fldCharType="separate"/>
           </w:r>
           <w:r>
-            <w:t>28</w:t>
+            <w:t>25</w:t>
           </w:r>
           <w:r>
             <w:fldChar w:fldCharType="end"/>
@@ -4191,7 +4376,7 @@
             <w:fldChar w:fldCharType="begin"/>
           </w:r>
           <w:r>
-            <w:instrText xml:space="preserve"> HYPERLINK \l _Toc23535 </w:instrText>
+            <w:instrText xml:space="preserve"> HYPERLINK \l _Toc15061 </w:instrText>
           </w:r>
           <w:r>
             <w:fldChar w:fldCharType="separate"/>
@@ -4210,13 +4395,13 @@
             <w:fldChar w:fldCharType="begin"/>
           </w:r>
           <w:r>
-            <w:instrText xml:space="preserve"> PAGEREF _Toc23535 \h </w:instrText>
+            <w:instrText xml:space="preserve"> PAGEREF _Toc15061 \h </w:instrText>
           </w:r>
           <w:r>
             <w:fldChar w:fldCharType="separate"/>
           </w:r>
           <w:r>
-            <w:t>28</w:t>
+            <w:t>25</w:t>
           </w:r>
           <w:r>
             <w:fldChar w:fldCharType="end"/>
@@ -4237,7 +4422,7 @@
             <w:fldChar w:fldCharType="begin"/>
           </w:r>
           <w:r>
-            <w:instrText xml:space="preserve"> HYPERLINK \l _Toc14310 </w:instrText>
+            <w:instrText xml:space="preserve"> HYPERLINK \l _Toc23140 </w:instrText>
           </w:r>
           <w:r>
             <w:fldChar w:fldCharType="separate"/>
@@ -4256,13 +4441,13 @@
             <w:fldChar w:fldCharType="begin"/>
           </w:r>
           <w:r>
-            <w:instrText xml:space="preserve"> PAGEREF _Toc14310 \h </w:instrText>
+            <w:instrText xml:space="preserve"> PAGEREF _Toc23140 \h </w:instrText>
           </w:r>
           <w:r>
             <w:fldChar w:fldCharType="separate"/>
           </w:r>
           <w:r>
-            <w:t>29</w:t>
+            <w:t>26</w:t>
           </w:r>
           <w:r>
             <w:fldChar w:fldCharType="end"/>
@@ -4282,7 +4467,7 @@
             <w:fldChar w:fldCharType="begin"/>
           </w:r>
           <w:r>
-            <w:instrText xml:space="preserve"> HYPERLINK \l _Toc18874 </w:instrText>
+            <w:instrText xml:space="preserve"> HYPERLINK \l _Toc25776 </w:instrText>
           </w:r>
           <w:r>
             <w:fldChar w:fldCharType="separate"/>
@@ -4301,13 +4486,13 @@
             <w:fldChar w:fldCharType="begin"/>
           </w:r>
           <w:r>
-            <w:instrText xml:space="preserve"> PAGEREF _Toc18874 \h </w:instrText>
+            <w:instrText xml:space="preserve"> PAGEREF _Toc25776 \h </w:instrText>
           </w:r>
           <w:r>
             <w:fldChar w:fldCharType="separate"/>
           </w:r>
           <w:r>
-            <w:t>29</w:t>
+            <w:t>26</w:t>
           </w:r>
           <w:r>
             <w:fldChar w:fldCharType="end"/>
@@ -4327,7 +4512,7 @@
             <w:fldChar w:fldCharType="begin"/>
           </w:r>
           <w:r>
-            <w:instrText xml:space="preserve"> HYPERLINK \l _Toc14153 </w:instrText>
+            <w:instrText xml:space="preserve"> HYPERLINK \l _Toc7957 </w:instrText>
           </w:r>
           <w:r>
             <w:fldChar w:fldCharType="separate"/>
@@ -4346,13 +4531,13 @@
             <w:fldChar w:fldCharType="begin"/>
           </w:r>
           <w:r>
-            <w:instrText xml:space="preserve"> PAGEREF _Toc14153 \h </w:instrText>
+            <w:instrText xml:space="preserve"> PAGEREF _Toc7957 \h </w:instrText>
           </w:r>
           <w:r>
             <w:fldChar w:fldCharType="separate"/>
           </w:r>
           <w:r>
-            <w:t>30</w:t>
+            <w:t>26</w:t>
           </w:r>
           <w:r>
             <w:fldChar w:fldCharType="end"/>
@@ -4372,7 +4557,7 @@
             <w:fldChar w:fldCharType="begin"/>
           </w:r>
           <w:r>
-            <w:instrText xml:space="preserve"> HYPERLINK \l _Toc2285 </w:instrText>
+            <w:instrText xml:space="preserve"> HYPERLINK \l _Toc26487 </w:instrText>
           </w:r>
           <w:r>
             <w:fldChar w:fldCharType="separate"/>
@@ -4391,13 +4576,13 @@
             <w:fldChar w:fldCharType="begin"/>
           </w:r>
           <w:r>
-            <w:instrText xml:space="preserve"> PAGEREF _Toc2285 \h </w:instrText>
+            <w:instrText xml:space="preserve"> PAGEREF _Toc26487 \h </w:instrText>
           </w:r>
           <w:r>
             <w:fldChar w:fldCharType="separate"/>
           </w:r>
           <w:r>
-            <w:t>31</w:t>
+            <w:t>27</w:t>
           </w:r>
           <w:r>
             <w:fldChar w:fldCharType="end"/>
@@ -4418,7 +4603,7 @@
             <w:fldChar w:fldCharType="begin"/>
           </w:r>
           <w:r>
-            <w:instrText xml:space="preserve"> HYPERLINK \l _Toc31420 </w:instrText>
+            <w:instrText xml:space="preserve"> HYPERLINK \l _Toc23886 </w:instrText>
           </w:r>
           <w:r>
             <w:fldChar w:fldCharType="separate"/>
@@ -4437,13 +4622,13 @@
             <w:fldChar w:fldCharType="begin"/>
           </w:r>
           <w:r>
-            <w:instrText xml:space="preserve"> PAGEREF _Toc31420 \h </w:instrText>
+            <w:instrText xml:space="preserve"> PAGEREF _Toc23886 \h </w:instrText>
           </w:r>
           <w:r>
             <w:fldChar w:fldCharType="separate"/>
           </w:r>
           <w:r>
-            <w:t>33</w:t>
+            <w:t>28</w:t>
           </w:r>
           <w:r>
             <w:fldChar w:fldCharType="end"/>
@@ -4463,7 +4648,7 @@
             <w:fldChar w:fldCharType="begin"/>
           </w:r>
           <w:r>
-            <w:instrText xml:space="preserve"> HYPERLINK \l _Toc4111 </w:instrText>
+            <w:instrText xml:space="preserve"> HYPERLINK \l _Toc11719 </w:instrText>
           </w:r>
           <w:r>
             <w:fldChar w:fldCharType="separate"/>
@@ -4481,13 +4666,13 @@
             <w:fldChar w:fldCharType="begin"/>
           </w:r>
           <w:r>
-            <w:instrText xml:space="preserve"> PAGEREF _Toc4111 \h </w:instrText>
+            <w:instrText xml:space="preserve"> PAGEREF _Toc11719 \h </w:instrText>
           </w:r>
           <w:r>
             <w:fldChar w:fldCharType="separate"/>
           </w:r>
           <w:r>
-            <w:t>34</w:t>
+            <w:t>28</w:t>
           </w:r>
           <w:r>
             <w:fldChar w:fldCharType="end"/>
@@ -4508,7 +4693,7 @@
             <w:fldChar w:fldCharType="begin"/>
           </w:r>
           <w:r>
-            <w:instrText xml:space="preserve"> HYPERLINK \l _Toc29448 </w:instrText>
+            <w:instrText xml:space="preserve"> HYPERLINK \l _Toc2448 </w:instrText>
           </w:r>
           <w:r>
             <w:fldChar w:fldCharType="separate"/>
@@ -4527,13 +4712,13 @@
             <w:fldChar w:fldCharType="begin"/>
           </w:r>
           <w:r>
-            <w:instrText xml:space="preserve"> PAGEREF _Toc29448 \h </w:instrText>
+            <w:instrText xml:space="preserve"> PAGEREF _Toc2448 \h </w:instrText>
           </w:r>
           <w:r>
             <w:fldChar w:fldCharType="separate"/>
           </w:r>
           <w:r>
-            <w:t>34</w:t>
+            <w:t>28</w:t>
           </w:r>
           <w:r>
             <w:fldChar w:fldCharType="end"/>
@@ -4554,7 +4739,7 @@
             <w:fldChar w:fldCharType="begin"/>
           </w:r>
           <w:r>
-            <w:instrText xml:space="preserve"> HYPERLINK \l _Toc30642 </w:instrText>
+            <w:instrText xml:space="preserve"> HYPERLINK \l _Toc9484 </w:instrText>
           </w:r>
           <w:r>
             <w:fldChar w:fldCharType="separate"/>
@@ -4573,13 +4758,13 @@
             <w:fldChar w:fldCharType="begin"/>
           </w:r>
           <w:r>
-            <w:instrText xml:space="preserve"> PAGEREF _Toc30642 \h </w:instrText>
+            <w:instrText xml:space="preserve"> PAGEREF _Toc9484 \h </w:instrText>
           </w:r>
           <w:r>
             <w:fldChar w:fldCharType="separate"/>
           </w:r>
           <w:r>
-            <w:t>34</w:t>
+            <w:t>29</w:t>
           </w:r>
           <w:r>
             <w:fldChar w:fldCharType="end"/>
@@ -4600,7 +4785,7 @@
             <w:fldChar w:fldCharType="begin"/>
           </w:r>
           <w:r>
-            <w:instrText xml:space="preserve"> HYPERLINK \l _Toc23966 </w:instrText>
+            <w:instrText xml:space="preserve"> HYPERLINK \l _Toc17089 </w:instrText>
           </w:r>
           <w:r>
             <w:fldChar w:fldCharType="separate"/>
@@ -4619,13 +4804,13 @@
             <w:fldChar w:fldCharType="begin"/>
           </w:r>
           <w:r>
-            <w:instrText xml:space="preserve"> PAGEREF _Toc23966 \h </w:instrText>
+            <w:instrText xml:space="preserve"> PAGEREF _Toc17089 \h </w:instrText>
           </w:r>
           <w:r>
             <w:fldChar w:fldCharType="separate"/>
           </w:r>
           <w:r>
-            <w:t>35</w:t>
+            <w:t>30</w:t>
           </w:r>
           <w:r>
             <w:fldChar w:fldCharType="end"/>
@@ -4645,7 +4830,7 @@
             <w:fldChar w:fldCharType="begin"/>
           </w:r>
           <w:r>
-            <w:instrText xml:space="preserve"> HYPERLINK \l _Toc6670 </w:instrText>
+            <w:instrText xml:space="preserve"> HYPERLINK \l _Toc25364 </w:instrText>
           </w:r>
           <w:r>
             <w:fldChar w:fldCharType="separate"/>
@@ -4665,13 +4850,13 @@
             <w:fldChar w:fldCharType="begin"/>
           </w:r>
           <w:r>
-            <w:instrText xml:space="preserve"> PAGEREF _Toc6670 \h </w:instrText>
+            <w:instrText xml:space="preserve"> PAGEREF _Toc25364 \h </w:instrText>
           </w:r>
           <w:r>
             <w:fldChar w:fldCharType="separate"/>
           </w:r>
           <w:r>
-            <w:t>36</w:t>
+            <w:t>31</w:t>
           </w:r>
           <w:r>
             <w:fldChar w:fldCharType="end"/>
@@ -4691,7 +4876,7 @@
             <w:fldChar w:fldCharType="begin"/>
           </w:r>
           <w:r>
-            <w:instrText xml:space="preserve"> HYPERLINK \l _Toc31829 </w:instrText>
+            <w:instrText xml:space="preserve"> HYPERLINK \l _Toc30707 </w:instrText>
           </w:r>
           <w:r>
             <w:fldChar w:fldCharType="separate"/>
@@ -4711,13 +4896,13 @@
             <w:fldChar w:fldCharType="begin"/>
           </w:r>
           <w:r>
-            <w:instrText xml:space="preserve"> PAGEREF _Toc31829 \h </w:instrText>
+            <w:instrText xml:space="preserve"> PAGEREF _Toc30707 \h </w:instrText>
           </w:r>
           <w:r>
             <w:fldChar w:fldCharType="separate"/>
           </w:r>
           <w:r>
-            <w:t>39</w:t>
+            <w:t>34</w:t>
           </w:r>
           <w:r>
             <w:fldChar w:fldCharType="end"/>
@@ -4771,7 +4956,7 @@
         </w:rPr>
       </w:pPr>
       <w:bookmarkStart w:id="1" w:name="_Toc9447"/>
-      <w:bookmarkStart w:id="2" w:name="_Toc11909"/>
+      <w:bookmarkStart w:id="2" w:name="_Toc21891"/>
       <w:bookmarkStart w:id="3" w:name="绪论"/>
       <w:r>
         <w:rPr>
@@ -4805,7 +4990,7 @@
         </w:rPr>
       </w:pPr>
       <w:bookmarkStart w:id="4" w:name="_Toc21158"/>
-      <w:bookmarkStart w:id="5" w:name="_Toc3740"/>
+      <w:bookmarkStart w:id="5" w:name="_Toc9872"/>
       <w:bookmarkStart w:id="6" w:name="研究背景"/>
       <w:r>
         <w:rPr>
@@ -4925,7 +5110,7 @@
         </w:rPr>
       </w:pPr>
       <w:bookmarkStart w:id="7" w:name="_Toc32486"/>
-      <w:bookmarkStart w:id="8" w:name="_Toc1479"/>
+      <w:bookmarkStart w:id="8" w:name="_Toc22297"/>
       <w:bookmarkStart w:id="9" w:name="研究目的及意义"/>
       <w:r>
         <w:rPr>
@@ -5215,8 +5400,8 @@
           <w:lang w:val="en-US" w:eastAsia="zh-CN"/>
         </w:rPr>
       </w:pPr>
-      <w:bookmarkStart w:id="10" w:name="_Toc32740"/>
-      <w:bookmarkStart w:id="11" w:name="_Toc21593"/>
+      <w:bookmarkStart w:id="10" w:name="_Toc21593"/>
+      <w:bookmarkStart w:id="11" w:name="_Toc93"/>
       <w:bookmarkStart w:id="12" w:name="国内外研究现状"/>
       <w:r>
         <w:rPr>
@@ -5237,7 +5422,7 @@
         </w:rPr>
       </w:pPr>
       <w:bookmarkStart w:id="13" w:name="_Toc5463"/>
-      <w:bookmarkStart w:id="14" w:name="_Toc16611"/>
+      <w:bookmarkStart w:id="14" w:name="_Toc8744"/>
       <w:bookmarkStart w:id="15" w:name="国内研究现状"/>
       <w:r>
         <w:rPr>
@@ -5325,7 +5510,7 @@
         </w:rPr>
       </w:pPr>
       <w:bookmarkStart w:id="16" w:name="_Toc24203"/>
-      <w:bookmarkStart w:id="17" w:name="_Toc17747"/>
+      <w:bookmarkStart w:id="17" w:name="_Toc14707"/>
       <w:bookmarkStart w:id="18" w:name="国外研究现状"/>
       <w:r>
         <w:rPr>
@@ -5386,8 +5571,8 @@
           <w:lang w:val="en-US" w:eastAsia="zh-CN"/>
         </w:rPr>
       </w:pPr>
-      <w:bookmarkStart w:id="19" w:name="_Toc8558"/>
-      <w:bookmarkStart w:id="20" w:name="_Toc11735"/>
+      <w:bookmarkStart w:id="19" w:name="_Toc11735"/>
+      <w:bookmarkStart w:id="20" w:name="_Toc15677"/>
       <w:bookmarkStart w:id="21" w:name="研究主要内容"/>
       <w:r>
         <w:rPr>
@@ -5720,8 +5905,8 @@
           <w:rFonts w:hint="eastAsia"/>
         </w:rPr>
       </w:pPr>
-      <w:bookmarkStart w:id="22" w:name="_Toc20938"/>
-      <w:bookmarkStart w:id="23" w:name="_Toc4330"/>
+      <w:bookmarkStart w:id="22" w:name="_Toc4330"/>
+      <w:bookmarkStart w:id="23" w:name="_Toc21964"/>
       <w:bookmarkStart w:id="24" w:name="相关理论与技术基础"/>
       <w:r>
         <w:rPr>
@@ -5741,8 +5926,8 @@
           <w:lang w:val="en-US" w:eastAsia="zh-CN"/>
         </w:rPr>
       </w:pPr>
-      <w:bookmarkStart w:id="25" w:name="_Toc12254"/>
-      <w:bookmarkStart w:id="26" w:name="_Toc16317"/>
+      <w:bookmarkStart w:id="25" w:name="_Toc16317"/>
+      <w:bookmarkStart w:id="26" w:name="_Toc23942"/>
       <w:bookmarkStart w:id="27" w:name="物联网与边缘计算相关理论"/>
       <w:r>
         <w:rPr>
@@ -5882,8 +6067,8 @@
           <w:lang w:val="en-US" w:eastAsia="zh-CN"/>
         </w:rPr>
       </w:pPr>
-      <w:bookmarkStart w:id="28" w:name="_Toc20634"/>
-      <w:bookmarkStart w:id="29" w:name="_Toc2634"/>
+      <w:bookmarkStart w:id="28" w:name="_Toc2634"/>
+      <w:bookmarkStart w:id="29" w:name="_Toc23186"/>
       <w:bookmarkStart w:id="30" w:name="数据通信与边缘服务相关技术"/>
       <w:r>
         <w:rPr>
@@ -5904,8 +6089,8 @@
           <w:lang w:val="en-US" w:eastAsia="zh-CN"/>
         </w:rPr>
       </w:pPr>
-      <w:bookmarkStart w:id="31" w:name="_Toc25641"/>
-      <w:bookmarkStart w:id="32" w:name="_Toc18434"/>
+      <w:bookmarkStart w:id="31" w:name="_Toc18434"/>
+      <w:bookmarkStart w:id="32" w:name="_Toc19825"/>
       <w:bookmarkStart w:id="33" w:name="flask-与-sqlite-边缘服务技术"/>
       <w:r>
         <w:rPr>
@@ -6045,8 +6230,8 @@
           <w:lang w:val="en-US" w:eastAsia="zh-CN"/>
         </w:rPr>
       </w:pPr>
-      <w:bookmarkStart w:id="34" w:name="_Toc5157"/>
-      <w:bookmarkStart w:id="35" w:name="_Toc3953"/>
+      <w:bookmarkStart w:id="34" w:name="_Toc3953"/>
+      <w:bookmarkStart w:id="35" w:name="_Toc702"/>
       <w:bookmarkStart w:id="36" w:name="mqtt-云端同步技术"/>
       <w:r>
         <w:rPr>
@@ -6148,8 +6333,8 @@
           <w:lang w:val="en-US" w:eastAsia="zh-CN"/>
         </w:rPr>
       </w:pPr>
-      <w:bookmarkStart w:id="37" w:name="_Toc8294"/>
-      <w:bookmarkStart w:id="38" w:name="_Toc27990"/>
+      <w:bookmarkStart w:id="37" w:name="_Toc27990"/>
+      <w:bookmarkStart w:id="38" w:name="_Toc5452"/>
       <w:bookmarkStart w:id="39" w:name="图像分析与轻量边缘智能相关技术"/>
       <w:r>
         <w:rPr>
@@ -6171,7 +6356,7 @@
         </w:rPr>
       </w:pPr>
       <w:bookmarkStart w:id="40" w:name="_Toc21825"/>
-      <w:bookmarkStart w:id="41" w:name="_Toc21112"/>
+      <w:bookmarkStart w:id="41" w:name="_Toc29108"/>
       <w:bookmarkStart w:id="42" w:name="基于-opencv-的图像颜色分析技术"/>
       <w:r>
         <w:rPr>
@@ -6252,8 +6437,8 @@
           <w:lang w:val="en-US" w:eastAsia="zh-CN"/>
         </w:rPr>
       </w:pPr>
-      <w:bookmarkStart w:id="43" w:name="_Toc30070"/>
-      <w:bookmarkStart w:id="44" w:name="_Toc32287"/>
+      <w:bookmarkStart w:id="43" w:name="_Toc32287"/>
+      <w:bookmarkStart w:id="44" w:name="_Toc24050"/>
       <w:bookmarkStart w:id="45" w:name="基于本地轻量模型的辅助问答技术"/>
       <w:r>
         <w:rPr>
@@ -6357,7 +6542,7 @@
         </w:rPr>
       </w:pPr>
       <w:bookmarkStart w:id="46" w:name="_Toc29013"/>
-      <w:bookmarkStart w:id="47" w:name="_Toc26574"/>
+      <w:bookmarkStart w:id="47" w:name="_Toc7112"/>
       <w:bookmarkStart w:id="48" w:name="系统总体方案设计"/>
       <w:r>
         <w:rPr>
@@ -6378,7 +6563,7 @@
         </w:rPr>
       </w:pPr>
       <w:bookmarkStart w:id="49" w:name="_Toc24372"/>
-      <w:bookmarkStart w:id="50" w:name="_Toc10754"/>
+      <w:bookmarkStart w:id="50" w:name="_Toc1476"/>
       <w:bookmarkStart w:id="51" w:name="系统需求及可行性分析"/>
       <w:r>
         <w:rPr>
@@ -6400,7 +6585,7 @@
         </w:rPr>
       </w:pPr>
       <w:bookmarkStart w:id="52" w:name="_Toc19521"/>
-      <w:bookmarkStart w:id="53" w:name="_Toc22046"/>
+      <w:bookmarkStart w:id="53" w:name="_Toc7113"/>
       <w:bookmarkStart w:id="54" w:name="需求分析"/>
       <w:r>
         <w:rPr>
@@ -6688,8 +6873,8 @@
           <w:lang w:val="en-US" w:eastAsia="zh-CN"/>
         </w:rPr>
       </w:pPr>
-      <w:bookmarkStart w:id="55" w:name="_Toc32335"/>
-      <w:bookmarkStart w:id="56" w:name="_Toc31113"/>
+      <w:bookmarkStart w:id="55" w:name="_Toc31113"/>
+      <w:bookmarkStart w:id="56" w:name="_Toc25213"/>
       <w:bookmarkStart w:id="57" w:name="可行性分析"/>
       <w:r>
         <w:rPr>
@@ -6848,7 +7033,7 @@
         </w:rPr>
       </w:pPr>
       <w:bookmarkStart w:id="58" w:name="_Toc2839"/>
-      <w:bookmarkStart w:id="59" w:name="_Toc12832"/>
+      <w:bookmarkStart w:id="59" w:name="_Toc9736"/>
       <w:bookmarkStart w:id="60" w:name="系统的总体方案设计"/>
       <w:r>
         <w:rPr>
@@ -7216,7 +7401,7 @@
         </w:rPr>
       </w:pPr>
       <w:bookmarkStart w:id="61" w:name="_Toc26156"/>
-      <w:bookmarkStart w:id="62" w:name="_Toc15279"/>
+      <w:bookmarkStart w:id="62" w:name="_Toc16040"/>
       <w:bookmarkStart w:id="63" w:name="主要功能模块的器件选型"/>
       <w:r>
         <w:rPr>
@@ -7950,6 +8135,14 @@
         </w:tc>
       </w:tr>
       <w:tr>
+        <w:tblPrEx>
+          <w:tblCellMar>
+            <w:top w:w="0" w:type="dxa"/>
+            <w:left w:w="108" w:type="dxa"/>
+            <w:bottom w:w="0" w:type="dxa"/>
+            <w:right w:w="108" w:type="dxa"/>
+          </w:tblCellMar>
+        </w:tblPrEx>
         <w:trPr>
           <w:jc w:val="center"/>
         </w:trPr>
@@ -10270,7 +10463,7 @@
         </w:rPr>
       </w:pPr>
       <w:bookmarkStart w:id="64" w:name="_Toc20964"/>
-      <w:bookmarkStart w:id="65" w:name="_Toc29036"/>
+      <w:bookmarkStart w:id="65" w:name="_Toc3188"/>
       <w:bookmarkStart w:id="66" w:name="系统主要元件介绍"/>
       <w:bookmarkStart w:id="67" w:name="系统硬件设计"/>
       <w:r>
@@ -10330,8 +10523,8 @@
           <w:lang w:val="en-US" w:eastAsia="zh-CN"/>
         </w:rPr>
       </w:pPr>
-      <w:bookmarkStart w:id="68" w:name="_Toc21668"/>
-      <w:bookmarkStart w:id="69" w:name="_Toc21315"/>
+      <w:bookmarkStart w:id="68" w:name="_Toc21315"/>
+      <w:bookmarkStart w:id="69" w:name="_Toc22462"/>
       <w:bookmarkStart w:id="70" w:name="主控与边缘计算平台"/>
       <w:r>
         <w:rPr>
@@ -10598,7 +10791,7 @@
           <w:lang w:val="en-US" w:eastAsia="zh-CN"/>
         </w:rPr>
       </w:pPr>
-      <w:bookmarkStart w:id="73" w:name="_Toc27297"/>
+      <w:bookmarkStart w:id="73" w:name="_Toc9411"/>
       <w:r>
         <w:rPr>
           <w:rFonts w:hint="eastAsia"/>
@@ -11012,8 +11205,8 @@
           <w:lang w:val="en-US" w:eastAsia="zh-CN"/>
         </w:rPr>
       </w:pPr>
-      <w:bookmarkStart w:id="74" w:name="_Toc17131"/>
-      <w:bookmarkStart w:id="75" w:name="_Toc12783"/>
+      <w:bookmarkStart w:id="74" w:name="_Toc12783"/>
+      <w:bookmarkStart w:id="75" w:name="_Toc2614"/>
       <w:bookmarkStart w:id="76" w:name="人机交互元件"/>
       <w:r>
         <w:rPr>
@@ -11379,7 +11572,7 @@
         </w:rPr>
       </w:pPr>
       <w:bookmarkStart w:id="77" w:name="_Toc16673"/>
-      <w:bookmarkStart w:id="78" w:name="_Toc8119"/>
+      <w:bookmarkStart w:id="78" w:name="_Toc10438"/>
       <w:bookmarkStart w:id="79" w:name="执行控制元件"/>
       <w:r>
         <w:rPr>
@@ -11587,7 +11780,7 @@
           <w:lang w:val="en-US" w:eastAsia="zh-CN"/>
         </w:rPr>
       </w:pPr>
-      <w:bookmarkStart w:id="82" w:name="_Toc31496"/>
+      <w:bookmarkStart w:id="82" w:name="_Toc779"/>
       <w:r>
         <w:rPr>
           <w:rFonts w:hint="eastAsia"/>
@@ -11712,8 +11905,8 @@
           <w:rFonts w:hint="eastAsia"/>
         </w:rPr>
       </w:pPr>
-      <w:bookmarkStart w:id="83" w:name="_Toc27621"/>
-      <w:bookmarkStart w:id="84" w:name="_Toc26007"/>
+      <w:bookmarkStart w:id="83" w:name="_Toc26007"/>
+      <w:bookmarkStart w:id="84" w:name="_Toc10829"/>
       <w:r>
         <w:rPr>
           <w:rFonts w:hint="eastAsia"/>
@@ -11733,7 +11926,7 @@
         </w:rPr>
       </w:pPr>
       <w:bookmarkStart w:id="85" w:name="_Toc7031"/>
-      <w:bookmarkStart w:id="86" w:name="_Toc18701"/>
+      <w:bookmarkStart w:id="86" w:name="_Toc19078"/>
       <w:bookmarkStart w:id="87" w:name="系统整体硬件工作原理"/>
       <w:r>
         <w:rPr>
@@ -12269,8 +12462,8 @@
           <w:lang w:val="en-US" w:eastAsia="zh-CN"/>
         </w:rPr>
       </w:pPr>
-      <w:bookmarkStart w:id="88" w:name="_Toc14794"/>
-      <w:bookmarkStart w:id="89" w:name="_Toc7709"/>
+      <w:bookmarkStart w:id="88" w:name="_Toc7709"/>
+      <w:bookmarkStart w:id="89" w:name="_Toc16205"/>
       <w:bookmarkStart w:id="90" w:name="系统功能模块设计"/>
       <w:r>
         <w:rPr>
@@ -12292,7 +12485,7 @@
         </w:rPr>
       </w:pPr>
       <w:bookmarkStart w:id="91" w:name="_Toc31433"/>
-      <w:bookmarkStart w:id="92" w:name="_Toc18603"/>
+      <w:bookmarkStart w:id="92" w:name="_Toc23122"/>
       <w:bookmarkStart w:id="93" w:name="传感采集模块设计"/>
       <w:r>
         <w:rPr>
@@ -12391,7 +12584,7 @@
         </w:rPr>
       </w:pPr>
       <w:bookmarkStart w:id="94" w:name="_Toc664"/>
-      <w:bookmarkStart w:id="95" w:name="_Toc19376"/>
+      <w:bookmarkStart w:id="95" w:name="_Toc28713"/>
       <w:bookmarkStart w:id="96" w:name="执行控制模块设计"/>
       <w:r>
         <w:rPr>
@@ -12490,7 +12683,7 @@
         </w:rPr>
       </w:pPr>
       <w:bookmarkStart w:id="97" w:name="_Toc28325"/>
-      <w:bookmarkStart w:id="98" w:name="_Toc31447"/>
+      <w:bookmarkStart w:id="98" w:name="_Toc16668"/>
       <w:bookmarkStart w:id="99" w:name="显示与手势交互模块设计"/>
       <w:r>
         <w:rPr>
@@ -12588,8 +12781,8 @@
           <w:lang w:val="en-US" w:eastAsia="zh-CN"/>
         </w:rPr>
       </w:pPr>
-      <w:bookmarkStart w:id="100" w:name="_Toc12074"/>
-      <w:bookmarkStart w:id="101" w:name="_Toc18756"/>
+      <w:bookmarkStart w:id="100" w:name="_Toc18756"/>
+      <w:bookmarkStart w:id="101" w:name="_Toc333"/>
       <w:bookmarkStart w:id="102" w:name="边缘网关通信模块设计"/>
       <w:r>
         <w:rPr>
@@ -12689,7 +12882,7 @@
         </w:rPr>
       </w:pPr>
       <w:bookmarkStart w:id="103" w:name="_Toc8578"/>
-      <w:bookmarkStart w:id="104" w:name="_Toc19848"/>
+      <w:bookmarkStart w:id="104" w:name="_Toc10320"/>
       <w:bookmarkStart w:id="105" w:name="系统-pcb-设计"/>
       <w:r>
         <w:rPr>
@@ -13024,8 +13217,8 @@
           <w:rFonts w:hint="eastAsia"/>
         </w:rPr>
       </w:pPr>
-      <w:bookmarkStart w:id="106" w:name="_Toc32347"/>
-      <w:bookmarkStart w:id="107" w:name="_Toc21282"/>
+      <w:bookmarkStart w:id="106" w:name="_Toc21282"/>
+      <w:bookmarkStart w:id="107" w:name="_Toc14962"/>
       <w:bookmarkStart w:id="108" w:name="系统软件设计"/>
       <w:r>
         <w:rPr>
@@ -13045,8 +13238,8 @@
           <w:lang w:val="en-US" w:eastAsia="zh-CN"/>
         </w:rPr>
       </w:pPr>
-      <w:bookmarkStart w:id="109" w:name="_Toc20046"/>
-      <w:bookmarkStart w:id="110" w:name="_Toc30504"/>
+      <w:bookmarkStart w:id="109" w:name="_Toc30504"/>
+      <w:bookmarkStart w:id="110" w:name="_Toc29882"/>
       <w:bookmarkStart w:id="111" w:name="系统软件整体设计"/>
       <w:r>
         <w:rPr>
@@ -13127,8 +13320,8 @@
           <w:lang w:val="en-US" w:eastAsia="zh-CN"/>
         </w:rPr>
       </w:pPr>
-      <w:bookmarkStart w:id="112" w:name="_Toc25759"/>
-      <w:bookmarkStart w:id="113" w:name="_Toc26777"/>
+      <w:bookmarkStart w:id="112" w:name="_Toc26777"/>
+      <w:bookmarkStart w:id="113" w:name="_Toc8525"/>
       <w:bookmarkStart w:id="114" w:name="设备端程序设计"/>
       <w:r>
         <w:rPr>
@@ -13772,7 +13965,7 @@
         </w:rPr>
       </w:pPr>
       <w:bookmarkStart w:id="115" w:name="_Toc9004"/>
-      <w:bookmarkStart w:id="116" w:name="_Toc18143"/>
+      <w:bookmarkStart w:id="116" w:name="_Toc16644"/>
       <w:bookmarkStart w:id="117" w:name="边缘端服务与数据库设计"/>
       <w:r>
         <w:rPr>
@@ -17054,7 +17247,7 @@
         </w:rPr>
       </w:pPr>
       <w:bookmarkStart w:id="118" w:name="_Toc4208"/>
-      <w:bookmarkStart w:id="119" w:name="_Toc18809"/>
+      <w:bookmarkStart w:id="119" w:name="_Toc2681"/>
       <w:bookmarkStart w:id="120" w:name="图像分析与边缘智能模块设计"/>
       <w:r>
         <w:rPr>
@@ -17433,7 +17626,7 @@
         </w:rPr>
       </w:pPr>
       <w:bookmarkStart w:id="121" w:name="_Toc21664"/>
-      <w:bookmarkStart w:id="122" w:name="_Toc15049"/>
+      <w:bookmarkStart w:id="122" w:name="_Toc10615"/>
       <w:bookmarkStart w:id="123" w:name="系统测试和结果分析"/>
       <w:r>
         <w:rPr>
@@ -17454,7 +17647,7 @@
         </w:rPr>
       </w:pPr>
       <w:bookmarkStart w:id="124" w:name="_Toc31562"/>
-      <w:bookmarkStart w:id="125" w:name="_Toc23535"/>
+      <w:bookmarkStart w:id="125" w:name="_Toc15061"/>
       <w:bookmarkStart w:id="126" w:name="系统组装与基础测试"/>
       <w:r>
         <w:rPr>
@@ -17654,8 +17847,8 @@
           <w:lang w:val="en-US" w:eastAsia="zh-CN"/>
         </w:rPr>
       </w:pPr>
-      <w:bookmarkStart w:id="127" w:name="_Toc14310"/>
-      <w:bookmarkStart w:id="128" w:name="_Toc10248"/>
+      <w:bookmarkStart w:id="127" w:name="_Toc10248"/>
+      <w:bookmarkStart w:id="128" w:name="_Toc23140"/>
       <w:bookmarkStart w:id="129" w:name="系统功能及性能测试"/>
       <w:r>
         <w:rPr>
@@ -17715,7 +17908,7 @@
         </w:rPr>
       </w:pPr>
       <w:bookmarkStart w:id="130" w:name="_Toc4170"/>
-      <w:bookmarkStart w:id="131" w:name="_Toc18874"/>
+      <w:bookmarkStart w:id="131" w:name="_Toc25776"/>
       <w:bookmarkStart w:id="132" w:name="传感器采集测试"/>
       <w:r>
         <w:rPr>
@@ -18749,8 +18942,8 @@
           <w:lang w:val="en-US" w:eastAsia="zh-CN"/>
         </w:rPr>
       </w:pPr>
-      <w:bookmarkStart w:id="133" w:name="_Toc14153"/>
-      <w:bookmarkStart w:id="134" w:name="_Toc23043"/>
+      <w:bookmarkStart w:id="133" w:name="_Toc23043"/>
+      <w:bookmarkStart w:id="134" w:name="_Toc7957"/>
       <w:bookmarkStart w:id="135" w:name="控制执行与自动灌溉测试"/>
       <w:r>
         <w:rPr>
@@ -19993,8 +20186,8 @@
           <w:lang w:val="en-US" w:eastAsia="zh-CN"/>
         </w:rPr>
       </w:pPr>
-      <w:bookmarkStart w:id="136" w:name="_Toc2285"/>
-      <w:bookmarkStart w:id="137" w:name="_Toc19336"/>
+      <w:bookmarkStart w:id="136" w:name="_Toc19336"/>
+      <w:bookmarkStart w:id="137" w:name="_Toc26487"/>
       <w:bookmarkStart w:id="138" w:name="平台服务与扩展功能测试"/>
       <w:r>
         <w:rPr>
@@ -21975,8 +22168,8 @@
           <w:lang w:val="en-US" w:eastAsia="zh-CN"/>
         </w:rPr>
       </w:pPr>
-      <w:bookmarkStart w:id="139" w:name="_Toc31420"/>
-      <w:bookmarkStart w:id="140" w:name="_Toc18521"/>
+      <w:bookmarkStart w:id="139" w:name="_Toc18521"/>
+      <w:bookmarkStart w:id="140" w:name="_Toc23886"/>
       <w:bookmarkStart w:id="141" w:name="测试结果分析"/>
       <w:r>
         <w:rPr>
@@ -22113,7 +22306,7 @@
         </w:rPr>
       </w:pPr>
       <w:bookmarkStart w:id="142" w:name="_Toc25980"/>
-      <w:bookmarkStart w:id="143" w:name="_Toc4111"/>
+      <w:bookmarkStart w:id="143" w:name="_Toc11719"/>
       <w:bookmarkStart w:id="144" w:name="总结和展望"/>
       <w:r>
         <w:rPr>
@@ -22133,8 +22326,8 @@
           <w:lang w:val="en-US" w:eastAsia="zh-CN"/>
         </w:rPr>
       </w:pPr>
-      <w:bookmarkStart w:id="145" w:name="_Toc29448"/>
-      <w:bookmarkStart w:id="146" w:name="_Toc31808"/>
+      <w:bookmarkStart w:id="145" w:name="_Toc31808"/>
+      <w:bookmarkStart w:id="146" w:name="_Toc2448"/>
       <w:bookmarkStart w:id="147" w:name="总结"/>
       <w:r>
         <w:rPr>
@@ -22233,7 +22426,7 @@
         </w:rPr>
       </w:pPr>
       <w:bookmarkStart w:id="148" w:name="_Toc12949"/>
-      <w:bookmarkStart w:id="149" w:name="_Toc30642"/>
+      <w:bookmarkStart w:id="149" w:name="_Toc9484"/>
       <w:bookmarkStart w:id="150" w:name="展望"/>
       <w:r>
         <w:rPr>
@@ -22293,8 +22486,8 @@
           <w:lang w:val="en-US" w:eastAsia="zh-CN"/>
         </w:rPr>
       </w:pPr>
-      <w:bookmarkStart w:id="151" w:name="_Toc23966"/>
-      <w:bookmarkStart w:id="152" w:name="_Toc4130"/>
+      <w:bookmarkStart w:id="151" w:name="_Toc4130"/>
+      <w:bookmarkStart w:id="152" w:name="_Toc17089"/>
       <w:bookmarkStart w:id="153" w:name="个人总结与反思"/>
       <w:r>
         <w:rPr>
@@ -22649,7 +22842,7 @@
         </w:rPr>
       </w:pPr>
       <w:bookmarkStart w:id="154" w:name="_Toc25736"/>
-      <w:bookmarkStart w:id="155" w:name="_Toc6670"/>
+      <w:bookmarkStart w:id="155" w:name="_Toc25364"/>
       <w:r>
         <w:rPr>
           <w:rFonts w:hint="eastAsia"/>
@@ -22683,40 +22876,41 @@
         <w:bidi w:val="0"/>
         <w:adjustRightInd/>
         <w:snapToGrid/>
+        <w:spacing w:line="240" w:lineRule="auto"/>
         <w:ind w:firstLine="0" w:firstLineChars="0"/>
         <w:jc w:val="left"/>
         <w:textAlignment w:val="auto"/>
         <w:rPr>
-          <w:rFonts w:ascii="宋体" w:hAnsi="宋体" w:eastAsia="宋体" w:cs="宋体"/>
-          <w:sz w:val="24"/>
-          <w:szCs w:val="24"/>
-        </w:rPr>
-      </w:pPr>
-      <w:r>
-        <w:rPr>
-          <w:rFonts w:ascii="宋体" w:hAnsi="宋体" w:eastAsia="宋体" w:cs="宋体"/>
+          <w:rFonts w:ascii="Times New Roman" w:hAnsi="Times New Roman" w:eastAsia="宋体" w:cs="宋体"/>
+          <w:sz w:val="28"/>
+          <w:szCs w:val="28"/>
+        </w:rPr>
+      </w:pPr>
+      <w:r>
+        <w:rPr>
+          <w:rFonts w:ascii="Times New Roman" w:hAnsi="Times New Roman" w:eastAsia="宋体" w:cs="宋体"/>
           <w:kern w:val="2"/>
-          <w:sz w:val="24"/>
-          <w:szCs w:val="24"/>
+          <w:sz w:val="28"/>
+          <w:szCs w:val="28"/>
           <w:lang w:val="en-US" w:eastAsia="zh-CN" w:bidi="ar-SA"/>
         </w:rPr>
         <w:t>[1]</w:t>
       </w:r>
       <w:r>
         <w:rPr>
-          <w:rFonts w:hint="eastAsia" w:ascii="宋体" w:hAnsi="宋体" w:cs="宋体"/>
+          <w:rFonts w:hint="eastAsia" w:ascii="Times New Roman" w:hAnsi="Times New Roman" w:cs="宋体"/>
           <w:kern w:val="2"/>
-          <w:sz w:val="24"/>
-          <w:szCs w:val="24"/>
+          <w:sz w:val="28"/>
+          <w:szCs w:val="28"/>
           <w:lang w:val="en-US" w:eastAsia="zh-CN" w:bidi="ar-SA"/>
         </w:rPr>
         <w:t xml:space="preserve"> </w:t>
       </w:r>
       <w:r>
         <w:rPr>
-          <w:rFonts w:ascii="宋体" w:hAnsi="宋体" w:eastAsia="宋体" w:cs="宋体"/>
-          <w:sz w:val="24"/>
-          <w:szCs w:val="24"/>
+          <w:rFonts w:ascii="Times New Roman" w:hAnsi="Times New Roman" w:eastAsia="宋体" w:cs="宋体"/>
+          <w:sz w:val="28"/>
+          <w:szCs w:val="28"/>
         </w:rPr>
         <w:t>汤朝婧,唐燕.基于物联网的智能花卉栽培系统设计研究[J].现代农业装备,2024,45(01):71-75.</w:t>
       </w:r>
@@ -22729,6 +22923,7 @@
         <w:pageBreakBefore w:val="0"/>
         <w:widowControl w:val="0"/>
         <w:numPr>
+          <w:ilvl w:val="0"/>
           <w:numId w:val="0"/>
         </w:numPr>
         <w:kinsoku/>
@@ -22740,53 +22935,54 @@
         <w:bidi w:val="0"/>
         <w:adjustRightInd/>
         <w:snapToGrid/>
+        <w:spacing w:line="240" w:lineRule="auto"/>
         <w:jc w:val="left"/>
         <w:textAlignment w:val="auto"/>
         <w:rPr>
-          <w:rFonts w:ascii="宋体" w:hAnsi="宋体" w:eastAsia="宋体" w:cs="宋体"/>
-          <w:sz w:val="24"/>
-          <w:szCs w:val="24"/>
-        </w:rPr>
-      </w:pPr>
-      <w:r>
-        <w:rPr>
-          <w:rFonts w:ascii="宋体" w:hAnsi="宋体" w:eastAsia="宋体" w:cs="宋体"/>
-          <w:sz w:val="24"/>
-          <w:szCs w:val="24"/>
+          <w:rFonts w:ascii="Times New Roman" w:hAnsi="Times New Roman" w:eastAsia="宋体" w:cs="宋体"/>
+          <w:sz w:val="28"/>
+          <w:szCs w:val="28"/>
+        </w:rPr>
+      </w:pPr>
+      <w:r>
+        <w:rPr>
+          <w:rFonts w:ascii="Times New Roman" w:hAnsi="Times New Roman" w:eastAsia="宋体" w:cs="宋体"/>
+          <w:sz w:val="28"/>
+          <w:szCs w:val="28"/>
         </w:rPr>
         <w:t>[</w:t>
       </w:r>
       <w:r>
         <w:rPr>
-          <w:rFonts w:hint="eastAsia" w:ascii="宋体" w:hAnsi="宋体" w:cs="宋体"/>
-          <w:sz w:val="24"/>
-          <w:szCs w:val="24"/>
+          <w:rFonts w:hint="eastAsia" w:ascii="Times New Roman" w:hAnsi="Times New Roman" w:cs="宋体"/>
+          <w:sz w:val="28"/>
+          <w:szCs w:val="28"/>
           <w:lang w:val="en-US" w:eastAsia="zh-CN"/>
         </w:rPr>
         <w:t>2</w:t>
       </w:r>
       <w:r>
         <w:rPr>
-          <w:rFonts w:ascii="宋体" w:hAnsi="宋体" w:eastAsia="宋体" w:cs="宋体"/>
-          <w:sz w:val="24"/>
-          <w:szCs w:val="24"/>
+          <w:rFonts w:ascii="Times New Roman" w:hAnsi="Times New Roman" w:eastAsia="宋体" w:cs="宋体"/>
+          <w:sz w:val="28"/>
+          <w:szCs w:val="28"/>
         </w:rPr>
         <w:t>]</w:t>
       </w:r>
       <w:r>
         <w:rPr>
-          <w:rFonts w:hint="eastAsia" w:ascii="宋体" w:hAnsi="宋体" w:cs="宋体"/>
-          <w:sz w:val="24"/>
-          <w:szCs w:val="24"/>
+          <w:rFonts w:hint="eastAsia" w:ascii="Times New Roman" w:hAnsi="Times New Roman" w:cs="宋体"/>
+          <w:sz w:val="28"/>
+          <w:szCs w:val="28"/>
           <w:lang w:val="en-US" w:eastAsia="zh-CN"/>
         </w:rPr>
         <w:t xml:space="preserve"> </w:t>
       </w:r>
       <w:r>
         <w:rPr>
-          <w:rFonts w:ascii="宋体" w:hAnsi="宋体" w:eastAsia="宋体" w:cs="宋体"/>
-          <w:sz w:val="24"/>
-          <w:szCs w:val="24"/>
+          <w:rFonts w:ascii="Times New Roman" w:hAnsi="Times New Roman" w:eastAsia="宋体" w:cs="宋体"/>
+          <w:sz w:val="28"/>
+          <w:szCs w:val="28"/>
         </w:rPr>
         <w:t>周德锋.基于物联网的智慧农业温室大棚环境智能调节管理系统设计[J].办公自动化,2023,28(10):58-60.</w:t>
       </w:r>
@@ -22799,6 +22995,7 @@
         <w:pageBreakBefore w:val="0"/>
         <w:widowControl w:val="0"/>
         <w:numPr>
+          <w:ilvl w:val="0"/>
           <w:numId w:val="0"/>
         </w:numPr>
         <w:kinsoku/>
@@ -22810,53 +23007,54 @@
         <w:bidi w:val="0"/>
         <w:adjustRightInd/>
         <w:snapToGrid/>
+        <w:spacing w:line="240" w:lineRule="auto"/>
         <w:jc w:val="left"/>
         <w:textAlignment w:val="auto"/>
         <w:rPr>
-          <w:rFonts w:ascii="宋体" w:hAnsi="宋体" w:eastAsia="宋体" w:cs="宋体"/>
-          <w:sz w:val="24"/>
-          <w:szCs w:val="24"/>
-        </w:rPr>
-      </w:pPr>
-      <w:r>
-        <w:rPr>
-          <w:rFonts w:ascii="宋体" w:hAnsi="宋体" w:eastAsia="宋体" w:cs="宋体"/>
-          <w:sz w:val="24"/>
-          <w:szCs w:val="24"/>
+          <w:rFonts w:ascii="Times New Roman" w:hAnsi="Times New Roman" w:eastAsia="宋体" w:cs="宋体"/>
+          <w:sz w:val="28"/>
+          <w:szCs w:val="28"/>
+        </w:rPr>
+      </w:pPr>
+      <w:r>
+        <w:rPr>
+          <w:rFonts w:ascii="Times New Roman" w:hAnsi="Times New Roman" w:eastAsia="宋体" w:cs="宋体"/>
+          <w:sz w:val="28"/>
+          <w:szCs w:val="28"/>
         </w:rPr>
         <w:t>[</w:t>
       </w:r>
       <w:r>
         <w:rPr>
-          <w:rFonts w:hint="eastAsia" w:ascii="宋体" w:hAnsi="宋体" w:cs="宋体"/>
-          <w:sz w:val="24"/>
-          <w:szCs w:val="24"/>
+          <w:rFonts w:hint="eastAsia" w:ascii="Times New Roman" w:hAnsi="Times New Roman" w:cs="宋体"/>
+          <w:sz w:val="28"/>
+          <w:szCs w:val="28"/>
           <w:lang w:val="en-US" w:eastAsia="zh-CN"/>
         </w:rPr>
         <w:t>3</w:t>
       </w:r>
       <w:r>
         <w:rPr>
-          <w:rFonts w:ascii="宋体" w:hAnsi="宋体" w:eastAsia="宋体" w:cs="宋体"/>
-          <w:sz w:val="24"/>
-          <w:szCs w:val="24"/>
+          <w:rFonts w:ascii="Times New Roman" w:hAnsi="Times New Roman" w:eastAsia="宋体" w:cs="宋体"/>
+          <w:sz w:val="28"/>
+          <w:szCs w:val="28"/>
         </w:rPr>
         <w:t>]</w:t>
       </w:r>
       <w:r>
         <w:rPr>
-          <w:rFonts w:hint="eastAsia" w:ascii="宋体" w:hAnsi="宋体" w:cs="宋体"/>
-          <w:sz w:val="24"/>
-          <w:szCs w:val="24"/>
+          <w:rFonts w:hint="eastAsia" w:ascii="Times New Roman" w:hAnsi="Times New Roman" w:cs="宋体"/>
+          <w:sz w:val="28"/>
+          <w:szCs w:val="28"/>
           <w:lang w:val="en-US" w:eastAsia="zh-CN"/>
         </w:rPr>
         <w:t xml:space="preserve"> </w:t>
       </w:r>
       <w:r>
         <w:rPr>
-          <w:rFonts w:ascii="宋体" w:hAnsi="宋体" w:eastAsia="宋体" w:cs="宋体"/>
-          <w:sz w:val="24"/>
-          <w:szCs w:val="24"/>
+          <w:rFonts w:ascii="Times New Roman" w:hAnsi="Times New Roman" w:eastAsia="宋体" w:cs="宋体"/>
+          <w:sz w:val="28"/>
+          <w:szCs w:val="28"/>
         </w:rPr>
         <w:t>顾廷炜,汤明宏,孙晓冬.智能传感器技术应用现状与发展趋势综述[J].物联网技术,2025,15(01):59-63.DOI:10.16667/j.issn.2095-1302.2025.01.014.</w:t>
       </w:r>
@@ -22869,6 +23067,7 @@
         <w:pageBreakBefore w:val="0"/>
         <w:widowControl w:val="0"/>
         <w:numPr>
+          <w:ilvl w:val="0"/>
           <w:numId w:val="0"/>
         </w:numPr>
         <w:kinsoku/>
@@ -22880,36 +23079,37 @@
         <w:bidi w:val="0"/>
         <w:adjustRightInd/>
         <w:snapToGrid/>
+        <w:spacing w:line="240" w:lineRule="auto"/>
         <w:jc w:val="left"/>
         <w:textAlignment w:val="auto"/>
         <w:rPr>
-          <w:rFonts w:ascii="宋体" w:hAnsi="宋体" w:eastAsia="宋体" w:cs="宋体"/>
-          <w:sz w:val="24"/>
-          <w:szCs w:val="24"/>
-        </w:rPr>
-      </w:pPr>
-      <w:r>
-        <w:rPr>
-          <w:rFonts w:ascii="宋体" w:hAnsi="宋体" w:eastAsia="宋体" w:cs="宋体"/>
-          <w:sz w:val="24"/>
-          <w:szCs w:val="24"/>
+          <w:rFonts w:ascii="Times New Roman" w:hAnsi="Times New Roman" w:eastAsia="宋体" w:cs="宋体"/>
+          <w:sz w:val="28"/>
+          <w:szCs w:val="28"/>
+        </w:rPr>
+      </w:pPr>
+      <w:r>
+        <w:rPr>
+          <w:rFonts w:ascii="Times New Roman" w:hAnsi="Times New Roman" w:eastAsia="宋体" w:cs="宋体"/>
+          <w:sz w:val="28"/>
+          <w:szCs w:val="28"/>
         </w:rPr>
         <w:t>[</w:t>
       </w:r>
       <w:r>
         <w:rPr>
-          <w:rFonts w:hint="eastAsia" w:ascii="宋体" w:hAnsi="宋体" w:cs="宋体"/>
-          <w:sz w:val="24"/>
-          <w:szCs w:val="24"/>
+          <w:rFonts w:hint="eastAsia" w:ascii="Times New Roman" w:hAnsi="Times New Roman" w:cs="宋体"/>
+          <w:sz w:val="28"/>
+          <w:szCs w:val="28"/>
           <w:lang w:val="en-US" w:eastAsia="zh-CN"/>
         </w:rPr>
         <w:t>4</w:t>
       </w:r>
       <w:r>
         <w:rPr>
-          <w:rFonts w:ascii="宋体" w:hAnsi="宋体" w:eastAsia="宋体" w:cs="宋体"/>
-          <w:sz w:val="24"/>
-          <w:szCs w:val="24"/>
+          <w:rFonts w:ascii="Times New Roman" w:hAnsi="Times New Roman" w:eastAsia="宋体" w:cs="宋体"/>
+          <w:sz w:val="28"/>
+          <w:szCs w:val="28"/>
         </w:rPr>
         <w:t>]黄成龙,柯宇曦,华向东,等.边缘计算在智慧农业中的应用现状与展望[J].农业工程学报,2022,38(16):224-234.</w:t>
       </w:r>
@@ -22922,6 +23122,7 @@
         <w:pageBreakBefore w:val="0"/>
         <w:widowControl w:val="0"/>
         <w:numPr>
+          <w:ilvl w:val="0"/>
           <w:numId w:val="0"/>
         </w:numPr>
         <w:kinsoku/>
@@ -22933,36 +23134,37 @@
         <w:bidi w:val="0"/>
         <w:adjustRightInd/>
         <w:snapToGrid/>
+        <w:spacing w:line="240" w:lineRule="auto"/>
         <w:jc w:val="left"/>
         <w:textAlignment w:val="auto"/>
         <w:rPr>
-          <w:rFonts w:ascii="宋体" w:hAnsi="宋体" w:eastAsia="宋体" w:cs="宋体"/>
-          <w:sz w:val="24"/>
-          <w:szCs w:val="24"/>
-        </w:rPr>
-      </w:pPr>
-      <w:r>
-        <w:rPr>
-          <w:rFonts w:ascii="宋体" w:hAnsi="宋体" w:eastAsia="宋体" w:cs="宋体"/>
-          <w:sz w:val="24"/>
-          <w:szCs w:val="24"/>
+          <w:rFonts w:ascii="Times New Roman" w:hAnsi="Times New Roman" w:eastAsia="宋体" w:cs="宋体"/>
+          <w:sz w:val="28"/>
+          <w:szCs w:val="28"/>
+        </w:rPr>
+      </w:pPr>
+      <w:r>
+        <w:rPr>
+          <w:rFonts w:ascii="Times New Roman" w:hAnsi="Times New Roman" w:eastAsia="宋体" w:cs="宋体"/>
+          <w:sz w:val="28"/>
+          <w:szCs w:val="28"/>
         </w:rPr>
         <w:t>[</w:t>
       </w:r>
       <w:r>
         <w:rPr>
-          <w:rFonts w:hint="eastAsia" w:ascii="宋体" w:hAnsi="宋体" w:cs="宋体"/>
-          <w:sz w:val="24"/>
-          <w:szCs w:val="24"/>
+          <w:rFonts w:hint="eastAsia" w:ascii="Times New Roman" w:hAnsi="Times New Roman" w:cs="宋体"/>
+          <w:sz w:val="28"/>
+          <w:szCs w:val="28"/>
           <w:lang w:val="en-US" w:eastAsia="zh-CN"/>
         </w:rPr>
         <w:t>5</w:t>
       </w:r>
       <w:r>
         <w:rPr>
-          <w:rFonts w:ascii="宋体" w:hAnsi="宋体" w:eastAsia="宋体" w:cs="宋体"/>
-          <w:sz w:val="24"/>
-          <w:szCs w:val="24"/>
+          <w:rFonts w:ascii="Times New Roman" w:hAnsi="Times New Roman" w:eastAsia="宋体" w:cs="宋体"/>
+          <w:sz w:val="28"/>
+          <w:szCs w:val="28"/>
         </w:rPr>
         <w:t>]吴小凤,王天淼,朱文秀.基于Flask框架的监控平台可视化设计研究[J].工业控制计算机,2024,37(03):90-91.</w:t>
       </w:r>
@@ -22975,6 +23177,7 @@
         <w:pageBreakBefore w:val="0"/>
         <w:widowControl w:val="0"/>
         <w:numPr>
+          <w:ilvl w:val="0"/>
           <w:numId w:val="0"/>
         </w:numPr>
         <w:kinsoku/>
@@ -22986,36 +23189,37 @@
         <w:bidi w:val="0"/>
         <w:adjustRightInd/>
         <w:snapToGrid/>
+        <w:spacing w:line="240" w:lineRule="auto"/>
         <w:jc w:val="left"/>
         <w:textAlignment w:val="auto"/>
         <w:rPr>
-          <w:rFonts w:ascii="宋体" w:hAnsi="宋体" w:eastAsia="宋体" w:cs="宋体"/>
-          <w:sz w:val="24"/>
-          <w:szCs w:val="24"/>
-        </w:rPr>
-      </w:pPr>
-      <w:r>
-        <w:rPr>
-          <w:rFonts w:ascii="宋体" w:hAnsi="宋体" w:eastAsia="宋体" w:cs="宋体"/>
-          <w:sz w:val="24"/>
-          <w:szCs w:val="24"/>
+          <w:rFonts w:ascii="Times New Roman" w:hAnsi="Times New Roman" w:eastAsia="宋体" w:cs="宋体"/>
+          <w:sz w:val="28"/>
+          <w:szCs w:val="28"/>
+        </w:rPr>
+      </w:pPr>
+      <w:r>
+        <w:rPr>
+          <w:rFonts w:ascii="Times New Roman" w:hAnsi="Times New Roman" w:eastAsia="宋体" w:cs="宋体"/>
+          <w:sz w:val="28"/>
+          <w:szCs w:val="28"/>
         </w:rPr>
         <w:t>[</w:t>
       </w:r>
       <w:r>
         <w:rPr>
-          <w:rFonts w:hint="eastAsia" w:ascii="宋体" w:hAnsi="宋体" w:cs="宋体"/>
-          <w:sz w:val="24"/>
-          <w:szCs w:val="24"/>
+          <w:rFonts w:hint="eastAsia" w:ascii="Times New Roman" w:hAnsi="Times New Roman" w:cs="宋体"/>
+          <w:sz w:val="28"/>
+          <w:szCs w:val="28"/>
           <w:lang w:val="en-US" w:eastAsia="zh-CN"/>
         </w:rPr>
         <w:t>6</w:t>
       </w:r>
       <w:r>
         <w:rPr>
-          <w:rFonts w:ascii="宋体" w:hAnsi="宋体" w:eastAsia="宋体" w:cs="宋体"/>
-          <w:sz w:val="24"/>
-          <w:szCs w:val="24"/>
+          <w:rFonts w:ascii="Times New Roman" w:hAnsi="Times New Roman" w:eastAsia="宋体" w:cs="宋体"/>
+          <w:sz w:val="28"/>
+          <w:szCs w:val="28"/>
         </w:rPr>
         <w:t>]景子奇,邹兆年.嵌入式数据库SQLite上多版本并发控制的设计与实现[J].计算机应用,2022,42(01):140-147.</w:t>
       </w:r>
@@ -23028,6 +23232,7 @@
         <w:pageBreakBefore w:val="0"/>
         <w:widowControl w:val="0"/>
         <w:numPr>
+          <w:ilvl w:val="0"/>
           <w:numId w:val="0"/>
         </w:numPr>
         <w:kinsoku/>
@@ -23039,36 +23244,37 @@
         <w:bidi w:val="0"/>
         <w:adjustRightInd/>
         <w:snapToGrid/>
+        <w:spacing w:line="240" w:lineRule="auto"/>
         <w:jc w:val="left"/>
         <w:textAlignment w:val="auto"/>
         <w:rPr>
-          <w:rFonts w:ascii="宋体" w:hAnsi="宋体" w:eastAsia="宋体" w:cs="宋体"/>
-          <w:sz w:val="24"/>
-          <w:szCs w:val="24"/>
-        </w:rPr>
-      </w:pPr>
-      <w:r>
-        <w:rPr>
-          <w:rFonts w:ascii="宋体" w:hAnsi="宋体" w:eastAsia="宋体" w:cs="宋体"/>
-          <w:sz w:val="24"/>
-          <w:szCs w:val="24"/>
+          <w:rFonts w:ascii="Times New Roman" w:hAnsi="Times New Roman" w:eastAsia="宋体" w:cs="宋体"/>
+          <w:sz w:val="28"/>
+          <w:szCs w:val="28"/>
+        </w:rPr>
+      </w:pPr>
+      <w:r>
+        <w:rPr>
+          <w:rFonts w:ascii="Times New Roman" w:hAnsi="Times New Roman" w:eastAsia="宋体" w:cs="宋体"/>
+          <w:sz w:val="28"/>
+          <w:szCs w:val="28"/>
         </w:rPr>
         <w:t>[</w:t>
       </w:r>
       <w:r>
         <w:rPr>
-          <w:rFonts w:hint="eastAsia" w:ascii="宋体" w:hAnsi="宋体" w:cs="宋体"/>
-          <w:sz w:val="24"/>
-          <w:szCs w:val="24"/>
+          <w:rFonts w:hint="eastAsia" w:ascii="Times New Roman" w:hAnsi="Times New Roman" w:cs="宋体"/>
+          <w:sz w:val="28"/>
+          <w:szCs w:val="28"/>
           <w:lang w:val="en-US" w:eastAsia="zh-CN"/>
         </w:rPr>
         <w:t>7</w:t>
       </w:r>
       <w:r>
         <w:rPr>
-          <w:rFonts w:ascii="宋体" w:hAnsi="宋体" w:eastAsia="宋体" w:cs="宋体"/>
-          <w:sz w:val="24"/>
-          <w:szCs w:val="24"/>
+          <w:rFonts w:ascii="Times New Roman" w:hAnsi="Times New Roman" w:eastAsia="宋体" w:cs="宋体"/>
+          <w:sz w:val="28"/>
+          <w:szCs w:val="28"/>
         </w:rPr>
         <w:t>]郭翠娟,暴宁,荣锋.基于MQTT的物联网平台研究与设计[J].计算机工程与设计,2022,43(08):2378-2384.DOI:10.16208/j.issn1000-7024.2022.08.036.</w:t>
       </w:r>
@@ -23081,6 +23287,7 @@
         <w:pageBreakBefore w:val="0"/>
         <w:widowControl w:val="0"/>
         <w:numPr>
+          <w:ilvl w:val="0"/>
           <w:numId w:val="0"/>
         </w:numPr>
         <w:kinsoku/>
@@ -23092,36 +23299,37 @@
         <w:bidi w:val="0"/>
         <w:adjustRightInd/>
         <w:snapToGrid/>
+        <w:spacing w:line="240" w:lineRule="auto"/>
         <w:jc w:val="left"/>
         <w:textAlignment w:val="auto"/>
         <w:rPr>
-          <w:rFonts w:ascii="宋体" w:hAnsi="宋体" w:eastAsia="宋体" w:cs="宋体"/>
-          <w:sz w:val="24"/>
-          <w:szCs w:val="24"/>
-        </w:rPr>
-      </w:pPr>
-      <w:r>
-        <w:rPr>
-          <w:rFonts w:ascii="宋体" w:hAnsi="宋体" w:eastAsia="宋体" w:cs="宋体"/>
-          <w:sz w:val="24"/>
-          <w:szCs w:val="24"/>
+          <w:rFonts w:ascii="Times New Roman" w:hAnsi="Times New Roman" w:eastAsia="宋体" w:cs="宋体"/>
+          <w:sz w:val="28"/>
+          <w:szCs w:val="28"/>
+        </w:rPr>
+      </w:pPr>
+      <w:r>
+        <w:rPr>
+          <w:rFonts w:ascii="Times New Roman" w:hAnsi="Times New Roman" w:eastAsia="宋体" w:cs="宋体"/>
+          <w:sz w:val="28"/>
+          <w:szCs w:val="28"/>
         </w:rPr>
         <w:t>[</w:t>
       </w:r>
       <w:r>
         <w:rPr>
-          <w:rFonts w:hint="eastAsia" w:ascii="宋体" w:hAnsi="宋体" w:cs="宋体"/>
-          <w:sz w:val="24"/>
-          <w:szCs w:val="24"/>
+          <w:rFonts w:hint="eastAsia" w:ascii="Times New Roman" w:hAnsi="Times New Roman" w:cs="宋体"/>
+          <w:sz w:val="28"/>
+          <w:szCs w:val="28"/>
           <w:lang w:val="en-US" w:eastAsia="zh-CN"/>
         </w:rPr>
         <w:t>8</w:t>
       </w:r>
       <w:r>
         <w:rPr>
-          <w:rFonts w:ascii="宋体" w:hAnsi="宋体" w:eastAsia="宋体" w:cs="宋体"/>
-          <w:sz w:val="24"/>
-          <w:szCs w:val="24"/>
+          <w:rFonts w:ascii="Times New Roman" w:hAnsi="Times New Roman" w:eastAsia="宋体" w:cs="宋体"/>
+          <w:sz w:val="28"/>
+          <w:szCs w:val="28"/>
         </w:rPr>
         <w:t>]张代伟.基于OpenCV的视觉检测系统应用[J].机电信息,2024,(01):7-10.DOI:10.19514/j.cnki.cn32-1628/tm.2024.01.002.</w:t>
       </w:r>
@@ -23134,6 +23342,7 @@
         <w:pageBreakBefore w:val="0"/>
         <w:widowControl w:val="0"/>
         <w:numPr>
+          <w:ilvl w:val="0"/>
           <w:numId w:val="0"/>
         </w:numPr>
         <w:kinsoku/>
@@ -23145,36 +23354,37 @@
         <w:bidi w:val="0"/>
         <w:adjustRightInd/>
         <w:snapToGrid/>
+        <w:spacing w:line="240" w:lineRule="auto"/>
         <w:jc w:val="left"/>
         <w:textAlignment w:val="auto"/>
         <w:rPr>
-          <w:rFonts w:ascii="宋体" w:hAnsi="宋体" w:eastAsia="宋体" w:cs="宋体"/>
-          <w:sz w:val="24"/>
-          <w:szCs w:val="24"/>
-        </w:rPr>
-      </w:pPr>
-      <w:r>
-        <w:rPr>
-          <w:rFonts w:ascii="宋体" w:hAnsi="宋体" w:eastAsia="宋体" w:cs="宋体"/>
-          <w:sz w:val="24"/>
-          <w:szCs w:val="24"/>
+          <w:rFonts w:ascii="Times New Roman" w:hAnsi="Times New Roman" w:eastAsia="宋体" w:cs="宋体"/>
+          <w:sz w:val="28"/>
+          <w:szCs w:val="28"/>
+        </w:rPr>
+      </w:pPr>
+      <w:r>
+        <w:rPr>
+          <w:rFonts w:ascii="Times New Roman" w:hAnsi="Times New Roman" w:eastAsia="宋体" w:cs="宋体"/>
+          <w:sz w:val="28"/>
+          <w:szCs w:val="28"/>
         </w:rPr>
         <w:t>[</w:t>
       </w:r>
       <w:r>
         <w:rPr>
-          <w:rFonts w:hint="eastAsia" w:ascii="宋体" w:hAnsi="宋体" w:cs="宋体"/>
-          <w:sz w:val="24"/>
-          <w:szCs w:val="24"/>
+          <w:rFonts w:hint="eastAsia" w:ascii="Times New Roman" w:hAnsi="Times New Roman" w:cs="宋体"/>
+          <w:sz w:val="28"/>
+          <w:szCs w:val="28"/>
           <w:lang w:val="en-US" w:eastAsia="zh-CN"/>
         </w:rPr>
         <w:t>9</w:t>
       </w:r>
       <w:r>
         <w:rPr>
-          <w:rFonts w:ascii="宋体" w:hAnsi="宋体" w:eastAsia="宋体" w:cs="宋体"/>
-          <w:sz w:val="24"/>
-          <w:szCs w:val="24"/>
+          <w:rFonts w:ascii="Times New Roman" w:hAnsi="Times New Roman" w:eastAsia="宋体" w:cs="宋体"/>
+          <w:sz w:val="28"/>
+          <w:szCs w:val="28"/>
         </w:rPr>
         <w:t>]任海玉,刘建平,王健,等.基于大语言模型的智能问答系统研究综述[J].计算机工程与应用,2025,61(07):1-24.</w:t>
       </w:r>
@@ -23187,6 +23397,7 @@
         <w:pageBreakBefore w:val="0"/>
         <w:widowControl w:val="0"/>
         <w:numPr>
+          <w:ilvl w:val="0"/>
           <w:numId w:val="0"/>
         </w:numPr>
         <w:kinsoku/>
@@ -23198,36 +23409,37 @@
         <w:bidi w:val="0"/>
         <w:adjustRightInd/>
         <w:snapToGrid/>
+        <w:spacing w:line="240" w:lineRule="auto"/>
         <w:jc w:val="left"/>
         <w:textAlignment w:val="auto"/>
         <w:rPr>
-          <w:rFonts w:ascii="宋体" w:hAnsi="宋体" w:eastAsia="宋体" w:cs="宋体"/>
-          <w:sz w:val="24"/>
-          <w:szCs w:val="24"/>
-        </w:rPr>
-      </w:pPr>
-      <w:r>
-        <w:rPr>
-          <w:rFonts w:ascii="宋体" w:hAnsi="宋体" w:eastAsia="宋体" w:cs="宋体"/>
-          <w:sz w:val="24"/>
-          <w:szCs w:val="24"/>
+          <w:rFonts w:ascii="Times New Roman" w:hAnsi="Times New Roman" w:eastAsia="宋体" w:cs="宋体"/>
+          <w:sz w:val="28"/>
+          <w:szCs w:val="28"/>
+        </w:rPr>
+      </w:pPr>
+      <w:r>
+        <w:rPr>
+          <w:rFonts w:ascii="Times New Roman" w:hAnsi="Times New Roman" w:eastAsia="宋体" w:cs="宋体"/>
+          <w:sz w:val="28"/>
+          <w:szCs w:val="28"/>
         </w:rPr>
         <w:t>[1</w:t>
       </w:r>
       <w:r>
         <w:rPr>
-          <w:rFonts w:hint="eastAsia" w:ascii="宋体" w:hAnsi="宋体" w:cs="宋体"/>
-          <w:sz w:val="24"/>
-          <w:szCs w:val="24"/>
+          <w:rFonts w:hint="eastAsia" w:ascii="Times New Roman" w:hAnsi="Times New Roman" w:cs="宋体"/>
+          <w:sz w:val="28"/>
+          <w:szCs w:val="28"/>
           <w:lang w:val="en-US" w:eastAsia="zh-CN"/>
         </w:rPr>
         <w:t>0</w:t>
       </w:r>
       <w:r>
         <w:rPr>
-          <w:rFonts w:ascii="宋体" w:hAnsi="宋体" w:eastAsia="宋体" w:cs="宋体"/>
-          <w:sz w:val="24"/>
-          <w:szCs w:val="24"/>
+          <w:rFonts w:ascii="Times New Roman" w:hAnsi="Times New Roman" w:eastAsia="宋体" w:cs="宋体"/>
+          <w:sz w:val="28"/>
+          <w:szCs w:val="28"/>
         </w:rPr>
         <w:t>]徐帅驰,郑恭明.MicroPython与云平台在物联网应用领域的开发与应用[J].单片机与嵌入式系统应用,2021,21(09):33-36.</w:t>
       </w:r>
@@ -23247,36 +23459,37 @@
         <w:bidi w:val="0"/>
         <w:adjustRightInd/>
         <w:snapToGrid/>
+        <w:spacing w:line="240" w:lineRule="auto"/>
         <w:jc w:val="left"/>
         <w:textAlignment w:val="auto"/>
         <w:rPr>
-          <w:rFonts w:ascii="宋体" w:hAnsi="宋体" w:eastAsia="宋体" w:cs="宋体"/>
-          <w:sz w:val="24"/>
-          <w:szCs w:val="24"/>
-        </w:rPr>
-      </w:pPr>
-      <w:r>
-        <w:rPr>
-          <w:rFonts w:ascii="宋体" w:hAnsi="宋体" w:eastAsia="宋体" w:cs="宋体"/>
-          <w:sz w:val="24"/>
-          <w:szCs w:val="24"/>
+          <w:rFonts w:ascii="Times New Roman" w:hAnsi="Times New Roman" w:eastAsia="宋体" w:cs="宋体"/>
+          <w:sz w:val="28"/>
+          <w:szCs w:val="28"/>
+        </w:rPr>
+      </w:pPr>
+      <w:r>
+        <w:rPr>
+          <w:rFonts w:ascii="Times New Roman" w:hAnsi="Times New Roman" w:eastAsia="宋体" w:cs="宋体"/>
+          <w:sz w:val="28"/>
+          <w:szCs w:val="28"/>
         </w:rPr>
         <w:t>[1</w:t>
       </w:r>
       <w:r>
         <w:rPr>
-          <w:rFonts w:hint="eastAsia" w:ascii="宋体" w:hAnsi="宋体" w:cs="宋体"/>
-          <w:sz w:val="24"/>
-          <w:szCs w:val="24"/>
+          <w:rFonts w:hint="eastAsia" w:ascii="Times New Roman" w:hAnsi="Times New Roman" w:cs="宋体"/>
+          <w:sz w:val="28"/>
+          <w:szCs w:val="28"/>
           <w:lang w:val="en-US" w:eastAsia="zh-CN"/>
         </w:rPr>
         <w:t>1</w:t>
       </w:r>
       <w:r>
         <w:rPr>
-          <w:rFonts w:ascii="宋体" w:hAnsi="宋体" w:eastAsia="宋体" w:cs="宋体"/>
-          <w:sz w:val="24"/>
-          <w:szCs w:val="24"/>
+          <w:rFonts w:ascii="Times New Roman" w:hAnsi="Times New Roman" w:eastAsia="宋体" w:cs="宋体"/>
+          <w:sz w:val="28"/>
+          <w:szCs w:val="28"/>
         </w:rPr>
         <w:t xml:space="preserve">]冼进,冼允廷.基于STM32的智慧农业大棚系统设计[J].现代电子技术,2023,46(04):70-74.DOI:10.16652/j.issn.1004-373x.2023.04.013. </w:t>
       </w:r>
@@ -23296,36 +23509,37 @@
         <w:bidi w:val="0"/>
         <w:adjustRightInd/>
         <w:snapToGrid/>
+        <w:spacing w:line="240" w:lineRule="auto"/>
         <w:jc w:val="left"/>
         <w:textAlignment w:val="auto"/>
         <w:rPr>
-          <w:rFonts w:ascii="宋体" w:hAnsi="宋体" w:eastAsia="宋体" w:cs="宋体"/>
-          <w:sz w:val="24"/>
-          <w:szCs w:val="24"/>
-        </w:rPr>
-      </w:pPr>
-      <w:r>
-        <w:rPr>
-          <w:rFonts w:ascii="宋体" w:hAnsi="宋体" w:eastAsia="宋体" w:cs="宋体"/>
-          <w:sz w:val="24"/>
-          <w:szCs w:val="24"/>
+          <w:rFonts w:ascii="Times New Roman" w:hAnsi="Times New Roman" w:eastAsia="宋体" w:cs="宋体"/>
+          <w:sz w:val="28"/>
+          <w:szCs w:val="28"/>
+        </w:rPr>
+      </w:pPr>
+      <w:r>
+        <w:rPr>
+          <w:rFonts w:ascii="Times New Roman" w:hAnsi="Times New Roman" w:eastAsia="宋体" w:cs="宋体"/>
+          <w:sz w:val="28"/>
+          <w:szCs w:val="28"/>
         </w:rPr>
         <w:t>[</w:t>
       </w:r>
       <w:r>
         <w:rPr>
-          <w:rFonts w:hint="eastAsia" w:ascii="宋体" w:hAnsi="宋体" w:cs="宋体"/>
-          <w:sz w:val="24"/>
-          <w:szCs w:val="24"/>
+          <w:rFonts w:hint="eastAsia" w:ascii="Times New Roman" w:hAnsi="Times New Roman" w:cs="宋体"/>
+          <w:sz w:val="28"/>
+          <w:szCs w:val="28"/>
           <w:lang w:val="en-US" w:eastAsia="zh-CN"/>
         </w:rPr>
         <w:t>12</w:t>
       </w:r>
       <w:r>
         <w:rPr>
-          <w:rFonts w:ascii="宋体" w:hAnsi="宋体" w:eastAsia="宋体" w:cs="宋体"/>
-          <w:sz w:val="24"/>
-          <w:szCs w:val="24"/>
+          <w:rFonts w:ascii="Times New Roman" w:hAnsi="Times New Roman" w:eastAsia="宋体" w:cs="宋体"/>
+          <w:sz w:val="28"/>
+          <w:szCs w:val="28"/>
         </w:rPr>
         <w:t xml:space="preserve">]付文新,王洪丰.基于STM32单片机和DHT11温湿度传感器的温湿度采集系统的设计与实现[J].光源与照明,2022,(03):119-121. </w:t>
       </w:r>
@@ -23345,36 +23559,37 @@
         <w:bidi w:val="0"/>
         <w:adjustRightInd/>
         <w:snapToGrid/>
+        <w:spacing w:line="240" w:lineRule="auto"/>
         <w:jc w:val="left"/>
         <w:textAlignment w:val="auto"/>
         <w:rPr>
-          <w:rFonts w:ascii="宋体" w:hAnsi="宋体" w:eastAsia="宋体" w:cs="宋体"/>
-          <w:sz w:val="24"/>
-          <w:szCs w:val="24"/>
-        </w:rPr>
-      </w:pPr>
-      <w:r>
-        <w:rPr>
-          <w:rFonts w:ascii="宋体" w:hAnsi="宋体" w:eastAsia="宋体" w:cs="宋体"/>
-          <w:sz w:val="24"/>
-          <w:szCs w:val="24"/>
+          <w:rFonts w:ascii="Times New Roman" w:hAnsi="Times New Roman" w:eastAsia="宋体" w:cs="宋体"/>
+          <w:sz w:val="28"/>
+          <w:szCs w:val="28"/>
+        </w:rPr>
+      </w:pPr>
+      <w:r>
+        <w:rPr>
+          <w:rFonts w:ascii="Times New Roman" w:hAnsi="Times New Roman" w:eastAsia="宋体" w:cs="宋体"/>
+          <w:sz w:val="28"/>
+          <w:szCs w:val="28"/>
         </w:rPr>
         <w:t>[1</w:t>
       </w:r>
       <w:r>
         <w:rPr>
-          <w:rFonts w:hint="eastAsia" w:ascii="宋体" w:hAnsi="宋体" w:cs="宋体"/>
-          <w:sz w:val="24"/>
-          <w:szCs w:val="24"/>
+          <w:rFonts w:hint="eastAsia" w:ascii="Times New Roman" w:hAnsi="Times New Roman" w:cs="宋体"/>
+          <w:sz w:val="28"/>
+          <w:szCs w:val="28"/>
           <w:lang w:val="en-US" w:eastAsia="zh-CN"/>
         </w:rPr>
         <w:t>3</w:t>
       </w:r>
       <w:r>
         <w:rPr>
-          <w:rFonts w:ascii="宋体" w:hAnsi="宋体" w:eastAsia="宋体" w:cs="宋体"/>
-          <w:sz w:val="24"/>
-          <w:szCs w:val="24"/>
+          <w:rFonts w:ascii="Times New Roman" w:hAnsi="Times New Roman" w:eastAsia="宋体" w:cs="宋体"/>
+          <w:sz w:val="28"/>
+          <w:szCs w:val="28"/>
         </w:rPr>
         <w:t xml:space="preserve">]贾书香.基于STM32的手势识别控制系统的设计[J].黑龙江科学,2023,14(02):78-81. </w:t>
       </w:r>
@@ -23394,36 +23609,37 @@
         <w:bidi w:val="0"/>
         <w:adjustRightInd/>
         <w:snapToGrid/>
+        <w:spacing w:line="240" w:lineRule="auto"/>
         <w:jc w:val="left"/>
         <w:textAlignment w:val="auto"/>
         <w:rPr>
-          <w:rFonts w:ascii="宋体" w:hAnsi="宋体" w:eastAsia="宋体" w:cs="宋体"/>
-          <w:sz w:val="24"/>
-          <w:szCs w:val="24"/>
-        </w:rPr>
-      </w:pPr>
-      <w:r>
-        <w:rPr>
-          <w:rFonts w:ascii="宋体" w:hAnsi="宋体" w:eastAsia="宋体" w:cs="宋体"/>
-          <w:sz w:val="24"/>
-          <w:szCs w:val="24"/>
+          <w:rFonts w:ascii="Times New Roman" w:hAnsi="Times New Roman" w:eastAsia="宋体" w:cs="宋体"/>
+          <w:sz w:val="28"/>
+          <w:szCs w:val="28"/>
+        </w:rPr>
+      </w:pPr>
+      <w:r>
+        <w:rPr>
+          <w:rFonts w:ascii="Times New Roman" w:hAnsi="Times New Roman" w:eastAsia="宋体" w:cs="宋体"/>
+          <w:sz w:val="28"/>
+          <w:szCs w:val="28"/>
         </w:rPr>
         <w:t>[1</w:t>
       </w:r>
       <w:r>
         <w:rPr>
-          <w:rFonts w:hint="eastAsia" w:ascii="宋体" w:hAnsi="宋体" w:cs="宋体"/>
-          <w:sz w:val="24"/>
-          <w:szCs w:val="24"/>
+          <w:rFonts w:hint="eastAsia" w:ascii="Times New Roman" w:hAnsi="Times New Roman" w:cs="宋体"/>
+          <w:sz w:val="28"/>
+          <w:szCs w:val="28"/>
           <w:lang w:val="en-US" w:eastAsia="zh-CN"/>
         </w:rPr>
         <w:t>4</w:t>
       </w:r>
       <w:r>
         <w:rPr>
-          <w:rFonts w:ascii="宋体" w:hAnsi="宋体" w:eastAsia="宋体" w:cs="宋体"/>
-          <w:sz w:val="24"/>
-          <w:szCs w:val="24"/>
+          <w:rFonts w:ascii="Times New Roman" w:hAnsi="Times New Roman" w:eastAsia="宋体" w:cs="宋体"/>
+          <w:sz w:val="28"/>
+          <w:szCs w:val="28"/>
         </w:rPr>
         <w:t xml:space="preserve">]杜继明.Python语言的Web开发应用分析[J].数字通信世界,2022,(01):76-78. </w:t>
       </w:r>
@@ -23443,36 +23659,37 @@
         <w:bidi w:val="0"/>
         <w:adjustRightInd/>
         <w:snapToGrid/>
+        <w:spacing w:line="240" w:lineRule="auto"/>
         <w:jc w:val="left"/>
         <w:textAlignment w:val="auto"/>
         <w:rPr>
-          <w:rFonts w:ascii="宋体" w:hAnsi="宋体" w:eastAsia="宋体" w:cs="宋体"/>
-          <w:sz w:val="24"/>
-          <w:szCs w:val="24"/>
-        </w:rPr>
-      </w:pPr>
-      <w:r>
-        <w:rPr>
-          <w:rFonts w:ascii="宋体" w:hAnsi="宋体" w:eastAsia="宋体" w:cs="宋体"/>
-          <w:sz w:val="24"/>
-          <w:szCs w:val="24"/>
+          <w:rFonts w:ascii="Times New Roman" w:hAnsi="Times New Roman" w:eastAsia="宋体" w:cs="宋体"/>
+          <w:sz w:val="28"/>
+          <w:szCs w:val="28"/>
+        </w:rPr>
+      </w:pPr>
+      <w:r>
+        <w:rPr>
+          <w:rFonts w:ascii="Times New Roman" w:hAnsi="Times New Roman" w:eastAsia="宋体" w:cs="宋体"/>
+          <w:sz w:val="28"/>
+          <w:szCs w:val="28"/>
         </w:rPr>
         <w:t>[1</w:t>
       </w:r>
       <w:r>
         <w:rPr>
-          <w:rFonts w:hint="eastAsia" w:ascii="宋体" w:hAnsi="宋体" w:cs="宋体"/>
-          <w:sz w:val="24"/>
-          <w:szCs w:val="24"/>
+          <w:rFonts w:hint="eastAsia" w:ascii="Times New Roman" w:hAnsi="Times New Roman" w:cs="宋体"/>
+          <w:sz w:val="28"/>
+          <w:szCs w:val="28"/>
           <w:lang w:val="en-US" w:eastAsia="zh-CN"/>
         </w:rPr>
         <w:t>5</w:t>
       </w:r>
       <w:r>
         <w:rPr>
-          <w:rFonts w:ascii="宋体" w:hAnsi="宋体" w:eastAsia="宋体" w:cs="宋体"/>
-          <w:sz w:val="24"/>
-          <w:szCs w:val="24"/>
+          <w:rFonts w:ascii="Times New Roman" w:hAnsi="Times New Roman" w:eastAsia="宋体" w:cs="宋体"/>
+          <w:sz w:val="28"/>
+          <w:szCs w:val="28"/>
         </w:rPr>
         <w:t xml:space="preserve">]杨一帆.服务于MySQL数据库的在线监测系统设计[J].自动化技术与应用,2022,41(10):179-182.DOI:10.20033/j.1003-7241.(2022)10-0179-04. </w:t>
       </w:r>
@@ -23492,36 +23709,37 @@
         <w:bidi w:val="0"/>
         <w:adjustRightInd/>
         <w:snapToGrid/>
+        <w:spacing w:line="240" w:lineRule="auto"/>
         <w:jc w:val="left"/>
         <w:textAlignment w:val="auto"/>
         <w:rPr>
-          <w:rFonts w:ascii="宋体" w:hAnsi="宋体" w:eastAsia="宋体" w:cs="宋体"/>
-          <w:sz w:val="24"/>
-          <w:szCs w:val="24"/>
-        </w:rPr>
-      </w:pPr>
-      <w:r>
-        <w:rPr>
-          <w:rFonts w:ascii="宋体" w:hAnsi="宋体" w:eastAsia="宋体" w:cs="宋体"/>
-          <w:sz w:val="24"/>
-          <w:szCs w:val="24"/>
+          <w:rFonts w:ascii="Times New Roman" w:hAnsi="Times New Roman" w:eastAsia="宋体" w:cs="宋体"/>
+          <w:sz w:val="28"/>
+          <w:szCs w:val="28"/>
+        </w:rPr>
+      </w:pPr>
+      <w:r>
+        <w:rPr>
+          <w:rFonts w:ascii="Times New Roman" w:hAnsi="Times New Roman" w:eastAsia="宋体" w:cs="宋体"/>
+          <w:sz w:val="28"/>
+          <w:szCs w:val="28"/>
         </w:rPr>
         <w:t>[</w:t>
       </w:r>
       <w:r>
         <w:rPr>
-          <w:rFonts w:hint="eastAsia" w:ascii="宋体" w:hAnsi="宋体" w:cs="宋体"/>
-          <w:sz w:val="24"/>
-          <w:szCs w:val="24"/>
+          <w:rFonts w:hint="eastAsia" w:ascii="Times New Roman" w:hAnsi="Times New Roman" w:cs="宋体"/>
+          <w:sz w:val="28"/>
+          <w:szCs w:val="28"/>
           <w:lang w:val="en-US" w:eastAsia="zh-CN"/>
         </w:rPr>
         <w:t>16</w:t>
       </w:r>
       <w:r>
         <w:rPr>
-          <w:rFonts w:ascii="宋体" w:hAnsi="宋体" w:eastAsia="宋体" w:cs="宋体"/>
-          <w:sz w:val="24"/>
-          <w:szCs w:val="24"/>
+          <w:rFonts w:ascii="Times New Roman" w:hAnsi="Times New Roman" w:eastAsia="宋体" w:cs="宋体"/>
+          <w:sz w:val="28"/>
+          <w:szCs w:val="28"/>
         </w:rPr>
         <w:t>]Chung H ,Kim H J ,Ahn J , et al.Resource-Constrained Edge AI Solution for Real-Time Pest and Disease Detection in Chili Pepper Fields[J].Agriculture,2026,16(2):223-223.DOI:10.3390/AGRICULTURE16020223.</w:t>
       </w:r>
@@ -23541,36 +23759,37 @@
         <w:bidi w:val="0"/>
         <w:adjustRightInd/>
         <w:snapToGrid/>
+        <w:spacing w:line="240" w:lineRule="auto"/>
         <w:jc w:val="left"/>
         <w:textAlignment w:val="auto"/>
         <w:rPr>
-          <w:rFonts w:ascii="宋体" w:hAnsi="宋体" w:eastAsia="宋体" w:cs="宋体"/>
-          <w:sz w:val="24"/>
-          <w:szCs w:val="24"/>
-        </w:rPr>
-      </w:pPr>
-      <w:r>
-        <w:rPr>
-          <w:rFonts w:ascii="宋体" w:hAnsi="宋体" w:eastAsia="宋体" w:cs="宋体"/>
-          <w:sz w:val="24"/>
-          <w:szCs w:val="24"/>
+          <w:rFonts w:ascii="Times New Roman" w:hAnsi="Times New Roman" w:eastAsia="宋体" w:cs="宋体"/>
+          <w:sz w:val="28"/>
+          <w:szCs w:val="28"/>
+        </w:rPr>
+      </w:pPr>
+      <w:r>
+        <w:rPr>
+          <w:rFonts w:ascii="Times New Roman" w:hAnsi="Times New Roman" w:eastAsia="宋体" w:cs="宋体"/>
+          <w:sz w:val="28"/>
+          <w:szCs w:val="28"/>
         </w:rPr>
         <w:t>[1</w:t>
       </w:r>
       <w:r>
         <w:rPr>
-          <w:rFonts w:hint="eastAsia" w:ascii="宋体" w:hAnsi="宋体" w:cs="宋体"/>
-          <w:sz w:val="24"/>
-          <w:szCs w:val="24"/>
+          <w:rFonts w:hint="eastAsia" w:ascii="Times New Roman" w:hAnsi="Times New Roman" w:cs="宋体"/>
+          <w:sz w:val="28"/>
+          <w:szCs w:val="28"/>
           <w:lang w:val="en-US" w:eastAsia="zh-CN"/>
         </w:rPr>
         <w:t>7</w:t>
       </w:r>
       <w:r>
         <w:rPr>
-          <w:rFonts w:ascii="宋体" w:hAnsi="宋体" w:eastAsia="宋体" w:cs="宋体"/>
-          <w:sz w:val="24"/>
-          <w:szCs w:val="24"/>
+          <w:rFonts w:ascii="Times New Roman" w:hAnsi="Times New Roman" w:eastAsia="宋体" w:cs="宋体"/>
+          <w:sz w:val="28"/>
+          <w:szCs w:val="28"/>
         </w:rPr>
         <w:t xml:space="preserve">]Li W ,Ai X ,Kang G , et al.LLM-Based RESTful Web API Service Discovery[J].Service Oriented Computing and Applications,2025,(prepublish):1-15.DOI:10.1007/S11761-025-00485-4. </w:t>
       </w:r>
@@ -23590,36 +23809,37 @@
         <w:bidi w:val="0"/>
         <w:adjustRightInd/>
         <w:snapToGrid/>
+        <w:spacing w:line="240" w:lineRule="auto"/>
         <w:jc w:val="left"/>
         <w:textAlignment w:val="auto"/>
         <w:rPr>
-          <w:rFonts w:ascii="宋体" w:hAnsi="宋体" w:eastAsia="宋体" w:cs="宋体"/>
-          <w:sz w:val="24"/>
-          <w:szCs w:val="24"/>
-        </w:rPr>
-      </w:pPr>
-      <w:r>
-        <w:rPr>
-          <w:rFonts w:ascii="宋体" w:hAnsi="宋体" w:eastAsia="宋体" w:cs="宋体"/>
-          <w:sz w:val="24"/>
-          <w:szCs w:val="24"/>
+          <w:rFonts w:ascii="Times New Roman" w:hAnsi="Times New Roman" w:eastAsia="宋体" w:cs="宋体"/>
+          <w:sz w:val="28"/>
+          <w:szCs w:val="28"/>
+        </w:rPr>
+      </w:pPr>
+      <w:r>
+        <w:rPr>
+          <w:rFonts w:ascii="Times New Roman" w:hAnsi="Times New Roman" w:eastAsia="宋体" w:cs="宋体"/>
+          <w:sz w:val="28"/>
+          <w:szCs w:val="28"/>
         </w:rPr>
         <w:t>[1</w:t>
       </w:r>
       <w:r>
         <w:rPr>
-          <w:rFonts w:hint="eastAsia" w:ascii="宋体" w:hAnsi="宋体" w:cs="宋体"/>
-          <w:sz w:val="24"/>
-          <w:szCs w:val="24"/>
+          <w:rFonts w:hint="eastAsia" w:ascii="Times New Roman" w:hAnsi="Times New Roman" w:cs="宋体"/>
+          <w:sz w:val="28"/>
+          <w:szCs w:val="28"/>
           <w:lang w:val="en-US" w:eastAsia="zh-CN"/>
         </w:rPr>
         <w:t>8</w:t>
       </w:r>
       <w:r>
         <w:rPr>
-          <w:rFonts w:ascii="宋体" w:hAnsi="宋体" w:eastAsia="宋体" w:cs="宋体"/>
-          <w:sz w:val="24"/>
-          <w:szCs w:val="24"/>
+          <w:rFonts w:ascii="Times New Roman" w:hAnsi="Times New Roman" w:eastAsia="宋体" w:cs="宋体"/>
+          <w:sz w:val="28"/>
+          <w:szCs w:val="28"/>
         </w:rPr>
         <w:t xml:space="preserve">]Li L ,Liu Z C ,Cao K , et al.Artificial intelligence of things for smart agriculture with optimal embedded edge intelligence[J].Computers and Electrical Engineering,2026,133111039-111039.DOI:10.1016/J.COMPELECENG.2026.111039. </w:t>
       </w:r>
@@ -23639,36 +23859,37 @@
         <w:bidi w:val="0"/>
         <w:adjustRightInd/>
         <w:snapToGrid/>
+        <w:spacing w:line="240" w:lineRule="auto"/>
         <w:jc w:val="left"/>
         <w:textAlignment w:val="auto"/>
         <w:rPr>
-          <w:rFonts w:ascii="宋体" w:hAnsi="宋体" w:eastAsia="宋体" w:cs="宋体"/>
-          <w:sz w:val="24"/>
-          <w:szCs w:val="24"/>
-        </w:rPr>
-      </w:pPr>
-      <w:r>
-        <w:rPr>
-          <w:rFonts w:ascii="宋体" w:hAnsi="宋体" w:eastAsia="宋体" w:cs="宋体"/>
-          <w:sz w:val="24"/>
-          <w:szCs w:val="24"/>
+          <w:rFonts w:ascii="Times New Roman" w:hAnsi="Times New Roman" w:eastAsia="宋体" w:cs="宋体"/>
+          <w:sz w:val="28"/>
+          <w:szCs w:val="28"/>
+        </w:rPr>
+      </w:pPr>
+      <w:r>
+        <w:rPr>
+          <w:rFonts w:ascii="Times New Roman" w:hAnsi="Times New Roman" w:eastAsia="宋体" w:cs="宋体"/>
+          <w:sz w:val="28"/>
+          <w:szCs w:val="28"/>
         </w:rPr>
         <w:t>[1</w:t>
       </w:r>
       <w:r>
         <w:rPr>
-          <w:rFonts w:hint="eastAsia" w:ascii="宋体" w:hAnsi="宋体" w:cs="宋体"/>
-          <w:sz w:val="24"/>
-          <w:szCs w:val="24"/>
+          <w:rFonts w:hint="eastAsia" w:ascii="Times New Roman" w:hAnsi="Times New Roman" w:cs="宋体"/>
+          <w:sz w:val="28"/>
+          <w:szCs w:val="28"/>
           <w:lang w:val="en-US" w:eastAsia="zh-CN"/>
         </w:rPr>
         <w:t>9</w:t>
       </w:r>
       <w:r>
         <w:rPr>
-          <w:rFonts w:ascii="宋体" w:hAnsi="宋体" w:eastAsia="宋体" w:cs="宋体"/>
-          <w:sz w:val="24"/>
-          <w:szCs w:val="24"/>
+          <w:rFonts w:ascii="Times New Roman" w:hAnsi="Times New Roman" w:eastAsia="宋体" w:cs="宋体"/>
+          <w:sz w:val="28"/>
+          <w:szCs w:val="28"/>
         </w:rPr>
         <w:t xml:space="preserve">]Liu D ,Zhou X ,Chen D , et al.Smart indoor occupancy detection based on optimized camera placement, multi-view de-duplication, and large language model semantic understanding[J].Engineering Applications of Artificial Intelligence,2026,169114157-114157.DOI:10.1016/J.ENGAPPAI.2026.114157.  </w:t>
       </w:r>
@@ -23688,6 +23909,7 @@
         <w:bidi w:val="0"/>
         <w:adjustRightInd/>
         <w:snapToGrid/>
+        <w:spacing w:line="240" w:lineRule="auto"/>
         <w:jc w:val="left"/>
         <w:textAlignment w:val="auto"/>
         <w:rPr>
@@ -23696,28 +23918,26 @@
       </w:pPr>
       <w:r>
         <w:rPr>
-          <w:rFonts w:ascii="宋体" w:hAnsi="宋体" w:eastAsia="宋体" w:cs="宋体"/>
-          <w:sz w:val="24"/>
-          <w:szCs w:val="24"/>
+          <w:rFonts w:ascii="Times New Roman" w:hAnsi="Times New Roman" w:eastAsia="宋体" w:cs="宋体"/>
+          <w:sz w:val="28"/>
+          <w:szCs w:val="28"/>
         </w:rPr>
         <w:t>[</w:t>
       </w:r>
       <w:r>
         <w:rPr>
-          <w:rFonts w:hint="eastAsia" w:ascii="宋体" w:hAnsi="宋体" w:cs="宋体"/>
-          <w:sz w:val="24"/>
-          <w:szCs w:val="24"/>
+          <w:rFonts w:hint="eastAsia" w:ascii="Times New Roman" w:hAnsi="Times New Roman" w:cs="宋体"/>
+          <w:sz w:val="28"/>
+          <w:szCs w:val="28"/>
           <w:lang w:val="en-US" w:eastAsia="zh-CN"/>
         </w:rPr>
         <w:t>20</w:t>
       </w:r>
-      <w:bookmarkStart w:id="158" w:name="_GoBack"/>
-      <w:bookmarkEnd w:id="158"/>
-      <w:r>
-        <w:rPr>
-          <w:rFonts w:ascii="宋体" w:hAnsi="宋体" w:eastAsia="宋体" w:cs="宋体"/>
-          <w:sz w:val="24"/>
-          <w:szCs w:val="24"/>
+      <w:r>
+        <w:rPr>
+          <w:rFonts w:ascii="Times New Roman" w:hAnsi="Times New Roman" w:eastAsia="宋体" w:cs="宋体"/>
+          <w:sz w:val="28"/>
+          <w:szCs w:val="28"/>
         </w:rPr>
         <w:t xml:space="preserve">]Li Y ,Wu S .Design of an Intelligent Rice Seedling Greenhouse Environmental Control System: A Solution Based on STM32[J].Academic Journal of Engineering and Technology Science,2025,8(5):DOI:10.25236/AJETS.2025.080504. </w:t>
       </w:r>
@@ -23736,8 +23956,8 @@
           <w:szCs w:val="44"/>
         </w:rPr>
       </w:pPr>
-      <w:bookmarkStart w:id="156" w:name="_Toc31829"/>
-      <w:bookmarkStart w:id="157" w:name="_Toc25375"/>
+      <w:bookmarkStart w:id="156" w:name="_Toc25375"/>
+      <w:bookmarkStart w:id="157" w:name="_Toc30707"/>
       <w:r>
         <w:rPr>
           <w:rFonts w:hint="eastAsia"/>

--- a/artifact.docx
+++ b/artifact.docx
@@ -581,8 +581,6 @@
         </w:rPr>
         <w:t>3</w:t>
       </w:r>
-      <w:bookmarkStart w:id="158" w:name="_GoBack"/>
-      <w:bookmarkEnd w:id="158"/>
       <w:r>
         <w:rPr>
           <w:rFonts w:hint="eastAsia" w:ascii="华文仿宋" w:hAnsi="华文仿宋" w:eastAsia="华文仿宋"/>
@@ -1281,6 +1279,12 @@
             <w:insideH w:val="single" w:color="auto" w:sz="4" w:space="0"/>
             <w:insideV w:val="single" w:color="auto" w:sz="4" w:space="0"/>
           </w:tblBorders>
+          <w:tblCellMar>
+            <w:top w:w="0" w:type="dxa"/>
+            <w:left w:w="108" w:type="dxa"/>
+            <w:bottom w:w="0" w:type="dxa"/>
+            <w:right w:w="108" w:type="dxa"/>
+          </w:tblCellMar>
         </w:tblPrEx>
         <w:trPr>
           <w:cantSplit/>
@@ -1888,6 +1892,8 @@
     <w:p>
       <w:pPr>
         <w:pStyle w:val="50"/>
+        <w:keepNext w:val="0"/>
+        <w:keepLines w:val="0"/>
         <w:pageBreakBefore w:val="0"/>
         <w:widowControl w:val="0"/>
         <w:kinsoku/>
@@ -1899,7 +1905,7 @@
         <w:bidi w:val="0"/>
         <w:adjustRightInd/>
         <w:snapToGrid/>
-        <w:spacing w:line="360" w:lineRule="auto"/>
+        <w:spacing w:before="0" w:after="0" w:line="360" w:lineRule="auto"/>
         <w:jc w:val="both"/>
         <w:textAlignment w:val="auto"/>
         <w:rPr>
@@ -1935,12 +1941,38 @@
           <w:szCs w:val="24"/>
           <w:lang w:val="en-US" w:eastAsia="zh-CN" w:bidi="ar-SA"/>
         </w:rPr>
-        <w:t>针对传统藏红花培育时环境监测缺少连续性、灌溉依靠人工经验、数据记载以及远程操控能力薄弱等问题而言，创建起一个基于边缘计算的藏红花全生长周期智能培育系统，进而加强培育进程的实时监测、自动控制和智能化水平。系统采用的是设备端、边缘端、云端扩展的总体架构，以STM32F411为硬件核心，完成温度、湿度、光照、土壤湿度等环境参数的采集以及执行器的控制、OLED显示、现场交互；再用树莓派4B作为边缘网关，通过USB虚拟串口接收设备数据，使用MicroPython、Flask、SQLite实现实时监测、历史数据存储、Web可视化、用户权限管理、自动灌溉策略配置；然后用MQTT实现数据的云端扩展和远程访问；最后结合OpenCV图像分析和本地轻量模型来提高系统环境评价和辅助决策的能力。从系统的测试结果可以看出，本系统可以很好地完成对藏红花培养环境进行实时监测、人工和自动灌溉控制、历史数据可视化以及边缘智能分析等任务，具有成本低、部署灵活、扩展性强等特点，可以为特色经济作物小型智能培育提供一种可行的工程实现方案。</w:t>
+        <w:t>针</w:t>
+      </w:r>
+      <w:r>
+        <w:rPr>
+          <w:rFonts w:hint="eastAsia" w:cs="Times New Roman"/>
+          <w:b w:val="0"/>
+          <w:bCs w:val="0"/>
+          <w:kern w:val="2"/>
+          <w:sz w:val="24"/>
+          <w:szCs w:val="24"/>
+          <w:lang w:val="en-US" w:eastAsia="zh-CN" w:bidi="ar-SA"/>
+        </w:rPr>
+        <w:t>对</w:t>
+      </w:r>
+      <w:r>
+        <w:rPr>
+          <w:rFonts w:hint="eastAsia" w:ascii="Times New Roman" w:hAnsi="Times New Roman" w:eastAsia="宋体" w:cs="Times New Roman"/>
+          <w:b w:val="0"/>
+          <w:bCs w:val="0"/>
+          <w:kern w:val="2"/>
+          <w:sz w:val="24"/>
+          <w:szCs w:val="24"/>
+          <w:lang w:val="en-US" w:eastAsia="zh-CN" w:bidi="ar-SA"/>
+        </w:rPr>
+        <w:t>传统藏红花培育时环境监测缺少连续性、灌溉依靠人工经验、数据记载和远程操控能力弱等状况来说，创建起一个基于边缘计算的藏红花全生长周期智能培育系统，从而提高培育进程的实时监测、自动控制和智能化程度。系统采用的是设备端、边缘端、云端扩展的总体架构，以STM32F411为硬件核心，完成温度、湿度、光照、土壤湿度等环境参数的采集以及执行器的控制、OLED显示、现场交互；再用树莓派4B作为边缘网关，通过USB虚拟串口接收设备数据，使用MicroPython、Flask、SQLite实现实时监测、历史数据存储、Web可视化、用户权限管理、自动灌溉策略配置；然后用MQTT实现数据的云端扩展和远程访问；最后结合OpenCV图像分析和本地轻量模型来提高系统环境评价和辅助决策的能力。从系统测试结果可知，本系统可以较好地完成对藏红花培养环境的实时监测、人工和自动灌溉控制、历史数据可视化、边缘智能分析等工作，具有成本低、部署灵活、扩展性强等特点，可以为特色经济作物小型智能培育提供一种可行的工程实现方案。</w:t>
       </w:r>
     </w:p>
     <w:p>
       <w:pPr>
         <w:pStyle w:val="3"/>
+        <w:keepNext w:val="0"/>
+        <w:keepLines w:val="0"/>
         <w:pageBreakBefore w:val="0"/>
         <w:widowControl w:val="0"/>
         <w:kinsoku/>
@@ -1952,7 +1984,7 @@
         <w:bidi w:val="0"/>
         <w:adjustRightInd/>
         <w:snapToGrid/>
-        <w:spacing w:line="360" w:lineRule="auto"/>
+        <w:spacing w:before="0" w:after="0" w:line="360" w:lineRule="auto"/>
         <w:jc w:val="both"/>
         <w:textAlignment w:val="auto"/>
         <w:rPr>
@@ -1968,6 +2000,8 @@
     <w:p>
       <w:pPr>
         <w:pStyle w:val="3"/>
+        <w:keepNext w:val="0"/>
+        <w:keepLines w:val="0"/>
         <w:pageBreakBefore w:val="0"/>
         <w:widowControl w:val="0"/>
         <w:kinsoku/>
@@ -1979,7 +2013,7 @@
         <w:bidi w:val="0"/>
         <w:adjustRightInd/>
         <w:snapToGrid/>
-        <w:spacing w:line="360" w:lineRule="auto"/>
+        <w:spacing w:before="0" w:after="0" w:line="360" w:lineRule="auto"/>
         <w:jc w:val="both"/>
         <w:textAlignment w:val="auto"/>
         <w:rPr>
@@ -2284,6 +2318,8 @@
     <w:p>
       <w:pPr>
         <w:pStyle w:val="50"/>
+        <w:keepNext w:val="0"/>
+        <w:keepLines w:val="0"/>
         <w:pageBreakBefore w:val="0"/>
         <w:widowControl w:val="0"/>
         <w:kinsoku/>
@@ -2295,7 +2331,7 @@
         <w:bidi w:val="0"/>
         <w:adjustRightInd/>
         <w:snapToGrid/>
-        <w:spacing w:line="360" w:lineRule="auto"/>
+        <w:spacing w:before="0" w:after="0" w:line="360" w:lineRule="auto"/>
         <w:jc w:val="both"/>
         <w:textAlignment w:val="auto"/>
         <w:rPr>
@@ -2323,7 +2359,7 @@
       </w:r>
       <w:r>
         <w:rPr>
-          <w:rFonts w:ascii="Times New Roman" w:hAnsi="Times New Roman" w:eastAsia="宋体" w:cs="Times New Roman"/>
+          <w:rFonts w:hint="eastAsia" w:ascii="Times New Roman" w:hAnsi="Times New Roman" w:eastAsia="宋体" w:cs="Times New Roman"/>
           <w:b w:val="0"/>
           <w:bCs w:val="0"/>
           <w:kern w:val="2"/>
@@ -2332,7 +2368,7 @@
           <w:shd w:val="clear" w:color="auto" w:fill="FDFDFE"/>
           <w:lang w:val="en-US" w:eastAsia="zh-CN" w:bidi="ar-SA"/>
         </w:rPr>
-        <w:t>To address the shortcomings of traditional saffron cultivation, such as lack of continuous environmental monitoring, reliance on manual experience for irrigation, weak data recording, and limited remote control capabilities, a smart saffron cultivation system based on edge computing has been created to enhance real-time monitoring, automatic control, and intelligence throughout the cultivation process. The system employs an overall architecture of device-side, edge-side, and cloud-based expansion. Using an STM32F411 as the hardware core, it collects environmental parameters such as temperature, humidity, light intensity, and soil moisture, controls actuators, displays data on an OLED screen, and enables on-site interaction. A Raspberry Pi 4B serves as the edge gateway, receiving device data via a USB virtual serial port. MicroPython, Flask, and SQLite are used for real-time monitoring, historical data storage, web visualization, user access management, and automatic irrigation strategy configuration. MQTT is then used for cloud-based data expansion and remote access. Finally, OpenCV image analysis and local lightweight models are combined to improve the system’s environmental assessment and decision-making capabilities. The test results show that the system can effectively perform tasks such as real-time monitoring of the saffron cultivation environment, manual and automatic irrigation control, historical data visualization, and edge intelligent analysis. It features low cost, flexible deployment, and strong scalability, and can provide a feasible engineering solution for small-scale intelligent cultivation of specialty economic crops.</w:t>
+        <w:t>To address the shortcomings of traditional saffron cultivation, such as lack of continuous environmental monitoring, reliance on manual experience for irrigation, and weak data recording and remote control capabilities, an intelligent saffron cultivation system based on edge computing was created to improve real-time monitoring, automatic control, and intelligence throughout the cultivation process. The system employs an overall architecture of device-side, edge-side, and cloud-based expansion. Using an STM32F411 as the hardware core, it collects environmental parameters such as temperature, humidity, light intensity, and soil moisture, controls actuators, displays data on an OLED screen, and enables on-site interaction. A Raspberry Pi 4B serves as the edge gateway, receiving device data via a USB virtual serial port. MicroPython, Flask, and SQLite are used for real-time monitoring, historical data storage, web visualization, user access management, and automatic irrigation strategy configuration. MQTT is then used for cloud-based data expansion and remote access. Finally, OpenCV image analysis and local lightweight models are combined to enhance the system's environmental assessment and decision-making capabilities. The system test results show that this system can effectively perform tasks such as real-time monitoring of the saffron cultivation environment, manual and automatic irrigation control, historical data visualization, and edge intelligent analysis. It features low cost, flexible deployment, and strong scalability, and can provide a feasible engineering solution for small-scale intelligent cultivation of specialty economic crops.</w:t>
       </w:r>
     </w:p>
     <w:p>
@@ -4989,8 +5025,8 @@
           <w:lang w:val="en-US" w:eastAsia="zh-CN"/>
         </w:rPr>
       </w:pPr>
-      <w:bookmarkStart w:id="4" w:name="_Toc21158"/>
-      <w:bookmarkStart w:id="5" w:name="_Toc9872"/>
+      <w:bookmarkStart w:id="4" w:name="_Toc9872"/>
+      <w:bookmarkStart w:id="5" w:name="_Toc21158"/>
       <w:bookmarkStart w:id="6" w:name="研究背景"/>
       <w:r>
         <w:rPr>
@@ -5109,8 +5145,8 @@
           <w:lang w:val="en-US" w:eastAsia="zh-CN"/>
         </w:rPr>
       </w:pPr>
-      <w:bookmarkStart w:id="7" w:name="_Toc32486"/>
-      <w:bookmarkStart w:id="8" w:name="_Toc22297"/>
+      <w:bookmarkStart w:id="7" w:name="_Toc22297"/>
+      <w:bookmarkStart w:id="8" w:name="_Toc32486"/>
       <w:bookmarkStart w:id="9" w:name="研究目的及意义"/>
       <w:r>
         <w:rPr>
@@ -5400,8 +5436,8 @@
           <w:lang w:val="en-US" w:eastAsia="zh-CN"/>
         </w:rPr>
       </w:pPr>
-      <w:bookmarkStart w:id="10" w:name="_Toc21593"/>
-      <w:bookmarkStart w:id="11" w:name="_Toc93"/>
+      <w:bookmarkStart w:id="10" w:name="_Toc93"/>
+      <w:bookmarkStart w:id="11" w:name="_Toc21593"/>
       <w:bookmarkStart w:id="12" w:name="国内外研究现状"/>
       <w:r>
         <w:rPr>
@@ -5509,8 +5545,8 @@
           <w:lang w:val="en-US" w:eastAsia="zh-CN"/>
         </w:rPr>
       </w:pPr>
-      <w:bookmarkStart w:id="16" w:name="_Toc24203"/>
-      <w:bookmarkStart w:id="17" w:name="_Toc14707"/>
+      <w:bookmarkStart w:id="16" w:name="_Toc14707"/>
+      <w:bookmarkStart w:id="17" w:name="_Toc24203"/>
       <w:bookmarkStart w:id="18" w:name="国外研究现状"/>
       <w:r>
         <w:rPr>
@@ -6067,8 +6103,8 @@
           <w:lang w:val="en-US" w:eastAsia="zh-CN"/>
         </w:rPr>
       </w:pPr>
-      <w:bookmarkStart w:id="28" w:name="_Toc2634"/>
-      <w:bookmarkStart w:id="29" w:name="_Toc23186"/>
+      <w:bookmarkStart w:id="28" w:name="_Toc23186"/>
+      <w:bookmarkStart w:id="29" w:name="_Toc2634"/>
       <w:bookmarkStart w:id="30" w:name="数据通信与边缘服务相关技术"/>
       <w:r>
         <w:rPr>
@@ -6230,8 +6266,8 @@
           <w:lang w:val="en-US" w:eastAsia="zh-CN"/>
         </w:rPr>
       </w:pPr>
-      <w:bookmarkStart w:id="34" w:name="_Toc3953"/>
-      <w:bookmarkStart w:id="35" w:name="_Toc702"/>
+      <w:bookmarkStart w:id="34" w:name="_Toc702"/>
+      <w:bookmarkStart w:id="35" w:name="_Toc3953"/>
       <w:bookmarkStart w:id="36" w:name="mqtt-云端同步技术"/>
       <w:r>
         <w:rPr>
@@ -6355,8 +6391,8 @@
           <w:lang w:val="en-US" w:eastAsia="zh-CN"/>
         </w:rPr>
       </w:pPr>
-      <w:bookmarkStart w:id="40" w:name="_Toc21825"/>
-      <w:bookmarkStart w:id="41" w:name="_Toc29108"/>
+      <w:bookmarkStart w:id="40" w:name="_Toc29108"/>
+      <w:bookmarkStart w:id="41" w:name="_Toc21825"/>
       <w:bookmarkStart w:id="42" w:name="基于-opencv-的图像颜色分析技术"/>
       <w:r>
         <w:rPr>
@@ -6473,26 +6509,36 @@
           <w:rFonts w:hint="default" w:ascii="Times New Roman" w:hAnsi="Times New Roman" w:eastAsia="宋体" w:cs="Times New Roman"/>
           <w:bCs w:val="0"/>
           <w:sz w:val="28"/>
-          <w:szCs w:val="24"/>
+          <w:szCs w:val="28"/>
           <w:lang w:val="en-US" w:eastAsia="zh-CN"/>
         </w:rPr>
       </w:pPr>
       <w:r>
         <w:rPr>
-          <w:rFonts w:hint="eastAsia" w:ascii="Times New Roman" w:hAnsi="Times New Roman" w:eastAsia="宋体" w:cs="Times New Roman"/>
-          <w:bCs w:val="0"/>
-          <w:sz w:val="28"/>
-          <w:szCs w:val="24"/>
-          <w:lang w:val="zh-CN"/>
-        </w:rPr>
-        <w:t>在边缘端加入了本地语言模型辅助模块来提高系统的交互性。系统以目前的温度、湿度、光照、土壤湿度为输入参数，产生提示词并调用本地模型得到简短的环境评价建议。该功能本身并不直接参与到控制闭环当中，但从系统的展示性、交互性以及智能扩展的角度来看，具有积极的意义，并且也体现了边缘智能同农业应用相结合的探索方向，本设计使用qwen2.5 0.5B Q4量化</w:t>
-      </w:r>
-      <w:r>
-        <w:rPr>
-          <w:rFonts w:hint="eastAsia" w:cs="Times New Roman"/>
-          <w:bCs w:val="0"/>
-          <w:sz w:val="28"/>
-          <w:szCs w:val="24"/>
+          <w:rFonts w:hint="default" w:ascii="Times New Roman" w:hAnsi="Times New Roman" w:eastAsia="宋体" w:cs="Times New Roman"/>
+          <w:bCs w:val="0"/>
+          <w:sz w:val="28"/>
+          <w:szCs w:val="28"/>
+          <w:lang w:val="en-US" w:eastAsia="zh-CN"/>
+        </w:rPr>
+        <w:t>在边缘端加上本地语言模型辅助模块，使系统更具有交互性。系统以目前的温</w:t>
+      </w:r>
+      <w:r>
+        <w:rPr>
+          <w:rFonts w:hint="default" w:ascii="Times New Roman" w:hAnsi="Times New Roman" w:eastAsia="宋体" w:cs="Times New Roman"/>
+          <w:bCs w:val="0"/>
+          <w:sz w:val="28"/>
+          <w:szCs w:val="28"/>
+          <w:lang w:val="en-US" w:eastAsia="zh-CN"/>
+        </w:rPr>
+        <w:t>度、湿度、光照、土壤湿度为输入参数，产生提示词并调用本地模型得到简短的环境评价建议</w:t>
+      </w:r>
+      <w:r>
+        <w:rPr>
+          <w:rFonts w:hint="default" w:ascii="Times New Roman" w:hAnsi="Times New Roman" w:eastAsia="宋体" w:cs="Times New Roman"/>
+          <w:bCs w:val="0"/>
+          <w:sz w:val="28"/>
+          <w:szCs w:val="28"/>
           <w:vertAlign w:val="superscript"/>
           <w:lang w:val="en-US" w:eastAsia="zh-CN"/>
         </w:rPr>
@@ -6500,20 +6546,20 @@
       </w:r>
       <w:r>
         <w:rPr>
-          <w:rFonts w:hint="eastAsia" w:ascii="Times New Roman" w:hAnsi="Times New Roman" w:eastAsia="宋体" w:cs="Times New Roman"/>
-          <w:bCs w:val="0"/>
-          <w:sz w:val="28"/>
-          <w:szCs w:val="24"/>
-          <w:lang w:val="zh-CN"/>
-        </w:rPr>
-        <w:t>，非常适合在树莓派这样的轻量级MPU上运行</w:t>
-      </w:r>
-      <w:r>
-        <w:rPr>
-          <w:rFonts w:hint="eastAsia" w:cs="Times New Roman"/>
-          <w:bCs w:val="0"/>
-          <w:sz w:val="28"/>
-          <w:szCs w:val="24"/>
+          <w:rFonts w:hint="default" w:ascii="Times New Roman" w:hAnsi="Times New Roman" w:eastAsia="宋体" w:cs="Times New Roman"/>
+          <w:bCs w:val="0"/>
+          <w:sz w:val="28"/>
+          <w:szCs w:val="28"/>
+          <w:lang w:val="en-US" w:eastAsia="zh-CN"/>
+        </w:rPr>
+        <w:t>。该功能本身并不直接参与到控制闭环中来，但是从系统展示性、交互性和智能扩展的角度来说，有积极意义，并且也体现了边缘智能与农业应用相结合的探索方向，本设计使用qwen2.5 0.5B Q4量化，非常适合在树莓派这样的轻量级MPU上运行</w:t>
+      </w:r>
+      <w:r>
+        <w:rPr>
+          <w:rFonts w:hint="default" w:ascii="Times New Roman" w:hAnsi="Times New Roman" w:eastAsia="宋体" w:cs="Times New Roman"/>
+          <w:bCs w:val="0"/>
+          <w:sz w:val="28"/>
+          <w:szCs w:val="28"/>
           <w:vertAlign w:val="superscript"/>
           <w:lang w:val="en-US" w:eastAsia="zh-CN"/>
         </w:rPr>
@@ -6521,11 +6567,11 @@
       </w:r>
       <w:r>
         <w:rPr>
-          <w:rFonts w:hint="eastAsia" w:ascii="Times New Roman" w:hAnsi="Times New Roman" w:eastAsia="宋体" w:cs="Times New Roman"/>
-          <w:bCs w:val="0"/>
-          <w:sz w:val="28"/>
-          <w:szCs w:val="24"/>
-          <w:lang w:val="zh-CN"/>
+          <w:rFonts w:hint="default" w:ascii="Times New Roman" w:hAnsi="Times New Roman" w:eastAsia="宋体" w:cs="Times New Roman"/>
+          <w:bCs w:val="0"/>
+          <w:sz w:val="28"/>
+          <w:szCs w:val="28"/>
+          <w:lang w:val="en-US" w:eastAsia="zh-CN"/>
         </w:rPr>
         <w:t>。</w:t>
       </w:r>
@@ -6541,8 +6587,8 @@
           <w:rFonts w:hint="eastAsia"/>
         </w:rPr>
       </w:pPr>
-      <w:bookmarkStart w:id="46" w:name="_Toc29013"/>
-      <w:bookmarkStart w:id="47" w:name="_Toc7112"/>
+      <w:bookmarkStart w:id="46" w:name="_Toc7112"/>
+      <w:bookmarkStart w:id="47" w:name="_Toc29013"/>
       <w:bookmarkStart w:id="48" w:name="系统总体方案设计"/>
       <w:r>
         <w:rPr>
@@ -6873,8 +6919,8 @@
           <w:lang w:val="en-US" w:eastAsia="zh-CN"/>
         </w:rPr>
       </w:pPr>
-      <w:bookmarkStart w:id="55" w:name="_Toc31113"/>
-      <w:bookmarkStart w:id="56" w:name="_Toc25213"/>
+      <w:bookmarkStart w:id="55" w:name="_Toc25213"/>
+      <w:bookmarkStart w:id="56" w:name="_Toc31113"/>
       <w:bookmarkStart w:id="57" w:name="可行性分析"/>
       <w:r>
         <w:rPr>
@@ -7032,8 +7078,8 @@
           <w:lang w:val="en-US" w:eastAsia="zh-CN"/>
         </w:rPr>
       </w:pPr>
-      <w:bookmarkStart w:id="58" w:name="_Toc2839"/>
-      <w:bookmarkStart w:id="59" w:name="_Toc9736"/>
+      <w:bookmarkStart w:id="58" w:name="_Toc9736"/>
+      <w:bookmarkStart w:id="59" w:name="_Toc2839"/>
       <w:bookmarkStart w:id="60" w:name="系统的总体方案设计"/>
       <w:r>
         <w:rPr>
@@ -7400,8 +7446,8 @@
           <w:lang w:val="en-US" w:eastAsia="zh-CN"/>
         </w:rPr>
       </w:pPr>
-      <w:bookmarkStart w:id="61" w:name="_Toc26156"/>
-      <w:bookmarkStart w:id="62" w:name="_Toc16040"/>
+      <w:bookmarkStart w:id="61" w:name="_Toc16040"/>
+      <w:bookmarkStart w:id="62" w:name="_Toc26156"/>
       <w:bookmarkStart w:id="63" w:name="主要功能模块的器件选型"/>
       <w:r>
         <w:rPr>
@@ -10571,28 +10617,7 @@
           <w:szCs w:val="24"/>
           <w:lang w:val="zh-CN"/>
         </w:rPr>
-        <w:t>本系统采用 STM32F411 作为底层主控制器，采用树莓派 4B 作为边缘计算平台。STM32F411 具有较丰富的 GPIO、ADC、I2C、USART 等外设资源，能够完成温湿度、光照、土壤湿度等传感器数据采集，并实现 OLED 显示、手势识别和继电器控制等功能</w:t>
-      </w:r>
-      <w:r>
-        <w:rPr>
-          <w:rFonts w:hint="eastAsia" w:cs="Times New Roman"/>
-          <w:bCs w:val="0"/>
-          <w:sz w:val="28"/>
-          <w:szCs w:val="24"/>
-          <w:vertAlign w:val="superscript"/>
-          <w:lang w:val="en-US" w:eastAsia="zh-CN"/>
-        </w:rPr>
-        <w:t>[11]</w:t>
-      </w:r>
-      <w:r>
-        <w:rPr>
-          <w:rFonts w:hint="eastAsia" w:ascii="Times New Roman" w:hAnsi="Times New Roman" w:eastAsia="宋体" w:cs="Times New Roman"/>
-          <w:bCs w:val="0"/>
-          <w:sz w:val="28"/>
-          <w:szCs w:val="24"/>
-          <w:lang w:val="zh-CN"/>
-        </w:rPr>
-        <w:t>。树莓派 4B 主要负责边缘侧的数据接收、存储、可视化展示和控制策略执行，同时可运行 Flask、SQLite 和 OpenCV 等软件环境，满足系统在本地数据处理和功能扩展方面的需求。两者协同工作，使系统兼具单片机实时控制能力和边缘设备的数据处理能力。</w:t>
+        <w:t>本系统用STM32F411做底层主控制器，用树莓派4B做边缘计算平台。STM32F411集成了较多的GPIO、ADC、I2C、USART等外设，可以完成温湿度、光照、土壤湿度等传感器的数据采集，并且可以实现OLED显示、手势识别以及继电器控制等功能[11]。树莓派4B主要完成边缘侧的数据接收、存储、可视化显示和控制策略执行等任务，可以安装Flask、SQLite和OpenCV等软件环境，满足系统本地数据处理及功能扩展的要求。两者一起工作，系统既有单片机的实时控制能力，又有边缘设备的数据处理能力。</w:t>
       </w:r>
     </w:p>
     <w:p>
@@ -10619,7 +10644,7 @@
           <w:bCs w:val="0"/>
           <w:sz w:val="28"/>
           <w:szCs w:val="24"/>
-          <w:lang w:eastAsia="zh-CN"/>
+          <w:lang w:val="zh-CN" w:eastAsia="zh-CN"/>
         </w:rPr>
       </w:pPr>
     </w:p>
@@ -10837,16 +10862,16 @@
           <w:szCs w:val="24"/>
           <w:lang w:val="zh-CN"/>
         </w:rPr>
-        <w:t>系统环境感知部分主要包括 DHT11 温湿度传感器、BH1750 光照传感器和电容式土壤湿度传感器。DHT11 用于采集空气温度和湿度信息，能够反映培育环境的基本状态</w:t>
-      </w:r>
-      <w:r>
-        <w:rPr>
-          <w:rFonts w:hint="eastAsia" w:cs="Times New Roman"/>
+        <w:t>系统环境感知部分主要是DHT11温湿度传感器、BH1750光照传感器、电容式土壤湿度传感器。DHT11用来采集空气温度、湿度信息，可以反映培育环境的基本状况</w:t>
+      </w:r>
+      <w:r>
+        <w:rPr>
+          <w:rFonts w:hint="eastAsia" w:ascii="Times New Roman" w:hAnsi="Times New Roman" w:eastAsia="宋体" w:cs="Times New Roman"/>
           <w:bCs w:val="0"/>
           <w:sz w:val="28"/>
           <w:szCs w:val="24"/>
           <w:vertAlign w:val="superscript"/>
-          <w:lang w:val="en-US" w:eastAsia="zh-CN"/>
+          <w:lang w:val="zh-CN"/>
         </w:rPr>
         <w:t>[12]</w:t>
       </w:r>
@@ -10858,8 +10883,64 @@
           <w:szCs w:val="24"/>
           <w:lang w:val="zh-CN"/>
         </w:rPr>
-        <w:t>；BH1750 用于检测环境光照强度，其输出为数字信号，接口简单，适合与主控直接连接；电容式土壤湿度传感器用于检测培育基质的含水情况，并将模拟信号输入 STM32 的 ADC 通道进行采样。上述传感器共同构成了系统的环境监测基础，为后续自动灌溉和补光控制提供数据依据。</w:t>
-      </w:r>
+        <w:t>；BH1750用来检测环境光照强度，它的输出是数字信号，接口简单，适合直接和主控相连；电容式土壤湿度传感器用来检测培育基质的含水情况，把模拟信号输入STM32的ADC通道进行采样。上述传感器一起形成了系统的环境监测基础，给后面自动灌溉、补光控制提供数据支撑。</w:t>
+      </w:r>
+    </w:p>
+    <w:p>
+      <w:pPr>
+        <w:pStyle w:val="42"/>
+        <w:keepNext w:val="0"/>
+        <w:keepLines w:val="0"/>
+        <w:pageBreakBefore w:val="0"/>
+        <w:kinsoku/>
+        <w:wordWrap/>
+        <w:overflowPunct/>
+        <w:topLinePunct w:val="0"/>
+        <w:autoSpaceDE/>
+        <w:autoSpaceDN/>
+        <w:bidi w:val="0"/>
+        <w:adjustRightInd/>
+        <w:spacing w:line="360" w:lineRule="auto"/>
+        <w:ind w:left="0" w:firstLine="560" w:firstLineChars="200"/>
+        <w:jc w:val="both"/>
+        <w:textAlignment w:val="auto"/>
+        <w:outlineLvl w:val="9"/>
+        <w:rPr>
+          <w:rFonts w:hint="eastAsia" w:ascii="Times New Roman" w:hAnsi="Times New Roman" w:eastAsia="宋体" w:cs="Times New Roman"/>
+          <w:bCs w:val="0"/>
+          <w:sz w:val="28"/>
+          <w:szCs w:val="24"/>
+          <w:lang w:val="zh-CN"/>
+        </w:rPr>
+      </w:pPr>
+    </w:p>
+    <w:p>
+      <w:pPr>
+        <w:pStyle w:val="42"/>
+        <w:keepNext w:val="0"/>
+        <w:keepLines w:val="0"/>
+        <w:pageBreakBefore w:val="0"/>
+        <w:kinsoku/>
+        <w:wordWrap/>
+        <w:overflowPunct/>
+        <w:topLinePunct w:val="0"/>
+        <w:autoSpaceDE/>
+        <w:autoSpaceDN/>
+        <w:bidi w:val="0"/>
+        <w:adjustRightInd/>
+        <w:spacing w:line="360" w:lineRule="auto"/>
+        <w:ind w:left="0" w:firstLine="560" w:firstLineChars="200"/>
+        <w:jc w:val="both"/>
+        <w:textAlignment w:val="auto"/>
+        <w:outlineLvl w:val="9"/>
+        <w:rPr>
+          <w:rFonts w:hint="eastAsia" w:ascii="Times New Roman" w:hAnsi="Times New Roman" w:eastAsia="宋体" w:cs="Times New Roman"/>
+          <w:bCs w:val="0"/>
+          <w:sz w:val="28"/>
+          <w:szCs w:val="24"/>
+          <w:lang w:val="zh-CN"/>
+        </w:rPr>
+      </w:pPr>
     </w:p>
     <w:p>
       <w:pPr>
@@ -11205,8 +11286,8 @@
           <w:lang w:val="en-US" w:eastAsia="zh-CN"/>
         </w:rPr>
       </w:pPr>
-      <w:bookmarkStart w:id="74" w:name="_Toc12783"/>
-      <w:bookmarkStart w:id="75" w:name="_Toc2614"/>
+      <w:bookmarkStart w:id="74" w:name="_Toc2614"/>
+      <w:bookmarkStart w:id="75" w:name="_Toc12783"/>
       <w:bookmarkStart w:id="76" w:name="人机交互元件"/>
       <w:r>
         <w:rPr>
@@ -11253,16 +11334,16 @@
           <w:szCs w:val="24"/>
           <w:lang w:val="zh-CN"/>
         </w:rPr>
-        <w:t>为提升系统的本地交互能力，本文选用了 OLED 显示模块和 PAJ7620 手势识别模块。OLED 显示模块具有体积小、功耗低和显示清晰等特点，可用于实时显示温度、湿度、光照、土壤湿度及系统状态信息。PAJ7620 手势识别模块可通过 I2C 接口与主控连接，实现非接触式操作，便于用户进行页面切换或功能选择</w:t>
-      </w:r>
-      <w:r>
-        <w:rPr>
-          <w:rFonts w:hint="eastAsia" w:cs="Times New Roman"/>
+        <w:t>为了提高系统的本地交互能力，本文选择了OLED显示模块、PAJ7620手势识别模块。OLED显示模块体积小、功耗低、显示清晰，可以用来实时显示温度、湿度、光照、土壤湿度和系统状态等信息。PAJ7620手势识别模块可以采用I2C接口和主控相连，从而实现非接触式的操作，方便用户进行页面的切换或者功能的选择</w:t>
+      </w:r>
+      <w:r>
+        <w:rPr>
+          <w:rFonts w:hint="eastAsia" w:ascii="Times New Roman" w:hAnsi="Times New Roman" w:eastAsia="宋体" w:cs="Times New Roman"/>
           <w:bCs w:val="0"/>
           <w:sz w:val="28"/>
           <w:szCs w:val="24"/>
           <w:vertAlign w:val="superscript"/>
-          <w:lang w:val="en-US" w:eastAsia="zh-CN"/>
+          <w:lang w:val="zh-CN"/>
         </w:rPr>
         <w:t>[13]</w:t>
       </w:r>
@@ -11274,8 +11355,64 @@
           <w:szCs w:val="24"/>
           <w:lang w:val="zh-CN"/>
         </w:rPr>
-        <w:t>。两者结合后，能够提高系统运行状态的可视化程度和交互便捷性。</w:t>
-      </w:r>
+        <w:t>。两者结合之后，可以提高系统的运行状态可视化程度以及交互便捷性。</w:t>
+      </w:r>
+    </w:p>
+    <w:p>
+      <w:pPr>
+        <w:pStyle w:val="42"/>
+        <w:keepNext w:val="0"/>
+        <w:keepLines w:val="0"/>
+        <w:pageBreakBefore w:val="0"/>
+        <w:kinsoku/>
+        <w:wordWrap/>
+        <w:overflowPunct/>
+        <w:topLinePunct w:val="0"/>
+        <w:autoSpaceDE/>
+        <w:autoSpaceDN/>
+        <w:bidi w:val="0"/>
+        <w:adjustRightInd/>
+        <w:spacing w:line="360" w:lineRule="auto"/>
+        <w:ind w:left="0" w:firstLine="560" w:firstLineChars="200"/>
+        <w:jc w:val="both"/>
+        <w:textAlignment w:val="auto"/>
+        <w:outlineLvl w:val="9"/>
+        <w:rPr>
+          <w:rFonts w:hint="eastAsia" w:ascii="Times New Roman" w:hAnsi="Times New Roman" w:eastAsia="宋体" w:cs="Times New Roman"/>
+          <w:bCs w:val="0"/>
+          <w:sz w:val="28"/>
+          <w:szCs w:val="24"/>
+          <w:lang w:val="zh-CN"/>
+        </w:rPr>
+      </w:pPr>
+    </w:p>
+    <w:p>
+      <w:pPr>
+        <w:pStyle w:val="42"/>
+        <w:keepNext w:val="0"/>
+        <w:keepLines w:val="0"/>
+        <w:pageBreakBefore w:val="0"/>
+        <w:kinsoku/>
+        <w:wordWrap/>
+        <w:overflowPunct/>
+        <w:topLinePunct w:val="0"/>
+        <w:autoSpaceDE/>
+        <w:autoSpaceDN/>
+        <w:bidi w:val="0"/>
+        <w:adjustRightInd/>
+        <w:spacing w:line="360" w:lineRule="auto"/>
+        <w:ind w:left="0" w:firstLine="560" w:firstLineChars="200"/>
+        <w:jc w:val="both"/>
+        <w:textAlignment w:val="auto"/>
+        <w:outlineLvl w:val="9"/>
+        <w:rPr>
+          <w:rFonts w:hint="eastAsia" w:ascii="Times New Roman" w:hAnsi="Times New Roman" w:eastAsia="宋体" w:cs="Times New Roman"/>
+          <w:bCs w:val="0"/>
+          <w:sz w:val="28"/>
+          <w:szCs w:val="24"/>
+          <w:lang w:val="zh-CN"/>
+        </w:rPr>
+      </w:pPr>
     </w:p>
     <w:p>
       <w:pPr>
@@ -11619,8 +11756,64 @@
           <w:szCs w:val="24"/>
           <w:lang w:val="zh-CN"/>
         </w:rPr>
-        <w:t>系统的执行控制部分主要包括继电器模块、水泵和 LED 灯带。继电器模块用于实现单片机与外部负载之间的隔离驱动，使主控能够安全地控制水泵和补光设备。水泵是系统自动灌溉功能的核心执行器，当土壤湿度低于设定阈值时，系统可自动启动水泵进行补水。LED 灯带则主要用于环境补光和状态指示，在光照不足或功能演示时发挥作用。执行控制元件的加入，使系统具备了根据环境数据自动调节培育条件的能力。</w:t>
-      </w:r>
+        <w:t>系统的执行控制部分主要是由继电器模块、水泵、LED灯带组成。继电器模块起到单片机和外部负载之间隔离的作用，使主控可以安全地控制水泵和补光设备。水泵是系统自动灌溉功能的执行机构，当土壤湿度小于设定值的时候，系统会自动开启水泵进行补水。LED灯带主要用作环境补光、状态指示，光照不足或者功能演示时起作用。加入执行控制元件之后，系统就具备了按照环境数据自行调节培育条件的功能。</w:t>
+      </w:r>
+    </w:p>
+    <w:p>
+      <w:pPr>
+        <w:pStyle w:val="42"/>
+        <w:keepNext w:val="0"/>
+        <w:keepLines w:val="0"/>
+        <w:pageBreakBefore w:val="0"/>
+        <w:kinsoku/>
+        <w:wordWrap/>
+        <w:overflowPunct/>
+        <w:topLinePunct w:val="0"/>
+        <w:autoSpaceDE/>
+        <w:autoSpaceDN/>
+        <w:bidi w:val="0"/>
+        <w:adjustRightInd/>
+        <w:spacing w:line="360" w:lineRule="auto"/>
+        <w:ind w:left="0" w:firstLine="560" w:firstLineChars="200"/>
+        <w:jc w:val="both"/>
+        <w:textAlignment w:val="auto"/>
+        <w:outlineLvl w:val="9"/>
+        <w:rPr>
+          <w:rFonts w:hint="eastAsia" w:ascii="Times New Roman" w:hAnsi="Times New Roman" w:eastAsia="宋体" w:cs="Times New Roman"/>
+          <w:bCs w:val="0"/>
+          <w:sz w:val="28"/>
+          <w:szCs w:val="24"/>
+          <w:lang w:val="zh-CN"/>
+        </w:rPr>
+      </w:pPr>
+    </w:p>
+    <w:p>
+      <w:pPr>
+        <w:pStyle w:val="42"/>
+        <w:keepNext w:val="0"/>
+        <w:keepLines w:val="0"/>
+        <w:pageBreakBefore w:val="0"/>
+        <w:kinsoku/>
+        <w:wordWrap/>
+        <w:overflowPunct/>
+        <w:topLinePunct w:val="0"/>
+        <w:autoSpaceDE/>
+        <w:autoSpaceDN/>
+        <w:bidi w:val="0"/>
+        <w:adjustRightInd/>
+        <w:spacing w:line="360" w:lineRule="auto"/>
+        <w:ind w:left="0" w:firstLine="560" w:firstLineChars="200"/>
+        <w:jc w:val="both"/>
+        <w:textAlignment w:val="auto"/>
+        <w:outlineLvl w:val="9"/>
+        <w:rPr>
+          <w:rFonts w:hint="eastAsia" w:ascii="Times New Roman" w:hAnsi="Times New Roman" w:eastAsia="宋体" w:cs="Times New Roman"/>
+          <w:bCs w:val="0"/>
+          <w:sz w:val="28"/>
+          <w:szCs w:val="24"/>
+          <w:lang w:val="zh-CN"/>
+        </w:rPr>
+      </w:pPr>
     </w:p>
     <w:p>
       <w:pPr>
@@ -11791,6 +11984,8 @@
       <w:bookmarkEnd w:id="80"/>
       <w:bookmarkEnd w:id="82"/>
     </w:p>
+    <w:bookmarkEnd w:id="66"/>
+    <w:bookmarkEnd w:id="81"/>
     <w:p>
       <w:pPr>
         <w:pStyle w:val="42"/>
@@ -11826,7 +12021,7 @@
           <w:szCs w:val="24"/>
           <w:lang w:val="zh-CN"/>
         </w:rPr>
-        <w:t>为增强系统对藏红花生长状态的感知能力，本文引入 USB 摄像头作为图像采集元件。该模块可直接与树莓派连接，用于采集作物生长图像，并结合 OpenCV 完成图像预处理和特征分析。与传统环境参数监测相比，摄像头的加入使系统进一步具备了视觉信息获取能力，为后续开展花朵状态识别和生长过程分析提供了基础。</w:t>
+        <w:t>为了提高系统对藏红花生长状况的感知能力，本文使用了USB摄像头做为图像采集器件。该模块可以直接和树莓派相连，用来采集作物生长图像，再用OpenCV完成图像预处理以及特征分析。相比于传统的环境参数监测来说，摄像头的加入使得系统有了视觉信息的获取能力，为后面进行花朵状态识别、生长过程分析打下了基础。</w:t>
       </w:r>
     </w:p>
     <w:p>
@@ -11864,38 +12059,10 @@
           <w:szCs w:val="24"/>
           <w:lang w:val="zh-CN"/>
         </w:rPr>
-        <w:t>综上所述，本文所选用的各类元件在功能上分工明确，能够共同支撑藏红花智能培育系统的实现。主控与边缘平台负责数据处理和系统调度，传感器负责环境信息采集，人机交互元件负责状态显示与操作输入，执行元件负责自动调节，图像采集元件则为系统智能化扩展提供支持。</w:t>
-      </w:r>
-      <w:bookmarkEnd w:id="66"/>
-      <w:bookmarkEnd w:id="81"/>
-    </w:p>
-    <w:p>
-      <w:pPr>
-        <w:pStyle w:val="42"/>
-        <w:keepNext w:val="0"/>
-        <w:keepLines w:val="0"/>
-        <w:pageBreakBefore w:val="0"/>
-        <w:kinsoku/>
-        <w:wordWrap/>
-        <w:overflowPunct/>
-        <w:topLinePunct w:val="0"/>
-        <w:autoSpaceDE/>
-        <w:autoSpaceDN/>
-        <w:bidi w:val="0"/>
-        <w:adjustRightInd/>
-        <w:spacing w:line="360" w:lineRule="auto"/>
-        <w:ind w:left="0" w:firstLine="560" w:firstLineChars="200"/>
-        <w:jc w:val="both"/>
-        <w:textAlignment w:val="auto"/>
-        <w:outlineLvl w:val="9"/>
-        <w:rPr>
-          <w:rFonts w:hint="eastAsia" w:ascii="Times New Roman" w:hAnsi="Times New Roman" w:eastAsia="宋体" w:cs="Times New Roman"/>
-          <w:bCs w:val="0"/>
-          <w:sz w:val="28"/>
-          <w:szCs w:val="24"/>
-          <w:lang w:val="zh-CN"/>
-        </w:rPr>
-      </w:pPr>
+        <w:t>因此，本文所选用的各个元件在功能上分工明确，可以共同支撑藏红花智能培育系统。主控和边缘平台完成数据处理、系统调度，传感器完成环境信息采集，人机交互元件完成状态显示和操作输入，执行元件完成自动调节，图像采集元件给系统智能化扩展提供支持。</w:t>
+      </w:r>
+      <w:bookmarkStart w:id="158" w:name="_GoBack"/>
+      <w:bookmarkEnd w:id="158"/>
     </w:p>
     <w:p>
       <w:pPr>
@@ -12484,8 +12651,8 @@
           <w:lang w:val="en-US" w:eastAsia="zh-CN"/>
         </w:rPr>
       </w:pPr>
-      <w:bookmarkStart w:id="91" w:name="_Toc31433"/>
-      <w:bookmarkStart w:id="92" w:name="_Toc23122"/>
+      <w:bookmarkStart w:id="91" w:name="_Toc23122"/>
+      <w:bookmarkStart w:id="92" w:name="_Toc31433"/>
       <w:bookmarkStart w:id="93" w:name="传感采集模块设计"/>
       <w:r>
         <w:rPr>
@@ -12781,8 +12948,8 @@
           <w:lang w:val="en-US" w:eastAsia="zh-CN"/>
         </w:rPr>
       </w:pPr>
-      <w:bookmarkStart w:id="100" w:name="_Toc18756"/>
-      <w:bookmarkStart w:id="101" w:name="_Toc333"/>
+      <w:bookmarkStart w:id="100" w:name="_Toc333"/>
+      <w:bookmarkStart w:id="101" w:name="_Toc18756"/>
       <w:bookmarkStart w:id="102" w:name="边缘网关通信模块设计"/>
       <w:r>
         <w:rPr>
@@ -12881,8 +13048,8 @@
           <w:lang w:val="en-US" w:eastAsia="zh-CN"/>
         </w:rPr>
       </w:pPr>
-      <w:bookmarkStart w:id="103" w:name="_Toc8578"/>
-      <w:bookmarkStart w:id="104" w:name="_Toc10320"/>
+      <w:bookmarkStart w:id="103" w:name="_Toc10320"/>
+      <w:bookmarkStart w:id="104" w:name="_Toc8578"/>
       <w:bookmarkStart w:id="105" w:name="系统-pcb-设计"/>
       <w:r>
         <w:rPr>
@@ -13238,8 +13405,8 @@
           <w:lang w:val="en-US" w:eastAsia="zh-CN"/>
         </w:rPr>
       </w:pPr>
-      <w:bookmarkStart w:id="109" w:name="_Toc30504"/>
-      <w:bookmarkStart w:id="110" w:name="_Toc29882"/>
+      <w:bookmarkStart w:id="109" w:name="_Toc29882"/>
+      <w:bookmarkStart w:id="110" w:name="_Toc30504"/>
       <w:bookmarkStart w:id="111" w:name="系统软件整体设计"/>
       <w:r>
         <w:rPr>
@@ -17625,8 +17792,8 @@
           <w:rFonts w:hint="eastAsia"/>
         </w:rPr>
       </w:pPr>
-      <w:bookmarkStart w:id="121" w:name="_Toc21664"/>
-      <w:bookmarkStart w:id="122" w:name="_Toc10615"/>
+      <w:bookmarkStart w:id="121" w:name="_Toc10615"/>
+      <w:bookmarkStart w:id="122" w:name="_Toc21664"/>
       <w:bookmarkStart w:id="123" w:name="系统测试和结果分析"/>
       <w:r>
         <w:rPr>
@@ -17847,8 +18014,8 @@
           <w:lang w:val="en-US" w:eastAsia="zh-CN"/>
         </w:rPr>
       </w:pPr>
-      <w:bookmarkStart w:id="127" w:name="_Toc10248"/>
-      <w:bookmarkStart w:id="128" w:name="_Toc23140"/>
+      <w:bookmarkStart w:id="127" w:name="_Toc23140"/>
+      <w:bookmarkStart w:id="128" w:name="_Toc10248"/>
       <w:bookmarkStart w:id="129" w:name="系统功能及性能测试"/>
       <w:r>
         <w:rPr>
@@ -17907,8 +18074,8 @@
           <w:lang w:val="en-US" w:eastAsia="zh-CN"/>
         </w:rPr>
       </w:pPr>
-      <w:bookmarkStart w:id="130" w:name="_Toc4170"/>
-      <w:bookmarkStart w:id="131" w:name="_Toc25776"/>
+      <w:bookmarkStart w:id="130" w:name="_Toc25776"/>
+      <w:bookmarkStart w:id="131" w:name="_Toc4170"/>
       <w:bookmarkStart w:id="132" w:name="传感器采集测试"/>
       <w:r>
         <w:rPr>
@@ -18942,8 +19109,8 @@
           <w:lang w:val="en-US" w:eastAsia="zh-CN"/>
         </w:rPr>
       </w:pPr>
-      <w:bookmarkStart w:id="133" w:name="_Toc23043"/>
-      <w:bookmarkStart w:id="134" w:name="_Toc7957"/>
+      <w:bookmarkStart w:id="133" w:name="_Toc7957"/>
+      <w:bookmarkStart w:id="134" w:name="_Toc23043"/>
       <w:bookmarkStart w:id="135" w:name="控制执行与自动灌溉测试"/>
       <w:r>
         <w:rPr>
@@ -19041,14 +19208,6 @@
         <w:gridCol w:w="2784"/>
       </w:tblGrid>
       <w:tr>
-        <w:tblPrEx>
-          <w:tblCellMar>
-            <w:top w:w="0" w:type="dxa"/>
-            <w:left w:w="108" w:type="dxa"/>
-            <w:bottom w:w="0" w:type="dxa"/>
-            <w:right w:w="108" w:type="dxa"/>
-          </w:tblCellMar>
-        </w:tblPrEx>
         <w:trPr>
           <w:trHeight w:val="0" w:hRule="atLeast"/>
           <w:tblHeader/>
@@ -20186,8 +20345,8 @@
           <w:lang w:val="en-US" w:eastAsia="zh-CN"/>
         </w:rPr>
       </w:pPr>
-      <w:bookmarkStart w:id="136" w:name="_Toc19336"/>
-      <w:bookmarkStart w:id="137" w:name="_Toc26487"/>
+      <w:bookmarkStart w:id="136" w:name="_Toc26487"/>
+      <w:bookmarkStart w:id="137" w:name="_Toc19336"/>
       <w:bookmarkStart w:id="138" w:name="平台服务与扩展功能测试"/>
       <w:r>
         <w:rPr>
@@ -20284,14 +20443,6 @@
         <w:gridCol w:w="3001"/>
       </w:tblGrid>
       <w:tr>
-        <w:tblPrEx>
-          <w:tblCellMar>
-            <w:top w:w="0" w:type="dxa"/>
-            <w:left w:w="108" w:type="dxa"/>
-            <w:bottom w:w="0" w:type="dxa"/>
-            <w:right w:w="108" w:type="dxa"/>
-          </w:tblCellMar>
-        </w:tblPrEx>
         <w:trPr>
           <w:tblHeader/>
           <w:jc w:val="center"/>
@@ -22168,8 +22319,8 @@
           <w:lang w:val="en-US" w:eastAsia="zh-CN"/>
         </w:rPr>
       </w:pPr>
-      <w:bookmarkStart w:id="139" w:name="_Toc18521"/>
-      <w:bookmarkStart w:id="140" w:name="_Toc23886"/>
+      <w:bookmarkStart w:id="139" w:name="_Toc23886"/>
+      <w:bookmarkStart w:id="140" w:name="_Toc18521"/>
       <w:bookmarkStart w:id="141" w:name="测试结果分析"/>
       <w:r>
         <w:rPr>
@@ -22305,8 +22456,8 @@
           <w:rFonts w:hint="eastAsia"/>
         </w:rPr>
       </w:pPr>
-      <w:bookmarkStart w:id="142" w:name="_Toc25980"/>
-      <w:bookmarkStart w:id="143" w:name="_Toc11719"/>
+      <w:bookmarkStart w:id="142" w:name="_Toc11719"/>
+      <w:bookmarkStart w:id="143" w:name="_Toc25980"/>
       <w:bookmarkStart w:id="144" w:name="总结和展望"/>
       <w:r>
         <w:rPr>
@@ -22326,8 +22477,8 @@
           <w:lang w:val="en-US" w:eastAsia="zh-CN"/>
         </w:rPr>
       </w:pPr>
-      <w:bookmarkStart w:id="145" w:name="_Toc31808"/>
-      <w:bookmarkStart w:id="146" w:name="_Toc2448"/>
+      <w:bookmarkStart w:id="145" w:name="_Toc2448"/>
+      <w:bookmarkStart w:id="146" w:name="_Toc31808"/>
       <w:bookmarkStart w:id="147" w:name="总结"/>
       <w:r>
         <w:rPr>
@@ -22425,8 +22576,8 @@
           <w:lang w:val="en-US" w:eastAsia="zh-CN"/>
         </w:rPr>
       </w:pPr>
-      <w:bookmarkStart w:id="148" w:name="_Toc12949"/>
-      <w:bookmarkStart w:id="149" w:name="_Toc9484"/>
+      <w:bookmarkStart w:id="148" w:name="_Toc9484"/>
+      <w:bookmarkStart w:id="149" w:name="_Toc12949"/>
       <w:bookmarkStart w:id="150" w:name="展望"/>
       <w:r>
         <w:rPr>
@@ -22841,8 +22992,8 @@
           <w:szCs w:val="44"/>
         </w:rPr>
       </w:pPr>
-      <w:bookmarkStart w:id="154" w:name="_Toc25736"/>
-      <w:bookmarkStart w:id="155" w:name="_Toc25364"/>
+      <w:bookmarkStart w:id="154" w:name="_Toc25364"/>
+      <w:bookmarkStart w:id="155" w:name="_Toc25736"/>
       <w:r>
         <w:rPr>
           <w:rFonts w:hint="eastAsia"/>

--- a/artifact.docx
+++ b/artifact.docx
@@ -2368,7 +2368,334 @@
           <w:shd w:val="clear" w:color="auto" w:fill="FDFDFE"/>
           <w:lang w:val="en-US" w:eastAsia="zh-CN" w:bidi="ar-SA"/>
         </w:rPr>
-        <w:t>To address the shortcomings of traditional saffron cultivation, such as lack of continuous environmental monitoring, reliance on manual experience for irrigation, and weak data recording and remote control capabilities, an intelligent saffron cultivation system based on edge computing was created to improve real-time monitoring, automatic control, and intelligence throughout the cultivation process. The system employs an overall architecture of device-side, edge-side, and cloud-based expansion. Using an STM32F411 as the hardware core, it collects environmental parameters such as temperature, humidity, light intensity, and soil moisture, controls actuators, displays data on an OLED screen, and enables on-site interaction. A Raspberry Pi 4B serves as the edge gateway, receiving device data via a USB virtual serial port. MicroPython, Flask, and SQLite are used for real-time monitoring, historical data storage, web visualization, user access management, and automatic irrigation strategy configuration. MQTT is then used for cloud-based data expansion and remote access. Finally, OpenCV image analysis and local lightweight models are combined to enhance the system's environmental assessment and decision-making capabilities. The system test results show that this system can effectively perform tasks such as real-time monitoring of the saffron cultivation environment, manual and automatic irrigation control, historical data visualization, and edge intelligent analysis. It features low cost, flexible deployment, and strong scalability, and can provide a feasible engineering solution for small-scale intelligent cultivation of specialty economic crops.</w:t>
+        <w:t>To address the shortcomings of traditional saffron cultivation, such as lack of continuous environmental monitoring, reliance on manual experience for irrigation, and weak data record and remote control capabilities</w:t>
+      </w:r>
+      <w:r>
+        <w:rPr>
+          <w:rFonts w:hint="eastAsia" w:cs="Times New Roman"/>
+          <w:b w:val="0"/>
+          <w:bCs w:val="0"/>
+          <w:kern w:val="2"/>
+          <w:sz w:val="24"/>
+          <w:szCs w:val="24"/>
+          <w:shd w:val="clear" w:color="auto" w:fill="FDFDFE"/>
+          <w:lang w:val="en-US" w:eastAsia="zh-CN" w:bidi="ar-SA"/>
+        </w:rPr>
+        <w:t>.</w:t>
+      </w:r>
+      <w:r>
+        <w:rPr>
+          <w:rFonts w:hint="eastAsia" w:ascii="Times New Roman" w:hAnsi="Times New Roman" w:eastAsia="宋体" w:cs="Times New Roman"/>
+          <w:b w:val="0"/>
+          <w:bCs w:val="0"/>
+          <w:kern w:val="2"/>
+          <w:sz w:val="24"/>
+          <w:szCs w:val="24"/>
+          <w:shd w:val="clear" w:color="auto" w:fill="FDFDFE"/>
+          <w:lang w:val="en-US" w:eastAsia="zh-CN" w:bidi="ar-SA"/>
+        </w:rPr>
+        <w:t xml:space="preserve"> an intelligent saffron cultivation system base on edge computing was created to improve realtime monitoring, automatic control</w:t>
+      </w:r>
+      <w:r>
+        <w:rPr>
+          <w:rFonts w:hint="eastAsia" w:cs="Times New Roman"/>
+          <w:b w:val="0"/>
+          <w:bCs w:val="0"/>
+          <w:kern w:val="2"/>
+          <w:sz w:val="24"/>
+          <w:szCs w:val="24"/>
+          <w:shd w:val="clear" w:color="auto" w:fill="FDFDFE"/>
+          <w:lang w:val="en-US" w:eastAsia="zh-CN" w:bidi="ar-SA"/>
+        </w:rPr>
+        <w:t>;</w:t>
+      </w:r>
+      <w:r>
+        <w:rPr>
+          <w:rFonts w:hint="eastAsia" w:ascii="Times New Roman" w:hAnsi="Times New Roman" w:eastAsia="宋体" w:cs="Times New Roman"/>
+          <w:b w:val="0"/>
+          <w:bCs w:val="0"/>
+          <w:kern w:val="2"/>
+          <w:sz w:val="24"/>
+          <w:szCs w:val="24"/>
+          <w:shd w:val="clear" w:color="auto" w:fill="FDFDFE"/>
+          <w:lang w:val="en-US" w:eastAsia="zh-CN" w:bidi="ar-SA"/>
+        </w:rPr>
+        <w:t xml:space="preserve"> and intel</w:t>
+      </w:r>
+      <w:r>
+        <w:rPr>
+          <w:rFonts w:hint="eastAsia" w:cs="Times New Roman"/>
+          <w:b w:val="0"/>
+          <w:bCs w:val="0"/>
+          <w:kern w:val="2"/>
+          <w:sz w:val="24"/>
+          <w:szCs w:val="24"/>
+          <w:shd w:val="clear" w:color="auto" w:fill="FDFDFE"/>
+          <w:lang w:val="en-US" w:eastAsia="zh-CN" w:bidi="ar-SA"/>
+        </w:rPr>
+        <w:t>i</w:t>
+      </w:r>
+      <w:r>
+        <w:rPr>
+          <w:rFonts w:hint="eastAsia" w:ascii="Times New Roman" w:hAnsi="Times New Roman" w:eastAsia="宋体" w:cs="Times New Roman"/>
+          <w:b w:val="0"/>
+          <w:bCs w:val="0"/>
+          <w:kern w:val="2"/>
+          <w:sz w:val="24"/>
+          <w:szCs w:val="24"/>
+          <w:shd w:val="clear" w:color="auto" w:fill="FDFDFE"/>
+          <w:lang w:val="en-US" w:eastAsia="zh-CN" w:bidi="ar-SA"/>
+        </w:rPr>
+        <w:t>igence throughout the cultivation process. The system employs an overall architecture of device</w:t>
+      </w:r>
+      <w:r>
+        <w:rPr>
+          <w:rFonts w:hint="eastAsia" w:cs="Times New Roman"/>
+          <w:b w:val="0"/>
+          <w:bCs w:val="0"/>
+          <w:kern w:val="2"/>
+          <w:sz w:val="24"/>
+          <w:szCs w:val="24"/>
+          <w:shd w:val="clear" w:color="auto" w:fill="FDFDFE"/>
+          <w:lang w:val="en-US" w:eastAsia="zh-CN" w:bidi="ar-SA"/>
+        </w:rPr>
+        <w:t xml:space="preserve"> </w:t>
+      </w:r>
+      <w:r>
+        <w:rPr>
+          <w:rFonts w:hint="eastAsia" w:ascii="Times New Roman" w:hAnsi="Times New Roman" w:eastAsia="宋体" w:cs="Times New Roman"/>
+          <w:b w:val="0"/>
+          <w:bCs w:val="0"/>
+          <w:kern w:val="2"/>
+          <w:sz w:val="24"/>
+          <w:szCs w:val="24"/>
+          <w:shd w:val="clear" w:color="auto" w:fill="FDFDFE"/>
+          <w:lang w:val="en-US" w:eastAsia="zh-CN" w:bidi="ar-SA"/>
+        </w:rPr>
+        <w:t>side, edge</w:t>
+      </w:r>
+      <w:r>
+        <w:rPr>
+          <w:rFonts w:hint="eastAsia" w:cs="Times New Roman"/>
+          <w:b w:val="0"/>
+          <w:bCs w:val="0"/>
+          <w:kern w:val="2"/>
+          <w:sz w:val="24"/>
+          <w:szCs w:val="24"/>
+          <w:shd w:val="clear" w:color="auto" w:fill="FDFDFE"/>
+          <w:lang w:val="en-US" w:eastAsia="zh-CN" w:bidi="ar-SA"/>
+        </w:rPr>
+        <w:t xml:space="preserve"> </w:t>
+      </w:r>
+      <w:r>
+        <w:rPr>
+          <w:rFonts w:hint="eastAsia" w:ascii="Times New Roman" w:hAnsi="Times New Roman" w:eastAsia="宋体" w:cs="Times New Roman"/>
+          <w:b w:val="0"/>
+          <w:bCs w:val="0"/>
+          <w:kern w:val="2"/>
+          <w:sz w:val="24"/>
+          <w:szCs w:val="24"/>
+          <w:shd w:val="clear" w:color="auto" w:fill="FDFDFE"/>
+          <w:lang w:val="en-US" w:eastAsia="zh-CN" w:bidi="ar-SA"/>
+        </w:rPr>
+        <w:t>side, and cloud</w:t>
+      </w:r>
+      <w:r>
+        <w:rPr>
+          <w:rFonts w:hint="eastAsia" w:cs="Times New Roman"/>
+          <w:b w:val="0"/>
+          <w:bCs w:val="0"/>
+          <w:kern w:val="2"/>
+          <w:sz w:val="24"/>
+          <w:szCs w:val="24"/>
+          <w:shd w:val="clear" w:color="auto" w:fill="FDFDFE"/>
+          <w:lang w:val="en-US" w:eastAsia="zh-CN" w:bidi="ar-SA"/>
+        </w:rPr>
+        <w:t xml:space="preserve"> </w:t>
+      </w:r>
+      <w:r>
+        <w:rPr>
+          <w:rFonts w:hint="eastAsia" w:ascii="Times New Roman" w:hAnsi="Times New Roman" w:eastAsia="宋体" w:cs="Times New Roman"/>
+          <w:b w:val="0"/>
+          <w:bCs w:val="0"/>
+          <w:kern w:val="2"/>
+          <w:sz w:val="24"/>
+          <w:szCs w:val="24"/>
+          <w:shd w:val="clear" w:color="auto" w:fill="FDFDFE"/>
+          <w:lang w:val="en-US" w:eastAsia="zh-CN" w:bidi="ar-SA"/>
+        </w:rPr>
+        <w:t xml:space="preserve">based expansion. Using an STM32F411 as the hardware core, </w:t>
+      </w:r>
+      <w:r>
+        <w:rPr>
+          <w:rFonts w:hint="eastAsia" w:cs="Times New Roman"/>
+          <w:b w:val="0"/>
+          <w:bCs w:val="0"/>
+          <w:kern w:val="2"/>
+          <w:sz w:val="24"/>
+          <w:szCs w:val="24"/>
+          <w:shd w:val="clear" w:color="auto" w:fill="FDFDFE"/>
+          <w:lang w:val="en-US" w:eastAsia="zh-CN" w:bidi="ar-SA"/>
+        </w:rPr>
+        <w:t>I</w:t>
+      </w:r>
+      <w:r>
+        <w:rPr>
+          <w:rFonts w:hint="eastAsia" w:ascii="Times New Roman" w:hAnsi="Times New Roman" w:eastAsia="宋体" w:cs="Times New Roman"/>
+          <w:b w:val="0"/>
+          <w:bCs w:val="0"/>
+          <w:kern w:val="2"/>
+          <w:sz w:val="24"/>
+          <w:szCs w:val="24"/>
+          <w:shd w:val="clear" w:color="auto" w:fill="FDFDFE"/>
+          <w:lang w:val="en-US" w:eastAsia="zh-CN" w:bidi="ar-SA"/>
+        </w:rPr>
+        <w:t xml:space="preserve">t collects environmental parameters such as temperature, humidity, light intensity, and soil moisture, controls actuators, displays data on an OLED, and enables on-site interaction. Raspberry Pi 4B serves as the edge gateway, receiving device data via a USB virtual serial port. MicroPython, Flask, and SQLite are used for realtime monitoring, historical data storage, web visualization, user access management, and automatic irrigation strategy configuration. MQTT is then used for cloudbase data expansion and remote access. Finally, </w:t>
+      </w:r>
+      <w:r>
+        <w:rPr>
+          <w:rFonts w:hint="eastAsia" w:cs="Times New Roman"/>
+          <w:b w:val="0"/>
+          <w:bCs w:val="0"/>
+          <w:kern w:val="2"/>
+          <w:sz w:val="24"/>
+          <w:szCs w:val="24"/>
+          <w:shd w:val="clear" w:color="auto" w:fill="FDFDFE"/>
+          <w:lang w:val="en-US" w:eastAsia="zh-CN" w:bidi="ar-SA"/>
+        </w:rPr>
+        <w:t>o</w:t>
+      </w:r>
+      <w:r>
+        <w:rPr>
+          <w:rFonts w:hint="eastAsia" w:ascii="Times New Roman" w:hAnsi="Times New Roman" w:eastAsia="宋体" w:cs="Times New Roman"/>
+          <w:b w:val="0"/>
+          <w:bCs w:val="0"/>
+          <w:kern w:val="2"/>
+          <w:sz w:val="24"/>
+          <w:szCs w:val="24"/>
+          <w:shd w:val="clear" w:color="auto" w:fill="FDFDFE"/>
+          <w:lang w:val="en-US" w:eastAsia="zh-CN" w:bidi="ar-SA"/>
+        </w:rPr>
+        <w:t>pen</w:t>
+      </w:r>
+      <w:r>
+        <w:rPr>
+          <w:rFonts w:hint="eastAsia" w:cs="Times New Roman"/>
+          <w:b w:val="0"/>
+          <w:bCs w:val="0"/>
+          <w:kern w:val="2"/>
+          <w:sz w:val="24"/>
+          <w:szCs w:val="24"/>
+          <w:shd w:val="clear" w:color="auto" w:fill="FDFDFE"/>
+          <w:lang w:val="en-US" w:eastAsia="zh-CN" w:bidi="ar-SA"/>
+        </w:rPr>
+        <w:t>cv</w:t>
+      </w:r>
+      <w:r>
+        <w:rPr>
+          <w:rFonts w:hint="eastAsia" w:ascii="Times New Roman" w:hAnsi="Times New Roman" w:eastAsia="宋体" w:cs="Times New Roman"/>
+          <w:b w:val="0"/>
+          <w:bCs w:val="0"/>
+          <w:kern w:val="2"/>
+          <w:sz w:val="24"/>
+          <w:szCs w:val="24"/>
+          <w:shd w:val="clear" w:color="auto" w:fill="FDFDFE"/>
+          <w:lang w:val="en-US" w:eastAsia="zh-CN" w:bidi="ar-SA"/>
+        </w:rPr>
+        <w:t xml:space="preserve"> image analysis and local lightweight models are combined to enhance the system's environmental assessment and decision</w:t>
+      </w:r>
+      <w:bookmarkStart w:id="158" w:name="_GoBack"/>
+      <w:bookmarkEnd w:id="158"/>
+      <w:r>
+        <w:rPr>
+          <w:rFonts w:hint="eastAsia" w:ascii="Times New Roman" w:hAnsi="Times New Roman" w:eastAsia="宋体" w:cs="Times New Roman"/>
+          <w:b w:val="0"/>
+          <w:bCs w:val="0"/>
+          <w:kern w:val="2"/>
+          <w:sz w:val="24"/>
+          <w:szCs w:val="24"/>
+          <w:shd w:val="clear" w:color="auto" w:fill="FDFDFE"/>
+          <w:lang w:val="en-US" w:eastAsia="zh-CN" w:bidi="ar-SA"/>
+        </w:rPr>
+        <w:t>making capabilities. The system test results show that this system can effectively perform task such as realtime monitoring of the saffron cultivation environm</w:t>
+      </w:r>
+      <w:r>
+        <w:rPr>
+          <w:rFonts w:hint="eastAsia" w:cs="Times New Roman"/>
+          <w:b w:val="0"/>
+          <w:bCs w:val="0"/>
+          <w:kern w:val="2"/>
+          <w:sz w:val="24"/>
+          <w:szCs w:val="24"/>
+          <w:shd w:val="clear" w:color="auto" w:fill="FDFDFE"/>
+          <w:lang w:val="en-US" w:eastAsia="zh-CN" w:bidi="ar-SA"/>
+        </w:rPr>
+        <w:t xml:space="preserve"> </w:t>
+      </w:r>
+      <w:r>
+        <w:rPr>
+          <w:rFonts w:hint="eastAsia" w:ascii="Times New Roman" w:hAnsi="Times New Roman" w:eastAsia="宋体" w:cs="Times New Roman"/>
+          <w:b w:val="0"/>
+          <w:bCs w:val="0"/>
+          <w:kern w:val="2"/>
+          <w:sz w:val="24"/>
+          <w:szCs w:val="24"/>
+          <w:shd w:val="clear" w:color="auto" w:fill="FDFDFE"/>
+          <w:lang w:val="en-US" w:eastAsia="zh-CN" w:bidi="ar-SA"/>
+        </w:rPr>
+        <w:t>ent, manual and automatic irrigation control, historical dat</w:t>
+      </w:r>
+      <w:r>
+        <w:rPr>
+          <w:rFonts w:hint="eastAsia" w:cs="Times New Roman"/>
+          <w:b w:val="0"/>
+          <w:bCs w:val="0"/>
+          <w:kern w:val="2"/>
+          <w:sz w:val="24"/>
+          <w:szCs w:val="24"/>
+          <w:shd w:val="clear" w:color="auto" w:fill="FDFDFE"/>
+          <w:lang w:val="en-US" w:eastAsia="zh-CN" w:bidi="ar-SA"/>
+        </w:rPr>
+        <w:t>e</w:t>
+      </w:r>
+      <w:r>
+        <w:rPr>
+          <w:rFonts w:hint="eastAsia" w:ascii="Times New Roman" w:hAnsi="Times New Roman" w:eastAsia="宋体" w:cs="Times New Roman"/>
+          <w:b w:val="0"/>
+          <w:bCs w:val="0"/>
+          <w:kern w:val="2"/>
+          <w:sz w:val="24"/>
+          <w:szCs w:val="24"/>
+          <w:shd w:val="clear" w:color="auto" w:fill="FDFDFE"/>
+          <w:lang w:val="en-US" w:eastAsia="zh-CN" w:bidi="ar-SA"/>
+        </w:rPr>
+        <w:t xml:space="preserve"> visualization, and edge intelligent analysis. It features low cost, flexible deployment, and strong scalability, and can provide a feasible engineering solution for small</w:t>
+      </w:r>
+      <w:r>
+        <w:rPr>
+          <w:rFonts w:hint="eastAsia" w:cs="Times New Roman"/>
+          <w:b w:val="0"/>
+          <w:bCs w:val="0"/>
+          <w:kern w:val="2"/>
+          <w:sz w:val="24"/>
+          <w:szCs w:val="24"/>
+          <w:shd w:val="clear" w:color="auto" w:fill="FDFDFE"/>
+          <w:lang w:val="en-US" w:eastAsia="zh-CN" w:bidi="ar-SA"/>
+        </w:rPr>
+        <w:t xml:space="preserve"> </w:t>
+      </w:r>
+      <w:r>
+        <w:rPr>
+          <w:rFonts w:hint="eastAsia" w:ascii="Times New Roman" w:hAnsi="Times New Roman" w:eastAsia="宋体" w:cs="Times New Roman"/>
+          <w:b w:val="0"/>
+          <w:bCs w:val="0"/>
+          <w:kern w:val="2"/>
+          <w:sz w:val="24"/>
+          <w:szCs w:val="24"/>
+          <w:shd w:val="clear" w:color="auto" w:fill="FDFDFE"/>
+          <w:lang w:val="en-US" w:eastAsia="zh-CN" w:bidi="ar-SA"/>
+        </w:rPr>
+        <w:t>scale intelligent cultivation of specialty economic crops.</w:t>
       </w:r>
     </w:p>
     <w:p>
@@ -2535,7 +2862,7 @@
             <w:fldChar w:fldCharType="begin"/>
           </w:r>
           <w:r>
-            <w:instrText xml:space="preserve"> HYPERLINK \l _Toc21891 </w:instrText>
+            <w:instrText xml:space="preserve"> HYPERLINK \l _Toc24168 </w:instrText>
           </w:r>
           <w:r>
             <w:fldChar w:fldCharType="separate"/>
@@ -2566,7 +2893,7 @@
             <w:fldChar w:fldCharType="begin"/>
           </w:r>
           <w:r>
-            <w:instrText xml:space="preserve"> PAGEREF _Toc21891 \h </w:instrText>
+            <w:instrText xml:space="preserve"> PAGEREF _Toc24168 \h </w:instrText>
           </w:r>
           <w:r>
             <w:fldChar w:fldCharType="separate"/>
@@ -2593,7 +2920,7 @@
             <w:fldChar w:fldCharType="begin"/>
           </w:r>
           <w:r>
-            <w:instrText xml:space="preserve"> HYPERLINK \l _Toc9872 </w:instrText>
+            <w:instrText xml:space="preserve"> HYPERLINK \l _Toc30951 </w:instrText>
           </w:r>
           <w:r>
             <w:fldChar w:fldCharType="separate"/>
@@ -2612,7 +2939,7 @@
             <w:fldChar w:fldCharType="begin"/>
           </w:r>
           <w:r>
-            <w:instrText xml:space="preserve"> PAGEREF _Toc9872 \h </w:instrText>
+            <w:instrText xml:space="preserve"> PAGEREF _Toc30951 \h </w:instrText>
           </w:r>
           <w:r>
             <w:fldChar w:fldCharType="separate"/>
@@ -2639,7 +2966,7 @@
             <w:fldChar w:fldCharType="begin"/>
           </w:r>
           <w:r>
-            <w:instrText xml:space="preserve"> HYPERLINK \l _Toc22297 </w:instrText>
+            <w:instrText xml:space="preserve"> HYPERLINK \l _Toc7873 </w:instrText>
           </w:r>
           <w:r>
             <w:fldChar w:fldCharType="separate"/>
@@ -2658,7 +2985,7 @@
             <w:fldChar w:fldCharType="begin"/>
           </w:r>
           <w:r>
-            <w:instrText xml:space="preserve"> PAGEREF _Toc22297 \h </w:instrText>
+            <w:instrText xml:space="preserve"> PAGEREF _Toc7873 \h </w:instrText>
           </w:r>
           <w:r>
             <w:fldChar w:fldCharType="separate"/>
@@ -2685,7 +3012,7 @@
             <w:fldChar w:fldCharType="begin"/>
           </w:r>
           <w:r>
-            <w:instrText xml:space="preserve"> HYPERLINK \l _Toc93 </w:instrText>
+            <w:instrText xml:space="preserve"> HYPERLINK \l _Toc23583 </w:instrText>
           </w:r>
           <w:r>
             <w:fldChar w:fldCharType="separate"/>
@@ -2704,7 +3031,7 @@
             <w:fldChar w:fldCharType="begin"/>
           </w:r>
           <w:r>
-            <w:instrText xml:space="preserve"> PAGEREF _Toc93 \h </w:instrText>
+            <w:instrText xml:space="preserve"> PAGEREF _Toc23583 \h </w:instrText>
           </w:r>
           <w:r>
             <w:fldChar w:fldCharType="separate"/>
@@ -2730,7 +3057,7 @@
             <w:fldChar w:fldCharType="begin"/>
           </w:r>
           <w:r>
-            <w:instrText xml:space="preserve"> HYPERLINK \l _Toc8744 </w:instrText>
+            <w:instrText xml:space="preserve"> HYPERLINK \l _Toc10869 </w:instrText>
           </w:r>
           <w:r>
             <w:fldChar w:fldCharType="separate"/>
@@ -2755,7 +3082,7 @@
             <w:fldChar w:fldCharType="begin"/>
           </w:r>
           <w:r>
-            <w:instrText xml:space="preserve"> PAGEREF _Toc8744 \h </w:instrText>
+            <w:instrText xml:space="preserve"> PAGEREF _Toc10869 \h </w:instrText>
           </w:r>
           <w:r>
             <w:fldChar w:fldCharType="separate"/>
@@ -2781,7 +3108,7 @@
             <w:fldChar w:fldCharType="begin"/>
           </w:r>
           <w:r>
-            <w:instrText xml:space="preserve"> HYPERLINK \l _Toc14707 </w:instrText>
+            <w:instrText xml:space="preserve"> HYPERLINK \l _Toc12951 </w:instrText>
           </w:r>
           <w:r>
             <w:fldChar w:fldCharType="separate"/>
@@ -2800,7 +3127,7 @@
             <w:fldChar w:fldCharType="begin"/>
           </w:r>
           <w:r>
-            <w:instrText xml:space="preserve"> PAGEREF _Toc14707 \h </w:instrText>
+            <w:instrText xml:space="preserve"> PAGEREF _Toc12951 \h </w:instrText>
           </w:r>
           <w:r>
             <w:fldChar w:fldCharType="separate"/>
@@ -2827,7 +3154,7 @@
             <w:fldChar w:fldCharType="begin"/>
           </w:r>
           <w:r>
-            <w:instrText xml:space="preserve"> HYPERLINK \l _Toc15677 </w:instrText>
+            <w:instrText xml:space="preserve"> HYPERLINK \l _Toc28022 </w:instrText>
           </w:r>
           <w:r>
             <w:fldChar w:fldCharType="separate"/>
@@ -2846,7 +3173,7 @@
             <w:fldChar w:fldCharType="begin"/>
           </w:r>
           <w:r>
-            <w:instrText xml:space="preserve"> PAGEREF _Toc15677 \h </w:instrText>
+            <w:instrText xml:space="preserve"> PAGEREF _Toc28022 \h </w:instrText>
           </w:r>
           <w:r>
             <w:fldChar w:fldCharType="separate"/>
@@ -2872,7 +3199,7 @@
             <w:fldChar w:fldCharType="begin"/>
           </w:r>
           <w:r>
-            <w:instrText xml:space="preserve"> HYPERLINK \l _Toc21964 </w:instrText>
+            <w:instrText xml:space="preserve"> HYPERLINK \l _Toc31992 </w:instrText>
           </w:r>
           <w:r>
             <w:fldChar w:fldCharType="separate"/>
@@ -2890,7 +3217,7 @@
             <w:fldChar w:fldCharType="begin"/>
           </w:r>
           <w:r>
-            <w:instrText xml:space="preserve"> PAGEREF _Toc21964 \h </w:instrText>
+            <w:instrText xml:space="preserve"> PAGEREF _Toc31992 \h </w:instrText>
           </w:r>
           <w:r>
             <w:fldChar w:fldCharType="separate"/>
@@ -2917,7 +3244,7 @@
             <w:fldChar w:fldCharType="begin"/>
           </w:r>
           <w:r>
-            <w:instrText xml:space="preserve"> HYPERLINK \l _Toc23942 </w:instrText>
+            <w:instrText xml:space="preserve"> HYPERLINK \l _Toc8262 </w:instrText>
           </w:r>
           <w:r>
             <w:fldChar w:fldCharType="separate"/>
@@ -2936,7 +3263,7 @@
             <w:fldChar w:fldCharType="begin"/>
           </w:r>
           <w:r>
-            <w:instrText xml:space="preserve"> PAGEREF _Toc23942 \h </w:instrText>
+            <w:instrText xml:space="preserve"> PAGEREF _Toc8262 \h </w:instrText>
           </w:r>
           <w:r>
             <w:fldChar w:fldCharType="separate"/>
@@ -2963,7 +3290,7 @@
             <w:fldChar w:fldCharType="begin"/>
           </w:r>
           <w:r>
-            <w:instrText xml:space="preserve"> HYPERLINK \l _Toc23186 </w:instrText>
+            <w:instrText xml:space="preserve"> HYPERLINK \l _Toc19024 </w:instrText>
           </w:r>
           <w:r>
             <w:fldChar w:fldCharType="separate"/>
@@ -2982,7 +3309,7 @@
             <w:fldChar w:fldCharType="begin"/>
           </w:r>
           <w:r>
-            <w:instrText xml:space="preserve"> PAGEREF _Toc23186 \h </w:instrText>
+            <w:instrText xml:space="preserve"> PAGEREF _Toc19024 \h </w:instrText>
           </w:r>
           <w:r>
             <w:fldChar w:fldCharType="separate"/>
@@ -3008,7 +3335,7 @@
             <w:fldChar w:fldCharType="begin"/>
           </w:r>
           <w:r>
-            <w:instrText xml:space="preserve"> HYPERLINK \l _Toc19825 </w:instrText>
+            <w:instrText xml:space="preserve"> HYPERLINK \l _Toc13314 </w:instrText>
           </w:r>
           <w:r>
             <w:fldChar w:fldCharType="separate"/>
@@ -3027,7 +3354,7 @@
             <w:fldChar w:fldCharType="begin"/>
           </w:r>
           <w:r>
-            <w:instrText xml:space="preserve"> PAGEREF _Toc19825 \h </w:instrText>
+            <w:instrText xml:space="preserve"> PAGEREF _Toc13314 \h </w:instrText>
           </w:r>
           <w:r>
             <w:fldChar w:fldCharType="separate"/>
@@ -3053,7 +3380,7 @@
             <w:fldChar w:fldCharType="begin"/>
           </w:r>
           <w:r>
-            <w:instrText xml:space="preserve"> HYPERLINK \l _Toc702 </w:instrText>
+            <w:instrText xml:space="preserve"> HYPERLINK \l _Toc5228 </w:instrText>
           </w:r>
           <w:r>
             <w:fldChar w:fldCharType="separate"/>
@@ -3072,7 +3399,7 @@
             <w:fldChar w:fldCharType="begin"/>
           </w:r>
           <w:r>
-            <w:instrText xml:space="preserve"> PAGEREF _Toc702 \h </w:instrText>
+            <w:instrText xml:space="preserve"> PAGEREF _Toc5228 \h </w:instrText>
           </w:r>
           <w:r>
             <w:fldChar w:fldCharType="separate"/>
@@ -3099,7 +3426,7 @@
             <w:fldChar w:fldCharType="begin"/>
           </w:r>
           <w:r>
-            <w:instrText xml:space="preserve"> HYPERLINK \l _Toc5452 </w:instrText>
+            <w:instrText xml:space="preserve"> HYPERLINK \l _Toc23521 </w:instrText>
           </w:r>
           <w:r>
             <w:fldChar w:fldCharType="separate"/>
@@ -3118,7 +3445,7 @@
             <w:fldChar w:fldCharType="begin"/>
           </w:r>
           <w:r>
-            <w:instrText xml:space="preserve"> PAGEREF _Toc5452 \h </w:instrText>
+            <w:instrText xml:space="preserve"> PAGEREF _Toc23521 \h </w:instrText>
           </w:r>
           <w:r>
             <w:fldChar w:fldCharType="separate"/>
@@ -3144,7 +3471,7 @@
             <w:fldChar w:fldCharType="begin"/>
           </w:r>
           <w:r>
-            <w:instrText xml:space="preserve"> HYPERLINK \l _Toc29108 </w:instrText>
+            <w:instrText xml:space="preserve"> HYPERLINK \l _Toc18390 </w:instrText>
           </w:r>
           <w:r>
             <w:fldChar w:fldCharType="separate"/>
@@ -3163,7 +3490,7 @@
             <w:fldChar w:fldCharType="begin"/>
           </w:r>
           <w:r>
-            <w:instrText xml:space="preserve"> PAGEREF _Toc29108 \h </w:instrText>
+            <w:instrText xml:space="preserve"> PAGEREF _Toc18390 \h </w:instrText>
           </w:r>
           <w:r>
             <w:fldChar w:fldCharType="separate"/>
@@ -3189,7 +3516,7 @@
             <w:fldChar w:fldCharType="begin"/>
           </w:r>
           <w:r>
-            <w:instrText xml:space="preserve"> HYPERLINK \l _Toc24050 </w:instrText>
+            <w:instrText xml:space="preserve"> HYPERLINK \l _Toc1967 </w:instrText>
           </w:r>
           <w:r>
             <w:fldChar w:fldCharType="separate"/>
@@ -3208,7 +3535,7 @@
             <w:fldChar w:fldCharType="begin"/>
           </w:r>
           <w:r>
-            <w:instrText xml:space="preserve"> PAGEREF _Toc24050 \h </w:instrText>
+            <w:instrText xml:space="preserve"> PAGEREF _Toc1967 \h </w:instrText>
           </w:r>
           <w:r>
             <w:fldChar w:fldCharType="separate"/>
@@ -3234,7 +3561,7 @@
             <w:fldChar w:fldCharType="begin"/>
           </w:r>
           <w:r>
-            <w:instrText xml:space="preserve"> HYPERLINK \l _Toc7112 </w:instrText>
+            <w:instrText xml:space="preserve"> HYPERLINK \l _Toc7405 </w:instrText>
           </w:r>
           <w:r>
             <w:fldChar w:fldCharType="separate"/>
@@ -3252,7 +3579,7 @@
             <w:fldChar w:fldCharType="begin"/>
           </w:r>
           <w:r>
-            <w:instrText xml:space="preserve"> PAGEREF _Toc7112 \h </w:instrText>
+            <w:instrText xml:space="preserve"> PAGEREF _Toc7405 \h </w:instrText>
           </w:r>
           <w:r>
             <w:fldChar w:fldCharType="separate"/>
@@ -3279,7 +3606,7 @@
             <w:fldChar w:fldCharType="begin"/>
           </w:r>
           <w:r>
-            <w:instrText xml:space="preserve"> HYPERLINK \l _Toc1476 </w:instrText>
+            <w:instrText xml:space="preserve"> HYPERLINK \l _Toc32515 </w:instrText>
           </w:r>
           <w:r>
             <w:fldChar w:fldCharType="separate"/>
@@ -3298,7 +3625,7 @@
             <w:fldChar w:fldCharType="begin"/>
           </w:r>
           <w:r>
-            <w:instrText xml:space="preserve"> PAGEREF _Toc1476 \h </w:instrText>
+            <w:instrText xml:space="preserve"> PAGEREF _Toc32515 \h </w:instrText>
           </w:r>
           <w:r>
             <w:fldChar w:fldCharType="separate"/>
@@ -3324,7 +3651,7 @@
             <w:fldChar w:fldCharType="begin"/>
           </w:r>
           <w:r>
-            <w:instrText xml:space="preserve"> HYPERLINK \l _Toc7113 </w:instrText>
+            <w:instrText xml:space="preserve"> HYPERLINK \l _Toc21184 </w:instrText>
           </w:r>
           <w:r>
             <w:fldChar w:fldCharType="separate"/>
@@ -3343,7 +3670,7 @@
             <w:fldChar w:fldCharType="begin"/>
           </w:r>
           <w:r>
-            <w:instrText xml:space="preserve"> PAGEREF _Toc7113 \h </w:instrText>
+            <w:instrText xml:space="preserve"> PAGEREF _Toc21184 \h </w:instrText>
           </w:r>
           <w:r>
             <w:fldChar w:fldCharType="separate"/>
@@ -3369,7 +3696,7 @@
             <w:fldChar w:fldCharType="begin"/>
           </w:r>
           <w:r>
-            <w:instrText xml:space="preserve"> HYPERLINK \l _Toc25213 </w:instrText>
+            <w:instrText xml:space="preserve"> HYPERLINK \l _Toc2882 </w:instrText>
           </w:r>
           <w:r>
             <w:fldChar w:fldCharType="separate"/>
@@ -3388,7 +3715,7 @@
             <w:fldChar w:fldCharType="begin"/>
           </w:r>
           <w:r>
-            <w:instrText xml:space="preserve"> PAGEREF _Toc25213 \h </w:instrText>
+            <w:instrText xml:space="preserve"> PAGEREF _Toc2882 \h </w:instrText>
           </w:r>
           <w:r>
             <w:fldChar w:fldCharType="separate"/>
@@ -3415,7 +3742,7 @@
             <w:fldChar w:fldCharType="begin"/>
           </w:r>
           <w:r>
-            <w:instrText xml:space="preserve"> HYPERLINK \l _Toc9736 </w:instrText>
+            <w:instrText xml:space="preserve"> HYPERLINK \l _Toc8574 </w:instrText>
           </w:r>
           <w:r>
             <w:fldChar w:fldCharType="separate"/>
@@ -3434,7 +3761,7 @@
             <w:fldChar w:fldCharType="begin"/>
           </w:r>
           <w:r>
-            <w:instrText xml:space="preserve"> PAGEREF _Toc9736 \h </w:instrText>
+            <w:instrText xml:space="preserve"> PAGEREF _Toc8574 \h </w:instrText>
           </w:r>
           <w:r>
             <w:fldChar w:fldCharType="separate"/>
@@ -3461,7 +3788,7 @@
             <w:fldChar w:fldCharType="begin"/>
           </w:r>
           <w:r>
-            <w:instrText xml:space="preserve"> HYPERLINK \l _Toc16040 </w:instrText>
+            <w:instrText xml:space="preserve"> HYPERLINK \l _Toc20148 </w:instrText>
           </w:r>
           <w:r>
             <w:fldChar w:fldCharType="separate"/>
@@ -3480,7 +3807,7 @@
             <w:fldChar w:fldCharType="begin"/>
           </w:r>
           <w:r>
-            <w:instrText xml:space="preserve"> PAGEREF _Toc16040 \h </w:instrText>
+            <w:instrText xml:space="preserve"> PAGEREF _Toc20148 \h </w:instrText>
           </w:r>
           <w:r>
             <w:fldChar w:fldCharType="separate"/>
@@ -3507,7 +3834,7 @@
             <w:fldChar w:fldCharType="begin"/>
           </w:r>
           <w:r>
-            <w:instrText xml:space="preserve"> HYPERLINK \l _Toc3188 </w:instrText>
+            <w:instrText xml:space="preserve"> HYPERLINK \l _Toc10692 </w:instrText>
           </w:r>
           <w:r>
             <w:fldChar w:fldCharType="separate"/>
@@ -3526,7 +3853,7 @@
             <w:fldChar w:fldCharType="begin"/>
           </w:r>
           <w:r>
-            <w:instrText xml:space="preserve"> PAGEREF _Toc3188 \h </w:instrText>
+            <w:instrText xml:space="preserve"> PAGEREF _Toc10692 \h </w:instrText>
           </w:r>
           <w:r>
             <w:fldChar w:fldCharType="separate"/>
@@ -3552,7 +3879,7 @@
             <w:fldChar w:fldCharType="begin"/>
           </w:r>
           <w:r>
-            <w:instrText xml:space="preserve"> HYPERLINK \l _Toc22462 </w:instrText>
+            <w:instrText xml:space="preserve"> HYPERLINK \l _Toc6446 </w:instrText>
           </w:r>
           <w:r>
             <w:fldChar w:fldCharType="separate"/>
@@ -3571,7 +3898,7 @@
             <w:fldChar w:fldCharType="begin"/>
           </w:r>
           <w:r>
-            <w:instrText xml:space="preserve"> PAGEREF _Toc22462 \h </w:instrText>
+            <w:instrText xml:space="preserve"> PAGEREF _Toc6446 \h </w:instrText>
           </w:r>
           <w:r>
             <w:fldChar w:fldCharType="separate"/>
@@ -3597,7 +3924,7 @@
             <w:fldChar w:fldCharType="begin"/>
           </w:r>
           <w:r>
-            <w:instrText xml:space="preserve"> HYPERLINK \l _Toc9411 </w:instrText>
+            <w:instrText xml:space="preserve"> HYPERLINK \l _Toc3861 </w:instrText>
           </w:r>
           <w:r>
             <w:fldChar w:fldCharType="separate"/>
@@ -3616,7 +3943,7 @@
             <w:fldChar w:fldCharType="begin"/>
           </w:r>
           <w:r>
-            <w:instrText xml:space="preserve"> PAGEREF _Toc9411 \h </w:instrText>
+            <w:instrText xml:space="preserve"> PAGEREF _Toc3861 \h </w:instrText>
           </w:r>
           <w:r>
             <w:fldChar w:fldCharType="separate"/>
@@ -3642,7 +3969,7 @@
             <w:fldChar w:fldCharType="begin"/>
           </w:r>
           <w:r>
-            <w:instrText xml:space="preserve"> HYPERLINK \l _Toc2614 </w:instrText>
+            <w:instrText xml:space="preserve"> HYPERLINK \l _Toc20255 </w:instrText>
           </w:r>
           <w:r>
             <w:fldChar w:fldCharType="separate"/>
@@ -3661,7 +3988,7 @@
             <w:fldChar w:fldCharType="begin"/>
           </w:r>
           <w:r>
-            <w:instrText xml:space="preserve"> PAGEREF _Toc2614 \h </w:instrText>
+            <w:instrText xml:space="preserve"> PAGEREF _Toc20255 \h </w:instrText>
           </w:r>
           <w:r>
             <w:fldChar w:fldCharType="separate"/>
@@ -3687,7 +4014,7 @@
             <w:fldChar w:fldCharType="begin"/>
           </w:r>
           <w:r>
-            <w:instrText xml:space="preserve"> HYPERLINK \l _Toc10438 </w:instrText>
+            <w:instrText xml:space="preserve"> HYPERLINK \l _Toc7988 </w:instrText>
           </w:r>
           <w:r>
             <w:fldChar w:fldCharType="separate"/>
@@ -3706,7 +4033,7 @@
             <w:fldChar w:fldCharType="begin"/>
           </w:r>
           <w:r>
-            <w:instrText xml:space="preserve"> PAGEREF _Toc10438 \h </w:instrText>
+            <w:instrText xml:space="preserve"> PAGEREF _Toc7988 \h </w:instrText>
           </w:r>
           <w:r>
             <w:fldChar w:fldCharType="separate"/>
@@ -3732,7 +4059,7 @@
             <w:fldChar w:fldCharType="begin"/>
           </w:r>
           <w:r>
-            <w:instrText xml:space="preserve"> HYPERLINK \l _Toc779 </w:instrText>
+            <w:instrText xml:space="preserve"> HYPERLINK \l _Toc24072 </w:instrText>
           </w:r>
           <w:r>
             <w:fldChar w:fldCharType="separate"/>
@@ -3751,7 +4078,7 @@
             <w:fldChar w:fldCharType="begin"/>
           </w:r>
           <w:r>
-            <w:instrText xml:space="preserve"> PAGEREF _Toc779 \h </w:instrText>
+            <w:instrText xml:space="preserve"> PAGEREF _Toc24072 \h </w:instrText>
           </w:r>
           <w:r>
             <w:fldChar w:fldCharType="separate"/>
@@ -3777,7 +4104,7 @@
             <w:fldChar w:fldCharType="begin"/>
           </w:r>
           <w:r>
-            <w:instrText xml:space="preserve"> HYPERLINK \l _Toc10829 </w:instrText>
+            <w:instrText xml:space="preserve"> HYPERLINK \l _Toc13635 </w:instrText>
           </w:r>
           <w:r>
             <w:fldChar w:fldCharType="separate"/>
@@ -3795,7 +4122,7 @@
             <w:fldChar w:fldCharType="begin"/>
           </w:r>
           <w:r>
-            <w:instrText xml:space="preserve"> PAGEREF _Toc10829 \h </w:instrText>
+            <w:instrText xml:space="preserve"> PAGEREF _Toc13635 \h </w:instrText>
           </w:r>
           <w:r>
             <w:fldChar w:fldCharType="separate"/>
@@ -3822,7 +4149,7 @@
             <w:fldChar w:fldCharType="begin"/>
           </w:r>
           <w:r>
-            <w:instrText xml:space="preserve"> HYPERLINK \l _Toc19078 </w:instrText>
+            <w:instrText xml:space="preserve"> HYPERLINK \l _Toc20897 </w:instrText>
           </w:r>
           <w:r>
             <w:fldChar w:fldCharType="separate"/>
@@ -3841,7 +4168,7 @@
             <w:fldChar w:fldCharType="begin"/>
           </w:r>
           <w:r>
-            <w:instrText xml:space="preserve"> PAGEREF _Toc19078 \h </w:instrText>
+            <w:instrText xml:space="preserve"> PAGEREF _Toc20897 \h </w:instrText>
           </w:r>
           <w:r>
             <w:fldChar w:fldCharType="separate"/>
@@ -3868,7 +4195,7 @@
             <w:fldChar w:fldCharType="begin"/>
           </w:r>
           <w:r>
-            <w:instrText xml:space="preserve"> HYPERLINK \l _Toc16205 </w:instrText>
+            <w:instrText xml:space="preserve"> HYPERLINK \l _Toc16073 </w:instrText>
           </w:r>
           <w:r>
             <w:fldChar w:fldCharType="separate"/>
@@ -3887,7 +4214,7 @@
             <w:fldChar w:fldCharType="begin"/>
           </w:r>
           <w:r>
-            <w:instrText xml:space="preserve"> PAGEREF _Toc16205 \h </w:instrText>
+            <w:instrText xml:space="preserve"> PAGEREF _Toc16073 \h </w:instrText>
           </w:r>
           <w:r>
             <w:fldChar w:fldCharType="separate"/>
@@ -3913,7 +4240,7 @@
             <w:fldChar w:fldCharType="begin"/>
           </w:r>
           <w:r>
-            <w:instrText xml:space="preserve"> HYPERLINK \l _Toc23122 </w:instrText>
+            <w:instrText xml:space="preserve"> HYPERLINK \l _Toc30523 </w:instrText>
           </w:r>
           <w:r>
             <w:fldChar w:fldCharType="separate"/>
@@ -3932,7 +4259,7 @@
             <w:fldChar w:fldCharType="begin"/>
           </w:r>
           <w:r>
-            <w:instrText xml:space="preserve"> PAGEREF _Toc23122 \h </w:instrText>
+            <w:instrText xml:space="preserve"> PAGEREF _Toc30523 \h </w:instrText>
           </w:r>
           <w:r>
             <w:fldChar w:fldCharType="separate"/>
@@ -3958,7 +4285,7 @@
             <w:fldChar w:fldCharType="begin"/>
           </w:r>
           <w:r>
-            <w:instrText xml:space="preserve"> HYPERLINK \l _Toc28713 </w:instrText>
+            <w:instrText xml:space="preserve"> HYPERLINK \l _Toc14870 </w:instrText>
           </w:r>
           <w:r>
             <w:fldChar w:fldCharType="separate"/>
@@ -3968,7 +4295,7 @@
               <w:rFonts w:hint="eastAsia"/>
               <w:lang w:val="en-US" w:eastAsia="zh-CN"/>
             </w:rPr>
-            <w:t>4.2.3 执行控制模块设计</w:t>
+            <w:t>4.2.2 执行控制模块设计</w:t>
           </w:r>
           <w:r>
             <w:tab/>
@@ -3977,7 +4304,7 @@
             <w:fldChar w:fldCharType="begin"/>
           </w:r>
           <w:r>
-            <w:instrText xml:space="preserve"> PAGEREF _Toc28713 \h </w:instrText>
+            <w:instrText xml:space="preserve"> PAGEREF _Toc14870 \h </w:instrText>
           </w:r>
           <w:r>
             <w:fldChar w:fldCharType="separate"/>
@@ -4003,7 +4330,7 @@
             <w:fldChar w:fldCharType="begin"/>
           </w:r>
           <w:r>
-            <w:instrText xml:space="preserve"> HYPERLINK \l _Toc16668 </w:instrText>
+            <w:instrText xml:space="preserve"> HYPERLINK \l _Toc10528 </w:instrText>
           </w:r>
           <w:r>
             <w:fldChar w:fldCharType="separate"/>
@@ -4013,7 +4340,7 @@
               <w:rFonts w:hint="eastAsia"/>
               <w:lang w:val="en-US" w:eastAsia="zh-CN"/>
             </w:rPr>
-            <w:t>4.2.4 显示与手势交互模块设计</w:t>
+            <w:t>4.2.3 显示与手势交互模块设计</w:t>
           </w:r>
           <w:r>
             <w:tab/>
@@ -4022,7 +4349,7 @@
             <w:fldChar w:fldCharType="begin"/>
           </w:r>
           <w:r>
-            <w:instrText xml:space="preserve"> PAGEREF _Toc16668 \h </w:instrText>
+            <w:instrText xml:space="preserve"> PAGEREF _Toc10528 \h </w:instrText>
           </w:r>
           <w:r>
             <w:fldChar w:fldCharType="separate"/>
@@ -4048,7 +4375,7 @@
             <w:fldChar w:fldCharType="begin"/>
           </w:r>
           <w:r>
-            <w:instrText xml:space="preserve"> HYPERLINK \l _Toc333 </w:instrText>
+            <w:instrText xml:space="preserve"> HYPERLINK \l _Toc160 </w:instrText>
           </w:r>
           <w:r>
             <w:fldChar w:fldCharType="separate"/>
@@ -4058,7 +4385,7 @@
               <w:rFonts w:hint="eastAsia"/>
               <w:lang w:val="en-US" w:eastAsia="zh-CN"/>
             </w:rPr>
-            <w:t>4.2.5 边缘网关通信模块设计</w:t>
+            <w:t>4.2.4 边缘网关通信模块设计</w:t>
           </w:r>
           <w:r>
             <w:tab/>
@@ -4067,13 +4394,13 @@
             <w:fldChar w:fldCharType="begin"/>
           </w:r>
           <w:r>
-            <w:instrText xml:space="preserve"> PAGEREF _Toc333 \h </w:instrText>
+            <w:instrText xml:space="preserve"> PAGEREF _Toc160 \h </w:instrText>
           </w:r>
           <w:r>
             <w:fldChar w:fldCharType="separate"/>
           </w:r>
           <w:r>
-            <w:t>16</w:t>
+            <w:t>17</w:t>
           </w:r>
           <w:r>
             <w:fldChar w:fldCharType="end"/>
@@ -4094,7 +4421,7 @@
             <w:fldChar w:fldCharType="begin"/>
           </w:r>
           <w:r>
-            <w:instrText xml:space="preserve"> HYPERLINK \l _Toc10320 </w:instrText>
+            <w:instrText xml:space="preserve"> HYPERLINK \l _Toc27133 </w:instrText>
           </w:r>
           <w:r>
             <w:fldChar w:fldCharType="separate"/>
@@ -4113,7 +4440,7 @@
             <w:fldChar w:fldCharType="begin"/>
           </w:r>
           <w:r>
-            <w:instrText xml:space="preserve"> PAGEREF _Toc10320 \h </w:instrText>
+            <w:instrText xml:space="preserve"> PAGEREF _Toc27133 \h </w:instrText>
           </w:r>
           <w:r>
             <w:fldChar w:fldCharType="separate"/>
@@ -4139,7 +4466,7 @@
             <w:fldChar w:fldCharType="begin"/>
           </w:r>
           <w:r>
-            <w:instrText xml:space="preserve"> HYPERLINK \l _Toc14962 </w:instrText>
+            <w:instrText xml:space="preserve"> HYPERLINK \l _Toc1343 </w:instrText>
           </w:r>
           <w:r>
             <w:fldChar w:fldCharType="separate"/>
@@ -4157,7 +4484,7 @@
             <w:fldChar w:fldCharType="begin"/>
           </w:r>
           <w:r>
-            <w:instrText xml:space="preserve"> PAGEREF _Toc14962 \h </w:instrText>
+            <w:instrText xml:space="preserve"> PAGEREF _Toc1343 \h </w:instrText>
           </w:r>
           <w:r>
             <w:fldChar w:fldCharType="separate"/>
@@ -4184,7 +4511,7 @@
             <w:fldChar w:fldCharType="begin"/>
           </w:r>
           <w:r>
-            <w:instrText xml:space="preserve"> HYPERLINK \l _Toc29882 </w:instrText>
+            <w:instrText xml:space="preserve"> HYPERLINK \l _Toc30878 </w:instrText>
           </w:r>
           <w:r>
             <w:fldChar w:fldCharType="separate"/>
@@ -4203,7 +4530,7 @@
             <w:fldChar w:fldCharType="begin"/>
           </w:r>
           <w:r>
-            <w:instrText xml:space="preserve"> PAGEREF _Toc29882 \h </w:instrText>
+            <w:instrText xml:space="preserve"> PAGEREF _Toc30878 \h </w:instrText>
           </w:r>
           <w:r>
             <w:fldChar w:fldCharType="separate"/>
@@ -4230,7 +4557,7 @@
             <w:fldChar w:fldCharType="begin"/>
           </w:r>
           <w:r>
-            <w:instrText xml:space="preserve"> HYPERLINK \l _Toc8525 </w:instrText>
+            <w:instrText xml:space="preserve"> HYPERLINK \l _Toc11650 </w:instrText>
           </w:r>
           <w:r>
             <w:fldChar w:fldCharType="separate"/>
@@ -4249,7 +4576,7 @@
             <w:fldChar w:fldCharType="begin"/>
           </w:r>
           <w:r>
-            <w:instrText xml:space="preserve"> PAGEREF _Toc8525 \h </w:instrText>
+            <w:instrText xml:space="preserve"> PAGEREF _Toc11650 \h </w:instrText>
           </w:r>
           <w:r>
             <w:fldChar w:fldCharType="separate"/>
@@ -4276,7 +4603,7 @@
             <w:fldChar w:fldCharType="begin"/>
           </w:r>
           <w:r>
-            <w:instrText xml:space="preserve"> HYPERLINK \l _Toc16644 </w:instrText>
+            <w:instrText xml:space="preserve"> HYPERLINK \l _Toc1665 </w:instrText>
           </w:r>
           <w:r>
             <w:fldChar w:fldCharType="separate"/>
@@ -4295,7 +4622,7 @@
             <w:fldChar w:fldCharType="begin"/>
           </w:r>
           <w:r>
-            <w:instrText xml:space="preserve"> PAGEREF _Toc16644 \h </w:instrText>
+            <w:instrText xml:space="preserve"> PAGEREF _Toc1665 \h </w:instrText>
           </w:r>
           <w:r>
             <w:fldChar w:fldCharType="separate"/>
@@ -4322,7 +4649,7 @@
             <w:fldChar w:fldCharType="begin"/>
           </w:r>
           <w:r>
-            <w:instrText xml:space="preserve"> HYPERLINK \l _Toc2681 </w:instrText>
+            <w:instrText xml:space="preserve"> HYPERLINK \l _Toc26224 </w:instrText>
           </w:r>
           <w:r>
             <w:fldChar w:fldCharType="separate"/>
@@ -4341,7 +4668,7 @@
             <w:fldChar w:fldCharType="begin"/>
           </w:r>
           <w:r>
-            <w:instrText xml:space="preserve"> PAGEREF _Toc2681 \h </w:instrText>
+            <w:instrText xml:space="preserve"> PAGEREF _Toc26224 \h </w:instrText>
           </w:r>
           <w:r>
             <w:fldChar w:fldCharType="separate"/>
@@ -4367,7 +4694,7 @@
             <w:fldChar w:fldCharType="begin"/>
           </w:r>
           <w:r>
-            <w:instrText xml:space="preserve"> HYPERLINK \l _Toc10615 </w:instrText>
+            <w:instrText xml:space="preserve"> HYPERLINK \l _Toc20493 </w:instrText>
           </w:r>
           <w:r>
             <w:fldChar w:fldCharType="separate"/>
@@ -4385,7 +4712,7 @@
             <w:fldChar w:fldCharType="begin"/>
           </w:r>
           <w:r>
-            <w:instrText xml:space="preserve"> PAGEREF _Toc10615 \h </w:instrText>
+            <w:instrText xml:space="preserve"> PAGEREF _Toc20493 \h </w:instrText>
           </w:r>
           <w:r>
             <w:fldChar w:fldCharType="separate"/>
@@ -4412,7 +4739,7 @@
             <w:fldChar w:fldCharType="begin"/>
           </w:r>
           <w:r>
-            <w:instrText xml:space="preserve"> HYPERLINK \l _Toc15061 </w:instrText>
+            <w:instrText xml:space="preserve"> HYPERLINK \l _Toc22632 </w:instrText>
           </w:r>
           <w:r>
             <w:fldChar w:fldCharType="separate"/>
@@ -4431,7 +4758,7 @@
             <w:fldChar w:fldCharType="begin"/>
           </w:r>
           <w:r>
-            <w:instrText xml:space="preserve"> PAGEREF _Toc15061 \h </w:instrText>
+            <w:instrText xml:space="preserve"> PAGEREF _Toc22632 \h </w:instrText>
           </w:r>
           <w:r>
             <w:fldChar w:fldCharType="separate"/>
@@ -4458,7 +4785,7 @@
             <w:fldChar w:fldCharType="begin"/>
           </w:r>
           <w:r>
-            <w:instrText xml:space="preserve"> HYPERLINK \l _Toc23140 </w:instrText>
+            <w:instrText xml:space="preserve"> HYPERLINK \l _Toc2926 </w:instrText>
           </w:r>
           <w:r>
             <w:fldChar w:fldCharType="separate"/>
@@ -4477,7 +4804,7 @@
             <w:fldChar w:fldCharType="begin"/>
           </w:r>
           <w:r>
-            <w:instrText xml:space="preserve"> PAGEREF _Toc23140 \h </w:instrText>
+            <w:instrText xml:space="preserve"> PAGEREF _Toc2926 \h </w:instrText>
           </w:r>
           <w:r>
             <w:fldChar w:fldCharType="separate"/>
@@ -4503,7 +4830,7 @@
             <w:fldChar w:fldCharType="begin"/>
           </w:r>
           <w:r>
-            <w:instrText xml:space="preserve"> HYPERLINK \l _Toc25776 </w:instrText>
+            <w:instrText xml:space="preserve"> HYPERLINK \l _Toc31496 </w:instrText>
           </w:r>
           <w:r>
             <w:fldChar w:fldCharType="separate"/>
@@ -4522,7 +4849,7 @@
             <w:fldChar w:fldCharType="begin"/>
           </w:r>
           <w:r>
-            <w:instrText xml:space="preserve"> PAGEREF _Toc25776 \h </w:instrText>
+            <w:instrText xml:space="preserve"> PAGEREF _Toc31496 \h </w:instrText>
           </w:r>
           <w:r>
             <w:fldChar w:fldCharType="separate"/>
@@ -4548,7 +4875,7 @@
             <w:fldChar w:fldCharType="begin"/>
           </w:r>
           <w:r>
-            <w:instrText xml:space="preserve"> HYPERLINK \l _Toc7957 </w:instrText>
+            <w:instrText xml:space="preserve"> HYPERLINK \l _Toc2917 </w:instrText>
           </w:r>
           <w:r>
             <w:fldChar w:fldCharType="separate"/>
@@ -4567,7 +4894,7 @@
             <w:fldChar w:fldCharType="begin"/>
           </w:r>
           <w:r>
-            <w:instrText xml:space="preserve"> PAGEREF _Toc7957 \h </w:instrText>
+            <w:instrText xml:space="preserve"> PAGEREF _Toc2917 \h </w:instrText>
           </w:r>
           <w:r>
             <w:fldChar w:fldCharType="separate"/>
@@ -4593,7 +4920,7 @@
             <w:fldChar w:fldCharType="begin"/>
           </w:r>
           <w:r>
-            <w:instrText xml:space="preserve"> HYPERLINK \l _Toc26487 </w:instrText>
+            <w:instrText xml:space="preserve"> HYPERLINK \l _Toc4414 </w:instrText>
           </w:r>
           <w:r>
             <w:fldChar w:fldCharType="separate"/>
@@ -4612,7 +4939,7 @@
             <w:fldChar w:fldCharType="begin"/>
           </w:r>
           <w:r>
-            <w:instrText xml:space="preserve"> PAGEREF _Toc26487 \h </w:instrText>
+            <w:instrText xml:space="preserve"> PAGEREF _Toc4414 \h </w:instrText>
           </w:r>
           <w:r>
             <w:fldChar w:fldCharType="separate"/>
@@ -4639,7 +4966,7 @@
             <w:fldChar w:fldCharType="begin"/>
           </w:r>
           <w:r>
-            <w:instrText xml:space="preserve"> HYPERLINK \l _Toc23886 </w:instrText>
+            <w:instrText xml:space="preserve"> HYPERLINK \l _Toc7569 </w:instrText>
           </w:r>
           <w:r>
             <w:fldChar w:fldCharType="separate"/>
@@ -4658,7 +4985,7 @@
             <w:fldChar w:fldCharType="begin"/>
           </w:r>
           <w:r>
-            <w:instrText xml:space="preserve"> PAGEREF _Toc23886 \h </w:instrText>
+            <w:instrText xml:space="preserve"> PAGEREF _Toc7569 \h </w:instrText>
           </w:r>
           <w:r>
             <w:fldChar w:fldCharType="separate"/>
@@ -4684,7 +5011,7 @@
             <w:fldChar w:fldCharType="begin"/>
           </w:r>
           <w:r>
-            <w:instrText xml:space="preserve"> HYPERLINK \l _Toc11719 </w:instrText>
+            <w:instrText xml:space="preserve"> HYPERLINK \l _Toc5874 </w:instrText>
           </w:r>
           <w:r>
             <w:fldChar w:fldCharType="separate"/>
@@ -4702,7 +5029,7 @@
             <w:fldChar w:fldCharType="begin"/>
           </w:r>
           <w:r>
-            <w:instrText xml:space="preserve"> PAGEREF _Toc11719 \h </w:instrText>
+            <w:instrText xml:space="preserve"> PAGEREF _Toc5874 \h </w:instrText>
           </w:r>
           <w:r>
             <w:fldChar w:fldCharType="separate"/>
@@ -4729,7 +5056,7 @@
             <w:fldChar w:fldCharType="begin"/>
           </w:r>
           <w:r>
-            <w:instrText xml:space="preserve"> HYPERLINK \l _Toc2448 </w:instrText>
+            <w:instrText xml:space="preserve"> HYPERLINK \l _Toc10229 </w:instrText>
           </w:r>
           <w:r>
             <w:fldChar w:fldCharType="separate"/>
@@ -4748,7 +5075,7 @@
             <w:fldChar w:fldCharType="begin"/>
           </w:r>
           <w:r>
-            <w:instrText xml:space="preserve"> PAGEREF _Toc2448 \h </w:instrText>
+            <w:instrText xml:space="preserve"> PAGEREF _Toc10229 \h </w:instrText>
           </w:r>
           <w:r>
             <w:fldChar w:fldCharType="separate"/>
@@ -4775,7 +5102,7 @@
             <w:fldChar w:fldCharType="begin"/>
           </w:r>
           <w:r>
-            <w:instrText xml:space="preserve"> HYPERLINK \l _Toc9484 </w:instrText>
+            <w:instrText xml:space="preserve"> HYPERLINK \l _Toc13544 </w:instrText>
           </w:r>
           <w:r>
             <w:fldChar w:fldCharType="separate"/>
@@ -4794,7 +5121,7 @@
             <w:fldChar w:fldCharType="begin"/>
           </w:r>
           <w:r>
-            <w:instrText xml:space="preserve"> PAGEREF _Toc9484 \h </w:instrText>
+            <w:instrText xml:space="preserve"> PAGEREF _Toc13544 \h </w:instrText>
           </w:r>
           <w:r>
             <w:fldChar w:fldCharType="separate"/>
@@ -4821,7 +5148,7 @@
             <w:fldChar w:fldCharType="begin"/>
           </w:r>
           <w:r>
-            <w:instrText xml:space="preserve"> HYPERLINK \l _Toc17089 </w:instrText>
+            <w:instrText xml:space="preserve"> HYPERLINK \l _Toc26574 </w:instrText>
           </w:r>
           <w:r>
             <w:fldChar w:fldCharType="separate"/>
@@ -4840,7 +5167,7 @@
             <w:fldChar w:fldCharType="begin"/>
           </w:r>
           <w:r>
-            <w:instrText xml:space="preserve"> PAGEREF _Toc17089 \h </w:instrText>
+            <w:instrText xml:space="preserve"> PAGEREF _Toc26574 \h </w:instrText>
           </w:r>
           <w:r>
             <w:fldChar w:fldCharType="separate"/>
@@ -4866,7 +5193,7 @@
             <w:fldChar w:fldCharType="begin"/>
           </w:r>
           <w:r>
-            <w:instrText xml:space="preserve"> HYPERLINK \l _Toc25364 </w:instrText>
+            <w:instrText xml:space="preserve"> HYPERLINK \l _Toc13514 </w:instrText>
           </w:r>
           <w:r>
             <w:fldChar w:fldCharType="separate"/>
@@ -4886,7 +5213,7 @@
             <w:fldChar w:fldCharType="begin"/>
           </w:r>
           <w:r>
-            <w:instrText xml:space="preserve"> PAGEREF _Toc25364 \h </w:instrText>
+            <w:instrText xml:space="preserve"> PAGEREF _Toc13514 \h </w:instrText>
           </w:r>
           <w:r>
             <w:fldChar w:fldCharType="separate"/>
@@ -4912,7 +5239,7 @@
             <w:fldChar w:fldCharType="begin"/>
           </w:r>
           <w:r>
-            <w:instrText xml:space="preserve"> HYPERLINK \l _Toc30707 </w:instrText>
+            <w:instrText xml:space="preserve"> HYPERLINK \l _Toc1014 </w:instrText>
           </w:r>
           <w:r>
             <w:fldChar w:fldCharType="separate"/>
@@ -4932,7 +5259,7 @@
             <w:fldChar w:fldCharType="begin"/>
           </w:r>
           <w:r>
-            <w:instrText xml:space="preserve"> PAGEREF _Toc30707 \h </w:instrText>
+            <w:instrText xml:space="preserve"> PAGEREF _Toc1014 \h </w:instrText>
           </w:r>
           <w:r>
             <w:fldChar w:fldCharType="separate"/>
@@ -4991,8 +5318,8 @@
           <w:rFonts w:hint="eastAsia"/>
         </w:rPr>
       </w:pPr>
-      <w:bookmarkStart w:id="1" w:name="_Toc9447"/>
-      <w:bookmarkStart w:id="2" w:name="_Toc21891"/>
+      <w:bookmarkStart w:id="1" w:name="_Toc24168"/>
+      <w:bookmarkStart w:id="2" w:name="_Toc9447"/>
       <w:bookmarkStart w:id="3" w:name="绪论"/>
       <w:r>
         <w:rPr>
@@ -5025,7 +5352,7 @@
           <w:lang w:val="en-US" w:eastAsia="zh-CN"/>
         </w:rPr>
       </w:pPr>
-      <w:bookmarkStart w:id="4" w:name="_Toc9872"/>
+      <w:bookmarkStart w:id="4" w:name="_Toc30951"/>
       <w:bookmarkStart w:id="5" w:name="_Toc21158"/>
       <w:bookmarkStart w:id="6" w:name="研究背景"/>
       <w:r>
@@ -5145,8 +5472,8 @@
           <w:lang w:val="en-US" w:eastAsia="zh-CN"/>
         </w:rPr>
       </w:pPr>
-      <w:bookmarkStart w:id="7" w:name="_Toc22297"/>
-      <w:bookmarkStart w:id="8" w:name="_Toc32486"/>
+      <w:bookmarkStart w:id="7" w:name="_Toc32486"/>
+      <w:bookmarkStart w:id="8" w:name="_Toc7873"/>
       <w:bookmarkStart w:id="9" w:name="研究目的及意义"/>
       <w:r>
         <w:rPr>
@@ -5436,8 +5763,8 @@
           <w:lang w:val="en-US" w:eastAsia="zh-CN"/>
         </w:rPr>
       </w:pPr>
-      <w:bookmarkStart w:id="10" w:name="_Toc93"/>
-      <w:bookmarkStart w:id="11" w:name="_Toc21593"/>
+      <w:bookmarkStart w:id="10" w:name="_Toc21593"/>
+      <w:bookmarkStart w:id="11" w:name="_Toc23583"/>
       <w:bookmarkStart w:id="12" w:name="国内外研究现状"/>
       <w:r>
         <w:rPr>
@@ -5458,7 +5785,7 @@
         </w:rPr>
       </w:pPr>
       <w:bookmarkStart w:id="13" w:name="_Toc5463"/>
-      <w:bookmarkStart w:id="14" w:name="_Toc8744"/>
+      <w:bookmarkStart w:id="14" w:name="_Toc10869"/>
       <w:bookmarkStart w:id="15" w:name="国内研究现状"/>
       <w:r>
         <w:rPr>
@@ -5545,7 +5872,7 @@
           <w:lang w:val="en-US" w:eastAsia="zh-CN"/>
         </w:rPr>
       </w:pPr>
-      <w:bookmarkStart w:id="16" w:name="_Toc14707"/>
+      <w:bookmarkStart w:id="16" w:name="_Toc12951"/>
       <w:bookmarkStart w:id="17" w:name="_Toc24203"/>
       <w:bookmarkStart w:id="18" w:name="国外研究现状"/>
       <w:r>
@@ -5607,8 +5934,8 @@
           <w:lang w:val="en-US" w:eastAsia="zh-CN"/>
         </w:rPr>
       </w:pPr>
-      <w:bookmarkStart w:id="19" w:name="_Toc11735"/>
-      <w:bookmarkStart w:id="20" w:name="_Toc15677"/>
+      <w:bookmarkStart w:id="19" w:name="_Toc28022"/>
+      <w:bookmarkStart w:id="20" w:name="_Toc11735"/>
       <w:bookmarkStart w:id="21" w:name="研究主要内容"/>
       <w:r>
         <w:rPr>
@@ -5941,8 +6268,8 @@
           <w:rFonts w:hint="eastAsia"/>
         </w:rPr>
       </w:pPr>
-      <w:bookmarkStart w:id="22" w:name="_Toc4330"/>
-      <w:bookmarkStart w:id="23" w:name="_Toc21964"/>
+      <w:bookmarkStart w:id="22" w:name="_Toc31992"/>
+      <w:bookmarkStart w:id="23" w:name="_Toc4330"/>
       <w:bookmarkStart w:id="24" w:name="相关理论与技术基础"/>
       <w:r>
         <w:rPr>
@@ -5963,7 +6290,7 @@
         </w:rPr>
       </w:pPr>
       <w:bookmarkStart w:id="25" w:name="_Toc16317"/>
-      <w:bookmarkStart w:id="26" w:name="_Toc23942"/>
+      <w:bookmarkStart w:id="26" w:name="_Toc8262"/>
       <w:bookmarkStart w:id="27" w:name="物联网与边缘计算相关理论"/>
       <w:r>
         <w:rPr>
@@ -6103,8 +6430,8 @@
           <w:lang w:val="en-US" w:eastAsia="zh-CN"/>
         </w:rPr>
       </w:pPr>
-      <w:bookmarkStart w:id="28" w:name="_Toc23186"/>
-      <w:bookmarkStart w:id="29" w:name="_Toc2634"/>
+      <w:bookmarkStart w:id="28" w:name="_Toc2634"/>
+      <w:bookmarkStart w:id="29" w:name="_Toc19024"/>
       <w:bookmarkStart w:id="30" w:name="数据通信与边缘服务相关技术"/>
       <w:r>
         <w:rPr>
@@ -6126,7 +6453,7 @@
         </w:rPr>
       </w:pPr>
       <w:bookmarkStart w:id="31" w:name="_Toc18434"/>
-      <w:bookmarkStart w:id="32" w:name="_Toc19825"/>
+      <w:bookmarkStart w:id="32" w:name="_Toc13314"/>
       <w:bookmarkStart w:id="33" w:name="flask-与-sqlite-边缘服务技术"/>
       <w:r>
         <w:rPr>
@@ -6266,7 +6593,7 @@
           <w:lang w:val="en-US" w:eastAsia="zh-CN"/>
         </w:rPr>
       </w:pPr>
-      <w:bookmarkStart w:id="34" w:name="_Toc702"/>
+      <w:bookmarkStart w:id="34" w:name="_Toc5228"/>
       <w:bookmarkStart w:id="35" w:name="_Toc3953"/>
       <w:bookmarkStart w:id="36" w:name="mqtt-云端同步技术"/>
       <w:r>
@@ -6370,7 +6697,7 @@
         </w:rPr>
       </w:pPr>
       <w:bookmarkStart w:id="37" w:name="_Toc27990"/>
-      <w:bookmarkStart w:id="38" w:name="_Toc5452"/>
+      <w:bookmarkStart w:id="38" w:name="_Toc23521"/>
       <w:bookmarkStart w:id="39" w:name="图像分析与轻量边缘智能相关技术"/>
       <w:r>
         <w:rPr>
@@ -6391,8 +6718,8 @@
           <w:lang w:val="en-US" w:eastAsia="zh-CN"/>
         </w:rPr>
       </w:pPr>
-      <w:bookmarkStart w:id="40" w:name="_Toc29108"/>
-      <w:bookmarkStart w:id="41" w:name="_Toc21825"/>
+      <w:bookmarkStart w:id="40" w:name="_Toc21825"/>
+      <w:bookmarkStart w:id="41" w:name="_Toc18390"/>
       <w:bookmarkStart w:id="42" w:name="基于-opencv-的图像颜色分析技术"/>
       <w:r>
         <w:rPr>
@@ -6474,7 +6801,7 @@
         </w:rPr>
       </w:pPr>
       <w:bookmarkStart w:id="43" w:name="_Toc32287"/>
-      <w:bookmarkStart w:id="44" w:name="_Toc24050"/>
+      <w:bookmarkStart w:id="44" w:name="_Toc1967"/>
       <w:bookmarkStart w:id="45" w:name="基于本地轻量模型的辅助问答技术"/>
       <w:r>
         <w:rPr>
@@ -6521,17 +6848,7 @@
           <w:szCs w:val="28"/>
           <w:lang w:val="en-US" w:eastAsia="zh-CN"/>
         </w:rPr>
-        <w:t>在边缘端加上本地语言模型辅助模块，使系统更具有交互性。系统以目前的温</w:t>
-      </w:r>
-      <w:r>
-        <w:rPr>
-          <w:rFonts w:hint="default" w:ascii="Times New Roman" w:hAnsi="Times New Roman" w:eastAsia="宋体" w:cs="Times New Roman"/>
-          <w:bCs w:val="0"/>
-          <w:sz w:val="28"/>
-          <w:szCs w:val="28"/>
-          <w:lang w:val="en-US" w:eastAsia="zh-CN"/>
-        </w:rPr>
-        <w:t>度、湿度、光照、土壤湿度为输入参数，产生提示词并调用本地模型得到简短的环境评价建议</w:t>
+        <w:t>在边缘端加上本地语言模型辅助模块，使系统更具有交互性。系统以目前的温度、湿度、光照、土壤湿度为输入参数，产生提示词并调用本地模型得到简短的环境评价建议</w:t>
       </w:r>
       <w:r>
         <w:rPr>
@@ -6587,8 +6904,8 @@
           <w:rFonts w:hint="eastAsia"/>
         </w:rPr>
       </w:pPr>
-      <w:bookmarkStart w:id="46" w:name="_Toc7112"/>
-      <w:bookmarkStart w:id="47" w:name="_Toc29013"/>
+      <w:bookmarkStart w:id="46" w:name="_Toc29013"/>
+      <w:bookmarkStart w:id="47" w:name="_Toc7405"/>
       <w:bookmarkStart w:id="48" w:name="系统总体方案设计"/>
       <w:r>
         <w:rPr>
@@ -6609,7 +6926,7 @@
         </w:rPr>
       </w:pPr>
       <w:bookmarkStart w:id="49" w:name="_Toc24372"/>
-      <w:bookmarkStart w:id="50" w:name="_Toc1476"/>
+      <w:bookmarkStart w:id="50" w:name="_Toc32515"/>
       <w:bookmarkStart w:id="51" w:name="系统需求及可行性分析"/>
       <w:r>
         <w:rPr>
@@ -6631,7 +6948,7 @@
         </w:rPr>
       </w:pPr>
       <w:bookmarkStart w:id="52" w:name="_Toc19521"/>
-      <w:bookmarkStart w:id="53" w:name="_Toc7113"/>
+      <w:bookmarkStart w:id="53" w:name="_Toc21184"/>
       <w:bookmarkStart w:id="54" w:name="需求分析"/>
       <w:r>
         <w:rPr>
@@ -6919,8 +7236,8 @@
           <w:lang w:val="en-US" w:eastAsia="zh-CN"/>
         </w:rPr>
       </w:pPr>
-      <w:bookmarkStart w:id="55" w:name="_Toc25213"/>
-      <w:bookmarkStart w:id="56" w:name="_Toc31113"/>
+      <w:bookmarkStart w:id="55" w:name="_Toc31113"/>
+      <w:bookmarkStart w:id="56" w:name="_Toc2882"/>
       <w:bookmarkStart w:id="57" w:name="可行性分析"/>
       <w:r>
         <w:rPr>
@@ -6988,7 +7305,27 @@
           <w:szCs w:val="24"/>
           <w:lang w:val="zh-CN"/>
         </w:rPr>
-        <w:t>，大大缩短了底层硬件的调试时间；上位机（边缘端）直接依靠Python生态，在Flask框架的基础上搭建起了后端，使用SQLite进行数据处理，利用OpenCV完成视觉任务。该套软硬结合的技术栈已经得到了很多行业的落地项目验证，可以保证本系统的各种复杂的业务能顺利进行。</w:t>
+        <w:t>，大大缩短了底层硬件的调试时间；上位机边缘端</w:t>
+      </w:r>
+      <w:r>
+        <w:rPr>
+          <w:rFonts w:hint="eastAsia" w:cs="Times New Roman"/>
+          <w:bCs w:val="0"/>
+          <w:sz w:val="28"/>
+          <w:szCs w:val="24"/>
+          <w:lang w:val="en-US" w:eastAsia="zh-CN"/>
+        </w:rPr>
+        <w:t xml:space="preserve"> </w:t>
+      </w:r>
+      <w:r>
+        <w:rPr>
+          <w:rFonts w:hint="eastAsia" w:ascii="Times New Roman" w:hAnsi="Times New Roman" w:eastAsia="宋体" w:cs="Times New Roman"/>
+          <w:bCs w:val="0"/>
+          <w:sz w:val="28"/>
+          <w:szCs w:val="24"/>
+          <w:lang w:val="zh-CN"/>
+        </w:rPr>
+        <w:t>直接依靠Python生态，在Flask框架的基础上搭建起了后端，使用SQLite进行数据处理，利用OpenCV完成视觉任务。该套软硬结合的技术栈已经得到了很多行业的落地项目验证，可以保证本系统的各种复杂的业务能顺利进行。</w:t>
       </w:r>
     </w:p>
     <w:p>
@@ -7064,7 +7401,7 @@
           <w:szCs w:val="24"/>
           <w:lang w:val="zh-CN"/>
         </w:rPr>
-        <w:t>操作可行性。用户日常使用时只需用浏览器打开Web后台就可以完成所有环境监控、设备控制，界面逻辑非常直观。树莓派和STM32之间使用USB线以串行方式进行通信，并且使用免安装的本地数据库，基本上实现了“插电即用”的效果。系统自带的自动灌溉方案、完善的日志存档系统等都会大大减少对人工操作的需求，该系统非常容易上手并且视觉反馈清晰。</w:t>
+        <w:t>操作可行性。用户日常使用时只需用浏览器打开Web后台就可以完成所有环境监控、设备控制，界面逻辑非常直观。树莓派和STM32之间使用USB线以串行方式进行通信，并且使用免安装的本地数据库，基本上实现了插电即用的效果。系统自带的自动灌溉方案、完善的日志存档系统等都会大大减少对人工操作的需求，该系统非常容易上手并且视觉反馈清晰。</w:t>
       </w:r>
     </w:p>
     <w:bookmarkEnd w:id="51"/>
@@ -7078,8 +7415,8 @@
           <w:lang w:val="en-US" w:eastAsia="zh-CN"/>
         </w:rPr>
       </w:pPr>
-      <w:bookmarkStart w:id="58" w:name="_Toc9736"/>
-      <w:bookmarkStart w:id="59" w:name="_Toc2839"/>
+      <w:bookmarkStart w:id="58" w:name="_Toc2839"/>
+      <w:bookmarkStart w:id="59" w:name="_Toc8574"/>
       <w:bookmarkStart w:id="60" w:name="系统的总体方案设计"/>
       <w:r>
         <w:rPr>
@@ -7446,8 +7783,8 @@
           <w:lang w:val="en-US" w:eastAsia="zh-CN"/>
         </w:rPr>
       </w:pPr>
-      <w:bookmarkStart w:id="61" w:name="_Toc16040"/>
-      <w:bookmarkStart w:id="62" w:name="_Toc26156"/>
+      <w:bookmarkStart w:id="61" w:name="_Toc26156"/>
+      <w:bookmarkStart w:id="62" w:name="_Toc20148"/>
       <w:bookmarkStart w:id="63" w:name="主要功能模块的器件选型"/>
       <w:r>
         <w:rPr>
@@ -7494,7 +7831,27 @@
           <w:szCs w:val="24"/>
           <w:lang w:val="zh-CN"/>
         </w:rPr>
-        <w:t>系统器件选型不仅影响功能实现，还直接关系到调试难度、成本控制和后续扩展性。结合项目实际条件，本文最终确定的主要器件如表 3-1 所示。</w:t>
+        <w:t>系统器件选型不仅影响功能实现，还直接关系到调试难度、成本控制和后续扩展性。结合项目实际条件，本文最终确定的主要器件如表 3</w:t>
+      </w:r>
+      <w:r>
+        <w:rPr>
+          <w:rFonts w:hint="eastAsia" w:cs="Times New Roman"/>
+          <w:bCs w:val="0"/>
+          <w:sz w:val="28"/>
+          <w:szCs w:val="24"/>
+          <w:lang w:val="en-US" w:eastAsia="zh-CN"/>
+        </w:rPr>
+        <w:t>.3</w:t>
+      </w:r>
+      <w:r>
+        <w:rPr>
+          <w:rFonts w:hint="eastAsia" w:ascii="Times New Roman" w:hAnsi="Times New Roman" w:eastAsia="宋体" w:cs="Times New Roman"/>
+          <w:bCs w:val="0"/>
+          <w:sz w:val="28"/>
+          <w:szCs w:val="24"/>
+          <w:lang w:val="zh-CN"/>
+        </w:rPr>
+        <w:t xml:space="preserve"> 所示。</w:t>
       </w:r>
     </w:p>
     <w:p>
@@ -10509,7 +10866,7 @@
         </w:rPr>
       </w:pPr>
       <w:bookmarkStart w:id="64" w:name="_Toc20964"/>
-      <w:bookmarkStart w:id="65" w:name="_Toc3188"/>
+      <w:bookmarkStart w:id="65" w:name="_Toc10692"/>
       <w:bookmarkStart w:id="66" w:name="系统主要元件介绍"/>
       <w:bookmarkStart w:id="67" w:name="系统硬件设计"/>
       <w:r>
@@ -10570,7 +10927,7 @@
         </w:rPr>
       </w:pPr>
       <w:bookmarkStart w:id="68" w:name="_Toc21315"/>
-      <w:bookmarkStart w:id="69" w:name="_Toc22462"/>
+      <w:bookmarkStart w:id="69" w:name="_Toc6446"/>
       <w:bookmarkStart w:id="70" w:name="主控与边缘计算平台"/>
       <w:r>
         <w:rPr>
@@ -10816,7 +11173,7 @@
           <w:lang w:val="en-US" w:eastAsia="zh-CN"/>
         </w:rPr>
       </w:pPr>
-      <w:bookmarkStart w:id="73" w:name="_Toc9411"/>
+      <w:bookmarkStart w:id="73" w:name="_Toc3861"/>
       <w:r>
         <w:rPr>
           <w:rFonts w:hint="eastAsia"/>
@@ -11286,8 +11643,8 @@
           <w:lang w:val="en-US" w:eastAsia="zh-CN"/>
         </w:rPr>
       </w:pPr>
-      <w:bookmarkStart w:id="74" w:name="_Toc2614"/>
-      <w:bookmarkStart w:id="75" w:name="_Toc12783"/>
+      <w:bookmarkStart w:id="74" w:name="_Toc12783"/>
+      <w:bookmarkStart w:id="75" w:name="_Toc20255"/>
       <w:bookmarkStart w:id="76" w:name="人机交互元件"/>
       <w:r>
         <w:rPr>
@@ -11708,8 +12065,8 @@
           <w:lang w:val="en-US" w:eastAsia="zh-CN"/>
         </w:rPr>
       </w:pPr>
-      <w:bookmarkStart w:id="77" w:name="_Toc16673"/>
-      <w:bookmarkStart w:id="78" w:name="_Toc10438"/>
+      <w:bookmarkStart w:id="77" w:name="_Toc7988"/>
+      <w:bookmarkStart w:id="78" w:name="_Toc16673"/>
       <w:bookmarkStart w:id="79" w:name="执行控制元件"/>
       <w:r>
         <w:rPr>
@@ -11973,7 +12330,7 @@
           <w:lang w:val="en-US" w:eastAsia="zh-CN"/>
         </w:rPr>
       </w:pPr>
-      <w:bookmarkStart w:id="82" w:name="_Toc779"/>
+      <w:bookmarkStart w:id="82" w:name="_Toc24072"/>
       <w:r>
         <w:rPr>
           <w:rFonts w:hint="eastAsia"/>
@@ -12061,8 +12418,6 @@
         </w:rPr>
         <w:t>因此，本文所选用的各个元件在功能上分工明确，可以共同支撑藏红花智能培育系统。主控和边缘平台完成数据处理、系统调度，传感器完成环境信息采集，人机交互元件完成状态显示和操作输入，执行元件完成自动调节，图像采集元件给系统智能化扩展提供支持。</w:t>
       </w:r>
-      <w:bookmarkStart w:id="158" w:name="_GoBack"/>
-      <w:bookmarkEnd w:id="158"/>
     </w:p>
     <w:p>
       <w:pPr>
@@ -12073,7 +12428,7 @@
         </w:rPr>
       </w:pPr>
       <w:bookmarkStart w:id="83" w:name="_Toc26007"/>
-      <w:bookmarkStart w:id="84" w:name="_Toc10829"/>
+      <w:bookmarkStart w:id="84" w:name="_Toc13635"/>
       <w:r>
         <w:rPr>
           <w:rFonts w:hint="eastAsia"/>
@@ -12093,7 +12448,7 @@
         </w:rPr>
       </w:pPr>
       <w:bookmarkStart w:id="85" w:name="_Toc7031"/>
-      <w:bookmarkStart w:id="86" w:name="_Toc19078"/>
+      <w:bookmarkStart w:id="86" w:name="_Toc20897"/>
       <w:bookmarkStart w:id="87" w:name="系统整体硬件工作原理"/>
       <w:r>
         <w:rPr>
@@ -12630,7 +12985,7 @@
         </w:rPr>
       </w:pPr>
       <w:bookmarkStart w:id="88" w:name="_Toc7709"/>
-      <w:bookmarkStart w:id="89" w:name="_Toc16205"/>
+      <w:bookmarkStart w:id="89" w:name="_Toc16073"/>
       <w:bookmarkStart w:id="90" w:name="系统功能模块设计"/>
       <w:r>
         <w:rPr>
@@ -12651,7 +13006,7 @@
           <w:lang w:val="en-US" w:eastAsia="zh-CN"/>
         </w:rPr>
       </w:pPr>
-      <w:bookmarkStart w:id="91" w:name="_Toc23122"/>
+      <w:bookmarkStart w:id="91" w:name="_Toc30523"/>
       <w:bookmarkStart w:id="92" w:name="_Toc31433"/>
       <w:bookmarkStart w:id="93" w:name="传感采集模块设计"/>
       <w:r>
@@ -12750,15 +13105,15 @@
           <w:lang w:val="en-US" w:eastAsia="zh-CN"/>
         </w:rPr>
       </w:pPr>
-      <w:bookmarkStart w:id="94" w:name="_Toc664"/>
-      <w:bookmarkStart w:id="95" w:name="_Toc28713"/>
+      <w:bookmarkStart w:id="94" w:name="_Toc14870"/>
+      <w:bookmarkStart w:id="95" w:name="_Toc664"/>
       <w:bookmarkStart w:id="96" w:name="执行控制模块设计"/>
       <w:r>
         <w:rPr>
           <w:rFonts w:hint="eastAsia"/>
           <w:lang w:val="en-US" w:eastAsia="zh-CN"/>
         </w:rPr>
-        <w:t>4.2.3 执行控制模块设计</w:t>
+        <w:t>4.2.2 执行控制模块设计</w:t>
       </w:r>
       <w:bookmarkEnd w:id="94"/>
       <w:bookmarkEnd w:id="95"/>
@@ -12850,14 +13205,14 @@
         </w:rPr>
       </w:pPr>
       <w:bookmarkStart w:id="97" w:name="_Toc28325"/>
-      <w:bookmarkStart w:id="98" w:name="_Toc16668"/>
+      <w:bookmarkStart w:id="98" w:name="_Toc10528"/>
       <w:bookmarkStart w:id="99" w:name="显示与手势交互模块设计"/>
       <w:r>
         <w:rPr>
           <w:rFonts w:hint="eastAsia"/>
           <w:lang w:val="en-US" w:eastAsia="zh-CN"/>
         </w:rPr>
-        <w:t>4.2.4 显示与手势交互模块设计</w:t>
+        <w:t>4.2.3 显示与手势交互模块设计</w:t>
       </w:r>
       <w:bookmarkEnd w:id="97"/>
       <w:bookmarkEnd w:id="98"/>
@@ -12948,7 +13303,7 @@
           <w:lang w:val="en-US" w:eastAsia="zh-CN"/>
         </w:rPr>
       </w:pPr>
-      <w:bookmarkStart w:id="100" w:name="_Toc333"/>
+      <w:bookmarkStart w:id="100" w:name="_Toc160"/>
       <w:bookmarkStart w:id="101" w:name="_Toc18756"/>
       <w:bookmarkStart w:id="102" w:name="边缘网关通信模块设计"/>
       <w:r>
@@ -12956,7 +13311,7 @@
           <w:rFonts w:hint="eastAsia"/>
           <w:lang w:val="en-US" w:eastAsia="zh-CN"/>
         </w:rPr>
-        <w:t>4.2.5 边缘网关通信模块设计</w:t>
+        <w:t>4.2.4 边缘网关通信模块设计</w:t>
       </w:r>
       <w:bookmarkEnd w:id="100"/>
       <w:bookmarkEnd w:id="101"/>
@@ -13048,7 +13403,7 @@
           <w:lang w:val="en-US" w:eastAsia="zh-CN"/>
         </w:rPr>
       </w:pPr>
-      <w:bookmarkStart w:id="103" w:name="_Toc10320"/>
+      <w:bookmarkStart w:id="103" w:name="_Toc27133"/>
       <w:bookmarkStart w:id="104" w:name="_Toc8578"/>
       <w:bookmarkStart w:id="105" w:name="系统-pcb-设计"/>
       <w:r>
@@ -13385,7 +13740,7 @@
         </w:rPr>
       </w:pPr>
       <w:bookmarkStart w:id="106" w:name="_Toc21282"/>
-      <w:bookmarkStart w:id="107" w:name="_Toc14962"/>
+      <w:bookmarkStart w:id="107" w:name="_Toc1343"/>
       <w:bookmarkStart w:id="108" w:name="系统软件设计"/>
       <w:r>
         <w:rPr>
@@ -13405,7 +13760,7 @@
           <w:lang w:val="en-US" w:eastAsia="zh-CN"/>
         </w:rPr>
       </w:pPr>
-      <w:bookmarkStart w:id="109" w:name="_Toc29882"/>
+      <w:bookmarkStart w:id="109" w:name="_Toc30878"/>
       <w:bookmarkStart w:id="110" w:name="_Toc30504"/>
       <w:bookmarkStart w:id="111" w:name="系统软件整体设计"/>
       <w:r>
@@ -13488,7 +13843,7 @@
         </w:rPr>
       </w:pPr>
       <w:bookmarkStart w:id="112" w:name="_Toc26777"/>
-      <w:bookmarkStart w:id="113" w:name="_Toc8525"/>
+      <w:bookmarkStart w:id="113" w:name="_Toc11650"/>
       <w:bookmarkStart w:id="114" w:name="设备端程序设计"/>
       <w:r>
         <w:rPr>
@@ -14132,7 +14487,7 @@
         </w:rPr>
       </w:pPr>
       <w:bookmarkStart w:id="115" w:name="_Toc9004"/>
-      <w:bookmarkStart w:id="116" w:name="_Toc16644"/>
+      <w:bookmarkStart w:id="116" w:name="_Toc1665"/>
       <w:bookmarkStart w:id="117" w:name="边缘端服务与数据库设计"/>
       <w:r>
         <w:rPr>
@@ -14259,7 +14614,27 @@
           <w:szCs w:val="24"/>
           <w:lang w:val="zh-CN"/>
         </w:rPr>
-        <w:t>根据目前项目实现，系统给出较为完备的接口集，包含实时数据查询、历史数据查询、历史数据导出、控制下发、策略查询及保存、控制日志查询、用户注册登录、当前用户信息查询、设备状态查询、拍照和图像分析、边缘问答等。其主要接口可以整理成表 5-1。</w:t>
+        <w:t>根据目前项目实现，系统给出较为完备的接口集，包含实时数据查询、历史数据查询、历史数据导出、控制下发、策略查询及保存、控制日志查询、用户注册登录、当前用户信息查询、设备状态查询、拍照和图像分析、边缘问答等。其主要接口可以整理成表5</w:t>
+      </w:r>
+      <w:r>
+        <w:rPr>
+          <w:rFonts w:hint="eastAsia" w:cs="Times New Roman"/>
+          <w:bCs w:val="0"/>
+          <w:sz w:val="28"/>
+          <w:szCs w:val="24"/>
+          <w:lang w:val="en-US" w:eastAsia="zh-CN"/>
+        </w:rPr>
+        <w:t>.2</w:t>
+      </w:r>
+      <w:r>
+        <w:rPr>
+          <w:rFonts w:hint="eastAsia" w:ascii="Times New Roman" w:hAnsi="Times New Roman" w:eastAsia="宋体" w:cs="Times New Roman"/>
+          <w:bCs w:val="0"/>
+          <w:sz w:val="28"/>
+          <w:szCs w:val="24"/>
+          <w:lang w:val="zh-CN"/>
+        </w:rPr>
+        <w:t>。</w:t>
       </w:r>
     </w:p>
     <w:p>
@@ -16160,7 +16535,27 @@
           <w:szCs w:val="24"/>
           <w:lang w:val="zh-CN"/>
         </w:rPr>
-        <w:t>本文在边缘端用SQLite建立了很多业务表。数据库除了保存环境数据之外，还会记录用户的、角色的、设备的、控制日志以及灌溉策略等信息。其主要的表结构如表 5-2 所示。</w:t>
+        <w:t>本文在边缘端用SQLite建立了很多业务表。数据库除了保存环境数据之外，还会记录用户的、角色的、设备的、控制日志以及灌溉策略等信息。其主要的表结构如表 5</w:t>
+      </w:r>
+      <w:r>
+        <w:rPr>
+          <w:rFonts w:hint="eastAsia" w:cs="Times New Roman"/>
+          <w:bCs w:val="0"/>
+          <w:sz w:val="28"/>
+          <w:szCs w:val="24"/>
+          <w:lang w:val="en-US" w:eastAsia="zh-CN"/>
+        </w:rPr>
+        <w:t>.3</w:t>
+      </w:r>
+      <w:r>
+        <w:rPr>
+          <w:rFonts w:hint="eastAsia" w:ascii="Times New Roman" w:hAnsi="Times New Roman" w:eastAsia="宋体" w:cs="Times New Roman"/>
+          <w:bCs w:val="0"/>
+          <w:sz w:val="28"/>
+          <w:szCs w:val="24"/>
+          <w:lang w:val="zh-CN"/>
+        </w:rPr>
+        <w:t xml:space="preserve"> 所示。</w:t>
       </w:r>
     </w:p>
     <w:p>
@@ -17414,7 +17809,7 @@
         </w:rPr>
       </w:pPr>
       <w:bookmarkStart w:id="118" w:name="_Toc4208"/>
-      <w:bookmarkStart w:id="119" w:name="_Toc2681"/>
+      <w:bookmarkStart w:id="119" w:name="_Toc26224"/>
       <w:bookmarkStart w:id="120" w:name="图像分析与边缘智能模块设计"/>
       <w:r>
         <w:rPr>
@@ -17792,7 +18187,7 @@
           <w:rFonts w:hint="eastAsia"/>
         </w:rPr>
       </w:pPr>
-      <w:bookmarkStart w:id="121" w:name="_Toc10615"/>
+      <w:bookmarkStart w:id="121" w:name="_Toc20493"/>
       <w:bookmarkStart w:id="122" w:name="_Toc21664"/>
       <w:bookmarkStart w:id="123" w:name="系统测试和结果分析"/>
       <w:r>
@@ -17814,7 +18209,7 @@
         </w:rPr>
       </w:pPr>
       <w:bookmarkStart w:id="124" w:name="_Toc31562"/>
-      <w:bookmarkStart w:id="125" w:name="_Toc15061"/>
+      <w:bookmarkStart w:id="125" w:name="_Toc22632"/>
       <w:bookmarkStart w:id="126" w:name="系统组装与基础测试"/>
       <w:r>
         <w:rPr>
@@ -18014,7 +18409,7 @@
           <w:lang w:val="en-US" w:eastAsia="zh-CN"/>
         </w:rPr>
       </w:pPr>
-      <w:bookmarkStart w:id="127" w:name="_Toc23140"/>
+      <w:bookmarkStart w:id="127" w:name="_Toc2926"/>
       <w:bookmarkStart w:id="128" w:name="_Toc10248"/>
       <w:bookmarkStart w:id="129" w:name="系统功能及性能测试"/>
       <w:r>
@@ -18074,7 +18469,7 @@
           <w:lang w:val="en-US" w:eastAsia="zh-CN"/>
         </w:rPr>
       </w:pPr>
-      <w:bookmarkStart w:id="130" w:name="_Toc25776"/>
+      <w:bookmarkStart w:id="130" w:name="_Toc31496"/>
       <w:bookmarkStart w:id="131" w:name="_Toc4170"/>
       <w:bookmarkStart w:id="132" w:name="传感器采集测试"/>
       <w:r>
@@ -19109,8 +19504,8 @@
           <w:lang w:val="en-US" w:eastAsia="zh-CN"/>
         </w:rPr>
       </w:pPr>
-      <w:bookmarkStart w:id="133" w:name="_Toc7957"/>
-      <w:bookmarkStart w:id="134" w:name="_Toc23043"/>
+      <w:bookmarkStart w:id="133" w:name="_Toc23043"/>
+      <w:bookmarkStart w:id="134" w:name="_Toc2917"/>
       <w:bookmarkStart w:id="135" w:name="控制执行与自动灌溉测试"/>
       <w:r>
         <w:rPr>
@@ -19208,6 +19603,14 @@
         <w:gridCol w:w="2784"/>
       </w:tblGrid>
       <w:tr>
+        <w:tblPrEx>
+          <w:tblCellMar>
+            <w:top w:w="0" w:type="dxa"/>
+            <w:left w:w="108" w:type="dxa"/>
+            <w:bottom w:w="0" w:type="dxa"/>
+            <w:right w:w="108" w:type="dxa"/>
+          </w:tblCellMar>
+        </w:tblPrEx>
         <w:trPr>
           <w:trHeight w:val="0" w:hRule="atLeast"/>
           <w:tblHeader/>
@@ -20345,8 +20748,8 @@
           <w:lang w:val="en-US" w:eastAsia="zh-CN"/>
         </w:rPr>
       </w:pPr>
-      <w:bookmarkStart w:id="136" w:name="_Toc26487"/>
-      <w:bookmarkStart w:id="137" w:name="_Toc19336"/>
+      <w:bookmarkStart w:id="136" w:name="_Toc19336"/>
+      <w:bookmarkStart w:id="137" w:name="_Toc4414"/>
       <w:bookmarkStart w:id="138" w:name="平台服务与扩展功能测试"/>
       <w:r>
         <w:rPr>
@@ -20443,6 +20846,14 @@
         <w:gridCol w:w="3001"/>
       </w:tblGrid>
       <w:tr>
+        <w:tblPrEx>
+          <w:tblCellMar>
+            <w:top w:w="0" w:type="dxa"/>
+            <w:left w:w="108" w:type="dxa"/>
+            <w:bottom w:w="0" w:type="dxa"/>
+            <w:right w:w="108" w:type="dxa"/>
+          </w:tblCellMar>
+        </w:tblPrEx>
         <w:trPr>
           <w:tblHeader/>
           <w:jc w:val="center"/>
@@ -22319,8 +22730,8 @@
           <w:lang w:val="en-US" w:eastAsia="zh-CN"/>
         </w:rPr>
       </w:pPr>
-      <w:bookmarkStart w:id="139" w:name="_Toc23886"/>
-      <w:bookmarkStart w:id="140" w:name="_Toc18521"/>
+      <w:bookmarkStart w:id="139" w:name="_Toc18521"/>
+      <w:bookmarkStart w:id="140" w:name="_Toc7569"/>
       <w:bookmarkStart w:id="141" w:name="测试结果分析"/>
       <w:r>
         <w:rPr>
@@ -22456,7 +22867,7 @@
           <w:rFonts w:hint="eastAsia"/>
         </w:rPr>
       </w:pPr>
-      <w:bookmarkStart w:id="142" w:name="_Toc11719"/>
+      <w:bookmarkStart w:id="142" w:name="_Toc5874"/>
       <w:bookmarkStart w:id="143" w:name="_Toc25980"/>
       <w:bookmarkStart w:id="144" w:name="总结和展望"/>
       <w:r>
@@ -22477,7 +22888,7 @@
           <w:lang w:val="en-US" w:eastAsia="zh-CN"/>
         </w:rPr>
       </w:pPr>
-      <w:bookmarkStart w:id="145" w:name="_Toc2448"/>
+      <w:bookmarkStart w:id="145" w:name="_Toc10229"/>
       <w:bookmarkStart w:id="146" w:name="_Toc31808"/>
       <w:bookmarkStart w:id="147" w:name="总结"/>
       <w:r>
@@ -22576,7 +22987,7 @@
           <w:lang w:val="en-US" w:eastAsia="zh-CN"/>
         </w:rPr>
       </w:pPr>
-      <w:bookmarkStart w:id="148" w:name="_Toc9484"/>
+      <w:bookmarkStart w:id="148" w:name="_Toc13544"/>
       <w:bookmarkStart w:id="149" w:name="_Toc12949"/>
       <w:bookmarkStart w:id="150" w:name="展望"/>
       <w:r>
@@ -22638,7 +23049,7 @@
         </w:rPr>
       </w:pPr>
       <w:bookmarkStart w:id="151" w:name="_Toc4130"/>
-      <w:bookmarkStart w:id="152" w:name="_Toc17089"/>
+      <w:bookmarkStart w:id="152" w:name="_Toc26574"/>
       <w:bookmarkStart w:id="153" w:name="个人总结与反思"/>
       <w:r>
         <w:rPr>
@@ -22992,8 +23403,8 @@
           <w:szCs w:val="44"/>
         </w:rPr>
       </w:pPr>
-      <w:bookmarkStart w:id="154" w:name="_Toc25364"/>
-      <w:bookmarkStart w:id="155" w:name="_Toc25736"/>
+      <w:bookmarkStart w:id="154" w:name="_Toc25736"/>
+      <w:bookmarkStart w:id="155" w:name="_Toc13514"/>
       <w:r>
         <w:rPr>
           <w:rFonts w:hint="eastAsia"/>
@@ -24108,7 +24519,7 @@
         </w:rPr>
       </w:pPr>
       <w:bookmarkStart w:id="156" w:name="_Toc25375"/>
-      <w:bookmarkStart w:id="157" w:name="_Toc30707"/>
+      <w:bookmarkStart w:id="157" w:name="_Toc1014"/>
       <w:r>
         <w:rPr>
           <w:rFonts w:hint="eastAsia"/>
@@ -24153,7 +24564,7 @@
           <w:sz w:val="28"/>
           <w:szCs w:val="28"/>
         </w:rPr>
-        <w:t>首先要对姚老师的指导工作表示诚挚的谢意，在选题、方案设计、论文写作、毕业设计的整个过程中都给予了很大的支持与鼓励。姚老师就整体思路、技术路线、论文结构等给予很多有价值的建议，使得本次毕业设计得以比较顺利的完成。 同时感谢嘉立创（JLC）和Raspberry Pi Foundation提供给的实验环境、实验教学平台以及同学之间在硬件调试、系统检测、资料查阅等各方面的交流。还要特别感谢父母对我的关心照顾和支持，才得以让我专心做毕业论文。 最后要向所有对本次毕业设计做出过指导、支持的老师表示感谢，同时也要向帮助我完成毕业设计的同学表达我的敬意。正是不断地调试、修改、完善，对智能硬件、边缘计算、物联网系统开发有了更深入的认识，也会成为我以后学习、发展的基础。</w:t>
+        <w:t>首先，要对姚老师指导工作表示最真诚的感谢，在选题、方案设计、论文写作、毕业设计等各个环节上都得到了老师很大的支持和鼓励。姚老师对整个研究思路、技术路线、论文结构等提出了许多有见地的指导，使本次毕业设计可以比较顺利地完成。同时向嘉立创(JLC)、Raspberry Pi Foundation等提供实验环境、实验教学平台的同学及在硬件调试、系统检测、资料查阅等各个方面的交流。还要感谢父母对我的关心和照顾，才能使我不顾一切地进行毕业论文的研究。最后我要向所有对本次毕业设计作出过指导和支持的老师表示感谢，并向帮助我完成毕业设计的同学们表示敬意。正是不断调试、修改、完善，才使得智能硬件、边缘计算、物联网系统的开发有了更加深刻的认识，也将是我以后学习、发展的基础。</w:t>
       </w:r>
     </w:p>
     <w:p>
